--- a/Adrian_Eduardo.docx
+++ b/Adrian_Eduardo.docx
@@ -72,6 +72,13 @@
     </w:p>
     <w:sdt>
       <w:sdtPr>
+        <w:rPr>
+          <w:rFonts w:asciiTheme="majorHAnsi" w:eastAsiaTheme="majorEastAsia" w:hAnsiTheme="majorHAnsi" w:cstheme="majorBidi"/>
+          <w:color w:val="2F5496" w:themeColor="accent1" w:themeShade="BF"/>
+          <w:sz w:val="32"/>
+          <w:szCs w:val="32"/>
+          <w:lang w:eastAsia="es-ES"/>
+        </w:rPr>
         <w:id w:val="83199458"/>
         <w:docPartObj>
           <w:docPartGallery w:val="Cover Pages"/>
@@ -80,11 +87,11 @@
       </w:sdtPr>
       <w:sdtEndPr>
         <w:rPr>
-          <w:rFonts w:asciiTheme="majorHAnsi" w:eastAsiaTheme="majorEastAsia" w:hAnsiTheme="majorHAnsi" w:cstheme="majorBidi"/>
-          <w:color w:val="2F5496" w:themeColor="accent1" w:themeShade="BF"/>
-          <w:sz w:val="32"/>
-          <w:szCs w:val="32"/>
-          <w:lang w:eastAsia="es-ES"/>
+          <w:rFonts w:ascii="Arial" w:eastAsiaTheme="minorHAnsi" w:hAnsi="Arial" w:cstheme="minorBidi"/>
+          <w:color w:val="auto"/>
+          <w:sz w:val="22"/>
+          <w:szCs w:val="22"/>
+          <w:lang w:eastAsia="en-US"/>
         </w:rPr>
       </w:sdtEndPr>
       <w:sdtContent>
@@ -624,6 +631,7 @@
                                     <w:dataBinding w:prefixMappings="xmlns:ns0='http://purl.org/dc/elements/1.1/' xmlns:ns1='http://schemas.openxmlformats.org/package/2006/metadata/core-properties' " w:xpath="/ns1:coreProperties[1]/ns0:title[1]" w:storeItemID="{6C3C8BC8-F283-45AE-878A-BAB7291924A1}"/>
                                     <w:text/>
                                   </w:sdtPr>
+                                  <w:sdtEndPr/>
                                   <w:sdtContent>
                                     <w:p>
                                       <w:pPr>
@@ -680,6 +688,7 @@
                                     <w:dataBinding w:prefixMappings="xmlns:ns0='http://purl.org/dc/elements/1.1/' xmlns:ns1='http://schemas.openxmlformats.org/package/2006/metadata/core-properties' " w:xpath="/ns1:coreProperties[1]/ns0:subject[1]" w:storeItemID="{6C3C8BC8-F283-45AE-878A-BAB7291924A1}"/>
                                     <w:text/>
                                   </w:sdtPr>
+                                  <w:sdtEndPr/>
                                   <w:sdtContent>
                                     <w:p>
                                       <w:pPr>
@@ -713,7 +722,7 @@
                                             </w14:srgbClr>
                                           </w14:shadow>
                                         </w:rPr>
-                                        <w:t xml:space="preserve"> PROYECTO INTERMODULAR</w:t>
+                                        <w:t>PROYECTO INTERMODULAR</w:t>
                                       </w:r>
                                     </w:p>
                                   </w:sdtContent>
@@ -786,6 +795,7 @@
                               <w:dataBinding w:prefixMappings="xmlns:ns0='http://purl.org/dc/elements/1.1/' xmlns:ns1='http://schemas.openxmlformats.org/package/2006/metadata/core-properties' " w:xpath="/ns1:coreProperties[1]/ns0:title[1]" w:storeItemID="{6C3C8BC8-F283-45AE-878A-BAB7291924A1}"/>
                               <w:text/>
                             </w:sdtPr>
+                            <w:sdtEndPr/>
                             <w:sdtContent>
                               <w:p>
                                 <w:pPr>
@@ -842,6 +852,7 @@
                               <w:dataBinding w:prefixMappings="xmlns:ns0='http://purl.org/dc/elements/1.1/' xmlns:ns1='http://schemas.openxmlformats.org/package/2006/metadata/core-properties' " w:xpath="/ns1:coreProperties[1]/ns0:subject[1]" w:storeItemID="{6C3C8BC8-F283-45AE-878A-BAB7291924A1}"/>
                               <w:text/>
                             </w:sdtPr>
+                            <w:sdtEndPr/>
                             <w:sdtContent>
                               <w:p>
                                 <w:pPr>
@@ -875,7 +886,7 @@
                                       </w14:srgbClr>
                                     </w14:shadow>
                                   </w:rPr>
-                                  <w:t xml:space="preserve"> PROYECTO INTERMODULAR</w:t>
+                                  <w:t>PROYECTO INTERMODULAR</w:t>
                                 </w:r>
                               </w:p>
                             </w:sdtContent>
@@ -891,10 +902,6 @@
           </w:r>
         </w:p>
         <w:p>
-          <w:pPr>
-            <w:pStyle w:val="TtuloTDC"/>
-            <w:jc w:val="center"/>
-          </w:pPr>
           <w:r>
             <w:rPr>
               <w:noProof/>
@@ -1140,20 +1147,14 @@
     </w:sdt>
     <w:p>
       <w:pPr>
-        <w:pStyle w:val="TtuloTDC"/>
-        <w:jc w:val="center"/>
-        <w:rPr>
-          <w:rFonts w:asciiTheme="minorHAnsi" w:eastAsiaTheme="minorHAnsi" w:hAnsiTheme="minorHAnsi" w:cstheme="minorBidi"/>
-          <w:color w:val="auto"/>
-          <w:sz w:val="22"/>
-          <w:szCs w:val="22"/>
-          <w:lang w:eastAsia="en-US"/>
+        <w:rPr>
+          <w:rFonts w:asciiTheme="minorHAnsi" w:hAnsiTheme="minorHAnsi"/>
         </w:rPr>
       </w:pPr>
     </w:p>
     <w:sdt>
       <w:sdtPr>
-        <w:id w:val="-886798820"/>
+        <w:id w:val="401336003"/>
         <w:docPartObj>
           <w:docPartGallery w:val="Table of Contents"/>
           <w:docPartUnique/>
@@ -1161,29 +1162,23 @@
       </w:sdtPr>
       <w:sdtEndPr>
         <w:rPr>
+          <w:rFonts w:ascii="Arial" w:eastAsiaTheme="minorHAnsi" w:hAnsi="Arial" w:cstheme="minorBidi"/>
           <w:b/>
           <w:bCs/>
+          <w:color w:val="auto"/>
+          <w:sz w:val="22"/>
+          <w:szCs w:val="22"/>
+          <w:lang w:eastAsia="en-US"/>
         </w:rPr>
       </w:sdtEndPr>
       <w:sdtContent>
         <w:p>
           <w:pPr>
+            <w:pStyle w:val="TtuloTDC"/>
             <w:jc w:val="center"/>
-            <w:rPr>
-              <w:b/>
-              <w:bCs/>
-              <w:sz w:val="28"/>
-              <w:szCs w:val="28"/>
-            </w:rPr>
           </w:pPr>
           <w:r>
-            <w:rPr>
-              <w:b/>
-              <w:bCs/>
-              <w:sz w:val="28"/>
-              <w:szCs w:val="28"/>
-            </w:rPr>
-            <w:t>Índice</w:t>
+            <w:t>-CONTENIDO-</w:t>
           </w:r>
         </w:p>
         <w:p>
@@ -1200,7 +1195,9 @@
               <w:tab w:val="right" w:leader="dot" w:pos="8494"/>
             </w:tabs>
             <w:rPr>
+              <w:rFonts w:asciiTheme="minorHAnsi" w:eastAsiaTheme="minorEastAsia" w:hAnsiTheme="minorHAnsi"/>
               <w:noProof/>
+              <w:lang w:eastAsia="es-ES"/>
             </w:rPr>
           </w:pPr>
           <w:r>
@@ -1212,7 +1209,7 @@
           <w:r>
             <w:fldChar w:fldCharType="separate"/>
           </w:r>
-          <w:hyperlink w:anchor="_Toc224474515" w:history="1">
+          <w:hyperlink w:anchor="_Toc227770856" w:history="1">
             <w:r>
               <w:rPr>
                 <w:rStyle w:val="Hipervnculo"/>
@@ -1239,7 +1236,7 @@
                 <w:noProof/>
                 <w:webHidden/>
               </w:rPr>
-              <w:instrText xml:space="preserve"> PAGEREF _Toc224474515 \h </w:instrText>
+              <w:instrText xml:space="preserve"> PAGEREF _Toc227770856 \h </w:instrText>
             </w:r>
             <w:r>
               <w:rPr>
@@ -1277,10 +1274,12 @@
               <w:tab w:val="right" w:leader="dot" w:pos="8494"/>
             </w:tabs>
             <w:rPr>
+              <w:rFonts w:asciiTheme="minorHAnsi" w:eastAsiaTheme="minorEastAsia" w:hAnsiTheme="minorHAnsi"/>
               <w:noProof/>
+              <w:lang w:eastAsia="es-ES"/>
             </w:rPr>
           </w:pPr>
-          <w:hyperlink w:anchor="_Toc224474516" w:history="1">
+          <w:hyperlink w:anchor="_Toc227770857" w:history="1">
             <w:r>
               <w:rPr>
                 <w:rStyle w:val="Hipervnculo"/>
@@ -1307,7 +1306,7 @@
                 <w:noProof/>
                 <w:webHidden/>
               </w:rPr>
-              <w:instrText xml:space="preserve"> PAGEREF _Toc224474516 \h </w:instrText>
+              <w:instrText xml:space="preserve"> PAGEREF _Toc227770857 \h </w:instrText>
             </w:r>
             <w:r>
               <w:rPr>
@@ -1345,10 +1344,12 @@
               <w:tab w:val="right" w:leader="dot" w:pos="8494"/>
             </w:tabs>
             <w:rPr>
+              <w:rFonts w:asciiTheme="minorHAnsi" w:eastAsiaTheme="minorEastAsia" w:hAnsiTheme="minorHAnsi"/>
               <w:noProof/>
+              <w:lang w:eastAsia="es-ES"/>
             </w:rPr>
           </w:pPr>
-          <w:hyperlink w:anchor="_Toc224474517" w:history="1">
+          <w:hyperlink w:anchor="_Toc227770858" w:history="1">
             <w:r>
               <w:rPr>
                 <w:rStyle w:val="Hipervnculo"/>
@@ -1375,7 +1376,7 @@
                 <w:noProof/>
                 <w:webHidden/>
               </w:rPr>
-              <w:instrText xml:space="preserve"> PAGEREF _Toc224474517 \h </w:instrText>
+              <w:instrText xml:space="preserve"> PAGEREF _Toc227770858 \h </w:instrText>
             </w:r>
             <w:r>
               <w:rPr>
@@ -1413,10 +1414,12 @@
               <w:tab w:val="right" w:leader="dot" w:pos="8494"/>
             </w:tabs>
             <w:rPr>
+              <w:rFonts w:asciiTheme="minorHAnsi" w:eastAsiaTheme="minorEastAsia" w:hAnsiTheme="minorHAnsi"/>
               <w:noProof/>
+              <w:lang w:eastAsia="es-ES"/>
             </w:rPr>
           </w:pPr>
-          <w:hyperlink w:anchor="_Toc224474518" w:history="1">
+          <w:hyperlink w:anchor="_Toc227770859" w:history="1">
             <w:r>
               <w:rPr>
                 <w:rStyle w:val="Hipervnculo"/>
@@ -1443,7 +1446,7 @@
                 <w:noProof/>
                 <w:webHidden/>
               </w:rPr>
-              <w:instrText xml:space="preserve"> PAGEREF _Toc224474518 \h </w:instrText>
+              <w:instrText xml:space="preserve"> PAGEREF _Toc227770859 \h </w:instrText>
             </w:r>
             <w:r>
               <w:rPr>
@@ -1481,10 +1484,12 @@
               <w:tab w:val="right" w:leader="dot" w:pos="8494"/>
             </w:tabs>
             <w:rPr>
+              <w:rFonts w:asciiTheme="minorHAnsi" w:eastAsiaTheme="minorEastAsia" w:hAnsiTheme="minorHAnsi"/>
               <w:noProof/>
+              <w:lang w:eastAsia="es-ES"/>
             </w:rPr>
           </w:pPr>
-          <w:hyperlink w:anchor="_Toc224474519" w:history="1">
+          <w:hyperlink w:anchor="_Toc227770860" w:history="1">
             <w:r>
               <w:rPr>
                 <w:rStyle w:val="Hipervnculo"/>
@@ -1511,7 +1516,7 @@
                 <w:noProof/>
                 <w:webHidden/>
               </w:rPr>
-              <w:instrText xml:space="preserve"> PAGEREF _Toc224474519 \h </w:instrText>
+              <w:instrText xml:space="preserve"> PAGEREF _Toc227770860 \h </w:instrText>
             </w:r>
             <w:r>
               <w:rPr>
@@ -1549,10 +1554,12 @@
               <w:tab w:val="right" w:leader="dot" w:pos="8494"/>
             </w:tabs>
             <w:rPr>
+              <w:rFonts w:asciiTheme="minorHAnsi" w:eastAsiaTheme="minorEastAsia" w:hAnsiTheme="minorHAnsi"/>
               <w:noProof/>
+              <w:lang w:eastAsia="es-ES"/>
             </w:rPr>
           </w:pPr>
-          <w:hyperlink w:anchor="_Toc224474520" w:history="1">
+          <w:hyperlink w:anchor="_Toc227770861" w:history="1">
             <w:r>
               <w:rPr>
                 <w:rStyle w:val="Hipervnculo"/>
@@ -1579,7 +1586,7 @@
                 <w:noProof/>
                 <w:webHidden/>
               </w:rPr>
-              <w:instrText xml:space="preserve"> PAGEREF _Toc224474520 \h </w:instrText>
+              <w:instrText xml:space="preserve"> PAGEREF _Toc227770861 \h </w:instrText>
             </w:r>
             <w:r>
               <w:rPr>
@@ -1617,10 +1624,12 @@
               <w:tab w:val="right" w:leader="dot" w:pos="8494"/>
             </w:tabs>
             <w:rPr>
+              <w:rFonts w:asciiTheme="minorHAnsi" w:eastAsiaTheme="minorEastAsia" w:hAnsiTheme="minorHAnsi"/>
               <w:noProof/>
+              <w:lang w:eastAsia="es-ES"/>
             </w:rPr>
           </w:pPr>
-          <w:hyperlink w:anchor="_Toc224474521" w:history="1">
+          <w:hyperlink w:anchor="_Toc227770862" w:history="1">
             <w:r>
               <w:rPr>
                 <w:rStyle w:val="Hipervnculo"/>
@@ -1647,7 +1656,7 @@
                 <w:noProof/>
                 <w:webHidden/>
               </w:rPr>
-              <w:instrText xml:space="preserve"> PAGEREF _Toc224474521 \h </w:instrText>
+              <w:instrText xml:space="preserve"> PAGEREF _Toc227770862 \h </w:instrText>
             </w:r>
             <w:r>
               <w:rPr>
@@ -1685,10 +1694,12 @@
               <w:tab w:val="right" w:leader="dot" w:pos="8494"/>
             </w:tabs>
             <w:rPr>
+              <w:rFonts w:asciiTheme="minorHAnsi" w:eastAsiaTheme="minorEastAsia" w:hAnsiTheme="minorHAnsi"/>
               <w:noProof/>
+              <w:lang w:eastAsia="es-ES"/>
             </w:rPr>
           </w:pPr>
-          <w:hyperlink w:anchor="_Toc224474522" w:history="1">
+          <w:hyperlink w:anchor="_Toc227770863" w:history="1">
             <w:r>
               <w:rPr>
                 <w:rStyle w:val="Hipervnculo"/>
@@ -1715,7 +1726,7 @@
                 <w:noProof/>
                 <w:webHidden/>
               </w:rPr>
-              <w:instrText xml:space="preserve"> PAGEREF _Toc224474522 \h </w:instrText>
+              <w:instrText xml:space="preserve"> PAGEREF _Toc227770863 \h </w:instrText>
             </w:r>
             <w:r>
               <w:rPr>
@@ -1753,10 +1764,12 @@
               <w:tab w:val="right" w:leader="dot" w:pos="8494"/>
             </w:tabs>
             <w:rPr>
+              <w:rFonts w:asciiTheme="minorHAnsi" w:eastAsiaTheme="minorEastAsia" w:hAnsiTheme="minorHAnsi"/>
               <w:noProof/>
+              <w:lang w:eastAsia="es-ES"/>
             </w:rPr>
           </w:pPr>
-          <w:hyperlink w:anchor="_Toc224474523" w:history="1">
+          <w:hyperlink w:anchor="_Toc227770864" w:history="1">
             <w:r>
               <w:rPr>
                 <w:rStyle w:val="Hipervnculo"/>
@@ -1783,7 +1796,7 @@
                 <w:noProof/>
                 <w:webHidden/>
               </w:rPr>
-              <w:instrText xml:space="preserve"> PAGEREF _Toc224474523 \h </w:instrText>
+              <w:instrText xml:space="preserve"> PAGEREF _Toc227770864 \h </w:instrText>
             </w:r>
             <w:r>
               <w:rPr>
@@ -1821,10 +1834,12 @@
               <w:tab w:val="right" w:leader="dot" w:pos="8494"/>
             </w:tabs>
             <w:rPr>
+              <w:rFonts w:asciiTheme="minorHAnsi" w:eastAsiaTheme="minorEastAsia" w:hAnsiTheme="minorHAnsi"/>
               <w:noProof/>
+              <w:lang w:eastAsia="es-ES"/>
             </w:rPr>
           </w:pPr>
-          <w:hyperlink w:anchor="_Toc224474524" w:history="1">
+          <w:hyperlink w:anchor="_Toc227770865" w:history="1">
             <w:r>
               <w:rPr>
                 <w:rStyle w:val="Hipervnculo"/>
@@ -1851,7 +1866,7 @@
                 <w:noProof/>
                 <w:webHidden/>
               </w:rPr>
-              <w:instrText xml:space="preserve"> PAGEREF _Toc224474524 \h </w:instrText>
+              <w:instrText xml:space="preserve"> PAGEREF _Toc227770865 \h </w:instrText>
             </w:r>
             <w:r>
               <w:rPr>
@@ -1889,10 +1904,12 @@
               <w:tab w:val="right" w:leader="dot" w:pos="8494"/>
             </w:tabs>
             <w:rPr>
+              <w:rFonts w:asciiTheme="minorHAnsi" w:eastAsiaTheme="minorEastAsia" w:hAnsiTheme="minorHAnsi"/>
               <w:noProof/>
+              <w:lang w:eastAsia="es-ES"/>
             </w:rPr>
           </w:pPr>
-          <w:hyperlink w:anchor="_Toc224474525" w:history="1">
+          <w:hyperlink w:anchor="_Toc227770866" w:history="1">
             <w:r>
               <w:rPr>
                 <w:rStyle w:val="Hipervnculo"/>
@@ -1919,7 +1936,7 @@
                 <w:noProof/>
                 <w:webHidden/>
               </w:rPr>
-              <w:instrText xml:space="preserve"> PAGEREF _Toc224474525 \h </w:instrText>
+              <w:instrText xml:space="preserve"> PAGEREF _Toc227770866 \h </w:instrText>
             </w:r>
             <w:r>
               <w:rPr>
@@ -1951,6 +1968,216 @@
           </w:hyperlink>
         </w:p>
         <w:p>
+          <w:pPr>
+            <w:pStyle w:val="TDC1"/>
+            <w:tabs>
+              <w:tab w:val="right" w:leader="dot" w:pos="8494"/>
+            </w:tabs>
+            <w:rPr>
+              <w:rFonts w:asciiTheme="minorHAnsi" w:eastAsiaTheme="minorEastAsia" w:hAnsiTheme="minorHAnsi"/>
+              <w:noProof/>
+              <w:lang w:eastAsia="es-ES"/>
+            </w:rPr>
+          </w:pPr>
+          <w:hyperlink w:anchor="_Toc227770867" w:history="1">
+            <w:r>
+              <w:rPr>
+                <w:rStyle w:val="Hipervnculo"/>
+                <w:noProof/>
+              </w:rPr>
+              <w:t>9. Modelo de base de datos</w:t>
+            </w:r>
+            <w:r>
+              <w:rPr>
+                <w:noProof/>
+                <w:webHidden/>
+              </w:rPr>
+              <w:tab/>
+            </w:r>
+            <w:r>
+              <w:rPr>
+                <w:noProof/>
+                <w:webHidden/>
+              </w:rPr>
+              <w:fldChar w:fldCharType="begin"/>
+            </w:r>
+            <w:r>
+              <w:rPr>
+                <w:noProof/>
+                <w:webHidden/>
+              </w:rPr>
+              <w:instrText xml:space="preserve"> PAGEREF _Toc227770867 \h </w:instrText>
+            </w:r>
+            <w:r>
+              <w:rPr>
+                <w:noProof/>
+                <w:webHidden/>
+              </w:rPr>
+            </w:r>
+            <w:r>
+              <w:rPr>
+                <w:noProof/>
+                <w:webHidden/>
+              </w:rPr>
+              <w:fldChar w:fldCharType="separate"/>
+            </w:r>
+            <w:r>
+              <w:rPr>
+                <w:noProof/>
+                <w:webHidden/>
+              </w:rPr>
+              <w:t>7</w:t>
+            </w:r>
+            <w:r>
+              <w:rPr>
+                <w:noProof/>
+                <w:webHidden/>
+              </w:rPr>
+              <w:fldChar w:fldCharType="end"/>
+            </w:r>
+          </w:hyperlink>
+        </w:p>
+        <w:p>
+          <w:pPr>
+            <w:pStyle w:val="TDC2"/>
+            <w:tabs>
+              <w:tab w:val="right" w:leader="dot" w:pos="8494"/>
+            </w:tabs>
+            <w:rPr>
+              <w:rFonts w:asciiTheme="minorHAnsi" w:eastAsiaTheme="minorEastAsia" w:hAnsiTheme="minorHAnsi"/>
+              <w:noProof/>
+              <w:lang w:eastAsia="es-ES"/>
+            </w:rPr>
+          </w:pPr>
+          <w:hyperlink w:anchor="_Toc227770868" w:history="1">
+            <w:r>
+              <w:rPr>
+                <w:rStyle w:val="Hipervnculo"/>
+                <w:noProof/>
+              </w:rPr>
+              <w:t>8.1 Integridad y Persistencia</w:t>
+            </w:r>
+            <w:r>
+              <w:rPr>
+                <w:noProof/>
+                <w:webHidden/>
+              </w:rPr>
+              <w:tab/>
+            </w:r>
+            <w:r>
+              <w:rPr>
+                <w:noProof/>
+                <w:webHidden/>
+              </w:rPr>
+              <w:fldChar w:fldCharType="begin"/>
+            </w:r>
+            <w:r>
+              <w:rPr>
+                <w:noProof/>
+                <w:webHidden/>
+              </w:rPr>
+              <w:instrText xml:space="preserve"> PAGEREF _Toc227770868 \h </w:instrText>
+            </w:r>
+            <w:r>
+              <w:rPr>
+                <w:noProof/>
+                <w:webHidden/>
+              </w:rPr>
+            </w:r>
+            <w:r>
+              <w:rPr>
+                <w:noProof/>
+                <w:webHidden/>
+              </w:rPr>
+              <w:fldChar w:fldCharType="separate"/>
+            </w:r>
+            <w:r>
+              <w:rPr>
+                <w:noProof/>
+                <w:webHidden/>
+              </w:rPr>
+              <w:t>8</w:t>
+            </w:r>
+            <w:r>
+              <w:rPr>
+                <w:noProof/>
+                <w:webHidden/>
+              </w:rPr>
+              <w:fldChar w:fldCharType="end"/>
+            </w:r>
+          </w:hyperlink>
+        </w:p>
+        <w:p>
+          <w:pPr>
+            <w:pStyle w:val="TDC2"/>
+            <w:tabs>
+              <w:tab w:val="right" w:leader="dot" w:pos="8494"/>
+            </w:tabs>
+            <w:rPr>
+              <w:rFonts w:asciiTheme="minorHAnsi" w:eastAsiaTheme="minorEastAsia" w:hAnsiTheme="minorHAnsi"/>
+              <w:noProof/>
+              <w:lang w:eastAsia="es-ES"/>
+            </w:rPr>
+          </w:pPr>
+          <w:hyperlink w:anchor="_Toc227770869" w:history="1">
+            <w:r>
+              <w:rPr>
+                <w:rStyle w:val="Hipervnculo"/>
+                <w:noProof/>
+              </w:rPr>
+              <w:t>8.2 Relaciones y esquema E/R</w:t>
+            </w:r>
+            <w:r>
+              <w:rPr>
+                <w:noProof/>
+                <w:webHidden/>
+              </w:rPr>
+              <w:tab/>
+            </w:r>
+            <w:r>
+              <w:rPr>
+                <w:noProof/>
+                <w:webHidden/>
+              </w:rPr>
+              <w:fldChar w:fldCharType="begin"/>
+            </w:r>
+            <w:r>
+              <w:rPr>
+                <w:noProof/>
+                <w:webHidden/>
+              </w:rPr>
+              <w:instrText xml:space="preserve"> PAGEREF _Toc227770869 \h </w:instrText>
+            </w:r>
+            <w:r>
+              <w:rPr>
+                <w:noProof/>
+                <w:webHidden/>
+              </w:rPr>
+            </w:r>
+            <w:r>
+              <w:rPr>
+                <w:noProof/>
+                <w:webHidden/>
+              </w:rPr>
+              <w:fldChar w:fldCharType="separate"/>
+            </w:r>
+            <w:r>
+              <w:rPr>
+                <w:noProof/>
+                <w:webHidden/>
+              </w:rPr>
+              <w:t>8</w:t>
+            </w:r>
+            <w:r>
+              <w:rPr>
+                <w:noProof/>
+                <w:webHidden/>
+              </w:rPr>
+              <w:fldChar w:fldCharType="end"/>
+            </w:r>
+          </w:hyperlink>
+        </w:p>
+        <w:p>
           <w:r>
             <w:rPr>
               <w:b/>
@@ -1970,7 +2197,7 @@
       <w:pPr>
         <w:pStyle w:val="Ttulo1"/>
       </w:pPr>
-      <w:bookmarkStart w:id="0" w:name="_Toc224474515"/>
+      <w:bookmarkStart w:id="0" w:name="_Toc227770856"/>
       <w:r>
         <w:lastRenderedPageBreak/>
         <w:t>1. Introducción</w:t>
@@ -2109,7 +2336,7 @@
       <w:pPr>
         <w:pStyle w:val="Ttulo1"/>
       </w:pPr>
-      <w:bookmarkStart w:id="1" w:name="_Toc224474516"/>
+      <w:bookmarkStart w:id="1" w:name="_Toc227770857"/>
       <w:r>
         <w:t>2. Descripción del proyecto</w:t>
       </w:r>
@@ -2146,12 +2373,13 @@
       <w:pPr>
         <w:pStyle w:val="Ttulo2"/>
       </w:pPr>
-      <w:bookmarkStart w:id="2" w:name="_Toc224474517"/>
+      <w:bookmarkStart w:id="2" w:name="_Toc227770858"/>
       <w:r>
         <w:t>2.1 Usuarios del sistema</w:t>
       </w:r>
       <w:bookmarkEnd w:id="2"/>
     </w:p>
+    <w:p/>
     <w:p>
       <w:pPr>
         <w:rPr>
@@ -2232,12 +2460,13 @@
       <w:pPr>
         <w:pStyle w:val="Ttulo2"/>
       </w:pPr>
-      <w:bookmarkStart w:id="3" w:name="_Toc224474518"/>
+      <w:bookmarkStart w:id="3" w:name="_Toc227770859"/>
       <w:r>
         <w:t>2.2 Funcionalidades para usuarios</w:t>
       </w:r>
       <w:bookmarkEnd w:id="3"/>
     </w:p>
+    <w:p/>
     <w:p>
       <w:r>
         <w:t>Los usuarios registrados en la plataforma disponen de diferentes funcionalidades que les permiten interactuar con el sistema.</w:t>
@@ -2299,12 +2528,13 @@
       <w:pPr>
         <w:pStyle w:val="Ttulo2"/>
       </w:pPr>
-      <w:bookmarkStart w:id="4" w:name="_Toc224474519"/>
+      <w:bookmarkStart w:id="4" w:name="_Toc227770860"/>
       <w:r>
         <w:t>2.3 Funcionalidades para administradores</w:t>
       </w:r>
       <w:bookmarkEnd w:id="4"/>
     </w:p>
+    <w:p/>
     <w:p>
       <w:r>
         <w:t>Los administradores disponen de un panel de gestión que les permite administrar el contenido del sistema.</w:t>
@@ -2346,6 +2576,7 @@
     </w:p>
     <w:p>
       <w:r>
+        <w:lastRenderedPageBreak/>
         <w:t>Los administradores pueden revisar las peticiones de canciones realizadas por los usuarios. A partir de estas solicitudes pueden decidir si añadir nuevas canciones al sistema.</w:t>
       </w:r>
     </w:p>
@@ -2354,9 +2585,8 @@
       <w:pPr>
         <w:pStyle w:val="Ttulo1"/>
       </w:pPr>
-      <w:bookmarkStart w:id="5" w:name="_Toc224474520"/>
-      <w:r>
-        <w:lastRenderedPageBreak/>
+      <w:bookmarkStart w:id="5" w:name="_Toc227770861"/>
+      <w:r>
         <w:t>3. Objetivos del proyecto</w:t>
       </w:r>
       <w:bookmarkEnd w:id="5"/>
@@ -2395,6 +2625,3179 @@
           <w:bCs/>
         </w:rPr>
         <w:t>Objetivos específicos</w:t>
+      </w:r>
+    </w:p>
+    <w:p>
+      <w:r>
+        <w:t>Diseñar una interfaz sencilla e intuitiva para los usuarios.</w:t>
+      </w:r>
+    </w:p>
+    <w:p>
+      <w:r>
+        <w:t>Implementar un sistema que permita organizar y reproducir canciones.</w:t>
+      </w:r>
+    </w:p>
+    <w:p>
+      <w:r>
+        <w:t>Facilitar la incorporación de nuevas canciones mediante un sistema de peticiones.</w:t>
+      </w:r>
+    </w:p>
+    <w:p>
+      <w:r>
+        <w:t>Desarrollar herramientas de administración para la gestión del contenido.</w:t>
+      </w:r>
+    </w:p>
+    <w:p>
+      <w:r>
+        <w:t>Garantizar una experiencia de uso fluida y accesible para los usuarios.</w:t>
+      </w:r>
+    </w:p>
+    <w:p/>
+    <w:p>
+      <w:pPr>
+        <w:pStyle w:val="Ttulo1"/>
+      </w:pPr>
+      <w:bookmarkStart w:id="6" w:name="_Toc227770862"/>
+      <w:r>
+        <w:t>4. Tecnologías utilizadas</w:t>
+      </w:r>
+      <w:bookmarkEnd w:id="6"/>
+    </w:p>
+    <w:p/>
+    <w:p>
+      <w:r>
+        <w:t xml:space="preserve">Para el desarrollo de la aplicación web se han seleccionado tecnologías y herramientas que permiten un desarrollo ágil, flexible y compatible con la mayoría de dispositivos. A </w:t>
+      </w:r>
+      <w:proofErr w:type="gramStart"/>
+      <w:r>
+        <w:t>continuación</w:t>
+      </w:r>
+      <w:proofErr w:type="gramEnd"/>
+      <w:r>
+        <w:t xml:space="preserve"> se detallan las principales tecnologías empleadas.</w:t>
+      </w:r>
+    </w:p>
+    <w:p>
+      <w:r>
+        <w:rPr>
+          <w:rStyle w:val="Textoennegrita"/>
+        </w:rPr>
+        <w:t>Entorno de desarrollo</w:t>
+      </w:r>
+    </w:p>
+    <w:p>
+      <w:r>
+        <w:rPr>
+          <w:rStyle w:val="Textoennegrita"/>
+        </w:rPr>
+        <w:t>VSCode</w:t>
+      </w:r>
+      <w:r>
+        <w:t>: editor de código utilizado para programar tanto el frontend como el backend.</w:t>
+      </w:r>
+    </w:p>
+    <w:p>
+      <w:r>
+        <w:rPr>
+          <w:rStyle w:val="Textoennegrita"/>
+        </w:rPr>
+        <w:t>XAMPP</w:t>
+      </w:r>
+      <w:r>
+        <w:t>: servidor local con Apache y MySQL que permite ejecutar y probar la aplicación durante el desarrollo.</w:t>
+      </w:r>
+    </w:p>
+    <w:p>
+      <w:r>
+        <w:rPr>
+          <w:rStyle w:val="Textoennegrita"/>
+        </w:rPr>
+        <w:t>Frontend</w:t>
+      </w:r>
+    </w:p>
+    <w:p>
+      <w:r>
+        <w:rPr>
+          <w:rStyle w:val="Textoennegrita"/>
+        </w:rPr>
+        <w:t>HTML</w:t>
+      </w:r>
+      <w:r>
+        <w:t xml:space="preserve"> y </w:t>
+      </w:r>
+      <w:r>
+        <w:rPr>
+          <w:rStyle w:val="Textoennegrita"/>
+        </w:rPr>
+        <w:t>CSS</w:t>
+      </w:r>
+      <w:r>
+        <w:t>: para estructurar y diseñar la interfaz web.</w:t>
+      </w:r>
+    </w:p>
+    <w:p>
+      <w:r>
+        <w:rPr>
+          <w:rStyle w:val="Textoennegrita"/>
+        </w:rPr>
+        <w:t>Bootstrap</w:t>
+      </w:r>
+      <w:r>
+        <w:t>: framework de CSS que facilita la creación de interfaces responsivas y consistentes.</w:t>
+      </w:r>
+    </w:p>
+    <w:p>
+      <w:r>
+        <w:rPr>
+          <w:rStyle w:val="Textoennegrita"/>
+        </w:rPr>
+        <w:t>JavaScript</w:t>
+      </w:r>
+      <w:r>
+        <w:t xml:space="preserve">: se utilizará de forma complementaria para añadir interactividad y mejorar la experiencia del usuario cuando sea </w:t>
+      </w:r>
+      <w:r>
+        <w:rPr>
+          <w:rFonts w:cs="Arial"/>
+        </w:rPr>
+        <w:t>necesario</w:t>
+      </w:r>
+      <w:r>
+        <w:t>.</w:t>
+      </w:r>
+    </w:p>
+    <w:p>
+      <w:r>
+        <w:rPr>
+          <w:rStyle w:val="Textoennegrita"/>
+        </w:rPr>
+        <w:t xml:space="preserve">Backend </w:t>
+      </w:r>
+    </w:p>
+    <w:p>
+      <w:r>
+        <w:rPr>
+          <w:rStyle w:val="Textoennegrita"/>
+        </w:rPr>
+        <w:t>PHP</w:t>
+      </w:r>
+      <w:r>
+        <w:t>: lenguaje de servidor utilizado para procesar las peticiones del usuario, gestionar la base de datos y controlar la lógica de la aplicación.</w:t>
+      </w:r>
+    </w:p>
+    <w:p>
+      <w:r>
+        <w:rPr>
+          <w:rStyle w:val="Textoennegrita"/>
+        </w:rPr>
+        <w:lastRenderedPageBreak/>
+        <w:t>Base de datos</w:t>
+      </w:r>
+    </w:p>
+    <w:p>
+      <w:r>
+        <w:rPr>
+          <w:rStyle w:val="Textoennegrita"/>
+        </w:rPr>
+        <w:t>MySQL</w:t>
+      </w:r>
+      <w:r>
+        <w:t>: sistema de gestión de base de datos relacional que almacena información de usuarios, canciones, peticiones y otros datos relevantes del sistema.</w:t>
+      </w:r>
+    </w:p>
+    <w:p>
+      <w:r>
+        <w:rPr>
+          <w:rStyle w:val="Textoennegrita"/>
+        </w:rPr>
+        <w:t>Control de versiones y colaboración</w:t>
+      </w:r>
+    </w:p>
+    <w:p>
+      <w:r>
+        <w:rPr>
+          <w:rStyle w:val="Textoennegrita"/>
+        </w:rPr>
+        <w:t>Git y GitHub</w:t>
+      </w:r>
+      <w:r>
+        <w:t>: el control de versiones se gestiona mediante Git, utilizando VSCode para interactuar con GitHub. Esto permite centralizar el código, gestionar revisiones y facilitar la colaboración entre los miembros del equipo de manera organizada.</w:t>
+      </w:r>
+    </w:p>
+    <w:p>
+      <w:r>
+        <w:rPr>
+          <w:rStyle w:val="Textoennegrita"/>
+        </w:rPr>
+        <w:t>Herramientas de apoyo</w:t>
+      </w:r>
+    </w:p>
+    <w:p>
+      <w:r>
+        <w:t>Durante el desarrollo se han utilizado herramientas de inteligencia artificial como apoyo en ciertas tareas de programación y documentación.</w:t>
+      </w:r>
+    </w:p>
+    <w:p>
+      <w:r>
+        <w:t>La combinación de estas tecnologías y herramientas permite crear un sistema web funcional, escalable y compatible con distintos dispositivos, asegurando un desarrollo colaborativo, organizado y ágil.</w:t>
+      </w:r>
+    </w:p>
+    <w:p/>
+    <w:p>
+      <w:pPr>
+        <w:pStyle w:val="Ttulo1"/>
+      </w:pPr>
+      <w:bookmarkStart w:id="7" w:name="_Toc227770863"/>
+      <w:r>
+        <w:t>5. Organización del equipo</w:t>
+      </w:r>
+      <w:bookmarkEnd w:id="7"/>
+    </w:p>
+    <w:p/>
+    <w:p>
+      <w:r>
+        <w:t xml:space="preserve">El desarrollo de </w:t>
+      </w:r>
+      <w:r>
+        <w:rPr>
+          <w:rStyle w:val="Textoennegrita"/>
+        </w:rPr>
+        <w:t>Kantabile</w:t>
+      </w:r>
+      <w:r>
+        <w:t xml:space="preserve"> se realiza en un equipo de dos integrantes. Debido al tamaño reducido del equipo, ambos participantes colaboran de manera flexible en todas las partes del proyecto, incluyendo el diseño de la base de datos, la interfaz web y la lógica de la aplicación.</w:t>
+      </w:r>
+    </w:p>
+    <w:p>
+      <w:r>
+        <w:t>Esta forma de trabajo permite distribuir las tareas según las necesidades del proyecto y avanzar de manera ágil, realizando revisiones constantes del trabajo de manera colaborativa.</w:t>
+      </w:r>
+    </w:p>
+    <w:p/>
+    <w:p>
+      <w:pPr>
+        <w:pStyle w:val="Ttulo1"/>
+      </w:pPr>
+      <w:bookmarkStart w:id="8" w:name="_Toc227770864"/>
+      <w:r>
+        <w:t>6. Planificación inicial</w:t>
+      </w:r>
+      <w:bookmarkEnd w:id="8"/>
+    </w:p>
+    <w:p/>
+    <w:p>
+      <w:r>
+        <w:t xml:space="preserve">El desarrollo de </w:t>
+      </w:r>
+      <w:r>
+        <w:rPr>
+          <w:rStyle w:val="Textoennegrita"/>
+        </w:rPr>
+        <w:t>Kantabile</w:t>
+      </w:r>
+      <w:r>
+        <w:t xml:space="preserve"> se organiza de forma </w:t>
+      </w:r>
+      <w:r>
+        <w:rPr>
+          <w:rStyle w:val="Textoennegrita"/>
+        </w:rPr>
+        <w:t>flexible y colaborativa</w:t>
+      </w:r>
+      <w:r>
+        <w:t xml:space="preserve">, adaptándose a la disponibilidad del equipo y a las necesidades que vayan surgiendo durante el proyecto. Aunque no se dispone de un cronograma rígido, sí se ha definido un conjunto de </w:t>
+      </w:r>
+      <w:r>
+        <w:rPr>
+          <w:rStyle w:val="Textoennegrita"/>
+        </w:rPr>
+        <w:t>tareas principales</w:t>
+      </w:r>
+      <w:r>
+        <w:t xml:space="preserve"> que estructuran el trabajo y facilitan el avance progresivo del sistema:</w:t>
+      </w:r>
+    </w:p>
+    <w:p>
+      <w:r>
+        <w:rPr>
+          <w:rStyle w:val="Textoennegrita"/>
+        </w:rPr>
+        <w:t>Tareas principales</w:t>
+      </w:r>
+    </w:p>
+    <w:p>
+      <w:r>
+        <w:t>Diseño y creación de la base de datos.</w:t>
+      </w:r>
+    </w:p>
+    <w:p>
+      <w:r>
+        <w:t xml:space="preserve">Desarrollo de la interfaz de usuario, incluyendo las páginas del reproductor, perfil y peticiones </w:t>
+      </w:r>
+      <w:r>
+        <w:t>e</w:t>
+      </w:r>
+      <w:r>
+        <w:t xml:space="preserve"> interfaz de administración.</w:t>
+      </w:r>
+    </w:p>
+    <w:p>
+      <w:r>
+        <w:t>Implementación de la lógica de usuario y de administrador.</w:t>
+      </w:r>
+    </w:p>
+    <w:p>
+      <w:r>
+        <w:t>Gestión y administración de canciones y peticiones.</w:t>
+      </w:r>
+    </w:p>
+    <w:p>
+      <w:r>
+        <w:t>Integración del reproductor con vídeo y letra sincronizada.</w:t>
+      </w:r>
+    </w:p>
+    <w:p>
+      <w:r>
+        <w:lastRenderedPageBreak/>
+        <w:t>Pruebas, ajustes y mejoras de la experiencia de usuario.</w:t>
+      </w:r>
+    </w:p>
+    <w:p>
+      <w:r>
+        <w:rPr>
+          <w:rStyle w:val="Textoennegrita"/>
+        </w:rPr>
+        <w:t>Gestión del trabajo y seguimiento</w:t>
+      </w:r>
+    </w:p>
+    <w:p>
+      <w:r>
+        <w:t xml:space="preserve">El equipo mantiene un </w:t>
+      </w:r>
+      <w:r>
+        <w:rPr>
+          <w:rStyle w:val="Textoennegrita"/>
+        </w:rPr>
+        <w:t>registro de tareas pendientes y completadas</w:t>
+      </w:r>
+      <w:r>
+        <w:t>, permitiendo priorizar actividades y coordinar el trabajo de manera eficiente. Este enfoque flexible asegura que el proyecto avance de forma constante, incluso adaptándose a cambios o necesidades que puedan surgir durante el desarrollo.</w:t>
+      </w:r>
+    </w:p>
+    <w:p/>
+    <w:p>
+      <w:pPr>
+        <w:pStyle w:val="Ttulo1"/>
+      </w:pPr>
+      <w:bookmarkStart w:id="9" w:name="_Toc227770865"/>
+      <w:r>
+        <w:t>7. Arquitectura del sistema</w:t>
+      </w:r>
+      <w:bookmarkEnd w:id="9"/>
+    </w:p>
+    <w:p/>
+    <w:p>
+      <w:r>
+        <w:t xml:space="preserve">La arquitectura de </w:t>
+      </w:r>
+      <w:r>
+        <w:rPr>
+          <w:rStyle w:val="Textoennegrita"/>
+        </w:rPr>
+        <w:t>Kantabile</w:t>
+      </w:r>
+      <w:r>
+        <w:t xml:space="preserve"> se basa en un modelo </w:t>
+      </w:r>
+      <w:r>
+        <w:rPr>
+          <w:rStyle w:val="Textoennegrita"/>
+        </w:rPr>
+        <w:t>cliente-servidor</w:t>
+      </w:r>
+      <w:r>
+        <w:t xml:space="preserve">. Los usuarios interactúan con la plataforma a través del navegador web, utilizando su reproductor personal y gestionando su cola de canciones. </w:t>
+      </w:r>
+    </w:p>
+    <w:p>
+      <w:r>
+        <w:t xml:space="preserve">El servidor, desarrollado en PHP, procesa las solicitudes de los usuarios y se comunica con la base de datos MySQL, que almacena información sobre usuarios, canciones y peticiones. El sistema incluye además una interfaz de administración que permite a los administradores gestionar canciones, revisar solicitudes y administrar usuarios. </w:t>
+      </w:r>
+    </w:p>
+    <w:p>
+      <w:r>
+        <w:t>Esta arquitectura modular y flexible facilita la integración de nuevas funcionalidades y asegura un desarrollo organizado y mantenible del proyecto.</w:t>
+      </w:r>
+    </w:p>
+    <w:p/>
+    <w:p>
+      <w:pPr>
+        <w:pStyle w:val="Ttulo1"/>
+      </w:pPr>
+      <w:bookmarkStart w:id="10" w:name="_Toc227770866"/>
+      <w:r>
+        <w:t>8. Estado actual y viabilidad</w:t>
+      </w:r>
+      <w:bookmarkEnd w:id="10"/>
+    </w:p>
+    <w:p/>
+    <w:p>
+      <w:r>
+        <w:t xml:space="preserve">Hasta el momento, el proyecto </w:t>
+      </w:r>
+      <w:r>
+        <w:rPr>
+          <w:rStyle w:val="Textoennegrita"/>
+        </w:rPr>
+        <w:t>Kantabile</w:t>
+      </w:r>
+      <w:r>
+        <w:t xml:space="preserve"> cuenta con la estructura de base de datos definida y funcionando, así como con las páginas principales del sistema tanto para usuarios como para administradores.</w:t>
+      </w:r>
+    </w:p>
+    <w:p>
+      <w:r>
+        <w:t>La planificación flexible del equipo permite avanzar de manera continua, priorizando funcionalidades esenciales y dejando espacio para integrar características más complejas, como la sincronización de vídeo y letra en el reproductor.</w:t>
+      </w:r>
+    </w:p>
+    <w:p>
+      <w:r>
+        <w:t xml:space="preserve">La elección de tecnologías consolidadas (PHP, MySQL, Bootstrap y VSCode con GitHub) asegura que el proyecto sea </w:t>
+      </w:r>
+      <w:r>
+        <w:rPr>
+          <w:rStyle w:val="Textoennegrita"/>
+        </w:rPr>
+        <w:t>técnicamente viable</w:t>
+      </w:r>
+      <w:r>
+        <w:t xml:space="preserve"> y que el equipo pueda continuar desarrollando de forma organizada.</w:t>
+      </w:r>
+    </w:p>
+    <w:p>
+      <w:pPr>
+        <w:pStyle w:val="Ttulo1"/>
+      </w:pPr>
+      <w:bookmarkStart w:id="11" w:name="_Toc227770867"/>
+      <w:r>
+        <w:t>9</w:t>
+      </w:r>
+      <w:r>
+        <w:t xml:space="preserve">. </w:t>
+      </w:r>
+      <w:r>
+        <w:t>Modelo de base de datos</w:t>
+      </w:r>
+      <w:bookmarkEnd w:id="11"/>
+      <w:r>
+        <w:t xml:space="preserve"> </w:t>
+      </w:r>
+    </w:p>
+    <w:p/>
+    <w:p>
+      <w:r>
+        <w:t xml:space="preserve">El sistema utiliza un sistema de gestión de bases de datos relacionales (RDBMS) </w:t>
+      </w:r>
+      <w:r>
+        <w:rPr>
+          <w:b/>
+          <w:bCs/>
+        </w:rPr>
+        <w:t>MariaDB</w:t>
+      </w:r>
+      <w:r>
+        <w:t xml:space="preserve"> </w:t>
+      </w:r>
+      <w:r>
+        <w:t xml:space="preserve">gestionado mediante la interfaz </w:t>
+      </w:r>
+      <w:r>
+        <w:rPr>
+          <w:b/>
+          <w:bCs/>
+        </w:rPr>
+        <w:t>phpMyAdmin</w:t>
+      </w:r>
+      <w:r>
+        <w:t>. Esta elección permite mantener la integridad referencial entre los usuarios, el catálogo musical y el estado del sistema en tiempo real (cola de reproducción).</w:t>
+      </w:r>
+    </w:p>
+    <w:p>
+      <w:r>
+        <w:t xml:space="preserve">La base de datos, denominada </w:t>
+      </w:r>
+      <w:r>
+        <w:rPr>
+          <w:b/>
+          <w:bCs/>
+        </w:rPr>
+        <w:t>karaoke</w:t>
+      </w:r>
+      <w:r>
+        <w:t>, se compone de cuatro tablas interconectadas mediante claves foráneas (</w:t>
+      </w:r>
+      <w:proofErr w:type="spellStart"/>
+      <w:r>
+        <w:t>Foreign</w:t>
+      </w:r>
+      <w:proofErr w:type="spellEnd"/>
+      <w:r>
+        <w:t xml:space="preserve"> </w:t>
+      </w:r>
+      <w:proofErr w:type="spellStart"/>
+      <w:r>
+        <w:t>Keys</w:t>
+      </w:r>
+      <w:proofErr w:type="spellEnd"/>
+      <w:r>
+        <w:t>):</w:t>
+      </w:r>
+    </w:p>
+    <w:p>
+      <w:r>
+        <w:rPr>
+          <w:b/>
+          <w:bCs/>
+        </w:rPr>
+        <w:lastRenderedPageBreak/>
+        <w:t>usuarios</w:t>
+      </w:r>
+      <w:r>
+        <w:rPr>
+          <w:b/>
+          <w:bCs/>
+        </w:rPr>
+        <w:t>:</w:t>
+      </w:r>
+      <w:r>
+        <w:t xml:space="preserve"> Gestiona el acceso al sistema. Almacena el nombre, email, contraseña y el </w:t>
+      </w:r>
+      <w:r>
+        <w:t>rol</w:t>
+      </w:r>
+      <w:r>
+        <w:t xml:space="preserve"> (Usuario o Administrador). Incluye un campo </w:t>
+      </w:r>
+      <w:r>
+        <w:t>estado</w:t>
+      </w:r>
+      <w:r>
+        <w:t xml:space="preserve"> para el control de bloqueos de cuenta.</w:t>
+      </w:r>
+    </w:p>
+    <w:p>
+      <w:r>
+        <w:rPr>
+          <w:b/>
+          <w:bCs/>
+        </w:rPr>
+        <w:t>canciones</w:t>
+      </w:r>
+      <w:r>
+        <w:rPr>
+          <w:b/>
+          <w:bCs/>
+        </w:rPr>
+        <w:t>:</w:t>
+      </w:r>
+      <w:r>
+        <w:t xml:space="preserve"> Es el núcleo del catálogo. No solo guarda metadatos (título, artista, estilo), sino que gestiona las rutas de sistema de archivos para los tres componentes esenciales del karaoke: el audio con </w:t>
+      </w:r>
+      <w:r>
+        <w:rPr>
+          <w:b/>
+          <w:bCs/>
+        </w:rPr>
+        <w:t>voz</w:t>
+      </w:r>
+      <w:r>
+        <w:t xml:space="preserve">, la pista </w:t>
+      </w:r>
+      <w:r>
+        <w:rPr>
+          <w:b/>
+          <w:bCs/>
+        </w:rPr>
+        <w:t>instrumental</w:t>
+      </w:r>
+      <w:r>
+        <w:t xml:space="preserve"> y el archivo de </w:t>
+      </w:r>
+      <w:r>
+        <w:rPr>
+          <w:b/>
+          <w:bCs/>
+        </w:rPr>
+        <w:t>letra</w:t>
+      </w:r>
+      <w:r>
+        <w:t xml:space="preserve"> (formato .</w:t>
+      </w:r>
+      <w:proofErr w:type="spellStart"/>
+      <w:r>
+        <w:t>lrc</w:t>
+      </w:r>
+      <w:proofErr w:type="spellEnd"/>
+      <w:r>
+        <w:t>).</w:t>
+      </w:r>
+    </w:p>
+    <w:p>
+      <w:r>
+        <w:rPr>
+          <w:b/>
+          <w:bCs/>
+        </w:rPr>
+        <w:t>cola</w:t>
+      </w:r>
+      <w:r>
+        <w:rPr>
+          <w:b/>
+          <w:bCs/>
+        </w:rPr>
+        <w:t>:</w:t>
+      </w:r>
+      <w:r>
+        <w:t xml:space="preserve"> Actúa como la tabla dinámica de la sesión. Relaciona qué usuario ha pedido qué canción, permitiendo gestionar el orden de actuación.</w:t>
+      </w:r>
+    </w:p>
+    <w:p>
+      <w:r>
+        <w:rPr>
+          <w:b/>
+          <w:bCs/>
+        </w:rPr>
+        <w:t>peticiones</w:t>
+      </w:r>
+      <w:r>
+        <w:rPr>
+          <w:b/>
+          <w:bCs/>
+        </w:rPr>
+        <w:t>:</w:t>
+      </w:r>
+      <w:r>
+        <w:t xml:space="preserve"> Permite a los usuarios solicitar canciones que aún no están en el catálogo, incluyendo un control de </w:t>
+      </w:r>
+      <w:r>
+        <w:t>estado</w:t>
+      </w:r>
+      <w:r>
+        <w:t xml:space="preserve"> (pendiente o realizado) y marca de tiempo.</w:t>
+      </w:r>
+    </w:p>
+    <w:p>
+      <w:pPr>
+        <w:pStyle w:val="Ttulo2"/>
+      </w:pPr>
+      <w:bookmarkStart w:id="12" w:name="_Toc227770868"/>
+      <w:r>
+        <w:t xml:space="preserve">8.1 </w:t>
+      </w:r>
+      <w:r>
+        <w:t>Integridad y Persistencia</w:t>
+      </w:r>
+      <w:bookmarkEnd w:id="12"/>
+    </w:p>
+    <w:p/>
+    <w:p>
+      <w:r>
+        <w:t xml:space="preserve">Se han implementado restricciones de integridad para garantizar </w:t>
+      </w:r>
+      <w:r>
+        <w:t>que,</w:t>
+      </w:r>
+      <w:r>
+        <w:t xml:space="preserve"> si un usuario o canción se elimina, las entradas correspondientes en la </w:t>
+      </w:r>
+      <w:r>
+        <w:t>cola</w:t>
+      </w:r>
+      <w:r>
+        <w:t xml:space="preserve"> o en </w:t>
+      </w:r>
+      <w:r>
+        <w:t>peticiones</w:t>
+      </w:r>
+      <w:r>
+        <w:t xml:space="preserve"> se gestionen automáticamente </w:t>
+      </w:r>
+      <w:r>
+        <w:t>(mediante ON DELETE CASCADE</w:t>
+      </w:r>
+      <w:r>
+        <w:t>), evitando registros huérfanos.</w:t>
+      </w:r>
+    </w:p>
+    <w:p/>
+    <w:p>
+      <w:pPr>
+        <w:pStyle w:val="Ttulo2"/>
+      </w:pPr>
+      <w:bookmarkStart w:id="13" w:name="_Toc227770869"/>
+      <w:r>
+        <w:t>8.2 Relaciones y esquema E/R</w:t>
+      </w:r>
+      <w:bookmarkEnd w:id="13"/>
+    </w:p>
+    <w:p/>
+    <w:p>
+      <w:pPr>
+        <w:rPr>
+          <w:lang w:eastAsia="es-ES"/>
+        </w:rPr>
+      </w:pPr>
+      <w:r>
+        <w:rPr>
+          <w:b/>
+          <w:bCs/>
+        </w:rPr>
+        <w:t>Usuarios</w:t>
+      </w:r>
+      <w:r>
+        <w:rPr>
+          <w:b/>
+          <w:bCs/>
+          <w:lang w:eastAsia="es-ES"/>
+        </w:rPr>
+        <w:t xml:space="preserve"> → Cola:</w:t>
+      </w:r>
+      <w:r>
+        <w:rPr>
+          <w:lang w:eastAsia="es-ES"/>
+        </w:rPr>
+        <w:t xml:space="preserve"> Una línea que salga </w:t>
+      </w:r>
+      <w:r>
+        <w:t>de usuarios.id hacia cola.id_usuario</w:t>
+      </w:r>
+      <w:r>
+        <w:rPr>
+          <w:lang w:eastAsia="es-ES"/>
+        </w:rPr>
+        <w:t>. (Relación 1:N).</w:t>
+      </w:r>
+    </w:p>
+    <w:p>
+      <w:pPr>
+        <w:rPr>
+          <w:lang w:eastAsia="es-ES"/>
+        </w:rPr>
+      </w:pPr>
+      <w:r>
+        <w:rPr>
+          <w:b/>
+          <w:bCs/>
+        </w:rPr>
+        <w:t>Canciones</w:t>
+      </w:r>
+      <w:r>
+        <w:rPr>
+          <w:b/>
+          <w:bCs/>
+          <w:lang w:eastAsia="es-ES"/>
+        </w:rPr>
+        <w:t xml:space="preserve"> → Cola:</w:t>
+      </w:r>
+      <w:r>
+        <w:rPr>
+          <w:lang w:eastAsia="es-ES"/>
+        </w:rPr>
+        <w:t xml:space="preserve"> Una línea que salga de </w:t>
+      </w:r>
+      <w:r>
+        <w:t xml:space="preserve">canciones.id </w:t>
+      </w:r>
+      <w:r>
+        <w:t>hac</w:t>
+      </w:r>
+      <w:r>
+        <w:t>i</w:t>
+      </w:r>
+      <w:r>
+        <w:t>a</w:t>
+      </w:r>
+      <w:r>
+        <w:t xml:space="preserve"> cola.id_cancion</w:t>
+      </w:r>
+      <w:r>
+        <w:rPr>
+          <w:lang w:eastAsia="es-ES"/>
+        </w:rPr>
+        <w:t>. (Relación 1:N).</w:t>
+      </w:r>
+    </w:p>
+    <w:p>
+      <w:r>
+        <w:rPr>
+          <w:b/>
+          <w:bCs/>
+        </w:rPr>
+        <w:t>Usuarios</w:t>
+      </w:r>
+      <w:r>
+        <w:t xml:space="preserve"> → </w:t>
+      </w:r>
+      <w:r>
+        <w:rPr>
+          <w:b/>
+          <w:bCs/>
+        </w:rPr>
+        <w:t>Peticiones</w:t>
+      </w:r>
+      <w:r>
+        <w:t>: Una línea que salga de usuarios.id hacia peticiones.usuario. (Relación 1:N).</w:t>
+      </w:r>
+    </w:p>
+    <w:p/>
+    <w:p>
+      <w:pPr>
+        <w:jc w:val="center"/>
+        <w:rPr>
+          <w:lang w:eastAsia="es-ES"/>
+        </w:rPr>
+      </w:pPr>
+      <w:r>
+        <w:rPr>
+          <w:lang w:eastAsia="es-ES"/>
+        </w:rPr>
+        <w:drawing>
+          <wp:inline distT="0" distB="0" distL="0" distR="0" wp14:anchorId="4A91F4CE" wp14:editId="1407B3F5">
+            <wp:extent cx="4598427" cy="2998928"/>
+            <wp:effectExtent l="0" t="0" r="0" b="0"/>
+            <wp:docPr id="1" name="Imagen 1"/>
+            <wp:cNvGraphicFramePr>
+              <a:graphicFrameLocks xmlns:a="http://schemas.openxmlformats.org/drawingml/2006/main" noChangeAspect="1"/>
+            </wp:cNvGraphicFramePr>
+            <a:graphic xmlns:a="http://schemas.openxmlformats.org/drawingml/2006/main">
+              <a:graphicData uri="http://schemas.openxmlformats.org/drawingml/2006/picture">
+                <pic:pic xmlns:pic="http://schemas.openxmlformats.org/drawingml/2006/picture">
+                  <pic:nvPicPr>
+                    <pic:cNvPr id="1" name=""/>
+                    <pic:cNvPicPr/>
+                  </pic:nvPicPr>
+                  <pic:blipFill>
+                    <a:blip r:embed="rId9"/>
+                    <a:stretch>
+                      <a:fillRect/>
+                    </a:stretch>
+                  </pic:blipFill>
+                  <pic:spPr>
+                    <a:xfrm>
+                      <a:off x="0" y="0"/>
+                      <a:ext cx="4654618" cy="3035574"/>
+                    </a:xfrm>
+                    <a:prstGeom prst="rect">
+                      <a:avLst/>
+                    </a:prstGeom>
+                  </pic:spPr>
+                </pic:pic>
+              </a:graphicData>
+            </a:graphic>
+          </wp:inline>
+        </w:drawing>
+      </w:r>
+    </w:p>
+    <w:p>
+      <w:pPr>
+        <w:pStyle w:val="Ttulo1"/>
+        <w:rPr>
+          <w:lang w:eastAsia="es-ES"/>
+        </w:rPr>
+      </w:pPr>
+    </w:p>
+    <w:p>
+      <w:pPr>
+        <w:pStyle w:val="Ttulo1"/>
+        <w:rPr>
+          <w:lang w:eastAsia="es-ES"/>
+        </w:rPr>
+      </w:pPr>
+      <w:r>
+        <w:rPr>
+          <w:lang w:eastAsia="es-ES"/>
+        </w:rPr>
+        <w:t>10. L</w:t>
+      </w:r>
+      <w:r>
+        <w:rPr>
+          <w:lang w:eastAsia="es-ES"/>
+        </w:rPr>
+        <w:t>ÓGICA BASE</w:t>
+      </w:r>
+    </w:p>
+    <w:p>
+      <w:pPr>
+        <w:rPr>
+          <w:lang w:eastAsia="es-ES"/>
+        </w:rPr>
+      </w:pPr>
+    </w:p>
+    <w:p>
+      <w:r>
+        <w:t xml:space="preserve">La lógica central del proyecto ha sido diseñada para actuar como un middleware inteligente entre la base de datos MariaDB y el sistema de archivos del servidor. El objetivo es garantizar que la biblioteca musical sea </w:t>
+      </w:r>
+      <w:r>
+        <w:rPr>
+          <w:b/>
+          <w:bCs/>
+        </w:rPr>
+        <w:t>autónoma, escalable y libre de errores de redundancia</w:t>
+      </w:r>
+      <w:r>
+        <w:t>.</w:t>
+      </w:r>
+    </w:p>
+    <w:p>
+      <w:pPr>
+        <w:pStyle w:val="Ttulo2"/>
+      </w:pPr>
+      <w:r>
+        <w:t>10.1. Algoritmo de Organización y Normalización</w:t>
+      </w:r>
+    </w:p>
+    <w:p/>
+    <w:p>
+      <w:r>
+        <w:t>El sistema no almacena los archivos de forma plana, sino que sigue una estructura jerárquica basada en metadatos para optimizar la búsqueda y el mantenimiento.</w:t>
+      </w:r>
+    </w:p>
+    <w:p>
+      <w:r>
+        <w:rPr>
+          <w:b/>
+          <w:bCs/>
+        </w:rPr>
+        <w:t>Normalización Estricta de Cadenas:</w:t>
+      </w:r>
+      <w:r>
+        <w:t xml:space="preserve"> Se utiliza la función </w:t>
+      </w:r>
+      <w:proofErr w:type="spellStart"/>
+      <w:r>
+        <w:rPr>
+          <w:b/>
+          <w:bCs/>
+        </w:rPr>
+        <w:t>preg_replace</w:t>
+      </w:r>
+      <w:proofErr w:type="spellEnd"/>
+      <w:r>
+        <w:rPr>
+          <w:b/>
+          <w:bCs/>
+        </w:rPr>
+        <w:t>('/[^A-Za-z0-9\- ]/', '', $</w:t>
+      </w:r>
+      <w:proofErr w:type="spellStart"/>
+      <w:r>
+        <w:rPr>
+          <w:b/>
+          <w:bCs/>
+        </w:rPr>
+        <w:t>string</w:t>
+      </w:r>
+      <w:proofErr w:type="spellEnd"/>
+      <w:r>
+        <w:rPr>
+          <w:b/>
+          <w:bCs/>
+        </w:rPr>
+        <w:t xml:space="preserve">) </w:t>
+      </w:r>
+      <w:r>
+        <w:t>para sanear los nombres. Esta técnica es fundamental para eliminar caracteres que el sistema de archivos podría interpretar como comandos o rutas (como</w:t>
+      </w:r>
+      <w:proofErr w:type="gramStart"/>
+      <w:r>
+        <w:t xml:space="preserve"> ..</w:t>
+      </w:r>
+      <w:proofErr w:type="gramEnd"/>
+      <w:r>
+        <w:t>/ o símbolos de sistema), garantizando la portabilidad entre servidores Linux y Windows.</w:t>
+      </w:r>
+    </w:p>
+    <w:p>
+      <w:r>
+        <w:rPr>
+          <w:b/>
+          <w:bCs/>
+        </w:rPr>
+        <w:t>Tratamiento de Espacios:</w:t>
+      </w:r>
+      <w:r>
+        <w:t xml:space="preserve"> Se aplica </w:t>
+      </w:r>
+      <w:proofErr w:type="spellStart"/>
+      <w:r>
+        <w:rPr>
+          <w:b/>
+          <w:bCs/>
+        </w:rPr>
+        <w:t>str_replace</w:t>
+      </w:r>
+      <w:proofErr w:type="spellEnd"/>
+      <w:r>
+        <w:rPr>
+          <w:b/>
+          <w:bCs/>
+        </w:rPr>
+        <w:t>(' ', '_', $</w:t>
+      </w:r>
+      <w:proofErr w:type="spellStart"/>
+      <w:r>
+        <w:rPr>
+          <w:b/>
+          <w:bCs/>
+        </w:rPr>
+        <w:t>string</w:t>
+      </w:r>
+      <w:proofErr w:type="spellEnd"/>
+      <w:r>
+        <w:rPr>
+          <w:b/>
+          <w:bCs/>
+        </w:rPr>
+        <w:t>)</w:t>
+      </w:r>
+      <w:r>
+        <w:t xml:space="preserve">. El uso de guiones bajos en lugar de espacios evita los errores de "espacios escapados" (%20) en las </w:t>
+      </w:r>
+      <w:proofErr w:type="spellStart"/>
+      <w:r>
+        <w:t>URLs</w:t>
+      </w:r>
+      <w:proofErr w:type="spellEnd"/>
+      <w:r>
+        <w:t>, lo que facilita la carga directa de los recursos en el reproductor HTML5.</w:t>
+      </w:r>
+    </w:p>
+    <w:p>
+      <w:r>
+        <w:rPr>
+          <w:b/>
+          <w:bCs/>
+        </w:rPr>
+        <w:t>Prevención de Colisiones mediante Entropía Temporal:</w:t>
+      </w:r>
+      <w:r>
+        <w:t xml:space="preserve"> Se añade un </w:t>
+      </w:r>
+      <w:proofErr w:type="spellStart"/>
+      <w:r>
+        <w:t>timestamp</w:t>
+      </w:r>
+      <w:proofErr w:type="spellEnd"/>
+      <w:r>
+        <w:t xml:space="preserve"> dinámico a cada archivo. Esto asegura que, si dos versiones de la misma canción son subidas, el sistema genere nombres únicos, evitando la pérdida de datos por </w:t>
+      </w:r>
+      <w:proofErr w:type="spellStart"/>
+      <w:r>
+        <w:t>sobrescritura</w:t>
+      </w:r>
+      <w:proofErr w:type="spellEnd"/>
+      <w:r>
+        <w:t xml:space="preserve"> accidental.</w:t>
+      </w:r>
+    </w:p>
+    <w:p>
+      <w:pPr>
+        <w:pStyle w:val="Ttulo2"/>
+      </w:pPr>
+      <w:r>
+        <w:t>10.2. Estructura de Directorios Dinámica</w:t>
+      </w:r>
+    </w:p>
+    <w:p/>
+    <w:p>
+      <w:r>
+        <w:t>El sistema implementa una arquitectura de almacenamiento por nodos de artista, gestionada mediante las siguientes funciones nativas de PHP:</w:t>
+      </w:r>
+    </w:p>
+    <w:p>
+      <w:r>
+        <w:rPr>
+          <w:b/>
+          <w:bCs/>
+        </w:rPr>
+        <w:t>Verificación de Existencia (is_dir):</w:t>
+      </w:r>
+      <w:r>
+        <w:t xml:space="preserve"> Antes de cada operación de escritura, el script comprueba si la rama del árbol de directorios ya existe, evitando errores de duplicidad.</w:t>
+      </w:r>
+    </w:p>
+    <w:p>
+      <w:r>
+        <w:rPr>
+          <w:b/>
+          <w:bCs/>
+        </w:rPr>
+        <w:t>Creación Recursiva (</w:t>
+      </w:r>
+      <w:proofErr w:type="spellStart"/>
+      <w:r>
+        <w:rPr>
+          <w:b/>
+          <w:bCs/>
+        </w:rPr>
+        <w:t>mkdir</w:t>
+      </w:r>
+      <w:proofErr w:type="spellEnd"/>
+      <w:r>
+        <w:rPr>
+          <w:b/>
+          <w:bCs/>
+        </w:rPr>
+        <w:t>):</w:t>
+      </w:r>
+      <w:r>
+        <w:t xml:space="preserve"> Si el artista es nuevo en el catálogo, se ejecuta </w:t>
+      </w:r>
+      <w:proofErr w:type="spellStart"/>
+      <w:r>
+        <w:rPr>
+          <w:b/>
+          <w:bCs/>
+        </w:rPr>
+        <w:t>mkdir</w:t>
+      </w:r>
+      <w:proofErr w:type="spellEnd"/>
+      <w:r>
+        <w:rPr>
+          <w:b/>
+          <w:bCs/>
+        </w:rPr>
+        <w:t>($ruta, 0777, true</w:t>
+      </w:r>
+      <w:r>
+        <w:t xml:space="preserve">). El parámetro true es crítico, ya que permite la creación de carpetas anidadas de forma recursiva en un solo paso, mientras que el permiso 0777 asegura que el servidor tenga privilegios de lectura/escritura sobre los nuevos </w:t>
+      </w:r>
+      <w:proofErr w:type="spellStart"/>
+      <w:r>
+        <w:rPr>
+          <w:b/>
+          <w:bCs/>
+        </w:rPr>
+        <w:t>assets</w:t>
+      </w:r>
+      <w:proofErr w:type="spellEnd"/>
+      <w:r>
+        <w:rPr>
+          <w:b/>
+          <w:bCs/>
+        </w:rPr>
+        <w:t>.</w:t>
+      </w:r>
+    </w:p>
+    <w:p>
+      <w:r>
+        <w:rPr>
+          <w:b/>
+          <w:bCs/>
+        </w:rPr>
+        <w:t>Distribución de Componentes:</w:t>
+      </w:r>
+      <w:r>
+        <w:t xml:space="preserve"> Se segmentan los recursos en /</w:t>
+      </w:r>
+      <w:proofErr w:type="spellStart"/>
+      <w:r>
+        <w:t>uploads</w:t>
+      </w:r>
+      <w:proofErr w:type="spellEnd"/>
+      <w:r>
+        <w:t>/canciones/ para flujos binarios de audio y /</w:t>
+      </w:r>
+      <w:proofErr w:type="spellStart"/>
+      <w:r>
+        <w:t>uploads</w:t>
+      </w:r>
+      <w:proofErr w:type="spellEnd"/>
+      <w:r>
+        <w:t>/letras/ para archivos de texto sincronizado, manteniendo una separación de intereses clara en el servidor.</w:t>
+      </w:r>
+    </w:p>
+    <w:p>
+      <w:pPr>
+        <w:pStyle w:val="Ttulo2"/>
+      </w:pPr>
+    </w:p>
+    <w:p>
+      <w:pPr>
+        <w:pStyle w:val="Ttulo2"/>
+      </w:pPr>
+      <w:r>
+        <w:t>10.3. Gestión de la Integridad (CRUD de Archivos)</w:t>
+      </w:r>
+    </w:p>
+    <w:p>
+      <w:r>
+        <w:t>Se ha implementado una lógica de "borrado inteligente" para mantener una sincronización perfecta entre la base de datos y el almacenamiento físico (Estado Espejo).</w:t>
+      </w:r>
+    </w:p>
+    <w:p>
+      <w:r>
+        <w:rPr>
+          <w:b/>
+          <w:bCs/>
+        </w:rPr>
+        <w:t>Sincronización de Borrado (</w:t>
+      </w:r>
+      <w:proofErr w:type="spellStart"/>
+      <w:r>
+        <w:rPr>
+          <w:b/>
+          <w:bCs/>
+        </w:rPr>
+        <w:t>unlink</w:t>
+      </w:r>
+      <w:proofErr w:type="spellEnd"/>
+      <w:r>
+        <w:rPr>
+          <w:b/>
+          <w:bCs/>
+        </w:rPr>
+        <w:t>):</w:t>
+      </w:r>
+      <w:r>
+        <w:t xml:space="preserve"> Al eliminar un registro, el sistema no solo borra la fila en SQL, sino que utiliza las rutas almacenadas para invocar la función </w:t>
+      </w:r>
+      <w:proofErr w:type="spellStart"/>
+      <w:r>
+        <w:t>unlink</w:t>
+      </w:r>
+      <w:proofErr w:type="spellEnd"/>
+      <w:r>
+        <w:t>(). Esto libera espacio en el disco de forma inmediata.</w:t>
+      </w:r>
+    </w:p>
+    <w:p>
+      <w:r>
+        <w:rPr>
+          <w:b/>
+          <w:bCs/>
+        </w:rPr>
+        <w:t>Análisis de Residuos (</w:t>
+      </w:r>
+      <w:proofErr w:type="spellStart"/>
+      <w:r>
+        <w:rPr>
+          <w:b/>
+          <w:bCs/>
+        </w:rPr>
+        <w:t>scandir</w:t>
+      </w:r>
+      <w:proofErr w:type="spellEnd"/>
+      <w:r>
+        <w:rPr>
+          <w:b/>
+          <w:bCs/>
+        </w:rPr>
+        <w:t>):</w:t>
+      </w:r>
+      <w:r>
+        <w:t xml:space="preserve"> Tras la eliminación de los archivos, se escanea el directorio del artista. El sistema cuenta los elementos devueltos por </w:t>
+      </w:r>
+      <w:proofErr w:type="spellStart"/>
+      <w:r>
+        <w:t>scandir</w:t>
+      </w:r>
+      <w:proofErr w:type="spellEnd"/>
+      <w:r>
+        <w:t>(), ignorando los punteros de navegación de sistema (. y</w:t>
+      </w:r>
+      <w:proofErr w:type="gramStart"/>
+      <w:r>
+        <w:t xml:space="preserve"> ..</w:t>
+      </w:r>
+      <w:proofErr w:type="gramEnd"/>
+      <w:r>
+        <w:t>).</w:t>
+      </w:r>
+    </w:p>
+    <w:p>
+      <w:r>
+        <w:rPr>
+          <w:b/>
+          <w:bCs/>
+        </w:rPr>
+        <w:t>Recursividad Inversa de Limpieza (</w:t>
+      </w:r>
+      <w:proofErr w:type="spellStart"/>
+      <w:r>
+        <w:rPr>
+          <w:b/>
+          <w:bCs/>
+        </w:rPr>
+        <w:t>rmdir</w:t>
+      </w:r>
+      <w:proofErr w:type="spellEnd"/>
+      <w:r>
+        <w:rPr>
+          <w:b/>
+          <w:bCs/>
+        </w:rPr>
+        <w:t>):</w:t>
+      </w:r>
+      <w:r>
+        <w:t xml:space="preserve"> Si el contador de archivos es cero, el sistema interpreta que el artista ya no tiene canciones en el catálogo y procede a eliminar la carpeta física con </w:t>
+      </w:r>
+      <w:proofErr w:type="spellStart"/>
+      <w:r>
+        <w:t>rmdir</w:t>
+      </w:r>
+      <w:proofErr w:type="spellEnd"/>
+      <w:r>
+        <w:t>(). Esto evita la acumulación de carpetas vacías (directorios huérfanos) que degradarían el rendimiento del sistema de archivos a largo plazo.</w:t>
+      </w:r>
+    </w:p>
+    <w:p>
+      <w:r>
+        <w:pict w14:anchorId="56F4B9E3">
+          <v:rect id="_x0000_i1067" style="width:0;height:1.5pt" o:hralign="center" o:hrstd="t" o:hr="t" fillcolor="#a0a0a0" stroked="f"/>
+        </w:pict>
+      </w:r>
+    </w:p>
+    <w:p>
+      <w:pPr>
+        <w:pStyle w:val="Ttulo2"/>
+      </w:pPr>
+      <w:r>
+        <w:t>10.4. Explicación Técnica de Funcionamiento (Workflow)</w:t>
+      </w:r>
+    </w:p>
+    <w:p/>
+    <w:p>
+      <w:r>
+        <w:t>Para entender el proceso completo desde la interfaz hasta el disco, el flujo se divide en cuatro etapas técnicas:</w:t>
+      </w:r>
+    </w:p>
+    <w:p>
+      <w:r>
+        <w:rPr>
+          <w:b/>
+          <w:bCs/>
+        </w:rPr>
+        <w:t>Etapa de Captura:</w:t>
+      </w:r>
+      <w:r>
+        <w:t xml:space="preserve"> El formulario </w:t>
+      </w:r>
+      <w:proofErr w:type="spellStart"/>
+      <w:r>
+        <w:rPr>
+          <w:b/>
+          <w:bCs/>
+        </w:rPr>
+        <w:t>multipart</w:t>
+      </w:r>
+      <w:proofErr w:type="spellEnd"/>
+      <w:r>
+        <w:rPr>
+          <w:b/>
+          <w:bCs/>
+        </w:rPr>
+        <w:t>/</w:t>
+      </w:r>
+      <w:proofErr w:type="spellStart"/>
+      <w:r>
+        <w:rPr>
+          <w:b/>
+          <w:bCs/>
+        </w:rPr>
+        <w:t>form</w:t>
+      </w:r>
+      <w:proofErr w:type="spellEnd"/>
+      <w:r>
+        <w:rPr>
+          <w:b/>
+          <w:bCs/>
+        </w:rPr>
+        <w:t>-data</w:t>
+      </w:r>
+      <w:r>
+        <w:t xml:space="preserve"> envía los </w:t>
+      </w:r>
+      <w:proofErr w:type="spellStart"/>
+      <w:r>
+        <w:t>arrays</w:t>
+      </w:r>
+      <w:proofErr w:type="spellEnd"/>
+      <w:r>
+        <w:t xml:space="preserve"> globales $_POST (datos) y $_FILES (binarios). El sistema valida que los archivos no superen el límite de subida del servidor </w:t>
+      </w:r>
+      <w:r>
+        <w:rPr>
+          <w:b/>
+          <w:bCs/>
+        </w:rPr>
+        <w:t>(</w:t>
+      </w:r>
+      <w:proofErr w:type="spellStart"/>
+      <w:r>
+        <w:rPr>
+          <w:b/>
+          <w:bCs/>
+        </w:rPr>
+        <w:t>upload_max_filesize</w:t>
+      </w:r>
+      <w:proofErr w:type="spellEnd"/>
+      <w:r>
+        <w:rPr>
+          <w:b/>
+          <w:bCs/>
+        </w:rPr>
+        <w:t>).</w:t>
+      </w:r>
+    </w:p>
+    <w:p>
+      <w:r>
+        <w:rPr>
+          <w:b/>
+          <w:bCs/>
+        </w:rPr>
+        <w:t>Etapa de Saneamiento:</w:t>
+      </w:r>
+      <w:r>
+        <w:t xml:space="preserve"> Se limpian los nombres del artista y título. Se escapan las cadenas con </w:t>
+      </w:r>
+      <w:proofErr w:type="spellStart"/>
+      <w:r>
+        <w:rPr>
+          <w:b/>
+          <w:bCs/>
+        </w:rPr>
+        <w:t>mysqli_real_escape_string</w:t>
+      </w:r>
+      <w:proofErr w:type="spellEnd"/>
+      <w:r>
+        <w:rPr>
+          <w:b/>
+          <w:bCs/>
+        </w:rPr>
+        <w:t>()</w:t>
+      </w:r>
+      <w:r>
+        <w:t xml:space="preserve"> para asegurar que caracteres como el apóstrofe (ej. "</w:t>
+      </w:r>
+      <w:proofErr w:type="spellStart"/>
+      <w:r>
+        <w:t>Guns</w:t>
+      </w:r>
+      <w:proofErr w:type="spellEnd"/>
+      <w:r>
+        <w:t xml:space="preserve"> N' Roses") no corrompan la sentencia SQL posterior.</w:t>
+      </w:r>
+    </w:p>
+    <w:p>
+      <w:r>
+        <w:rPr>
+          <w:b/>
+          <w:bCs/>
+        </w:rPr>
+        <w:t>Etapa de Persistencia Física:</w:t>
+      </w:r>
+      <w:r>
+        <w:t xml:space="preserve"> Se utiliza </w:t>
+      </w:r>
+      <w:proofErr w:type="spellStart"/>
+      <w:r>
+        <w:rPr>
+          <w:b/>
+          <w:bCs/>
+        </w:rPr>
+        <w:t>move_uploaded_file</w:t>
+      </w:r>
+      <w:proofErr w:type="spellEnd"/>
+      <w:r>
+        <w:rPr>
+          <w:b/>
+          <w:bCs/>
+        </w:rPr>
+        <w:t>()</w:t>
+      </w:r>
+      <w:r>
+        <w:t>. Esta función es una medida de seguridad vital en PHP, ya que verifica que el archivo que se intenta mover es realmente un archivo subido mediante HTTP POST y no un ataque de inclusión de archivos locales.</w:t>
+      </w:r>
+    </w:p>
+    <w:p>
+      <w:r>
+        <w:rPr>
+          <w:b/>
+          <w:bCs/>
+        </w:rPr>
+        <w:t>Etapa de Registro:</w:t>
+      </w:r>
+      <w:r>
+        <w:t xml:space="preserve"> Solo si los archivos se mueven correctamente al servidor, se ejecuta la consulta INSERT en MariaDB. Esto garantiza que no existan registros en la base de datos que apunten a archivos inexistentes.</w:t>
+      </w:r>
+    </w:p>
+    <w:p/>
+    <w:p>
+      <w:pPr>
+        <w:pStyle w:val="Ttulo2"/>
+      </w:pPr>
+    </w:p>
+    <w:p>
+      <w:pPr>
+        <w:pStyle w:val="Ttulo2"/>
+      </w:pPr>
+    </w:p>
+    <w:p>
+      <w:pPr>
+        <w:pStyle w:val="Ttulo2"/>
+      </w:pPr>
+    </w:p>
+    <w:p/>
+    <w:p/>
+    <w:p>
+      <w:pPr>
+        <w:pStyle w:val="Ttulo2"/>
+      </w:pPr>
+    </w:p>
+    <w:p>
+      <w:pPr>
+        <w:pStyle w:val="Ttulo2"/>
+      </w:pPr>
+      <w:r>
+        <w:t>10.5. Ejemplo del Flujo de Nombres</w:t>
+      </w:r>
+    </w:p>
+    <w:p/>
+    <w:tbl>
+      <w:tblPr>
+        <w:tblW w:w="8927" w:type="dxa"/>
+        <w:tblCellSpacing w:w="15" w:type="dxa"/>
+        <w:tblCellMar>
+          <w:top w:w="15" w:type="dxa"/>
+          <w:left w:w="15" w:type="dxa"/>
+          <w:bottom w:w="15" w:type="dxa"/>
+          <w:right w:w="15" w:type="dxa"/>
+        </w:tblCellMar>
+        <w:tblLook w:val="04A0" w:firstRow="1" w:lastRow="0" w:firstColumn="1" w:lastColumn="0" w:noHBand="0" w:noVBand="1"/>
+      </w:tblPr>
+      <w:tblGrid>
+        <w:gridCol w:w="2274"/>
+        <w:gridCol w:w="3330"/>
+        <w:gridCol w:w="3323"/>
+      </w:tblGrid>
+      <w:tr>
+        <w:trPr>
+          <w:trHeight w:val="414"/>
+          <w:tblHeader/>
+          <w:tblCellSpacing w:w="15" w:type="dxa"/>
+        </w:trPr>
+        <w:tc>
+          <w:tcPr>
+            <w:tcW w:w="0" w:type="auto"/>
+            <w:tcBorders>
+              <w:top w:val="single" w:sz="6" w:space="0" w:color="auto"/>
+              <w:left w:val="single" w:sz="6" w:space="0" w:color="auto"/>
+              <w:bottom w:val="single" w:sz="6" w:space="0" w:color="auto"/>
+              <w:right w:val="single" w:sz="6" w:space="0" w:color="auto"/>
+            </w:tcBorders>
+            <w:vAlign w:val="center"/>
+            <w:hideMark/>
+          </w:tcPr>
+          <w:p>
+            <w:r>
+              <w:rPr>
+                <w:b/>
+                <w:bCs/>
+              </w:rPr>
+              <w:t>Concepto</w:t>
+            </w:r>
+          </w:p>
+        </w:tc>
+        <w:tc>
+          <w:tcPr>
+            <w:tcW w:w="0" w:type="auto"/>
+            <w:tcBorders>
+              <w:top w:val="single" w:sz="6" w:space="0" w:color="auto"/>
+              <w:left w:val="single" w:sz="6" w:space="0" w:color="auto"/>
+              <w:bottom w:val="single" w:sz="6" w:space="0" w:color="auto"/>
+              <w:right w:val="single" w:sz="6" w:space="0" w:color="auto"/>
+            </w:tcBorders>
+            <w:vAlign w:val="center"/>
+            <w:hideMark/>
+          </w:tcPr>
+          <w:p>
+            <w:r>
+              <w:rPr>
+                <w:b/>
+                <w:bCs/>
+              </w:rPr>
+              <w:t>Valor de Entrada</w:t>
+            </w:r>
+          </w:p>
+        </w:tc>
+        <w:tc>
+          <w:tcPr>
+            <w:tcW w:w="0" w:type="auto"/>
+            <w:tcBorders>
+              <w:top w:val="single" w:sz="6" w:space="0" w:color="auto"/>
+              <w:left w:val="single" w:sz="6" w:space="0" w:color="auto"/>
+              <w:bottom w:val="single" w:sz="6" w:space="0" w:color="auto"/>
+              <w:right w:val="single" w:sz="6" w:space="0" w:color="auto"/>
+            </w:tcBorders>
+            <w:vAlign w:val="center"/>
+            <w:hideMark/>
+          </w:tcPr>
+          <w:p>
+            <w:r>
+              <w:rPr>
+                <w:b/>
+                <w:bCs/>
+              </w:rPr>
+              <w:t>Valor Procesado</w:t>
+            </w:r>
+          </w:p>
+        </w:tc>
+      </w:tr>
+      <w:tr>
+        <w:trPr>
+          <w:trHeight w:val="407"/>
+          <w:tblCellSpacing w:w="15" w:type="dxa"/>
+        </w:trPr>
+        <w:tc>
+          <w:tcPr>
+            <w:tcW w:w="0" w:type="auto"/>
+            <w:tcBorders>
+              <w:top w:val="single" w:sz="6" w:space="0" w:color="auto"/>
+              <w:left w:val="single" w:sz="6" w:space="0" w:color="auto"/>
+              <w:bottom w:val="single" w:sz="6" w:space="0" w:color="auto"/>
+              <w:right w:val="single" w:sz="6" w:space="0" w:color="auto"/>
+            </w:tcBorders>
+            <w:vAlign w:val="center"/>
+            <w:hideMark/>
+          </w:tcPr>
+          <w:p>
+            <w:r>
+              <w:rPr>
+                <w:b/>
+                <w:bCs/>
+              </w:rPr>
+              <w:t>Canción</w:t>
+            </w:r>
+          </w:p>
+        </w:tc>
+        <w:tc>
+          <w:tcPr>
+            <w:tcW w:w="0" w:type="auto"/>
+            <w:tcBorders>
+              <w:top w:val="single" w:sz="6" w:space="0" w:color="auto"/>
+              <w:left w:val="single" w:sz="6" w:space="0" w:color="auto"/>
+              <w:bottom w:val="single" w:sz="6" w:space="0" w:color="auto"/>
+              <w:right w:val="single" w:sz="6" w:space="0" w:color="auto"/>
+            </w:tcBorders>
+            <w:vAlign w:val="center"/>
+            <w:hideMark/>
+          </w:tcPr>
+          <w:p>
+            <w:r>
+              <w:t>"Zafar"</w:t>
+            </w:r>
+          </w:p>
+        </w:tc>
+        <w:tc>
+          <w:tcPr>
+            <w:tcW w:w="0" w:type="auto"/>
+            <w:tcBorders>
+              <w:top w:val="single" w:sz="6" w:space="0" w:color="auto"/>
+              <w:left w:val="single" w:sz="6" w:space="0" w:color="auto"/>
+              <w:bottom w:val="single" w:sz="6" w:space="0" w:color="auto"/>
+              <w:right w:val="single" w:sz="6" w:space="0" w:color="auto"/>
+            </w:tcBorders>
+            <w:vAlign w:val="center"/>
+            <w:hideMark/>
+          </w:tcPr>
+          <w:p>
+            <w:r>
+              <w:t>Zafar</w:t>
+            </w:r>
+          </w:p>
+        </w:tc>
+      </w:tr>
+      <w:tr>
+        <w:trPr>
+          <w:trHeight w:val="414"/>
+          <w:tblCellSpacing w:w="15" w:type="dxa"/>
+        </w:trPr>
+        <w:tc>
+          <w:tcPr>
+            <w:tcW w:w="0" w:type="auto"/>
+            <w:tcBorders>
+              <w:top w:val="single" w:sz="6" w:space="0" w:color="auto"/>
+              <w:left w:val="single" w:sz="6" w:space="0" w:color="auto"/>
+              <w:bottom w:val="single" w:sz="6" w:space="0" w:color="auto"/>
+              <w:right w:val="single" w:sz="6" w:space="0" w:color="auto"/>
+            </w:tcBorders>
+            <w:vAlign w:val="center"/>
+            <w:hideMark/>
+          </w:tcPr>
+          <w:p>
+            <w:r>
+              <w:rPr>
+                <w:b/>
+                <w:bCs/>
+              </w:rPr>
+              <w:t>Artista</w:t>
+            </w:r>
+          </w:p>
+        </w:tc>
+        <w:tc>
+          <w:tcPr>
+            <w:tcW w:w="0" w:type="auto"/>
+            <w:tcBorders>
+              <w:top w:val="single" w:sz="6" w:space="0" w:color="auto"/>
+              <w:left w:val="single" w:sz="6" w:space="0" w:color="auto"/>
+              <w:bottom w:val="single" w:sz="6" w:space="0" w:color="auto"/>
+              <w:right w:val="single" w:sz="6" w:space="0" w:color="auto"/>
+            </w:tcBorders>
+            <w:vAlign w:val="center"/>
+            <w:hideMark/>
+          </w:tcPr>
+          <w:p>
+            <w:r>
+              <w:t>"La Vela Puerca"</w:t>
+            </w:r>
+          </w:p>
+        </w:tc>
+        <w:tc>
+          <w:tcPr>
+            <w:tcW w:w="0" w:type="auto"/>
+            <w:tcBorders>
+              <w:top w:val="single" w:sz="6" w:space="0" w:color="auto"/>
+              <w:left w:val="single" w:sz="6" w:space="0" w:color="auto"/>
+              <w:bottom w:val="single" w:sz="6" w:space="0" w:color="auto"/>
+              <w:right w:val="single" w:sz="6" w:space="0" w:color="auto"/>
+            </w:tcBorders>
+            <w:vAlign w:val="center"/>
+            <w:hideMark/>
+          </w:tcPr>
+          <w:p>
+            <w:r>
+              <w:t>La_Vela_Puerca</w:t>
+            </w:r>
+          </w:p>
+        </w:tc>
+      </w:tr>
+      <w:tr>
+        <w:trPr>
+          <w:trHeight w:val="414"/>
+          <w:tblCellSpacing w:w="15" w:type="dxa"/>
+        </w:trPr>
+        <w:tc>
+          <w:tcPr>
+            <w:tcW w:w="0" w:type="auto"/>
+            <w:tcBorders>
+              <w:top w:val="single" w:sz="6" w:space="0" w:color="auto"/>
+              <w:left w:val="single" w:sz="6" w:space="0" w:color="auto"/>
+              <w:bottom w:val="single" w:sz="6" w:space="0" w:color="auto"/>
+              <w:right w:val="single" w:sz="6" w:space="0" w:color="auto"/>
+            </w:tcBorders>
+            <w:vAlign w:val="center"/>
+            <w:hideMark/>
+          </w:tcPr>
+          <w:p>
+            <w:proofErr w:type="spellStart"/>
+            <w:r>
+              <w:rPr>
+                <w:b/>
+                <w:bCs/>
+              </w:rPr>
+              <w:t>Timestamp</w:t>
+            </w:r>
+            <w:proofErr w:type="spellEnd"/>
+          </w:p>
+        </w:tc>
+        <w:tc>
+          <w:tcPr>
+            <w:tcW w:w="0" w:type="auto"/>
+            <w:tcBorders>
+              <w:top w:val="single" w:sz="6" w:space="0" w:color="auto"/>
+              <w:left w:val="single" w:sz="6" w:space="0" w:color="auto"/>
+              <w:bottom w:val="single" w:sz="6" w:space="0" w:color="auto"/>
+              <w:right w:val="single" w:sz="6" w:space="0" w:color="auto"/>
+            </w:tcBorders>
+            <w:vAlign w:val="center"/>
+            <w:hideMark/>
+          </w:tcPr>
+          <w:p>
+            <w:r>
+              <w:t>1711834200</w:t>
+            </w:r>
+          </w:p>
+        </w:tc>
+        <w:tc>
+          <w:tcPr>
+            <w:tcW w:w="0" w:type="auto"/>
+            <w:tcBorders>
+              <w:top w:val="single" w:sz="6" w:space="0" w:color="auto"/>
+              <w:left w:val="single" w:sz="6" w:space="0" w:color="auto"/>
+              <w:bottom w:val="single" w:sz="6" w:space="0" w:color="auto"/>
+              <w:right w:val="single" w:sz="6" w:space="0" w:color="auto"/>
+            </w:tcBorders>
+            <w:vAlign w:val="center"/>
+            <w:hideMark/>
+          </w:tcPr>
+          <w:p>
+            <w:r>
+              <w:t>1711834200</w:t>
+            </w:r>
+          </w:p>
+        </w:tc>
+      </w:tr>
+    </w:tbl>
+    <w:p>
+      <w:pPr>
+        <w:rPr>
+          <w:b/>
+          <w:bCs/>
+        </w:rPr>
+      </w:pPr>
+    </w:p>
+    <w:p>
+      <w:pPr>
+        <w:rPr>
+          <w:b/>
+          <w:bCs/>
+        </w:rPr>
+      </w:pPr>
+      <w:r>
+        <w:rPr>
+          <w:b/>
+          <w:bCs/>
+        </w:rPr>
+        <w:t>Resultado final en el Servidor:</w:t>
+      </w:r>
+    </w:p>
+    <w:p>
+      <w:proofErr w:type="spellStart"/>
+      <w:r>
+        <w:t>uploads</w:t>
+      </w:r>
+      <w:proofErr w:type="spellEnd"/>
+      <w:r>
+        <w:t>/canciones/La_Vela_Puerca/Zafar_(voz)_1711834200.mp3</w:t>
+      </w:r>
+    </w:p>
+    <w:p>
+      <w:r>
+        <w:t>uploads/canciones/La_Vela_Puerca/Zafar_(instrumental)_1711834200.mp3</w:t>
+      </w:r>
+    </w:p>
+    <w:p>
+      <w:proofErr w:type="spellStart"/>
+      <w:r>
+        <w:t>uploads</w:t>
+      </w:r>
+      <w:proofErr w:type="spellEnd"/>
+      <w:r>
+        <w:t>/letras/La_Vela_Puerca/Zafar_1711834200.lrc</w:t>
+      </w:r>
+    </w:p>
+    <w:p>
+      <w:pPr>
+        <w:rPr>
+          <w:u w:val="single"/>
+        </w:rPr>
+      </w:pPr>
+    </w:p>
+    <w:p>
+      <w:pPr>
+        <w:rPr>
+          <w:b/>
+          <w:bCs/>
+        </w:rPr>
+      </w:pPr>
+      <w:r>
+        <w:rPr>
+          <w:b/>
+          <w:bCs/>
+        </w:rPr>
+        <w:t xml:space="preserve">Ejemplo de como se </w:t>
+      </w:r>
+      <w:proofErr w:type="gramStart"/>
+      <w:r>
+        <w:rPr>
+          <w:b/>
+          <w:bCs/>
+        </w:rPr>
+        <w:t>guardara</w:t>
+      </w:r>
+      <w:proofErr w:type="gramEnd"/>
+      <w:r>
+        <w:rPr>
+          <w:b/>
+          <w:bCs/>
+        </w:rPr>
+        <w:t xml:space="preserve"> las carpetas para las canciones y letras</w:t>
+      </w:r>
+    </w:p>
+    <w:p>
+      <w:r>
+        <w:drawing>
+          <wp:inline distT="0" distB="0" distL="0" distR="0" wp14:anchorId="72A62D87" wp14:editId="12D6955A">
+            <wp:extent cx="5400040" cy="707390"/>
+            <wp:effectExtent l="0" t="0" r="0" b="0"/>
+            <wp:docPr id="3" name="Imagen 3"/>
+            <wp:cNvGraphicFramePr>
+              <a:graphicFrameLocks xmlns:a="http://schemas.openxmlformats.org/drawingml/2006/main" noChangeAspect="1"/>
+            </wp:cNvGraphicFramePr>
+            <a:graphic xmlns:a="http://schemas.openxmlformats.org/drawingml/2006/main">
+              <a:graphicData uri="http://schemas.openxmlformats.org/drawingml/2006/picture">
+                <pic:pic xmlns:pic="http://schemas.openxmlformats.org/drawingml/2006/picture">
+                  <pic:nvPicPr>
+                    <pic:cNvPr id="1" name=""/>
+                    <pic:cNvPicPr/>
+                  </pic:nvPicPr>
+                  <pic:blipFill>
+                    <a:blip r:embed="rId10"/>
+                    <a:stretch>
+                      <a:fillRect/>
+                    </a:stretch>
+                  </pic:blipFill>
+                  <pic:spPr>
+                    <a:xfrm>
+                      <a:off x="0" y="0"/>
+                      <a:ext cx="5400040" cy="707390"/>
+                    </a:xfrm>
+                    <a:prstGeom prst="rect">
+                      <a:avLst/>
+                    </a:prstGeom>
+                  </pic:spPr>
+                </pic:pic>
+              </a:graphicData>
+            </a:graphic>
+          </wp:inline>
+        </w:drawing>
+      </w:r>
+    </w:p>
+    <w:p>
+      <w:pPr>
+        <w:rPr>
+          <w:b/>
+          <w:bCs/>
+        </w:rPr>
+      </w:pPr>
+      <w:r>
+        <w:rPr>
+          <w:b/>
+          <w:bCs/>
+        </w:rPr>
+        <w:t>Ejemplo de como se guardan los archivos de instrumental, voz y letra</w:t>
+      </w:r>
+    </w:p>
+    <w:p>
+      <w:r>
+        <w:drawing>
+          <wp:inline distT="0" distB="0" distL="0" distR="0" wp14:anchorId="4CC56970" wp14:editId="5E54F72C">
+            <wp:extent cx="5400040" cy="676910"/>
+            <wp:effectExtent l="0" t="0" r="0" b="8890"/>
+            <wp:docPr id="4" name="Imagen 4"/>
+            <wp:cNvGraphicFramePr>
+              <a:graphicFrameLocks xmlns:a="http://schemas.openxmlformats.org/drawingml/2006/main" noChangeAspect="1"/>
+            </wp:cNvGraphicFramePr>
+            <a:graphic xmlns:a="http://schemas.openxmlformats.org/drawingml/2006/main">
+              <a:graphicData uri="http://schemas.openxmlformats.org/drawingml/2006/picture">
+                <pic:pic xmlns:pic="http://schemas.openxmlformats.org/drawingml/2006/picture">
+                  <pic:nvPicPr>
+                    <pic:cNvPr id="1" name=""/>
+                    <pic:cNvPicPr/>
+                  </pic:nvPicPr>
+                  <pic:blipFill>
+                    <a:blip r:embed="rId11"/>
+                    <a:stretch>
+                      <a:fillRect/>
+                    </a:stretch>
+                  </pic:blipFill>
+                  <pic:spPr>
+                    <a:xfrm>
+                      <a:off x="0" y="0"/>
+                      <a:ext cx="5400040" cy="676910"/>
+                    </a:xfrm>
+                    <a:prstGeom prst="rect">
+                      <a:avLst/>
+                    </a:prstGeom>
+                  </pic:spPr>
+                </pic:pic>
+              </a:graphicData>
+            </a:graphic>
+          </wp:inline>
+        </w:drawing>
+      </w:r>
+    </w:p>
+    <w:p>
+      <w:pPr>
+        <w:rPr>
+          <w:b/>
+          <w:bCs/>
+        </w:rPr>
+      </w:pPr>
+      <w:r>
+        <w:rPr>
+          <w:b/>
+          <w:bCs/>
+        </w:rPr>
+        <w:t>Ejemplo de la creación de carpetas</w:t>
+      </w:r>
+    </w:p>
+    <w:p>
+      <w:r>
+        <w:drawing>
+          <wp:inline distT="0" distB="0" distL="0" distR="0" wp14:anchorId="173E5C1B" wp14:editId="7562E1B3">
+            <wp:extent cx="5400040" cy="1123315"/>
+            <wp:effectExtent l="0" t="0" r="0" b="635"/>
+            <wp:docPr id="5" name="Imagen 5"/>
+            <wp:cNvGraphicFramePr>
+              <a:graphicFrameLocks xmlns:a="http://schemas.openxmlformats.org/drawingml/2006/main" noChangeAspect="1"/>
+            </wp:cNvGraphicFramePr>
+            <a:graphic xmlns:a="http://schemas.openxmlformats.org/drawingml/2006/main">
+              <a:graphicData uri="http://schemas.openxmlformats.org/drawingml/2006/picture">
+                <pic:pic xmlns:pic="http://schemas.openxmlformats.org/drawingml/2006/picture">
+                  <pic:nvPicPr>
+                    <pic:cNvPr id="1" name=""/>
+                    <pic:cNvPicPr/>
+                  </pic:nvPicPr>
+                  <pic:blipFill>
+                    <a:blip r:embed="rId12"/>
+                    <a:stretch>
+                      <a:fillRect/>
+                    </a:stretch>
+                  </pic:blipFill>
+                  <pic:spPr>
+                    <a:xfrm>
+                      <a:off x="0" y="0"/>
+                      <a:ext cx="5400040" cy="1123315"/>
+                    </a:xfrm>
+                    <a:prstGeom prst="rect">
+                      <a:avLst/>
+                    </a:prstGeom>
+                  </pic:spPr>
+                </pic:pic>
+              </a:graphicData>
+            </a:graphic>
+          </wp:inline>
+        </w:drawing>
+      </w:r>
+    </w:p>
+    <w:p/>
+    <w:p/>
+    <w:p/>
+    <w:p>
+      <w:pPr>
+        <w:rPr>
+          <w:lang w:eastAsia="es-ES"/>
+        </w:rPr>
+      </w:pPr>
+    </w:p>
+    <w:p/>
+    <w:p/>
+    <w:p>
+      <w:pPr>
+        <w:pStyle w:val="Ttulo1"/>
+      </w:pPr>
+      <w:r>
+        <w:t>11. Motor de Ejecución y Gestión de Sesión</w:t>
+      </w:r>
+    </w:p>
+    <w:p/>
+    <w:p>
+      <w:r>
+        <w:t>Este apartado describe la lógica central de "</w:t>
+      </w:r>
+      <w:proofErr w:type="spellStart"/>
+      <w:r>
+        <w:t>Kantabile</w:t>
+      </w:r>
+      <w:proofErr w:type="spellEnd"/>
+      <w:r>
+        <w:t>", que gestiona la interacción en tiempo real entre el usuario, la base de datos y los flujos multimedia sincronizados.</w:t>
+      </w:r>
+    </w:p>
+    <w:p>
+      <w:pPr>
+        <w:pStyle w:val="Ttulo2"/>
+      </w:pPr>
+      <w:r>
+        <w:t>11.1. Gestión Dinámica de Colas Privadas</w:t>
+      </w:r>
+    </w:p>
+    <w:p/>
+    <w:p>
+      <w:r>
+        <w:t>El sistema implementa una arquitectura de cola personalizada mediante el uso de sesiones de PHP y consultas SQL filtradas por identificador de usuario ($</w:t>
+      </w:r>
+      <w:proofErr w:type="spellStart"/>
+      <w:r>
+        <w:t>idUsuario</w:t>
+      </w:r>
+      <w:proofErr w:type="spellEnd"/>
+      <w:r>
+        <w:t>).</w:t>
+      </w:r>
+    </w:p>
+    <w:p>
+      <w:r>
+        <w:rPr>
+          <w:b/>
+          <w:bCs/>
+        </w:rPr>
+        <w:t xml:space="preserve">Aislamiento de Sesión: </w:t>
+      </w:r>
+      <w:r>
+        <w:t xml:space="preserve">Mediante la instrucción WHERE </w:t>
+      </w:r>
+      <w:proofErr w:type="spellStart"/>
+      <w:r>
+        <w:t>id_usuario</w:t>
+      </w:r>
+      <w:proofErr w:type="spellEnd"/>
+      <w:r>
+        <w:t xml:space="preserve"> = '$</w:t>
+      </w:r>
+      <w:proofErr w:type="spellStart"/>
+      <w:r>
+        <w:t>idUsuario</w:t>
+      </w:r>
+      <w:proofErr w:type="spellEnd"/>
+      <w:r>
+        <w:t>', el sistema garantiza que la experiencia sea multi-instancia, permitiendo que cada usuario gestione su propia lista de reproducción sin interferencias.</w:t>
+      </w:r>
+    </w:p>
+    <w:p>
+      <w:r>
+        <w:rPr>
+          <w:b/>
+          <w:bCs/>
+        </w:rPr>
+        <w:t>Gestión de Turnos:</w:t>
+      </w:r>
+      <w:r>
+        <w:t xml:space="preserve"> El sistema identifica automáticamente la canción activa mediante una consulta con LIMIT 1 y ordenación ascendente por ID, asegurando que el flujo de la sesión siga el orden cronológico de selección.</w:t>
+      </w:r>
+    </w:p>
+    <w:p>
+      <w:r>
+        <w:rPr>
+          <w:b/>
+          <w:bCs/>
+        </w:rPr>
+        <w:t>Control de Estado (Mover/Quitar):</w:t>
+      </w:r>
+      <w:r>
+        <w:t xml:space="preserve"> Se han desarrollado scripts de soporte </w:t>
+      </w:r>
+      <w:r>
+        <w:rPr>
+          <w:b/>
+          <w:bCs/>
+        </w:rPr>
+        <w:t>(</w:t>
+      </w:r>
+      <w:proofErr w:type="spellStart"/>
+      <w:r>
+        <w:rPr>
+          <w:b/>
+          <w:bCs/>
+        </w:rPr>
+        <w:t>cancion_mover.php</w:t>
+      </w:r>
+      <w:proofErr w:type="spellEnd"/>
+      <w:r>
+        <w:rPr>
+          <w:b/>
+          <w:bCs/>
+        </w:rPr>
+        <w:t xml:space="preserve">, </w:t>
+      </w:r>
+      <w:proofErr w:type="spellStart"/>
+      <w:r>
+        <w:rPr>
+          <w:b/>
+          <w:bCs/>
+        </w:rPr>
+        <w:t>cancion_quitar.php</w:t>
+      </w:r>
+      <w:proofErr w:type="spellEnd"/>
+      <w:r>
+        <w:t>) que permiten al usuario reordenar su cola en tiempo real, modificando la prioridad de los registros en la base de datos.</w:t>
+      </w:r>
+    </w:p>
+    <w:p>
+      <w:pPr>
+        <w:pStyle w:val="Ttulo2"/>
+      </w:pPr>
+      <w:r>
+        <w:t>11.2. Arquitectura del Reproductor Dual</w:t>
+      </w:r>
+    </w:p>
+    <w:p/>
+    <w:p>
+      <w:r>
+        <w:t>Una de las innovaciones técnicas del proyecto es el uso de un sistema de audio sincronizado por software.</w:t>
+      </w:r>
+    </w:p>
+    <w:p>
+      <w:r>
+        <w:rPr>
+          <w:b/>
+          <w:bCs/>
+        </w:rPr>
+        <w:t>Dualidad de Pistas:</w:t>
+      </w:r>
+      <w:r>
+        <w:t xml:space="preserve"> El reproductor carga simultáneamente dos nodos de audio HTML5: la pista de Voz (guía) y la pista Instrumental.</w:t>
+      </w:r>
+    </w:p>
+    <w:p>
+      <w:r>
+        <w:rPr>
+          <w:b/>
+          <w:bCs/>
+        </w:rPr>
+        <w:t>Sincronización de Flujos:</w:t>
+      </w:r>
+      <w:r>
+        <w:t xml:space="preserve"> Mediante JavaScript, se ha vinculado el </w:t>
+      </w:r>
+      <w:proofErr w:type="spellStart"/>
+      <w:r>
+        <w:t>currentTime</w:t>
+      </w:r>
+      <w:proofErr w:type="spellEnd"/>
+      <w:r>
+        <w:t xml:space="preserve"> de ambas pistas. Al pausar, reproducir o desplazar la barra de progreso (evento </w:t>
+      </w:r>
+      <w:proofErr w:type="spellStart"/>
+      <w:r>
+        <w:t>onseeking</w:t>
+      </w:r>
+      <w:proofErr w:type="spellEnd"/>
+      <w:r>
+        <w:t>), los dos archivos se mantienen en fase con una precisión de milisegundos.</w:t>
+      </w:r>
+    </w:p>
+    <w:p>
+      <w:r>
+        <w:rPr>
+          <w:b/>
+          <w:bCs/>
+        </w:rPr>
+        <w:t>Modo Guía Dinámico:</w:t>
+      </w:r>
+      <w:r>
+        <w:t xml:space="preserve"> Se implementó una función de mutado selectivo que permite al usuario alternar entre la versión con voz y la instrumental sin interrumpir la reproducción, facilitando el aprendizaje de la canción.</w:t>
+      </w:r>
+    </w:p>
+    <w:p>
+      <w:pPr>
+        <w:pStyle w:val="Ttulo2"/>
+      </w:pPr>
+      <w:r>
+        <w:t>11.3. Motor de Sincronización Avanzada</w:t>
+      </w:r>
+    </w:p>
+    <w:p/>
+    <w:p>
+      <w:r>
+        <w:t>El sistema utiliza un algoritmo de procesamiento en el lado del cliente para transformar archivos de texto .</w:t>
+      </w:r>
+      <w:proofErr w:type="spellStart"/>
+      <w:r>
+        <w:t>lrc</w:t>
+      </w:r>
+      <w:proofErr w:type="spellEnd"/>
+      <w:r>
+        <w:t xml:space="preserve"> en una experiencia visual interactiva.</w:t>
+      </w:r>
+    </w:p>
+    <w:p>
+      <w:proofErr w:type="spellStart"/>
+      <w:r>
+        <w:rPr>
+          <w:b/>
+          <w:bCs/>
+        </w:rPr>
+        <w:t>Parsing</w:t>
+      </w:r>
+      <w:proofErr w:type="spellEnd"/>
+      <w:r>
+        <w:rPr>
+          <w:b/>
+          <w:bCs/>
+        </w:rPr>
+        <w:t xml:space="preserve"> de </w:t>
+      </w:r>
+      <w:proofErr w:type="spellStart"/>
+      <w:r>
+        <w:rPr>
+          <w:b/>
+          <w:bCs/>
+        </w:rPr>
+        <w:t>Micro-tiempos</w:t>
+      </w:r>
+      <w:proofErr w:type="spellEnd"/>
+      <w:r>
+        <w:rPr>
+          <w:b/>
+          <w:bCs/>
+        </w:rPr>
+        <w:t>:</w:t>
+      </w:r>
+      <w:r>
+        <w:t xml:space="preserve"> A diferencia de reproductores básicos que solo detectan líneas, este motor utiliza Expresiones Regulares (</w:t>
+      </w:r>
+      <w:proofErr w:type="spellStart"/>
+      <w:r>
+        <w:t>RegExp</w:t>
+      </w:r>
+      <w:proofErr w:type="spellEnd"/>
+      <w:r>
+        <w:t>) para detectar marcas de tiempo de frase [...] y marcas de palabra &lt;...&gt;. Esto permite un resaltado progresivo (tipo "bola de rebote") dentro de la misma frase.</w:t>
+      </w:r>
+    </w:p>
+    <w:p>
+      <w:r>
+        <w:rPr>
+          <w:b/>
+          <w:bCs/>
+        </w:rPr>
+        <w:t>Ciclo de Renderizado:</w:t>
+      </w:r>
+      <w:r>
+        <w:t xml:space="preserve"> En lugar de intervalos fijos, se utiliza el método </w:t>
+      </w:r>
+      <w:proofErr w:type="spellStart"/>
+      <w:r>
+        <w:t>requestAnimationFrame</w:t>
+      </w:r>
+      <w:proofErr w:type="spellEnd"/>
+      <w:r>
+        <w:t>. Esto permite que el "</w:t>
+      </w:r>
+      <w:proofErr w:type="spellStart"/>
+      <w:r>
+        <w:t>engine</w:t>
+      </w:r>
+      <w:proofErr w:type="spellEnd"/>
+      <w:r>
+        <w:t xml:space="preserve">" de sincronización se ejecute a la </w:t>
+      </w:r>
+      <w:r>
+        <w:lastRenderedPageBreak/>
+        <w:t>tasa de refresco del monitor (normalmente 60fps), garantizando una transición suave en las barras de progreso de cada palabra mediante variables CSS</w:t>
+      </w:r>
+      <w:r>
+        <w:t>.</w:t>
+      </w:r>
+    </w:p>
+    <w:p>
+      <w:r>
+        <w:rPr>
+          <w:b/>
+          <w:bCs/>
+        </w:rPr>
+        <w:t xml:space="preserve">Lógica de </w:t>
+      </w:r>
+      <w:proofErr w:type="spellStart"/>
+      <w:r>
+        <w:rPr>
+          <w:b/>
+          <w:bCs/>
+        </w:rPr>
+        <w:t>Pre-visualización</w:t>
+      </w:r>
+      <w:proofErr w:type="spellEnd"/>
+      <w:r>
+        <w:t xml:space="preserve">: El motor calcula dinámicamente el índice de la frase actual y la siguiente, permitiendo al usuario anticipar la letra que debe cantar (campo </w:t>
+      </w:r>
+      <w:proofErr w:type="spellStart"/>
+      <w:r>
+        <w:t>linea</w:t>
+      </w:r>
+      <w:proofErr w:type="spellEnd"/>
+      <w:r>
+        <w:t>-siguiente).</w:t>
+      </w:r>
+    </w:p>
+    <w:p>
+      <w:pPr>
+        <w:pStyle w:val="Ttulo2"/>
+      </w:pPr>
+      <w:r>
+        <w:t>11.4. Interfaz de Escenario</w:t>
+      </w:r>
+    </w:p>
+    <w:p>
+      <w:pPr>
+        <w:rPr>
+          <w:u w:val="single"/>
+        </w:rPr>
+      </w:pPr>
+    </w:p>
+    <w:p>
+      <w:r>
+        <w:t>Para profesionalizar la experiencia de usuario, se ha desarrollado un módulo de Escenario Externo.</w:t>
+      </w:r>
+    </w:p>
+    <w:p>
+      <w:r>
+        <w:t xml:space="preserve">Comunicación Inter-Ventana: Utilizando el objeto </w:t>
+      </w:r>
+      <w:proofErr w:type="spellStart"/>
+      <w:r>
+        <w:t>window.open</w:t>
+      </w:r>
+      <w:proofErr w:type="spellEnd"/>
+      <w:r>
+        <w:t>, el sistema abre una ventana secundaria independiente del panel de control.</w:t>
+      </w:r>
+    </w:p>
+    <w:p>
+      <w:r>
+        <w:t>Sincronización del DOM: Mediante un puente de datos en JavaScript, la ventana principal inyecta el contenido procesado de las letras en la ventana del escenario en tiempo real. Esto permite que el monitor principal sea utilizado para la gestión (cola/búsqueda) mientras el monitor secundario muestra exclusivamente la letra al cantante, simulando un entorno de karaoke profesional.</w:t>
+      </w:r>
+    </w:p>
+    <w:p/>
+    <w:p>
+      <w:pPr>
+        <w:pStyle w:val="Ttulo1"/>
+      </w:pPr>
+      <w:r>
+        <w:t>12</w:t>
+      </w:r>
+      <w:r>
+        <w:t>. Navegación y Flujo de Trabajo (</w:t>
+      </w:r>
+      <w:proofErr w:type="spellStart"/>
+      <w:r>
+        <w:t>User</w:t>
+      </w:r>
+      <w:proofErr w:type="spellEnd"/>
+      <w:r>
+        <w:t xml:space="preserve"> Flow)</w:t>
+      </w:r>
+    </w:p>
+    <w:p/>
+    <w:p>
+      <w:r>
+        <w:t>En este apartado se describe la arquitectura de navegación de la aplicación, diseñada bajo un enfoque de experiencia de usuario (UX) simplificada para evitar distracciones en entornos de ocio (karaoke).</w:t>
+      </w:r>
+    </w:p>
+    <w:p>
+      <w:pPr>
+        <w:pStyle w:val="Ttulo2"/>
+      </w:pPr>
+      <w:r>
+        <w:t>12</w:t>
+      </w:r>
+      <w:r>
+        <w:t>.1. Mapa del Sitio (</w:t>
+      </w:r>
+      <w:proofErr w:type="spellStart"/>
+      <w:r>
+        <w:t>Sitemap</w:t>
+      </w:r>
+      <w:proofErr w:type="spellEnd"/>
+      <w:r>
+        <w:t>)</w:t>
+      </w:r>
+    </w:p>
+    <w:p>
+      <w:r>
+        <w:t>La aplicación se estructura en cuatro nodos principales interconectados:</w:t>
+      </w:r>
+    </w:p>
+    <w:p>
+      <w:proofErr w:type="spellStart"/>
+      <w:r>
+        <w:rPr>
+          <w:b/>
+          <w:bCs/>
+        </w:rPr>
+        <w:t>Index</w:t>
+      </w:r>
+      <w:proofErr w:type="spellEnd"/>
+      <w:r>
+        <w:rPr>
+          <w:b/>
+          <w:bCs/>
+        </w:rPr>
+        <w:t xml:space="preserve"> / </w:t>
+      </w:r>
+      <w:proofErr w:type="spellStart"/>
+      <w:r>
+        <w:rPr>
+          <w:b/>
+          <w:bCs/>
+        </w:rPr>
+        <w:t>Login</w:t>
+      </w:r>
+      <w:proofErr w:type="spellEnd"/>
+      <w:r>
+        <w:rPr>
+          <w:b/>
+          <w:bCs/>
+        </w:rPr>
+        <w:t>:</w:t>
+      </w:r>
+      <w:r>
+        <w:t xml:space="preserve"> Puerta de entrada donde se gestiona la autenticación.</w:t>
+      </w:r>
+    </w:p>
+    <w:p>
+      <w:proofErr w:type="spellStart"/>
+      <w:r>
+        <w:rPr>
+          <w:b/>
+          <w:bCs/>
+        </w:rPr>
+        <w:t>Dashboard</w:t>
+      </w:r>
+      <w:proofErr w:type="spellEnd"/>
+      <w:r>
+        <w:t xml:space="preserve"> (Biblioteca): El centro neurálgico donde el usuario busca canciones y gestiona su perfil.</w:t>
+      </w:r>
+      <w:r>
+        <w:t xml:space="preserve"> </w:t>
+      </w:r>
+    </w:p>
+    <w:p>
+      <w:r>
+        <w:rPr>
+          <w:b/>
+          <w:bCs/>
+        </w:rPr>
+        <w:t>Reproductor de Karaoke:</w:t>
+      </w:r>
+      <w:r>
+        <w:t xml:space="preserve"> Interfaz de ejecución donde se procesa el audio y la letra.</w:t>
+      </w:r>
+    </w:p>
+    <w:p>
+      <w:r>
+        <w:rPr>
+          <w:b/>
+          <w:bCs/>
+        </w:rPr>
+        <w:t xml:space="preserve">Ventana de Escenario: </w:t>
+      </w:r>
+      <w:r>
+        <w:t>Una extensión visual independiente para la proyección de la letra.</w:t>
+      </w:r>
+    </w:p>
+    <w:p>
+      <w:pPr>
+        <w:pStyle w:val="Ttulo2"/>
+      </w:pPr>
+      <w:r>
+        <w:t>12</w:t>
+      </w:r>
+      <w:r>
+        <w:t>.2. Descripción de los Flujos Principales</w:t>
+      </w:r>
+    </w:p>
+    <w:p/>
+    <w:p>
+      <w:pPr>
+        <w:rPr>
+          <w:i/>
+          <w:iCs/>
+        </w:rPr>
+      </w:pPr>
+      <w:r>
+        <w:rPr>
+          <w:i/>
+          <w:iCs/>
+        </w:rPr>
+        <w:t>Flujo de Selección de Canción</w:t>
+      </w:r>
+    </w:p>
+    <w:p>
+      <w:pPr>
+        <w:ind w:left="360"/>
+      </w:pPr>
+      <w:r>
+        <w:t>Para que un usuario pueda cantar, el sistema sigue este camino lógico:</w:t>
+      </w:r>
+    </w:p>
+    <w:p>
+      <w:pPr>
+        <w:ind w:left="360"/>
+      </w:pPr>
+      <w:r>
+        <w:rPr>
+          <w:b/>
+          <w:bCs/>
+        </w:rPr>
+        <w:t>Búsqueda:</w:t>
+      </w:r>
+      <w:r>
+        <w:t xml:space="preserve"> El usuario utiliza el buscador dinámico. El sistema filtra en tiempo real sobre la base de datos.</w:t>
+      </w:r>
+    </w:p>
+    <w:p>
+      <w:pPr>
+        <w:ind w:left="360"/>
+      </w:pPr>
+      <w:r>
+        <w:rPr>
+          <w:b/>
+          <w:bCs/>
+        </w:rPr>
+        <w:t>Registro en Cola:</w:t>
+      </w:r>
+      <w:r>
+        <w:t xml:space="preserve"> Al hacer clic en "Añadir a la cola", se dispara una petición POST que registra el </w:t>
+      </w:r>
+      <w:proofErr w:type="spellStart"/>
+      <w:r>
+        <w:t>id_cancion</w:t>
+      </w:r>
+      <w:proofErr w:type="spellEnd"/>
+      <w:r>
+        <w:t xml:space="preserve"> y el alias del cantante.</w:t>
+      </w:r>
+    </w:p>
+    <w:p>
+      <w:pPr>
+        <w:ind w:left="360"/>
+      </w:pPr>
+      <w:r>
+        <w:rPr>
+          <w:b/>
+          <w:bCs/>
+        </w:rPr>
+        <w:lastRenderedPageBreak/>
+        <w:t xml:space="preserve">Carga de </w:t>
+      </w:r>
+      <w:proofErr w:type="spellStart"/>
+      <w:r>
+        <w:rPr>
+          <w:b/>
+          <w:bCs/>
+        </w:rPr>
+        <w:t>Assets</w:t>
+      </w:r>
+      <w:proofErr w:type="spellEnd"/>
+      <w:r>
+        <w:rPr>
+          <w:b/>
+          <w:bCs/>
+        </w:rPr>
+        <w:t>:</w:t>
+      </w:r>
+      <w:r>
+        <w:t xml:space="preserve"> Cuando llega el turno, el sistema carga simultáneamente tres elementos: el audio guía, el audio instrumental y el archivo de texto .</w:t>
+      </w:r>
+      <w:proofErr w:type="spellStart"/>
+      <w:r>
+        <w:t>lrc</w:t>
+      </w:r>
+      <w:proofErr w:type="spellEnd"/>
+      <w:r>
+        <w:t>.</w:t>
+      </w:r>
+    </w:p>
+    <w:p>
+      <w:pPr>
+        <w:rPr>
+          <w:i/>
+          <w:iCs/>
+        </w:rPr>
+      </w:pPr>
+      <w:r>
+        <w:rPr>
+          <w:i/>
+          <w:iCs/>
+        </w:rPr>
+        <w:t>Flujo de Control de Visualización</w:t>
+      </w:r>
+    </w:p>
+    <w:p>
+      <w:pPr>
+        <w:ind w:left="708"/>
+      </w:pPr>
+      <w:r>
+        <w:t>Una de las innovaciones de "</w:t>
+      </w:r>
+      <w:proofErr w:type="spellStart"/>
+      <w:r>
+        <w:t>Kantabile</w:t>
+      </w:r>
+      <w:proofErr w:type="spellEnd"/>
+      <w:r>
+        <w:t>" es su flujo de visualización dual, pensado para monitores externos o proyectores:</w:t>
+      </w:r>
+    </w:p>
+    <w:p>
+      <w:pPr>
+        <w:ind w:left="708"/>
+      </w:pPr>
+      <w:r>
+        <w:rPr>
+          <w:b/>
+          <w:bCs/>
+        </w:rPr>
+        <w:t>Acción del Usuario:</w:t>
+      </w:r>
+      <w:r>
+        <w:t xml:space="preserve"> Desde el reproductor, el usuario pulsa "Modo Escenario".</w:t>
+      </w:r>
+    </w:p>
+    <w:p>
+      <w:pPr>
+        <w:ind w:left="708"/>
+      </w:pPr>
+      <w:r>
+        <w:rPr>
+          <w:b/>
+          <w:bCs/>
+        </w:rPr>
+        <w:t>Apertura de Nodo:</w:t>
+      </w:r>
+      <w:r>
+        <w:t xml:space="preserve"> JavaScript abre una ventana pop-up limpia (sin controles, solo letra).</w:t>
+      </w:r>
+    </w:p>
+    <w:p>
+      <w:pPr>
+        <w:ind w:left="708"/>
+      </w:pPr>
+      <w:r>
+        <w:rPr>
+          <w:b/>
+          <w:bCs/>
+        </w:rPr>
+        <w:t>Sincronización:</w:t>
+      </w:r>
+      <w:r>
+        <w:t xml:space="preserve"> El flujo de datos de la ventana principal se "espeja" en la secundaria. Esto permite que el gestor controle el volumen y la cola mientras el cantante solo ve la letra.</w:t>
+      </w:r>
+    </w:p>
+    <w:p>
+      <w:pPr>
+        <w:pStyle w:val="Ttulo2"/>
+      </w:pPr>
+      <w:r>
+        <w:t>12</w:t>
+      </w:r>
+      <w:r>
+        <w:t>.3. Diseño de la Interfaz</w:t>
+      </w:r>
+    </w:p>
+    <w:p/>
+    <w:p>
+      <w:r>
+        <w:t xml:space="preserve">La navegación se ha diseñado para </w:t>
+      </w:r>
+      <w:r>
+        <w:t>no ser intrusiva.</w:t>
+      </w:r>
+    </w:p>
+    <w:p>
+      <w:proofErr w:type="spellStart"/>
+      <w:r>
+        <w:rPr>
+          <w:b/>
+          <w:bCs/>
+        </w:rPr>
+        <w:t>Sidebar</w:t>
+      </w:r>
+      <w:proofErr w:type="spellEnd"/>
+      <w:r>
+        <w:rPr>
+          <w:b/>
+          <w:bCs/>
+        </w:rPr>
+        <w:t xml:space="preserve"> Fijo:</w:t>
+      </w:r>
+      <w:r>
+        <w:t xml:space="preserve"> El menú lateral permite saltar entre la biblioteca y la cola de espera sin detener la música que esté sonando.</w:t>
+      </w:r>
+    </w:p>
+    <w:p>
+      <w:proofErr w:type="spellStart"/>
+      <w:r>
+        <w:rPr>
+          <w:b/>
+          <w:bCs/>
+        </w:rPr>
+        <w:t>Feedback</w:t>
+      </w:r>
+      <w:proofErr w:type="spellEnd"/>
+      <w:r>
+        <w:rPr>
+          <w:b/>
+          <w:bCs/>
+        </w:rPr>
+        <w:t xml:space="preserve"> Visual:</w:t>
+      </w:r>
+      <w:r>
+        <w:t xml:space="preserve"> Se han implementado estados de "Cargando" y notificaciones de éxito cuando una canción se añade correctamente a la lista.</w:t>
+      </w:r>
+    </w:p>
+    <w:p>
+      <w:r>
+        <w:t xml:space="preserve">Un ejemplo visual de la interfaz </w:t>
+      </w:r>
+      <w:r>
+        <w:t>sería</w:t>
+      </w:r>
+      <w:r>
+        <w:t xml:space="preserve"> el que veremos a continuación</w:t>
+      </w:r>
+    </w:p>
+    <w:p/>
+    <w:p>
+      <w:pPr>
+        <w:jc w:val="center"/>
+      </w:pPr>
+      <w:r>
+        <w:drawing>
+          <wp:inline distT="0" distB="0" distL="0" distR="0" wp14:anchorId="66D345C5" wp14:editId="4D73157F">
+            <wp:extent cx="3763311" cy="1587813"/>
+            <wp:effectExtent l="0" t="0" r="8890" b="0"/>
+            <wp:docPr id="15" name="Imagen 15"/>
+            <wp:cNvGraphicFramePr>
+              <a:graphicFrameLocks xmlns:a="http://schemas.openxmlformats.org/drawingml/2006/main" noChangeAspect="1"/>
+            </wp:cNvGraphicFramePr>
+            <a:graphic xmlns:a="http://schemas.openxmlformats.org/drawingml/2006/main">
+              <a:graphicData uri="http://schemas.openxmlformats.org/drawingml/2006/picture">
+                <pic:pic xmlns:pic="http://schemas.openxmlformats.org/drawingml/2006/picture">
+                  <pic:nvPicPr>
+                    <pic:cNvPr id="1" name=""/>
+                    <pic:cNvPicPr/>
+                  </pic:nvPicPr>
+                  <pic:blipFill>
+                    <a:blip r:embed="rId13"/>
+                    <a:stretch>
+                      <a:fillRect/>
+                    </a:stretch>
+                  </pic:blipFill>
+                  <pic:spPr>
+                    <a:xfrm>
+                      <a:off x="0" y="0"/>
+                      <a:ext cx="3782826" cy="1596047"/>
+                    </a:xfrm>
+                    <a:prstGeom prst="rect">
+                      <a:avLst/>
+                    </a:prstGeom>
+                  </pic:spPr>
+                </pic:pic>
+              </a:graphicData>
+            </a:graphic>
+          </wp:inline>
+        </w:drawing>
+      </w:r>
+    </w:p>
+    <w:p>
+      <w:r>
+        <w:t>El buscador dinámico en esta imagen busca coincidencias basándose en artista, canción o estilo.</w:t>
+      </w:r>
+    </w:p>
+    <w:p>
+      <w:r>
+        <w:t xml:space="preserve">En la siguiente imagen se observará la interfaz completa de una sola pagina donde se ve mediante </w:t>
+      </w:r>
+      <w:proofErr w:type="spellStart"/>
+      <w:r>
+        <w:t>tabs</w:t>
+      </w:r>
+      <w:proofErr w:type="spellEnd"/>
+      <w:r>
+        <w:t xml:space="preserve"> tanto la biblioteca con un buscador y un input para el alias como la gestión de colas de reproducción.</w:t>
+      </w:r>
+    </w:p>
+    <w:p>
+      <w:r>
+        <w:t>A su vez en la derecha tenemos el reproductor, que es el que hace la magia de este proyecto.</w:t>
+      </w:r>
+    </w:p>
+    <w:p/>
+    <w:p>
+      <w:pPr>
+        <w:jc w:val="center"/>
+      </w:pPr>
+      <w:r>
+        <w:lastRenderedPageBreak/>
+        <w:drawing>
+          <wp:inline distT="0" distB="0" distL="0" distR="0" wp14:anchorId="034EB45C" wp14:editId="65FA135D">
+            <wp:extent cx="6072929" cy="2985048"/>
+            <wp:effectExtent l="0" t="0" r="4445" b="6350"/>
+            <wp:docPr id="12" name="Imagen 12"/>
+            <wp:cNvGraphicFramePr>
+              <a:graphicFrameLocks xmlns:a="http://schemas.openxmlformats.org/drawingml/2006/main" noChangeAspect="1"/>
+            </wp:cNvGraphicFramePr>
+            <a:graphic xmlns:a="http://schemas.openxmlformats.org/drawingml/2006/main">
+              <a:graphicData uri="http://schemas.openxmlformats.org/drawingml/2006/picture">
+                <pic:pic xmlns:pic="http://schemas.openxmlformats.org/drawingml/2006/picture">
+                  <pic:nvPicPr>
+                    <pic:cNvPr id="1" name=""/>
+                    <pic:cNvPicPr/>
+                  </pic:nvPicPr>
+                  <pic:blipFill>
+                    <a:blip r:embed="rId14"/>
+                    <a:stretch>
+                      <a:fillRect/>
+                    </a:stretch>
+                  </pic:blipFill>
+                  <pic:spPr>
+                    <a:xfrm>
+                      <a:off x="0" y="0"/>
+                      <a:ext cx="6096026" cy="2996401"/>
+                    </a:xfrm>
+                    <a:prstGeom prst="rect">
+                      <a:avLst/>
+                    </a:prstGeom>
+                  </pic:spPr>
+                </pic:pic>
+              </a:graphicData>
+            </a:graphic>
+          </wp:inline>
+        </w:drawing>
+      </w:r>
+    </w:p>
+    <w:p>
+      <w:pPr>
+        <w:jc w:val="center"/>
+      </w:pPr>
+      <w:r>
+        <w:drawing>
+          <wp:inline distT="0" distB="0" distL="0" distR="0" wp14:anchorId="61A2DC37" wp14:editId="4A8D675C">
+            <wp:extent cx="4608999" cy="4433398"/>
+            <wp:effectExtent l="0" t="0" r="1270" b="5715"/>
+            <wp:docPr id="13" name="Imagen 13"/>
+            <wp:cNvGraphicFramePr>
+              <a:graphicFrameLocks xmlns:a="http://schemas.openxmlformats.org/drawingml/2006/main" noChangeAspect="1"/>
+            </wp:cNvGraphicFramePr>
+            <a:graphic xmlns:a="http://schemas.openxmlformats.org/drawingml/2006/main">
+              <a:graphicData uri="http://schemas.openxmlformats.org/drawingml/2006/picture">
+                <pic:pic xmlns:pic="http://schemas.openxmlformats.org/drawingml/2006/picture">
+                  <pic:nvPicPr>
+                    <pic:cNvPr id="1" name=""/>
+                    <pic:cNvPicPr/>
+                  </pic:nvPicPr>
+                  <pic:blipFill>
+                    <a:blip r:embed="rId15"/>
+                    <a:stretch>
+                      <a:fillRect/>
+                    </a:stretch>
+                  </pic:blipFill>
+                  <pic:spPr>
+                    <a:xfrm>
+                      <a:off x="0" y="0"/>
+                      <a:ext cx="4618538" cy="4442574"/>
+                    </a:xfrm>
+                    <a:prstGeom prst="rect">
+                      <a:avLst/>
+                    </a:prstGeom>
+                  </pic:spPr>
+                </pic:pic>
+              </a:graphicData>
+            </a:graphic>
+          </wp:inline>
+        </w:drawing>
+      </w:r>
+    </w:p>
+    <w:p>
+      <w:pPr>
+        <w:jc w:val="center"/>
+      </w:pPr>
+      <w:r>
+        <w:lastRenderedPageBreak/>
+        <w:drawing>
+          <wp:inline distT="0" distB="0" distL="0" distR="0" wp14:anchorId="7F8FB8C3" wp14:editId="1A48D341">
+            <wp:extent cx="5400040" cy="3304540"/>
+            <wp:effectExtent l="0" t="0" r="0" b="0"/>
+            <wp:docPr id="14" name="Imagen 14"/>
+            <wp:cNvGraphicFramePr>
+              <a:graphicFrameLocks xmlns:a="http://schemas.openxmlformats.org/drawingml/2006/main" noChangeAspect="1"/>
+            </wp:cNvGraphicFramePr>
+            <a:graphic xmlns:a="http://schemas.openxmlformats.org/drawingml/2006/main">
+              <a:graphicData uri="http://schemas.openxmlformats.org/drawingml/2006/picture">
+                <pic:pic xmlns:pic="http://schemas.openxmlformats.org/drawingml/2006/picture">
+                  <pic:nvPicPr>
+                    <pic:cNvPr id="1" name=""/>
+                    <pic:cNvPicPr/>
+                  </pic:nvPicPr>
+                  <pic:blipFill>
+                    <a:blip r:embed="rId16"/>
+                    <a:stretch>
+                      <a:fillRect/>
+                    </a:stretch>
+                  </pic:blipFill>
+                  <pic:spPr>
+                    <a:xfrm>
+                      <a:off x="0" y="0"/>
+                      <a:ext cx="5400040" cy="3304540"/>
+                    </a:xfrm>
+                    <a:prstGeom prst="rect">
+                      <a:avLst/>
+                    </a:prstGeom>
+                  </pic:spPr>
+                </pic:pic>
+              </a:graphicData>
+            </a:graphic>
+          </wp:inline>
+        </w:drawing>
+      </w:r>
+    </w:p>
+    <w:p/>
+    <w:p>
+      <w:r>
+        <w:drawing>
+          <wp:inline distT="0" distB="0" distL="0" distR="0" wp14:anchorId="08971CF6" wp14:editId="73F1D394">
+            <wp:extent cx="5400040" cy="1096010"/>
+            <wp:effectExtent l="0" t="0" r="0" b="8890"/>
+            <wp:docPr id="16" name="Imagen 16"/>
+            <wp:cNvGraphicFramePr>
+              <a:graphicFrameLocks xmlns:a="http://schemas.openxmlformats.org/drawingml/2006/main" noChangeAspect="1"/>
+            </wp:cNvGraphicFramePr>
+            <a:graphic xmlns:a="http://schemas.openxmlformats.org/drawingml/2006/main">
+              <a:graphicData uri="http://schemas.openxmlformats.org/drawingml/2006/picture">
+                <pic:pic xmlns:pic="http://schemas.openxmlformats.org/drawingml/2006/picture">
+                  <pic:nvPicPr>
+                    <pic:cNvPr id="1" name=""/>
+                    <pic:cNvPicPr/>
+                  </pic:nvPicPr>
+                  <pic:blipFill>
+                    <a:blip r:embed="rId17"/>
+                    <a:stretch>
+                      <a:fillRect/>
+                    </a:stretch>
+                  </pic:blipFill>
+                  <pic:spPr>
+                    <a:xfrm>
+                      <a:off x="0" y="0"/>
+                      <a:ext cx="5400040" cy="1096010"/>
+                    </a:xfrm>
+                    <a:prstGeom prst="rect">
+                      <a:avLst/>
+                    </a:prstGeom>
+                  </pic:spPr>
+                </pic:pic>
+              </a:graphicData>
+            </a:graphic>
+          </wp:inline>
+        </w:drawing>
+      </w:r>
+    </w:p>
+    <w:p>
+      <w:r>
+        <w:drawing>
+          <wp:inline distT="0" distB="0" distL="0" distR="0" wp14:anchorId="01181744" wp14:editId="646C9B7F">
+            <wp:extent cx="5400040" cy="2386330"/>
+            <wp:effectExtent l="0" t="0" r="0" b="0"/>
+            <wp:docPr id="17" name="Imagen 17"/>
+            <wp:cNvGraphicFramePr>
+              <a:graphicFrameLocks xmlns:a="http://schemas.openxmlformats.org/drawingml/2006/main" noChangeAspect="1"/>
+            </wp:cNvGraphicFramePr>
+            <a:graphic xmlns:a="http://schemas.openxmlformats.org/drawingml/2006/main">
+              <a:graphicData uri="http://schemas.openxmlformats.org/drawingml/2006/picture">
+                <pic:pic xmlns:pic="http://schemas.openxmlformats.org/drawingml/2006/picture">
+                  <pic:nvPicPr>
+                    <pic:cNvPr id="1" name=""/>
+                    <pic:cNvPicPr/>
+                  </pic:nvPicPr>
+                  <pic:blipFill>
+                    <a:blip r:embed="rId18"/>
+                    <a:stretch>
+                      <a:fillRect/>
+                    </a:stretch>
+                  </pic:blipFill>
+                  <pic:spPr>
+                    <a:xfrm>
+                      <a:off x="0" y="0"/>
+                      <a:ext cx="5400040" cy="2386330"/>
+                    </a:xfrm>
+                    <a:prstGeom prst="rect">
+                      <a:avLst/>
+                    </a:prstGeom>
+                  </pic:spPr>
+                </pic:pic>
+              </a:graphicData>
+            </a:graphic>
+          </wp:inline>
+        </w:drawing>
+      </w:r>
+    </w:p>
+    <w:p/>
+    <w:p>
+      <w:pPr>
+        <w:ind w:left="360"/>
+      </w:pPr>
+    </w:p>
+    <w:p/>
+    <w:p/>
+    <w:p/>
+    <w:p/>
+    <w:p>
+      <w:pPr>
+        <w:pStyle w:val="Ttulo1"/>
+      </w:pPr>
+      <w:r>
+        <w:t>13</w:t>
+      </w:r>
+      <w:r>
+        <w:t>. Conectividad e Infraestructura de Comunicación</w:t>
+      </w:r>
+    </w:p>
+    <w:p/>
+    <w:p>
+      <w:r>
+        <w:t>La robustez de "</w:t>
+      </w:r>
+      <w:proofErr w:type="spellStart"/>
+      <w:r>
+        <w:t>Kantabile</w:t>
+      </w:r>
+      <w:proofErr w:type="spellEnd"/>
+      <w:r>
+        <w:t>" reside en la comunicación eficiente entre sus distintos componentes. A continuación, se describen los niveles de conectividad implementados:</w:t>
+      </w:r>
+    </w:p>
+    <w:p>
+      <w:pPr>
+        <w:pStyle w:val="Ttulo2"/>
+      </w:pPr>
+      <w:r>
+        <w:rPr>
+          <w:rStyle w:val="Ttulo2Car"/>
+        </w:rPr>
+        <w:t>13</w:t>
+      </w:r>
+      <w:r>
+        <w:rPr>
+          <w:rStyle w:val="Ttulo2Car"/>
+        </w:rPr>
+        <w:t>.1. Comunicación Cliente-Servidor (HTTP/API</w:t>
+      </w:r>
+      <w:r>
+        <w:t>)</w:t>
+      </w:r>
+    </w:p>
+    <w:p>
+      <w:r>
+        <w:t xml:space="preserve">La interacción entre el </w:t>
+      </w:r>
+      <w:proofErr w:type="spellStart"/>
+      <w:r>
+        <w:t>front-end</w:t>
+      </w:r>
+      <w:proofErr w:type="spellEnd"/>
+      <w:r>
+        <w:t xml:space="preserve"> (navegador) y el back-</w:t>
+      </w:r>
+      <w:proofErr w:type="spellStart"/>
+      <w:r>
+        <w:t>end</w:t>
+      </w:r>
+      <w:proofErr w:type="spellEnd"/>
+      <w:r>
+        <w:t xml:space="preserve"> (PHP) se basa en el protocolo HTTP. Se han utilizado peticiones asíncronas para las siguientes tareas:</w:t>
       </w:r>
     </w:p>
     <w:p>
@@ -2402,11 +5805,11 @@
         <w:pStyle w:val="Prrafodelista"/>
         <w:numPr>
           <w:ilvl w:val="0"/>
-          <w:numId w:val="2"/>
+          <w:numId w:val="45"/>
         </w:numPr>
       </w:pPr>
       <w:r>
-        <w:t>Diseñar una interfaz sencilla e intuitiva para los usuarios.</w:t>
+        <w:t>Validación de credenciales.</w:t>
       </w:r>
     </w:p>
     <w:p>
@@ -2414,11 +5817,11 @@
         <w:pStyle w:val="Prrafodelista"/>
         <w:numPr>
           <w:ilvl w:val="0"/>
-          <w:numId w:val="2"/>
+          <w:numId w:val="45"/>
         </w:numPr>
       </w:pPr>
       <w:r>
-        <w:t>Implementar un sistema que permita organizar y reproducir canciones.</w:t>
+        <w:t>Consultas a la base de datos de canciones.</w:t>
       </w:r>
     </w:p>
     <w:p>
@@ -2426,554 +5829,125 @@
         <w:pStyle w:val="Prrafodelista"/>
         <w:numPr>
           <w:ilvl w:val="0"/>
-          <w:numId w:val="2"/>
+          <w:numId w:val="45"/>
         </w:numPr>
       </w:pPr>
       <w:r>
-        <w:t>Facilitar la incorporación de nuevas canciones mediante un sistema de peticiones.</w:t>
-      </w:r>
-    </w:p>
-    <w:p>
-      <w:pPr>
-        <w:pStyle w:val="Prrafodelista"/>
-        <w:numPr>
-          <w:ilvl w:val="0"/>
-          <w:numId w:val="2"/>
-        </w:numPr>
-      </w:pPr>
-      <w:r>
-        <w:t>Desarrollar herramientas de administración para la gestión del contenido.</w:t>
-      </w:r>
-    </w:p>
-    <w:p>
-      <w:pPr>
-        <w:pStyle w:val="Prrafodelista"/>
-        <w:numPr>
-          <w:ilvl w:val="0"/>
-          <w:numId w:val="2"/>
-        </w:numPr>
-      </w:pPr>
-      <w:r>
-        <w:t>Garantizar una experiencia de uso fluida y accesible para los usuarios.</w:t>
+        <w:t>Actualización de la cola de reproducción en tiempo real.</w:t>
+      </w:r>
+    </w:p>
+    <w:p>
+      <w:pPr>
+        <w:pStyle w:val="Ttulo2"/>
+      </w:pPr>
+      <w:r>
+        <w:t>4.2. Gestión de Recursos Multimedia</w:t>
       </w:r>
     </w:p>
     <w:p/>
     <w:p>
-      <w:pPr>
-        <w:pStyle w:val="Ttulo1"/>
-      </w:pPr>
-      <w:bookmarkStart w:id="6" w:name="_Toc224474521"/>
-      <w:r>
-        <w:t>4. Tecnologías utilizadas</w:t>
-      </w:r>
-      <w:bookmarkEnd w:id="6"/>
+      <w:r>
+        <w:t>La conectividad con el sistema de archivos del servidor es crítica para la reproducción. El sistema gestiona la carga de:</w:t>
+      </w:r>
+    </w:p>
+    <w:p>
+      <w:r>
+        <w:rPr>
+          <w:b/>
+          <w:bCs/>
+        </w:rPr>
+        <w:t>Flujos de Audio:</w:t>
+      </w:r>
+      <w:r>
+        <w:t xml:space="preserve"> Los archivos </w:t>
+      </w:r>
+      <w:r>
+        <w:rPr>
+          <w:b/>
+          <w:bCs/>
+        </w:rPr>
+        <w:t>.mp3</w:t>
+      </w:r>
+      <w:r>
+        <w:t xml:space="preserve"> se cargan de forma progresiva mediante el elemento </w:t>
+      </w:r>
+      <w:r>
+        <w:rPr>
+          <w:b/>
+          <w:bCs/>
+        </w:rPr>
+        <w:t>&lt;audio&gt;</w:t>
+      </w:r>
+      <w:r>
+        <w:t xml:space="preserve"> de HTML5.</w:t>
+      </w:r>
+    </w:p>
+    <w:p>
+      <w:r>
+        <w:rPr>
+          <w:b/>
+          <w:bCs/>
+        </w:rPr>
+        <w:t>Metadatos LRC:</w:t>
+      </w:r>
+      <w:r>
+        <w:t xml:space="preserve"> El archivo de letras se descarga como un recurso estático que el motor de JavaScript procesa localmente para garantizar una sincronización de 0 milisegundos de latencia.</w:t>
+      </w:r>
+    </w:p>
+    <w:p>
+      <w:pPr>
+        <w:pStyle w:val="Ttulo2"/>
+      </w:pPr>
+      <w:r>
+        <w:t>4.3. Conectividad entre Contextos</w:t>
+      </w:r>
     </w:p>
     <w:p/>
     <w:p>
       <w:r>
-        <w:t>Para el desarrollo de la aplicación web se han seleccionado tecnologías y herramientas que permiten un desarrollo ágil, flexible y compatible con la mayoría de dispositivos. A continuación se detallan las principales tecnologías empleadas.</w:t>
-      </w:r>
-    </w:p>
-    <w:p>
-      <w:r>
-        <w:rPr>
-          <w:rStyle w:val="Textoennegrita"/>
-        </w:rPr>
-        <w:t>Entorno de desarrollo</w:t>
-      </w:r>
-    </w:p>
-    <w:p>
-      <w:pPr>
-        <w:pStyle w:val="Prrafodelista"/>
-        <w:numPr>
-          <w:ilvl w:val="0"/>
-          <w:numId w:val="9"/>
-        </w:numPr>
-      </w:pPr>
-      <w:r>
-        <w:rPr>
-          <w:rStyle w:val="Textoennegrita"/>
-        </w:rPr>
-        <w:t>VSCode</w:t>
-      </w:r>
-      <w:r>
-        <w:t>: editor de código utilizado para programar tanto el frontend como el backend.</w:t>
-      </w:r>
-    </w:p>
-    <w:p>
-      <w:pPr>
-        <w:pStyle w:val="Prrafodelista"/>
-        <w:numPr>
-          <w:ilvl w:val="0"/>
-          <w:numId w:val="9"/>
-        </w:numPr>
-      </w:pPr>
-      <w:r>
-        <w:rPr>
-          <w:rStyle w:val="Textoennegrita"/>
-        </w:rPr>
-        <w:t>XAMPP</w:t>
-      </w:r>
-      <w:r>
-        <w:t>: servidor local con Apache y MySQL que permite ejecutar y probar la aplicación durante el desarrollo.</w:t>
-      </w:r>
-    </w:p>
-    <w:p>
-      <w:r>
-        <w:rPr>
-          <w:rStyle w:val="Textoennegrita"/>
-        </w:rPr>
-        <w:t>Frontend</w:t>
-      </w:r>
-    </w:p>
-    <w:p>
-      <w:pPr>
-        <w:pStyle w:val="Prrafodelista"/>
-        <w:numPr>
-          <w:ilvl w:val="0"/>
-          <w:numId w:val="10"/>
-        </w:numPr>
-      </w:pPr>
-      <w:r>
-        <w:rPr>
-          <w:rStyle w:val="Textoennegrita"/>
-        </w:rPr>
-        <w:t>HTML</w:t>
-      </w:r>
-      <w:r>
-        <w:t xml:space="preserve"> y </w:t>
-      </w:r>
-      <w:r>
-        <w:rPr>
-          <w:rStyle w:val="Textoennegrita"/>
-        </w:rPr>
-        <w:t>CSS</w:t>
-      </w:r>
-      <w:r>
-        <w:t>: para estructurar y diseñar la interfaz web.</w:t>
-      </w:r>
-    </w:p>
-    <w:p>
-      <w:pPr>
-        <w:pStyle w:val="Prrafodelista"/>
-        <w:numPr>
-          <w:ilvl w:val="0"/>
-          <w:numId w:val="10"/>
-        </w:numPr>
-      </w:pPr>
-      <w:r>
-        <w:rPr>
-          <w:rStyle w:val="Textoennegrita"/>
-        </w:rPr>
-        <w:t>Bootstrap</w:t>
-      </w:r>
-      <w:r>
-        <w:t>: framework de CSS que facilita la creación de interfaces responsivas y consistentes.</w:t>
-      </w:r>
-    </w:p>
-    <w:p>
-      <w:pPr>
-        <w:pStyle w:val="Prrafodelista"/>
-        <w:numPr>
-          <w:ilvl w:val="0"/>
-          <w:numId w:val="10"/>
-        </w:numPr>
-      </w:pPr>
-      <w:r>
-        <w:rPr>
-          <w:rStyle w:val="Textoennegrita"/>
-        </w:rPr>
-        <w:t>JavaScript</w:t>
-      </w:r>
-      <w:r>
-        <w:t>: se utilizará de forma complementaria para añadir interactividad y mejorar la experiencia del usuario cuando sea necesario.</w:t>
-      </w:r>
-    </w:p>
-    <w:p>
-      <w:r>
-        <w:rPr>
-          <w:rStyle w:val="Textoennegrita"/>
-        </w:rPr>
-        <w:t xml:space="preserve">Backend </w:t>
-      </w:r>
-    </w:p>
-    <w:p>
-      <w:pPr>
-        <w:pStyle w:val="Prrafodelista"/>
-        <w:numPr>
-          <w:ilvl w:val="0"/>
-          <w:numId w:val="11"/>
-        </w:numPr>
-      </w:pPr>
-      <w:r>
-        <w:rPr>
-          <w:rStyle w:val="Textoennegrita"/>
-        </w:rPr>
-        <w:t>PHP</w:t>
-      </w:r>
-      <w:r>
-        <w:t>: lenguaje de servidor utilizado para procesar las peticiones del usuario, gestionar la base de datos y controlar la lógica de la aplicación.</w:t>
-      </w:r>
-    </w:p>
-    <w:p>
-      <w:r>
-        <w:rPr>
-          <w:rStyle w:val="Textoennegrita"/>
-        </w:rPr>
-        <w:t>Base de datos</w:t>
-      </w:r>
-    </w:p>
-    <w:p>
-      <w:pPr>
-        <w:pStyle w:val="Prrafodelista"/>
-        <w:numPr>
-          <w:ilvl w:val="0"/>
-          <w:numId w:val="11"/>
-        </w:numPr>
-      </w:pPr>
-      <w:r>
-        <w:rPr>
-          <w:rStyle w:val="Textoennegrita"/>
-        </w:rPr>
-        <w:t>MySQL</w:t>
-      </w:r>
-      <w:r>
-        <w:t>: sistema de gestión de base de datos relacional que almacena información de usuarios, canciones, peticiones y otros datos relevantes del sistema.</w:t>
-      </w:r>
-    </w:p>
-    <w:p>
-      <w:r>
-        <w:rPr>
-          <w:rStyle w:val="Textoennegrita"/>
-        </w:rPr>
-        <w:t>Control de versiones y colaboración</w:t>
-      </w:r>
-    </w:p>
-    <w:p>
-      <w:pPr>
-        <w:pStyle w:val="Prrafodelista"/>
-        <w:numPr>
-          <w:ilvl w:val="0"/>
-          <w:numId w:val="11"/>
-        </w:numPr>
-      </w:pPr>
-      <w:r>
-        <w:rPr>
-          <w:rStyle w:val="Textoennegrita"/>
-        </w:rPr>
-        <w:lastRenderedPageBreak/>
-        <w:t>Git y GitHub</w:t>
-      </w:r>
-      <w:r>
-        <w:t>: el control de versiones se gestiona mediante Git, utilizando VSCode para interactuar con GitHub. Esto permite centralizar el código, gestionar revisiones y facilitar la colaboración entre los miembros del equipo de manera organizada.</w:t>
-      </w:r>
-    </w:p>
-    <w:p>
-      <w:r>
-        <w:rPr>
-          <w:rStyle w:val="Textoennegrita"/>
-        </w:rPr>
-        <w:t>Herramientas de apoyo</w:t>
-      </w:r>
-    </w:p>
-    <w:p>
-      <w:pPr>
-        <w:pStyle w:val="Prrafodelista"/>
-        <w:numPr>
-          <w:ilvl w:val="0"/>
-          <w:numId w:val="11"/>
-        </w:numPr>
-      </w:pPr>
-      <w:r>
-        <w:t>Durante el desarrollo se han utilizado herramientas de inteligencia artificial como apoyo en ciertas tareas de programación y documentación.</w:t>
-      </w:r>
-    </w:p>
-    <w:p>
-      <w:r>
-        <w:t>La combinación de estas tecnologías y herramientas permite crear un sistema web funcional, escalable y compatible con distintos dispositivos, asegurando un desarrollo colaborativo, organizado y ágil.</w:t>
-      </w:r>
-    </w:p>
-    <w:p/>
-    <w:p>
-      <w:pPr>
-        <w:pStyle w:val="Ttulo1"/>
-      </w:pPr>
-      <w:bookmarkStart w:id="7" w:name="_Toc224474522"/>
-      <w:r>
-        <w:t>5. Organización del equipo</w:t>
-      </w:r>
-      <w:bookmarkEnd w:id="7"/>
-    </w:p>
-    <w:p/>
-    <w:p>
-      <w:r>
-        <w:t xml:space="preserve">El desarrollo de </w:t>
-      </w:r>
-      <w:r>
-        <w:rPr>
-          <w:rStyle w:val="Textoennegrita"/>
-        </w:rPr>
-        <w:t>Kantabile</w:t>
-      </w:r>
-      <w:r>
-        <w:t xml:space="preserve"> se realiza en un equipo de dos integrantes. Debido al tamaño reducido del equipo, ambos participantes colaboran de manera flexible en todas las partes del proyecto, incluyendo el diseño de la base de datos, la interfaz web y la lógica de la aplicación.</w:t>
-      </w:r>
-    </w:p>
-    <w:p>
-      <w:r>
-        <w:t>Esta forma de trabajo permite distribuir las tareas según las necesidades del proyecto y avanzar de manera ágil, realizando revisiones constantes del trabajo de manera colaborativa.</w:t>
-      </w:r>
-    </w:p>
-    <w:p/>
-    <w:p>
-      <w:pPr>
-        <w:pStyle w:val="Ttulo1"/>
-      </w:pPr>
-      <w:bookmarkStart w:id="8" w:name="_Toc224474523"/>
-      <w:r>
-        <w:t>6. Planificación inicial</w:t>
-      </w:r>
-      <w:bookmarkEnd w:id="8"/>
-    </w:p>
-    <w:p/>
-    <w:p>
-      <w:r>
-        <w:t xml:space="preserve">El desarrollo de </w:t>
-      </w:r>
-      <w:r>
-        <w:rPr>
-          <w:rStyle w:val="Textoennegrita"/>
-        </w:rPr>
-        <w:t>Kantabile</w:t>
-      </w:r>
-      <w:r>
-        <w:t xml:space="preserve"> se organiza de forma </w:t>
-      </w:r>
-      <w:r>
-        <w:rPr>
-          <w:rStyle w:val="Textoennegrita"/>
-        </w:rPr>
-        <w:t>flexible y colaborativa</w:t>
-      </w:r>
-      <w:r>
-        <w:t xml:space="preserve">, adaptándose a la disponibilidad del equipo y a las necesidades que vayan surgiendo durante el proyecto. Aunque no se dispone de un cronograma rígido, sí se ha definido un conjunto de </w:t>
-      </w:r>
-      <w:r>
-        <w:rPr>
-          <w:rStyle w:val="Textoennegrita"/>
-        </w:rPr>
-        <w:t>tareas principales</w:t>
-      </w:r>
-      <w:r>
-        <w:t xml:space="preserve"> que estructuran el trabajo y facilitan el avance progresivo del sistema:</w:t>
-      </w:r>
-    </w:p>
-    <w:p>
-      <w:r>
-        <w:rPr>
-          <w:rStyle w:val="Textoennegrita"/>
-        </w:rPr>
-        <w:t>Tareas principales</w:t>
-      </w:r>
-    </w:p>
-    <w:p>
-      <w:pPr>
-        <w:pStyle w:val="Prrafodelista"/>
-        <w:numPr>
-          <w:ilvl w:val="0"/>
-          <w:numId w:val="11"/>
-        </w:numPr>
-      </w:pPr>
-      <w:r>
-        <w:t>Diseño y creación de la base de datos.</w:t>
-      </w:r>
-    </w:p>
-    <w:p>
-      <w:pPr>
-        <w:pStyle w:val="Prrafodelista"/>
-        <w:numPr>
-          <w:ilvl w:val="0"/>
-          <w:numId w:val="11"/>
-        </w:numPr>
-      </w:pPr>
-      <w:r>
-        <w:t xml:space="preserve">Desarrollo de la interfaz de usuario, incluyendo las páginas del reproductor, perfil y peticiones </w:t>
-      </w:r>
-      <w:r>
-        <w:t>e</w:t>
-      </w:r>
-      <w:r>
-        <w:t xml:space="preserve"> interfaz de administración.</w:t>
-      </w:r>
-    </w:p>
-    <w:p>
-      <w:pPr>
-        <w:pStyle w:val="Prrafodelista"/>
-        <w:numPr>
-          <w:ilvl w:val="0"/>
-          <w:numId w:val="11"/>
-        </w:numPr>
-      </w:pPr>
-      <w:r>
-        <w:t>Implementación de la lógica de usuario y de administrador.</w:t>
-      </w:r>
-    </w:p>
-    <w:p>
-      <w:pPr>
-        <w:pStyle w:val="Prrafodelista"/>
-        <w:numPr>
-          <w:ilvl w:val="0"/>
-          <w:numId w:val="11"/>
-        </w:numPr>
-      </w:pPr>
-      <w:r>
-        <w:t>Gestión y administración de canciones y peticiones.</w:t>
-      </w:r>
-    </w:p>
-    <w:p>
-      <w:pPr>
-        <w:pStyle w:val="Prrafodelista"/>
-        <w:numPr>
-          <w:ilvl w:val="0"/>
-          <w:numId w:val="11"/>
-        </w:numPr>
-      </w:pPr>
-      <w:r>
-        <w:t>Integración del reproductor con vídeo y letra sincronizada.</w:t>
-      </w:r>
-    </w:p>
-    <w:p>
-      <w:pPr>
-        <w:pStyle w:val="Prrafodelista"/>
-        <w:numPr>
-          <w:ilvl w:val="0"/>
-          <w:numId w:val="11"/>
-        </w:numPr>
-      </w:pPr>
-      <w:r>
-        <w:t>Pruebas, ajustes y mejoras de la experiencia de usuario.</w:t>
-      </w:r>
-    </w:p>
-    <w:p>
-      <w:r>
-        <w:rPr>
-          <w:rStyle w:val="Textoennegrita"/>
-        </w:rPr>
-        <w:t>Gestión del trabajo y seguimiento</w:t>
-      </w:r>
-    </w:p>
-    <w:p>
-      <w:r>
-        <w:t xml:space="preserve">El equipo mantiene un </w:t>
-      </w:r>
-      <w:r>
-        <w:rPr>
-          <w:rStyle w:val="Textoennegrita"/>
-        </w:rPr>
-        <w:t>registro de tareas pendientes y completadas</w:t>
-      </w:r>
-      <w:r>
-        <w:t>, permitiendo priorizar actividades y coordinar el trabajo de manera eficiente. Este enfoque flexible asegura que el proyecto avance de forma constante, incluso adaptándose a cambios o necesidades que puedan surgir durante el desarrollo.</w:t>
-      </w:r>
-    </w:p>
-    <w:p/>
-    <w:p>
-      <w:pPr>
-        <w:pStyle w:val="Ttulo1"/>
-      </w:pPr>
-      <w:bookmarkStart w:id="9" w:name="_Toc224474524"/>
-      <w:r>
-        <w:t>7. Arquitectura del sistema</w:t>
-      </w:r>
-      <w:bookmarkEnd w:id="9"/>
-    </w:p>
-    <w:p/>
-    <w:p>
-      <w:r>
-        <w:t xml:space="preserve">La arquitectura de </w:t>
-      </w:r>
-      <w:r>
-        <w:rPr>
-          <w:rStyle w:val="Textoennegrita"/>
-        </w:rPr>
-        <w:t>Kantabile</w:t>
-      </w:r>
-      <w:r>
-        <w:t xml:space="preserve"> se basa en un modelo </w:t>
-      </w:r>
-      <w:r>
-        <w:rPr>
-          <w:rStyle w:val="Textoennegrita"/>
-        </w:rPr>
-        <w:t>cliente-servidor</w:t>
-      </w:r>
-      <w:r>
-        <w:t xml:space="preserve">. Los usuarios interactúan con la plataforma a través del navegador web, utilizando su reproductor personal y gestionando su cola de canciones. </w:t>
-      </w:r>
-    </w:p>
-    <w:p>
-      <w:r>
-        <w:t xml:space="preserve">El servidor, desarrollado en PHP, procesa las solicitudes de los usuarios y se comunica con la base de datos MySQL, que almacena información sobre usuarios, canciones y peticiones. El sistema incluye además una interfaz de administración que permite a los administradores gestionar canciones, revisar solicitudes y administrar usuarios. </w:t>
-      </w:r>
-    </w:p>
-    <w:p>
-      <w:r>
-        <w:t>Esta arquitectura modular y flexible facilita la integración de nuevas funcionalidades y asegura un desarrollo organizado y mantenible del proyecto.</w:t>
-      </w:r>
-    </w:p>
-    <w:p/>
-    <w:p>
-      <w:pPr>
-        <w:pStyle w:val="Ttulo1"/>
-      </w:pPr>
-      <w:bookmarkStart w:id="10" w:name="_Toc224474525"/>
-      <w:r>
-        <w:t>8. Estado actual y viabilidad</w:t>
-      </w:r>
-      <w:bookmarkEnd w:id="10"/>
-    </w:p>
-    <w:p/>
-    <w:p>
-      <w:r>
-        <w:t xml:space="preserve">Hasta el momento, el proyecto </w:t>
-      </w:r>
-      <w:r>
-        <w:rPr>
-          <w:rStyle w:val="Textoennegrita"/>
-        </w:rPr>
-        <w:t>Kantabile</w:t>
-      </w:r>
-      <w:r>
-        <w:t xml:space="preserve"> cuenta con la estructura de base de datos definida y funcionando, así como con las páginas principales del sistema tanto para usuarios como para administradores.</w:t>
-      </w:r>
-    </w:p>
-    <w:p>
-      <w:r>
-        <w:t>La planificación flexible del equipo permite avanzar de manera continua, priorizando funcionalidades esenciales y dejando espacio para integrar características más complejas, como la sincronización de vídeo y letra en el reproductor.</w:t>
-      </w:r>
-    </w:p>
-    <w:p>
-      <w:r>
-        <w:t xml:space="preserve">La elección de tecnologías consolidadas (PHP, MySQL, Bootstrap y VSCode con GitHub) asegura que el proyecto sea </w:t>
-      </w:r>
-      <w:r>
-        <w:rPr>
-          <w:rStyle w:val="Textoennegrita"/>
-        </w:rPr>
-        <w:t>técnicamente viable</w:t>
-      </w:r>
-      <w:r>
-        <w:t xml:space="preserve"> y que el equipo pueda continuar desarrollando de forma organizada.</w:t>
+        <w:t>Una característica técnica destacada es la conectividad entre la ventana principal y la ventana del escenario.</w:t>
+      </w:r>
+    </w:p>
+    <w:p>
+      <w:r>
+        <w:rPr>
+          <w:b/>
+          <w:bCs/>
+        </w:rPr>
+        <w:t>Protocolo de Memoria:</w:t>
+      </w:r>
+      <w:r>
+        <w:t xml:space="preserve"> No se utiliza una conexión de red para este proceso, sino una comunicación directa a través del DOM del navegador.</w:t>
+      </w:r>
+    </w:p>
+    <w:p>
+      <w:r>
+        <w:rPr>
+          <w:b/>
+          <w:bCs/>
+        </w:rPr>
+        <w:t>Sincronismo:</w:t>
+      </w:r>
+      <w:r>
+        <w:t xml:space="preserve"> El objeto </w:t>
+      </w:r>
+      <w:proofErr w:type="spellStart"/>
+      <w:r>
+        <w:t>window.open</w:t>
+      </w:r>
+      <w:proofErr w:type="spellEnd"/>
+      <w:r>
+        <w:t xml:space="preserve"> permite que la ventana maestra actúe como servidor de contenidos y la ventana esclava como receptor de renderizado, asegurando que la letra se vea exactamente igual en ambas pantallas sin desfase.</w:t>
       </w:r>
     </w:p>
     <w:p/>
     <w:sectPr>
-      <w:headerReference w:type="even" r:id="rId9"/>
-      <w:headerReference w:type="default" r:id="rId10"/>
-      <w:footerReference w:type="even" r:id="rId11"/>
-      <w:footerReference w:type="default" r:id="rId12"/>
-      <w:headerReference w:type="first" r:id="rId13"/>
-      <w:footerReference w:type="first" r:id="rId14"/>
+      <w:headerReference w:type="even" r:id="rId19"/>
+      <w:headerReference w:type="default" r:id="rId20"/>
+      <w:footerReference w:type="even" r:id="rId21"/>
+      <w:footerReference w:type="default" r:id="rId22"/>
+      <w:headerReference w:type="first" r:id="rId23"/>
+      <w:footerReference w:type="first" r:id="rId24"/>
       <w:pgSz w:w="11906" w:h="16838"/>
       <w:pgMar w:top="1417" w:right="1701" w:bottom="1417" w:left="1701" w:header="708" w:footer="708" w:gutter="0"/>
       <w:cols w:space="708"/>
@@ -3546,6 +6520,381 @@
 <file path=word/numbering.xml><?xml version="1.0" encoding="utf-8"?>
 <w:numbering xmlns:wpc="http://schemas.microsoft.com/office/word/2010/wordprocessingCanvas" xmlns:cx="http://schemas.microsoft.com/office/drawing/2014/chartex" xmlns:cx1="http://schemas.microsoft.com/office/drawing/2015/9/8/chartex" xmlns:cx2="http://schemas.microsoft.com/office/drawing/2015/10/21/chartex" xmlns:cx3="http://schemas.microsoft.com/office/drawing/2016/5/9/chartex" xmlns:cx4="http://schemas.microsoft.com/office/drawing/2016/5/10/chartex" xmlns:cx5="http://schemas.microsoft.com/office/drawing/2016/5/11/chartex" xmlns:cx6="http://schemas.microsoft.com/office/drawing/2016/5/12/chartex" xmlns:cx7="http://schemas.microsoft.com/office/drawing/2016/5/13/chartex" xmlns:cx8="http://schemas.microsoft.com/office/drawing/2016/5/14/chartex" xmlns:mc="http://schemas.openxmlformats.org/markup-compatibility/2006" xmlns:aink="http://schemas.microsoft.com/office/drawing/2016/ink" xmlns:am3d="http://schemas.microsoft.com/office/drawing/2017/model3d" xmlns:o="urn:schemas-microsoft-com:office:office" xmlns:r="http://schemas.openxmlformats.org/officeDocument/2006/relationships" xmlns:m="http://schemas.openxmlformats.org/officeDocument/2006/math" xmlns:v="urn:schemas-microsoft-com:vml" xmlns:wp14="http://schemas.microsoft.com/office/word/2010/wordprocessingDrawing" xmlns:wp="http://schemas.openxmlformats.org/drawingml/2006/wordprocessingDrawing" xmlns:w10="urn:schemas-microsoft-com:office:word" xmlns:w="http://schemas.openxmlformats.org/wordprocessingml/2006/main" xmlns:w14="http://schemas.microsoft.com/office/word/2010/wordml" xmlns:w15="http://schemas.microsoft.com/office/word/2012/wordml" xmlns:w16cex="http://schemas.microsoft.com/office/word/2018/wordml/cex" xmlns:w16cid="http://schemas.microsoft.com/office/word/2016/wordml/cid" xmlns:w16="http://schemas.microsoft.com/office/word/2018/wordml" xmlns:w16sdtdh="http://schemas.microsoft.com/office/word/2020/wordml/sdtdatahash" xmlns:w16se="http://schemas.microsoft.com/office/word/2015/wordml/symex" xmlns:wpg="http://schemas.microsoft.com/office/word/2010/wordprocessingGroup" xmlns:wpi="http://schemas.microsoft.com/office/word/2010/wordprocessingInk" xmlns:wne="http://schemas.microsoft.com/office/word/2006/wordml" xmlns:wps="http://schemas.microsoft.com/office/word/2010/wordprocessingShape" mc:Ignorable="w14 w15 w16se w16cid w16 w16cex w16sdtdh wp14">
   <w:abstractNum w:abstractNumId="0" w15:restartNumberingAfterBreak="0">
+    <w:nsid w:val="01FF536D"/>
+    <w:multiLevelType w:val="multilevel"/>
+    <w:tmpl w:val="6988F194"/>
+    <w:lvl w:ilvl="0">
+      <w:start w:val="1"/>
+      <w:numFmt w:val="decimal"/>
+      <w:lvlText w:val="%1."/>
+      <w:lvlJc w:val="left"/>
+      <w:pPr>
+        <w:tabs>
+          <w:tab w:val="num" w:pos="720"/>
+        </w:tabs>
+        <w:ind w:left="720" w:hanging="360"/>
+      </w:pPr>
+    </w:lvl>
+    <w:lvl w:ilvl="1" w:tentative="1">
+      <w:start w:val="1"/>
+      <w:numFmt w:val="decimal"/>
+      <w:lvlText w:val="%2."/>
+      <w:lvlJc w:val="left"/>
+      <w:pPr>
+        <w:tabs>
+          <w:tab w:val="num" w:pos="1440"/>
+        </w:tabs>
+        <w:ind w:left="1440" w:hanging="360"/>
+      </w:pPr>
+    </w:lvl>
+    <w:lvl w:ilvl="2" w:tentative="1">
+      <w:start w:val="1"/>
+      <w:numFmt w:val="decimal"/>
+      <w:lvlText w:val="%3."/>
+      <w:lvlJc w:val="left"/>
+      <w:pPr>
+        <w:tabs>
+          <w:tab w:val="num" w:pos="2160"/>
+        </w:tabs>
+        <w:ind w:left="2160" w:hanging="360"/>
+      </w:pPr>
+    </w:lvl>
+    <w:lvl w:ilvl="3" w:tentative="1">
+      <w:start w:val="1"/>
+      <w:numFmt w:val="decimal"/>
+      <w:lvlText w:val="%4."/>
+      <w:lvlJc w:val="left"/>
+      <w:pPr>
+        <w:tabs>
+          <w:tab w:val="num" w:pos="2880"/>
+        </w:tabs>
+        <w:ind w:left="2880" w:hanging="360"/>
+      </w:pPr>
+    </w:lvl>
+    <w:lvl w:ilvl="4" w:tentative="1">
+      <w:start w:val="1"/>
+      <w:numFmt w:val="decimal"/>
+      <w:lvlText w:val="%5."/>
+      <w:lvlJc w:val="left"/>
+      <w:pPr>
+        <w:tabs>
+          <w:tab w:val="num" w:pos="3600"/>
+        </w:tabs>
+        <w:ind w:left="3600" w:hanging="360"/>
+      </w:pPr>
+    </w:lvl>
+    <w:lvl w:ilvl="5" w:tentative="1">
+      <w:start w:val="1"/>
+      <w:numFmt w:val="decimal"/>
+      <w:lvlText w:val="%6."/>
+      <w:lvlJc w:val="left"/>
+      <w:pPr>
+        <w:tabs>
+          <w:tab w:val="num" w:pos="4320"/>
+        </w:tabs>
+        <w:ind w:left="4320" w:hanging="360"/>
+      </w:pPr>
+    </w:lvl>
+    <w:lvl w:ilvl="6" w:tentative="1">
+      <w:start w:val="1"/>
+      <w:numFmt w:val="decimal"/>
+      <w:lvlText w:val="%7."/>
+      <w:lvlJc w:val="left"/>
+      <w:pPr>
+        <w:tabs>
+          <w:tab w:val="num" w:pos="5040"/>
+        </w:tabs>
+        <w:ind w:left="5040" w:hanging="360"/>
+      </w:pPr>
+    </w:lvl>
+    <w:lvl w:ilvl="7" w:tentative="1">
+      <w:start w:val="1"/>
+      <w:numFmt w:val="decimal"/>
+      <w:lvlText w:val="%8."/>
+      <w:lvlJc w:val="left"/>
+      <w:pPr>
+        <w:tabs>
+          <w:tab w:val="num" w:pos="5760"/>
+        </w:tabs>
+        <w:ind w:left="5760" w:hanging="360"/>
+      </w:pPr>
+    </w:lvl>
+    <w:lvl w:ilvl="8" w:tentative="1">
+      <w:start w:val="1"/>
+      <w:numFmt w:val="decimal"/>
+      <w:lvlText w:val="%9."/>
+      <w:lvlJc w:val="left"/>
+      <w:pPr>
+        <w:tabs>
+          <w:tab w:val="num" w:pos="6480"/>
+        </w:tabs>
+        <w:ind w:left="6480" w:hanging="360"/>
+      </w:pPr>
+    </w:lvl>
+  </w:abstractNum>
+  <w:abstractNum w:abstractNumId="1" w15:restartNumberingAfterBreak="0">
+    <w:nsid w:val="051354CA"/>
+    <w:multiLevelType w:val="multilevel"/>
+    <w:tmpl w:val="457898FC"/>
+    <w:lvl w:ilvl="0">
+      <w:start w:val="1"/>
+      <w:numFmt w:val="bullet"/>
+      <w:lvlText w:val=""/>
+      <w:lvlJc w:val="left"/>
+      <w:pPr>
+        <w:tabs>
+          <w:tab w:val="num" w:pos="720"/>
+        </w:tabs>
+        <w:ind w:left="720" w:hanging="360"/>
+      </w:pPr>
+      <w:rPr>
+        <w:rFonts w:ascii="Symbol" w:hAnsi="Symbol" w:hint="default"/>
+        <w:sz w:val="20"/>
+      </w:rPr>
+    </w:lvl>
+    <w:lvl w:ilvl="1" w:tentative="1">
+      <w:start w:val="1"/>
+      <w:numFmt w:val="bullet"/>
+      <w:lvlText w:val="o"/>
+      <w:lvlJc w:val="left"/>
+      <w:pPr>
+        <w:tabs>
+          <w:tab w:val="num" w:pos="1440"/>
+        </w:tabs>
+        <w:ind w:left="1440" w:hanging="360"/>
+      </w:pPr>
+      <w:rPr>
+        <w:rFonts w:ascii="Courier New" w:hAnsi="Courier New" w:hint="default"/>
+        <w:sz w:val="20"/>
+      </w:rPr>
+    </w:lvl>
+    <w:lvl w:ilvl="2" w:tentative="1">
+      <w:start w:val="1"/>
+      <w:numFmt w:val="bullet"/>
+      <w:lvlText w:val=""/>
+      <w:lvlJc w:val="left"/>
+      <w:pPr>
+        <w:tabs>
+          <w:tab w:val="num" w:pos="2160"/>
+        </w:tabs>
+        <w:ind w:left="2160" w:hanging="360"/>
+      </w:pPr>
+      <w:rPr>
+        <w:rFonts w:ascii="Wingdings" w:hAnsi="Wingdings" w:hint="default"/>
+        <w:sz w:val="20"/>
+      </w:rPr>
+    </w:lvl>
+    <w:lvl w:ilvl="3" w:tentative="1">
+      <w:start w:val="1"/>
+      <w:numFmt w:val="bullet"/>
+      <w:lvlText w:val=""/>
+      <w:lvlJc w:val="left"/>
+      <w:pPr>
+        <w:tabs>
+          <w:tab w:val="num" w:pos="2880"/>
+        </w:tabs>
+        <w:ind w:left="2880" w:hanging="360"/>
+      </w:pPr>
+      <w:rPr>
+        <w:rFonts w:ascii="Wingdings" w:hAnsi="Wingdings" w:hint="default"/>
+        <w:sz w:val="20"/>
+      </w:rPr>
+    </w:lvl>
+    <w:lvl w:ilvl="4" w:tentative="1">
+      <w:start w:val="1"/>
+      <w:numFmt w:val="bullet"/>
+      <w:lvlText w:val=""/>
+      <w:lvlJc w:val="left"/>
+      <w:pPr>
+        <w:tabs>
+          <w:tab w:val="num" w:pos="3600"/>
+        </w:tabs>
+        <w:ind w:left="3600" w:hanging="360"/>
+      </w:pPr>
+      <w:rPr>
+        <w:rFonts w:ascii="Wingdings" w:hAnsi="Wingdings" w:hint="default"/>
+        <w:sz w:val="20"/>
+      </w:rPr>
+    </w:lvl>
+    <w:lvl w:ilvl="5" w:tentative="1">
+      <w:start w:val="1"/>
+      <w:numFmt w:val="bullet"/>
+      <w:lvlText w:val=""/>
+      <w:lvlJc w:val="left"/>
+      <w:pPr>
+        <w:tabs>
+          <w:tab w:val="num" w:pos="4320"/>
+        </w:tabs>
+        <w:ind w:left="4320" w:hanging="360"/>
+      </w:pPr>
+      <w:rPr>
+        <w:rFonts w:ascii="Wingdings" w:hAnsi="Wingdings" w:hint="default"/>
+        <w:sz w:val="20"/>
+      </w:rPr>
+    </w:lvl>
+    <w:lvl w:ilvl="6" w:tentative="1">
+      <w:start w:val="1"/>
+      <w:numFmt w:val="bullet"/>
+      <w:lvlText w:val=""/>
+      <w:lvlJc w:val="left"/>
+      <w:pPr>
+        <w:tabs>
+          <w:tab w:val="num" w:pos="5040"/>
+        </w:tabs>
+        <w:ind w:left="5040" w:hanging="360"/>
+      </w:pPr>
+      <w:rPr>
+        <w:rFonts w:ascii="Wingdings" w:hAnsi="Wingdings" w:hint="default"/>
+        <w:sz w:val="20"/>
+      </w:rPr>
+    </w:lvl>
+    <w:lvl w:ilvl="7" w:tentative="1">
+      <w:start w:val="1"/>
+      <w:numFmt w:val="bullet"/>
+      <w:lvlText w:val=""/>
+      <w:lvlJc w:val="left"/>
+      <w:pPr>
+        <w:tabs>
+          <w:tab w:val="num" w:pos="5760"/>
+        </w:tabs>
+        <w:ind w:left="5760" w:hanging="360"/>
+      </w:pPr>
+      <w:rPr>
+        <w:rFonts w:ascii="Wingdings" w:hAnsi="Wingdings" w:hint="default"/>
+        <w:sz w:val="20"/>
+      </w:rPr>
+    </w:lvl>
+    <w:lvl w:ilvl="8" w:tentative="1">
+      <w:start w:val="1"/>
+      <w:numFmt w:val="bullet"/>
+      <w:lvlText w:val=""/>
+      <w:lvlJc w:val="left"/>
+      <w:pPr>
+        <w:tabs>
+          <w:tab w:val="num" w:pos="6480"/>
+        </w:tabs>
+        <w:ind w:left="6480" w:hanging="360"/>
+      </w:pPr>
+      <w:rPr>
+        <w:rFonts w:ascii="Wingdings" w:hAnsi="Wingdings" w:hint="default"/>
+        <w:sz w:val="20"/>
+      </w:rPr>
+    </w:lvl>
+  </w:abstractNum>
+  <w:abstractNum w:abstractNumId="2" w15:restartNumberingAfterBreak="0">
+    <w:nsid w:val="07696AB1"/>
+    <w:multiLevelType w:val="multilevel"/>
+    <w:tmpl w:val="D2825F4A"/>
+    <w:lvl w:ilvl="0">
+      <w:start w:val="1"/>
+      <w:numFmt w:val="decimal"/>
+      <w:lvlText w:val="%1."/>
+      <w:lvlJc w:val="left"/>
+      <w:pPr>
+        <w:tabs>
+          <w:tab w:val="num" w:pos="720"/>
+        </w:tabs>
+        <w:ind w:left="720" w:hanging="360"/>
+      </w:pPr>
+    </w:lvl>
+    <w:lvl w:ilvl="1" w:tentative="1">
+      <w:start w:val="1"/>
+      <w:numFmt w:val="decimal"/>
+      <w:lvlText w:val="%2."/>
+      <w:lvlJc w:val="left"/>
+      <w:pPr>
+        <w:tabs>
+          <w:tab w:val="num" w:pos="1440"/>
+        </w:tabs>
+        <w:ind w:left="1440" w:hanging="360"/>
+      </w:pPr>
+    </w:lvl>
+    <w:lvl w:ilvl="2" w:tentative="1">
+      <w:start w:val="1"/>
+      <w:numFmt w:val="decimal"/>
+      <w:lvlText w:val="%3."/>
+      <w:lvlJc w:val="left"/>
+      <w:pPr>
+        <w:tabs>
+          <w:tab w:val="num" w:pos="2160"/>
+        </w:tabs>
+        <w:ind w:left="2160" w:hanging="360"/>
+      </w:pPr>
+    </w:lvl>
+    <w:lvl w:ilvl="3" w:tentative="1">
+      <w:start w:val="1"/>
+      <w:numFmt w:val="decimal"/>
+      <w:lvlText w:val="%4."/>
+      <w:lvlJc w:val="left"/>
+      <w:pPr>
+        <w:tabs>
+          <w:tab w:val="num" w:pos="2880"/>
+        </w:tabs>
+        <w:ind w:left="2880" w:hanging="360"/>
+      </w:pPr>
+    </w:lvl>
+    <w:lvl w:ilvl="4" w:tentative="1">
+      <w:start w:val="1"/>
+      <w:numFmt w:val="decimal"/>
+      <w:lvlText w:val="%5."/>
+      <w:lvlJc w:val="left"/>
+      <w:pPr>
+        <w:tabs>
+          <w:tab w:val="num" w:pos="3600"/>
+        </w:tabs>
+        <w:ind w:left="3600" w:hanging="360"/>
+      </w:pPr>
+    </w:lvl>
+    <w:lvl w:ilvl="5" w:tentative="1">
+      <w:start w:val="1"/>
+      <w:numFmt w:val="decimal"/>
+      <w:lvlText w:val="%6."/>
+      <w:lvlJc w:val="left"/>
+      <w:pPr>
+        <w:tabs>
+          <w:tab w:val="num" w:pos="4320"/>
+        </w:tabs>
+        <w:ind w:left="4320" w:hanging="360"/>
+      </w:pPr>
+    </w:lvl>
+    <w:lvl w:ilvl="6" w:tentative="1">
+      <w:start w:val="1"/>
+      <w:numFmt w:val="decimal"/>
+      <w:lvlText w:val="%7."/>
+      <w:lvlJc w:val="left"/>
+      <w:pPr>
+        <w:tabs>
+          <w:tab w:val="num" w:pos="5040"/>
+        </w:tabs>
+        <w:ind w:left="5040" w:hanging="360"/>
+      </w:pPr>
+    </w:lvl>
+    <w:lvl w:ilvl="7" w:tentative="1">
+      <w:start w:val="1"/>
+      <w:numFmt w:val="decimal"/>
+      <w:lvlText w:val="%8."/>
+      <w:lvlJc w:val="left"/>
+      <w:pPr>
+        <w:tabs>
+          <w:tab w:val="num" w:pos="5760"/>
+        </w:tabs>
+        <w:ind w:left="5760" w:hanging="360"/>
+      </w:pPr>
+    </w:lvl>
+    <w:lvl w:ilvl="8" w:tentative="1">
+      <w:start w:val="1"/>
+      <w:numFmt w:val="decimal"/>
+      <w:lvlText w:val="%9."/>
+      <w:lvlJc w:val="left"/>
+      <w:pPr>
+        <w:tabs>
+          <w:tab w:val="num" w:pos="6480"/>
+        </w:tabs>
+        <w:ind w:left="6480" w:hanging="360"/>
+      </w:pPr>
+    </w:lvl>
+  </w:abstractNum>
+  <w:abstractNum w:abstractNumId="3" w15:restartNumberingAfterBreak="0">
     <w:nsid w:val="0EB73730"/>
     <w:multiLevelType w:val="hybridMultilevel"/>
     <w:tmpl w:val="D63C5F08"/>
@@ -3658,7 +7007,7 @@
       </w:rPr>
     </w:lvl>
   </w:abstractNum>
-  <w:abstractNum w:abstractNumId="1" w15:restartNumberingAfterBreak="0">
+  <w:abstractNum w:abstractNumId="4" w15:restartNumberingAfterBreak="0">
     <w:nsid w:val="0F107D52"/>
     <w:multiLevelType w:val="multilevel"/>
     <w:tmpl w:val="F348948C"/>
@@ -3807,7 +7156,156 @@
       </w:rPr>
     </w:lvl>
   </w:abstractNum>
-  <w:abstractNum w:abstractNumId="2" w15:restartNumberingAfterBreak="0">
+  <w:abstractNum w:abstractNumId="5" w15:restartNumberingAfterBreak="0">
+    <w:nsid w:val="0FDF1481"/>
+    <w:multiLevelType w:val="multilevel"/>
+    <w:tmpl w:val="A3E04CB8"/>
+    <w:lvl w:ilvl="0">
+      <w:start w:val="1"/>
+      <w:numFmt w:val="bullet"/>
+      <w:lvlText w:val=""/>
+      <w:lvlJc w:val="left"/>
+      <w:pPr>
+        <w:tabs>
+          <w:tab w:val="num" w:pos="720"/>
+        </w:tabs>
+        <w:ind w:left="720" w:hanging="360"/>
+      </w:pPr>
+      <w:rPr>
+        <w:rFonts w:ascii="Symbol" w:hAnsi="Symbol" w:hint="default"/>
+        <w:sz w:val="20"/>
+      </w:rPr>
+    </w:lvl>
+    <w:lvl w:ilvl="1" w:tentative="1">
+      <w:start w:val="1"/>
+      <w:numFmt w:val="bullet"/>
+      <w:lvlText w:val="o"/>
+      <w:lvlJc w:val="left"/>
+      <w:pPr>
+        <w:tabs>
+          <w:tab w:val="num" w:pos="1440"/>
+        </w:tabs>
+        <w:ind w:left="1440" w:hanging="360"/>
+      </w:pPr>
+      <w:rPr>
+        <w:rFonts w:ascii="Courier New" w:hAnsi="Courier New" w:hint="default"/>
+        <w:sz w:val="20"/>
+      </w:rPr>
+    </w:lvl>
+    <w:lvl w:ilvl="2" w:tentative="1">
+      <w:start w:val="1"/>
+      <w:numFmt w:val="bullet"/>
+      <w:lvlText w:val=""/>
+      <w:lvlJc w:val="left"/>
+      <w:pPr>
+        <w:tabs>
+          <w:tab w:val="num" w:pos="2160"/>
+        </w:tabs>
+        <w:ind w:left="2160" w:hanging="360"/>
+      </w:pPr>
+      <w:rPr>
+        <w:rFonts w:ascii="Wingdings" w:hAnsi="Wingdings" w:hint="default"/>
+        <w:sz w:val="20"/>
+      </w:rPr>
+    </w:lvl>
+    <w:lvl w:ilvl="3" w:tentative="1">
+      <w:start w:val="1"/>
+      <w:numFmt w:val="bullet"/>
+      <w:lvlText w:val=""/>
+      <w:lvlJc w:val="left"/>
+      <w:pPr>
+        <w:tabs>
+          <w:tab w:val="num" w:pos="2880"/>
+        </w:tabs>
+        <w:ind w:left="2880" w:hanging="360"/>
+      </w:pPr>
+      <w:rPr>
+        <w:rFonts w:ascii="Wingdings" w:hAnsi="Wingdings" w:hint="default"/>
+        <w:sz w:val="20"/>
+      </w:rPr>
+    </w:lvl>
+    <w:lvl w:ilvl="4" w:tentative="1">
+      <w:start w:val="1"/>
+      <w:numFmt w:val="bullet"/>
+      <w:lvlText w:val=""/>
+      <w:lvlJc w:val="left"/>
+      <w:pPr>
+        <w:tabs>
+          <w:tab w:val="num" w:pos="3600"/>
+        </w:tabs>
+        <w:ind w:left="3600" w:hanging="360"/>
+      </w:pPr>
+      <w:rPr>
+        <w:rFonts w:ascii="Wingdings" w:hAnsi="Wingdings" w:hint="default"/>
+        <w:sz w:val="20"/>
+      </w:rPr>
+    </w:lvl>
+    <w:lvl w:ilvl="5" w:tentative="1">
+      <w:start w:val="1"/>
+      <w:numFmt w:val="bullet"/>
+      <w:lvlText w:val=""/>
+      <w:lvlJc w:val="left"/>
+      <w:pPr>
+        <w:tabs>
+          <w:tab w:val="num" w:pos="4320"/>
+        </w:tabs>
+        <w:ind w:left="4320" w:hanging="360"/>
+      </w:pPr>
+      <w:rPr>
+        <w:rFonts w:ascii="Wingdings" w:hAnsi="Wingdings" w:hint="default"/>
+        <w:sz w:val="20"/>
+      </w:rPr>
+    </w:lvl>
+    <w:lvl w:ilvl="6" w:tentative="1">
+      <w:start w:val="1"/>
+      <w:numFmt w:val="bullet"/>
+      <w:lvlText w:val=""/>
+      <w:lvlJc w:val="left"/>
+      <w:pPr>
+        <w:tabs>
+          <w:tab w:val="num" w:pos="5040"/>
+        </w:tabs>
+        <w:ind w:left="5040" w:hanging="360"/>
+      </w:pPr>
+      <w:rPr>
+        <w:rFonts w:ascii="Wingdings" w:hAnsi="Wingdings" w:hint="default"/>
+        <w:sz w:val="20"/>
+      </w:rPr>
+    </w:lvl>
+    <w:lvl w:ilvl="7" w:tentative="1">
+      <w:start w:val="1"/>
+      <w:numFmt w:val="bullet"/>
+      <w:lvlText w:val=""/>
+      <w:lvlJc w:val="left"/>
+      <w:pPr>
+        <w:tabs>
+          <w:tab w:val="num" w:pos="5760"/>
+        </w:tabs>
+        <w:ind w:left="5760" w:hanging="360"/>
+      </w:pPr>
+      <w:rPr>
+        <w:rFonts w:ascii="Wingdings" w:hAnsi="Wingdings" w:hint="default"/>
+        <w:sz w:val="20"/>
+      </w:rPr>
+    </w:lvl>
+    <w:lvl w:ilvl="8" w:tentative="1">
+      <w:start w:val="1"/>
+      <w:numFmt w:val="bullet"/>
+      <w:lvlText w:val=""/>
+      <w:lvlJc w:val="left"/>
+      <w:pPr>
+        <w:tabs>
+          <w:tab w:val="num" w:pos="6480"/>
+        </w:tabs>
+        <w:ind w:left="6480" w:hanging="360"/>
+      </w:pPr>
+      <w:rPr>
+        <w:rFonts w:ascii="Wingdings" w:hAnsi="Wingdings" w:hint="default"/>
+        <w:sz w:val="20"/>
+      </w:rPr>
+    </w:lvl>
+  </w:abstractNum>
+  <w:abstractNum w:abstractNumId="6" w15:restartNumberingAfterBreak="0">
     <w:nsid w:val="13A01978"/>
     <w:multiLevelType w:val="multilevel"/>
     <w:tmpl w:val="A8A2E838"/>
@@ -3956,7 +7454,120 @@
       </w:rPr>
     </w:lvl>
   </w:abstractNum>
-  <w:abstractNum w:abstractNumId="3" w15:restartNumberingAfterBreak="0">
+  <w:abstractNum w:abstractNumId="7" w15:restartNumberingAfterBreak="0">
+    <w:nsid w:val="13EE545B"/>
+    <w:multiLevelType w:val="hybridMultilevel"/>
+    <w:tmpl w:val="BD084FF6"/>
+    <w:lvl w:ilvl="0" w:tplc="0C0A000D">
+      <w:start w:val="1"/>
+      <w:numFmt w:val="bullet"/>
+      <w:lvlText w:val=""/>
+      <w:lvlJc w:val="left"/>
+      <w:pPr>
+        <w:ind w:left="720" w:hanging="360"/>
+      </w:pPr>
+      <w:rPr>
+        <w:rFonts w:ascii="Wingdings" w:hAnsi="Wingdings" w:hint="default"/>
+      </w:rPr>
+    </w:lvl>
+    <w:lvl w:ilvl="1" w:tplc="0C0A0003" w:tentative="1">
+      <w:start w:val="1"/>
+      <w:numFmt w:val="bullet"/>
+      <w:lvlText w:val="o"/>
+      <w:lvlJc w:val="left"/>
+      <w:pPr>
+        <w:ind w:left="1440" w:hanging="360"/>
+      </w:pPr>
+      <w:rPr>
+        <w:rFonts w:ascii="Courier New" w:hAnsi="Courier New" w:cs="Courier New" w:hint="default"/>
+      </w:rPr>
+    </w:lvl>
+    <w:lvl w:ilvl="2" w:tplc="0C0A0005" w:tentative="1">
+      <w:start w:val="1"/>
+      <w:numFmt w:val="bullet"/>
+      <w:lvlText w:val=""/>
+      <w:lvlJc w:val="left"/>
+      <w:pPr>
+        <w:ind w:left="2160" w:hanging="360"/>
+      </w:pPr>
+      <w:rPr>
+        <w:rFonts w:ascii="Wingdings" w:hAnsi="Wingdings" w:hint="default"/>
+      </w:rPr>
+    </w:lvl>
+    <w:lvl w:ilvl="3" w:tplc="0C0A0001" w:tentative="1">
+      <w:start w:val="1"/>
+      <w:numFmt w:val="bullet"/>
+      <w:lvlText w:val=""/>
+      <w:lvlJc w:val="left"/>
+      <w:pPr>
+        <w:ind w:left="2880" w:hanging="360"/>
+      </w:pPr>
+      <w:rPr>
+        <w:rFonts w:ascii="Symbol" w:hAnsi="Symbol" w:hint="default"/>
+      </w:rPr>
+    </w:lvl>
+    <w:lvl w:ilvl="4" w:tplc="0C0A0003" w:tentative="1">
+      <w:start w:val="1"/>
+      <w:numFmt w:val="bullet"/>
+      <w:lvlText w:val="o"/>
+      <w:lvlJc w:val="left"/>
+      <w:pPr>
+        <w:ind w:left="3600" w:hanging="360"/>
+      </w:pPr>
+      <w:rPr>
+        <w:rFonts w:ascii="Courier New" w:hAnsi="Courier New" w:cs="Courier New" w:hint="default"/>
+      </w:rPr>
+    </w:lvl>
+    <w:lvl w:ilvl="5" w:tplc="0C0A0005" w:tentative="1">
+      <w:start w:val="1"/>
+      <w:numFmt w:val="bullet"/>
+      <w:lvlText w:val=""/>
+      <w:lvlJc w:val="left"/>
+      <w:pPr>
+        <w:ind w:left="4320" w:hanging="360"/>
+      </w:pPr>
+      <w:rPr>
+        <w:rFonts w:ascii="Wingdings" w:hAnsi="Wingdings" w:hint="default"/>
+      </w:rPr>
+    </w:lvl>
+    <w:lvl w:ilvl="6" w:tplc="0C0A0001" w:tentative="1">
+      <w:start w:val="1"/>
+      <w:numFmt w:val="bullet"/>
+      <w:lvlText w:val=""/>
+      <w:lvlJc w:val="left"/>
+      <w:pPr>
+        <w:ind w:left="5040" w:hanging="360"/>
+      </w:pPr>
+      <w:rPr>
+        <w:rFonts w:ascii="Symbol" w:hAnsi="Symbol" w:hint="default"/>
+      </w:rPr>
+    </w:lvl>
+    <w:lvl w:ilvl="7" w:tplc="0C0A0003" w:tentative="1">
+      <w:start w:val="1"/>
+      <w:numFmt w:val="bullet"/>
+      <w:lvlText w:val="o"/>
+      <w:lvlJc w:val="left"/>
+      <w:pPr>
+        <w:ind w:left="5760" w:hanging="360"/>
+      </w:pPr>
+      <w:rPr>
+        <w:rFonts w:ascii="Courier New" w:hAnsi="Courier New" w:cs="Courier New" w:hint="default"/>
+      </w:rPr>
+    </w:lvl>
+    <w:lvl w:ilvl="8" w:tplc="0C0A0005" w:tentative="1">
+      <w:start w:val="1"/>
+      <w:numFmt w:val="bullet"/>
+      <w:lvlText w:val=""/>
+      <w:lvlJc w:val="left"/>
+      <w:pPr>
+        <w:ind w:left="6480" w:hanging="360"/>
+      </w:pPr>
+      <w:rPr>
+        <w:rFonts w:ascii="Wingdings" w:hAnsi="Wingdings" w:hint="default"/>
+      </w:rPr>
+    </w:lvl>
+  </w:abstractNum>
+  <w:abstractNum w:abstractNumId="8" w15:restartNumberingAfterBreak="0">
     <w:nsid w:val="140F3BBF"/>
     <w:multiLevelType w:val="multilevel"/>
     <w:tmpl w:val="8A508BEC"/>
@@ -4105,7 +7716,305 @@
       </w:rPr>
     </w:lvl>
   </w:abstractNum>
-  <w:abstractNum w:abstractNumId="4" w15:restartNumberingAfterBreak="0">
+  <w:abstractNum w:abstractNumId="9" w15:restartNumberingAfterBreak="0">
+    <w:nsid w:val="15B32E21"/>
+    <w:multiLevelType w:val="multilevel"/>
+    <w:tmpl w:val="A7DC0C20"/>
+    <w:lvl w:ilvl="0">
+      <w:start w:val="1"/>
+      <w:numFmt w:val="bullet"/>
+      <w:lvlText w:val=""/>
+      <w:lvlJc w:val="left"/>
+      <w:pPr>
+        <w:tabs>
+          <w:tab w:val="num" w:pos="720"/>
+        </w:tabs>
+        <w:ind w:left="720" w:hanging="360"/>
+      </w:pPr>
+      <w:rPr>
+        <w:rFonts w:ascii="Symbol" w:hAnsi="Symbol" w:hint="default"/>
+        <w:sz w:val="20"/>
+      </w:rPr>
+    </w:lvl>
+    <w:lvl w:ilvl="1" w:tentative="1">
+      <w:start w:val="1"/>
+      <w:numFmt w:val="bullet"/>
+      <w:lvlText w:val="o"/>
+      <w:lvlJc w:val="left"/>
+      <w:pPr>
+        <w:tabs>
+          <w:tab w:val="num" w:pos="1440"/>
+        </w:tabs>
+        <w:ind w:left="1440" w:hanging="360"/>
+      </w:pPr>
+      <w:rPr>
+        <w:rFonts w:ascii="Courier New" w:hAnsi="Courier New" w:hint="default"/>
+        <w:sz w:val="20"/>
+      </w:rPr>
+    </w:lvl>
+    <w:lvl w:ilvl="2" w:tentative="1">
+      <w:start w:val="1"/>
+      <w:numFmt w:val="bullet"/>
+      <w:lvlText w:val=""/>
+      <w:lvlJc w:val="left"/>
+      <w:pPr>
+        <w:tabs>
+          <w:tab w:val="num" w:pos="2160"/>
+        </w:tabs>
+        <w:ind w:left="2160" w:hanging="360"/>
+      </w:pPr>
+      <w:rPr>
+        <w:rFonts w:ascii="Wingdings" w:hAnsi="Wingdings" w:hint="default"/>
+        <w:sz w:val="20"/>
+      </w:rPr>
+    </w:lvl>
+    <w:lvl w:ilvl="3" w:tentative="1">
+      <w:start w:val="1"/>
+      <w:numFmt w:val="bullet"/>
+      <w:lvlText w:val=""/>
+      <w:lvlJc w:val="left"/>
+      <w:pPr>
+        <w:tabs>
+          <w:tab w:val="num" w:pos="2880"/>
+        </w:tabs>
+        <w:ind w:left="2880" w:hanging="360"/>
+      </w:pPr>
+      <w:rPr>
+        <w:rFonts w:ascii="Wingdings" w:hAnsi="Wingdings" w:hint="default"/>
+        <w:sz w:val="20"/>
+      </w:rPr>
+    </w:lvl>
+    <w:lvl w:ilvl="4" w:tentative="1">
+      <w:start w:val="1"/>
+      <w:numFmt w:val="bullet"/>
+      <w:lvlText w:val=""/>
+      <w:lvlJc w:val="left"/>
+      <w:pPr>
+        <w:tabs>
+          <w:tab w:val="num" w:pos="3600"/>
+        </w:tabs>
+        <w:ind w:left="3600" w:hanging="360"/>
+      </w:pPr>
+      <w:rPr>
+        <w:rFonts w:ascii="Wingdings" w:hAnsi="Wingdings" w:hint="default"/>
+        <w:sz w:val="20"/>
+      </w:rPr>
+    </w:lvl>
+    <w:lvl w:ilvl="5" w:tentative="1">
+      <w:start w:val="1"/>
+      <w:numFmt w:val="bullet"/>
+      <w:lvlText w:val=""/>
+      <w:lvlJc w:val="left"/>
+      <w:pPr>
+        <w:tabs>
+          <w:tab w:val="num" w:pos="4320"/>
+        </w:tabs>
+        <w:ind w:left="4320" w:hanging="360"/>
+      </w:pPr>
+      <w:rPr>
+        <w:rFonts w:ascii="Wingdings" w:hAnsi="Wingdings" w:hint="default"/>
+        <w:sz w:val="20"/>
+      </w:rPr>
+    </w:lvl>
+    <w:lvl w:ilvl="6" w:tentative="1">
+      <w:start w:val="1"/>
+      <w:numFmt w:val="bullet"/>
+      <w:lvlText w:val=""/>
+      <w:lvlJc w:val="left"/>
+      <w:pPr>
+        <w:tabs>
+          <w:tab w:val="num" w:pos="5040"/>
+        </w:tabs>
+        <w:ind w:left="5040" w:hanging="360"/>
+      </w:pPr>
+      <w:rPr>
+        <w:rFonts w:ascii="Wingdings" w:hAnsi="Wingdings" w:hint="default"/>
+        <w:sz w:val="20"/>
+      </w:rPr>
+    </w:lvl>
+    <w:lvl w:ilvl="7" w:tentative="1">
+      <w:start w:val="1"/>
+      <w:numFmt w:val="bullet"/>
+      <w:lvlText w:val=""/>
+      <w:lvlJc w:val="left"/>
+      <w:pPr>
+        <w:tabs>
+          <w:tab w:val="num" w:pos="5760"/>
+        </w:tabs>
+        <w:ind w:left="5760" w:hanging="360"/>
+      </w:pPr>
+      <w:rPr>
+        <w:rFonts w:ascii="Wingdings" w:hAnsi="Wingdings" w:hint="default"/>
+        <w:sz w:val="20"/>
+      </w:rPr>
+    </w:lvl>
+    <w:lvl w:ilvl="8" w:tentative="1">
+      <w:start w:val="1"/>
+      <w:numFmt w:val="bullet"/>
+      <w:lvlText w:val=""/>
+      <w:lvlJc w:val="left"/>
+      <w:pPr>
+        <w:tabs>
+          <w:tab w:val="num" w:pos="6480"/>
+        </w:tabs>
+        <w:ind w:left="6480" w:hanging="360"/>
+      </w:pPr>
+      <w:rPr>
+        <w:rFonts w:ascii="Wingdings" w:hAnsi="Wingdings" w:hint="default"/>
+        <w:sz w:val="20"/>
+      </w:rPr>
+    </w:lvl>
+  </w:abstractNum>
+  <w:abstractNum w:abstractNumId="10" w15:restartNumberingAfterBreak="0">
+    <w:nsid w:val="17734A03"/>
+    <w:multiLevelType w:val="multilevel"/>
+    <w:tmpl w:val="21A05408"/>
+    <w:lvl w:ilvl="0">
+      <w:start w:val="1"/>
+      <w:numFmt w:val="bullet"/>
+      <w:lvlText w:val=""/>
+      <w:lvlJc w:val="left"/>
+      <w:pPr>
+        <w:tabs>
+          <w:tab w:val="num" w:pos="720"/>
+        </w:tabs>
+        <w:ind w:left="720" w:hanging="360"/>
+      </w:pPr>
+      <w:rPr>
+        <w:rFonts w:ascii="Symbol" w:hAnsi="Symbol" w:hint="default"/>
+        <w:sz w:val="20"/>
+      </w:rPr>
+    </w:lvl>
+    <w:lvl w:ilvl="1" w:tentative="1">
+      <w:start w:val="1"/>
+      <w:numFmt w:val="bullet"/>
+      <w:lvlText w:val="o"/>
+      <w:lvlJc w:val="left"/>
+      <w:pPr>
+        <w:tabs>
+          <w:tab w:val="num" w:pos="1440"/>
+        </w:tabs>
+        <w:ind w:left="1440" w:hanging="360"/>
+      </w:pPr>
+      <w:rPr>
+        <w:rFonts w:ascii="Courier New" w:hAnsi="Courier New" w:hint="default"/>
+        <w:sz w:val="20"/>
+      </w:rPr>
+    </w:lvl>
+    <w:lvl w:ilvl="2" w:tentative="1">
+      <w:start w:val="1"/>
+      <w:numFmt w:val="bullet"/>
+      <w:lvlText w:val=""/>
+      <w:lvlJc w:val="left"/>
+      <w:pPr>
+        <w:tabs>
+          <w:tab w:val="num" w:pos="2160"/>
+        </w:tabs>
+        <w:ind w:left="2160" w:hanging="360"/>
+      </w:pPr>
+      <w:rPr>
+        <w:rFonts w:ascii="Wingdings" w:hAnsi="Wingdings" w:hint="default"/>
+        <w:sz w:val="20"/>
+      </w:rPr>
+    </w:lvl>
+    <w:lvl w:ilvl="3" w:tentative="1">
+      <w:start w:val="1"/>
+      <w:numFmt w:val="bullet"/>
+      <w:lvlText w:val=""/>
+      <w:lvlJc w:val="left"/>
+      <w:pPr>
+        <w:tabs>
+          <w:tab w:val="num" w:pos="2880"/>
+        </w:tabs>
+        <w:ind w:left="2880" w:hanging="360"/>
+      </w:pPr>
+      <w:rPr>
+        <w:rFonts w:ascii="Wingdings" w:hAnsi="Wingdings" w:hint="default"/>
+        <w:sz w:val="20"/>
+      </w:rPr>
+    </w:lvl>
+    <w:lvl w:ilvl="4" w:tentative="1">
+      <w:start w:val="1"/>
+      <w:numFmt w:val="bullet"/>
+      <w:lvlText w:val=""/>
+      <w:lvlJc w:val="left"/>
+      <w:pPr>
+        <w:tabs>
+          <w:tab w:val="num" w:pos="3600"/>
+        </w:tabs>
+        <w:ind w:left="3600" w:hanging="360"/>
+      </w:pPr>
+      <w:rPr>
+        <w:rFonts w:ascii="Wingdings" w:hAnsi="Wingdings" w:hint="default"/>
+        <w:sz w:val="20"/>
+      </w:rPr>
+    </w:lvl>
+    <w:lvl w:ilvl="5" w:tentative="1">
+      <w:start w:val="1"/>
+      <w:numFmt w:val="bullet"/>
+      <w:lvlText w:val=""/>
+      <w:lvlJc w:val="left"/>
+      <w:pPr>
+        <w:tabs>
+          <w:tab w:val="num" w:pos="4320"/>
+        </w:tabs>
+        <w:ind w:left="4320" w:hanging="360"/>
+      </w:pPr>
+      <w:rPr>
+        <w:rFonts w:ascii="Wingdings" w:hAnsi="Wingdings" w:hint="default"/>
+        <w:sz w:val="20"/>
+      </w:rPr>
+    </w:lvl>
+    <w:lvl w:ilvl="6" w:tentative="1">
+      <w:start w:val="1"/>
+      <w:numFmt w:val="bullet"/>
+      <w:lvlText w:val=""/>
+      <w:lvlJc w:val="left"/>
+      <w:pPr>
+        <w:tabs>
+          <w:tab w:val="num" w:pos="5040"/>
+        </w:tabs>
+        <w:ind w:left="5040" w:hanging="360"/>
+      </w:pPr>
+      <w:rPr>
+        <w:rFonts w:ascii="Wingdings" w:hAnsi="Wingdings" w:hint="default"/>
+        <w:sz w:val="20"/>
+      </w:rPr>
+    </w:lvl>
+    <w:lvl w:ilvl="7" w:tentative="1">
+      <w:start w:val="1"/>
+      <w:numFmt w:val="bullet"/>
+      <w:lvlText w:val=""/>
+      <w:lvlJc w:val="left"/>
+      <w:pPr>
+        <w:tabs>
+          <w:tab w:val="num" w:pos="5760"/>
+        </w:tabs>
+        <w:ind w:left="5760" w:hanging="360"/>
+      </w:pPr>
+      <w:rPr>
+        <w:rFonts w:ascii="Wingdings" w:hAnsi="Wingdings" w:hint="default"/>
+        <w:sz w:val="20"/>
+      </w:rPr>
+    </w:lvl>
+    <w:lvl w:ilvl="8" w:tentative="1">
+      <w:start w:val="1"/>
+      <w:numFmt w:val="bullet"/>
+      <w:lvlText w:val=""/>
+      <w:lvlJc w:val="left"/>
+      <w:pPr>
+        <w:tabs>
+          <w:tab w:val="num" w:pos="6480"/>
+        </w:tabs>
+        <w:ind w:left="6480" w:hanging="360"/>
+      </w:pPr>
+      <w:rPr>
+        <w:rFonts w:ascii="Wingdings" w:hAnsi="Wingdings" w:hint="default"/>
+        <w:sz w:val="20"/>
+      </w:rPr>
+    </w:lvl>
+  </w:abstractNum>
+  <w:abstractNum w:abstractNumId="11" w15:restartNumberingAfterBreak="0">
     <w:nsid w:val="17A126E9"/>
     <w:multiLevelType w:val="multilevel"/>
     <w:tmpl w:val="E618C100"/>
@@ -4254,7 +8163,156 @@
       </w:rPr>
     </w:lvl>
   </w:abstractNum>
-  <w:abstractNum w:abstractNumId="5" w15:restartNumberingAfterBreak="0">
+  <w:abstractNum w:abstractNumId="12" w15:restartNumberingAfterBreak="0">
+    <w:nsid w:val="19B6066B"/>
+    <w:multiLevelType w:val="multilevel"/>
+    <w:tmpl w:val="BDFAC9B6"/>
+    <w:lvl w:ilvl="0">
+      <w:start w:val="1"/>
+      <w:numFmt w:val="bullet"/>
+      <w:lvlText w:val=""/>
+      <w:lvlJc w:val="left"/>
+      <w:pPr>
+        <w:tabs>
+          <w:tab w:val="num" w:pos="720"/>
+        </w:tabs>
+        <w:ind w:left="720" w:hanging="360"/>
+      </w:pPr>
+      <w:rPr>
+        <w:rFonts w:ascii="Symbol" w:hAnsi="Symbol" w:hint="default"/>
+        <w:sz w:val="20"/>
+      </w:rPr>
+    </w:lvl>
+    <w:lvl w:ilvl="1" w:tentative="1">
+      <w:start w:val="1"/>
+      <w:numFmt w:val="bullet"/>
+      <w:lvlText w:val="o"/>
+      <w:lvlJc w:val="left"/>
+      <w:pPr>
+        <w:tabs>
+          <w:tab w:val="num" w:pos="1440"/>
+        </w:tabs>
+        <w:ind w:left="1440" w:hanging="360"/>
+      </w:pPr>
+      <w:rPr>
+        <w:rFonts w:ascii="Courier New" w:hAnsi="Courier New" w:hint="default"/>
+        <w:sz w:val="20"/>
+      </w:rPr>
+    </w:lvl>
+    <w:lvl w:ilvl="2" w:tentative="1">
+      <w:start w:val="1"/>
+      <w:numFmt w:val="bullet"/>
+      <w:lvlText w:val=""/>
+      <w:lvlJc w:val="left"/>
+      <w:pPr>
+        <w:tabs>
+          <w:tab w:val="num" w:pos="2160"/>
+        </w:tabs>
+        <w:ind w:left="2160" w:hanging="360"/>
+      </w:pPr>
+      <w:rPr>
+        <w:rFonts w:ascii="Wingdings" w:hAnsi="Wingdings" w:hint="default"/>
+        <w:sz w:val="20"/>
+      </w:rPr>
+    </w:lvl>
+    <w:lvl w:ilvl="3" w:tentative="1">
+      <w:start w:val="1"/>
+      <w:numFmt w:val="bullet"/>
+      <w:lvlText w:val=""/>
+      <w:lvlJc w:val="left"/>
+      <w:pPr>
+        <w:tabs>
+          <w:tab w:val="num" w:pos="2880"/>
+        </w:tabs>
+        <w:ind w:left="2880" w:hanging="360"/>
+      </w:pPr>
+      <w:rPr>
+        <w:rFonts w:ascii="Wingdings" w:hAnsi="Wingdings" w:hint="default"/>
+        <w:sz w:val="20"/>
+      </w:rPr>
+    </w:lvl>
+    <w:lvl w:ilvl="4" w:tentative="1">
+      <w:start w:val="1"/>
+      <w:numFmt w:val="bullet"/>
+      <w:lvlText w:val=""/>
+      <w:lvlJc w:val="left"/>
+      <w:pPr>
+        <w:tabs>
+          <w:tab w:val="num" w:pos="3600"/>
+        </w:tabs>
+        <w:ind w:left="3600" w:hanging="360"/>
+      </w:pPr>
+      <w:rPr>
+        <w:rFonts w:ascii="Wingdings" w:hAnsi="Wingdings" w:hint="default"/>
+        <w:sz w:val="20"/>
+      </w:rPr>
+    </w:lvl>
+    <w:lvl w:ilvl="5" w:tentative="1">
+      <w:start w:val="1"/>
+      <w:numFmt w:val="bullet"/>
+      <w:lvlText w:val=""/>
+      <w:lvlJc w:val="left"/>
+      <w:pPr>
+        <w:tabs>
+          <w:tab w:val="num" w:pos="4320"/>
+        </w:tabs>
+        <w:ind w:left="4320" w:hanging="360"/>
+      </w:pPr>
+      <w:rPr>
+        <w:rFonts w:ascii="Wingdings" w:hAnsi="Wingdings" w:hint="default"/>
+        <w:sz w:val="20"/>
+      </w:rPr>
+    </w:lvl>
+    <w:lvl w:ilvl="6" w:tentative="1">
+      <w:start w:val="1"/>
+      <w:numFmt w:val="bullet"/>
+      <w:lvlText w:val=""/>
+      <w:lvlJc w:val="left"/>
+      <w:pPr>
+        <w:tabs>
+          <w:tab w:val="num" w:pos="5040"/>
+        </w:tabs>
+        <w:ind w:left="5040" w:hanging="360"/>
+      </w:pPr>
+      <w:rPr>
+        <w:rFonts w:ascii="Wingdings" w:hAnsi="Wingdings" w:hint="default"/>
+        <w:sz w:val="20"/>
+      </w:rPr>
+    </w:lvl>
+    <w:lvl w:ilvl="7" w:tentative="1">
+      <w:start w:val="1"/>
+      <w:numFmt w:val="bullet"/>
+      <w:lvlText w:val=""/>
+      <w:lvlJc w:val="left"/>
+      <w:pPr>
+        <w:tabs>
+          <w:tab w:val="num" w:pos="5760"/>
+        </w:tabs>
+        <w:ind w:left="5760" w:hanging="360"/>
+      </w:pPr>
+      <w:rPr>
+        <w:rFonts w:ascii="Wingdings" w:hAnsi="Wingdings" w:hint="default"/>
+        <w:sz w:val="20"/>
+      </w:rPr>
+    </w:lvl>
+    <w:lvl w:ilvl="8" w:tentative="1">
+      <w:start w:val="1"/>
+      <w:numFmt w:val="bullet"/>
+      <w:lvlText w:val=""/>
+      <w:lvlJc w:val="left"/>
+      <w:pPr>
+        <w:tabs>
+          <w:tab w:val="num" w:pos="6480"/>
+        </w:tabs>
+        <w:ind w:left="6480" w:hanging="360"/>
+      </w:pPr>
+      <w:rPr>
+        <w:rFonts w:ascii="Wingdings" w:hAnsi="Wingdings" w:hint="default"/>
+        <w:sz w:val="20"/>
+      </w:rPr>
+    </w:lvl>
+  </w:abstractNum>
+  <w:abstractNum w:abstractNumId="13" w15:restartNumberingAfterBreak="0">
     <w:nsid w:val="1C342086"/>
     <w:multiLevelType w:val="multilevel"/>
     <w:tmpl w:val="C0AE541C"/>
@@ -4403,7 +8461,1113 @@
       </w:rPr>
     </w:lvl>
   </w:abstractNum>
-  <w:abstractNum w:abstractNumId="6" w15:restartNumberingAfterBreak="0">
+  <w:abstractNum w:abstractNumId="14" w15:restartNumberingAfterBreak="0">
+    <w:nsid w:val="1D8C2F95"/>
+    <w:multiLevelType w:val="hybridMultilevel"/>
+    <w:tmpl w:val="6BAAC7B2"/>
+    <w:lvl w:ilvl="0" w:tplc="0C0A0015">
+      <w:start w:val="1"/>
+      <w:numFmt w:val="upperLetter"/>
+      <w:lvlText w:val="%1."/>
+      <w:lvlJc w:val="left"/>
+      <w:pPr>
+        <w:ind w:left="720" w:hanging="360"/>
+      </w:pPr>
+    </w:lvl>
+    <w:lvl w:ilvl="1" w:tplc="0C0A0019" w:tentative="1">
+      <w:start w:val="1"/>
+      <w:numFmt w:val="lowerLetter"/>
+      <w:lvlText w:val="%2."/>
+      <w:lvlJc w:val="left"/>
+      <w:pPr>
+        <w:ind w:left="1440" w:hanging="360"/>
+      </w:pPr>
+    </w:lvl>
+    <w:lvl w:ilvl="2" w:tplc="0C0A001B" w:tentative="1">
+      <w:start w:val="1"/>
+      <w:numFmt w:val="lowerRoman"/>
+      <w:lvlText w:val="%3."/>
+      <w:lvlJc w:val="right"/>
+      <w:pPr>
+        <w:ind w:left="2160" w:hanging="180"/>
+      </w:pPr>
+    </w:lvl>
+    <w:lvl w:ilvl="3" w:tplc="0C0A000F" w:tentative="1">
+      <w:start w:val="1"/>
+      <w:numFmt w:val="decimal"/>
+      <w:lvlText w:val="%4."/>
+      <w:lvlJc w:val="left"/>
+      <w:pPr>
+        <w:ind w:left="2880" w:hanging="360"/>
+      </w:pPr>
+    </w:lvl>
+    <w:lvl w:ilvl="4" w:tplc="0C0A0019" w:tentative="1">
+      <w:start w:val="1"/>
+      <w:numFmt w:val="lowerLetter"/>
+      <w:lvlText w:val="%5."/>
+      <w:lvlJc w:val="left"/>
+      <w:pPr>
+        <w:ind w:left="3600" w:hanging="360"/>
+      </w:pPr>
+    </w:lvl>
+    <w:lvl w:ilvl="5" w:tplc="0C0A001B" w:tentative="1">
+      <w:start w:val="1"/>
+      <w:numFmt w:val="lowerRoman"/>
+      <w:lvlText w:val="%6."/>
+      <w:lvlJc w:val="right"/>
+      <w:pPr>
+        <w:ind w:left="4320" w:hanging="180"/>
+      </w:pPr>
+    </w:lvl>
+    <w:lvl w:ilvl="6" w:tplc="0C0A000F" w:tentative="1">
+      <w:start w:val="1"/>
+      <w:numFmt w:val="decimal"/>
+      <w:lvlText w:val="%7."/>
+      <w:lvlJc w:val="left"/>
+      <w:pPr>
+        <w:ind w:left="5040" w:hanging="360"/>
+      </w:pPr>
+    </w:lvl>
+    <w:lvl w:ilvl="7" w:tplc="0C0A0019" w:tentative="1">
+      <w:start w:val="1"/>
+      <w:numFmt w:val="lowerLetter"/>
+      <w:lvlText w:val="%8."/>
+      <w:lvlJc w:val="left"/>
+      <w:pPr>
+        <w:ind w:left="5760" w:hanging="360"/>
+      </w:pPr>
+    </w:lvl>
+    <w:lvl w:ilvl="8" w:tplc="0C0A001B" w:tentative="1">
+      <w:start w:val="1"/>
+      <w:numFmt w:val="lowerRoman"/>
+      <w:lvlText w:val="%9."/>
+      <w:lvlJc w:val="right"/>
+      <w:pPr>
+        <w:ind w:left="6480" w:hanging="180"/>
+      </w:pPr>
+    </w:lvl>
+  </w:abstractNum>
+  <w:abstractNum w:abstractNumId="15" w15:restartNumberingAfterBreak="0">
+    <w:nsid w:val="1DA90E0A"/>
+    <w:multiLevelType w:val="hybridMultilevel"/>
+    <w:tmpl w:val="8B96699A"/>
+    <w:lvl w:ilvl="0" w:tplc="0C0A0015">
+      <w:start w:val="1"/>
+      <w:numFmt w:val="upperLetter"/>
+      <w:lvlText w:val="%1."/>
+      <w:lvlJc w:val="left"/>
+      <w:pPr>
+        <w:ind w:left="720" w:hanging="360"/>
+      </w:pPr>
+    </w:lvl>
+    <w:lvl w:ilvl="1" w:tplc="0C0A0019" w:tentative="1">
+      <w:start w:val="1"/>
+      <w:numFmt w:val="lowerLetter"/>
+      <w:lvlText w:val="%2."/>
+      <w:lvlJc w:val="left"/>
+      <w:pPr>
+        <w:ind w:left="1440" w:hanging="360"/>
+      </w:pPr>
+    </w:lvl>
+    <w:lvl w:ilvl="2" w:tplc="0C0A001B" w:tentative="1">
+      <w:start w:val="1"/>
+      <w:numFmt w:val="lowerRoman"/>
+      <w:lvlText w:val="%3."/>
+      <w:lvlJc w:val="right"/>
+      <w:pPr>
+        <w:ind w:left="2160" w:hanging="180"/>
+      </w:pPr>
+    </w:lvl>
+    <w:lvl w:ilvl="3" w:tplc="0C0A000F" w:tentative="1">
+      <w:start w:val="1"/>
+      <w:numFmt w:val="decimal"/>
+      <w:lvlText w:val="%4."/>
+      <w:lvlJc w:val="left"/>
+      <w:pPr>
+        <w:ind w:left="2880" w:hanging="360"/>
+      </w:pPr>
+    </w:lvl>
+    <w:lvl w:ilvl="4" w:tplc="0C0A0019" w:tentative="1">
+      <w:start w:val="1"/>
+      <w:numFmt w:val="lowerLetter"/>
+      <w:lvlText w:val="%5."/>
+      <w:lvlJc w:val="left"/>
+      <w:pPr>
+        <w:ind w:left="3600" w:hanging="360"/>
+      </w:pPr>
+    </w:lvl>
+    <w:lvl w:ilvl="5" w:tplc="0C0A001B" w:tentative="1">
+      <w:start w:val="1"/>
+      <w:numFmt w:val="lowerRoman"/>
+      <w:lvlText w:val="%6."/>
+      <w:lvlJc w:val="right"/>
+      <w:pPr>
+        <w:ind w:left="4320" w:hanging="180"/>
+      </w:pPr>
+    </w:lvl>
+    <w:lvl w:ilvl="6" w:tplc="0C0A000F" w:tentative="1">
+      <w:start w:val="1"/>
+      <w:numFmt w:val="decimal"/>
+      <w:lvlText w:val="%7."/>
+      <w:lvlJc w:val="left"/>
+      <w:pPr>
+        <w:ind w:left="5040" w:hanging="360"/>
+      </w:pPr>
+    </w:lvl>
+    <w:lvl w:ilvl="7" w:tplc="0C0A0019" w:tentative="1">
+      <w:start w:val="1"/>
+      <w:numFmt w:val="lowerLetter"/>
+      <w:lvlText w:val="%8."/>
+      <w:lvlJc w:val="left"/>
+      <w:pPr>
+        <w:ind w:left="5760" w:hanging="360"/>
+      </w:pPr>
+    </w:lvl>
+    <w:lvl w:ilvl="8" w:tplc="0C0A001B" w:tentative="1">
+      <w:start w:val="1"/>
+      <w:numFmt w:val="lowerRoman"/>
+      <w:lvlText w:val="%9."/>
+      <w:lvlJc w:val="right"/>
+      <w:pPr>
+        <w:ind w:left="6480" w:hanging="180"/>
+      </w:pPr>
+    </w:lvl>
+  </w:abstractNum>
+  <w:abstractNum w:abstractNumId="16" w15:restartNumberingAfterBreak="0">
+    <w:nsid w:val="1DAC0B4F"/>
+    <w:multiLevelType w:val="multilevel"/>
+    <w:tmpl w:val="0890FC90"/>
+    <w:lvl w:ilvl="0">
+      <w:start w:val="1"/>
+      <w:numFmt w:val="bullet"/>
+      <w:lvlText w:val=""/>
+      <w:lvlJc w:val="left"/>
+      <w:pPr>
+        <w:tabs>
+          <w:tab w:val="num" w:pos="720"/>
+        </w:tabs>
+        <w:ind w:left="720" w:hanging="360"/>
+      </w:pPr>
+      <w:rPr>
+        <w:rFonts w:ascii="Symbol" w:hAnsi="Symbol" w:hint="default"/>
+        <w:sz w:val="20"/>
+      </w:rPr>
+    </w:lvl>
+    <w:lvl w:ilvl="1">
+      <w:start w:val="1"/>
+      <w:numFmt w:val="bullet"/>
+      <w:lvlText w:val=""/>
+      <w:lvlJc w:val="left"/>
+      <w:pPr>
+        <w:tabs>
+          <w:tab w:val="num" w:pos="1440"/>
+        </w:tabs>
+        <w:ind w:left="1440" w:hanging="360"/>
+      </w:pPr>
+      <w:rPr>
+        <w:rFonts w:ascii="Wingdings" w:hAnsi="Wingdings" w:hint="default"/>
+        <w:sz w:val="20"/>
+      </w:rPr>
+    </w:lvl>
+    <w:lvl w:ilvl="2" w:tentative="1">
+      <w:start w:val="1"/>
+      <w:numFmt w:val="bullet"/>
+      <w:lvlText w:val=""/>
+      <w:lvlJc w:val="left"/>
+      <w:pPr>
+        <w:tabs>
+          <w:tab w:val="num" w:pos="2160"/>
+        </w:tabs>
+        <w:ind w:left="2160" w:hanging="360"/>
+      </w:pPr>
+      <w:rPr>
+        <w:rFonts w:ascii="Wingdings" w:hAnsi="Wingdings" w:hint="default"/>
+        <w:sz w:val="20"/>
+      </w:rPr>
+    </w:lvl>
+    <w:lvl w:ilvl="3" w:tentative="1">
+      <w:start w:val="1"/>
+      <w:numFmt w:val="bullet"/>
+      <w:lvlText w:val=""/>
+      <w:lvlJc w:val="left"/>
+      <w:pPr>
+        <w:tabs>
+          <w:tab w:val="num" w:pos="2880"/>
+        </w:tabs>
+        <w:ind w:left="2880" w:hanging="360"/>
+      </w:pPr>
+      <w:rPr>
+        <w:rFonts w:ascii="Wingdings" w:hAnsi="Wingdings" w:hint="default"/>
+        <w:sz w:val="20"/>
+      </w:rPr>
+    </w:lvl>
+    <w:lvl w:ilvl="4" w:tentative="1">
+      <w:start w:val="1"/>
+      <w:numFmt w:val="bullet"/>
+      <w:lvlText w:val=""/>
+      <w:lvlJc w:val="left"/>
+      <w:pPr>
+        <w:tabs>
+          <w:tab w:val="num" w:pos="3600"/>
+        </w:tabs>
+        <w:ind w:left="3600" w:hanging="360"/>
+      </w:pPr>
+      <w:rPr>
+        <w:rFonts w:ascii="Wingdings" w:hAnsi="Wingdings" w:hint="default"/>
+        <w:sz w:val="20"/>
+      </w:rPr>
+    </w:lvl>
+    <w:lvl w:ilvl="5" w:tentative="1">
+      <w:start w:val="1"/>
+      <w:numFmt w:val="bullet"/>
+      <w:lvlText w:val=""/>
+      <w:lvlJc w:val="left"/>
+      <w:pPr>
+        <w:tabs>
+          <w:tab w:val="num" w:pos="4320"/>
+        </w:tabs>
+        <w:ind w:left="4320" w:hanging="360"/>
+      </w:pPr>
+      <w:rPr>
+        <w:rFonts w:ascii="Wingdings" w:hAnsi="Wingdings" w:hint="default"/>
+        <w:sz w:val="20"/>
+      </w:rPr>
+    </w:lvl>
+    <w:lvl w:ilvl="6" w:tentative="1">
+      <w:start w:val="1"/>
+      <w:numFmt w:val="bullet"/>
+      <w:lvlText w:val=""/>
+      <w:lvlJc w:val="left"/>
+      <w:pPr>
+        <w:tabs>
+          <w:tab w:val="num" w:pos="5040"/>
+        </w:tabs>
+        <w:ind w:left="5040" w:hanging="360"/>
+      </w:pPr>
+      <w:rPr>
+        <w:rFonts w:ascii="Wingdings" w:hAnsi="Wingdings" w:hint="default"/>
+        <w:sz w:val="20"/>
+      </w:rPr>
+    </w:lvl>
+    <w:lvl w:ilvl="7" w:tentative="1">
+      <w:start w:val="1"/>
+      <w:numFmt w:val="bullet"/>
+      <w:lvlText w:val=""/>
+      <w:lvlJc w:val="left"/>
+      <w:pPr>
+        <w:tabs>
+          <w:tab w:val="num" w:pos="5760"/>
+        </w:tabs>
+        <w:ind w:left="5760" w:hanging="360"/>
+      </w:pPr>
+      <w:rPr>
+        <w:rFonts w:ascii="Wingdings" w:hAnsi="Wingdings" w:hint="default"/>
+        <w:sz w:val="20"/>
+      </w:rPr>
+    </w:lvl>
+    <w:lvl w:ilvl="8" w:tentative="1">
+      <w:start w:val="1"/>
+      <w:numFmt w:val="bullet"/>
+      <w:lvlText w:val=""/>
+      <w:lvlJc w:val="left"/>
+      <w:pPr>
+        <w:tabs>
+          <w:tab w:val="num" w:pos="6480"/>
+        </w:tabs>
+        <w:ind w:left="6480" w:hanging="360"/>
+      </w:pPr>
+      <w:rPr>
+        <w:rFonts w:ascii="Wingdings" w:hAnsi="Wingdings" w:hint="default"/>
+        <w:sz w:val="20"/>
+      </w:rPr>
+    </w:lvl>
+  </w:abstractNum>
+  <w:abstractNum w:abstractNumId="17" w15:restartNumberingAfterBreak="0">
+    <w:nsid w:val="1EA55756"/>
+    <w:multiLevelType w:val="hybridMultilevel"/>
+    <w:tmpl w:val="8604E070"/>
+    <w:lvl w:ilvl="0" w:tplc="0C0A000D">
+      <w:start w:val="1"/>
+      <w:numFmt w:val="bullet"/>
+      <w:lvlText w:val=""/>
+      <w:lvlJc w:val="left"/>
+      <w:pPr>
+        <w:ind w:left="720" w:hanging="360"/>
+      </w:pPr>
+      <w:rPr>
+        <w:rFonts w:ascii="Wingdings" w:hAnsi="Wingdings" w:hint="default"/>
+      </w:rPr>
+    </w:lvl>
+    <w:lvl w:ilvl="1" w:tplc="0C0A0003" w:tentative="1">
+      <w:start w:val="1"/>
+      <w:numFmt w:val="bullet"/>
+      <w:lvlText w:val="o"/>
+      <w:lvlJc w:val="left"/>
+      <w:pPr>
+        <w:ind w:left="1440" w:hanging="360"/>
+      </w:pPr>
+      <w:rPr>
+        <w:rFonts w:ascii="Courier New" w:hAnsi="Courier New" w:cs="Courier New" w:hint="default"/>
+      </w:rPr>
+    </w:lvl>
+    <w:lvl w:ilvl="2" w:tplc="0C0A0005" w:tentative="1">
+      <w:start w:val="1"/>
+      <w:numFmt w:val="bullet"/>
+      <w:lvlText w:val=""/>
+      <w:lvlJc w:val="left"/>
+      <w:pPr>
+        <w:ind w:left="2160" w:hanging="360"/>
+      </w:pPr>
+      <w:rPr>
+        <w:rFonts w:ascii="Wingdings" w:hAnsi="Wingdings" w:hint="default"/>
+      </w:rPr>
+    </w:lvl>
+    <w:lvl w:ilvl="3" w:tplc="0C0A0001" w:tentative="1">
+      <w:start w:val="1"/>
+      <w:numFmt w:val="bullet"/>
+      <w:lvlText w:val=""/>
+      <w:lvlJc w:val="left"/>
+      <w:pPr>
+        <w:ind w:left="2880" w:hanging="360"/>
+      </w:pPr>
+      <w:rPr>
+        <w:rFonts w:ascii="Symbol" w:hAnsi="Symbol" w:hint="default"/>
+      </w:rPr>
+    </w:lvl>
+    <w:lvl w:ilvl="4" w:tplc="0C0A0003" w:tentative="1">
+      <w:start w:val="1"/>
+      <w:numFmt w:val="bullet"/>
+      <w:lvlText w:val="o"/>
+      <w:lvlJc w:val="left"/>
+      <w:pPr>
+        <w:ind w:left="3600" w:hanging="360"/>
+      </w:pPr>
+      <w:rPr>
+        <w:rFonts w:ascii="Courier New" w:hAnsi="Courier New" w:cs="Courier New" w:hint="default"/>
+      </w:rPr>
+    </w:lvl>
+    <w:lvl w:ilvl="5" w:tplc="0C0A0005" w:tentative="1">
+      <w:start w:val="1"/>
+      <w:numFmt w:val="bullet"/>
+      <w:lvlText w:val=""/>
+      <w:lvlJc w:val="left"/>
+      <w:pPr>
+        <w:ind w:left="4320" w:hanging="360"/>
+      </w:pPr>
+      <w:rPr>
+        <w:rFonts w:ascii="Wingdings" w:hAnsi="Wingdings" w:hint="default"/>
+      </w:rPr>
+    </w:lvl>
+    <w:lvl w:ilvl="6" w:tplc="0C0A0001" w:tentative="1">
+      <w:start w:val="1"/>
+      <w:numFmt w:val="bullet"/>
+      <w:lvlText w:val=""/>
+      <w:lvlJc w:val="left"/>
+      <w:pPr>
+        <w:ind w:left="5040" w:hanging="360"/>
+      </w:pPr>
+      <w:rPr>
+        <w:rFonts w:ascii="Symbol" w:hAnsi="Symbol" w:hint="default"/>
+      </w:rPr>
+    </w:lvl>
+    <w:lvl w:ilvl="7" w:tplc="0C0A0003" w:tentative="1">
+      <w:start w:val="1"/>
+      <w:numFmt w:val="bullet"/>
+      <w:lvlText w:val="o"/>
+      <w:lvlJc w:val="left"/>
+      <w:pPr>
+        <w:ind w:left="5760" w:hanging="360"/>
+      </w:pPr>
+      <w:rPr>
+        <w:rFonts w:ascii="Courier New" w:hAnsi="Courier New" w:cs="Courier New" w:hint="default"/>
+      </w:rPr>
+    </w:lvl>
+    <w:lvl w:ilvl="8" w:tplc="0C0A0005" w:tentative="1">
+      <w:start w:val="1"/>
+      <w:numFmt w:val="bullet"/>
+      <w:lvlText w:val=""/>
+      <w:lvlJc w:val="left"/>
+      <w:pPr>
+        <w:ind w:left="6480" w:hanging="360"/>
+      </w:pPr>
+      <w:rPr>
+        <w:rFonts w:ascii="Wingdings" w:hAnsi="Wingdings" w:hint="default"/>
+      </w:rPr>
+    </w:lvl>
+  </w:abstractNum>
+  <w:abstractNum w:abstractNumId="18" w15:restartNumberingAfterBreak="0">
+    <w:nsid w:val="1F094612"/>
+    <w:multiLevelType w:val="multilevel"/>
+    <w:tmpl w:val="CAC690AA"/>
+    <w:lvl w:ilvl="0">
+      <w:start w:val="1"/>
+      <w:numFmt w:val="bullet"/>
+      <w:lvlText w:val=""/>
+      <w:lvlJc w:val="left"/>
+      <w:pPr>
+        <w:tabs>
+          <w:tab w:val="num" w:pos="720"/>
+        </w:tabs>
+        <w:ind w:left="720" w:hanging="360"/>
+      </w:pPr>
+      <w:rPr>
+        <w:rFonts w:ascii="Symbol" w:hAnsi="Symbol" w:hint="default"/>
+        <w:sz w:val="20"/>
+      </w:rPr>
+    </w:lvl>
+    <w:lvl w:ilvl="1">
+      <w:start w:val="1"/>
+      <w:numFmt w:val="bullet"/>
+      <w:lvlText w:val="o"/>
+      <w:lvlJc w:val="left"/>
+      <w:pPr>
+        <w:tabs>
+          <w:tab w:val="num" w:pos="1440"/>
+        </w:tabs>
+        <w:ind w:left="1440" w:hanging="360"/>
+      </w:pPr>
+      <w:rPr>
+        <w:rFonts w:ascii="Courier New" w:hAnsi="Courier New" w:hint="default"/>
+        <w:sz w:val="20"/>
+      </w:rPr>
+    </w:lvl>
+    <w:lvl w:ilvl="2" w:tentative="1">
+      <w:start w:val="1"/>
+      <w:numFmt w:val="bullet"/>
+      <w:lvlText w:val=""/>
+      <w:lvlJc w:val="left"/>
+      <w:pPr>
+        <w:tabs>
+          <w:tab w:val="num" w:pos="2160"/>
+        </w:tabs>
+        <w:ind w:left="2160" w:hanging="360"/>
+      </w:pPr>
+      <w:rPr>
+        <w:rFonts w:ascii="Wingdings" w:hAnsi="Wingdings" w:hint="default"/>
+        <w:sz w:val="20"/>
+      </w:rPr>
+    </w:lvl>
+    <w:lvl w:ilvl="3" w:tentative="1">
+      <w:start w:val="1"/>
+      <w:numFmt w:val="bullet"/>
+      <w:lvlText w:val=""/>
+      <w:lvlJc w:val="left"/>
+      <w:pPr>
+        <w:tabs>
+          <w:tab w:val="num" w:pos="2880"/>
+        </w:tabs>
+        <w:ind w:left="2880" w:hanging="360"/>
+      </w:pPr>
+      <w:rPr>
+        <w:rFonts w:ascii="Wingdings" w:hAnsi="Wingdings" w:hint="default"/>
+        <w:sz w:val="20"/>
+      </w:rPr>
+    </w:lvl>
+    <w:lvl w:ilvl="4" w:tentative="1">
+      <w:start w:val="1"/>
+      <w:numFmt w:val="bullet"/>
+      <w:lvlText w:val=""/>
+      <w:lvlJc w:val="left"/>
+      <w:pPr>
+        <w:tabs>
+          <w:tab w:val="num" w:pos="3600"/>
+        </w:tabs>
+        <w:ind w:left="3600" w:hanging="360"/>
+      </w:pPr>
+      <w:rPr>
+        <w:rFonts w:ascii="Wingdings" w:hAnsi="Wingdings" w:hint="default"/>
+        <w:sz w:val="20"/>
+      </w:rPr>
+    </w:lvl>
+    <w:lvl w:ilvl="5" w:tentative="1">
+      <w:start w:val="1"/>
+      <w:numFmt w:val="bullet"/>
+      <w:lvlText w:val=""/>
+      <w:lvlJc w:val="left"/>
+      <w:pPr>
+        <w:tabs>
+          <w:tab w:val="num" w:pos="4320"/>
+        </w:tabs>
+        <w:ind w:left="4320" w:hanging="360"/>
+      </w:pPr>
+      <w:rPr>
+        <w:rFonts w:ascii="Wingdings" w:hAnsi="Wingdings" w:hint="default"/>
+        <w:sz w:val="20"/>
+      </w:rPr>
+    </w:lvl>
+    <w:lvl w:ilvl="6" w:tentative="1">
+      <w:start w:val="1"/>
+      <w:numFmt w:val="bullet"/>
+      <w:lvlText w:val=""/>
+      <w:lvlJc w:val="left"/>
+      <w:pPr>
+        <w:tabs>
+          <w:tab w:val="num" w:pos="5040"/>
+        </w:tabs>
+        <w:ind w:left="5040" w:hanging="360"/>
+      </w:pPr>
+      <w:rPr>
+        <w:rFonts w:ascii="Wingdings" w:hAnsi="Wingdings" w:hint="default"/>
+        <w:sz w:val="20"/>
+      </w:rPr>
+    </w:lvl>
+    <w:lvl w:ilvl="7" w:tentative="1">
+      <w:start w:val="1"/>
+      <w:numFmt w:val="bullet"/>
+      <w:lvlText w:val=""/>
+      <w:lvlJc w:val="left"/>
+      <w:pPr>
+        <w:tabs>
+          <w:tab w:val="num" w:pos="5760"/>
+        </w:tabs>
+        <w:ind w:left="5760" w:hanging="360"/>
+      </w:pPr>
+      <w:rPr>
+        <w:rFonts w:ascii="Wingdings" w:hAnsi="Wingdings" w:hint="default"/>
+        <w:sz w:val="20"/>
+      </w:rPr>
+    </w:lvl>
+    <w:lvl w:ilvl="8" w:tentative="1">
+      <w:start w:val="1"/>
+      <w:numFmt w:val="bullet"/>
+      <w:lvlText w:val=""/>
+      <w:lvlJc w:val="left"/>
+      <w:pPr>
+        <w:tabs>
+          <w:tab w:val="num" w:pos="6480"/>
+        </w:tabs>
+        <w:ind w:left="6480" w:hanging="360"/>
+      </w:pPr>
+      <w:rPr>
+        <w:rFonts w:ascii="Wingdings" w:hAnsi="Wingdings" w:hint="default"/>
+        <w:sz w:val="20"/>
+      </w:rPr>
+    </w:lvl>
+  </w:abstractNum>
+  <w:abstractNum w:abstractNumId="19" w15:restartNumberingAfterBreak="0">
+    <w:nsid w:val="261F3655"/>
+    <w:multiLevelType w:val="hybridMultilevel"/>
+    <w:tmpl w:val="4BD6CA7C"/>
+    <w:lvl w:ilvl="0" w:tplc="0C0A000D">
+      <w:start w:val="1"/>
+      <w:numFmt w:val="bullet"/>
+      <w:lvlText w:val=""/>
+      <w:lvlJc w:val="left"/>
+      <w:pPr>
+        <w:ind w:left="720" w:hanging="360"/>
+      </w:pPr>
+      <w:rPr>
+        <w:rFonts w:ascii="Wingdings" w:hAnsi="Wingdings" w:hint="default"/>
+      </w:rPr>
+    </w:lvl>
+    <w:lvl w:ilvl="1" w:tplc="0C0A0003" w:tentative="1">
+      <w:start w:val="1"/>
+      <w:numFmt w:val="bullet"/>
+      <w:lvlText w:val="o"/>
+      <w:lvlJc w:val="left"/>
+      <w:pPr>
+        <w:ind w:left="1440" w:hanging="360"/>
+      </w:pPr>
+      <w:rPr>
+        <w:rFonts w:ascii="Courier New" w:hAnsi="Courier New" w:cs="Courier New" w:hint="default"/>
+      </w:rPr>
+    </w:lvl>
+    <w:lvl w:ilvl="2" w:tplc="0C0A0005" w:tentative="1">
+      <w:start w:val="1"/>
+      <w:numFmt w:val="bullet"/>
+      <w:lvlText w:val=""/>
+      <w:lvlJc w:val="left"/>
+      <w:pPr>
+        <w:ind w:left="2160" w:hanging="360"/>
+      </w:pPr>
+      <w:rPr>
+        <w:rFonts w:ascii="Wingdings" w:hAnsi="Wingdings" w:hint="default"/>
+      </w:rPr>
+    </w:lvl>
+    <w:lvl w:ilvl="3" w:tplc="0C0A0001" w:tentative="1">
+      <w:start w:val="1"/>
+      <w:numFmt w:val="bullet"/>
+      <w:lvlText w:val=""/>
+      <w:lvlJc w:val="left"/>
+      <w:pPr>
+        <w:ind w:left="2880" w:hanging="360"/>
+      </w:pPr>
+      <w:rPr>
+        <w:rFonts w:ascii="Symbol" w:hAnsi="Symbol" w:hint="default"/>
+      </w:rPr>
+    </w:lvl>
+    <w:lvl w:ilvl="4" w:tplc="0C0A0003" w:tentative="1">
+      <w:start w:val="1"/>
+      <w:numFmt w:val="bullet"/>
+      <w:lvlText w:val="o"/>
+      <w:lvlJc w:val="left"/>
+      <w:pPr>
+        <w:ind w:left="3600" w:hanging="360"/>
+      </w:pPr>
+      <w:rPr>
+        <w:rFonts w:ascii="Courier New" w:hAnsi="Courier New" w:cs="Courier New" w:hint="default"/>
+      </w:rPr>
+    </w:lvl>
+    <w:lvl w:ilvl="5" w:tplc="0C0A0005" w:tentative="1">
+      <w:start w:val="1"/>
+      <w:numFmt w:val="bullet"/>
+      <w:lvlText w:val=""/>
+      <w:lvlJc w:val="left"/>
+      <w:pPr>
+        <w:ind w:left="4320" w:hanging="360"/>
+      </w:pPr>
+      <w:rPr>
+        <w:rFonts w:ascii="Wingdings" w:hAnsi="Wingdings" w:hint="default"/>
+      </w:rPr>
+    </w:lvl>
+    <w:lvl w:ilvl="6" w:tplc="0C0A0001" w:tentative="1">
+      <w:start w:val="1"/>
+      <w:numFmt w:val="bullet"/>
+      <w:lvlText w:val=""/>
+      <w:lvlJc w:val="left"/>
+      <w:pPr>
+        <w:ind w:left="5040" w:hanging="360"/>
+      </w:pPr>
+      <w:rPr>
+        <w:rFonts w:ascii="Symbol" w:hAnsi="Symbol" w:hint="default"/>
+      </w:rPr>
+    </w:lvl>
+    <w:lvl w:ilvl="7" w:tplc="0C0A0003" w:tentative="1">
+      <w:start w:val="1"/>
+      <w:numFmt w:val="bullet"/>
+      <w:lvlText w:val="o"/>
+      <w:lvlJc w:val="left"/>
+      <w:pPr>
+        <w:ind w:left="5760" w:hanging="360"/>
+      </w:pPr>
+      <w:rPr>
+        <w:rFonts w:ascii="Courier New" w:hAnsi="Courier New" w:cs="Courier New" w:hint="default"/>
+      </w:rPr>
+    </w:lvl>
+    <w:lvl w:ilvl="8" w:tplc="0C0A0005" w:tentative="1">
+      <w:start w:val="1"/>
+      <w:numFmt w:val="bullet"/>
+      <w:lvlText w:val=""/>
+      <w:lvlJc w:val="left"/>
+      <w:pPr>
+        <w:ind w:left="6480" w:hanging="360"/>
+      </w:pPr>
+      <w:rPr>
+        <w:rFonts w:ascii="Wingdings" w:hAnsi="Wingdings" w:hint="default"/>
+      </w:rPr>
+    </w:lvl>
+  </w:abstractNum>
+  <w:abstractNum w:abstractNumId="20" w15:restartNumberingAfterBreak="0">
+    <w:nsid w:val="2B0D4239"/>
+    <w:multiLevelType w:val="multilevel"/>
+    <w:tmpl w:val="6AF80DEE"/>
+    <w:lvl w:ilvl="0">
+      <w:start w:val="1"/>
+      <w:numFmt w:val="bullet"/>
+      <w:lvlText w:val=""/>
+      <w:lvlJc w:val="left"/>
+      <w:pPr>
+        <w:tabs>
+          <w:tab w:val="num" w:pos="720"/>
+        </w:tabs>
+        <w:ind w:left="720" w:hanging="360"/>
+      </w:pPr>
+      <w:rPr>
+        <w:rFonts w:ascii="Symbol" w:hAnsi="Symbol" w:hint="default"/>
+        <w:sz w:val="20"/>
+      </w:rPr>
+    </w:lvl>
+    <w:lvl w:ilvl="1" w:tentative="1">
+      <w:start w:val="1"/>
+      <w:numFmt w:val="bullet"/>
+      <w:lvlText w:val="o"/>
+      <w:lvlJc w:val="left"/>
+      <w:pPr>
+        <w:tabs>
+          <w:tab w:val="num" w:pos="1440"/>
+        </w:tabs>
+        <w:ind w:left="1440" w:hanging="360"/>
+      </w:pPr>
+      <w:rPr>
+        <w:rFonts w:ascii="Courier New" w:hAnsi="Courier New" w:hint="default"/>
+        <w:sz w:val="20"/>
+      </w:rPr>
+    </w:lvl>
+    <w:lvl w:ilvl="2" w:tentative="1">
+      <w:start w:val="1"/>
+      <w:numFmt w:val="bullet"/>
+      <w:lvlText w:val=""/>
+      <w:lvlJc w:val="left"/>
+      <w:pPr>
+        <w:tabs>
+          <w:tab w:val="num" w:pos="2160"/>
+        </w:tabs>
+        <w:ind w:left="2160" w:hanging="360"/>
+      </w:pPr>
+      <w:rPr>
+        <w:rFonts w:ascii="Wingdings" w:hAnsi="Wingdings" w:hint="default"/>
+        <w:sz w:val="20"/>
+      </w:rPr>
+    </w:lvl>
+    <w:lvl w:ilvl="3" w:tentative="1">
+      <w:start w:val="1"/>
+      <w:numFmt w:val="bullet"/>
+      <w:lvlText w:val=""/>
+      <w:lvlJc w:val="left"/>
+      <w:pPr>
+        <w:tabs>
+          <w:tab w:val="num" w:pos="2880"/>
+        </w:tabs>
+        <w:ind w:left="2880" w:hanging="360"/>
+      </w:pPr>
+      <w:rPr>
+        <w:rFonts w:ascii="Wingdings" w:hAnsi="Wingdings" w:hint="default"/>
+        <w:sz w:val="20"/>
+      </w:rPr>
+    </w:lvl>
+    <w:lvl w:ilvl="4" w:tentative="1">
+      <w:start w:val="1"/>
+      <w:numFmt w:val="bullet"/>
+      <w:lvlText w:val=""/>
+      <w:lvlJc w:val="left"/>
+      <w:pPr>
+        <w:tabs>
+          <w:tab w:val="num" w:pos="3600"/>
+        </w:tabs>
+        <w:ind w:left="3600" w:hanging="360"/>
+      </w:pPr>
+      <w:rPr>
+        <w:rFonts w:ascii="Wingdings" w:hAnsi="Wingdings" w:hint="default"/>
+        <w:sz w:val="20"/>
+      </w:rPr>
+    </w:lvl>
+    <w:lvl w:ilvl="5" w:tentative="1">
+      <w:start w:val="1"/>
+      <w:numFmt w:val="bullet"/>
+      <w:lvlText w:val=""/>
+      <w:lvlJc w:val="left"/>
+      <w:pPr>
+        <w:tabs>
+          <w:tab w:val="num" w:pos="4320"/>
+        </w:tabs>
+        <w:ind w:left="4320" w:hanging="360"/>
+      </w:pPr>
+      <w:rPr>
+        <w:rFonts w:ascii="Wingdings" w:hAnsi="Wingdings" w:hint="default"/>
+        <w:sz w:val="20"/>
+      </w:rPr>
+    </w:lvl>
+    <w:lvl w:ilvl="6" w:tentative="1">
+      <w:start w:val="1"/>
+      <w:numFmt w:val="bullet"/>
+      <w:lvlText w:val=""/>
+      <w:lvlJc w:val="left"/>
+      <w:pPr>
+        <w:tabs>
+          <w:tab w:val="num" w:pos="5040"/>
+        </w:tabs>
+        <w:ind w:left="5040" w:hanging="360"/>
+      </w:pPr>
+      <w:rPr>
+        <w:rFonts w:ascii="Wingdings" w:hAnsi="Wingdings" w:hint="default"/>
+        <w:sz w:val="20"/>
+      </w:rPr>
+    </w:lvl>
+    <w:lvl w:ilvl="7" w:tentative="1">
+      <w:start w:val="1"/>
+      <w:numFmt w:val="bullet"/>
+      <w:lvlText w:val=""/>
+      <w:lvlJc w:val="left"/>
+      <w:pPr>
+        <w:tabs>
+          <w:tab w:val="num" w:pos="5760"/>
+        </w:tabs>
+        <w:ind w:left="5760" w:hanging="360"/>
+      </w:pPr>
+      <w:rPr>
+        <w:rFonts w:ascii="Wingdings" w:hAnsi="Wingdings" w:hint="default"/>
+        <w:sz w:val="20"/>
+      </w:rPr>
+    </w:lvl>
+    <w:lvl w:ilvl="8" w:tentative="1">
+      <w:start w:val="1"/>
+      <w:numFmt w:val="bullet"/>
+      <w:lvlText w:val=""/>
+      <w:lvlJc w:val="left"/>
+      <w:pPr>
+        <w:tabs>
+          <w:tab w:val="num" w:pos="6480"/>
+        </w:tabs>
+        <w:ind w:left="6480" w:hanging="360"/>
+      </w:pPr>
+      <w:rPr>
+        <w:rFonts w:ascii="Wingdings" w:hAnsi="Wingdings" w:hint="default"/>
+        <w:sz w:val="20"/>
+      </w:rPr>
+    </w:lvl>
+  </w:abstractNum>
+  <w:abstractNum w:abstractNumId="21" w15:restartNumberingAfterBreak="0">
+    <w:nsid w:val="2B2B4449"/>
+    <w:multiLevelType w:val="hybridMultilevel"/>
+    <w:tmpl w:val="CBB67856"/>
+    <w:lvl w:ilvl="0" w:tplc="07882572">
+      <w:numFmt w:val="bullet"/>
+      <w:lvlText w:val=""/>
+      <w:lvlJc w:val="left"/>
+      <w:pPr>
+        <w:ind w:left="720" w:hanging="360"/>
+      </w:pPr>
+      <w:rPr>
+        <w:rFonts w:ascii="Arial" w:eastAsiaTheme="minorHAnsi" w:hAnsi="Arial" w:cs="Arial" w:hint="default"/>
+      </w:rPr>
+    </w:lvl>
+    <w:lvl w:ilvl="1" w:tplc="0C0A0003" w:tentative="1">
+      <w:start w:val="1"/>
+      <w:numFmt w:val="bullet"/>
+      <w:lvlText w:val="o"/>
+      <w:lvlJc w:val="left"/>
+      <w:pPr>
+        <w:ind w:left="1440" w:hanging="360"/>
+      </w:pPr>
+      <w:rPr>
+        <w:rFonts w:ascii="Courier New" w:hAnsi="Courier New" w:cs="Courier New" w:hint="default"/>
+      </w:rPr>
+    </w:lvl>
+    <w:lvl w:ilvl="2" w:tplc="0C0A0005" w:tentative="1">
+      <w:start w:val="1"/>
+      <w:numFmt w:val="bullet"/>
+      <w:lvlText w:val=""/>
+      <w:lvlJc w:val="left"/>
+      <w:pPr>
+        <w:ind w:left="2160" w:hanging="360"/>
+      </w:pPr>
+      <w:rPr>
+        <w:rFonts w:ascii="Wingdings" w:hAnsi="Wingdings" w:hint="default"/>
+      </w:rPr>
+    </w:lvl>
+    <w:lvl w:ilvl="3" w:tplc="0C0A0001" w:tentative="1">
+      <w:start w:val="1"/>
+      <w:numFmt w:val="bullet"/>
+      <w:lvlText w:val=""/>
+      <w:lvlJc w:val="left"/>
+      <w:pPr>
+        <w:ind w:left="2880" w:hanging="360"/>
+      </w:pPr>
+      <w:rPr>
+        <w:rFonts w:ascii="Symbol" w:hAnsi="Symbol" w:hint="default"/>
+      </w:rPr>
+    </w:lvl>
+    <w:lvl w:ilvl="4" w:tplc="0C0A0003" w:tentative="1">
+      <w:start w:val="1"/>
+      <w:numFmt w:val="bullet"/>
+      <w:lvlText w:val="o"/>
+      <w:lvlJc w:val="left"/>
+      <w:pPr>
+        <w:ind w:left="3600" w:hanging="360"/>
+      </w:pPr>
+      <w:rPr>
+        <w:rFonts w:ascii="Courier New" w:hAnsi="Courier New" w:cs="Courier New" w:hint="default"/>
+      </w:rPr>
+    </w:lvl>
+    <w:lvl w:ilvl="5" w:tplc="0C0A0005" w:tentative="1">
+      <w:start w:val="1"/>
+      <w:numFmt w:val="bullet"/>
+      <w:lvlText w:val=""/>
+      <w:lvlJc w:val="left"/>
+      <w:pPr>
+        <w:ind w:left="4320" w:hanging="360"/>
+      </w:pPr>
+      <w:rPr>
+        <w:rFonts w:ascii="Wingdings" w:hAnsi="Wingdings" w:hint="default"/>
+      </w:rPr>
+    </w:lvl>
+    <w:lvl w:ilvl="6" w:tplc="0C0A0001" w:tentative="1">
+      <w:start w:val="1"/>
+      <w:numFmt w:val="bullet"/>
+      <w:lvlText w:val=""/>
+      <w:lvlJc w:val="left"/>
+      <w:pPr>
+        <w:ind w:left="5040" w:hanging="360"/>
+      </w:pPr>
+      <w:rPr>
+        <w:rFonts w:ascii="Symbol" w:hAnsi="Symbol" w:hint="default"/>
+      </w:rPr>
+    </w:lvl>
+    <w:lvl w:ilvl="7" w:tplc="0C0A0003" w:tentative="1">
+      <w:start w:val="1"/>
+      <w:numFmt w:val="bullet"/>
+      <w:lvlText w:val="o"/>
+      <w:lvlJc w:val="left"/>
+      <w:pPr>
+        <w:ind w:left="5760" w:hanging="360"/>
+      </w:pPr>
+      <w:rPr>
+        <w:rFonts w:ascii="Courier New" w:hAnsi="Courier New" w:cs="Courier New" w:hint="default"/>
+      </w:rPr>
+    </w:lvl>
+    <w:lvl w:ilvl="8" w:tplc="0C0A0005" w:tentative="1">
+      <w:start w:val="1"/>
+      <w:numFmt w:val="bullet"/>
+      <w:lvlText w:val=""/>
+      <w:lvlJc w:val="left"/>
+      <w:pPr>
+        <w:ind w:left="6480" w:hanging="360"/>
+      </w:pPr>
+      <w:rPr>
+        <w:rFonts w:ascii="Wingdings" w:hAnsi="Wingdings" w:hint="default"/>
+      </w:rPr>
+    </w:lvl>
+  </w:abstractNum>
+  <w:abstractNum w:abstractNumId="22" w15:restartNumberingAfterBreak="0">
+    <w:nsid w:val="2FA808CF"/>
+    <w:multiLevelType w:val="multilevel"/>
+    <w:tmpl w:val="398634A0"/>
+    <w:lvl w:ilvl="0">
+      <w:start w:val="1"/>
+      <w:numFmt w:val="bullet"/>
+      <w:lvlText w:val=""/>
+      <w:lvlJc w:val="left"/>
+      <w:pPr>
+        <w:tabs>
+          <w:tab w:val="num" w:pos="720"/>
+        </w:tabs>
+        <w:ind w:left="720" w:hanging="360"/>
+      </w:pPr>
+      <w:rPr>
+        <w:rFonts w:ascii="Symbol" w:hAnsi="Symbol" w:hint="default"/>
+        <w:sz w:val="20"/>
+      </w:rPr>
+    </w:lvl>
+    <w:lvl w:ilvl="1" w:tentative="1">
+      <w:start w:val="1"/>
+      <w:numFmt w:val="bullet"/>
+      <w:lvlText w:val="o"/>
+      <w:lvlJc w:val="left"/>
+      <w:pPr>
+        <w:tabs>
+          <w:tab w:val="num" w:pos="1440"/>
+        </w:tabs>
+        <w:ind w:left="1440" w:hanging="360"/>
+      </w:pPr>
+      <w:rPr>
+        <w:rFonts w:ascii="Courier New" w:hAnsi="Courier New" w:hint="default"/>
+        <w:sz w:val="20"/>
+      </w:rPr>
+    </w:lvl>
+    <w:lvl w:ilvl="2" w:tentative="1">
+      <w:start w:val="1"/>
+      <w:numFmt w:val="bullet"/>
+      <w:lvlText w:val=""/>
+      <w:lvlJc w:val="left"/>
+      <w:pPr>
+        <w:tabs>
+          <w:tab w:val="num" w:pos="2160"/>
+        </w:tabs>
+        <w:ind w:left="2160" w:hanging="360"/>
+      </w:pPr>
+      <w:rPr>
+        <w:rFonts w:ascii="Wingdings" w:hAnsi="Wingdings" w:hint="default"/>
+        <w:sz w:val="20"/>
+      </w:rPr>
+    </w:lvl>
+    <w:lvl w:ilvl="3" w:tentative="1">
+      <w:start w:val="1"/>
+      <w:numFmt w:val="bullet"/>
+      <w:lvlText w:val=""/>
+      <w:lvlJc w:val="left"/>
+      <w:pPr>
+        <w:tabs>
+          <w:tab w:val="num" w:pos="2880"/>
+        </w:tabs>
+        <w:ind w:left="2880" w:hanging="360"/>
+      </w:pPr>
+      <w:rPr>
+        <w:rFonts w:ascii="Wingdings" w:hAnsi="Wingdings" w:hint="default"/>
+        <w:sz w:val="20"/>
+      </w:rPr>
+    </w:lvl>
+    <w:lvl w:ilvl="4" w:tentative="1">
+      <w:start w:val="1"/>
+      <w:numFmt w:val="bullet"/>
+      <w:lvlText w:val=""/>
+      <w:lvlJc w:val="left"/>
+      <w:pPr>
+        <w:tabs>
+          <w:tab w:val="num" w:pos="3600"/>
+        </w:tabs>
+        <w:ind w:left="3600" w:hanging="360"/>
+      </w:pPr>
+      <w:rPr>
+        <w:rFonts w:ascii="Wingdings" w:hAnsi="Wingdings" w:hint="default"/>
+        <w:sz w:val="20"/>
+      </w:rPr>
+    </w:lvl>
+    <w:lvl w:ilvl="5" w:tentative="1">
+      <w:start w:val="1"/>
+      <w:numFmt w:val="bullet"/>
+      <w:lvlText w:val=""/>
+      <w:lvlJc w:val="left"/>
+      <w:pPr>
+        <w:tabs>
+          <w:tab w:val="num" w:pos="4320"/>
+        </w:tabs>
+        <w:ind w:left="4320" w:hanging="360"/>
+      </w:pPr>
+      <w:rPr>
+        <w:rFonts w:ascii="Wingdings" w:hAnsi="Wingdings" w:hint="default"/>
+        <w:sz w:val="20"/>
+      </w:rPr>
+    </w:lvl>
+    <w:lvl w:ilvl="6" w:tentative="1">
+      <w:start w:val="1"/>
+      <w:numFmt w:val="bullet"/>
+      <w:lvlText w:val=""/>
+      <w:lvlJc w:val="left"/>
+      <w:pPr>
+        <w:tabs>
+          <w:tab w:val="num" w:pos="5040"/>
+        </w:tabs>
+        <w:ind w:left="5040" w:hanging="360"/>
+      </w:pPr>
+      <w:rPr>
+        <w:rFonts w:ascii="Wingdings" w:hAnsi="Wingdings" w:hint="default"/>
+        <w:sz w:val="20"/>
+      </w:rPr>
+    </w:lvl>
+    <w:lvl w:ilvl="7" w:tentative="1">
+      <w:start w:val="1"/>
+      <w:numFmt w:val="bullet"/>
+      <w:lvlText w:val=""/>
+      <w:lvlJc w:val="left"/>
+      <w:pPr>
+        <w:tabs>
+          <w:tab w:val="num" w:pos="5760"/>
+        </w:tabs>
+        <w:ind w:left="5760" w:hanging="360"/>
+      </w:pPr>
+      <w:rPr>
+        <w:rFonts w:ascii="Wingdings" w:hAnsi="Wingdings" w:hint="default"/>
+        <w:sz w:val="20"/>
+      </w:rPr>
+    </w:lvl>
+    <w:lvl w:ilvl="8" w:tentative="1">
+      <w:start w:val="1"/>
+      <w:numFmt w:val="bullet"/>
+      <w:lvlText w:val=""/>
+      <w:lvlJc w:val="left"/>
+      <w:pPr>
+        <w:tabs>
+          <w:tab w:val="num" w:pos="6480"/>
+        </w:tabs>
+        <w:ind w:left="6480" w:hanging="360"/>
+      </w:pPr>
+      <w:rPr>
+        <w:rFonts w:ascii="Wingdings" w:hAnsi="Wingdings" w:hint="default"/>
+        <w:sz w:val="20"/>
+      </w:rPr>
+    </w:lvl>
+  </w:abstractNum>
+  <w:abstractNum w:abstractNumId="23" w15:restartNumberingAfterBreak="0">
     <w:nsid w:val="321B6B99"/>
     <w:multiLevelType w:val="multilevel"/>
     <w:tmpl w:val="55C281C0"/>
@@ -4552,7 +9716,124 @@
       </w:rPr>
     </w:lvl>
   </w:abstractNum>
-  <w:abstractNum w:abstractNumId="7" w15:restartNumberingAfterBreak="0">
+  <w:abstractNum w:abstractNumId="24" w15:restartNumberingAfterBreak="0">
+    <w:nsid w:val="33CC4ADE"/>
+    <w:multiLevelType w:val="multilevel"/>
+    <w:tmpl w:val="D2CA4B0E"/>
+    <w:lvl w:ilvl="0">
+      <w:start w:val="1"/>
+      <w:numFmt w:val="decimal"/>
+      <w:lvlText w:val="%1."/>
+      <w:lvlJc w:val="left"/>
+      <w:pPr>
+        <w:tabs>
+          <w:tab w:val="num" w:pos="720"/>
+        </w:tabs>
+        <w:ind w:left="720" w:hanging="360"/>
+      </w:pPr>
+    </w:lvl>
+    <w:lvl w:ilvl="1">
+      <w:start w:val="1"/>
+      <w:numFmt w:val="bullet"/>
+      <w:lvlText w:val="o"/>
+      <w:lvlJc w:val="left"/>
+      <w:pPr>
+        <w:tabs>
+          <w:tab w:val="num" w:pos="1440"/>
+        </w:tabs>
+        <w:ind w:left="1440" w:hanging="360"/>
+      </w:pPr>
+      <w:rPr>
+        <w:rFonts w:ascii="Courier New" w:hAnsi="Courier New" w:hint="default"/>
+        <w:sz w:val="20"/>
+      </w:rPr>
+    </w:lvl>
+    <w:lvl w:ilvl="2" w:tentative="1">
+      <w:start w:val="1"/>
+      <w:numFmt w:val="decimal"/>
+      <w:lvlText w:val="%3."/>
+      <w:lvlJc w:val="left"/>
+      <w:pPr>
+        <w:tabs>
+          <w:tab w:val="num" w:pos="2160"/>
+        </w:tabs>
+        <w:ind w:left="2160" w:hanging="360"/>
+      </w:pPr>
+    </w:lvl>
+    <w:lvl w:ilvl="3" w:tentative="1">
+      <w:start w:val="1"/>
+      <w:numFmt w:val="decimal"/>
+      <w:lvlText w:val="%4."/>
+      <w:lvlJc w:val="left"/>
+      <w:pPr>
+        <w:tabs>
+          <w:tab w:val="num" w:pos="2880"/>
+        </w:tabs>
+        <w:ind w:left="2880" w:hanging="360"/>
+      </w:pPr>
+    </w:lvl>
+    <w:lvl w:ilvl="4" w:tentative="1">
+      <w:start w:val="1"/>
+      <w:numFmt w:val="decimal"/>
+      <w:lvlText w:val="%5."/>
+      <w:lvlJc w:val="left"/>
+      <w:pPr>
+        <w:tabs>
+          <w:tab w:val="num" w:pos="3600"/>
+        </w:tabs>
+        <w:ind w:left="3600" w:hanging="360"/>
+      </w:pPr>
+    </w:lvl>
+    <w:lvl w:ilvl="5" w:tentative="1">
+      <w:start w:val="1"/>
+      <w:numFmt w:val="decimal"/>
+      <w:lvlText w:val="%6."/>
+      <w:lvlJc w:val="left"/>
+      <w:pPr>
+        <w:tabs>
+          <w:tab w:val="num" w:pos="4320"/>
+        </w:tabs>
+        <w:ind w:left="4320" w:hanging="360"/>
+      </w:pPr>
+    </w:lvl>
+    <w:lvl w:ilvl="6" w:tentative="1">
+      <w:start w:val="1"/>
+      <w:numFmt w:val="decimal"/>
+      <w:lvlText w:val="%7."/>
+      <w:lvlJc w:val="left"/>
+      <w:pPr>
+        <w:tabs>
+          <w:tab w:val="num" w:pos="5040"/>
+        </w:tabs>
+        <w:ind w:left="5040" w:hanging="360"/>
+      </w:pPr>
+    </w:lvl>
+    <w:lvl w:ilvl="7" w:tentative="1">
+      <w:start w:val="1"/>
+      <w:numFmt w:val="decimal"/>
+      <w:lvlText w:val="%8."/>
+      <w:lvlJc w:val="left"/>
+      <w:pPr>
+        <w:tabs>
+          <w:tab w:val="num" w:pos="5760"/>
+        </w:tabs>
+        <w:ind w:left="5760" w:hanging="360"/>
+      </w:pPr>
+    </w:lvl>
+    <w:lvl w:ilvl="8" w:tentative="1">
+      <w:start w:val="1"/>
+      <w:numFmt w:val="decimal"/>
+      <w:lvlText w:val="%9."/>
+      <w:lvlJc w:val="left"/>
+      <w:pPr>
+        <w:tabs>
+          <w:tab w:val="num" w:pos="6480"/>
+        </w:tabs>
+        <w:ind w:left="6480" w:hanging="360"/>
+      </w:pPr>
+    </w:lvl>
+  </w:abstractNum>
+  <w:abstractNum w:abstractNumId="25" w15:restartNumberingAfterBreak="0">
     <w:nsid w:val="3A19104E"/>
     <w:multiLevelType w:val="hybridMultilevel"/>
     <w:tmpl w:val="60588FCA"/>
@@ -4665,10 +9946,385 @@
       </w:rPr>
     </w:lvl>
   </w:abstractNum>
-  <w:abstractNum w:abstractNumId="8" w15:restartNumberingAfterBreak="0">
+  <w:abstractNum w:abstractNumId="26" w15:restartNumberingAfterBreak="0">
     <w:nsid w:val="405E09C0"/>
     <w:multiLevelType w:val="hybridMultilevel"/>
-    <w:tmpl w:val="430C7124"/>
+    <w:tmpl w:val="877ADF34"/>
+    <w:lvl w:ilvl="0" w:tplc="0C0A000D">
+      <w:start w:val="1"/>
+      <w:numFmt w:val="bullet"/>
+      <w:lvlText w:val=""/>
+      <w:lvlJc w:val="left"/>
+      <w:pPr>
+        <w:ind w:left="720" w:hanging="360"/>
+      </w:pPr>
+      <w:rPr>
+        <w:rFonts w:ascii="Wingdings" w:hAnsi="Wingdings" w:hint="default"/>
+      </w:rPr>
+    </w:lvl>
+    <w:lvl w:ilvl="1" w:tplc="0C0A0003" w:tentative="1">
+      <w:start w:val="1"/>
+      <w:numFmt w:val="bullet"/>
+      <w:lvlText w:val="o"/>
+      <w:lvlJc w:val="left"/>
+      <w:pPr>
+        <w:ind w:left="1440" w:hanging="360"/>
+      </w:pPr>
+      <w:rPr>
+        <w:rFonts w:ascii="Courier New" w:hAnsi="Courier New" w:cs="Courier New" w:hint="default"/>
+      </w:rPr>
+    </w:lvl>
+    <w:lvl w:ilvl="2" w:tplc="0C0A0005" w:tentative="1">
+      <w:start w:val="1"/>
+      <w:numFmt w:val="bullet"/>
+      <w:lvlText w:val=""/>
+      <w:lvlJc w:val="left"/>
+      <w:pPr>
+        <w:ind w:left="2160" w:hanging="360"/>
+      </w:pPr>
+      <w:rPr>
+        <w:rFonts w:ascii="Wingdings" w:hAnsi="Wingdings" w:hint="default"/>
+      </w:rPr>
+    </w:lvl>
+    <w:lvl w:ilvl="3" w:tplc="0C0A0001" w:tentative="1">
+      <w:start w:val="1"/>
+      <w:numFmt w:val="bullet"/>
+      <w:lvlText w:val=""/>
+      <w:lvlJc w:val="left"/>
+      <w:pPr>
+        <w:ind w:left="2880" w:hanging="360"/>
+      </w:pPr>
+      <w:rPr>
+        <w:rFonts w:ascii="Symbol" w:hAnsi="Symbol" w:hint="default"/>
+      </w:rPr>
+    </w:lvl>
+    <w:lvl w:ilvl="4" w:tplc="0C0A0003" w:tentative="1">
+      <w:start w:val="1"/>
+      <w:numFmt w:val="bullet"/>
+      <w:lvlText w:val="o"/>
+      <w:lvlJc w:val="left"/>
+      <w:pPr>
+        <w:ind w:left="3600" w:hanging="360"/>
+      </w:pPr>
+      <w:rPr>
+        <w:rFonts w:ascii="Courier New" w:hAnsi="Courier New" w:cs="Courier New" w:hint="default"/>
+      </w:rPr>
+    </w:lvl>
+    <w:lvl w:ilvl="5" w:tplc="0C0A0005" w:tentative="1">
+      <w:start w:val="1"/>
+      <w:numFmt w:val="bullet"/>
+      <w:lvlText w:val=""/>
+      <w:lvlJc w:val="left"/>
+      <w:pPr>
+        <w:ind w:left="4320" w:hanging="360"/>
+      </w:pPr>
+      <w:rPr>
+        <w:rFonts w:ascii="Wingdings" w:hAnsi="Wingdings" w:hint="default"/>
+      </w:rPr>
+    </w:lvl>
+    <w:lvl w:ilvl="6" w:tplc="0C0A0001" w:tentative="1">
+      <w:start w:val="1"/>
+      <w:numFmt w:val="bullet"/>
+      <w:lvlText w:val=""/>
+      <w:lvlJc w:val="left"/>
+      <w:pPr>
+        <w:ind w:left="5040" w:hanging="360"/>
+      </w:pPr>
+      <w:rPr>
+        <w:rFonts w:ascii="Symbol" w:hAnsi="Symbol" w:hint="default"/>
+      </w:rPr>
+    </w:lvl>
+    <w:lvl w:ilvl="7" w:tplc="0C0A0003" w:tentative="1">
+      <w:start w:val="1"/>
+      <w:numFmt w:val="bullet"/>
+      <w:lvlText w:val="o"/>
+      <w:lvlJc w:val="left"/>
+      <w:pPr>
+        <w:ind w:left="5760" w:hanging="360"/>
+      </w:pPr>
+      <w:rPr>
+        <w:rFonts w:ascii="Courier New" w:hAnsi="Courier New" w:cs="Courier New" w:hint="default"/>
+      </w:rPr>
+    </w:lvl>
+    <w:lvl w:ilvl="8" w:tplc="0C0A0005" w:tentative="1">
+      <w:start w:val="1"/>
+      <w:numFmt w:val="bullet"/>
+      <w:lvlText w:val=""/>
+      <w:lvlJc w:val="left"/>
+      <w:pPr>
+        <w:ind w:left="6480" w:hanging="360"/>
+      </w:pPr>
+      <w:rPr>
+        <w:rFonts w:ascii="Wingdings" w:hAnsi="Wingdings" w:hint="default"/>
+      </w:rPr>
+    </w:lvl>
+  </w:abstractNum>
+  <w:abstractNum w:abstractNumId="27" w15:restartNumberingAfterBreak="0">
+    <w:nsid w:val="40C15D03"/>
+    <w:multiLevelType w:val="multilevel"/>
+    <w:tmpl w:val="03DC673A"/>
+    <w:lvl w:ilvl="0">
+      <w:start w:val="1"/>
+      <w:numFmt w:val="bullet"/>
+      <w:lvlText w:val=""/>
+      <w:lvlJc w:val="left"/>
+      <w:pPr>
+        <w:tabs>
+          <w:tab w:val="num" w:pos="720"/>
+        </w:tabs>
+        <w:ind w:left="720" w:hanging="360"/>
+      </w:pPr>
+      <w:rPr>
+        <w:rFonts w:ascii="Symbol" w:hAnsi="Symbol" w:hint="default"/>
+        <w:sz w:val="20"/>
+      </w:rPr>
+    </w:lvl>
+    <w:lvl w:ilvl="1" w:tentative="1">
+      <w:start w:val="1"/>
+      <w:numFmt w:val="bullet"/>
+      <w:lvlText w:val="o"/>
+      <w:lvlJc w:val="left"/>
+      <w:pPr>
+        <w:tabs>
+          <w:tab w:val="num" w:pos="1440"/>
+        </w:tabs>
+        <w:ind w:left="1440" w:hanging="360"/>
+      </w:pPr>
+      <w:rPr>
+        <w:rFonts w:ascii="Courier New" w:hAnsi="Courier New" w:hint="default"/>
+        <w:sz w:val="20"/>
+      </w:rPr>
+    </w:lvl>
+    <w:lvl w:ilvl="2" w:tentative="1">
+      <w:start w:val="1"/>
+      <w:numFmt w:val="bullet"/>
+      <w:lvlText w:val=""/>
+      <w:lvlJc w:val="left"/>
+      <w:pPr>
+        <w:tabs>
+          <w:tab w:val="num" w:pos="2160"/>
+        </w:tabs>
+        <w:ind w:left="2160" w:hanging="360"/>
+      </w:pPr>
+      <w:rPr>
+        <w:rFonts w:ascii="Wingdings" w:hAnsi="Wingdings" w:hint="default"/>
+        <w:sz w:val="20"/>
+      </w:rPr>
+    </w:lvl>
+    <w:lvl w:ilvl="3" w:tentative="1">
+      <w:start w:val="1"/>
+      <w:numFmt w:val="bullet"/>
+      <w:lvlText w:val=""/>
+      <w:lvlJc w:val="left"/>
+      <w:pPr>
+        <w:tabs>
+          <w:tab w:val="num" w:pos="2880"/>
+        </w:tabs>
+        <w:ind w:left="2880" w:hanging="360"/>
+      </w:pPr>
+      <w:rPr>
+        <w:rFonts w:ascii="Wingdings" w:hAnsi="Wingdings" w:hint="default"/>
+        <w:sz w:val="20"/>
+      </w:rPr>
+    </w:lvl>
+    <w:lvl w:ilvl="4" w:tentative="1">
+      <w:start w:val="1"/>
+      <w:numFmt w:val="bullet"/>
+      <w:lvlText w:val=""/>
+      <w:lvlJc w:val="left"/>
+      <w:pPr>
+        <w:tabs>
+          <w:tab w:val="num" w:pos="3600"/>
+        </w:tabs>
+        <w:ind w:left="3600" w:hanging="360"/>
+      </w:pPr>
+      <w:rPr>
+        <w:rFonts w:ascii="Wingdings" w:hAnsi="Wingdings" w:hint="default"/>
+        <w:sz w:val="20"/>
+      </w:rPr>
+    </w:lvl>
+    <w:lvl w:ilvl="5" w:tentative="1">
+      <w:start w:val="1"/>
+      <w:numFmt w:val="bullet"/>
+      <w:lvlText w:val=""/>
+      <w:lvlJc w:val="left"/>
+      <w:pPr>
+        <w:tabs>
+          <w:tab w:val="num" w:pos="4320"/>
+        </w:tabs>
+        <w:ind w:left="4320" w:hanging="360"/>
+      </w:pPr>
+      <w:rPr>
+        <w:rFonts w:ascii="Wingdings" w:hAnsi="Wingdings" w:hint="default"/>
+        <w:sz w:val="20"/>
+      </w:rPr>
+    </w:lvl>
+    <w:lvl w:ilvl="6" w:tentative="1">
+      <w:start w:val="1"/>
+      <w:numFmt w:val="bullet"/>
+      <w:lvlText w:val=""/>
+      <w:lvlJc w:val="left"/>
+      <w:pPr>
+        <w:tabs>
+          <w:tab w:val="num" w:pos="5040"/>
+        </w:tabs>
+        <w:ind w:left="5040" w:hanging="360"/>
+      </w:pPr>
+      <w:rPr>
+        <w:rFonts w:ascii="Wingdings" w:hAnsi="Wingdings" w:hint="default"/>
+        <w:sz w:val="20"/>
+      </w:rPr>
+    </w:lvl>
+    <w:lvl w:ilvl="7" w:tentative="1">
+      <w:start w:val="1"/>
+      <w:numFmt w:val="bullet"/>
+      <w:lvlText w:val=""/>
+      <w:lvlJc w:val="left"/>
+      <w:pPr>
+        <w:tabs>
+          <w:tab w:val="num" w:pos="5760"/>
+        </w:tabs>
+        <w:ind w:left="5760" w:hanging="360"/>
+      </w:pPr>
+      <w:rPr>
+        <w:rFonts w:ascii="Wingdings" w:hAnsi="Wingdings" w:hint="default"/>
+        <w:sz w:val="20"/>
+      </w:rPr>
+    </w:lvl>
+    <w:lvl w:ilvl="8" w:tentative="1">
+      <w:start w:val="1"/>
+      <w:numFmt w:val="bullet"/>
+      <w:lvlText w:val=""/>
+      <w:lvlJc w:val="left"/>
+      <w:pPr>
+        <w:tabs>
+          <w:tab w:val="num" w:pos="6480"/>
+        </w:tabs>
+        <w:ind w:left="6480" w:hanging="360"/>
+      </w:pPr>
+      <w:rPr>
+        <w:rFonts w:ascii="Wingdings" w:hAnsi="Wingdings" w:hint="default"/>
+        <w:sz w:val="20"/>
+      </w:rPr>
+    </w:lvl>
+  </w:abstractNum>
+  <w:abstractNum w:abstractNumId="28" w15:restartNumberingAfterBreak="0">
+    <w:nsid w:val="47333BC6"/>
+    <w:multiLevelType w:val="multilevel"/>
+    <w:tmpl w:val="97F86FF6"/>
+    <w:lvl w:ilvl="0">
+      <w:start w:val="1"/>
+      <w:numFmt w:val="decimal"/>
+      <w:lvlText w:val="%1."/>
+      <w:lvlJc w:val="left"/>
+      <w:pPr>
+        <w:tabs>
+          <w:tab w:val="num" w:pos="720"/>
+        </w:tabs>
+        <w:ind w:left="720" w:hanging="360"/>
+      </w:pPr>
+    </w:lvl>
+    <w:lvl w:ilvl="1" w:tentative="1">
+      <w:start w:val="1"/>
+      <w:numFmt w:val="decimal"/>
+      <w:lvlText w:val="%2."/>
+      <w:lvlJc w:val="left"/>
+      <w:pPr>
+        <w:tabs>
+          <w:tab w:val="num" w:pos="1440"/>
+        </w:tabs>
+        <w:ind w:left="1440" w:hanging="360"/>
+      </w:pPr>
+    </w:lvl>
+    <w:lvl w:ilvl="2" w:tentative="1">
+      <w:start w:val="1"/>
+      <w:numFmt w:val="decimal"/>
+      <w:lvlText w:val="%3."/>
+      <w:lvlJc w:val="left"/>
+      <w:pPr>
+        <w:tabs>
+          <w:tab w:val="num" w:pos="2160"/>
+        </w:tabs>
+        <w:ind w:left="2160" w:hanging="360"/>
+      </w:pPr>
+    </w:lvl>
+    <w:lvl w:ilvl="3" w:tentative="1">
+      <w:start w:val="1"/>
+      <w:numFmt w:val="decimal"/>
+      <w:lvlText w:val="%4."/>
+      <w:lvlJc w:val="left"/>
+      <w:pPr>
+        <w:tabs>
+          <w:tab w:val="num" w:pos="2880"/>
+        </w:tabs>
+        <w:ind w:left="2880" w:hanging="360"/>
+      </w:pPr>
+    </w:lvl>
+    <w:lvl w:ilvl="4" w:tentative="1">
+      <w:start w:val="1"/>
+      <w:numFmt w:val="decimal"/>
+      <w:lvlText w:val="%5."/>
+      <w:lvlJc w:val="left"/>
+      <w:pPr>
+        <w:tabs>
+          <w:tab w:val="num" w:pos="3600"/>
+        </w:tabs>
+        <w:ind w:left="3600" w:hanging="360"/>
+      </w:pPr>
+    </w:lvl>
+    <w:lvl w:ilvl="5" w:tentative="1">
+      <w:start w:val="1"/>
+      <w:numFmt w:val="decimal"/>
+      <w:lvlText w:val="%6."/>
+      <w:lvlJc w:val="left"/>
+      <w:pPr>
+        <w:tabs>
+          <w:tab w:val="num" w:pos="4320"/>
+        </w:tabs>
+        <w:ind w:left="4320" w:hanging="360"/>
+      </w:pPr>
+    </w:lvl>
+    <w:lvl w:ilvl="6" w:tentative="1">
+      <w:start w:val="1"/>
+      <w:numFmt w:val="decimal"/>
+      <w:lvlText w:val="%7."/>
+      <w:lvlJc w:val="left"/>
+      <w:pPr>
+        <w:tabs>
+          <w:tab w:val="num" w:pos="5040"/>
+        </w:tabs>
+        <w:ind w:left="5040" w:hanging="360"/>
+      </w:pPr>
+    </w:lvl>
+    <w:lvl w:ilvl="7" w:tentative="1">
+      <w:start w:val="1"/>
+      <w:numFmt w:val="decimal"/>
+      <w:lvlText w:val="%8."/>
+      <w:lvlJc w:val="left"/>
+      <w:pPr>
+        <w:tabs>
+          <w:tab w:val="num" w:pos="5760"/>
+        </w:tabs>
+        <w:ind w:left="5760" w:hanging="360"/>
+      </w:pPr>
+    </w:lvl>
+    <w:lvl w:ilvl="8" w:tentative="1">
+      <w:start w:val="1"/>
+      <w:numFmt w:val="decimal"/>
+      <w:lvlText w:val="%9."/>
+      <w:lvlJc w:val="left"/>
+      <w:pPr>
+        <w:tabs>
+          <w:tab w:val="num" w:pos="6480"/>
+        </w:tabs>
+        <w:ind w:left="6480" w:hanging="360"/>
+      </w:pPr>
+    </w:lvl>
+  </w:abstractNum>
+  <w:abstractNum w:abstractNumId="29" w15:restartNumberingAfterBreak="0">
+    <w:nsid w:val="47A66041"/>
+    <w:multiLevelType w:val="hybridMultilevel"/>
+    <w:tmpl w:val="AEFEE5FC"/>
     <w:lvl w:ilvl="0" w:tplc="0C0A0001">
       <w:start w:val="1"/>
       <w:numFmt w:val="bullet"/>
@@ -4778,7 +10434,7 @@
       </w:rPr>
     </w:lvl>
   </w:abstractNum>
-  <w:abstractNum w:abstractNumId="9" w15:restartNumberingAfterBreak="0">
+  <w:abstractNum w:abstractNumId="30" w15:restartNumberingAfterBreak="0">
     <w:nsid w:val="4BE97002"/>
     <w:multiLevelType w:val="multilevel"/>
     <w:tmpl w:val="BA5AA6F2"/>
@@ -4927,7 +10583,7 @@
       </w:rPr>
     </w:lvl>
   </w:abstractNum>
-  <w:abstractNum w:abstractNumId="10" w15:restartNumberingAfterBreak="0">
+  <w:abstractNum w:abstractNumId="31" w15:restartNumberingAfterBreak="0">
     <w:nsid w:val="4DE34A87"/>
     <w:multiLevelType w:val="hybridMultilevel"/>
     <w:tmpl w:val="A18C1454"/>
@@ -5040,7 +10696,1004 @@
       </w:rPr>
     </w:lvl>
   </w:abstractNum>
-  <w:abstractNum w:abstractNumId="11" w15:restartNumberingAfterBreak="0">
+  <w:abstractNum w:abstractNumId="32" w15:restartNumberingAfterBreak="0">
+    <w:nsid w:val="4E1F494E"/>
+    <w:multiLevelType w:val="multilevel"/>
+    <w:tmpl w:val="0FFEE6DE"/>
+    <w:lvl w:ilvl="0">
+      <w:start w:val="1"/>
+      <w:numFmt w:val="decimal"/>
+      <w:lvlText w:val="%1."/>
+      <w:lvlJc w:val="left"/>
+      <w:pPr>
+        <w:tabs>
+          <w:tab w:val="num" w:pos="720"/>
+        </w:tabs>
+        <w:ind w:left="720" w:hanging="360"/>
+      </w:pPr>
+    </w:lvl>
+    <w:lvl w:ilvl="1" w:tentative="1">
+      <w:start w:val="1"/>
+      <w:numFmt w:val="decimal"/>
+      <w:lvlText w:val="%2."/>
+      <w:lvlJc w:val="left"/>
+      <w:pPr>
+        <w:tabs>
+          <w:tab w:val="num" w:pos="1440"/>
+        </w:tabs>
+        <w:ind w:left="1440" w:hanging="360"/>
+      </w:pPr>
+    </w:lvl>
+    <w:lvl w:ilvl="2" w:tentative="1">
+      <w:start w:val="1"/>
+      <w:numFmt w:val="decimal"/>
+      <w:lvlText w:val="%3."/>
+      <w:lvlJc w:val="left"/>
+      <w:pPr>
+        <w:tabs>
+          <w:tab w:val="num" w:pos="2160"/>
+        </w:tabs>
+        <w:ind w:left="2160" w:hanging="360"/>
+      </w:pPr>
+    </w:lvl>
+    <w:lvl w:ilvl="3" w:tentative="1">
+      <w:start w:val="1"/>
+      <w:numFmt w:val="decimal"/>
+      <w:lvlText w:val="%4."/>
+      <w:lvlJc w:val="left"/>
+      <w:pPr>
+        <w:tabs>
+          <w:tab w:val="num" w:pos="2880"/>
+        </w:tabs>
+        <w:ind w:left="2880" w:hanging="360"/>
+      </w:pPr>
+    </w:lvl>
+    <w:lvl w:ilvl="4" w:tentative="1">
+      <w:start w:val="1"/>
+      <w:numFmt w:val="decimal"/>
+      <w:lvlText w:val="%5."/>
+      <w:lvlJc w:val="left"/>
+      <w:pPr>
+        <w:tabs>
+          <w:tab w:val="num" w:pos="3600"/>
+        </w:tabs>
+        <w:ind w:left="3600" w:hanging="360"/>
+      </w:pPr>
+    </w:lvl>
+    <w:lvl w:ilvl="5" w:tentative="1">
+      <w:start w:val="1"/>
+      <w:numFmt w:val="decimal"/>
+      <w:lvlText w:val="%6."/>
+      <w:lvlJc w:val="left"/>
+      <w:pPr>
+        <w:tabs>
+          <w:tab w:val="num" w:pos="4320"/>
+        </w:tabs>
+        <w:ind w:left="4320" w:hanging="360"/>
+      </w:pPr>
+    </w:lvl>
+    <w:lvl w:ilvl="6" w:tentative="1">
+      <w:start w:val="1"/>
+      <w:numFmt w:val="decimal"/>
+      <w:lvlText w:val="%7."/>
+      <w:lvlJc w:val="left"/>
+      <w:pPr>
+        <w:tabs>
+          <w:tab w:val="num" w:pos="5040"/>
+        </w:tabs>
+        <w:ind w:left="5040" w:hanging="360"/>
+      </w:pPr>
+    </w:lvl>
+    <w:lvl w:ilvl="7" w:tentative="1">
+      <w:start w:val="1"/>
+      <w:numFmt w:val="decimal"/>
+      <w:lvlText w:val="%8."/>
+      <w:lvlJc w:val="left"/>
+      <w:pPr>
+        <w:tabs>
+          <w:tab w:val="num" w:pos="5760"/>
+        </w:tabs>
+        <w:ind w:left="5760" w:hanging="360"/>
+      </w:pPr>
+    </w:lvl>
+    <w:lvl w:ilvl="8" w:tentative="1">
+      <w:start w:val="1"/>
+      <w:numFmt w:val="decimal"/>
+      <w:lvlText w:val="%9."/>
+      <w:lvlJc w:val="left"/>
+      <w:pPr>
+        <w:tabs>
+          <w:tab w:val="num" w:pos="6480"/>
+        </w:tabs>
+        <w:ind w:left="6480" w:hanging="360"/>
+      </w:pPr>
+    </w:lvl>
+  </w:abstractNum>
+  <w:abstractNum w:abstractNumId="33" w15:restartNumberingAfterBreak="0">
+    <w:nsid w:val="50BD20BB"/>
+    <w:multiLevelType w:val="multilevel"/>
+    <w:tmpl w:val="DF86D0FA"/>
+    <w:lvl w:ilvl="0">
+      <w:start w:val="1"/>
+      <w:numFmt w:val="bullet"/>
+      <w:lvlText w:val=""/>
+      <w:lvlJc w:val="left"/>
+      <w:pPr>
+        <w:tabs>
+          <w:tab w:val="num" w:pos="720"/>
+        </w:tabs>
+        <w:ind w:left="720" w:hanging="360"/>
+      </w:pPr>
+      <w:rPr>
+        <w:rFonts w:ascii="Symbol" w:hAnsi="Symbol" w:hint="default"/>
+        <w:sz w:val="20"/>
+      </w:rPr>
+    </w:lvl>
+    <w:lvl w:ilvl="1" w:tentative="1">
+      <w:start w:val="1"/>
+      <w:numFmt w:val="bullet"/>
+      <w:lvlText w:val="o"/>
+      <w:lvlJc w:val="left"/>
+      <w:pPr>
+        <w:tabs>
+          <w:tab w:val="num" w:pos="1440"/>
+        </w:tabs>
+        <w:ind w:left="1440" w:hanging="360"/>
+      </w:pPr>
+      <w:rPr>
+        <w:rFonts w:ascii="Courier New" w:hAnsi="Courier New" w:hint="default"/>
+        <w:sz w:val="20"/>
+      </w:rPr>
+    </w:lvl>
+    <w:lvl w:ilvl="2" w:tentative="1">
+      <w:start w:val="1"/>
+      <w:numFmt w:val="bullet"/>
+      <w:lvlText w:val=""/>
+      <w:lvlJc w:val="left"/>
+      <w:pPr>
+        <w:tabs>
+          <w:tab w:val="num" w:pos="2160"/>
+        </w:tabs>
+        <w:ind w:left="2160" w:hanging="360"/>
+      </w:pPr>
+      <w:rPr>
+        <w:rFonts w:ascii="Wingdings" w:hAnsi="Wingdings" w:hint="default"/>
+        <w:sz w:val="20"/>
+      </w:rPr>
+    </w:lvl>
+    <w:lvl w:ilvl="3" w:tentative="1">
+      <w:start w:val="1"/>
+      <w:numFmt w:val="bullet"/>
+      <w:lvlText w:val=""/>
+      <w:lvlJc w:val="left"/>
+      <w:pPr>
+        <w:tabs>
+          <w:tab w:val="num" w:pos="2880"/>
+        </w:tabs>
+        <w:ind w:left="2880" w:hanging="360"/>
+      </w:pPr>
+      <w:rPr>
+        <w:rFonts w:ascii="Wingdings" w:hAnsi="Wingdings" w:hint="default"/>
+        <w:sz w:val="20"/>
+      </w:rPr>
+    </w:lvl>
+    <w:lvl w:ilvl="4" w:tentative="1">
+      <w:start w:val="1"/>
+      <w:numFmt w:val="bullet"/>
+      <w:lvlText w:val=""/>
+      <w:lvlJc w:val="left"/>
+      <w:pPr>
+        <w:tabs>
+          <w:tab w:val="num" w:pos="3600"/>
+        </w:tabs>
+        <w:ind w:left="3600" w:hanging="360"/>
+      </w:pPr>
+      <w:rPr>
+        <w:rFonts w:ascii="Wingdings" w:hAnsi="Wingdings" w:hint="default"/>
+        <w:sz w:val="20"/>
+      </w:rPr>
+    </w:lvl>
+    <w:lvl w:ilvl="5" w:tentative="1">
+      <w:start w:val="1"/>
+      <w:numFmt w:val="bullet"/>
+      <w:lvlText w:val=""/>
+      <w:lvlJc w:val="left"/>
+      <w:pPr>
+        <w:tabs>
+          <w:tab w:val="num" w:pos="4320"/>
+        </w:tabs>
+        <w:ind w:left="4320" w:hanging="360"/>
+      </w:pPr>
+      <w:rPr>
+        <w:rFonts w:ascii="Wingdings" w:hAnsi="Wingdings" w:hint="default"/>
+        <w:sz w:val="20"/>
+      </w:rPr>
+    </w:lvl>
+    <w:lvl w:ilvl="6" w:tentative="1">
+      <w:start w:val="1"/>
+      <w:numFmt w:val="bullet"/>
+      <w:lvlText w:val=""/>
+      <w:lvlJc w:val="left"/>
+      <w:pPr>
+        <w:tabs>
+          <w:tab w:val="num" w:pos="5040"/>
+        </w:tabs>
+        <w:ind w:left="5040" w:hanging="360"/>
+      </w:pPr>
+      <w:rPr>
+        <w:rFonts w:ascii="Wingdings" w:hAnsi="Wingdings" w:hint="default"/>
+        <w:sz w:val="20"/>
+      </w:rPr>
+    </w:lvl>
+    <w:lvl w:ilvl="7" w:tentative="1">
+      <w:start w:val="1"/>
+      <w:numFmt w:val="bullet"/>
+      <w:lvlText w:val=""/>
+      <w:lvlJc w:val="left"/>
+      <w:pPr>
+        <w:tabs>
+          <w:tab w:val="num" w:pos="5760"/>
+        </w:tabs>
+        <w:ind w:left="5760" w:hanging="360"/>
+      </w:pPr>
+      <w:rPr>
+        <w:rFonts w:ascii="Wingdings" w:hAnsi="Wingdings" w:hint="default"/>
+        <w:sz w:val="20"/>
+      </w:rPr>
+    </w:lvl>
+    <w:lvl w:ilvl="8" w:tentative="1">
+      <w:start w:val="1"/>
+      <w:numFmt w:val="bullet"/>
+      <w:lvlText w:val=""/>
+      <w:lvlJc w:val="left"/>
+      <w:pPr>
+        <w:tabs>
+          <w:tab w:val="num" w:pos="6480"/>
+        </w:tabs>
+        <w:ind w:left="6480" w:hanging="360"/>
+      </w:pPr>
+      <w:rPr>
+        <w:rFonts w:ascii="Wingdings" w:hAnsi="Wingdings" w:hint="default"/>
+        <w:sz w:val="20"/>
+      </w:rPr>
+    </w:lvl>
+  </w:abstractNum>
+  <w:abstractNum w:abstractNumId="34" w15:restartNumberingAfterBreak="0">
+    <w:nsid w:val="525B46FC"/>
+    <w:multiLevelType w:val="multilevel"/>
+    <w:tmpl w:val="D1ECE7B6"/>
+    <w:lvl w:ilvl="0">
+      <w:start w:val="1"/>
+      <w:numFmt w:val="bullet"/>
+      <w:lvlText w:val=""/>
+      <w:lvlJc w:val="left"/>
+      <w:pPr>
+        <w:tabs>
+          <w:tab w:val="num" w:pos="720"/>
+        </w:tabs>
+        <w:ind w:left="720" w:hanging="360"/>
+      </w:pPr>
+      <w:rPr>
+        <w:rFonts w:ascii="Symbol" w:hAnsi="Symbol" w:hint="default"/>
+        <w:sz w:val="20"/>
+      </w:rPr>
+    </w:lvl>
+    <w:lvl w:ilvl="1" w:tentative="1">
+      <w:start w:val="1"/>
+      <w:numFmt w:val="bullet"/>
+      <w:lvlText w:val="o"/>
+      <w:lvlJc w:val="left"/>
+      <w:pPr>
+        <w:tabs>
+          <w:tab w:val="num" w:pos="1440"/>
+        </w:tabs>
+        <w:ind w:left="1440" w:hanging="360"/>
+      </w:pPr>
+      <w:rPr>
+        <w:rFonts w:ascii="Courier New" w:hAnsi="Courier New" w:hint="default"/>
+        <w:sz w:val="20"/>
+      </w:rPr>
+    </w:lvl>
+    <w:lvl w:ilvl="2" w:tentative="1">
+      <w:start w:val="1"/>
+      <w:numFmt w:val="bullet"/>
+      <w:lvlText w:val=""/>
+      <w:lvlJc w:val="left"/>
+      <w:pPr>
+        <w:tabs>
+          <w:tab w:val="num" w:pos="2160"/>
+        </w:tabs>
+        <w:ind w:left="2160" w:hanging="360"/>
+      </w:pPr>
+      <w:rPr>
+        <w:rFonts w:ascii="Wingdings" w:hAnsi="Wingdings" w:hint="default"/>
+        <w:sz w:val="20"/>
+      </w:rPr>
+    </w:lvl>
+    <w:lvl w:ilvl="3" w:tentative="1">
+      <w:start w:val="1"/>
+      <w:numFmt w:val="bullet"/>
+      <w:lvlText w:val=""/>
+      <w:lvlJc w:val="left"/>
+      <w:pPr>
+        <w:tabs>
+          <w:tab w:val="num" w:pos="2880"/>
+        </w:tabs>
+        <w:ind w:left="2880" w:hanging="360"/>
+      </w:pPr>
+      <w:rPr>
+        <w:rFonts w:ascii="Wingdings" w:hAnsi="Wingdings" w:hint="default"/>
+        <w:sz w:val="20"/>
+      </w:rPr>
+    </w:lvl>
+    <w:lvl w:ilvl="4" w:tentative="1">
+      <w:start w:val="1"/>
+      <w:numFmt w:val="bullet"/>
+      <w:lvlText w:val=""/>
+      <w:lvlJc w:val="left"/>
+      <w:pPr>
+        <w:tabs>
+          <w:tab w:val="num" w:pos="3600"/>
+        </w:tabs>
+        <w:ind w:left="3600" w:hanging="360"/>
+      </w:pPr>
+      <w:rPr>
+        <w:rFonts w:ascii="Wingdings" w:hAnsi="Wingdings" w:hint="default"/>
+        <w:sz w:val="20"/>
+      </w:rPr>
+    </w:lvl>
+    <w:lvl w:ilvl="5" w:tentative="1">
+      <w:start w:val="1"/>
+      <w:numFmt w:val="bullet"/>
+      <w:lvlText w:val=""/>
+      <w:lvlJc w:val="left"/>
+      <w:pPr>
+        <w:tabs>
+          <w:tab w:val="num" w:pos="4320"/>
+        </w:tabs>
+        <w:ind w:left="4320" w:hanging="360"/>
+      </w:pPr>
+      <w:rPr>
+        <w:rFonts w:ascii="Wingdings" w:hAnsi="Wingdings" w:hint="default"/>
+        <w:sz w:val="20"/>
+      </w:rPr>
+    </w:lvl>
+    <w:lvl w:ilvl="6" w:tentative="1">
+      <w:start w:val="1"/>
+      <w:numFmt w:val="bullet"/>
+      <w:lvlText w:val=""/>
+      <w:lvlJc w:val="left"/>
+      <w:pPr>
+        <w:tabs>
+          <w:tab w:val="num" w:pos="5040"/>
+        </w:tabs>
+        <w:ind w:left="5040" w:hanging="360"/>
+      </w:pPr>
+      <w:rPr>
+        <w:rFonts w:ascii="Wingdings" w:hAnsi="Wingdings" w:hint="default"/>
+        <w:sz w:val="20"/>
+      </w:rPr>
+    </w:lvl>
+    <w:lvl w:ilvl="7" w:tentative="1">
+      <w:start w:val="1"/>
+      <w:numFmt w:val="bullet"/>
+      <w:lvlText w:val=""/>
+      <w:lvlJc w:val="left"/>
+      <w:pPr>
+        <w:tabs>
+          <w:tab w:val="num" w:pos="5760"/>
+        </w:tabs>
+        <w:ind w:left="5760" w:hanging="360"/>
+      </w:pPr>
+      <w:rPr>
+        <w:rFonts w:ascii="Wingdings" w:hAnsi="Wingdings" w:hint="default"/>
+        <w:sz w:val="20"/>
+      </w:rPr>
+    </w:lvl>
+    <w:lvl w:ilvl="8" w:tentative="1">
+      <w:start w:val="1"/>
+      <w:numFmt w:val="bullet"/>
+      <w:lvlText w:val=""/>
+      <w:lvlJc w:val="left"/>
+      <w:pPr>
+        <w:tabs>
+          <w:tab w:val="num" w:pos="6480"/>
+        </w:tabs>
+        <w:ind w:left="6480" w:hanging="360"/>
+      </w:pPr>
+      <w:rPr>
+        <w:rFonts w:ascii="Wingdings" w:hAnsi="Wingdings" w:hint="default"/>
+        <w:sz w:val="20"/>
+      </w:rPr>
+    </w:lvl>
+  </w:abstractNum>
+  <w:abstractNum w:abstractNumId="35" w15:restartNumberingAfterBreak="0">
+    <w:nsid w:val="52E8574D"/>
+    <w:multiLevelType w:val="hybridMultilevel"/>
+    <w:tmpl w:val="10285566"/>
+    <w:lvl w:ilvl="0" w:tplc="0C0A0015">
+      <w:start w:val="1"/>
+      <w:numFmt w:val="upperLetter"/>
+      <w:lvlText w:val="%1."/>
+      <w:lvlJc w:val="left"/>
+      <w:pPr>
+        <w:ind w:left="720" w:hanging="360"/>
+      </w:pPr>
+      <w:rPr>
+        <w:rFonts w:hint="default"/>
+      </w:rPr>
+    </w:lvl>
+    <w:lvl w:ilvl="1" w:tplc="0C0A0019" w:tentative="1">
+      <w:start w:val="1"/>
+      <w:numFmt w:val="lowerLetter"/>
+      <w:lvlText w:val="%2."/>
+      <w:lvlJc w:val="left"/>
+      <w:pPr>
+        <w:ind w:left="1440" w:hanging="360"/>
+      </w:pPr>
+    </w:lvl>
+    <w:lvl w:ilvl="2" w:tplc="0C0A001B" w:tentative="1">
+      <w:start w:val="1"/>
+      <w:numFmt w:val="lowerRoman"/>
+      <w:lvlText w:val="%3."/>
+      <w:lvlJc w:val="right"/>
+      <w:pPr>
+        <w:ind w:left="2160" w:hanging="180"/>
+      </w:pPr>
+    </w:lvl>
+    <w:lvl w:ilvl="3" w:tplc="0C0A000F" w:tentative="1">
+      <w:start w:val="1"/>
+      <w:numFmt w:val="decimal"/>
+      <w:lvlText w:val="%4."/>
+      <w:lvlJc w:val="left"/>
+      <w:pPr>
+        <w:ind w:left="2880" w:hanging="360"/>
+      </w:pPr>
+    </w:lvl>
+    <w:lvl w:ilvl="4" w:tplc="0C0A0019" w:tentative="1">
+      <w:start w:val="1"/>
+      <w:numFmt w:val="lowerLetter"/>
+      <w:lvlText w:val="%5."/>
+      <w:lvlJc w:val="left"/>
+      <w:pPr>
+        <w:ind w:left="3600" w:hanging="360"/>
+      </w:pPr>
+    </w:lvl>
+    <w:lvl w:ilvl="5" w:tplc="0C0A001B" w:tentative="1">
+      <w:start w:val="1"/>
+      <w:numFmt w:val="lowerRoman"/>
+      <w:lvlText w:val="%6."/>
+      <w:lvlJc w:val="right"/>
+      <w:pPr>
+        <w:ind w:left="4320" w:hanging="180"/>
+      </w:pPr>
+    </w:lvl>
+    <w:lvl w:ilvl="6" w:tplc="0C0A000F" w:tentative="1">
+      <w:start w:val="1"/>
+      <w:numFmt w:val="decimal"/>
+      <w:lvlText w:val="%7."/>
+      <w:lvlJc w:val="left"/>
+      <w:pPr>
+        <w:ind w:left="5040" w:hanging="360"/>
+      </w:pPr>
+    </w:lvl>
+    <w:lvl w:ilvl="7" w:tplc="0C0A0019" w:tentative="1">
+      <w:start w:val="1"/>
+      <w:numFmt w:val="lowerLetter"/>
+      <w:lvlText w:val="%8."/>
+      <w:lvlJc w:val="left"/>
+      <w:pPr>
+        <w:ind w:left="5760" w:hanging="360"/>
+      </w:pPr>
+    </w:lvl>
+    <w:lvl w:ilvl="8" w:tplc="0C0A001B" w:tentative="1">
+      <w:start w:val="1"/>
+      <w:numFmt w:val="lowerRoman"/>
+      <w:lvlText w:val="%9."/>
+      <w:lvlJc w:val="right"/>
+      <w:pPr>
+        <w:ind w:left="6480" w:hanging="180"/>
+      </w:pPr>
+    </w:lvl>
+  </w:abstractNum>
+  <w:abstractNum w:abstractNumId="36" w15:restartNumberingAfterBreak="0">
+    <w:nsid w:val="55CC3BF3"/>
+    <w:multiLevelType w:val="multilevel"/>
+    <w:tmpl w:val="10F293FE"/>
+    <w:lvl w:ilvl="0">
+      <w:start w:val="1"/>
+      <w:numFmt w:val="bullet"/>
+      <w:lvlText w:val=""/>
+      <w:lvlJc w:val="left"/>
+      <w:pPr>
+        <w:tabs>
+          <w:tab w:val="num" w:pos="720"/>
+        </w:tabs>
+        <w:ind w:left="720" w:hanging="360"/>
+      </w:pPr>
+      <w:rPr>
+        <w:rFonts w:ascii="Symbol" w:hAnsi="Symbol" w:hint="default"/>
+        <w:sz w:val="20"/>
+      </w:rPr>
+    </w:lvl>
+    <w:lvl w:ilvl="1" w:tentative="1">
+      <w:start w:val="1"/>
+      <w:numFmt w:val="bullet"/>
+      <w:lvlText w:val="o"/>
+      <w:lvlJc w:val="left"/>
+      <w:pPr>
+        <w:tabs>
+          <w:tab w:val="num" w:pos="1440"/>
+        </w:tabs>
+        <w:ind w:left="1440" w:hanging="360"/>
+      </w:pPr>
+      <w:rPr>
+        <w:rFonts w:ascii="Courier New" w:hAnsi="Courier New" w:hint="default"/>
+        <w:sz w:val="20"/>
+      </w:rPr>
+    </w:lvl>
+    <w:lvl w:ilvl="2" w:tentative="1">
+      <w:start w:val="1"/>
+      <w:numFmt w:val="bullet"/>
+      <w:lvlText w:val=""/>
+      <w:lvlJc w:val="left"/>
+      <w:pPr>
+        <w:tabs>
+          <w:tab w:val="num" w:pos="2160"/>
+        </w:tabs>
+        <w:ind w:left="2160" w:hanging="360"/>
+      </w:pPr>
+      <w:rPr>
+        <w:rFonts w:ascii="Wingdings" w:hAnsi="Wingdings" w:hint="default"/>
+        <w:sz w:val="20"/>
+      </w:rPr>
+    </w:lvl>
+    <w:lvl w:ilvl="3" w:tentative="1">
+      <w:start w:val="1"/>
+      <w:numFmt w:val="bullet"/>
+      <w:lvlText w:val=""/>
+      <w:lvlJc w:val="left"/>
+      <w:pPr>
+        <w:tabs>
+          <w:tab w:val="num" w:pos="2880"/>
+        </w:tabs>
+        <w:ind w:left="2880" w:hanging="360"/>
+      </w:pPr>
+      <w:rPr>
+        <w:rFonts w:ascii="Wingdings" w:hAnsi="Wingdings" w:hint="default"/>
+        <w:sz w:val="20"/>
+      </w:rPr>
+    </w:lvl>
+    <w:lvl w:ilvl="4" w:tentative="1">
+      <w:start w:val="1"/>
+      <w:numFmt w:val="bullet"/>
+      <w:lvlText w:val=""/>
+      <w:lvlJc w:val="left"/>
+      <w:pPr>
+        <w:tabs>
+          <w:tab w:val="num" w:pos="3600"/>
+        </w:tabs>
+        <w:ind w:left="3600" w:hanging="360"/>
+      </w:pPr>
+      <w:rPr>
+        <w:rFonts w:ascii="Wingdings" w:hAnsi="Wingdings" w:hint="default"/>
+        <w:sz w:val="20"/>
+      </w:rPr>
+    </w:lvl>
+    <w:lvl w:ilvl="5" w:tentative="1">
+      <w:start w:val="1"/>
+      <w:numFmt w:val="bullet"/>
+      <w:lvlText w:val=""/>
+      <w:lvlJc w:val="left"/>
+      <w:pPr>
+        <w:tabs>
+          <w:tab w:val="num" w:pos="4320"/>
+        </w:tabs>
+        <w:ind w:left="4320" w:hanging="360"/>
+      </w:pPr>
+      <w:rPr>
+        <w:rFonts w:ascii="Wingdings" w:hAnsi="Wingdings" w:hint="default"/>
+        <w:sz w:val="20"/>
+      </w:rPr>
+    </w:lvl>
+    <w:lvl w:ilvl="6" w:tentative="1">
+      <w:start w:val="1"/>
+      <w:numFmt w:val="bullet"/>
+      <w:lvlText w:val=""/>
+      <w:lvlJc w:val="left"/>
+      <w:pPr>
+        <w:tabs>
+          <w:tab w:val="num" w:pos="5040"/>
+        </w:tabs>
+        <w:ind w:left="5040" w:hanging="360"/>
+      </w:pPr>
+      <w:rPr>
+        <w:rFonts w:ascii="Wingdings" w:hAnsi="Wingdings" w:hint="default"/>
+        <w:sz w:val="20"/>
+      </w:rPr>
+    </w:lvl>
+    <w:lvl w:ilvl="7" w:tentative="1">
+      <w:start w:val="1"/>
+      <w:numFmt w:val="bullet"/>
+      <w:lvlText w:val=""/>
+      <w:lvlJc w:val="left"/>
+      <w:pPr>
+        <w:tabs>
+          <w:tab w:val="num" w:pos="5760"/>
+        </w:tabs>
+        <w:ind w:left="5760" w:hanging="360"/>
+      </w:pPr>
+      <w:rPr>
+        <w:rFonts w:ascii="Wingdings" w:hAnsi="Wingdings" w:hint="default"/>
+        <w:sz w:val="20"/>
+      </w:rPr>
+    </w:lvl>
+    <w:lvl w:ilvl="8" w:tentative="1">
+      <w:start w:val="1"/>
+      <w:numFmt w:val="bullet"/>
+      <w:lvlText w:val=""/>
+      <w:lvlJc w:val="left"/>
+      <w:pPr>
+        <w:tabs>
+          <w:tab w:val="num" w:pos="6480"/>
+        </w:tabs>
+        <w:ind w:left="6480" w:hanging="360"/>
+      </w:pPr>
+      <w:rPr>
+        <w:rFonts w:ascii="Wingdings" w:hAnsi="Wingdings" w:hint="default"/>
+        <w:sz w:val="20"/>
+      </w:rPr>
+    </w:lvl>
+  </w:abstractNum>
+  <w:abstractNum w:abstractNumId="37" w15:restartNumberingAfterBreak="0">
+    <w:nsid w:val="59706791"/>
+    <w:multiLevelType w:val="multilevel"/>
+    <w:tmpl w:val="0890FC90"/>
+    <w:lvl w:ilvl="0">
+      <w:start w:val="1"/>
+      <w:numFmt w:val="bullet"/>
+      <w:lvlText w:val=""/>
+      <w:lvlJc w:val="left"/>
+      <w:pPr>
+        <w:tabs>
+          <w:tab w:val="num" w:pos="720"/>
+        </w:tabs>
+        <w:ind w:left="720" w:hanging="360"/>
+      </w:pPr>
+      <w:rPr>
+        <w:rFonts w:ascii="Symbol" w:hAnsi="Symbol" w:hint="default"/>
+        <w:sz w:val="20"/>
+      </w:rPr>
+    </w:lvl>
+    <w:lvl w:ilvl="1">
+      <w:start w:val="1"/>
+      <w:numFmt w:val="bullet"/>
+      <w:lvlText w:val=""/>
+      <w:lvlJc w:val="left"/>
+      <w:pPr>
+        <w:tabs>
+          <w:tab w:val="num" w:pos="1440"/>
+        </w:tabs>
+        <w:ind w:left="1440" w:hanging="360"/>
+      </w:pPr>
+      <w:rPr>
+        <w:rFonts w:ascii="Wingdings" w:hAnsi="Wingdings" w:hint="default"/>
+        <w:sz w:val="20"/>
+      </w:rPr>
+    </w:lvl>
+    <w:lvl w:ilvl="2" w:tentative="1">
+      <w:start w:val="1"/>
+      <w:numFmt w:val="bullet"/>
+      <w:lvlText w:val=""/>
+      <w:lvlJc w:val="left"/>
+      <w:pPr>
+        <w:tabs>
+          <w:tab w:val="num" w:pos="2160"/>
+        </w:tabs>
+        <w:ind w:left="2160" w:hanging="360"/>
+      </w:pPr>
+      <w:rPr>
+        <w:rFonts w:ascii="Wingdings" w:hAnsi="Wingdings" w:hint="default"/>
+        <w:sz w:val="20"/>
+      </w:rPr>
+    </w:lvl>
+    <w:lvl w:ilvl="3" w:tentative="1">
+      <w:start w:val="1"/>
+      <w:numFmt w:val="bullet"/>
+      <w:lvlText w:val=""/>
+      <w:lvlJc w:val="left"/>
+      <w:pPr>
+        <w:tabs>
+          <w:tab w:val="num" w:pos="2880"/>
+        </w:tabs>
+        <w:ind w:left="2880" w:hanging="360"/>
+      </w:pPr>
+      <w:rPr>
+        <w:rFonts w:ascii="Wingdings" w:hAnsi="Wingdings" w:hint="default"/>
+        <w:sz w:val="20"/>
+      </w:rPr>
+    </w:lvl>
+    <w:lvl w:ilvl="4" w:tentative="1">
+      <w:start w:val="1"/>
+      <w:numFmt w:val="bullet"/>
+      <w:lvlText w:val=""/>
+      <w:lvlJc w:val="left"/>
+      <w:pPr>
+        <w:tabs>
+          <w:tab w:val="num" w:pos="3600"/>
+        </w:tabs>
+        <w:ind w:left="3600" w:hanging="360"/>
+      </w:pPr>
+      <w:rPr>
+        <w:rFonts w:ascii="Wingdings" w:hAnsi="Wingdings" w:hint="default"/>
+        <w:sz w:val="20"/>
+      </w:rPr>
+    </w:lvl>
+    <w:lvl w:ilvl="5" w:tentative="1">
+      <w:start w:val="1"/>
+      <w:numFmt w:val="bullet"/>
+      <w:lvlText w:val=""/>
+      <w:lvlJc w:val="left"/>
+      <w:pPr>
+        <w:tabs>
+          <w:tab w:val="num" w:pos="4320"/>
+        </w:tabs>
+        <w:ind w:left="4320" w:hanging="360"/>
+      </w:pPr>
+      <w:rPr>
+        <w:rFonts w:ascii="Wingdings" w:hAnsi="Wingdings" w:hint="default"/>
+        <w:sz w:val="20"/>
+      </w:rPr>
+    </w:lvl>
+    <w:lvl w:ilvl="6" w:tentative="1">
+      <w:start w:val="1"/>
+      <w:numFmt w:val="bullet"/>
+      <w:lvlText w:val=""/>
+      <w:lvlJc w:val="left"/>
+      <w:pPr>
+        <w:tabs>
+          <w:tab w:val="num" w:pos="5040"/>
+        </w:tabs>
+        <w:ind w:left="5040" w:hanging="360"/>
+      </w:pPr>
+      <w:rPr>
+        <w:rFonts w:ascii="Wingdings" w:hAnsi="Wingdings" w:hint="default"/>
+        <w:sz w:val="20"/>
+      </w:rPr>
+    </w:lvl>
+    <w:lvl w:ilvl="7" w:tentative="1">
+      <w:start w:val="1"/>
+      <w:numFmt w:val="bullet"/>
+      <w:lvlText w:val=""/>
+      <w:lvlJc w:val="left"/>
+      <w:pPr>
+        <w:tabs>
+          <w:tab w:val="num" w:pos="5760"/>
+        </w:tabs>
+        <w:ind w:left="5760" w:hanging="360"/>
+      </w:pPr>
+      <w:rPr>
+        <w:rFonts w:ascii="Wingdings" w:hAnsi="Wingdings" w:hint="default"/>
+        <w:sz w:val="20"/>
+      </w:rPr>
+    </w:lvl>
+    <w:lvl w:ilvl="8" w:tentative="1">
+      <w:start w:val="1"/>
+      <w:numFmt w:val="bullet"/>
+      <w:lvlText w:val=""/>
+      <w:lvlJc w:val="left"/>
+      <w:pPr>
+        <w:tabs>
+          <w:tab w:val="num" w:pos="6480"/>
+        </w:tabs>
+        <w:ind w:left="6480" w:hanging="360"/>
+      </w:pPr>
+      <w:rPr>
+        <w:rFonts w:ascii="Wingdings" w:hAnsi="Wingdings" w:hint="default"/>
+        <w:sz w:val="20"/>
+      </w:rPr>
+    </w:lvl>
+  </w:abstractNum>
+  <w:abstractNum w:abstractNumId="38" w15:restartNumberingAfterBreak="0">
+    <w:nsid w:val="5BB91ABC"/>
+    <w:multiLevelType w:val="hybridMultilevel"/>
+    <w:tmpl w:val="B06839A0"/>
+    <w:lvl w:ilvl="0" w:tplc="0C0A0015">
+      <w:start w:val="1"/>
+      <w:numFmt w:val="upperLetter"/>
+      <w:lvlText w:val="%1."/>
+      <w:lvlJc w:val="left"/>
+      <w:pPr>
+        <w:ind w:left="720" w:hanging="360"/>
+      </w:pPr>
+    </w:lvl>
+    <w:lvl w:ilvl="1" w:tplc="0C0A0019" w:tentative="1">
+      <w:start w:val="1"/>
+      <w:numFmt w:val="lowerLetter"/>
+      <w:lvlText w:val="%2."/>
+      <w:lvlJc w:val="left"/>
+      <w:pPr>
+        <w:ind w:left="1440" w:hanging="360"/>
+      </w:pPr>
+    </w:lvl>
+    <w:lvl w:ilvl="2" w:tplc="0C0A001B" w:tentative="1">
+      <w:start w:val="1"/>
+      <w:numFmt w:val="lowerRoman"/>
+      <w:lvlText w:val="%3."/>
+      <w:lvlJc w:val="right"/>
+      <w:pPr>
+        <w:ind w:left="2160" w:hanging="180"/>
+      </w:pPr>
+    </w:lvl>
+    <w:lvl w:ilvl="3" w:tplc="0C0A000F" w:tentative="1">
+      <w:start w:val="1"/>
+      <w:numFmt w:val="decimal"/>
+      <w:lvlText w:val="%4."/>
+      <w:lvlJc w:val="left"/>
+      <w:pPr>
+        <w:ind w:left="2880" w:hanging="360"/>
+      </w:pPr>
+    </w:lvl>
+    <w:lvl w:ilvl="4" w:tplc="0C0A0019" w:tentative="1">
+      <w:start w:val="1"/>
+      <w:numFmt w:val="lowerLetter"/>
+      <w:lvlText w:val="%5."/>
+      <w:lvlJc w:val="left"/>
+      <w:pPr>
+        <w:ind w:left="3600" w:hanging="360"/>
+      </w:pPr>
+    </w:lvl>
+    <w:lvl w:ilvl="5" w:tplc="0C0A001B" w:tentative="1">
+      <w:start w:val="1"/>
+      <w:numFmt w:val="lowerRoman"/>
+      <w:lvlText w:val="%6."/>
+      <w:lvlJc w:val="right"/>
+      <w:pPr>
+        <w:ind w:left="4320" w:hanging="180"/>
+      </w:pPr>
+    </w:lvl>
+    <w:lvl w:ilvl="6" w:tplc="0C0A000F" w:tentative="1">
+      <w:start w:val="1"/>
+      <w:numFmt w:val="decimal"/>
+      <w:lvlText w:val="%7."/>
+      <w:lvlJc w:val="left"/>
+      <w:pPr>
+        <w:ind w:left="5040" w:hanging="360"/>
+      </w:pPr>
+    </w:lvl>
+    <w:lvl w:ilvl="7" w:tplc="0C0A0019" w:tentative="1">
+      <w:start w:val="1"/>
+      <w:numFmt w:val="lowerLetter"/>
+      <w:lvlText w:val="%8."/>
+      <w:lvlJc w:val="left"/>
+      <w:pPr>
+        <w:ind w:left="5760" w:hanging="360"/>
+      </w:pPr>
+    </w:lvl>
+    <w:lvl w:ilvl="8" w:tplc="0C0A001B" w:tentative="1">
+      <w:start w:val="1"/>
+      <w:numFmt w:val="lowerRoman"/>
+      <w:lvlText w:val="%9."/>
+      <w:lvlJc w:val="right"/>
+      <w:pPr>
+        <w:ind w:left="6480" w:hanging="180"/>
+      </w:pPr>
+    </w:lvl>
+  </w:abstractNum>
+  <w:abstractNum w:abstractNumId="39" w15:restartNumberingAfterBreak="0">
+    <w:nsid w:val="5E482BD9"/>
+    <w:multiLevelType w:val="hybridMultilevel"/>
+    <w:tmpl w:val="B2B699AA"/>
+    <w:lvl w:ilvl="0" w:tplc="0C0A000D">
+      <w:start w:val="1"/>
+      <w:numFmt w:val="bullet"/>
+      <w:lvlText w:val=""/>
+      <w:lvlJc w:val="left"/>
+      <w:pPr>
+        <w:ind w:left="720" w:hanging="360"/>
+      </w:pPr>
+      <w:rPr>
+        <w:rFonts w:ascii="Wingdings" w:hAnsi="Wingdings" w:hint="default"/>
+      </w:rPr>
+    </w:lvl>
+    <w:lvl w:ilvl="1" w:tplc="0C0A0003" w:tentative="1">
+      <w:start w:val="1"/>
+      <w:numFmt w:val="bullet"/>
+      <w:lvlText w:val="o"/>
+      <w:lvlJc w:val="left"/>
+      <w:pPr>
+        <w:ind w:left="1440" w:hanging="360"/>
+      </w:pPr>
+      <w:rPr>
+        <w:rFonts w:ascii="Courier New" w:hAnsi="Courier New" w:cs="Courier New" w:hint="default"/>
+      </w:rPr>
+    </w:lvl>
+    <w:lvl w:ilvl="2" w:tplc="0C0A0005" w:tentative="1">
+      <w:start w:val="1"/>
+      <w:numFmt w:val="bullet"/>
+      <w:lvlText w:val=""/>
+      <w:lvlJc w:val="left"/>
+      <w:pPr>
+        <w:ind w:left="2160" w:hanging="360"/>
+      </w:pPr>
+      <w:rPr>
+        <w:rFonts w:ascii="Wingdings" w:hAnsi="Wingdings" w:hint="default"/>
+      </w:rPr>
+    </w:lvl>
+    <w:lvl w:ilvl="3" w:tplc="0C0A0001" w:tentative="1">
+      <w:start w:val="1"/>
+      <w:numFmt w:val="bullet"/>
+      <w:lvlText w:val=""/>
+      <w:lvlJc w:val="left"/>
+      <w:pPr>
+        <w:ind w:left="2880" w:hanging="360"/>
+      </w:pPr>
+      <w:rPr>
+        <w:rFonts w:ascii="Symbol" w:hAnsi="Symbol" w:hint="default"/>
+      </w:rPr>
+    </w:lvl>
+    <w:lvl w:ilvl="4" w:tplc="0C0A0003" w:tentative="1">
+      <w:start w:val="1"/>
+      <w:numFmt w:val="bullet"/>
+      <w:lvlText w:val="o"/>
+      <w:lvlJc w:val="left"/>
+      <w:pPr>
+        <w:ind w:left="3600" w:hanging="360"/>
+      </w:pPr>
+      <w:rPr>
+        <w:rFonts w:ascii="Courier New" w:hAnsi="Courier New" w:cs="Courier New" w:hint="default"/>
+      </w:rPr>
+    </w:lvl>
+    <w:lvl w:ilvl="5" w:tplc="0C0A0005" w:tentative="1">
+      <w:start w:val="1"/>
+      <w:numFmt w:val="bullet"/>
+      <w:lvlText w:val=""/>
+      <w:lvlJc w:val="left"/>
+      <w:pPr>
+        <w:ind w:left="4320" w:hanging="360"/>
+      </w:pPr>
+      <w:rPr>
+        <w:rFonts w:ascii="Wingdings" w:hAnsi="Wingdings" w:hint="default"/>
+      </w:rPr>
+    </w:lvl>
+    <w:lvl w:ilvl="6" w:tplc="0C0A0001" w:tentative="1">
+      <w:start w:val="1"/>
+      <w:numFmt w:val="bullet"/>
+      <w:lvlText w:val=""/>
+      <w:lvlJc w:val="left"/>
+      <w:pPr>
+        <w:ind w:left="5040" w:hanging="360"/>
+      </w:pPr>
+      <w:rPr>
+        <w:rFonts w:ascii="Symbol" w:hAnsi="Symbol" w:hint="default"/>
+      </w:rPr>
+    </w:lvl>
+    <w:lvl w:ilvl="7" w:tplc="0C0A0003" w:tentative="1">
+      <w:start w:val="1"/>
+      <w:numFmt w:val="bullet"/>
+      <w:lvlText w:val="o"/>
+      <w:lvlJc w:val="left"/>
+      <w:pPr>
+        <w:ind w:left="5760" w:hanging="360"/>
+      </w:pPr>
+      <w:rPr>
+        <w:rFonts w:ascii="Courier New" w:hAnsi="Courier New" w:cs="Courier New" w:hint="default"/>
+      </w:rPr>
+    </w:lvl>
+    <w:lvl w:ilvl="8" w:tplc="0C0A0005" w:tentative="1">
+      <w:start w:val="1"/>
+      <w:numFmt w:val="bullet"/>
+      <w:lvlText w:val=""/>
+      <w:lvlJc w:val="left"/>
+      <w:pPr>
+        <w:ind w:left="6480" w:hanging="360"/>
+      </w:pPr>
+      <w:rPr>
+        <w:rFonts w:ascii="Wingdings" w:hAnsi="Wingdings" w:hint="default"/>
+      </w:rPr>
+    </w:lvl>
+  </w:abstractNum>
+  <w:abstractNum w:abstractNumId="40" w15:restartNumberingAfterBreak="0">
     <w:nsid w:val="656A5FCC"/>
     <w:multiLevelType w:val="multilevel"/>
     <w:tmpl w:val="C9020B28"/>
@@ -5189,41 +11842,700 @@
       </w:rPr>
     </w:lvl>
   </w:abstractNum>
+  <w:abstractNum w:abstractNumId="41" w15:restartNumberingAfterBreak="0">
+    <w:nsid w:val="729D4FA6"/>
+    <w:multiLevelType w:val="multilevel"/>
+    <w:tmpl w:val="D7FEB99A"/>
+    <w:lvl w:ilvl="0">
+      <w:start w:val="1"/>
+      <w:numFmt w:val="bullet"/>
+      <w:lvlText w:val=""/>
+      <w:lvlJc w:val="left"/>
+      <w:pPr>
+        <w:tabs>
+          <w:tab w:val="num" w:pos="720"/>
+        </w:tabs>
+        <w:ind w:left="720" w:hanging="360"/>
+      </w:pPr>
+      <w:rPr>
+        <w:rFonts w:ascii="Symbol" w:hAnsi="Symbol" w:hint="default"/>
+        <w:sz w:val="20"/>
+      </w:rPr>
+    </w:lvl>
+    <w:lvl w:ilvl="1" w:tentative="1">
+      <w:start w:val="1"/>
+      <w:numFmt w:val="bullet"/>
+      <w:lvlText w:val="o"/>
+      <w:lvlJc w:val="left"/>
+      <w:pPr>
+        <w:tabs>
+          <w:tab w:val="num" w:pos="1440"/>
+        </w:tabs>
+        <w:ind w:left="1440" w:hanging="360"/>
+      </w:pPr>
+      <w:rPr>
+        <w:rFonts w:ascii="Courier New" w:hAnsi="Courier New" w:hint="default"/>
+        <w:sz w:val="20"/>
+      </w:rPr>
+    </w:lvl>
+    <w:lvl w:ilvl="2" w:tentative="1">
+      <w:start w:val="1"/>
+      <w:numFmt w:val="bullet"/>
+      <w:lvlText w:val=""/>
+      <w:lvlJc w:val="left"/>
+      <w:pPr>
+        <w:tabs>
+          <w:tab w:val="num" w:pos="2160"/>
+        </w:tabs>
+        <w:ind w:left="2160" w:hanging="360"/>
+      </w:pPr>
+      <w:rPr>
+        <w:rFonts w:ascii="Wingdings" w:hAnsi="Wingdings" w:hint="default"/>
+        <w:sz w:val="20"/>
+      </w:rPr>
+    </w:lvl>
+    <w:lvl w:ilvl="3" w:tentative="1">
+      <w:start w:val="1"/>
+      <w:numFmt w:val="bullet"/>
+      <w:lvlText w:val=""/>
+      <w:lvlJc w:val="left"/>
+      <w:pPr>
+        <w:tabs>
+          <w:tab w:val="num" w:pos="2880"/>
+        </w:tabs>
+        <w:ind w:left="2880" w:hanging="360"/>
+      </w:pPr>
+      <w:rPr>
+        <w:rFonts w:ascii="Wingdings" w:hAnsi="Wingdings" w:hint="default"/>
+        <w:sz w:val="20"/>
+      </w:rPr>
+    </w:lvl>
+    <w:lvl w:ilvl="4" w:tentative="1">
+      <w:start w:val="1"/>
+      <w:numFmt w:val="bullet"/>
+      <w:lvlText w:val=""/>
+      <w:lvlJc w:val="left"/>
+      <w:pPr>
+        <w:tabs>
+          <w:tab w:val="num" w:pos="3600"/>
+        </w:tabs>
+        <w:ind w:left="3600" w:hanging="360"/>
+      </w:pPr>
+      <w:rPr>
+        <w:rFonts w:ascii="Wingdings" w:hAnsi="Wingdings" w:hint="default"/>
+        <w:sz w:val="20"/>
+      </w:rPr>
+    </w:lvl>
+    <w:lvl w:ilvl="5" w:tentative="1">
+      <w:start w:val="1"/>
+      <w:numFmt w:val="bullet"/>
+      <w:lvlText w:val=""/>
+      <w:lvlJc w:val="left"/>
+      <w:pPr>
+        <w:tabs>
+          <w:tab w:val="num" w:pos="4320"/>
+        </w:tabs>
+        <w:ind w:left="4320" w:hanging="360"/>
+      </w:pPr>
+      <w:rPr>
+        <w:rFonts w:ascii="Wingdings" w:hAnsi="Wingdings" w:hint="default"/>
+        <w:sz w:val="20"/>
+      </w:rPr>
+    </w:lvl>
+    <w:lvl w:ilvl="6" w:tentative="1">
+      <w:start w:val="1"/>
+      <w:numFmt w:val="bullet"/>
+      <w:lvlText w:val=""/>
+      <w:lvlJc w:val="left"/>
+      <w:pPr>
+        <w:tabs>
+          <w:tab w:val="num" w:pos="5040"/>
+        </w:tabs>
+        <w:ind w:left="5040" w:hanging="360"/>
+      </w:pPr>
+      <w:rPr>
+        <w:rFonts w:ascii="Wingdings" w:hAnsi="Wingdings" w:hint="default"/>
+        <w:sz w:val="20"/>
+      </w:rPr>
+    </w:lvl>
+    <w:lvl w:ilvl="7" w:tentative="1">
+      <w:start w:val="1"/>
+      <w:numFmt w:val="bullet"/>
+      <w:lvlText w:val=""/>
+      <w:lvlJc w:val="left"/>
+      <w:pPr>
+        <w:tabs>
+          <w:tab w:val="num" w:pos="5760"/>
+        </w:tabs>
+        <w:ind w:left="5760" w:hanging="360"/>
+      </w:pPr>
+      <w:rPr>
+        <w:rFonts w:ascii="Wingdings" w:hAnsi="Wingdings" w:hint="default"/>
+        <w:sz w:val="20"/>
+      </w:rPr>
+    </w:lvl>
+    <w:lvl w:ilvl="8" w:tentative="1">
+      <w:start w:val="1"/>
+      <w:numFmt w:val="bullet"/>
+      <w:lvlText w:val=""/>
+      <w:lvlJc w:val="left"/>
+      <w:pPr>
+        <w:tabs>
+          <w:tab w:val="num" w:pos="6480"/>
+        </w:tabs>
+        <w:ind w:left="6480" w:hanging="360"/>
+      </w:pPr>
+      <w:rPr>
+        <w:rFonts w:ascii="Wingdings" w:hAnsi="Wingdings" w:hint="default"/>
+        <w:sz w:val="20"/>
+      </w:rPr>
+    </w:lvl>
+  </w:abstractNum>
+  <w:abstractNum w:abstractNumId="42" w15:restartNumberingAfterBreak="0">
+    <w:nsid w:val="73AE221F"/>
+    <w:multiLevelType w:val="hybridMultilevel"/>
+    <w:tmpl w:val="612E93B2"/>
+    <w:lvl w:ilvl="0" w:tplc="0C0A000D">
+      <w:start w:val="1"/>
+      <w:numFmt w:val="bullet"/>
+      <w:lvlText w:val=""/>
+      <w:lvlJc w:val="left"/>
+      <w:pPr>
+        <w:ind w:left="720" w:hanging="360"/>
+      </w:pPr>
+      <w:rPr>
+        <w:rFonts w:ascii="Wingdings" w:hAnsi="Wingdings" w:hint="default"/>
+      </w:rPr>
+    </w:lvl>
+    <w:lvl w:ilvl="1" w:tplc="0C0A0003" w:tentative="1">
+      <w:start w:val="1"/>
+      <w:numFmt w:val="bullet"/>
+      <w:lvlText w:val="o"/>
+      <w:lvlJc w:val="left"/>
+      <w:pPr>
+        <w:ind w:left="1440" w:hanging="360"/>
+      </w:pPr>
+      <w:rPr>
+        <w:rFonts w:ascii="Courier New" w:hAnsi="Courier New" w:cs="Courier New" w:hint="default"/>
+      </w:rPr>
+    </w:lvl>
+    <w:lvl w:ilvl="2" w:tplc="0C0A0005" w:tentative="1">
+      <w:start w:val="1"/>
+      <w:numFmt w:val="bullet"/>
+      <w:lvlText w:val=""/>
+      <w:lvlJc w:val="left"/>
+      <w:pPr>
+        <w:ind w:left="2160" w:hanging="360"/>
+      </w:pPr>
+      <w:rPr>
+        <w:rFonts w:ascii="Wingdings" w:hAnsi="Wingdings" w:hint="default"/>
+      </w:rPr>
+    </w:lvl>
+    <w:lvl w:ilvl="3" w:tplc="0C0A0001" w:tentative="1">
+      <w:start w:val="1"/>
+      <w:numFmt w:val="bullet"/>
+      <w:lvlText w:val=""/>
+      <w:lvlJc w:val="left"/>
+      <w:pPr>
+        <w:ind w:left="2880" w:hanging="360"/>
+      </w:pPr>
+      <w:rPr>
+        <w:rFonts w:ascii="Symbol" w:hAnsi="Symbol" w:hint="default"/>
+      </w:rPr>
+    </w:lvl>
+    <w:lvl w:ilvl="4" w:tplc="0C0A0003" w:tentative="1">
+      <w:start w:val="1"/>
+      <w:numFmt w:val="bullet"/>
+      <w:lvlText w:val="o"/>
+      <w:lvlJc w:val="left"/>
+      <w:pPr>
+        <w:ind w:left="3600" w:hanging="360"/>
+      </w:pPr>
+      <w:rPr>
+        <w:rFonts w:ascii="Courier New" w:hAnsi="Courier New" w:cs="Courier New" w:hint="default"/>
+      </w:rPr>
+    </w:lvl>
+    <w:lvl w:ilvl="5" w:tplc="0C0A0005" w:tentative="1">
+      <w:start w:val="1"/>
+      <w:numFmt w:val="bullet"/>
+      <w:lvlText w:val=""/>
+      <w:lvlJc w:val="left"/>
+      <w:pPr>
+        <w:ind w:left="4320" w:hanging="360"/>
+      </w:pPr>
+      <w:rPr>
+        <w:rFonts w:ascii="Wingdings" w:hAnsi="Wingdings" w:hint="default"/>
+      </w:rPr>
+    </w:lvl>
+    <w:lvl w:ilvl="6" w:tplc="0C0A0001" w:tentative="1">
+      <w:start w:val="1"/>
+      <w:numFmt w:val="bullet"/>
+      <w:lvlText w:val=""/>
+      <w:lvlJc w:val="left"/>
+      <w:pPr>
+        <w:ind w:left="5040" w:hanging="360"/>
+      </w:pPr>
+      <w:rPr>
+        <w:rFonts w:ascii="Symbol" w:hAnsi="Symbol" w:hint="default"/>
+      </w:rPr>
+    </w:lvl>
+    <w:lvl w:ilvl="7" w:tplc="0C0A0003" w:tentative="1">
+      <w:start w:val="1"/>
+      <w:numFmt w:val="bullet"/>
+      <w:lvlText w:val="o"/>
+      <w:lvlJc w:val="left"/>
+      <w:pPr>
+        <w:ind w:left="5760" w:hanging="360"/>
+      </w:pPr>
+      <w:rPr>
+        <w:rFonts w:ascii="Courier New" w:hAnsi="Courier New" w:cs="Courier New" w:hint="default"/>
+      </w:rPr>
+    </w:lvl>
+    <w:lvl w:ilvl="8" w:tplc="0C0A0005" w:tentative="1">
+      <w:start w:val="1"/>
+      <w:numFmt w:val="bullet"/>
+      <w:lvlText w:val=""/>
+      <w:lvlJc w:val="left"/>
+      <w:pPr>
+        <w:ind w:left="6480" w:hanging="360"/>
+      </w:pPr>
+      <w:rPr>
+        <w:rFonts w:ascii="Wingdings" w:hAnsi="Wingdings" w:hint="default"/>
+      </w:rPr>
+    </w:lvl>
+  </w:abstractNum>
+  <w:abstractNum w:abstractNumId="43" w15:restartNumberingAfterBreak="0">
+    <w:nsid w:val="76113029"/>
+    <w:multiLevelType w:val="multilevel"/>
+    <w:tmpl w:val="B4EEB0CC"/>
+    <w:lvl w:ilvl="0">
+      <w:start w:val="1"/>
+      <w:numFmt w:val="bullet"/>
+      <w:lvlText w:val=""/>
+      <w:lvlJc w:val="left"/>
+      <w:pPr>
+        <w:tabs>
+          <w:tab w:val="num" w:pos="720"/>
+        </w:tabs>
+        <w:ind w:left="720" w:hanging="360"/>
+      </w:pPr>
+      <w:rPr>
+        <w:rFonts w:ascii="Symbol" w:hAnsi="Symbol" w:hint="default"/>
+        <w:sz w:val="20"/>
+      </w:rPr>
+    </w:lvl>
+    <w:lvl w:ilvl="1" w:tentative="1">
+      <w:start w:val="1"/>
+      <w:numFmt w:val="bullet"/>
+      <w:lvlText w:val="o"/>
+      <w:lvlJc w:val="left"/>
+      <w:pPr>
+        <w:tabs>
+          <w:tab w:val="num" w:pos="1440"/>
+        </w:tabs>
+        <w:ind w:left="1440" w:hanging="360"/>
+      </w:pPr>
+      <w:rPr>
+        <w:rFonts w:ascii="Courier New" w:hAnsi="Courier New" w:hint="default"/>
+        <w:sz w:val="20"/>
+      </w:rPr>
+    </w:lvl>
+    <w:lvl w:ilvl="2" w:tentative="1">
+      <w:start w:val="1"/>
+      <w:numFmt w:val="bullet"/>
+      <w:lvlText w:val=""/>
+      <w:lvlJc w:val="left"/>
+      <w:pPr>
+        <w:tabs>
+          <w:tab w:val="num" w:pos="2160"/>
+        </w:tabs>
+        <w:ind w:left="2160" w:hanging="360"/>
+      </w:pPr>
+      <w:rPr>
+        <w:rFonts w:ascii="Wingdings" w:hAnsi="Wingdings" w:hint="default"/>
+        <w:sz w:val="20"/>
+      </w:rPr>
+    </w:lvl>
+    <w:lvl w:ilvl="3" w:tentative="1">
+      <w:start w:val="1"/>
+      <w:numFmt w:val="bullet"/>
+      <w:lvlText w:val=""/>
+      <w:lvlJc w:val="left"/>
+      <w:pPr>
+        <w:tabs>
+          <w:tab w:val="num" w:pos="2880"/>
+        </w:tabs>
+        <w:ind w:left="2880" w:hanging="360"/>
+      </w:pPr>
+      <w:rPr>
+        <w:rFonts w:ascii="Wingdings" w:hAnsi="Wingdings" w:hint="default"/>
+        <w:sz w:val="20"/>
+      </w:rPr>
+    </w:lvl>
+    <w:lvl w:ilvl="4" w:tentative="1">
+      <w:start w:val="1"/>
+      <w:numFmt w:val="bullet"/>
+      <w:lvlText w:val=""/>
+      <w:lvlJc w:val="left"/>
+      <w:pPr>
+        <w:tabs>
+          <w:tab w:val="num" w:pos="3600"/>
+        </w:tabs>
+        <w:ind w:left="3600" w:hanging="360"/>
+      </w:pPr>
+      <w:rPr>
+        <w:rFonts w:ascii="Wingdings" w:hAnsi="Wingdings" w:hint="default"/>
+        <w:sz w:val="20"/>
+      </w:rPr>
+    </w:lvl>
+    <w:lvl w:ilvl="5" w:tentative="1">
+      <w:start w:val="1"/>
+      <w:numFmt w:val="bullet"/>
+      <w:lvlText w:val=""/>
+      <w:lvlJc w:val="left"/>
+      <w:pPr>
+        <w:tabs>
+          <w:tab w:val="num" w:pos="4320"/>
+        </w:tabs>
+        <w:ind w:left="4320" w:hanging="360"/>
+      </w:pPr>
+      <w:rPr>
+        <w:rFonts w:ascii="Wingdings" w:hAnsi="Wingdings" w:hint="default"/>
+        <w:sz w:val="20"/>
+      </w:rPr>
+    </w:lvl>
+    <w:lvl w:ilvl="6" w:tentative="1">
+      <w:start w:val="1"/>
+      <w:numFmt w:val="bullet"/>
+      <w:lvlText w:val=""/>
+      <w:lvlJc w:val="left"/>
+      <w:pPr>
+        <w:tabs>
+          <w:tab w:val="num" w:pos="5040"/>
+        </w:tabs>
+        <w:ind w:left="5040" w:hanging="360"/>
+      </w:pPr>
+      <w:rPr>
+        <w:rFonts w:ascii="Wingdings" w:hAnsi="Wingdings" w:hint="default"/>
+        <w:sz w:val="20"/>
+      </w:rPr>
+    </w:lvl>
+    <w:lvl w:ilvl="7" w:tentative="1">
+      <w:start w:val="1"/>
+      <w:numFmt w:val="bullet"/>
+      <w:lvlText w:val=""/>
+      <w:lvlJc w:val="left"/>
+      <w:pPr>
+        <w:tabs>
+          <w:tab w:val="num" w:pos="5760"/>
+        </w:tabs>
+        <w:ind w:left="5760" w:hanging="360"/>
+      </w:pPr>
+      <w:rPr>
+        <w:rFonts w:ascii="Wingdings" w:hAnsi="Wingdings" w:hint="default"/>
+        <w:sz w:val="20"/>
+      </w:rPr>
+    </w:lvl>
+    <w:lvl w:ilvl="8" w:tentative="1">
+      <w:start w:val="1"/>
+      <w:numFmt w:val="bullet"/>
+      <w:lvlText w:val=""/>
+      <w:lvlJc w:val="left"/>
+      <w:pPr>
+        <w:tabs>
+          <w:tab w:val="num" w:pos="6480"/>
+        </w:tabs>
+        <w:ind w:left="6480" w:hanging="360"/>
+      </w:pPr>
+      <w:rPr>
+        <w:rFonts w:ascii="Wingdings" w:hAnsi="Wingdings" w:hint="default"/>
+        <w:sz w:val="20"/>
+      </w:rPr>
+    </w:lvl>
+  </w:abstractNum>
+  <w:abstractNum w:abstractNumId="44" w15:restartNumberingAfterBreak="0">
+    <w:nsid w:val="77AF3834"/>
+    <w:multiLevelType w:val="multilevel"/>
+    <w:tmpl w:val="C9601920"/>
+    <w:lvl w:ilvl="0">
+      <w:start w:val="1"/>
+      <w:numFmt w:val="bullet"/>
+      <w:lvlText w:val=""/>
+      <w:lvlJc w:val="left"/>
+      <w:pPr>
+        <w:tabs>
+          <w:tab w:val="num" w:pos="720"/>
+        </w:tabs>
+        <w:ind w:left="720" w:hanging="360"/>
+      </w:pPr>
+      <w:rPr>
+        <w:rFonts w:ascii="Symbol" w:hAnsi="Symbol" w:hint="default"/>
+        <w:sz w:val="20"/>
+      </w:rPr>
+    </w:lvl>
+    <w:lvl w:ilvl="1" w:tentative="1">
+      <w:start w:val="1"/>
+      <w:numFmt w:val="bullet"/>
+      <w:lvlText w:val="o"/>
+      <w:lvlJc w:val="left"/>
+      <w:pPr>
+        <w:tabs>
+          <w:tab w:val="num" w:pos="1440"/>
+        </w:tabs>
+        <w:ind w:left="1440" w:hanging="360"/>
+      </w:pPr>
+      <w:rPr>
+        <w:rFonts w:ascii="Courier New" w:hAnsi="Courier New" w:hint="default"/>
+        <w:sz w:val="20"/>
+      </w:rPr>
+    </w:lvl>
+    <w:lvl w:ilvl="2" w:tentative="1">
+      <w:start w:val="1"/>
+      <w:numFmt w:val="bullet"/>
+      <w:lvlText w:val=""/>
+      <w:lvlJc w:val="left"/>
+      <w:pPr>
+        <w:tabs>
+          <w:tab w:val="num" w:pos="2160"/>
+        </w:tabs>
+        <w:ind w:left="2160" w:hanging="360"/>
+      </w:pPr>
+      <w:rPr>
+        <w:rFonts w:ascii="Wingdings" w:hAnsi="Wingdings" w:hint="default"/>
+        <w:sz w:val="20"/>
+      </w:rPr>
+    </w:lvl>
+    <w:lvl w:ilvl="3" w:tentative="1">
+      <w:start w:val="1"/>
+      <w:numFmt w:val="bullet"/>
+      <w:lvlText w:val=""/>
+      <w:lvlJc w:val="left"/>
+      <w:pPr>
+        <w:tabs>
+          <w:tab w:val="num" w:pos="2880"/>
+        </w:tabs>
+        <w:ind w:left="2880" w:hanging="360"/>
+      </w:pPr>
+      <w:rPr>
+        <w:rFonts w:ascii="Wingdings" w:hAnsi="Wingdings" w:hint="default"/>
+        <w:sz w:val="20"/>
+      </w:rPr>
+    </w:lvl>
+    <w:lvl w:ilvl="4" w:tentative="1">
+      <w:start w:val="1"/>
+      <w:numFmt w:val="bullet"/>
+      <w:lvlText w:val=""/>
+      <w:lvlJc w:val="left"/>
+      <w:pPr>
+        <w:tabs>
+          <w:tab w:val="num" w:pos="3600"/>
+        </w:tabs>
+        <w:ind w:left="3600" w:hanging="360"/>
+      </w:pPr>
+      <w:rPr>
+        <w:rFonts w:ascii="Wingdings" w:hAnsi="Wingdings" w:hint="default"/>
+        <w:sz w:val="20"/>
+      </w:rPr>
+    </w:lvl>
+    <w:lvl w:ilvl="5" w:tentative="1">
+      <w:start w:val="1"/>
+      <w:numFmt w:val="bullet"/>
+      <w:lvlText w:val=""/>
+      <w:lvlJc w:val="left"/>
+      <w:pPr>
+        <w:tabs>
+          <w:tab w:val="num" w:pos="4320"/>
+        </w:tabs>
+        <w:ind w:left="4320" w:hanging="360"/>
+      </w:pPr>
+      <w:rPr>
+        <w:rFonts w:ascii="Wingdings" w:hAnsi="Wingdings" w:hint="default"/>
+        <w:sz w:val="20"/>
+      </w:rPr>
+    </w:lvl>
+    <w:lvl w:ilvl="6" w:tentative="1">
+      <w:start w:val="1"/>
+      <w:numFmt w:val="bullet"/>
+      <w:lvlText w:val=""/>
+      <w:lvlJc w:val="left"/>
+      <w:pPr>
+        <w:tabs>
+          <w:tab w:val="num" w:pos="5040"/>
+        </w:tabs>
+        <w:ind w:left="5040" w:hanging="360"/>
+      </w:pPr>
+      <w:rPr>
+        <w:rFonts w:ascii="Wingdings" w:hAnsi="Wingdings" w:hint="default"/>
+        <w:sz w:val="20"/>
+      </w:rPr>
+    </w:lvl>
+    <w:lvl w:ilvl="7" w:tentative="1">
+      <w:start w:val="1"/>
+      <w:numFmt w:val="bullet"/>
+      <w:lvlText w:val=""/>
+      <w:lvlJc w:val="left"/>
+      <w:pPr>
+        <w:tabs>
+          <w:tab w:val="num" w:pos="5760"/>
+        </w:tabs>
+        <w:ind w:left="5760" w:hanging="360"/>
+      </w:pPr>
+      <w:rPr>
+        <w:rFonts w:ascii="Wingdings" w:hAnsi="Wingdings" w:hint="default"/>
+        <w:sz w:val="20"/>
+      </w:rPr>
+    </w:lvl>
+    <w:lvl w:ilvl="8" w:tentative="1">
+      <w:start w:val="1"/>
+      <w:numFmt w:val="bullet"/>
+      <w:lvlText w:val=""/>
+      <w:lvlJc w:val="left"/>
+      <w:pPr>
+        <w:tabs>
+          <w:tab w:val="num" w:pos="6480"/>
+        </w:tabs>
+        <w:ind w:left="6480" w:hanging="360"/>
+      </w:pPr>
+      <w:rPr>
+        <w:rFonts w:ascii="Wingdings" w:hAnsi="Wingdings" w:hint="default"/>
+        <w:sz w:val="20"/>
+      </w:rPr>
+    </w:lvl>
+  </w:abstractNum>
   <w:num w:numId="1">
+    <w:abstractNumId w:val="8"/>
+  </w:num>
+  <w:num w:numId="2">
+    <w:abstractNumId w:val="25"/>
+  </w:num>
+  <w:num w:numId="3">
+    <w:abstractNumId w:val="6"/>
+  </w:num>
+  <w:num w:numId="4">
+    <w:abstractNumId w:val="23"/>
+  </w:num>
+  <w:num w:numId="5">
+    <w:abstractNumId w:val="13"/>
+  </w:num>
+  <w:num w:numId="6">
+    <w:abstractNumId w:val="11"/>
+  </w:num>
+  <w:num w:numId="7">
+    <w:abstractNumId w:val="30"/>
+  </w:num>
+  <w:num w:numId="8">
+    <w:abstractNumId w:val="4"/>
+  </w:num>
+  <w:num w:numId="9">
+    <w:abstractNumId w:val="31"/>
+  </w:num>
+  <w:num w:numId="10">
     <w:abstractNumId w:val="3"/>
   </w:num>
-  <w:num w:numId="2">
+  <w:num w:numId="11">
+    <w:abstractNumId w:val="26"/>
+  </w:num>
+  <w:num w:numId="12">
+    <w:abstractNumId w:val="40"/>
+  </w:num>
+  <w:num w:numId="13">
+    <w:abstractNumId w:val="20"/>
+  </w:num>
+  <w:num w:numId="14">
+    <w:abstractNumId w:val="29"/>
+  </w:num>
+  <w:num w:numId="15">
+    <w:abstractNumId w:val="24"/>
+  </w:num>
+  <w:num w:numId="16">
+    <w:abstractNumId w:val="34"/>
+  </w:num>
+  <w:num w:numId="17">
+    <w:abstractNumId w:val="18"/>
+  </w:num>
+  <w:num w:numId="18">
+    <w:abstractNumId w:val="37"/>
+  </w:num>
+  <w:num w:numId="19">
+    <w:abstractNumId w:val="9"/>
+  </w:num>
+  <w:num w:numId="20">
+    <w:abstractNumId w:val="28"/>
+  </w:num>
+  <w:num w:numId="21">
+    <w:abstractNumId w:val="33"/>
+  </w:num>
+  <w:num w:numId="22">
+    <w:abstractNumId w:val="32"/>
+  </w:num>
+  <w:num w:numId="23">
+    <w:abstractNumId w:val="1"/>
+  </w:num>
+  <w:num w:numId="24">
+    <w:abstractNumId w:val="12"/>
+  </w:num>
+  <w:num w:numId="25">
+    <w:abstractNumId w:val="41"/>
+  </w:num>
+  <w:num w:numId="26">
+    <w:abstractNumId w:val="43"/>
+  </w:num>
+  <w:num w:numId="27">
+    <w:abstractNumId w:val="44"/>
+  </w:num>
+  <w:num w:numId="28">
+    <w:abstractNumId w:val="16"/>
+  </w:num>
+  <w:num w:numId="29">
+    <w:abstractNumId w:val="21"/>
+  </w:num>
+  <w:num w:numId="30">
+    <w:abstractNumId w:val="17"/>
+  </w:num>
+  <w:num w:numId="31">
     <w:abstractNumId w:val="7"/>
   </w:num>
-  <w:num w:numId="3">
+  <w:num w:numId="32">
+    <w:abstractNumId w:val="42"/>
+  </w:num>
+  <w:num w:numId="33">
+    <w:abstractNumId w:val="19"/>
+  </w:num>
+  <w:num w:numId="34">
     <w:abstractNumId w:val="2"/>
   </w:num>
-  <w:num w:numId="4">
-    <w:abstractNumId w:val="6"/>
+  <w:num w:numId="35">
+    <w:abstractNumId w:val="0"/>
   </w:num>
-  <w:num w:numId="5">
+  <w:num w:numId="36">
+    <w:abstractNumId w:val="22"/>
+  </w:num>
+  <w:num w:numId="37">
+    <w:abstractNumId w:val="10"/>
+  </w:num>
+  <w:num w:numId="38">
+    <w:abstractNumId w:val="15"/>
+  </w:num>
+  <w:num w:numId="39">
+    <w:abstractNumId w:val="35"/>
+  </w:num>
+  <w:num w:numId="40">
+    <w:abstractNumId w:val="38"/>
+  </w:num>
+  <w:num w:numId="41">
+    <w:abstractNumId w:val="14"/>
+  </w:num>
+  <w:num w:numId="42">
+    <w:abstractNumId w:val="27"/>
+  </w:num>
+  <w:num w:numId="43">
+    <w:abstractNumId w:val="36"/>
+  </w:num>
+  <w:num w:numId="44">
     <w:abstractNumId w:val="5"/>
   </w:num>
-  <w:num w:numId="6">
-    <w:abstractNumId w:val="4"/>
-  </w:num>
-  <w:num w:numId="7">
-    <w:abstractNumId w:val="9"/>
-  </w:num>
-  <w:num w:numId="8">
-    <w:abstractNumId w:val="1"/>
-  </w:num>
-  <w:num w:numId="9">
-    <w:abstractNumId w:val="10"/>
-  </w:num>
-  <w:num w:numId="10">
-    <w:abstractNumId w:val="0"/>
-  </w:num>
-  <w:num w:numId="11">
-    <w:abstractNumId w:val="8"/>
-  </w:num>
-  <w:num w:numId="12">
-    <w:abstractNumId w:val="11"/>
+  <w:num w:numId="45">
+    <w:abstractNumId w:val="39"/>
   </w:num>
 </w:numbering>
 </file>
@@ -5626,10 +12938,13 @@
   <w:style w:type="paragraph" w:default="1" w:styleId="Normal">
     <w:name w:val="Normal"/>
     <w:qFormat/>
-    <w:rsid w:val="00CA6E60"/>
+    <w:rsid w:val="00E46F6D"/>
     <w:pPr>
       <w:jc w:val="both"/>
     </w:pPr>
+    <w:rPr>
+      <w:rFonts w:ascii="Arial" w:hAnsi="Arial"/>
+    </w:rPr>
   </w:style>
   <w:style w:type="paragraph" w:styleId="Ttulo1">
     <w:name w:val="heading 1"/>
@@ -5698,6 +13013,29 @@
       <w:szCs w:val="24"/>
     </w:rPr>
   </w:style>
+  <w:style w:type="paragraph" w:styleId="Ttulo4">
+    <w:name w:val="heading 4"/>
+    <w:basedOn w:val="Normal"/>
+    <w:next w:val="Normal"/>
+    <w:link w:val="Ttulo4Car"/>
+    <w:uiPriority w:val="9"/>
+    <w:semiHidden/>
+    <w:unhideWhenUsed/>
+    <w:qFormat/>
+    <w:rsid w:val="00C44F78"/>
+    <w:pPr>
+      <w:keepNext/>
+      <w:keepLines/>
+      <w:spacing w:before="40" w:after="0"/>
+      <w:outlineLvl w:val="3"/>
+    </w:pPr>
+    <w:rPr>
+      <w:rFonts w:asciiTheme="majorHAnsi" w:eastAsiaTheme="majorEastAsia" w:hAnsiTheme="majorHAnsi" w:cstheme="majorBidi"/>
+      <w:i/>
+      <w:iCs/>
+      <w:color w:val="2F5496" w:themeColor="accent1" w:themeShade="BF"/>
+    </w:rPr>
+  </w:style>
   <w:style w:type="paragraph" w:styleId="Ttulo5">
     <w:name w:val="heading 5"/>
     <w:basedOn w:val="Normal"/>
@@ -5721,7 +13059,6 @@
   <w:style w:type="character" w:default="1" w:styleId="Fuentedeprrafopredeter">
     <w:name w:val="Default Paragraph Font"/>
     <w:uiPriority w:val="1"/>
-    <w:semiHidden/>
     <w:unhideWhenUsed/>
   </w:style>
   <w:style w:type="table" w:default="1" w:styleId="Tablanormal">
@@ -5955,6 +13292,51 @@
     <w:rsid w:val="00927712"/>
     <w:rPr>
       <w:rFonts w:asciiTheme="majorHAnsi" w:eastAsiaTheme="majorEastAsia" w:hAnsiTheme="majorHAnsi" w:cstheme="majorBidi"/>
+      <w:color w:val="2F5496" w:themeColor="accent1" w:themeShade="BF"/>
+    </w:rPr>
+  </w:style>
+  <w:style w:type="character" w:styleId="CdigoHTML">
+    <w:name w:val="HTML Code"/>
+    <w:basedOn w:val="Fuentedeprrafopredeter"/>
+    <w:uiPriority w:val="99"/>
+    <w:semiHidden/>
+    <w:unhideWhenUsed/>
+    <w:rsid w:val="001A3B42"/>
+    <w:rPr>
+      <w:rFonts w:ascii="Courier New" w:eastAsia="Times New Roman" w:hAnsi="Courier New" w:cs="Courier New"/>
+      <w:sz w:val="20"/>
+      <w:szCs w:val="20"/>
+    </w:rPr>
+  </w:style>
+  <w:style w:type="paragraph" w:styleId="TDC3">
+    <w:name w:val="toc 3"/>
+    <w:basedOn w:val="Normal"/>
+    <w:next w:val="Normal"/>
+    <w:autoRedefine/>
+    <w:uiPriority w:val="39"/>
+    <w:unhideWhenUsed/>
+    <w:rsid w:val="00AB3844"/>
+    <w:pPr>
+      <w:spacing w:after="100"/>
+      <w:ind w:left="440"/>
+      <w:jc w:val="left"/>
+    </w:pPr>
+    <w:rPr>
+      <w:rFonts w:asciiTheme="minorHAnsi" w:eastAsiaTheme="minorEastAsia" w:hAnsiTheme="minorHAnsi" w:cs="Times New Roman"/>
+      <w:lang w:eastAsia="es-ES"/>
+    </w:rPr>
+  </w:style>
+  <w:style w:type="character" w:customStyle="1" w:styleId="Ttulo4Car">
+    <w:name w:val="Título 4 Car"/>
+    <w:basedOn w:val="Fuentedeprrafopredeter"/>
+    <w:link w:val="Ttulo4"/>
+    <w:uiPriority w:val="9"/>
+    <w:semiHidden/>
+    <w:rsid w:val="00C44F78"/>
+    <w:rPr>
+      <w:rFonts w:asciiTheme="majorHAnsi" w:eastAsiaTheme="majorEastAsia" w:hAnsiTheme="majorHAnsi" w:cstheme="majorBidi"/>
+      <w:i/>
+      <w:iCs/>
       <w:color w:val="2F5496" w:themeColor="accent1" w:themeShade="BF"/>
     </w:rPr>
   </w:style>

--- a/Adrian_Eduardo.docx
+++ b/Adrian_Eduardo.docx
@@ -1154,6 +1154,13 @@
     </w:p>
     <w:sdt>
       <w:sdtPr>
+        <w:rPr>
+          <w:rFonts w:ascii="Arial" w:eastAsiaTheme="minorHAnsi" w:hAnsi="Arial" w:cstheme="minorBidi"/>
+          <w:color w:val="auto"/>
+          <w:sz w:val="22"/>
+          <w:szCs w:val="22"/>
+          <w:lang w:eastAsia="en-US"/>
+        </w:rPr>
         <w:id w:val="401336003"/>
         <w:docPartObj>
           <w:docPartGallery w:val="Table of Contents"/>
@@ -1162,13 +1169,8 @@
       </w:sdtPr>
       <w:sdtEndPr>
         <w:rPr>
-          <w:rFonts w:ascii="Arial" w:eastAsiaTheme="minorHAnsi" w:hAnsi="Arial" w:cstheme="minorBidi"/>
           <w:b/>
           <w:bCs/>
-          <w:color w:val="auto"/>
-          <w:sz w:val="22"/>
-          <w:szCs w:val="22"/>
-          <w:lang w:eastAsia="en-US"/>
         </w:rPr>
       </w:sdtEndPr>
       <w:sdtContent>
@@ -1209,7 +1211,7 @@
           <w:r>
             <w:fldChar w:fldCharType="separate"/>
           </w:r>
-          <w:hyperlink w:anchor="_Toc227770856" w:history="1">
+          <w:hyperlink w:anchor="_Toc227779294" w:history="1">
             <w:r>
               <w:rPr>
                 <w:rStyle w:val="Hipervnculo"/>
@@ -1236,7 +1238,7 @@
                 <w:noProof/>
                 <w:webHidden/>
               </w:rPr>
-              <w:instrText xml:space="preserve"> PAGEREF _Toc227770856 \h </w:instrText>
+              <w:instrText xml:space="preserve"> PAGEREF _Toc227779294 \h </w:instrText>
             </w:r>
             <w:r>
               <w:rPr>
@@ -1256,7 +1258,7 @@
                 <w:noProof/>
                 <w:webHidden/>
               </w:rPr>
-              <w:t>3</w:t>
+              <w:t>4</w:t>
             </w:r>
             <w:r>
               <w:rPr>
@@ -1279,7 +1281,7 @@
               <w:lang w:eastAsia="es-ES"/>
             </w:rPr>
           </w:pPr>
-          <w:hyperlink w:anchor="_Toc227770857" w:history="1">
+          <w:hyperlink w:anchor="_Toc227779295" w:history="1">
             <w:r>
               <w:rPr>
                 <w:rStyle w:val="Hipervnculo"/>
@@ -1306,7 +1308,7 @@
                 <w:noProof/>
                 <w:webHidden/>
               </w:rPr>
-              <w:instrText xml:space="preserve"> PAGEREF _Toc227770857 \h </w:instrText>
+              <w:instrText xml:space="preserve"> PAGEREF _Toc227779295 \h </w:instrText>
             </w:r>
             <w:r>
               <w:rPr>
@@ -1326,7 +1328,7 @@
                 <w:noProof/>
                 <w:webHidden/>
               </w:rPr>
-              <w:t>3</w:t>
+              <w:t>4</w:t>
             </w:r>
             <w:r>
               <w:rPr>
@@ -1349,7 +1351,7 @@
               <w:lang w:eastAsia="es-ES"/>
             </w:rPr>
           </w:pPr>
-          <w:hyperlink w:anchor="_Toc227770858" w:history="1">
+          <w:hyperlink w:anchor="_Toc227779296" w:history="1">
             <w:r>
               <w:rPr>
                 <w:rStyle w:val="Hipervnculo"/>
@@ -1376,7 +1378,7 @@
                 <w:noProof/>
                 <w:webHidden/>
               </w:rPr>
-              <w:instrText xml:space="preserve"> PAGEREF _Toc227770858 \h </w:instrText>
+              <w:instrText xml:space="preserve"> PAGEREF _Toc227779296 \h </w:instrText>
             </w:r>
             <w:r>
               <w:rPr>
@@ -1396,7 +1398,7 @@
                 <w:noProof/>
                 <w:webHidden/>
               </w:rPr>
-              <w:t>3</w:t>
+              <w:t>4</w:t>
             </w:r>
             <w:r>
               <w:rPr>
@@ -1419,7 +1421,7 @@
               <w:lang w:eastAsia="es-ES"/>
             </w:rPr>
           </w:pPr>
-          <w:hyperlink w:anchor="_Toc227770859" w:history="1">
+          <w:hyperlink w:anchor="_Toc227779297" w:history="1">
             <w:r>
               <w:rPr>
                 <w:rStyle w:val="Hipervnculo"/>
@@ -1446,7 +1448,7 @@
                 <w:noProof/>
                 <w:webHidden/>
               </w:rPr>
-              <w:instrText xml:space="preserve"> PAGEREF _Toc227770859 \h </w:instrText>
+              <w:instrText xml:space="preserve"> PAGEREF _Toc227779297 \h </w:instrText>
             </w:r>
             <w:r>
               <w:rPr>
@@ -1466,7 +1468,7 @@
                 <w:noProof/>
                 <w:webHidden/>
               </w:rPr>
-              <w:t>4</w:t>
+              <w:t>5</w:t>
             </w:r>
             <w:r>
               <w:rPr>
@@ -1489,7 +1491,7 @@
               <w:lang w:eastAsia="es-ES"/>
             </w:rPr>
           </w:pPr>
-          <w:hyperlink w:anchor="_Toc227770860" w:history="1">
+          <w:hyperlink w:anchor="_Toc227779298" w:history="1">
             <w:r>
               <w:rPr>
                 <w:rStyle w:val="Hipervnculo"/>
@@ -1516,7 +1518,7 @@
                 <w:noProof/>
                 <w:webHidden/>
               </w:rPr>
-              <w:instrText xml:space="preserve"> PAGEREF _Toc227770860 \h </w:instrText>
+              <w:instrText xml:space="preserve"> PAGEREF _Toc227779298 \h </w:instrText>
             </w:r>
             <w:r>
               <w:rPr>
@@ -1536,7 +1538,7 @@
                 <w:noProof/>
                 <w:webHidden/>
               </w:rPr>
-              <w:t>4</w:t>
+              <w:t>5</w:t>
             </w:r>
             <w:r>
               <w:rPr>
@@ -1559,7 +1561,7 @@
               <w:lang w:eastAsia="es-ES"/>
             </w:rPr>
           </w:pPr>
-          <w:hyperlink w:anchor="_Toc227770861" w:history="1">
+          <w:hyperlink w:anchor="_Toc227779299" w:history="1">
             <w:r>
               <w:rPr>
                 <w:rStyle w:val="Hipervnculo"/>
@@ -1586,7 +1588,7 @@
                 <w:noProof/>
                 <w:webHidden/>
               </w:rPr>
-              <w:instrText xml:space="preserve"> PAGEREF _Toc227770861 \h </w:instrText>
+              <w:instrText xml:space="preserve"> PAGEREF _Toc227779299 \h </w:instrText>
             </w:r>
             <w:r>
               <w:rPr>
@@ -1606,7 +1608,7 @@
                 <w:noProof/>
                 <w:webHidden/>
               </w:rPr>
-              <w:t>5</w:t>
+              <w:t>6</w:t>
             </w:r>
             <w:r>
               <w:rPr>
@@ -1629,7 +1631,7 @@
               <w:lang w:eastAsia="es-ES"/>
             </w:rPr>
           </w:pPr>
-          <w:hyperlink w:anchor="_Toc227770862" w:history="1">
+          <w:hyperlink w:anchor="_Toc227779300" w:history="1">
             <w:r>
               <w:rPr>
                 <w:rStyle w:val="Hipervnculo"/>
@@ -1656,7 +1658,7 @@
                 <w:noProof/>
                 <w:webHidden/>
               </w:rPr>
-              <w:instrText xml:space="preserve"> PAGEREF _Toc227770862 \h </w:instrText>
+              <w:instrText xml:space="preserve"> PAGEREF _Toc227779300 \h </w:instrText>
             </w:r>
             <w:r>
               <w:rPr>
@@ -1676,7 +1678,7 @@
                 <w:noProof/>
                 <w:webHidden/>
               </w:rPr>
-              <w:t>5</w:t>
+              <w:t>6</w:t>
             </w:r>
             <w:r>
               <w:rPr>
@@ -1699,7 +1701,7 @@
               <w:lang w:eastAsia="es-ES"/>
             </w:rPr>
           </w:pPr>
-          <w:hyperlink w:anchor="_Toc227770863" w:history="1">
+          <w:hyperlink w:anchor="_Toc227779301" w:history="1">
             <w:r>
               <w:rPr>
                 <w:rStyle w:val="Hipervnculo"/>
@@ -1726,7 +1728,7 @@
                 <w:noProof/>
                 <w:webHidden/>
               </w:rPr>
-              <w:instrText xml:space="preserve"> PAGEREF _Toc227770863 \h </w:instrText>
+              <w:instrText xml:space="preserve"> PAGEREF _Toc227779301 \h </w:instrText>
             </w:r>
             <w:r>
               <w:rPr>
@@ -1746,7 +1748,7 @@
                 <w:noProof/>
                 <w:webHidden/>
               </w:rPr>
-              <w:t>6</w:t>
+              <w:t>7</w:t>
             </w:r>
             <w:r>
               <w:rPr>
@@ -1769,7 +1771,7 @@
               <w:lang w:eastAsia="es-ES"/>
             </w:rPr>
           </w:pPr>
-          <w:hyperlink w:anchor="_Toc227770864" w:history="1">
+          <w:hyperlink w:anchor="_Toc227779302" w:history="1">
             <w:r>
               <w:rPr>
                 <w:rStyle w:val="Hipervnculo"/>
@@ -1796,7 +1798,7 @@
                 <w:noProof/>
                 <w:webHidden/>
               </w:rPr>
-              <w:instrText xml:space="preserve"> PAGEREF _Toc227770864 \h </w:instrText>
+              <w:instrText xml:space="preserve"> PAGEREF _Toc227779302 \h </w:instrText>
             </w:r>
             <w:r>
               <w:rPr>
@@ -1816,7 +1818,7 @@
                 <w:noProof/>
                 <w:webHidden/>
               </w:rPr>
-              <w:t>6</w:t>
+              <w:t>7</w:t>
             </w:r>
             <w:r>
               <w:rPr>
@@ -1839,7 +1841,7 @@
               <w:lang w:eastAsia="es-ES"/>
             </w:rPr>
           </w:pPr>
-          <w:hyperlink w:anchor="_Toc227770865" w:history="1">
+          <w:hyperlink w:anchor="_Toc227779303" w:history="1">
             <w:r>
               <w:rPr>
                 <w:rStyle w:val="Hipervnculo"/>
@@ -1866,7 +1868,7 @@
                 <w:noProof/>
                 <w:webHidden/>
               </w:rPr>
-              <w:instrText xml:space="preserve"> PAGEREF _Toc227770865 \h </w:instrText>
+              <w:instrText xml:space="preserve"> PAGEREF _Toc227779303 \h </w:instrText>
             </w:r>
             <w:r>
               <w:rPr>
@@ -1886,7 +1888,7 @@
                 <w:noProof/>
                 <w:webHidden/>
               </w:rPr>
-              <w:t>7</w:t>
+              <w:t>8</w:t>
             </w:r>
             <w:r>
               <w:rPr>
@@ -1909,7 +1911,7 @@
               <w:lang w:eastAsia="es-ES"/>
             </w:rPr>
           </w:pPr>
-          <w:hyperlink w:anchor="_Toc227770866" w:history="1">
+          <w:hyperlink w:anchor="_Toc227779304" w:history="1">
             <w:r>
               <w:rPr>
                 <w:rStyle w:val="Hipervnculo"/>
@@ -1936,7 +1938,7 @@
                 <w:noProof/>
                 <w:webHidden/>
               </w:rPr>
-              <w:instrText xml:space="preserve"> PAGEREF _Toc227770866 \h </w:instrText>
+              <w:instrText xml:space="preserve"> PAGEREF _Toc227779304 \h </w:instrText>
             </w:r>
             <w:r>
               <w:rPr>
@@ -1956,7 +1958,7 @@
                 <w:noProof/>
                 <w:webHidden/>
               </w:rPr>
-              <w:t>7</w:t>
+              <w:t>8</w:t>
             </w:r>
             <w:r>
               <w:rPr>
@@ -1979,7 +1981,7 @@
               <w:lang w:eastAsia="es-ES"/>
             </w:rPr>
           </w:pPr>
-          <w:hyperlink w:anchor="_Toc227770867" w:history="1">
+          <w:hyperlink w:anchor="_Toc227779305" w:history="1">
             <w:r>
               <w:rPr>
                 <w:rStyle w:val="Hipervnculo"/>
@@ -2006,7 +2008,7 @@
                 <w:noProof/>
                 <w:webHidden/>
               </w:rPr>
-              <w:instrText xml:space="preserve"> PAGEREF _Toc227770867 \h </w:instrText>
+              <w:instrText xml:space="preserve"> PAGEREF _Toc227779305 \h </w:instrText>
             </w:r>
             <w:r>
               <w:rPr>
@@ -2026,7 +2028,7 @@
                 <w:noProof/>
                 <w:webHidden/>
               </w:rPr>
-              <w:t>7</w:t>
+              <w:t>8</w:t>
             </w:r>
             <w:r>
               <w:rPr>
@@ -2049,7 +2051,7 @@
               <w:lang w:eastAsia="es-ES"/>
             </w:rPr>
           </w:pPr>
-          <w:hyperlink w:anchor="_Toc227770868" w:history="1">
+          <w:hyperlink w:anchor="_Toc227779306" w:history="1">
             <w:r>
               <w:rPr>
                 <w:rStyle w:val="Hipervnculo"/>
@@ -2076,7 +2078,7 @@
                 <w:noProof/>
                 <w:webHidden/>
               </w:rPr>
-              <w:instrText xml:space="preserve"> PAGEREF _Toc227770868 \h </w:instrText>
+              <w:instrText xml:space="preserve"> PAGEREF _Toc227779306 \h </w:instrText>
             </w:r>
             <w:r>
               <w:rPr>
@@ -2096,7 +2098,7 @@
                 <w:noProof/>
                 <w:webHidden/>
               </w:rPr>
-              <w:t>8</w:t>
+              <w:t>9</w:t>
             </w:r>
             <w:r>
               <w:rPr>
@@ -2119,7 +2121,7 @@
               <w:lang w:eastAsia="es-ES"/>
             </w:rPr>
           </w:pPr>
-          <w:hyperlink w:anchor="_Toc227770869" w:history="1">
+          <w:hyperlink w:anchor="_Toc227779307" w:history="1">
             <w:r>
               <w:rPr>
                 <w:rStyle w:val="Hipervnculo"/>
@@ -2146,7 +2148,7 @@
                 <w:noProof/>
                 <w:webHidden/>
               </w:rPr>
-              <w:instrText xml:space="preserve"> PAGEREF _Toc227770869 \h </w:instrText>
+              <w:instrText xml:space="preserve"> PAGEREF _Toc227779307 \h </w:instrText>
             </w:r>
             <w:r>
               <w:rPr>
@@ -2166,7 +2168,1338 @@
                 <w:noProof/>
                 <w:webHidden/>
               </w:rPr>
-              <w:t>8</w:t>
+              <w:t>9</w:t>
+            </w:r>
+            <w:r>
+              <w:rPr>
+                <w:noProof/>
+                <w:webHidden/>
+              </w:rPr>
+              <w:fldChar w:fldCharType="end"/>
+            </w:r>
+          </w:hyperlink>
+        </w:p>
+        <w:p>
+          <w:pPr>
+            <w:pStyle w:val="TDC1"/>
+            <w:tabs>
+              <w:tab w:val="right" w:leader="dot" w:pos="8494"/>
+            </w:tabs>
+            <w:rPr>
+              <w:rFonts w:asciiTheme="minorHAnsi" w:eastAsiaTheme="minorEastAsia" w:hAnsiTheme="minorHAnsi"/>
+              <w:noProof/>
+              <w:lang w:eastAsia="es-ES"/>
+            </w:rPr>
+          </w:pPr>
+          <w:hyperlink w:anchor="_Toc227779308" w:history="1">
+            <w:r>
+              <w:rPr>
+                <w:rStyle w:val="Hipervnculo"/>
+                <w:noProof/>
+                <w:lang w:eastAsia="es-ES"/>
+              </w:rPr>
+              <w:t>10. Lógica base</w:t>
+            </w:r>
+            <w:r>
+              <w:rPr>
+                <w:noProof/>
+                <w:webHidden/>
+              </w:rPr>
+              <w:tab/>
+            </w:r>
+            <w:r>
+              <w:rPr>
+                <w:noProof/>
+                <w:webHidden/>
+              </w:rPr>
+              <w:fldChar w:fldCharType="begin"/>
+            </w:r>
+            <w:r>
+              <w:rPr>
+                <w:noProof/>
+                <w:webHidden/>
+              </w:rPr>
+              <w:instrText xml:space="preserve"> PAGEREF _Toc227779308 \h </w:instrText>
+            </w:r>
+            <w:r>
+              <w:rPr>
+                <w:noProof/>
+                <w:webHidden/>
+              </w:rPr>
+            </w:r>
+            <w:r>
+              <w:rPr>
+                <w:noProof/>
+                <w:webHidden/>
+              </w:rPr>
+              <w:fldChar w:fldCharType="separate"/>
+            </w:r>
+            <w:r>
+              <w:rPr>
+                <w:noProof/>
+                <w:webHidden/>
+              </w:rPr>
+              <w:t>10</w:t>
+            </w:r>
+            <w:r>
+              <w:rPr>
+                <w:noProof/>
+                <w:webHidden/>
+              </w:rPr>
+              <w:fldChar w:fldCharType="end"/>
+            </w:r>
+          </w:hyperlink>
+        </w:p>
+        <w:p>
+          <w:pPr>
+            <w:pStyle w:val="TDC2"/>
+            <w:tabs>
+              <w:tab w:val="right" w:leader="dot" w:pos="8494"/>
+            </w:tabs>
+            <w:rPr>
+              <w:rFonts w:asciiTheme="minorHAnsi" w:eastAsiaTheme="minorEastAsia" w:hAnsiTheme="minorHAnsi"/>
+              <w:noProof/>
+              <w:lang w:eastAsia="es-ES"/>
+            </w:rPr>
+          </w:pPr>
+          <w:hyperlink w:anchor="_Toc227779309" w:history="1">
+            <w:r>
+              <w:rPr>
+                <w:rStyle w:val="Hipervnculo"/>
+                <w:noProof/>
+              </w:rPr>
+              <w:t>10.1. Algoritmo de Organización y Normalización</w:t>
+            </w:r>
+            <w:r>
+              <w:rPr>
+                <w:noProof/>
+                <w:webHidden/>
+              </w:rPr>
+              <w:tab/>
+            </w:r>
+            <w:r>
+              <w:rPr>
+                <w:noProof/>
+                <w:webHidden/>
+              </w:rPr>
+              <w:fldChar w:fldCharType="begin"/>
+            </w:r>
+            <w:r>
+              <w:rPr>
+                <w:noProof/>
+                <w:webHidden/>
+              </w:rPr>
+              <w:instrText xml:space="preserve"> PAGEREF _Toc227779309 \h </w:instrText>
+            </w:r>
+            <w:r>
+              <w:rPr>
+                <w:noProof/>
+                <w:webHidden/>
+              </w:rPr>
+            </w:r>
+            <w:r>
+              <w:rPr>
+                <w:noProof/>
+                <w:webHidden/>
+              </w:rPr>
+              <w:fldChar w:fldCharType="separate"/>
+            </w:r>
+            <w:r>
+              <w:rPr>
+                <w:noProof/>
+                <w:webHidden/>
+              </w:rPr>
+              <w:t>10</w:t>
+            </w:r>
+            <w:r>
+              <w:rPr>
+                <w:noProof/>
+                <w:webHidden/>
+              </w:rPr>
+              <w:fldChar w:fldCharType="end"/>
+            </w:r>
+          </w:hyperlink>
+        </w:p>
+        <w:p>
+          <w:pPr>
+            <w:pStyle w:val="TDC2"/>
+            <w:tabs>
+              <w:tab w:val="right" w:leader="dot" w:pos="8494"/>
+            </w:tabs>
+            <w:rPr>
+              <w:rFonts w:asciiTheme="minorHAnsi" w:eastAsiaTheme="minorEastAsia" w:hAnsiTheme="minorHAnsi"/>
+              <w:noProof/>
+              <w:lang w:eastAsia="es-ES"/>
+            </w:rPr>
+          </w:pPr>
+          <w:hyperlink w:anchor="_Toc227779310" w:history="1">
+            <w:r>
+              <w:rPr>
+                <w:rStyle w:val="Hipervnculo"/>
+                <w:noProof/>
+              </w:rPr>
+              <w:t>10.2. Estructura de Directorios Dinámica</w:t>
+            </w:r>
+            <w:r>
+              <w:rPr>
+                <w:noProof/>
+                <w:webHidden/>
+              </w:rPr>
+              <w:tab/>
+            </w:r>
+            <w:r>
+              <w:rPr>
+                <w:noProof/>
+                <w:webHidden/>
+              </w:rPr>
+              <w:fldChar w:fldCharType="begin"/>
+            </w:r>
+            <w:r>
+              <w:rPr>
+                <w:noProof/>
+                <w:webHidden/>
+              </w:rPr>
+              <w:instrText xml:space="preserve"> PAGEREF _Toc227779310 \h </w:instrText>
+            </w:r>
+            <w:r>
+              <w:rPr>
+                <w:noProof/>
+                <w:webHidden/>
+              </w:rPr>
+            </w:r>
+            <w:r>
+              <w:rPr>
+                <w:noProof/>
+                <w:webHidden/>
+              </w:rPr>
+              <w:fldChar w:fldCharType="separate"/>
+            </w:r>
+            <w:r>
+              <w:rPr>
+                <w:noProof/>
+                <w:webHidden/>
+              </w:rPr>
+              <w:t>10</w:t>
+            </w:r>
+            <w:r>
+              <w:rPr>
+                <w:noProof/>
+                <w:webHidden/>
+              </w:rPr>
+              <w:fldChar w:fldCharType="end"/>
+            </w:r>
+          </w:hyperlink>
+        </w:p>
+        <w:p>
+          <w:pPr>
+            <w:pStyle w:val="TDC2"/>
+            <w:tabs>
+              <w:tab w:val="right" w:leader="dot" w:pos="8494"/>
+            </w:tabs>
+            <w:rPr>
+              <w:rFonts w:asciiTheme="minorHAnsi" w:eastAsiaTheme="minorEastAsia" w:hAnsiTheme="minorHAnsi"/>
+              <w:noProof/>
+              <w:lang w:eastAsia="es-ES"/>
+            </w:rPr>
+          </w:pPr>
+          <w:hyperlink w:anchor="_Toc227779311" w:history="1">
+            <w:r>
+              <w:rPr>
+                <w:rStyle w:val="Hipervnculo"/>
+                <w:noProof/>
+              </w:rPr>
+              <w:t>10.3. Gestión de la Integridad (CRUD de Archivos)</w:t>
+            </w:r>
+            <w:r>
+              <w:rPr>
+                <w:noProof/>
+                <w:webHidden/>
+              </w:rPr>
+              <w:tab/>
+            </w:r>
+            <w:r>
+              <w:rPr>
+                <w:noProof/>
+                <w:webHidden/>
+              </w:rPr>
+              <w:fldChar w:fldCharType="begin"/>
+            </w:r>
+            <w:r>
+              <w:rPr>
+                <w:noProof/>
+                <w:webHidden/>
+              </w:rPr>
+              <w:instrText xml:space="preserve"> PAGEREF _Toc227779311 \h </w:instrText>
+            </w:r>
+            <w:r>
+              <w:rPr>
+                <w:noProof/>
+                <w:webHidden/>
+              </w:rPr>
+            </w:r>
+            <w:r>
+              <w:rPr>
+                <w:noProof/>
+                <w:webHidden/>
+              </w:rPr>
+              <w:fldChar w:fldCharType="separate"/>
+            </w:r>
+            <w:r>
+              <w:rPr>
+                <w:noProof/>
+                <w:webHidden/>
+              </w:rPr>
+              <w:t>11</w:t>
+            </w:r>
+            <w:r>
+              <w:rPr>
+                <w:noProof/>
+                <w:webHidden/>
+              </w:rPr>
+              <w:fldChar w:fldCharType="end"/>
+            </w:r>
+          </w:hyperlink>
+        </w:p>
+        <w:p>
+          <w:pPr>
+            <w:pStyle w:val="TDC2"/>
+            <w:tabs>
+              <w:tab w:val="right" w:leader="dot" w:pos="8494"/>
+            </w:tabs>
+            <w:rPr>
+              <w:rFonts w:asciiTheme="minorHAnsi" w:eastAsiaTheme="minorEastAsia" w:hAnsiTheme="minorHAnsi"/>
+              <w:noProof/>
+              <w:lang w:eastAsia="es-ES"/>
+            </w:rPr>
+          </w:pPr>
+          <w:hyperlink w:anchor="_Toc227779312" w:history="1">
+            <w:r>
+              <w:rPr>
+                <w:rStyle w:val="Hipervnculo"/>
+                <w:noProof/>
+              </w:rPr>
+              <w:t>10.4. Explicación Técnica de Funcionamiento (Workflow)</w:t>
+            </w:r>
+            <w:r>
+              <w:rPr>
+                <w:noProof/>
+                <w:webHidden/>
+              </w:rPr>
+              <w:tab/>
+            </w:r>
+            <w:r>
+              <w:rPr>
+                <w:noProof/>
+                <w:webHidden/>
+              </w:rPr>
+              <w:fldChar w:fldCharType="begin"/>
+            </w:r>
+            <w:r>
+              <w:rPr>
+                <w:noProof/>
+                <w:webHidden/>
+              </w:rPr>
+              <w:instrText xml:space="preserve"> PAGEREF _Toc227779312 \h </w:instrText>
+            </w:r>
+            <w:r>
+              <w:rPr>
+                <w:noProof/>
+                <w:webHidden/>
+              </w:rPr>
+            </w:r>
+            <w:r>
+              <w:rPr>
+                <w:noProof/>
+                <w:webHidden/>
+              </w:rPr>
+              <w:fldChar w:fldCharType="separate"/>
+            </w:r>
+            <w:r>
+              <w:rPr>
+                <w:noProof/>
+                <w:webHidden/>
+              </w:rPr>
+              <w:t>11</w:t>
+            </w:r>
+            <w:r>
+              <w:rPr>
+                <w:noProof/>
+                <w:webHidden/>
+              </w:rPr>
+              <w:fldChar w:fldCharType="end"/>
+            </w:r>
+          </w:hyperlink>
+        </w:p>
+        <w:p>
+          <w:pPr>
+            <w:pStyle w:val="TDC2"/>
+            <w:tabs>
+              <w:tab w:val="right" w:leader="dot" w:pos="8494"/>
+            </w:tabs>
+            <w:rPr>
+              <w:rFonts w:asciiTheme="minorHAnsi" w:eastAsiaTheme="minorEastAsia" w:hAnsiTheme="minorHAnsi"/>
+              <w:noProof/>
+              <w:lang w:eastAsia="es-ES"/>
+            </w:rPr>
+          </w:pPr>
+          <w:hyperlink w:anchor="_Toc227779313" w:history="1">
+            <w:r>
+              <w:rPr>
+                <w:rStyle w:val="Hipervnculo"/>
+                <w:noProof/>
+              </w:rPr>
+              <w:t>10.5. Ejemplo del Flujo de Nombres</w:t>
+            </w:r>
+            <w:r>
+              <w:rPr>
+                <w:noProof/>
+                <w:webHidden/>
+              </w:rPr>
+              <w:tab/>
+            </w:r>
+            <w:r>
+              <w:rPr>
+                <w:noProof/>
+                <w:webHidden/>
+              </w:rPr>
+              <w:fldChar w:fldCharType="begin"/>
+            </w:r>
+            <w:r>
+              <w:rPr>
+                <w:noProof/>
+                <w:webHidden/>
+              </w:rPr>
+              <w:instrText xml:space="preserve"> PAGEREF _Toc227779313 \h </w:instrText>
+            </w:r>
+            <w:r>
+              <w:rPr>
+                <w:noProof/>
+                <w:webHidden/>
+              </w:rPr>
+            </w:r>
+            <w:r>
+              <w:rPr>
+                <w:noProof/>
+                <w:webHidden/>
+              </w:rPr>
+              <w:fldChar w:fldCharType="separate"/>
+            </w:r>
+            <w:r>
+              <w:rPr>
+                <w:noProof/>
+                <w:webHidden/>
+              </w:rPr>
+              <w:t>12</w:t>
+            </w:r>
+            <w:r>
+              <w:rPr>
+                <w:noProof/>
+                <w:webHidden/>
+              </w:rPr>
+              <w:fldChar w:fldCharType="end"/>
+            </w:r>
+          </w:hyperlink>
+        </w:p>
+        <w:p>
+          <w:pPr>
+            <w:pStyle w:val="TDC1"/>
+            <w:tabs>
+              <w:tab w:val="right" w:leader="dot" w:pos="8494"/>
+            </w:tabs>
+            <w:rPr>
+              <w:rFonts w:asciiTheme="minorHAnsi" w:eastAsiaTheme="minorEastAsia" w:hAnsiTheme="minorHAnsi"/>
+              <w:noProof/>
+              <w:lang w:eastAsia="es-ES"/>
+            </w:rPr>
+          </w:pPr>
+          <w:hyperlink w:anchor="_Toc227779314" w:history="1">
+            <w:r>
+              <w:rPr>
+                <w:rStyle w:val="Hipervnculo"/>
+                <w:noProof/>
+              </w:rPr>
+              <w:t>11. Motor de Ejecución y Gestión de Sesión</w:t>
+            </w:r>
+            <w:r>
+              <w:rPr>
+                <w:noProof/>
+                <w:webHidden/>
+              </w:rPr>
+              <w:tab/>
+            </w:r>
+            <w:r>
+              <w:rPr>
+                <w:noProof/>
+                <w:webHidden/>
+              </w:rPr>
+              <w:fldChar w:fldCharType="begin"/>
+            </w:r>
+            <w:r>
+              <w:rPr>
+                <w:noProof/>
+                <w:webHidden/>
+              </w:rPr>
+              <w:instrText xml:space="preserve"> PAGEREF _Toc227779314 \h </w:instrText>
+            </w:r>
+            <w:r>
+              <w:rPr>
+                <w:noProof/>
+                <w:webHidden/>
+              </w:rPr>
+            </w:r>
+            <w:r>
+              <w:rPr>
+                <w:noProof/>
+                <w:webHidden/>
+              </w:rPr>
+              <w:fldChar w:fldCharType="separate"/>
+            </w:r>
+            <w:r>
+              <w:rPr>
+                <w:noProof/>
+                <w:webHidden/>
+              </w:rPr>
+              <w:t>13</w:t>
+            </w:r>
+            <w:r>
+              <w:rPr>
+                <w:noProof/>
+                <w:webHidden/>
+              </w:rPr>
+              <w:fldChar w:fldCharType="end"/>
+            </w:r>
+          </w:hyperlink>
+        </w:p>
+        <w:p>
+          <w:pPr>
+            <w:pStyle w:val="TDC2"/>
+            <w:tabs>
+              <w:tab w:val="right" w:leader="dot" w:pos="8494"/>
+            </w:tabs>
+            <w:rPr>
+              <w:rFonts w:asciiTheme="minorHAnsi" w:eastAsiaTheme="minorEastAsia" w:hAnsiTheme="minorHAnsi"/>
+              <w:noProof/>
+              <w:lang w:eastAsia="es-ES"/>
+            </w:rPr>
+          </w:pPr>
+          <w:hyperlink w:anchor="_Toc227779315" w:history="1">
+            <w:r>
+              <w:rPr>
+                <w:rStyle w:val="Hipervnculo"/>
+                <w:noProof/>
+              </w:rPr>
+              <w:t>11.1. Gestión Dinámica de Colas Privadas</w:t>
+            </w:r>
+            <w:r>
+              <w:rPr>
+                <w:noProof/>
+                <w:webHidden/>
+              </w:rPr>
+              <w:tab/>
+            </w:r>
+            <w:r>
+              <w:rPr>
+                <w:noProof/>
+                <w:webHidden/>
+              </w:rPr>
+              <w:fldChar w:fldCharType="begin"/>
+            </w:r>
+            <w:r>
+              <w:rPr>
+                <w:noProof/>
+                <w:webHidden/>
+              </w:rPr>
+              <w:instrText xml:space="preserve"> PAGEREF _Toc227779315 \h </w:instrText>
+            </w:r>
+            <w:r>
+              <w:rPr>
+                <w:noProof/>
+                <w:webHidden/>
+              </w:rPr>
+            </w:r>
+            <w:r>
+              <w:rPr>
+                <w:noProof/>
+                <w:webHidden/>
+              </w:rPr>
+              <w:fldChar w:fldCharType="separate"/>
+            </w:r>
+            <w:r>
+              <w:rPr>
+                <w:noProof/>
+                <w:webHidden/>
+              </w:rPr>
+              <w:t>13</w:t>
+            </w:r>
+            <w:r>
+              <w:rPr>
+                <w:noProof/>
+                <w:webHidden/>
+              </w:rPr>
+              <w:fldChar w:fldCharType="end"/>
+            </w:r>
+          </w:hyperlink>
+        </w:p>
+        <w:p>
+          <w:pPr>
+            <w:pStyle w:val="TDC2"/>
+            <w:tabs>
+              <w:tab w:val="right" w:leader="dot" w:pos="8494"/>
+            </w:tabs>
+            <w:rPr>
+              <w:rFonts w:asciiTheme="minorHAnsi" w:eastAsiaTheme="minorEastAsia" w:hAnsiTheme="minorHAnsi"/>
+              <w:noProof/>
+              <w:lang w:eastAsia="es-ES"/>
+            </w:rPr>
+          </w:pPr>
+          <w:hyperlink w:anchor="_Toc227779316" w:history="1">
+            <w:r>
+              <w:rPr>
+                <w:rStyle w:val="Hipervnculo"/>
+                <w:noProof/>
+              </w:rPr>
+              <w:t>11.2. Arquitectura del Reproductor Dual</w:t>
+            </w:r>
+            <w:r>
+              <w:rPr>
+                <w:noProof/>
+                <w:webHidden/>
+              </w:rPr>
+              <w:tab/>
+            </w:r>
+            <w:r>
+              <w:rPr>
+                <w:noProof/>
+                <w:webHidden/>
+              </w:rPr>
+              <w:fldChar w:fldCharType="begin"/>
+            </w:r>
+            <w:r>
+              <w:rPr>
+                <w:noProof/>
+                <w:webHidden/>
+              </w:rPr>
+              <w:instrText xml:space="preserve"> PAGEREF _Toc227779316 \h </w:instrText>
+            </w:r>
+            <w:r>
+              <w:rPr>
+                <w:noProof/>
+                <w:webHidden/>
+              </w:rPr>
+            </w:r>
+            <w:r>
+              <w:rPr>
+                <w:noProof/>
+                <w:webHidden/>
+              </w:rPr>
+              <w:fldChar w:fldCharType="separate"/>
+            </w:r>
+            <w:r>
+              <w:rPr>
+                <w:noProof/>
+                <w:webHidden/>
+              </w:rPr>
+              <w:t>13</w:t>
+            </w:r>
+            <w:r>
+              <w:rPr>
+                <w:noProof/>
+                <w:webHidden/>
+              </w:rPr>
+              <w:fldChar w:fldCharType="end"/>
+            </w:r>
+          </w:hyperlink>
+        </w:p>
+        <w:p>
+          <w:pPr>
+            <w:pStyle w:val="TDC2"/>
+            <w:tabs>
+              <w:tab w:val="right" w:leader="dot" w:pos="8494"/>
+            </w:tabs>
+            <w:rPr>
+              <w:rFonts w:asciiTheme="minorHAnsi" w:eastAsiaTheme="minorEastAsia" w:hAnsiTheme="minorHAnsi"/>
+              <w:noProof/>
+              <w:lang w:eastAsia="es-ES"/>
+            </w:rPr>
+          </w:pPr>
+          <w:hyperlink w:anchor="_Toc227779317" w:history="1">
+            <w:r>
+              <w:rPr>
+                <w:rStyle w:val="Hipervnculo"/>
+                <w:noProof/>
+              </w:rPr>
+              <w:t>11.3. Motor de Sincronización Avanzada</w:t>
+            </w:r>
+            <w:r>
+              <w:rPr>
+                <w:noProof/>
+                <w:webHidden/>
+              </w:rPr>
+              <w:tab/>
+            </w:r>
+            <w:r>
+              <w:rPr>
+                <w:noProof/>
+                <w:webHidden/>
+              </w:rPr>
+              <w:fldChar w:fldCharType="begin"/>
+            </w:r>
+            <w:r>
+              <w:rPr>
+                <w:noProof/>
+                <w:webHidden/>
+              </w:rPr>
+              <w:instrText xml:space="preserve"> PAGEREF _Toc227779317 \h </w:instrText>
+            </w:r>
+            <w:r>
+              <w:rPr>
+                <w:noProof/>
+                <w:webHidden/>
+              </w:rPr>
+            </w:r>
+            <w:r>
+              <w:rPr>
+                <w:noProof/>
+                <w:webHidden/>
+              </w:rPr>
+              <w:fldChar w:fldCharType="separate"/>
+            </w:r>
+            <w:r>
+              <w:rPr>
+                <w:noProof/>
+                <w:webHidden/>
+              </w:rPr>
+              <w:t>13</w:t>
+            </w:r>
+            <w:r>
+              <w:rPr>
+                <w:noProof/>
+                <w:webHidden/>
+              </w:rPr>
+              <w:fldChar w:fldCharType="end"/>
+            </w:r>
+          </w:hyperlink>
+        </w:p>
+        <w:p>
+          <w:pPr>
+            <w:pStyle w:val="TDC2"/>
+            <w:tabs>
+              <w:tab w:val="right" w:leader="dot" w:pos="8494"/>
+            </w:tabs>
+            <w:rPr>
+              <w:rFonts w:asciiTheme="minorHAnsi" w:eastAsiaTheme="minorEastAsia" w:hAnsiTheme="minorHAnsi"/>
+              <w:noProof/>
+              <w:lang w:eastAsia="es-ES"/>
+            </w:rPr>
+          </w:pPr>
+          <w:hyperlink w:anchor="_Toc227779318" w:history="1">
+            <w:r>
+              <w:rPr>
+                <w:rStyle w:val="Hipervnculo"/>
+                <w:noProof/>
+              </w:rPr>
+              <w:t>11.4. Interfaz de Escenario</w:t>
+            </w:r>
+            <w:r>
+              <w:rPr>
+                <w:noProof/>
+                <w:webHidden/>
+              </w:rPr>
+              <w:tab/>
+            </w:r>
+            <w:r>
+              <w:rPr>
+                <w:noProof/>
+                <w:webHidden/>
+              </w:rPr>
+              <w:fldChar w:fldCharType="begin"/>
+            </w:r>
+            <w:r>
+              <w:rPr>
+                <w:noProof/>
+                <w:webHidden/>
+              </w:rPr>
+              <w:instrText xml:space="preserve"> PAGEREF _Toc227779318 \h </w:instrText>
+            </w:r>
+            <w:r>
+              <w:rPr>
+                <w:noProof/>
+                <w:webHidden/>
+              </w:rPr>
+            </w:r>
+            <w:r>
+              <w:rPr>
+                <w:noProof/>
+                <w:webHidden/>
+              </w:rPr>
+              <w:fldChar w:fldCharType="separate"/>
+            </w:r>
+            <w:r>
+              <w:rPr>
+                <w:noProof/>
+                <w:webHidden/>
+              </w:rPr>
+              <w:t>14</w:t>
+            </w:r>
+            <w:r>
+              <w:rPr>
+                <w:noProof/>
+                <w:webHidden/>
+              </w:rPr>
+              <w:fldChar w:fldCharType="end"/>
+            </w:r>
+          </w:hyperlink>
+        </w:p>
+        <w:p>
+          <w:pPr>
+            <w:pStyle w:val="TDC1"/>
+            <w:tabs>
+              <w:tab w:val="right" w:leader="dot" w:pos="8494"/>
+            </w:tabs>
+            <w:rPr>
+              <w:rFonts w:asciiTheme="minorHAnsi" w:eastAsiaTheme="minorEastAsia" w:hAnsiTheme="minorHAnsi"/>
+              <w:noProof/>
+              <w:lang w:eastAsia="es-ES"/>
+            </w:rPr>
+          </w:pPr>
+          <w:hyperlink w:anchor="_Toc227779319" w:history="1">
+            <w:r>
+              <w:rPr>
+                <w:rStyle w:val="Hipervnculo"/>
+                <w:noProof/>
+              </w:rPr>
+              <w:t>12. Navegación y Flujo de Trabajo (User Flow)</w:t>
+            </w:r>
+            <w:r>
+              <w:rPr>
+                <w:noProof/>
+                <w:webHidden/>
+              </w:rPr>
+              <w:tab/>
+            </w:r>
+            <w:r>
+              <w:rPr>
+                <w:noProof/>
+                <w:webHidden/>
+              </w:rPr>
+              <w:fldChar w:fldCharType="begin"/>
+            </w:r>
+            <w:r>
+              <w:rPr>
+                <w:noProof/>
+                <w:webHidden/>
+              </w:rPr>
+              <w:instrText xml:space="preserve"> PAGEREF _Toc227779319 \h </w:instrText>
+            </w:r>
+            <w:r>
+              <w:rPr>
+                <w:noProof/>
+                <w:webHidden/>
+              </w:rPr>
+            </w:r>
+            <w:r>
+              <w:rPr>
+                <w:noProof/>
+                <w:webHidden/>
+              </w:rPr>
+              <w:fldChar w:fldCharType="separate"/>
+            </w:r>
+            <w:r>
+              <w:rPr>
+                <w:noProof/>
+                <w:webHidden/>
+              </w:rPr>
+              <w:t>14</w:t>
+            </w:r>
+            <w:r>
+              <w:rPr>
+                <w:noProof/>
+                <w:webHidden/>
+              </w:rPr>
+              <w:fldChar w:fldCharType="end"/>
+            </w:r>
+          </w:hyperlink>
+        </w:p>
+        <w:p>
+          <w:pPr>
+            <w:pStyle w:val="TDC2"/>
+            <w:tabs>
+              <w:tab w:val="right" w:leader="dot" w:pos="8494"/>
+            </w:tabs>
+            <w:rPr>
+              <w:rFonts w:asciiTheme="minorHAnsi" w:eastAsiaTheme="minorEastAsia" w:hAnsiTheme="minorHAnsi"/>
+              <w:noProof/>
+              <w:lang w:eastAsia="es-ES"/>
+            </w:rPr>
+          </w:pPr>
+          <w:hyperlink w:anchor="_Toc227779320" w:history="1">
+            <w:r>
+              <w:rPr>
+                <w:rStyle w:val="Hipervnculo"/>
+                <w:noProof/>
+              </w:rPr>
+              <w:t>12.1. Mapa del Sitio (Sitemap)</w:t>
+            </w:r>
+            <w:r>
+              <w:rPr>
+                <w:noProof/>
+                <w:webHidden/>
+              </w:rPr>
+              <w:tab/>
+            </w:r>
+            <w:r>
+              <w:rPr>
+                <w:noProof/>
+                <w:webHidden/>
+              </w:rPr>
+              <w:fldChar w:fldCharType="begin"/>
+            </w:r>
+            <w:r>
+              <w:rPr>
+                <w:noProof/>
+                <w:webHidden/>
+              </w:rPr>
+              <w:instrText xml:space="preserve"> PAGEREF _Toc227779320 \h </w:instrText>
+            </w:r>
+            <w:r>
+              <w:rPr>
+                <w:noProof/>
+                <w:webHidden/>
+              </w:rPr>
+            </w:r>
+            <w:r>
+              <w:rPr>
+                <w:noProof/>
+                <w:webHidden/>
+              </w:rPr>
+              <w:fldChar w:fldCharType="separate"/>
+            </w:r>
+            <w:r>
+              <w:rPr>
+                <w:noProof/>
+                <w:webHidden/>
+              </w:rPr>
+              <w:t>14</w:t>
+            </w:r>
+            <w:r>
+              <w:rPr>
+                <w:noProof/>
+                <w:webHidden/>
+              </w:rPr>
+              <w:fldChar w:fldCharType="end"/>
+            </w:r>
+          </w:hyperlink>
+        </w:p>
+        <w:p>
+          <w:pPr>
+            <w:pStyle w:val="TDC2"/>
+            <w:tabs>
+              <w:tab w:val="right" w:leader="dot" w:pos="8494"/>
+            </w:tabs>
+            <w:rPr>
+              <w:rFonts w:asciiTheme="minorHAnsi" w:eastAsiaTheme="minorEastAsia" w:hAnsiTheme="minorHAnsi"/>
+              <w:noProof/>
+              <w:lang w:eastAsia="es-ES"/>
+            </w:rPr>
+          </w:pPr>
+          <w:hyperlink w:anchor="_Toc227779321" w:history="1">
+            <w:r>
+              <w:rPr>
+                <w:rStyle w:val="Hipervnculo"/>
+                <w:noProof/>
+              </w:rPr>
+              <w:t>12.2. Descripción de los Flujos Principales</w:t>
+            </w:r>
+            <w:r>
+              <w:rPr>
+                <w:noProof/>
+                <w:webHidden/>
+              </w:rPr>
+              <w:tab/>
+            </w:r>
+            <w:r>
+              <w:rPr>
+                <w:noProof/>
+                <w:webHidden/>
+              </w:rPr>
+              <w:fldChar w:fldCharType="begin"/>
+            </w:r>
+            <w:r>
+              <w:rPr>
+                <w:noProof/>
+                <w:webHidden/>
+              </w:rPr>
+              <w:instrText xml:space="preserve"> PAGEREF _Toc227779321 \h </w:instrText>
+            </w:r>
+            <w:r>
+              <w:rPr>
+                <w:noProof/>
+                <w:webHidden/>
+              </w:rPr>
+            </w:r>
+            <w:r>
+              <w:rPr>
+                <w:noProof/>
+                <w:webHidden/>
+              </w:rPr>
+              <w:fldChar w:fldCharType="separate"/>
+            </w:r>
+            <w:r>
+              <w:rPr>
+                <w:noProof/>
+                <w:webHidden/>
+              </w:rPr>
+              <w:t>14</w:t>
+            </w:r>
+            <w:r>
+              <w:rPr>
+                <w:noProof/>
+                <w:webHidden/>
+              </w:rPr>
+              <w:fldChar w:fldCharType="end"/>
+            </w:r>
+          </w:hyperlink>
+        </w:p>
+        <w:p>
+          <w:pPr>
+            <w:pStyle w:val="TDC2"/>
+            <w:tabs>
+              <w:tab w:val="right" w:leader="dot" w:pos="8494"/>
+            </w:tabs>
+            <w:rPr>
+              <w:rFonts w:asciiTheme="minorHAnsi" w:eastAsiaTheme="minorEastAsia" w:hAnsiTheme="minorHAnsi"/>
+              <w:noProof/>
+              <w:lang w:eastAsia="es-ES"/>
+            </w:rPr>
+          </w:pPr>
+          <w:hyperlink w:anchor="_Toc227779322" w:history="1">
+            <w:r>
+              <w:rPr>
+                <w:rStyle w:val="Hipervnculo"/>
+                <w:noProof/>
+              </w:rPr>
+              <w:t>12.3. Diseño de la Interfaz</w:t>
+            </w:r>
+            <w:r>
+              <w:rPr>
+                <w:noProof/>
+                <w:webHidden/>
+              </w:rPr>
+              <w:tab/>
+            </w:r>
+            <w:r>
+              <w:rPr>
+                <w:noProof/>
+                <w:webHidden/>
+              </w:rPr>
+              <w:fldChar w:fldCharType="begin"/>
+            </w:r>
+            <w:r>
+              <w:rPr>
+                <w:noProof/>
+                <w:webHidden/>
+              </w:rPr>
+              <w:instrText xml:space="preserve"> PAGEREF _Toc227779322 \h </w:instrText>
+            </w:r>
+            <w:r>
+              <w:rPr>
+                <w:noProof/>
+                <w:webHidden/>
+              </w:rPr>
+            </w:r>
+            <w:r>
+              <w:rPr>
+                <w:noProof/>
+                <w:webHidden/>
+              </w:rPr>
+              <w:fldChar w:fldCharType="separate"/>
+            </w:r>
+            <w:r>
+              <w:rPr>
+                <w:noProof/>
+                <w:webHidden/>
+              </w:rPr>
+              <w:t>15</w:t>
+            </w:r>
+            <w:r>
+              <w:rPr>
+                <w:noProof/>
+                <w:webHidden/>
+              </w:rPr>
+              <w:fldChar w:fldCharType="end"/>
+            </w:r>
+          </w:hyperlink>
+        </w:p>
+        <w:p>
+          <w:pPr>
+            <w:pStyle w:val="TDC1"/>
+            <w:tabs>
+              <w:tab w:val="right" w:leader="dot" w:pos="8494"/>
+            </w:tabs>
+            <w:rPr>
+              <w:rFonts w:asciiTheme="minorHAnsi" w:eastAsiaTheme="minorEastAsia" w:hAnsiTheme="minorHAnsi"/>
+              <w:noProof/>
+              <w:lang w:eastAsia="es-ES"/>
+            </w:rPr>
+          </w:pPr>
+          <w:hyperlink w:anchor="_Toc227779323" w:history="1">
+            <w:r>
+              <w:rPr>
+                <w:rStyle w:val="Hipervnculo"/>
+                <w:noProof/>
+              </w:rPr>
+              <w:t>13. Conectividad e Infraestructura de Comunicación</w:t>
+            </w:r>
+            <w:r>
+              <w:rPr>
+                <w:noProof/>
+                <w:webHidden/>
+              </w:rPr>
+              <w:tab/>
+            </w:r>
+            <w:r>
+              <w:rPr>
+                <w:noProof/>
+                <w:webHidden/>
+              </w:rPr>
+              <w:fldChar w:fldCharType="begin"/>
+            </w:r>
+            <w:r>
+              <w:rPr>
+                <w:noProof/>
+                <w:webHidden/>
+              </w:rPr>
+              <w:instrText xml:space="preserve"> PAGEREF _Toc227779323 \h </w:instrText>
+            </w:r>
+            <w:r>
+              <w:rPr>
+                <w:noProof/>
+                <w:webHidden/>
+              </w:rPr>
+            </w:r>
+            <w:r>
+              <w:rPr>
+                <w:noProof/>
+                <w:webHidden/>
+              </w:rPr>
+              <w:fldChar w:fldCharType="separate"/>
+            </w:r>
+            <w:r>
+              <w:rPr>
+                <w:noProof/>
+                <w:webHidden/>
+              </w:rPr>
+              <w:t>18</w:t>
+            </w:r>
+            <w:r>
+              <w:rPr>
+                <w:noProof/>
+                <w:webHidden/>
+              </w:rPr>
+              <w:fldChar w:fldCharType="end"/>
+            </w:r>
+          </w:hyperlink>
+        </w:p>
+        <w:p>
+          <w:pPr>
+            <w:pStyle w:val="TDC2"/>
+            <w:tabs>
+              <w:tab w:val="right" w:leader="dot" w:pos="8494"/>
+            </w:tabs>
+            <w:rPr>
+              <w:rFonts w:asciiTheme="minorHAnsi" w:eastAsiaTheme="minorEastAsia" w:hAnsiTheme="minorHAnsi"/>
+              <w:noProof/>
+              <w:lang w:eastAsia="es-ES"/>
+            </w:rPr>
+          </w:pPr>
+          <w:hyperlink w:anchor="_Toc227779324" w:history="1">
+            <w:r>
+              <w:rPr>
+                <w:rStyle w:val="Hipervnculo"/>
+                <w:noProof/>
+              </w:rPr>
+              <w:t>13.1. Comunicación Cliente-Servidor (HTTP/API)</w:t>
+            </w:r>
+            <w:r>
+              <w:rPr>
+                <w:noProof/>
+                <w:webHidden/>
+              </w:rPr>
+              <w:tab/>
+            </w:r>
+            <w:r>
+              <w:rPr>
+                <w:noProof/>
+                <w:webHidden/>
+              </w:rPr>
+              <w:fldChar w:fldCharType="begin"/>
+            </w:r>
+            <w:r>
+              <w:rPr>
+                <w:noProof/>
+                <w:webHidden/>
+              </w:rPr>
+              <w:instrText xml:space="preserve"> PAGEREF _Toc227779324 \h </w:instrText>
+            </w:r>
+            <w:r>
+              <w:rPr>
+                <w:noProof/>
+                <w:webHidden/>
+              </w:rPr>
+            </w:r>
+            <w:r>
+              <w:rPr>
+                <w:noProof/>
+                <w:webHidden/>
+              </w:rPr>
+              <w:fldChar w:fldCharType="separate"/>
+            </w:r>
+            <w:r>
+              <w:rPr>
+                <w:noProof/>
+                <w:webHidden/>
+              </w:rPr>
+              <w:t>18</w:t>
+            </w:r>
+            <w:r>
+              <w:rPr>
+                <w:noProof/>
+                <w:webHidden/>
+              </w:rPr>
+              <w:fldChar w:fldCharType="end"/>
+            </w:r>
+          </w:hyperlink>
+        </w:p>
+        <w:p>
+          <w:pPr>
+            <w:pStyle w:val="TDC2"/>
+            <w:tabs>
+              <w:tab w:val="right" w:leader="dot" w:pos="8494"/>
+            </w:tabs>
+            <w:rPr>
+              <w:rFonts w:asciiTheme="minorHAnsi" w:eastAsiaTheme="minorEastAsia" w:hAnsiTheme="minorHAnsi"/>
+              <w:noProof/>
+              <w:lang w:eastAsia="es-ES"/>
+            </w:rPr>
+          </w:pPr>
+          <w:hyperlink w:anchor="_Toc227779325" w:history="1">
+            <w:r>
+              <w:rPr>
+                <w:rStyle w:val="Hipervnculo"/>
+                <w:noProof/>
+              </w:rPr>
+              <w:t>13.2. Gestión de Recursos Multimedia</w:t>
+            </w:r>
+            <w:r>
+              <w:rPr>
+                <w:noProof/>
+                <w:webHidden/>
+              </w:rPr>
+              <w:tab/>
+            </w:r>
+            <w:r>
+              <w:rPr>
+                <w:noProof/>
+                <w:webHidden/>
+              </w:rPr>
+              <w:fldChar w:fldCharType="begin"/>
+            </w:r>
+            <w:r>
+              <w:rPr>
+                <w:noProof/>
+                <w:webHidden/>
+              </w:rPr>
+              <w:instrText xml:space="preserve"> PAGEREF _Toc227779325 \h </w:instrText>
+            </w:r>
+            <w:r>
+              <w:rPr>
+                <w:noProof/>
+                <w:webHidden/>
+              </w:rPr>
+            </w:r>
+            <w:r>
+              <w:rPr>
+                <w:noProof/>
+                <w:webHidden/>
+              </w:rPr>
+              <w:fldChar w:fldCharType="separate"/>
+            </w:r>
+            <w:r>
+              <w:rPr>
+                <w:noProof/>
+                <w:webHidden/>
+              </w:rPr>
+              <w:t>18</w:t>
+            </w:r>
+            <w:r>
+              <w:rPr>
+                <w:noProof/>
+                <w:webHidden/>
+              </w:rPr>
+              <w:fldChar w:fldCharType="end"/>
+            </w:r>
+          </w:hyperlink>
+        </w:p>
+        <w:p>
+          <w:pPr>
+            <w:pStyle w:val="TDC2"/>
+            <w:tabs>
+              <w:tab w:val="right" w:leader="dot" w:pos="8494"/>
+            </w:tabs>
+            <w:rPr>
+              <w:rFonts w:asciiTheme="minorHAnsi" w:eastAsiaTheme="minorEastAsia" w:hAnsiTheme="minorHAnsi"/>
+              <w:noProof/>
+              <w:lang w:eastAsia="es-ES"/>
+            </w:rPr>
+          </w:pPr>
+          <w:hyperlink w:anchor="_Toc227779326" w:history="1">
+            <w:r>
+              <w:rPr>
+                <w:rStyle w:val="Hipervnculo"/>
+                <w:noProof/>
+              </w:rPr>
+              <w:t>13.3. Conectividad entre Contextos</w:t>
+            </w:r>
+            <w:r>
+              <w:rPr>
+                <w:noProof/>
+                <w:webHidden/>
+              </w:rPr>
+              <w:tab/>
+            </w:r>
+            <w:r>
+              <w:rPr>
+                <w:noProof/>
+                <w:webHidden/>
+              </w:rPr>
+              <w:fldChar w:fldCharType="begin"/>
+            </w:r>
+            <w:r>
+              <w:rPr>
+                <w:noProof/>
+                <w:webHidden/>
+              </w:rPr>
+              <w:instrText xml:space="preserve"> PAGEREF _Toc227779326 \h </w:instrText>
+            </w:r>
+            <w:r>
+              <w:rPr>
+                <w:noProof/>
+                <w:webHidden/>
+              </w:rPr>
+            </w:r>
+            <w:r>
+              <w:rPr>
+                <w:noProof/>
+                <w:webHidden/>
+              </w:rPr>
+              <w:fldChar w:fldCharType="separate"/>
+            </w:r>
+            <w:r>
+              <w:rPr>
+                <w:noProof/>
+                <w:webHidden/>
+              </w:rPr>
+              <w:t>18</w:t>
             </w:r>
             <w:r>
               <w:rPr>
@@ -2183,6 +3516,7 @@
               <w:b/>
               <w:bCs/>
             </w:rPr>
+            <w:lastRenderedPageBreak/>
             <w:fldChar w:fldCharType="end"/>
           </w:r>
         </w:p>
@@ -2197,7 +3531,7 @@
       <w:pPr>
         <w:pStyle w:val="Ttulo1"/>
       </w:pPr>
-      <w:bookmarkStart w:id="0" w:name="_Toc227770856"/>
+      <w:bookmarkStart w:id="0" w:name="_Toc227779294"/>
       <w:r>
         <w:lastRenderedPageBreak/>
         <w:t>1. Introducción</w:t>
@@ -2336,7 +3670,7 @@
       <w:pPr>
         <w:pStyle w:val="Ttulo1"/>
       </w:pPr>
-      <w:bookmarkStart w:id="1" w:name="_Toc227770857"/>
+      <w:bookmarkStart w:id="1" w:name="_Toc227779295"/>
       <w:r>
         <w:t>2. Descripción del proyecto</w:t>
       </w:r>
@@ -2373,7 +3707,7 @@
       <w:pPr>
         <w:pStyle w:val="Ttulo2"/>
       </w:pPr>
-      <w:bookmarkStart w:id="2" w:name="_Toc227770858"/>
+      <w:bookmarkStart w:id="2" w:name="_Toc227779296"/>
       <w:r>
         <w:t>2.1 Usuarios del sistema</w:t>
       </w:r>
@@ -2460,7 +3794,7 @@
       <w:pPr>
         <w:pStyle w:val="Ttulo2"/>
       </w:pPr>
-      <w:bookmarkStart w:id="3" w:name="_Toc227770859"/>
+      <w:bookmarkStart w:id="3" w:name="_Toc227779297"/>
       <w:r>
         <w:t>2.2 Funcionalidades para usuarios</w:t>
       </w:r>
@@ -2528,7 +3862,7 @@
       <w:pPr>
         <w:pStyle w:val="Ttulo2"/>
       </w:pPr>
-      <w:bookmarkStart w:id="4" w:name="_Toc227770860"/>
+      <w:bookmarkStart w:id="4" w:name="_Toc227779298"/>
       <w:r>
         <w:t>2.3 Funcionalidades para administradores</w:t>
       </w:r>
@@ -2585,7 +3919,7 @@
       <w:pPr>
         <w:pStyle w:val="Ttulo1"/>
       </w:pPr>
-      <w:bookmarkStart w:id="5" w:name="_Toc227770861"/>
+      <w:bookmarkStart w:id="5" w:name="_Toc227779299"/>
       <w:r>
         <w:t>3. Objetivos del proyecto</w:t>
       </w:r>
@@ -2657,7 +3991,7 @@
       <w:pPr>
         <w:pStyle w:val="Ttulo1"/>
       </w:pPr>
-      <w:bookmarkStart w:id="6" w:name="_Toc227770862"/>
+      <w:bookmarkStart w:id="6" w:name="_Toc227779300"/>
       <w:r>
         <w:t>4. Tecnologías utilizadas</w:t>
       </w:r>
@@ -2668,11 +4002,9 @@
       <w:r>
         <w:t xml:space="preserve">Para el desarrollo de la aplicación web se han seleccionado tecnologías y herramientas que permiten un desarrollo ágil, flexible y compatible con la mayoría de dispositivos. A </w:t>
       </w:r>
-      <w:proofErr w:type="gramStart"/>
-      <w:r>
-        <w:t>continuación</w:t>
-      </w:r>
-      <w:proofErr w:type="gramEnd"/>
+      <w:r>
+        <w:t>continuación,</w:t>
+      </w:r>
       <w:r>
         <w:t xml:space="preserve"> se detallan las principales tecnologías empleadas.</w:t>
       </w:r>
@@ -2847,7 +4179,7 @@
       <w:pPr>
         <w:pStyle w:val="Ttulo1"/>
       </w:pPr>
-      <w:bookmarkStart w:id="7" w:name="_Toc227770863"/>
+      <w:bookmarkStart w:id="7" w:name="_Toc227779301"/>
       <w:r>
         <w:t>5. Organización del equipo</w:t>
       </w:r>
@@ -2878,7 +4210,7 @@
       <w:pPr>
         <w:pStyle w:val="Ttulo1"/>
       </w:pPr>
-      <w:bookmarkStart w:id="8" w:name="_Toc227770864"/>
+      <w:bookmarkStart w:id="8" w:name="_Toc227779302"/>
       <w:r>
         <w:t>6. Planificación inicial</w:t>
       </w:r>
@@ -2989,7 +4321,7 @@
       <w:pPr>
         <w:pStyle w:val="Ttulo1"/>
       </w:pPr>
-      <w:bookmarkStart w:id="9" w:name="_Toc227770865"/>
+      <w:bookmarkStart w:id="9" w:name="_Toc227779303"/>
       <w:r>
         <w:t>7. Arquitectura del sistema</w:t>
       </w:r>
@@ -3034,7 +4366,7 @@
       <w:pPr>
         <w:pStyle w:val="Ttulo1"/>
       </w:pPr>
-      <w:bookmarkStart w:id="10" w:name="_Toc227770866"/>
+      <w:bookmarkStart w:id="10" w:name="_Toc227779304"/>
       <w:r>
         <w:t>8. Estado actual y viabilidad</w:t>
       </w:r>
@@ -3078,15 +4410,12 @@
       <w:pPr>
         <w:pStyle w:val="Ttulo1"/>
       </w:pPr>
-      <w:bookmarkStart w:id="11" w:name="_Toc227770867"/>
+      <w:bookmarkStart w:id="11" w:name="_Toc227779305"/>
       <w:r>
         <w:t>9</w:t>
       </w:r>
       <w:r>
-        <w:t xml:space="preserve">. </w:t>
-      </w:r>
-      <w:r>
-        <w:t>Modelo de base de datos</w:t>
+        <w:t>. Modelo de base de datos</w:t>
       </w:r>
       <w:bookmarkEnd w:id="11"/>
       <w:r>
@@ -3106,10 +4435,7 @@
         <w:t>MariaDB</w:t>
       </w:r>
       <w:r>
-        <w:t xml:space="preserve"> </w:t>
-      </w:r>
-      <w:r>
-        <w:t xml:space="preserve">gestionado mediante la interfaz </w:t>
+        <w:t xml:space="preserve"> gestionado mediante la interfaz </w:t>
       </w:r>
       <w:r>
         <w:rPr>
@@ -3134,23 +4460,7 @@
         <w:t>karaoke</w:t>
       </w:r>
       <w:r>
-        <w:t>, se compone de cuatro tablas interconectadas mediante claves foráneas (</w:t>
-      </w:r>
-      <w:proofErr w:type="spellStart"/>
-      <w:r>
-        <w:t>Foreign</w:t>
-      </w:r>
-      <w:proofErr w:type="spellEnd"/>
-      <w:r>
-        <w:t xml:space="preserve"> </w:t>
-      </w:r>
-      <w:proofErr w:type="spellStart"/>
-      <w:r>
-        <w:t>Keys</w:t>
-      </w:r>
-      <w:proofErr w:type="spellEnd"/>
-      <w:r>
-        <w:t>):</w:t>
+        <w:t>, se compone de cuatro tablas interconectadas mediante claves foráneas (Foreign Keys):</w:t>
       </w:r>
     </w:p>
     <w:p>
@@ -3160,181 +4470,136 @@
           <w:bCs/>
         </w:rPr>
         <w:lastRenderedPageBreak/>
-        <w:t>usuarios</w:t>
-      </w:r>
+        <w:t>usuarios:</w:t>
+      </w:r>
+      <w:r>
+        <w:t xml:space="preserve"> Gestiona el acceso al sistema. Almacena el nombre, email, contraseña y el </w:t>
+      </w:r>
+      <w:r>
+        <w:t>rol</w:t>
+      </w:r>
+      <w:r>
+        <w:t xml:space="preserve"> (Usuario o Administrador). Incluye un campo </w:t>
+      </w:r>
+      <w:r>
+        <w:t>estado</w:t>
+      </w:r>
+      <w:r>
+        <w:t xml:space="preserve"> para el control de bloqueos de cuenta.</w:t>
+      </w:r>
+    </w:p>
+    <w:p>
       <w:r>
         <w:rPr>
           <w:b/>
           <w:bCs/>
         </w:rPr>
-        <w:t>:</w:t>
-      </w:r>
-      <w:r>
-        <w:t xml:space="preserve"> Gestiona el acceso al sistema. Almacena el nombre, email, contraseña y el </w:t>
-      </w:r>
-      <w:r>
-        <w:t>rol</w:t>
-      </w:r>
-      <w:r>
-        <w:t xml:space="preserve"> (Usuario o Administrador). Incluye un campo </w:t>
-      </w:r>
-      <w:r>
-        <w:t>estado</w:t>
-      </w:r>
-      <w:r>
-        <w:t xml:space="preserve"> para el control de bloqueos de cuenta.</w:t>
-      </w:r>
-    </w:p>
-    <w:p>
+        <w:t>canciones:</w:t>
+      </w:r>
+      <w:r>
+        <w:t xml:space="preserve"> Es el núcleo del catálogo. No solo guarda metadatos (título, artista, estilo), sino que gestiona las rutas de sistema de archivos para los tres componentes esenciales del karaoke: el audio con </w:t>
+      </w:r>
       <w:r>
         <w:rPr>
           <w:b/>
           <w:bCs/>
         </w:rPr>
-        <w:t>canciones</w:t>
+        <w:t>voz</w:t>
+      </w:r>
+      <w:r>
+        <w:t xml:space="preserve">, la pista </w:t>
       </w:r>
       <w:r>
         <w:rPr>
           <w:b/>
           <w:bCs/>
         </w:rPr>
-        <w:t>:</w:t>
-      </w:r>
-      <w:r>
-        <w:t xml:space="preserve"> Es el núcleo del catálogo. No solo guarda metadatos (título, artista, estilo), sino que gestiona las rutas de sistema de archivos para los tres componentes esenciales del karaoke: el audio con </w:t>
+        <w:t>instrumental</w:t>
+      </w:r>
+      <w:r>
+        <w:t xml:space="preserve"> y el archivo de </w:t>
       </w:r>
       <w:r>
         <w:rPr>
           <w:b/>
           <w:bCs/>
         </w:rPr>
-        <w:t>voz</w:t>
-      </w:r>
-      <w:r>
-        <w:t xml:space="preserve">, la pista </w:t>
-      </w:r>
+        <w:t>letra</w:t>
+      </w:r>
+      <w:r>
+        <w:t xml:space="preserve"> (formato .lrc).</w:t>
+      </w:r>
+    </w:p>
+    <w:p>
       <w:r>
         <w:rPr>
           <w:b/>
           <w:bCs/>
         </w:rPr>
-        <w:t>instrumental</w:t>
-      </w:r>
-      <w:r>
-        <w:t xml:space="preserve"> y el archivo de </w:t>
-      </w:r>
+        <w:t>cola:</w:t>
+      </w:r>
+      <w:r>
+        <w:t xml:space="preserve"> Actúa como la tabla dinámica de la sesión. Relaciona qué usuario ha pedido qué canción, permitiendo gestionar el orden de actuación.</w:t>
+      </w:r>
+    </w:p>
+    <w:p>
       <w:r>
         <w:rPr>
           <w:b/>
           <w:bCs/>
         </w:rPr>
-        <w:t>letra</w:t>
-      </w:r>
-      <w:r>
-        <w:t xml:space="preserve"> (formato .</w:t>
-      </w:r>
-      <w:proofErr w:type="spellStart"/>
-      <w:r>
-        <w:t>lrc</w:t>
-      </w:r>
-      <w:proofErr w:type="spellEnd"/>
-      <w:r>
-        <w:t>).</w:t>
-      </w:r>
-    </w:p>
-    <w:p>
-      <w:r>
-        <w:rPr>
-          <w:b/>
-          <w:bCs/>
-        </w:rPr>
+        <w:t>peticiones:</w:t>
+      </w:r>
+      <w:r>
+        <w:t xml:space="preserve"> Permite a los usuarios solicitar canciones que aún no están en el catálogo, incluyendo un control de </w:t>
+      </w:r>
+      <w:r>
+        <w:t>estado</w:t>
+      </w:r>
+      <w:r>
+        <w:t xml:space="preserve"> (pendiente o realizado) y marca de tiempo.</w:t>
+      </w:r>
+    </w:p>
+    <w:p>
+      <w:pPr>
+        <w:pStyle w:val="Ttulo2"/>
+      </w:pPr>
+      <w:bookmarkStart w:id="12" w:name="_Toc227779306"/>
+      <w:r>
+        <w:t>8.1 Integridad y Persistencia</w:t>
+      </w:r>
+      <w:bookmarkEnd w:id="12"/>
+    </w:p>
+    <w:p/>
+    <w:p>
+      <w:r>
+        <w:t xml:space="preserve">Se han implementado restricciones de integridad para garantizar que, si un usuario o canción se elimina, las entradas correspondientes en la </w:t>
+      </w:r>
+      <w:r>
         <w:t>cola</w:t>
       </w:r>
       <w:r>
-        <w:rPr>
-          <w:b/>
-          <w:bCs/>
-        </w:rPr>
-        <w:t>:</w:t>
-      </w:r>
-      <w:r>
-        <w:t xml:space="preserve"> Actúa como la tabla dinámica de la sesión. Relaciona qué usuario ha pedido qué canción, permitiendo gestionar el orden de actuación.</w:t>
-      </w:r>
-    </w:p>
-    <w:p>
-      <w:r>
-        <w:rPr>
-          <w:b/>
-          <w:bCs/>
-        </w:rPr>
+        <w:t xml:space="preserve"> o en </w:t>
+      </w:r>
+      <w:r>
         <w:t>peticiones</w:t>
       </w:r>
       <w:r>
-        <w:rPr>
-          <w:b/>
-          <w:bCs/>
-        </w:rPr>
-        <w:t>:</w:t>
-      </w:r>
-      <w:r>
-        <w:t xml:space="preserve"> Permite a los usuarios solicitar canciones que aún no están en el catálogo, incluyendo un control de </w:t>
-      </w:r>
-      <w:r>
-        <w:t>estado</w:t>
-      </w:r>
-      <w:r>
-        <w:t xml:space="preserve"> (pendiente o realizado) y marca de tiempo.</w:t>
-      </w:r>
-    </w:p>
+        <w:t xml:space="preserve"> se gestionen automáticamente </w:t>
+      </w:r>
+      <w:r>
+        <w:t>(mediante ON DELETE CASCADE</w:t>
+      </w:r>
+      <w:r>
+        <w:t>), evitando registros huérfanos.</w:t>
+      </w:r>
+    </w:p>
+    <w:p/>
     <w:p>
       <w:pPr>
         <w:pStyle w:val="Ttulo2"/>
       </w:pPr>
-      <w:bookmarkStart w:id="12" w:name="_Toc227770868"/>
-      <w:r>
-        <w:t xml:space="preserve">8.1 </w:t>
-      </w:r>
-      <w:r>
-        <w:t>Integridad y Persistencia</w:t>
-      </w:r>
-      <w:bookmarkEnd w:id="12"/>
-    </w:p>
-    <w:p/>
-    <w:p>
-      <w:r>
-        <w:t xml:space="preserve">Se han implementado restricciones de integridad para garantizar </w:t>
-      </w:r>
-      <w:r>
-        <w:t>que,</w:t>
-      </w:r>
-      <w:r>
-        <w:t xml:space="preserve"> si un usuario o canción se elimina, las entradas correspondientes en la </w:t>
-      </w:r>
-      <w:r>
-        <w:t>cola</w:t>
-      </w:r>
-      <w:r>
-        <w:t xml:space="preserve"> o en </w:t>
-      </w:r>
-      <w:r>
-        <w:t>peticiones</w:t>
-      </w:r>
-      <w:r>
-        <w:t xml:space="preserve"> se gestionen automáticamente </w:t>
-      </w:r>
-      <w:r>
-        <w:t>(mediante ON DELETE CASCADE</w:t>
-      </w:r>
-      <w:r>
-        <w:t>), evitando registros huérfanos.</w:t>
-      </w:r>
-    </w:p>
-    <w:p/>
-    <w:p>
-      <w:pPr>
-        <w:pStyle w:val="Ttulo2"/>
-      </w:pPr>
-      <w:bookmarkStart w:id="13" w:name="_Toc227770869"/>
+      <w:bookmarkStart w:id="13" w:name="_Toc227779307"/>
       <w:r>
         <w:t>8.2 Relaciones y esquema E/R</w:t>
       </w:r>
@@ -3459,6 +4724,7 @@
       </w:pPr>
       <w:r>
         <w:rPr>
+          <w:noProof/>
           <w:lang w:eastAsia="es-ES"/>
         </w:rPr>
         <w:drawing>
@@ -3513,18 +4779,20 @@
           <w:lang w:eastAsia="es-ES"/>
         </w:rPr>
       </w:pPr>
+      <w:bookmarkStart w:id="14" w:name="_Toc227779308"/>
       <w:r>
         <w:rPr>
           <w:lang w:eastAsia="es-ES"/>
         </w:rPr>
-        <w:t>10. L</w:t>
+        <w:t>10.</w:t>
       </w:r>
       <w:r>
         <w:rPr>
           <w:lang w:eastAsia="es-ES"/>
         </w:rPr>
-        <w:t>ÓGICA BASE</w:t>
-      </w:r>
+        <w:t xml:space="preserve"> Lógica base</w:t>
+      </w:r>
+      <w:bookmarkEnd w:id="14"/>
     </w:p>
     <w:p>
       <w:pPr>
@@ -3552,9 +4820,11 @@
       <w:pPr>
         <w:pStyle w:val="Ttulo2"/>
       </w:pPr>
+      <w:bookmarkStart w:id="15" w:name="_Toc227779309"/>
       <w:r>
         <w:t>10.1. Algoritmo de Organización y Normalización</w:t>
       </w:r>
+      <w:bookmarkEnd w:id="15"/>
     </w:p>
     <w:p/>
     <w:p>
@@ -3573,48 +4843,71 @@
       <w:r>
         <w:t xml:space="preserve"> Se utiliza la función </w:t>
       </w:r>
-      <w:proofErr w:type="spellStart"/>
       <w:r>
         <w:rPr>
           <w:b/>
           <w:bCs/>
         </w:rPr>
-        <w:t>preg_replace</w:t>
-      </w:r>
-      <w:proofErr w:type="spellEnd"/>
+        <w:t xml:space="preserve">preg_replace('/[^A-Za-z0-9\- ]/', '', $string) </w:t>
+      </w:r>
+      <w:r>
+        <w:t>para sanear los nombres. Esta técnica es fundamental para eliminar caracteres que el sistema de archivos podría interpretar como comandos o rutas (como ../ o símbolos de sistema), garantizando la portabilidad entre servidores Linux y Windows.</w:t>
+      </w:r>
+    </w:p>
+    <w:p>
       <w:r>
         <w:rPr>
           <w:b/>
           <w:bCs/>
         </w:rPr>
-        <w:t>('/[^A-Za-z0-9\- ]/', '', $</w:t>
-      </w:r>
-      <w:proofErr w:type="spellStart"/>
+        <w:t>Tratamiento de Espacios:</w:t>
+      </w:r>
+      <w:r>
+        <w:t xml:space="preserve"> Se aplica </w:t>
+      </w:r>
       <w:r>
         <w:rPr>
           <w:b/>
           <w:bCs/>
         </w:rPr>
-        <w:t>string</w:t>
-      </w:r>
-      <w:proofErr w:type="spellEnd"/>
+        <w:t>str_replace(' ', '_', $string)</w:t>
+      </w:r>
+      <w:r>
+        <w:t>. El uso de guiones bajos en lugar de espacios evita los errores de "espacios escapados" (%20) en las URLs, lo que facilita la carga directa de los recursos en el reproductor HTML5.</w:t>
+      </w:r>
+    </w:p>
+    <w:p>
       <w:r>
         <w:rPr>
           <w:b/>
           <w:bCs/>
         </w:rPr>
-        <w:t xml:space="preserve">) </w:t>
-      </w:r>
-      <w:r>
-        <w:t>para sanear los nombres. Esta técnica es fundamental para eliminar caracteres que el sistema de archivos podría interpretar como comandos o rutas (como</w:t>
-      </w:r>
-      <w:proofErr w:type="gramStart"/>
-      <w:r>
-        <w:t xml:space="preserve"> ..</w:t>
-      </w:r>
-      <w:proofErr w:type="gramEnd"/>
-      <w:r>
-        <w:t>/ o símbolos de sistema), garantizando la portabilidad entre servidores Linux y Windows.</w:t>
+        <w:t>Prevención de Colisiones mediante Entropía Temporal:</w:t>
+      </w:r>
+      <w:r>
+        <w:t xml:space="preserve"> Se añade un timestamp dinámico a cada archivo. Esto asegura que, si dos versiones de la misma canción son subidas, el sistema genere nombres únicos, evitando la pérdida de datos por </w:t>
+      </w:r>
+      <w:r>
+        <w:t>sobreescritura</w:t>
+      </w:r>
+      <w:r>
+        <w:t xml:space="preserve"> accidental.</w:t>
+      </w:r>
+    </w:p>
+    <w:p>
+      <w:pPr>
+        <w:pStyle w:val="Ttulo2"/>
+      </w:pPr>
+      <w:bookmarkStart w:id="16" w:name="_Toc227779310"/>
+      <w:r>
+        <w:t>10.2. Estructura de Directorios Dinámica</w:t>
+      </w:r>
+      <w:bookmarkEnd w:id="16"/>
+    </w:p>
+    <w:p/>
+    <w:p>
+      <w:r>
+        <w:t>El sistema implementa una arquitectura de almacenamiento por nodos de artista, gestionada mediante las siguientes funciones nativas de PHP:</w:t>
       </w:r>
     </w:p>
     <w:p>
@@ -3623,53 +4916,71 @@
           <w:b/>
           <w:bCs/>
         </w:rPr>
-        <w:t>Tratamiento de Espacios:</w:t>
-      </w:r>
-      <w:r>
-        <w:t xml:space="preserve"> Se aplica </w:t>
-      </w:r>
-      <w:proofErr w:type="spellStart"/>
+        <w:t>Verificación de Existencia (is_dir):</w:t>
+      </w:r>
+      <w:r>
+        <w:t xml:space="preserve"> Antes de cada operación de escritura, el script comprueba si la rama del árbol de directorios ya existe, evitando errores de duplicidad.</w:t>
+      </w:r>
+    </w:p>
+    <w:p>
       <w:r>
         <w:rPr>
           <w:b/>
           <w:bCs/>
         </w:rPr>
-        <w:t>str_replace</w:t>
-      </w:r>
-      <w:proofErr w:type="spellEnd"/>
+        <w:t>Creación Recursiva (mkdir):</w:t>
+      </w:r>
+      <w:r>
+        <w:t xml:space="preserve"> Si el artista es nuevo en el catálogo, se ejecuta </w:t>
+      </w:r>
       <w:r>
         <w:rPr>
           <w:b/>
           <w:bCs/>
         </w:rPr>
-        <w:t>(' ', '_', $</w:t>
-      </w:r>
-      <w:proofErr w:type="spellStart"/>
+        <w:t>mkdir($ruta, 0777, true</w:t>
+      </w:r>
+      <w:r>
+        <w:t xml:space="preserve">). El parámetro true es crítico, ya que permite la creación de carpetas anidadas de forma recursiva en un solo paso, mientras que el permiso 0777 asegura que el servidor tenga privilegios de lectura/escritura sobre los nuevos </w:t>
+      </w:r>
       <w:r>
         <w:rPr>
           <w:b/>
           <w:bCs/>
         </w:rPr>
-        <w:t>string</w:t>
-      </w:r>
-      <w:proofErr w:type="spellEnd"/>
+        <w:t>assets.</w:t>
+      </w:r>
+    </w:p>
+    <w:p>
       <w:r>
         <w:rPr>
           <w:b/>
           <w:bCs/>
         </w:rPr>
-        <w:t>)</w:t>
-      </w:r>
-      <w:r>
-        <w:t xml:space="preserve">. El uso de guiones bajos en lugar de espacios evita los errores de "espacios escapados" (%20) en las </w:t>
-      </w:r>
-      <w:proofErr w:type="spellStart"/>
-      <w:r>
-        <w:t>URLs</w:t>
-      </w:r>
-      <w:proofErr w:type="spellEnd"/>
-      <w:r>
-        <w:t>, lo que facilita la carga directa de los recursos en el reproductor HTML5.</w:t>
+        <w:t>Distribución de Componentes:</w:t>
+      </w:r>
+      <w:r>
+        <w:t xml:space="preserve"> Se segmentan los recursos en /uploads/canciones/ para flujos binarios de audio y /uploads/letras/ para archivos de texto sincronizado, manteniendo una separación de intereses clara en el servidor.</w:t>
+      </w:r>
+    </w:p>
+    <w:p>
+      <w:pPr>
+        <w:pStyle w:val="Ttulo2"/>
+      </w:pPr>
+    </w:p>
+    <w:p>
+      <w:pPr>
+        <w:pStyle w:val="Ttulo2"/>
+      </w:pPr>
+      <w:bookmarkStart w:id="17" w:name="_Toc227779311"/>
+      <w:r>
+        <w:t>10.3. Gestión de la Integridad (CRUD de Archivos)</w:t>
+      </w:r>
+      <w:bookmarkEnd w:id="17"/>
+    </w:p>
+    <w:p>
+      <w:r>
+        <w:t>Se ha implementado una lógica de "borrado inteligente" para mantener una sincronización perfecta entre la base de datos y el almacenamiento físico (Estado Espejo).</w:t>
       </w:r>
     </w:p>
     <w:p>
@@ -3678,40 +4989,10 @@
           <w:b/>
           <w:bCs/>
         </w:rPr>
-        <w:t>Prevención de Colisiones mediante Entropía Temporal:</w:t>
-      </w:r>
-      <w:r>
-        <w:t xml:space="preserve"> Se añade un </w:t>
-      </w:r>
-      <w:proofErr w:type="spellStart"/>
-      <w:r>
-        <w:t>timestamp</w:t>
-      </w:r>
-      <w:proofErr w:type="spellEnd"/>
-      <w:r>
-        <w:t xml:space="preserve"> dinámico a cada archivo. Esto asegura que, si dos versiones de la misma canción son subidas, el sistema genere nombres únicos, evitando la pérdida de datos por </w:t>
-      </w:r>
-      <w:proofErr w:type="spellStart"/>
-      <w:r>
-        <w:t>sobrescritura</w:t>
-      </w:r>
-      <w:proofErr w:type="spellEnd"/>
-      <w:r>
-        <w:t xml:space="preserve"> accidental.</w:t>
-      </w:r>
-    </w:p>
-    <w:p>
-      <w:pPr>
-        <w:pStyle w:val="Ttulo2"/>
-      </w:pPr>
-      <w:r>
-        <w:t>10.2. Estructura de Directorios Dinámica</w:t>
-      </w:r>
-    </w:p>
-    <w:p/>
-    <w:p>
-      <w:r>
-        <w:t>El sistema implementa una arquitectura de almacenamiento por nodos de artista, gestionada mediante las siguientes funciones nativas de PHP:</w:t>
+        <w:t>Sincronización de Borrado (unlink):</w:t>
+      </w:r>
+      <w:r>
+        <w:t xml:space="preserve"> Al eliminar un registro, el sistema no solo borra la fila en SQL, sino que utiliza las rutas almacenadas para invocar la función unlink(). Esto libera espacio en el disco de forma inmediata.</w:t>
       </w:r>
     </w:p>
     <w:p>
@@ -3720,10 +5001,10 @@
           <w:b/>
           <w:bCs/>
         </w:rPr>
-        <w:t>Verificación de Existencia (is_dir):</w:t>
-      </w:r>
-      <w:r>
-        <w:t xml:space="preserve"> Antes de cada operación de escritura, el script comprueba si la rama del árbol de directorios ya existe, evitando errores de duplicidad.</w:t>
+        <w:t>Análisis de Residuos (scandir):</w:t>
+      </w:r>
+      <w:r>
+        <w:t xml:space="preserve"> Tras la eliminación de los archivos, se escanea el directorio del artista. El sistema cuenta los elementos devueltos por scandir(), ignorando los punteros de navegación de sistema (. y ..).</w:t>
       </w:r>
     </w:p>
     <w:p>
@@ -3732,107 +5013,106 @@
           <w:b/>
           <w:bCs/>
         </w:rPr>
-        <w:t>Creación Recursiva (</w:t>
-      </w:r>
-      <w:proofErr w:type="spellStart"/>
+        <w:t>Recursividad Inversa de Limpieza (rmdir):</w:t>
+      </w:r>
+      <w:r>
+        <w:t xml:space="preserve"> Si el contador de archivos es cero, el sistema interpreta que el artista ya no tiene canciones en el catálogo y procede a eliminar la carpeta física con rmdir(). Esto evita la acumulación de carpetas vacías (directorios huérfanos) que degradarían el rendimiento del sistema de archivos a largo plazo.</w:t>
+      </w:r>
+    </w:p>
+    <w:p>
+      <w:r>
+        <w:pict w14:anchorId="56F4B9E3">
+          <v:rect id="_x0000_i1025" style="width:0;height:1.5pt" o:hralign="center" o:hrstd="t" o:hr="t" fillcolor="#a0a0a0" stroked="f"/>
+        </w:pict>
+      </w:r>
+    </w:p>
+    <w:p>
+      <w:pPr>
+        <w:pStyle w:val="Ttulo2"/>
+      </w:pPr>
+      <w:bookmarkStart w:id="18" w:name="_Toc227779312"/>
+      <w:r>
+        <w:t>10.4. Explicación Técnica de Funcionamiento (Workflow)</w:t>
+      </w:r>
+      <w:bookmarkEnd w:id="18"/>
+    </w:p>
+    <w:p/>
+    <w:p>
+      <w:r>
+        <w:t>Para entender el proceso completo desde la interfaz hasta el disco, el flujo se divide en cuatro etapas técnicas:</w:t>
+      </w:r>
+    </w:p>
+    <w:p>
       <w:r>
         <w:rPr>
           <w:b/>
           <w:bCs/>
         </w:rPr>
-        <w:t>mkdir</w:t>
-      </w:r>
-      <w:proofErr w:type="spellEnd"/>
+        <w:t>Etapa de Captura:</w:t>
+      </w:r>
+      <w:r>
+        <w:t xml:space="preserve"> El formulario </w:t>
+      </w:r>
       <w:r>
         <w:rPr>
           <w:b/>
           <w:bCs/>
         </w:rPr>
-        <w:t>):</w:t>
-      </w:r>
-      <w:r>
-        <w:t xml:space="preserve"> Si el artista es nuevo en el catálogo, se ejecuta </w:t>
-      </w:r>
-      <w:proofErr w:type="spellStart"/>
+        <w:t>multipart/form-data</w:t>
+      </w:r>
+      <w:r>
+        <w:t xml:space="preserve"> envía los arrays globales $_POST (datos) y $_FILES (binarios). El sistema valida que los archivos no superen el límite de subida del servidor </w:t>
+      </w:r>
       <w:r>
         <w:rPr>
           <w:b/>
           <w:bCs/>
         </w:rPr>
-        <w:t>mkdir</w:t>
-      </w:r>
-      <w:proofErr w:type="spellEnd"/>
+        <w:t>(upload_max_filesize).</w:t>
+      </w:r>
+    </w:p>
+    <w:p>
       <w:r>
         <w:rPr>
           <w:b/>
           <w:bCs/>
         </w:rPr>
-        <w:t>($ruta, 0777, true</w:t>
-      </w:r>
-      <w:r>
-        <w:t xml:space="preserve">). El parámetro true es crítico, ya que permite la creación de carpetas anidadas de forma recursiva en un solo paso, mientras que el permiso 0777 asegura que el servidor tenga privilegios de lectura/escritura sobre los nuevos </w:t>
-      </w:r>
-      <w:proofErr w:type="spellStart"/>
+        <w:t>Etapa de Saneamiento:</w:t>
+      </w:r>
+      <w:r>
+        <w:t xml:space="preserve"> Se limpian los nombres del artista y título. Se escapan las cadenas con </w:t>
+      </w:r>
       <w:r>
         <w:rPr>
           <w:b/>
           <w:bCs/>
         </w:rPr>
-        <w:t>assets</w:t>
-      </w:r>
-      <w:proofErr w:type="spellEnd"/>
+        <w:t>mysqli_real_escape_string()</w:t>
+      </w:r>
+      <w:r>
+        <w:t xml:space="preserve"> para asegurar que caracteres como el apóstrofe (ej. "Guns N' Roses") no corrompan la sentencia SQL posterior.</w:t>
+      </w:r>
+    </w:p>
+    <w:p>
       <w:r>
         <w:rPr>
           <w:b/>
           <w:bCs/>
         </w:rPr>
-        <w:t>.</w:t>
-      </w:r>
-    </w:p>
-    <w:p>
+        <w:t>Etapa de Persistencia Física:</w:t>
+      </w:r>
+      <w:r>
+        <w:t xml:space="preserve"> Se utiliza </w:t>
+      </w:r>
       <w:r>
         <w:rPr>
           <w:b/>
           <w:bCs/>
         </w:rPr>
-        <w:t>Distribución de Componentes:</w:t>
-      </w:r>
-      <w:r>
-        <w:t xml:space="preserve"> Se segmentan los recursos en /</w:t>
-      </w:r>
-      <w:proofErr w:type="spellStart"/>
-      <w:r>
-        <w:t>uploads</w:t>
-      </w:r>
-      <w:proofErr w:type="spellEnd"/>
-      <w:r>
-        <w:t>/canciones/ para flujos binarios de audio y /</w:t>
-      </w:r>
-      <w:proofErr w:type="spellStart"/>
-      <w:r>
-        <w:t>uploads</w:t>
-      </w:r>
-      <w:proofErr w:type="spellEnd"/>
-      <w:r>
-        <w:t>/letras/ para archivos de texto sincronizado, manteniendo una separación de intereses clara en el servidor.</w:t>
-      </w:r>
-    </w:p>
-    <w:p>
-      <w:pPr>
-        <w:pStyle w:val="Ttulo2"/>
-      </w:pPr>
-    </w:p>
-    <w:p>
-      <w:pPr>
-        <w:pStyle w:val="Ttulo2"/>
-      </w:pPr>
-      <w:r>
-        <w:t>10.3. Gestión de la Integridad (CRUD de Archivos)</w:t>
-      </w:r>
-    </w:p>
-    <w:p>
-      <w:r>
-        <w:t>Se ha implementado una lógica de "borrado inteligente" para mantener una sincronización perfecta entre la base de datos y el almacenamiento físico (Estado Espejo).</w:t>
+        <w:t>move_uploaded_file()</w:t>
+      </w:r>
+      <w:r>
+        <w:t>. Esta función es una medida de seguridad vital en PHP, ya que verifica que el archivo que se intenta mover es realmente un archivo subido mediante HTTP POST y no un ataque de inclusión de archivos locales.</w:t>
       </w:r>
     </w:p>
     <w:p>
@@ -3841,291 +5121,6 @@
           <w:b/>
           <w:bCs/>
         </w:rPr>
-        <w:t>Sincronización de Borrado (</w:t>
-      </w:r>
-      <w:proofErr w:type="spellStart"/>
-      <w:r>
-        <w:rPr>
-          <w:b/>
-          <w:bCs/>
-        </w:rPr>
-        <w:t>unlink</w:t>
-      </w:r>
-      <w:proofErr w:type="spellEnd"/>
-      <w:r>
-        <w:rPr>
-          <w:b/>
-          <w:bCs/>
-        </w:rPr>
-        <w:t>):</w:t>
-      </w:r>
-      <w:r>
-        <w:t xml:space="preserve"> Al eliminar un registro, el sistema no solo borra la fila en SQL, sino que utiliza las rutas almacenadas para invocar la función </w:t>
-      </w:r>
-      <w:proofErr w:type="spellStart"/>
-      <w:r>
-        <w:t>unlink</w:t>
-      </w:r>
-      <w:proofErr w:type="spellEnd"/>
-      <w:r>
-        <w:t>(). Esto libera espacio en el disco de forma inmediata.</w:t>
-      </w:r>
-    </w:p>
-    <w:p>
-      <w:r>
-        <w:rPr>
-          <w:b/>
-          <w:bCs/>
-        </w:rPr>
-        <w:t>Análisis de Residuos (</w:t>
-      </w:r>
-      <w:proofErr w:type="spellStart"/>
-      <w:r>
-        <w:rPr>
-          <w:b/>
-          <w:bCs/>
-        </w:rPr>
-        <w:t>scandir</w:t>
-      </w:r>
-      <w:proofErr w:type="spellEnd"/>
-      <w:r>
-        <w:rPr>
-          <w:b/>
-          <w:bCs/>
-        </w:rPr>
-        <w:t>):</w:t>
-      </w:r>
-      <w:r>
-        <w:t xml:space="preserve"> Tras la eliminación de los archivos, se escanea el directorio del artista. El sistema cuenta los elementos devueltos por </w:t>
-      </w:r>
-      <w:proofErr w:type="spellStart"/>
-      <w:r>
-        <w:t>scandir</w:t>
-      </w:r>
-      <w:proofErr w:type="spellEnd"/>
-      <w:r>
-        <w:t>(), ignorando los punteros de navegación de sistema (. y</w:t>
-      </w:r>
-      <w:proofErr w:type="gramStart"/>
-      <w:r>
-        <w:t xml:space="preserve"> ..</w:t>
-      </w:r>
-      <w:proofErr w:type="gramEnd"/>
-      <w:r>
-        <w:t>).</w:t>
-      </w:r>
-    </w:p>
-    <w:p>
-      <w:r>
-        <w:rPr>
-          <w:b/>
-          <w:bCs/>
-        </w:rPr>
-        <w:t>Recursividad Inversa de Limpieza (</w:t>
-      </w:r>
-      <w:proofErr w:type="spellStart"/>
-      <w:r>
-        <w:rPr>
-          <w:b/>
-          <w:bCs/>
-        </w:rPr>
-        <w:t>rmdir</w:t>
-      </w:r>
-      <w:proofErr w:type="spellEnd"/>
-      <w:r>
-        <w:rPr>
-          <w:b/>
-          <w:bCs/>
-        </w:rPr>
-        <w:t>):</w:t>
-      </w:r>
-      <w:r>
-        <w:t xml:space="preserve"> Si el contador de archivos es cero, el sistema interpreta que el artista ya no tiene canciones en el catálogo y procede a eliminar la carpeta física con </w:t>
-      </w:r>
-      <w:proofErr w:type="spellStart"/>
-      <w:r>
-        <w:t>rmdir</w:t>
-      </w:r>
-      <w:proofErr w:type="spellEnd"/>
-      <w:r>
-        <w:t>(). Esto evita la acumulación de carpetas vacías (directorios huérfanos) que degradarían el rendimiento del sistema de archivos a largo plazo.</w:t>
-      </w:r>
-    </w:p>
-    <w:p>
-      <w:r>
-        <w:pict w14:anchorId="56F4B9E3">
-          <v:rect id="_x0000_i1067" style="width:0;height:1.5pt" o:hralign="center" o:hrstd="t" o:hr="t" fillcolor="#a0a0a0" stroked="f"/>
-        </w:pict>
-      </w:r>
-    </w:p>
-    <w:p>
-      <w:pPr>
-        <w:pStyle w:val="Ttulo2"/>
-      </w:pPr>
-      <w:r>
-        <w:t>10.4. Explicación Técnica de Funcionamiento (Workflow)</w:t>
-      </w:r>
-    </w:p>
-    <w:p/>
-    <w:p>
-      <w:r>
-        <w:t>Para entender el proceso completo desde la interfaz hasta el disco, el flujo se divide en cuatro etapas técnicas:</w:t>
-      </w:r>
-    </w:p>
-    <w:p>
-      <w:r>
-        <w:rPr>
-          <w:b/>
-          <w:bCs/>
-        </w:rPr>
-        <w:t>Etapa de Captura:</w:t>
-      </w:r>
-      <w:r>
-        <w:t xml:space="preserve"> El formulario </w:t>
-      </w:r>
-      <w:proofErr w:type="spellStart"/>
-      <w:r>
-        <w:rPr>
-          <w:b/>
-          <w:bCs/>
-        </w:rPr>
-        <w:t>multipart</w:t>
-      </w:r>
-      <w:proofErr w:type="spellEnd"/>
-      <w:r>
-        <w:rPr>
-          <w:b/>
-          <w:bCs/>
-        </w:rPr>
-        <w:t>/</w:t>
-      </w:r>
-      <w:proofErr w:type="spellStart"/>
-      <w:r>
-        <w:rPr>
-          <w:b/>
-          <w:bCs/>
-        </w:rPr>
-        <w:t>form</w:t>
-      </w:r>
-      <w:proofErr w:type="spellEnd"/>
-      <w:r>
-        <w:rPr>
-          <w:b/>
-          <w:bCs/>
-        </w:rPr>
-        <w:t>-data</w:t>
-      </w:r>
-      <w:r>
-        <w:t xml:space="preserve"> envía los </w:t>
-      </w:r>
-      <w:proofErr w:type="spellStart"/>
-      <w:r>
-        <w:t>arrays</w:t>
-      </w:r>
-      <w:proofErr w:type="spellEnd"/>
-      <w:r>
-        <w:t xml:space="preserve"> globales $_POST (datos) y $_FILES (binarios). El sistema valida que los archivos no superen el límite de subida del servidor </w:t>
-      </w:r>
-      <w:r>
-        <w:rPr>
-          <w:b/>
-          <w:bCs/>
-        </w:rPr>
-        <w:t>(</w:t>
-      </w:r>
-      <w:proofErr w:type="spellStart"/>
-      <w:r>
-        <w:rPr>
-          <w:b/>
-          <w:bCs/>
-        </w:rPr>
-        <w:t>upload_max_filesize</w:t>
-      </w:r>
-      <w:proofErr w:type="spellEnd"/>
-      <w:r>
-        <w:rPr>
-          <w:b/>
-          <w:bCs/>
-        </w:rPr>
-        <w:t>).</w:t>
-      </w:r>
-    </w:p>
-    <w:p>
-      <w:r>
-        <w:rPr>
-          <w:b/>
-          <w:bCs/>
-        </w:rPr>
-        <w:t>Etapa de Saneamiento:</w:t>
-      </w:r>
-      <w:r>
-        <w:t xml:space="preserve"> Se limpian los nombres del artista y título. Se escapan las cadenas con </w:t>
-      </w:r>
-      <w:proofErr w:type="spellStart"/>
-      <w:r>
-        <w:rPr>
-          <w:b/>
-          <w:bCs/>
-        </w:rPr>
-        <w:t>mysqli_real_escape_string</w:t>
-      </w:r>
-      <w:proofErr w:type="spellEnd"/>
-      <w:r>
-        <w:rPr>
-          <w:b/>
-          <w:bCs/>
-        </w:rPr>
-        <w:t>()</w:t>
-      </w:r>
-      <w:r>
-        <w:t xml:space="preserve"> para asegurar que caracteres como el apóstrofe (ej. "</w:t>
-      </w:r>
-      <w:proofErr w:type="spellStart"/>
-      <w:r>
-        <w:t>Guns</w:t>
-      </w:r>
-      <w:proofErr w:type="spellEnd"/>
-      <w:r>
-        <w:t xml:space="preserve"> N' Roses") no corrompan la sentencia SQL posterior.</w:t>
-      </w:r>
-    </w:p>
-    <w:p>
-      <w:r>
-        <w:rPr>
-          <w:b/>
-          <w:bCs/>
-        </w:rPr>
-        <w:t>Etapa de Persistencia Física:</w:t>
-      </w:r>
-      <w:r>
-        <w:t xml:space="preserve"> Se utiliza </w:t>
-      </w:r>
-      <w:proofErr w:type="spellStart"/>
-      <w:r>
-        <w:rPr>
-          <w:b/>
-          <w:bCs/>
-        </w:rPr>
-        <w:t>move_uploaded_file</w:t>
-      </w:r>
-      <w:proofErr w:type="spellEnd"/>
-      <w:r>
-        <w:rPr>
-          <w:b/>
-          <w:bCs/>
-        </w:rPr>
-        <w:t>()</w:t>
-      </w:r>
-      <w:r>
-        <w:t>. Esta función es una medida de seguridad vital en PHP, ya que verifica que el archivo que se intenta mover es realmente un archivo subido mediante HTTP POST y no un ataque de inclusión de archivos locales.</w:t>
-      </w:r>
-    </w:p>
-    <w:p>
-      <w:r>
-        <w:rPr>
-          <w:b/>
-          <w:bCs/>
-        </w:rPr>
         <w:t>Etapa de Registro:</w:t>
       </w:r>
       <w:r>
@@ -4159,9 +5154,11 @@
       <w:pPr>
         <w:pStyle w:val="Ttulo2"/>
       </w:pPr>
+      <w:bookmarkStart w:id="19" w:name="_Toc227779313"/>
       <w:r>
         <w:t>10.5. Ejemplo del Flujo de Nombres</w:t>
       </w:r>
+      <w:bookmarkEnd w:id="19"/>
     </w:p>
     <w:p/>
     <w:tbl>
@@ -4400,7 +5397,6 @@
             <w:hideMark/>
           </w:tcPr>
           <w:p>
-            <w:proofErr w:type="spellStart"/>
             <w:r>
               <w:rPr>
                 <w:b/>
@@ -4408,7 +5404,6 @@
               </w:rPr>
               <w:t>Timestamp</w:t>
             </w:r>
-            <w:proofErr w:type="spellEnd"/>
           </w:p>
         </w:tc>
         <w:tc>
@@ -4473,13 +5468,8 @@
       </w:r>
     </w:p>
     <w:p>
-      <w:proofErr w:type="spellStart"/>
-      <w:r>
-        <w:t>uploads</w:t>
-      </w:r>
-      <w:proofErr w:type="spellEnd"/>
-      <w:r>
-        <w:t>/canciones/La_Vela_Puerca/Zafar_(voz)_1711834200.mp3</w:t>
+      <w:r>
+        <w:t>uploads/canciones/La_Vela_Puerca/Zafar_(voz)_1711834200.mp3</w:t>
       </w:r>
     </w:p>
     <w:p>
@@ -4488,13 +5478,8 @@
       </w:r>
     </w:p>
     <w:p>
-      <w:proofErr w:type="spellStart"/>
-      <w:r>
-        <w:t>uploads</w:t>
-      </w:r>
-      <w:proofErr w:type="spellEnd"/>
-      <w:r>
-        <w:t>/letras/La_Vela_Puerca/Zafar_1711834200.lrc</w:t>
+      <w:r>
+        <w:t>uploads/letras/La_Vela_Puerca/Zafar_1711834200.lrc</w:t>
       </w:r>
     </w:p>
     <w:p>
@@ -4516,27 +5501,44 @@
           <w:b/>
           <w:bCs/>
         </w:rPr>
-        <w:t xml:space="preserve">Ejemplo de como se </w:t>
-      </w:r>
-      <w:proofErr w:type="gramStart"/>
+        <w:t xml:space="preserve">Ejemplo de </w:t>
+      </w:r>
+      <w:proofErr w:type="spellStart"/>
       <w:r>
         <w:rPr>
           <w:b/>
           <w:bCs/>
         </w:rPr>
-        <w:t>guardara</w:t>
-      </w:r>
-      <w:proofErr w:type="gramEnd"/>
+        <w:t>como</w:t>
+      </w:r>
+      <w:proofErr w:type="spellEnd"/>
       <w:r>
         <w:rPr>
           <w:b/>
           <w:bCs/>
         </w:rPr>
+        <w:t xml:space="preserve"> se </w:t>
+      </w:r>
+      <w:r>
+        <w:rPr>
+          <w:b/>
+          <w:bCs/>
+        </w:rPr>
+        <w:t>guardará</w:t>
+      </w:r>
+      <w:r>
+        <w:rPr>
+          <w:b/>
+          <w:bCs/>
+        </w:rPr>
         <w:t xml:space="preserve"> las carpetas para las canciones y letras</w:t>
       </w:r>
     </w:p>
     <w:p>
       <w:r>
+        <w:rPr>
+          <w:noProof/>
+        </w:rPr>
         <w:drawing>
           <wp:inline distT="0" distB="0" distL="0" distR="0" wp14:anchorId="72A62D87" wp14:editId="12D6955A">
             <wp:extent cx="5400040" cy="707390"/>
@@ -4591,6 +5593,9 @@
     </w:p>
     <w:p>
       <w:r>
+        <w:rPr>
+          <w:noProof/>
+        </w:rPr>
         <w:drawing>
           <wp:inline distT="0" distB="0" distL="0" distR="0" wp14:anchorId="4CC56970" wp14:editId="5E54F72C">
             <wp:extent cx="5400040" cy="676910"/>
@@ -4645,6 +5650,9 @@
     </w:p>
     <w:p>
       <w:r>
+        <w:rPr>
+          <w:noProof/>
+        </w:rPr>
         <w:drawing>
           <wp:inline distT="0" distB="0" distL="0" distR="0" wp14:anchorId="173E5C1B" wp14:editId="7562E1B3">
             <wp:extent cx="5400040" cy="1123315"/>
@@ -4698,44 +5706,32 @@
       <w:pPr>
         <w:pStyle w:val="Ttulo1"/>
       </w:pPr>
+      <w:bookmarkStart w:id="20" w:name="_Toc227779314"/>
       <w:r>
         <w:t>11. Motor de Ejecución y Gestión de Sesión</w:t>
       </w:r>
+      <w:bookmarkEnd w:id="20"/>
     </w:p>
     <w:p/>
     <w:p>
       <w:r>
-        <w:t>Este apartado describe la lógica central de "</w:t>
-      </w:r>
-      <w:proofErr w:type="spellStart"/>
-      <w:r>
-        <w:t>Kantabile</w:t>
-      </w:r>
-      <w:proofErr w:type="spellEnd"/>
-      <w:r>
-        <w:t>", que gestiona la interacción en tiempo real entre el usuario, la base de datos y los flujos multimedia sincronizados.</w:t>
+        <w:t>Este apartado describe la lógica central de "Kantabile", que gestiona la interacción en tiempo real entre el usuario, la base de datos y los flujos multimedia sincronizados.</w:t>
       </w:r>
     </w:p>
     <w:p>
       <w:pPr>
         <w:pStyle w:val="Ttulo2"/>
       </w:pPr>
+      <w:bookmarkStart w:id="21" w:name="_Toc227779315"/>
       <w:r>
         <w:t>11.1. Gestión Dinámica de Colas Privadas</w:t>
       </w:r>
+      <w:bookmarkEnd w:id="21"/>
     </w:p>
     <w:p/>
     <w:p>
       <w:r>
-        <w:t>El sistema implementa una arquitectura de cola personalizada mediante el uso de sesiones de PHP y consultas SQL filtradas por identificador de usuario ($</w:t>
-      </w:r>
-      <w:proofErr w:type="spellStart"/>
-      <w:r>
-        <w:t>idUsuario</w:t>
-      </w:r>
-      <w:proofErr w:type="spellEnd"/>
-      <w:r>
-        <w:t>).</w:t>
+        <w:t>El sistema implementa una arquitectura de cola personalizada mediante el uso de sesiones de PHP y consultas SQL filtradas por identificador de usuario ($idUsuario).</w:t>
       </w:r>
     </w:p>
     <w:p>
@@ -4747,23 +5743,7 @@
         <w:t xml:space="preserve">Aislamiento de Sesión: </w:t>
       </w:r>
       <w:r>
-        <w:t xml:space="preserve">Mediante la instrucción WHERE </w:t>
-      </w:r>
-      <w:proofErr w:type="spellStart"/>
-      <w:r>
-        <w:t>id_usuario</w:t>
-      </w:r>
-      <w:proofErr w:type="spellEnd"/>
-      <w:r>
-        <w:t xml:space="preserve"> = '$</w:t>
-      </w:r>
-      <w:proofErr w:type="spellStart"/>
-      <w:r>
-        <w:t>idUsuario</w:t>
-      </w:r>
-      <w:proofErr w:type="spellEnd"/>
-      <w:r>
-        <w:t>', el sistema garantiza que la experiencia sea multi-instancia, permitiendo que cada usuario gestione su propia lista de reproducción sin interferencias.</w:t>
+        <w:t>Mediante la instrucción WHERE id_usuario = '$idUsuario', el sistema garantiza que la experiencia sea multi-instancia, permitiendo que cada usuario gestione su propia lista de reproducción sin interferencias.</w:t>
       </w:r>
     </w:p>
     <w:p>
@@ -4794,49 +5774,78 @@
           <w:b/>
           <w:bCs/>
         </w:rPr>
-        <w:t>(</w:t>
-      </w:r>
-      <w:proofErr w:type="spellStart"/>
+        <w:t>(cancion_mover.php, cancion_quitar.php</w:t>
+      </w:r>
+      <w:r>
+        <w:t>) que permiten al usuario reordenar su cola en tiempo real, modificando la prioridad de los registros en la base de datos.</w:t>
+      </w:r>
+    </w:p>
+    <w:p>
+      <w:pPr>
+        <w:pStyle w:val="Ttulo2"/>
+      </w:pPr>
+      <w:bookmarkStart w:id="22" w:name="_Toc227779316"/>
+      <w:r>
+        <w:t>11.2. Arquitectura del Reproductor Dual</w:t>
+      </w:r>
+      <w:bookmarkEnd w:id="22"/>
+    </w:p>
+    <w:p/>
+    <w:p>
+      <w:r>
+        <w:t>Una de las innovaciones técnicas del proyecto es el uso de un sistema de audio sincronizado por software.</w:t>
+      </w:r>
+    </w:p>
+    <w:p>
       <w:r>
         <w:rPr>
           <w:b/>
           <w:bCs/>
         </w:rPr>
-        <w:t>cancion_mover.php</w:t>
-      </w:r>
-      <w:proofErr w:type="spellEnd"/>
+        <w:t>Dualidad de Pistas:</w:t>
+      </w:r>
+      <w:r>
+        <w:t xml:space="preserve"> El reproductor carga simultáneamente dos nodos de audio HTML5: la pista de Voz (guía) y la pista Instrumental.</w:t>
+      </w:r>
+    </w:p>
+    <w:p>
       <w:r>
         <w:rPr>
           <w:b/>
           <w:bCs/>
         </w:rPr>
-        <w:t xml:space="preserve">, </w:t>
-      </w:r>
-      <w:proofErr w:type="spellStart"/>
+        <w:t>Sincronización de Flujos:</w:t>
+      </w:r>
+      <w:r>
+        <w:t xml:space="preserve"> Mediante JavaScript, se ha vinculado el currentTime de ambas pistas. Al pausar, reproducir o desplazar la barra de progreso (evento onseeking), los dos archivos se mantienen en fase con una precisión de milisegundos.</w:t>
+      </w:r>
+    </w:p>
+    <w:p>
       <w:r>
         <w:rPr>
           <w:b/>
           <w:bCs/>
         </w:rPr>
-        <w:t>cancion_quitar.php</w:t>
-      </w:r>
-      <w:proofErr w:type="spellEnd"/>
-      <w:r>
-        <w:t>) que permiten al usuario reordenar su cola en tiempo real, modificando la prioridad de los registros en la base de datos.</w:t>
+        <w:t>Modo Guía Dinámico:</w:t>
+      </w:r>
+      <w:r>
+        <w:t xml:space="preserve"> Se implementó una función de mutado selectivo que permite al usuario alternar entre la versión con voz y la instrumental sin interrumpir la reproducción, facilitando el aprendizaje de la canción.</w:t>
       </w:r>
     </w:p>
     <w:p>
       <w:pPr>
         <w:pStyle w:val="Ttulo2"/>
       </w:pPr>
-      <w:r>
-        <w:t>11.2. Arquitectura del Reproductor Dual</w:t>
-      </w:r>
+      <w:bookmarkStart w:id="23" w:name="_Toc227779317"/>
+      <w:r>
+        <w:t>11.3. Motor de Sincronización Avanzada</w:t>
+      </w:r>
+      <w:bookmarkEnd w:id="23"/>
     </w:p>
     <w:p/>
     <w:p>
       <w:r>
-        <w:t>Una de las innovaciones técnicas del proyecto es el uso de un sistema de audio sincronizado por software.</w:t>
+        <w:t>El sistema utiliza un algoritmo de procesamiento en el lado del cliente para transformar archivos de texto .lrc en una experiencia visual interactiva.</w:t>
       </w:r>
     </w:p>
     <w:p>
@@ -4845,10 +5854,10 @@
           <w:b/>
           <w:bCs/>
         </w:rPr>
-        <w:t>Dualidad de Pistas:</w:t>
-      </w:r>
-      <w:r>
-        <w:t xml:space="preserve"> El reproductor carga simultáneamente dos nodos de audio HTML5: la pista de Voz (guía) y la pista Instrumental.</w:t>
+        <w:t>Parsing de Micro-tiempos:</w:t>
+      </w:r>
+      <w:r>
+        <w:t xml:space="preserve"> A diferencia de reproductores básicos que solo detectan líneas, este motor utiliza Expresiones Regulares (RegExp) para detectar marcas de tiempo de frase [...] y marcas de palabra &lt;...&gt;. Esto permite un resaltado progresivo (tipo "bola de rebote") dentro de la misma frase.</w:t>
       </w:r>
     </w:p>
     <w:p>
@@ -4857,26 +5866,17 @@
           <w:b/>
           <w:bCs/>
         </w:rPr>
-        <w:t>Sincronización de Flujos:</w:t>
-      </w:r>
-      <w:r>
-        <w:t xml:space="preserve"> Mediante JavaScript, se ha vinculado el </w:t>
-      </w:r>
-      <w:proofErr w:type="spellStart"/>
-      <w:r>
-        <w:t>currentTime</w:t>
-      </w:r>
-      <w:proofErr w:type="spellEnd"/>
-      <w:r>
-        <w:t xml:space="preserve"> de ambas pistas. Al pausar, reproducir o desplazar la barra de progreso (evento </w:t>
-      </w:r>
-      <w:proofErr w:type="spellStart"/>
-      <w:r>
-        <w:t>onseeking</w:t>
-      </w:r>
-      <w:proofErr w:type="spellEnd"/>
-      <w:r>
-        <w:t>), los dos archivos se mantienen en fase con una precisión de milisegundos.</w:t>
+        <w:t>Ciclo de Renderizado:</w:t>
+      </w:r>
+      <w:r>
+        <w:t xml:space="preserve"> En lugar de intervalos fijos, se utiliza el método requestAnimationFrame. Esto permite que el "engine" de sincronización se ejecute a la </w:t>
+      </w:r>
+      <w:r>
+        <w:lastRenderedPageBreak/>
+        <w:t>tasa de refresco del monitor (normalmente 60fps), garantizando una transición suave en las barras de progreso de cada palabra mediante variables CSS</w:t>
+      </w:r>
+      <w:r>
+        <w:t>.</w:t>
       </w:r>
     </w:p>
     <w:p>
@@ -4885,577 +5885,356 @@
           <w:b/>
           <w:bCs/>
         </w:rPr>
-        <w:t>Modo Guía Dinámico:</w:t>
-      </w:r>
-      <w:r>
-        <w:t xml:space="preserve"> Se implementó una función de mutado selectivo que permite al usuario alternar entre la versión con voz y la instrumental sin interrumpir la reproducción, facilitando el aprendizaje de la canción.</w:t>
+        <w:t>Lógica de Pre-visualización</w:t>
+      </w:r>
+      <w:r>
+        <w:t xml:space="preserve">: El motor calcula dinámicamente el índice de la frase actual y la siguiente, permitiendo al usuario anticipar la letra que debe cantar (campo </w:t>
+      </w:r>
+      <w:r>
+        <w:t>línea</w:t>
+      </w:r>
+      <w:r>
+        <w:t>-siguiente).</w:t>
       </w:r>
     </w:p>
     <w:p>
       <w:pPr>
         <w:pStyle w:val="Ttulo2"/>
       </w:pPr>
-      <w:r>
-        <w:t>11.3. Motor de Sincronización Avanzada</w:t>
+      <w:bookmarkStart w:id="24" w:name="_Toc227779318"/>
+      <w:r>
+        <w:t>11.4. Interfaz de Escenario</w:t>
+      </w:r>
+      <w:bookmarkEnd w:id="24"/>
+    </w:p>
+    <w:p>
+      <w:pPr>
+        <w:rPr>
+          <w:u w:val="single"/>
+        </w:rPr>
+      </w:pPr>
+    </w:p>
+    <w:p>
+      <w:r>
+        <w:t>Para profesionalizar la experiencia de usuario, se ha desarrollado un módulo de Escenario Externo.</w:t>
+      </w:r>
+    </w:p>
+    <w:p>
+      <w:r>
+        <w:t>Comunicación Inter-Ventana: Utilizando el objeto window.open, el sistema abre una ventana secundaria independiente del panel de control.</w:t>
+      </w:r>
+    </w:p>
+    <w:p>
+      <w:r>
+        <w:t>Sincronización del DOM: Mediante un puente de datos en JavaScript, la ventana principal inyecta el contenido procesado de las letras en la ventana del escenario en tiempo real. Esto permite que el monitor principal sea utilizado para la gestión (cola/búsqueda) mientras el monitor secundario muestra exclusivamente la letra al cantante, simulando un entorno de karaoke profesional.</w:t>
       </w:r>
     </w:p>
     <w:p/>
     <w:p>
-      <w:r>
-        <w:t>El sistema utiliza un algoritmo de procesamiento en el lado del cliente para transformar archivos de texto .</w:t>
-      </w:r>
-      <w:proofErr w:type="spellStart"/>
-      <w:r>
-        <w:t>lrc</w:t>
-      </w:r>
-      <w:proofErr w:type="spellEnd"/>
-      <w:r>
-        <w:t xml:space="preserve"> en una experiencia visual interactiva.</w:t>
-      </w:r>
-    </w:p>
-    <w:p>
-      <w:proofErr w:type="spellStart"/>
+      <w:pPr>
+        <w:pStyle w:val="Ttulo1"/>
+      </w:pPr>
+      <w:bookmarkStart w:id="25" w:name="_Toc227779319"/>
+      <w:r>
+        <w:t>12</w:t>
+      </w:r>
+      <w:r>
+        <w:t>. Navegación y Flujo de Trabajo (User Flow)</w:t>
+      </w:r>
+      <w:bookmarkEnd w:id="25"/>
+    </w:p>
+    <w:p/>
+    <w:p>
+      <w:r>
+        <w:t>En este apartado se describe la arquitectura de navegación de la aplicación, diseñada bajo un enfoque de experiencia de usuario (UX) simplificada para evitar distracciones en entornos de ocio (karaoke).</w:t>
+      </w:r>
+    </w:p>
+    <w:p>
+      <w:pPr>
+        <w:pStyle w:val="Ttulo2"/>
+      </w:pPr>
+      <w:bookmarkStart w:id="26" w:name="_Toc227779320"/>
+      <w:r>
+        <w:t>12</w:t>
+      </w:r>
+      <w:r>
+        <w:t>.1. Mapa del Sitio (Sitemap)</w:t>
+      </w:r>
+      <w:bookmarkEnd w:id="26"/>
+    </w:p>
+    <w:p>
+      <w:r>
+        <w:t>La aplicación se estructura en cuatro nodos principales interconectados:</w:t>
+      </w:r>
+    </w:p>
+    <w:p>
       <w:r>
         <w:rPr>
           <w:b/>
           <w:bCs/>
         </w:rPr>
-        <w:t>Parsing</w:t>
-      </w:r>
-      <w:proofErr w:type="spellEnd"/>
+        <w:t>Index / Login:</w:t>
+      </w:r>
+      <w:r>
+        <w:t xml:space="preserve"> Puerta de entrada donde se gestiona la autenticación.</w:t>
+      </w:r>
+    </w:p>
+    <w:p>
       <w:r>
         <w:rPr>
           <w:b/>
           <w:bCs/>
         </w:rPr>
-        <w:t xml:space="preserve"> de </w:t>
-      </w:r>
-      <w:proofErr w:type="spellStart"/>
+        <w:t>Dashboard</w:t>
+      </w:r>
+      <w:r>
+        <w:t xml:space="preserve"> (Biblioteca): El centro neurálgico donde el usuario busca canciones y gestiona su perfil.</w:t>
+      </w:r>
+      <w:r>
+        <w:t xml:space="preserve"> </w:t>
+      </w:r>
+    </w:p>
+    <w:p>
       <w:r>
         <w:rPr>
           <w:b/>
           <w:bCs/>
         </w:rPr>
-        <w:t>Micro-tiempos</w:t>
-      </w:r>
-      <w:proofErr w:type="spellEnd"/>
+        <w:t>Reproductor de Karaoke:</w:t>
+      </w:r>
+      <w:r>
+        <w:t xml:space="preserve"> Interfaz de ejecución donde se procesa el audio y la letra.</w:t>
+      </w:r>
+    </w:p>
+    <w:p>
       <w:r>
         <w:rPr>
           <w:b/>
           <w:bCs/>
         </w:rPr>
-        <w:t>:</w:t>
-      </w:r>
-      <w:r>
-        <w:t xml:space="preserve"> A diferencia de reproductores básicos que solo detectan líneas, este motor utiliza Expresiones Regulares (</w:t>
-      </w:r>
-      <w:proofErr w:type="spellStart"/>
-      <w:r>
-        <w:t>RegExp</w:t>
-      </w:r>
-      <w:proofErr w:type="spellEnd"/>
-      <w:r>
-        <w:t>) para detectar marcas de tiempo de frase [...] y marcas de palabra &lt;...&gt;. Esto permite un resaltado progresivo (tipo "bola de rebote") dentro de la misma frase.</w:t>
-      </w:r>
-    </w:p>
-    <w:p>
+        <w:t xml:space="preserve">Ventana de Escenario: </w:t>
+      </w:r>
+      <w:r>
+        <w:t>Una extensión visual independiente para la proyección de la letra.</w:t>
+      </w:r>
+    </w:p>
+    <w:p>
+      <w:pPr>
+        <w:pStyle w:val="Ttulo2"/>
+      </w:pPr>
+      <w:bookmarkStart w:id="27" w:name="_Toc227779321"/>
+      <w:r>
+        <w:t>12</w:t>
+      </w:r>
+      <w:r>
+        <w:t>.2. Descripción de los Flujos Principales</w:t>
+      </w:r>
+      <w:bookmarkEnd w:id="27"/>
+    </w:p>
+    <w:p/>
+    <w:p>
+      <w:pPr>
+        <w:rPr>
+          <w:i/>
+          <w:iCs/>
+        </w:rPr>
+      </w:pPr>
+      <w:r>
+        <w:rPr>
+          <w:i/>
+          <w:iCs/>
+        </w:rPr>
+        <w:t>Flujo de Selección de Canción</w:t>
+      </w:r>
+    </w:p>
+    <w:p>
+      <w:pPr>
+        <w:ind w:left="360"/>
+      </w:pPr>
+      <w:r>
+        <w:t>Para que un usuario pueda cantar, el sistema sigue este camino lógico:</w:t>
+      </w:r>
+    </w:p>
+    <w:p>
+      <w:pPr>
+        <w:ind w:left="360"/>
+      </w:pPr>
       <w:r>
         <w:rPr>
           <w:b/>
           <w:bCs/>
         </w:rPr>
-        <w:t>Ciclo de Renderizado:</w:t>
-      </w:r>
-      <w:r>
-        <w:t xml:space="preserve"> En lugar de intervalos fijos, se utiliza el método </w:t>
-      </w:r>
-      <w:proofErr w:type="spellStart"/>
-      <w:r>
-        <w:t>requestAnimationFrame</w:t>
-      </w:r>
-      <w:proofErr w:type="spellEnd"/>
-      <w:r>
-        <w:t>. Esto permite que el "</w:t>
-      </w:r>
-      <w:proofErr w:type="spellStart"/>
-      <w:r>
-        <w:t>engine</w:t>
-      </w:r>
-      <w:proofErr w:type="spellEnd"/>
-      <w:r>
-        <w:t xml:space="preserve">" de sincronización se ejecute a la </w:t>
-      </w:r>
-      <w:r>
-        <w:lastRenderedPageBreak/>
-        <w:t>tasa de refresco del monitor (normalmente 60fps), garantizando una transición suave en las barras de progreso de cada palabra mediante variables CSS</w:t>
-      </w:r>
-      <w:r>
-        <w:t>.</w:t>
-      </w:r>
-    </w:p>
-    <w:p>
+        <w:t>Búsqueda:</w:t>
+      </w:r>
+      <w:r>
+        <w:t xml:space="preserve"> El usuario utiliza el buscador dinámico. El sistema filtra en tiempo real sobre la base de datos.</w:t>
+      </w:r>
+    </w:p>
+    <w:p>
+      <w:pPr>
+        <w:ind w:left="360"/>
+      </w:pPr>
       <w:r>
         <w:rPr>
           <w:b/>
           <w:bCs/>
         </w:rPr>
-        <w:t xml:space="preserve">Lógica de </w:t>
-      </w:r>
-      <w:proofErr w:type="spellStart"/>
+        <w:t>Registro en Cola:</w:t>
+      </w:r>
+      <w:r>
+        <w:t xml:space="preserve"> Al hacer clic en "Añadir a la cola", se dispara una petición POST que registra el id_cancion y el alias del cantante.</w:t>
+      </w:r>
+    </w:p>
+    <w:p>
+      <w:pPr>
+        <w:ind w:left="360"/>
+      </w:pPr>
       <w:r>
         <w:rPr>
           <w:b/>
           <w:bCs/>
         </w:rPr>
-        <w:t>Pre-visualización</w:t>
-      </w:r>
-      <w:proofErr w:type="spellEnd"/>
-      <w:r>
-        <w:t xml:space="preserve">: El motor calcula dinámicamente el índice de la frase actual y la siguiente, permitiendo al usuario anticipar la letra que debe cantar (campo </w:t>
-      </w:r>
-      <w:proofErr w:type="spellStart"/>
-      <w:r>
-        <w:t>linea</w:t>
-      </w:r>
-      <w:proofErr w:type="spellEnd"/>
-      <w:r>
-        <w:t>-siguiente).</w:t>
-      </w:r>
-    </w:p>
-    <w:p>
-      <w:pPr>
-        <w:pStyle w:val="Ttulo2"/>
-      </w:pPr>
-      <w:r>
-        <w:t>11.4. Interfaz de Escenario</w:t>
-      </w:r>
-    </w:p>
-    <w:p>
-      <w:pPr>
-        <w:rPr>
-          <w:u w:val="single"/>
-        </w:rPr>
-      </w:pPr>
-    </w:p>
-    <w:p>
-      <w:r>
-        <w:t>Para profesionalizar la experiencia de usuario, se ha desarrollado un módulo de Escenario Externo.</w:t>
-      </w:r>
-    </w:p>
-    <w:p>
-      <w:r>
-        <w:t xml:space="preserve">Comunicación Inter-Ventana: Utilizando el objeto </w:t>
-      </w:r>
-      <w:proofErr w:type="spellStart"/>
-      <w:r>
-        <w:t>window.open</w:t>
-      </w:r>
-      <w:proofErr w:type="spellEnd"/>
-      <w:r>
-        <w:t>, el sistema abre una ventana secundaria independiente del panel de control.</w:t>
-      </w:r>
-    </w:p>
-    <w:p>
-      <w:r>
-        <w:t>Sincronización del DOM: Mediante un puente de datos en JavaScript, la ventana principal inyecta el contenido procesado de las letras en la ventana del escenario en tiempo real. Esto permite que el monitor principal sea utilizado para la gestión (cola/búsqueda) mientras el monitor secundario muestra exclusivamente la letra al cantante, simulando un entorno de karaoke profesional.</w:t>
-      </w:r>
-    </w:p>
-    <w:p/>
-    <w:p>
-      <w:pPr>
-        <w:pStyle w:val="Ttulo1"/>
-      </w:pPr>
-      <w:r>
-        <w:t>12</w:t>
-      </w:r>
-      <w:r>
-        <w:t>. Navegación y Flujo de Trabajo (</w:t>
-      </w:r>
-      <w:proofErr w:type="spellStart"/>
-      <w:r>
-        <w:t>User</w:t>
-      </w:r>
-      <w:proofErr w:type="spellEnd"/>
-      <w:r>
-        <w:t xml:space="preserve"> Flow)</w:t>
-      </w:r>
-    </w:p>
-    <w:p/>
-    <w:p>
-      <w:r>
-        <w:t>En este apartado se describe la arquitectura de navegación de la aplicación, diseñada bajo un enfoque de experiencia de usuario (UX) simplificada para evitar distracciones en entornos de ocio (karaoke).</w:t>
-      </w:r>
-    </w:p>
-    <w:p>
-      <w:pPr>
-        <w:pStyle w:val="Ttulo2"/>
-      </w:pPr>
-      <w:r>
-        <w:t>12</w:t>
-      </w:r>
-      <w:r>
-        <w:t>.1. Mapa del Sitio (</w:t>
-      </w:r>
-      <w:proofErr w:type="spellStart"/>
-      <w:r>
-        <w:t>Sitemap</w:t>
-      </w:r>
-      <w:proofErr w:type="spellEnd"/>
-      <w:r>
-        <w:t>)</w:t>
-      </w:r>
-    </w:p>
-    <w:p>
-      <w:r>
-        <w:t>La aplicación se estructura en cuatro nodos principales interconectados:</w:t>
-      </w:r>
-    </w:p>
-    <w:p>
-      <w:proofErr w:type="spellStart"/>
+        <w:lastRenderedPageBreak/>
+        <w:t>Carga de Assets:</w:t>
+      </w:r>
+      <w:r>
+        <w:t xml:space="preserve"> Cuando llega el turno, el sistema carga simultáneamente tres elementos: el audio guía, el audio instrumental y el archivo de texto .lrc.</w:t>
+      </w:r>
+    </w:p>
+    <w:p>
+      <w:pPr>
+        <w:rPr>
+          <w:i/>
+          <w:iCs/>
+        </w:rPr>
+      </w:pPr>
+      <w:r>
+        <w:rPr>
+          <w:i/>
+          <w:iCs/>
+        </w:rPr>
+        <w:t>Flujo de Control de Visualización</w:t>
+      </w:r>
+    </w:p>
+    <w:p>
+      <w:pPr>
+        <w:ind w:left="708"/>
+      </w:pPr>
+      <w:r>
+        <w:t>Una de las innovaciones de "Kantabile" es su flujo de visualización dual, pensado para monitores externos o proyectores:</w:t>
+      </w:r>
+    </w:p>
+    <w:p>
+      <w:pPr>
+        <w:ind w:left="708"/>
+      </w:pPr>
       <w:r>
         <w:rPr>
           <w:b/>
           <w:bCs/>
         </w:rPr>
-        <w:t>Index</w:t>
-      </w:r>
-      <w:proofErr w:type="spellEnd"/>
+        <w:t>Acción del Usuario:</w:t>
+      </w:r>
+      <w:r>
+        <w:t xml:space="preserve"> Desde el reproductor, el usuario pulsa "Modo Escenario".</w:t>
+      </w:r>
+    </w:p>
+    <w:p>
+      <w:pPr>
+        <w:ind w:left="708"/>
+      </w:pPr>
       <w:r>
         <w:rPr>
           <w:b/>
           <w:bCs/>
         </w:rPr>
-        <w:t xml:space="preserve"> / </w:t>
-      </w:r>
-      <w:proofErr w:type="spellStart"/>
+        <w:t>Apertura de Nodo:</w:t>
+      </w:r>
+      <w:r>
+        <w:t xml:space="preserve"> JavaScript abre una ventana pop-up limpia (sin controles, solo letra).</w:t>
+      </w:r>
+    </w:p>
+    <w:p>
+      <w:pPr>
+        <w:ind w:left="708"/>
+      </w:pPr>
       <w:r>
         <w:rPr>
           <w:b/>
           <w:bCs/>
         </w:rPr>
-        <w:t>Login</w:t>
-      </w:r>
-      <w:proofErr w:type="spellEnd"/>
+        <w:t>Sincronización:</w:t>
+      </w:r>
+      <w:r>
+        <w:t xml:space="preserve"> El flujo de datos de la ventana principal se "espeja" en la secundaria. Esto permite que el gestor controle el volumen y la cola mientras el cantante solo ve la letra.</w:t>
+      </w:r>
+    </w:p>
+    <w:p>
+      <w:pPr>
+        <w:pStyle w:val="Ttulo2"/>
+      </w:pPr>
+      <w:bookmarkStart w:id="28" w:name="_Toc227779322"/>
+      <w:r>
+        <w:t>12</w:t>
+      </w:r>
+      <w:r>
+        <w:t>.3. Diseño de la Interfaz</w:t>
+      </w:r>
+      <w:bookmarkEnd w:id="28"/>
+    </w:p>
+    <w:p/>
+    <w:p>
+      <w:r>
+        <w:t xml:space="preserve">La navegación se ha diseñado para </w:t>
+      </w:r>
+      <w:r>
+        <w:t>no ser intrusiva.</w:t>
+      </w:r>
+    </w:p>
+    <w:p>
       <w:r>
         <w:rPr>
           <w:b/>
           <w:bCs/>
         </w:rPr>
-        <w:t>:</w:t>
-      </w:r>
-      <w:r>
-        <w:t xml:space="preserve"> Puerta de entrada donde se gestiona la autenticación.</w:t>
-      </w:r>
-    </w:p>
-    <w:p>
-      <w:proofErr w:type="spellStart"/>
+        <w:t>Sidebar Fijo:</w:t>
+      </w:r>
+      <w:r>
+        <w:t xml:space="preserve"> El menú lateral permite saltar entre la biblioteca y la cola de espera sin detener la música que esté sonando.</w:t>
+      </w:r>
+    </w:p>
+    <w:p>
       <w:r>
         <w:rPr>
           <w:b/>
           <w:bCs/>
         </w:rPr>
-        <w:t>Dashboard</w:t>
-      </w:r>
-      <w:proofErr w:type="spellEnd"/>
-      <w:r>
-        <w:t xml:space="preserve"> (Biblioteca): El centro neurálgico donde el usuario busca canciones y gestiona su perfil.</w:t>
-      </w:r>
-      <w:r>
-        <w:t xml:space="preserve"> </w:t>
-      </w:r>
-    </w:p>
-    <w:p>
-      <w:r>
-        <w:rPr>
-          <w:b/>
-          <w:bCs/>
-        </w:rPr>
-        <w:t>Reproductor de Karaoke:</w:t>
-      </w:r>
-      <w:r>
-        <w:t xml:space="preserve"> Interfaz de ejecución donde se procesa el audio y la letra.</w:t>
-      </w:r>
-    </w:p>
-    <w:p>
-      <w:r>
-        <w:rPr>
-          <w:b/>
-          <w:bCs/>
-        </w:rPr>
-        <w:t xml:space="preserve">Ventana de Escenario: </w:t>
-      </w:r>
-      <w:r>
-        <w:t>Una extensión visual independiente para la proyección de la letra.</w:t>
-      </w:r>
-    </w:p>
-    <w:p>
-      <w:pPr>
-        <w:pStyle w:val="Ttulo2"/>
-      </w:pPr>
-      <w:r>
-        <w:t>12</w:t>
-      </w:r>
-      <w:r>
-        <w:t>.2. Descripción de los Flujos Principales</w:t>
+        <w:t>Feedback Visual:</w:t>
+      </w:r>
+      <w:r>
+        <w:t xml:space="preserve"> Se han implementado estados de "Cargando" y notificaciones de éxito cuando una canción se añade correctamente a la lista.</w:t>
+      </w:r>
+    </w:p>
+    <w:p>
+      <w:r>
+        <w:t xml:space="preserve">Un ejemplo visual de la interfaz </w:t>
+      </w:r>
+      <w:r>
+        <w:t>sería</w:t>
+      </w:r>
+      <w:r>
+        <w:t xml:space="preserve"> el que veremos a continuación</w:t>
       </w:r>
     </w:p>
     <w:p/>
     <w:p>
       <w:pPr>
-        <w:rPr>
-          <w:i/>
-          <w:iCs/>
-        </w:rPr>
-      </w:pPr>
-      <w:r>
-        <w:rPr>
-          <w:i/>
-          <w:iCs/>
-        </w:rPr>
-        <w:t>Flujo de Selección de Canción</w:t>
-      </w:r>
-    </w:p>
-    <w:p>
-      <w:pPr>
-        <w:ind w:left="360"/>
-      </w:pPr>
-      <w:r>
-        <w:t>Para que un usuario pueda cantar, el sistema sigue este camino lógico:</w:t>
-      </w:r>
-    </w:p>
-    <w:p>
-      <w:pPr>
-        <w:ind w:left="360"/>
-      </w:pPr>
-      <w:r>
-        <w:rPr>
-          <w:b/>
-          <w:bCs/>
-        </w:rPr>
-        <w:t>Búsqueda:</w:t>
-      </w:r>
-      <w:r>
-        <w:t xml:space="preserve"> El usuario utiliza el buscador dinámico. El sistema filtra en tiempo real sobre la base de datos.</w:t>
-      </w:r>
-    </w:p>
-    <w:p>
-      <w:pPr>
-        <w:ind w:left="360"/>
-      </w:pPr>
-      <w:r>
-        <w:rPr>
-          <w:b/>
-          <w:bCs/>
-        </w:rPr>
-        <w:t>Registro en Cola:</w:t>
-      </w:r>
-      <w:r>
-        <w:t xml:space="preserve"> Al hacer clic en "Añadir a la cola", se dispara una petición POST que registra el </w:t>
-      </w:r>
-      <w:proofErr w:type="spellStart"/>
-      <w:r>
-        <w:t>id_cancion</w:t>
-      </w:r>
-      <w:proofErr w:type="spellEnd"/>
-      <w:r>
-        <w:t xml:space="preserve"> y el alias del cantante.</w:t>
-      </w:r>
-    </w:p>
-    <w:p>
-      <w:pPr>
-        <w:ind w:left="360"/>
-      </w:pPr>
-      <w:r>
-        <w:rPr>
-          <w:b/>
-          <w:bCs/>
-        </w:rPr>
-        <w:lastRenderedPageBreak/>
-        <w:t xml:space="preserve">Carga de </w:t>
-      </w:r>
-      <w:proofErr w:type="spellStart"/>
-      <w:r>
-        <w:rPr>
-          <w:b/>
-          <w:bCs/>
-        </w:rPr>
-        <w:t>Assets</w:t>
-      </w:r>
-      <w:proofErr w:type="spellEnd"/>
-      <w:r>
-        <w:rPr>
-          <w:b/>
-          <w:bCs/>
-        </w:rPr>
-        <w:t>:</w:t>
-      </w:r>
-      <w:r>
-        <w:t xml:space="preserve"> Cuando llega el turno, el sistema carga simultáneamente tres elementos: el audio guía, el audio instrumental y el archivo de texto .</w:t>
-      </w:r>
-      <w:proofErr w:type="spellStart"/>
-      <w:r>
-        <w:t>lrc</w:t>
-      </w:r>
-      <w:proofErr w:type="spellEnd"/>
-      <w:r>
-        <w:t>.</w:t>
-      </w:r>
-    </w:p>
-    <w:p>
-      <w:pPr>
-        <w:rPr>
-          <w:i/>
-          <w:iCs/>
-        </w:rPr>
-      </w:pPr>
-      <w:r>
-        <w:rPr>
-          <w:i/>
-          <w:iCs/>
-        </w:rPr>
-        <w:t>Flujo de Control de Visualización</w:t>
-      </w:r>
-    </w:p>
-    <w:p>
-      <w:pPr>
-        <w:ind w:left="708"/>
-      </w:pPr>
-      <w:r>
-        <w:t>Una de las innovaciones de "</w:t>
-      </w:r>
-      <w:proofErr w:type="spellStart"/>
-      <w:r>
-        <w:t>Kantabile</w:t>
-      </w:r>
-      <w:proofErr w:type="spellEnd"/>
-      <w:r>
-        <w:t>" es su flujo de visualización dual, pensado para monitores externos o proyectores:</w:t>
-      </w:r>
-    </w:p>
-    <w:p>
-      <w:pPr>
-        <w:ind w:left="708"/>
-      </w:pPr>
-      <w:r>
-        <w:rPr>
-          <w:b/>
-          <w:bCs/>
-        </w:rPr>
-        <w:t>Acción del Usuario:</w:t>
-      </w:r>
-      <w:r>
-        <w:t xml:space="preserve"> Desde el reproductor, el usuario pulsa "Modo Escenario".</w:t>
-      </w:r>
-    </w:p>
-    <w:p>
-      <w:pPr>
-        <w:ind w:left="708"/>
-      </w:pPr>
-      <w:r>
-        <w:rPr>
-          <w:b/>
-          <w:bCs/>
-        </w:rPr>
-        <w:t>Apertura de Nodo:</w:t>
-      </w:r>
-      <w:r>
-        <w:t xml:space="preserve"> JavaScript abre una ventana pop-up limpia (sin controles, solo letra).</w:t>
-      </w:r>
-    </w:p>
-    <w:p>
-      <w:pPr>
-        <w:ind w:left="708"/>
-      </w:pPr>
-      <w:r>
-        <w:rPr>
-          <w:b/>
-          <w:bCs/>
-        </w:rPr>
-        <w:t>Sincronización:</w:t>
-      </w:r>
-      <w:r>
-        <w:t xml:space="preserve"> El flujo de datos de la ventana principal se "espeja" en la secundaria. Esto permite que el gestor controle el volumen y la cola mientras el cantante solo ve la letra.</w:t>
-      </w:r>
-    </w:p>
-    <w:p>
-      <w:pPr>
-        <w:pStyle w:val="Ttulo2"/>
-      </w:pPr>
-      <w:r>
-        <w:t>12</w:t>
-      </w:r>
-      <w:r>
-        <w:t>.3. Diseño de la Interfaz</w:t>
-      </w:r>
-    </w:p>
-    <w:p/>
-    <w:p>
-      <w:r>
-        <w:t xml:space="preserve">La navegación se ha diseñado para </w:t>
-      </w:r>
-      <w:r>
-        <w:t>no ser intrusiva.</w:t>
-      </w:r>
-    </w:p>
-    <w:p>
-      <w:proofErr w:type="spellStart"/>
-      <w:r>
-        <w:rPr>
-          <w:b/>
-          <w:bCs/>
-        </w:rPr>
-        <w:t>Sidebar</w:t>
-      </w:r>
-      <w:proofErr w:type="spellEnd"/>
-      <w:r>
-        <w:rPr>
-          <w:b/>
-          <w:bCs/>
-        </w:rPr>
-        <w:t xml:space="preserve"> Fijo:</w:t>
-      </w:r>
-      <w:r>
-        <w:t xml:space="preserve"> El menú lateral permite saltar entre la biblioteca y la cola de espera sin detener la música que esté sonando.</w:t>
-      </w:r>
-    </w:p>
-    <w:p>
-      <w:proofErr w:type="spellStart"/>
-      <w:r>
-        <w:rPr>
-          <w:b/>
-          <w:bCs/>
-        </w:rPr>
-        <w:t>Feedback</w:t>
-      </w:r>
-      <w:proofErr w:type="spellEnd"/>
-      <w:r>
-        <w:rPr>
-          <w:b/>
-          <w:bCs/>
-        </w:rPr>
-        <w:t xml:space="preserve"> Visual:</w:t>
-      </w:r>
-      <w:r>
-        <w:t xml:space="preserve"> Se han implementado estados de "Cargando" y notificaciones de éxito cuando una canción se añade correctamente a la lista.</w:t>
-      </w:r>
-    </w:p>
-    <w:p>
-      <w:r>
-        <w:t xml:space="preserve">Un ejemplo visual de la interfaz </w:t>
-      </w:r>
-      <w:r>
-        <w:t>sería</w:t>
-      </w:r>
-      <w:r>
-        <w:t xml:space="preserve"> el que veremos a continuación</w:t>
-      </w:r>
-    </w:p>
-    <w:p/>
-    <w:p>
-      <w:pPr>
         <w:jc w:val="center"/>
       </w:pPr>
       <w:r>
+        <w:rPr>
+          <w:noProof/>
+        </w:rPr>
         <w:drawing>
           <wp:inline distT="0" distB="0" distL="0" distR="0" wp14:anchorId="66D345C5" wp14:editId="4D73157F">
             <wp:extent cx="3763311" cy="1587813"/>
@@ -5500,15 +6279,7 @@
     </w:p>
     <w:p>
       <w:r>
-        <w:t xml:space="preserve">En la siguiente imagen se observará la interfaz completa de una sola pagina donde se ve mediante </w:t>
-      </w:r>
-      <w:proofErr w:type="spellStart"/>
-      <w:r>
-        <w:t>tabs</w:t>
-      </w:r>
-      <w:proofErr w:type="spellEnd"/>
-      <w:r>
-        <w:t xml:space="preserve"> tanto la biblioteca con un buscador y un input para el alias como la gestión de colas de reproducción.</w:t>
+        <w:t>En la siguiente imagen se observará la interfaz completa de una sola pagina donde se ve mediante tabs tanto la biblioteca con un buscador y un input para el alias como la gestión de colas de reproducción.</w:t>
       </w:r>
     </w:p>
     <w:p>
@@ -5522,6 +6293,9 @@
         <w:jc w:val="center"/>
       </w:pPr>
       <w:r>
+        <w:rPr>
+          <w:noProof/>
+        </w:rPr>
         <w:lastRenderedPageBreak/>
         <w:drawing>
           <wp:inline distT="0" distB="0" distL="0" distR="0" wp14:anchorId="034EB45C" wp14:editId="65FA135D">
@@ -5565,6 +6339,9 @@
         <w:jc w:val="center"/>
       </w:pPr>
       <w:r>
+        <w:rPr>
+          <w:noProof/>
+        </w:rPr>
         <w:drawing>
           <wp:inline distT="0" distB="0" distL="0" distR="0" wp14:anchorId="61A2DC37" wp14:editId="4A8D675C">
             <wp:extent cx="4608999" cy="4433398"/>
@@ -5607,6 +6384,9 @@
         <w:jc w:val="center"/>
       </w:pPr>
       <w:r>
+        <w:rPr>
+          <w:noProof/>
+        </w:rPr>
         <w:lastRenderedPageBreak/>
         <w:drawing>
           <wp:inline distT="0" distB="0" distL="0" distR="0" wp14:anchorId="7F8FB8C3" wp14:editId="1A48D341">
@@ -5648,6 +6428,9 @@
     <w:p/>
     <w:p>
       <w:r>
+        <w:rPr>
+          <w:noProof/>
+        </w:rPr>
         <w:drawing>
           <wp:inline distT="0" distB="0" distL="0" distR="0" wp14:anchorId="08971CF6" wp14:editId="73F1D394">
             <wp:extent cx="5400040" cy="1096010"/>
@@ -5687,6 +6470,9 @@
     </w:p>
     <w:p>
       <w:r>
+        <w:rPr>
+          <w:noProof/>
+        </w:rPr>
         <w:drawing>
           <wp:inline distT="0" distB="0" distL="0" distR="0" wp14:anchorId="01181744" wp14:editId="646C9B7F">
             <wp:extent cx="5400040" cy="2386330"/>
@@ -5738,66 +6524,43 @@
       <w:pPr>
         <w:pStyle w:val="Ttulo1"/>
       </w:pPr>
-      <w:r>
+      <w:bookmarkStart w:id="29" w:name="_Toc227779323"/>
+      <w:r>
+        <w:t>13. Conectividad e Infraestructura de Comunicación</w:t>
+      </w:r>
+      <w:bookmarkEnd w:id="29"/>
+    </w:p>
+    <w:p/>
+    <w:p>
+      <w:r>
+        <w:t>La robustez de "Kantabile" reside en la comunicación eficiente entre sus distintos componentes. A continuación, se describen los niveles de conectividad implementados:</w:t>
+      </w:r>
+    </w:p>
+    <w:p>
+      <w:pPr>
+        <w:pStyle w:val="Ttulo2"/>
+      </w:pPr>
+      <w:bookmarkStart w:id="30" w:name="_Toc227779324"/>
+      <w:r>
+        <w:rPr>
+          <w:rStyle w:val="Ttulo2Car"/>
+        </w:rPr>
         <w:t>13</w:t>
       </w:r>
       <w:r>
-        <w:t>. Conectividad e Infraestructura de Comunicación</w:t>
-      </w:r>
-    </w:p>
-    <w:p/>
-    <w:p>
-      <w:r>
-        <w:t>La robustez de "</w:t>
-      </w:r>
-      <w:proofErr w:type="spellStart"/>
-      <w:r>
-        <w:t>Kantabile</w:t>
-      </w:r>
-      <w:proofErr w:type="spellEnd"/>
-      <w:r>
-        <w:t>" reside en la comunicación eficiente entre sus distintos componentes. A continuación, se describen los niveles de conectividad implementados:</w:t>
-      </w:r>
-    </w:p>
-    <w:p>
-      <w:pPr>
-        <w:pStyle w:val="Ttulo2"/>
-      </w:pPr>
-      <w:r>
         <w:rPr>
           <w:rStyle w:val="Ttulo2Car"/>
         </w:rPr>
-        <w:t>13</w:t>
-      </w:r>
-      <w:r>
-        <w:rPr>
-          <w:rStyle w:val="Ttulo2Car"/>
-        </w:rPr>
         <w:t>.1. Comunicación Cliente-Servidor (HTTP/API</w:t>
       </w:r>
       <w:r>
         <w:t>)</w:t>
       </w:r>
-    </w:p>
-    <w:p>
-      <w:r>
-        <w:t xml:space="preserve">La interacción entre el </w:t>
-      </w:r>
-      <w:proofErr w:type="spellStart"/>
-      <w:r>
-        <w:t>front-end</w:t>
-      </w:r>
-      <w:proofErr w:type="spellEnd"/>
-      <w:r>
-        <w:t xml:space="preserve"> (navegador) y el back-</w:t>
-      </w:r>
-      <w:proofErr w:type="spellStart"/>
-      <w:r>
-        <w:t>end</w:t>
-      </w:r>
-      <w:proofErr w:type="spellEnd"/>
-      <w:r>
-        <w:t xml:space="preserve"> (PHP) se basa en el protocolo HTTP. Se han utilizado peticiones asíncronas para las siguientes tareas:</w:t>
+      <w:bookmarkEnd w:id="30"/>
+    </w:p>
+    <w:p>
+      <w:r>
+        <w:t>La interacción entre el front-end (navegador) y el back-end (PHP) se basa en el protocolo HTTP. Se han utilizado peticiones asíncronas para las siguientes tareas:</w:t>
       </w:r>
     </w:p>
     <w:p>
@@ -5840,9 +6603,14 @@
       <w:pPr>
         <w:pStyle w:val="Ttulo2"/>
       </w:pPr>
-      <w:r>
-        <w:t>4.2. Gestión de Recursos Multimedia</w:t>
-      </w:r>
+      <w:bookmarkStart w:id="31" w:name="_Toc227779325"/>
+      <w:r>
+        <w:t>13</w:t>
+      </w:r>
+      <w:r>
+        <w:t>.2. Gestión de Recursos Multimedia</w:t>
+      </w:r>
+      <w:bookmarkEnd w:id="31"/>
     </w:p>
     <w:p/>
     <w:p>
@@ -5898,9 +6666,14 @@
       <w:pPr>
         <w:pStyle w:val="Ttulo2"/>
       </w:pPr>
-      <w:r>
-        <w:t>4.3. Conectividad entre Contextos</w:t>
-      </w:r>
+      <w:bookmarkStart w:id="32" w:name="_Toc227779326"/>
+      <w:r>
+        <w:t>13</w:t>
+      </w:r>
+      <w:r>
+        <w:t>.3. Conectividad entre Contextos</w:t>
+      </w:r>
+      <w:bookmarkEnd w:id="32"/>
     </w:p>
     <w:p/>
     <w:p>
@@ -5929,15 +6702,7 @@
         <w:t>Sincronismo:</w:t>
       </w:r>
       <w:r>
-        <w:t xml:space="preserve"> El objeto </w:t>
-      </w:r>
-      <w:proofErr w:type="spellStart"/>
-      <w:r>
-        <w:t>window.open</w:t>
-      </w:r>
-      <w:proofErr w:type="spellEnd"/>
-      <w:r>
-        <w:t xml:space="preserve"> permite que la ventana maestra actúe como servidor de contenidos y la ventana esclava como receptor de renderizado, asegurando que la letra se vea exactamente igual en ambas pantallas sin desfase.</w:t>
+        <w:t xml:space="preserve"> El objeto window.open permite que la ventana maestra actúe como servidor de contenidos y la ventana esclava como receptor de renderizado, asegurando que la letra se vea exactamente igual en ambas pantallas sin desfase.</w:t>
       </w:r>
     </w:p>
     <w:p/>
@@ -13059,6 +13824,7 @@
   <w:style w:type="character" w:default="1" w:styleId="Fuentedeprrafopredeter">
     <w:name w:val="Default Paragraph Font"/>
     <w:uiPriority w:val="1"/>
+    <w:semiHidden/>
     <w:unhideWhenUsed/>
   </w:style>
   <w:style w:type="table" w:default="1" w:styleId="Tablanormal">

--- a/Adrian_Eduardo.docx
+++ b/Adrian_Eduardo.docx
@@ -1211,7 +1211,7 @@
           <w:r>
             <w:fldChar w:fldCharType="separate"/>
           </w:r>
-          <w:hyperlink w:anchor="_Toc231320793" w:history="1">
+          <w:hyperlink w:anchor="_Toc231392556" w:history="1">
             <w:r>
               <w:rPr>
                 <w:rStyle w:val="Hipervnculo"/>
@@ -1238,7 +1238,7 @@
                 <w:noProof/>
                 <w:webHidden/>
               </w:rPr>
-              <w:instrText xml:space="preserve"> PAGEREF _Toc231320793 \h </w:instrText>
+              <w:instrText xml:space="preserve"> PAGEREF _Toc231392556 \h </w:instrText>
             </w:r>
             <w:r>
               <w:rPr>
@@ -1281,7 +1281,7 @@
               <w:lang w:eastAsia="es-ES"/>
             </w:rPr>
           </w:pPr>
-          <w:hyperlink w:anchor="_Toc231320794" w:history="1">
+          <w:hyperlink w:anchor="_Toc231392557" w:history="1">
             <w:r>
               <w:rPr>
                 <w:rStyle w:val="Hipervnculo"/>
@@ -1308,7 +1308,7 @@
                 <w:noProof/>
                 <w:webHidden/>
               </w:rPr>
-              <w:instrText xml:space="preserve"> PAGEREF _Toc231320794 \h </w:instrText>
+              <w:instrText xml:space="preserve"> PAGEREF _Toc231392557 \h </w:instrText>
             </w:r>
             <w:r>
               <w:rPr>
@@ -1351,7 +1351,7 @@
               <w:lang w:eastAsia="es-ES"/>
             </w:rPr>
           </w:pPr>
-          <w:hyperlink w:anchor="_Toc231320795" w:history="1">
+          <w:hyperlink w:anchor="_Toc231392558" w:history="1">
             <w:r>
               <w:rPr>
                 <w:rStyle w:val="Hipervnculo"/>
@@ -1378,7 +1378,7 @@
                 <w:noProof/>
                 <w:webHidden/>
               </w:rPr>
-              <w:instrText xml:space="preserve"> PAGEREF _Toc231320795 \h </w:instrText>
+              <w:instrText xml:space="preserve"> PAGEREF _Toc231392558 \h </w:instrText>
             </w:r>
             <w:r>
               <w:rPr>
@@ -1421,7 +1421,7 @@
               <w:lang w:eastAsia="es-ES"/>
             </w:rPr>
           </w:pPr>
-          <w:hyperlink w:anchor="_Toc231320796" w:history="1">
+          <w:hyperlink w:anchor="_Toc231392559" w:history="1">
             <w:r>
               <w:rPr>
                 <w:rStyle w:val="Hipervnculo"/>
@@ -1448,7 +1448,7 @@
                 <w:noProof/>
                 <w:webHidden/>
               </w:rPr>
-              <w:instrText xml:space="preserve"> PAGEREF _Toc231320796 \h </w:instrText>
+              <w:instrText xml:space="preserve"> PAGEREF _Toc231392559 \h </w:instrText>
             </w:r>
             <w:r>
               <w:rPr>
@@ -1491,7 +1491,7 @@
               <w:lang w:eastAsia="es-ES"/>
             </w:rPr>
           </w:pPr>
-          <w:hyperlink w:anchor="_Toc231320797" w:history="1">
+          <w:hyperlink w:anchor="_Toc231392560" w:history="1">
             <w:r>
               <w:rPr>
                 <w:rStyle w:val="Hipervnculo"/>
@@ -1518,7 +1518,7 @@
                 <w:noProof/>
                 <w:webHidden/>
               </w:rPr>
-              <w:instrText xml:space="preserve"> PAGEREF _Toc231320797 \h </w:instrText>
+              <w:instrText xml:space="preserve"> PAGEREF _Toc231392560 \h </w:instrText>
             </w:r>
             <w:r>
               <w:rPr>
@@ -1561,7 +1561,7 @@
               <w:lang w:eastAsia="es-ES"/>
             </w:rPr>
           </w:pPr>
-          <w:hyperlink w:anchor="_Toc231320798" w:history="1">
+          <w:hyperlink w:anchor="_Toc231392561" w:history="1">
             <w:r>
               <w:rPr>
                 <w:rStyle w:val="Hipervnculo"/>
@@ -1588,7 +1588,7 @@
                 <w:noProof/>
                 <w:webHidden/>
               </w:rPr>
-              <w:instrText xml:space="preserve"> PAGEREF _Toc231320798 \h </w:instrText>
+              <w:instrText xml:space="preserve"> PAGEREF _Toc231392561 \h </w:instrText>
             </w:r>
             <w:r>
               <w:rPr>
@@ -1631,7 +1631,7 @@
               <w:lang w:eastAsia="es-ES"/>
             </w:rPr>
           </w:pPr>
-          <w:hyperlink w:anchor="_Toc231320799" w:history="1">
+          <w:hyperlink w:anchor="_Toc231392562" w:history="1">
             <w:r>
               <w:rPr>
                 <w:rStyle w:val="Hipervnculo"/>
@@ -1658,7 +1658,7 @@
                 <w:noProof/>
                 <w:webHidden/>
               </w:rPr>
-              <w:instrText xml:space="preserve"> PAGEREF _Toc231320799 \h </w:instrText>
+              <w:instrText xml:space="preserve"> PAGEREF _Toc231392562 \h </w:instrText>
             </w:r>
             <w:r>
               <w:rPr>
@@ -1701,7 +1701,7 @@
               <w:lang w:eastAsia="es-ES"/>
             </w:rPr>
           </w:pPr>
-          <w:hyperlink w:anchor="_Toc231320800" w:history="1">
+          <w:hyperlink w:anchor="_Toc231392563" w:history="1">
             <w:r>
               <w:rPr>
                 <w:rStyle w:val="Hipervnculo"/>
@@ -1728,7 +1728,7 @@
                 <w:noProof/>
                 <w:webHidden/>
               </w:rPr>
-              <w:instrText xml:space="preserve"> PAGEREF _Toc231320800 \h </w:instrText>
+              <w:instrText xml:space="preserve"> PAGEREF _Toc231392563 \h </w:instrText>
             </w:r>
             <w:r>
               <w:rPr>
@@ -1771,7 +1771,7 @@
               <w:lang w:eastAsia="es-ES"/>
             </w:rPr>
           </w:pPr>
-          <w:hyperlink w:anchor="_Toc231320801" w:history="1">
+          <w:hyperlink w:anchor="_Toc231392564" w:history="1">
             <w:r>
               <w:rPr>
                 <w:rStyle w:val="Hipervnculo"/>
@@ -1798,7 +1798,7 @@
                 <w:noProof/>
                 <w:webHidden/>
               </w:rPr>
-              <w:instrText xml:space="preserve"> PAGEREF _Toc231320801 \h </w:instrText>
+              <w:instrText xml:space="preserve"> PAGEREF _Toc231392564 \h </w:instrText>
             </w:r>
             <w:r>
               <w:rPr>
@@ -1841,7 +1841,7 @@
               <w:lang w:eastAsia="es-ES"/>
             </w:rPr>
           </w:pPr>
-          <w:hyperlink w:anchor="_Toc231320802" w:history="1">
+          <w:hyperlink w:anchor="_Toc231392565" w:history="1">
             <w:r>
               <w:rPr>
                 <w:rStyle w:val="Hipervnculo"/>
@@ -1868,7 +1868,7 @@
                 <w:noProof/>
                 <w:webHidden/>
               </w:rPr>
-              <w:instrText xml:space="preserve"> PAGEREF _Toc231320802 \h </w:instrText>
+              <w:instrText xml:space="preserve"> PAGEREF _Toc231392565 \h </w:instrText>
             </w:r>
             <w:r>
               <w:rPr>
@@ -1911,7 +1911,7 @@
               <w:lang w:eastAsia="es-ES"/>
             </w:rPr>
           </w:pPr>
-          <w:hyperlink w:anchor="_Toc231320803" w:history="1">
+          <w:hyperlink w:anchor="_Toc231392566" w:history="1">
             <w:r>
               <w:rPr>
                 <w:rStyle w:val="Hipervnculo"/>
@@ -1938,7 +1938,7 @@
                 <w:noProof/>
                 <w:webHidden/>
               </w:rPr>
-              <w:instrText xml:space="preserve"> PAGEREF _Toc231320803 \h </w:instrText>
+              <w:instrText xml:space="preserve"> PAGEREF _Toc231392566 \h </w:instrText>
             </w:r>
             <w:r>
               <w:rPr>
@@ -1981,7 +1981,7 @@
               <w:lang w:eastAsia="es-ES"/>
             </w:rPr>
           </w:pPr>
-          <w:hyperlink w:anchor="_Toc231320804" w:history="1">
+          <w:hyperlink w:anchor="_Toc231392567" w:history="1">
             <w:r>
               <w:rPr>
                 <w:rStyle w:val="Hipervnculo"/>
@@ -2008,7 +2008,7 @@
                 <w:noProof/>
                 <w:webHidden/>
               </w:rPr>
-              <w:instrText xml:space="preserve"> PAGEREF _Toc231320804 \h </w:instrText>
+              <w:instrText xml:space="preserve"> PAGEREF _Toc231392567 \h </w:instrText>
             </w:r>
             <w:r>
               <w:rPr>
@@ -2051,7 +2051,7 @@
               <w:lang w:eastAsia="es-ES"/>
             </w:rPr>
           </w:pPr>
-          <w:hyperlink w:anchor="_Toc231320805" w:history="1">
+          <w:hyperlink w:anchor="_Toc231392568" w:history="1">
             <w:r>
               <w:rPr>
                 <w:rStyle w:val="Hipervnculo"/>
@@ -2078,7 +2078,7 @@
                 <w:noProof/>
                 <w:webHidden/>
               </w:rPr>
-              <w:instrText xml:space="preserve"> PAGEREF _Toc231320805 \h </w:instrText>
+              <w:instrText xml:space="preserve"> PAGEREF _Toc231392568 \h </w:instrText>
             </w:r>
             <w:r>
               <w:rPr>
@@ -2121,7 +2121,7 @@
               <w:lang w:eastAsia="es-ES"/>
             </w:rPr>
           </w:pPr>
-          <w:hyperlink w:anchor="_Toc231320806" w:history="1">
+          <w:hyperlink w:anchor="_Toc231392569" w:history="1">
             <w:r>
               <w:rPr>
                 <w:rStyle w:val="Hipervnculo"/>
@@ -2148,7 +2148,7 @@
                 <w:noProof/>
                 <w:webHidden/>
               </w:rPr>
-              <w:instrText xml:space="preserve"> PAGEREF _Toc231320806 \h </w:instrText>
+              <w:instrText xml:space="preserve"> PAGEREF _Toc231392569 \h </w:instrText>
             </w:r>
             <w:r>
               <w:rPr>
@@ -2191,7 +2191,7 @@
               <w:lang w:eastAsia="es-ES"/>
             </w:rPr>
           </w:pPr>
-          <w:hyperlink w:anchor="_Toc231320807" w:history="1">
+          <w:hyperlink w:anchor="_Toc231392570" w:history="1">
             <w:r>
               <w:rPr>
                 <w:rStyle w:val="Hipervnculo"/>
@@ -2219,7 +2219,7 @@
                 <w:noProof/>
                 <w:webHidden/>
               </w:rPr>
-              <w:instrText xml:space="preserve"> PAGEREF _Toc231320807 \h </w:instrText>
+              <w:instrText xml:space="preserve"> PAGEREF _Toc231392570 \h </w:instrText>
             </w:r>
             <w:r>
               <w:rPr>
@@ -2262,7 +2262,7 @@
               <w:lang w:eastAsia="es-ES"/>
             </w:rPr>
           </w:pPr>
-          <w:hyperlink w:anchor="_Toc231320808" w:history="1">
+          <w:hyperlink w:anchor="_Toc231392571" w:history="1">
             <w:r>
               <w:rPr>
                 <w:rStyle w:val="Hipervnculo"/>
@@ -2289,7 +2289,7 @@
                 <w:noProof/>
                 <w:webHidden/>
               </w:rPr>
-              <w:instrText xml:space="preserve"> PAGEREF _Toc231320808 \h </w:instrText>
+              <w:instrText xml:space="preserve"> PAGEREF _Toc231392571 \h </w:instrText>
             </w:r>
             <w:r>
               <w:rPr>
@@ -2332,7 +2332,7 @@
               <w:lang w:eastAsia="es-ES"/>
             </w:rPr>
           </w:pPr>
-          <w:hyperlink w:anchor="_Toc231320809" w:history="1">
+          <w:hyperlink w:anchor="_Toc231392572" w:history="1">
             <w:r>
               <w:rPr>
                 <w:rStyle w:val="Hipervnculo"/>
@@ -2359,7 +2359,7 @@
                 <w:noProof/>
                 <w:webHidden/>
               </w:rPr>
-              <w:instrText xml:space="preserve"> PAGEREF _Toc231320809 \h </w:instrText>
+              <w:instrText xml:space="preserve"> PAGEREF _Toc231392572 \h </w:instrText>
             </w:r>
             <w:r>
               <w:rPr>
@@ -2402,7 +2402,7 @@
               <w:lang w:eastAsia="es-ES"/>
             </w:rPr>
           </w:pPr>
-          <w:hyperlink w:anchor="_Toc231320810" w:history="1">
+          <w:hyperlink w:anchor="_Toc231392573" w:history="1">
             <w:r>
               <w:rPr>
                 <w:rStyle w:val="Hipervnculo"/>
@@ -2429,7 +2429,7 @@
                 <w:noProof/>
                 <w:webHidden/>
               </w:rPr>
-              <w:instrText xml:space="preserve"> PAGEREF _Toc231320810 \h </w:instrText>
+              <w:instrText xml:space="preserve"> PAGEREF _Toc231392573 \h </w:instrText>
             </w:r>
             <w:r>
               <w:rPr>
@@ -2472,7 +2472,7 @@
               <w:lang w:eastAsia="es-ES"/>
             </w:rPr>
           </w:pPr>
-          <w:hyperlink w:anchor="_Toc231320811" w:history="1">
+          <w:hyperlink w:anchor="_Toc231392574" w:history="1">
             <w:r>
               <w:rPr>
                 <w:rStyle w:val="Hipervnculo"/>
@@ -2499,7 +2499,7 @@
                 <w:noProof/>
                 <w:webHidden/>
               </w:rPr>
-              <w:instrText xml:space="preserve"> PAGEREF _Toc231320811 \h </w:instrText>
+              <w:instrText xml:space="preserve"> PAGEREF _Toc231392574 \h </w:instrText>
             </w:r>
             <w:r>
               <w:rPr>
@@ -2542,7 +2542,7 @@
               <w:lang w:eastAsia="es-ES"/>
             </w:rPr>
           </w:pPr>
-          <w:hyperlink w:anchor="_Toc231320812" w:history="1">
+          <w:hyperlink w:anchor="_Toc231392575" w:history="1">
             <w:r>
               <w:rPr>
                 <w:rStyle w:val="Hipervnculo"/>
@@ -2569,7 +2569,7 @@
                 <w:noProof/>
                 <w:webHidden/>
               </w:rPr>
-              <w:instrText xml:space="preserve"> PAGEREF _Toc231320812 \h </w:instrText>
+              <w:instrText xml:space="preserve"> PAGEREF _Toc231392575 \h </w:instrText>
             </w:r>
             <w:r>
               <w:rPr>
@@ -2612,7 +2612,7 @@
               <w:lang w:eastAsia="es-ES"/>
             </w:rPr>
           </w:pPr>
-          <w:hyperlink w:anchor="_Toc231320813" w:history="1">
+          <w:hyperlink w:anchor="_Toc231392576" w:history="1">
             <w:r>
               <w:rPr>
                 <w:rStyle w:val="Hipervnculo"/>
@@ -2639,7 +2639,7 @@
                 <w:noProof/>
                 <w:webHidden/>
               </w:rPr>
-              <w:instrText xml:space="preserve"> PAGEREF _Toc231320813 \h </w:instrText>
+              <w:instrText xml:space="preserve"> PAGEREF _Toc231392576 \h </w:instrText>
             </w:r>
             <w:r>
               <w:rPr>
@@ -2682,7 +2682,7 @@
               <w:lang w:eastAsia="es-ES"/>
             </w:rPr>
           </w:pPr>
-          <w:hyperlink w:anchor="_Toc231320814" w:history="1">
+          <w:hyperlink w:anchor="_Toc231392577" w:history="1">
             <w:r>
               <w:rPr>
                 <w:rStyle w:val="Hipervnculo"/>
@@ -2709,7 +2709,7 @@
                 <w:noProof/>
                 <w:webHidden/>
               </w:rPr>
-              <w:instrText xml:space="preserve"> PAGEREF _Toc231320814 \h </w:instrText>
+              <w:instrText xml:space="preserve"> PAGEREF _Toc231392577 \h </w:instrText>
             </w:r>
             <w:r>
               <w:rPr>
@@ -2752,7 +2752,7 @@
               <w:lang w:eastAsia="es-ES"/>
             </w:rPr>
           </w:pPr>
-          <w:hyperlink w:anchor="_Toc231320815" w:history="1">
+          <w:hyperlink w:anchor="_Toc231392578" w:history="1">
             <w:r>
               <w:rPr>
                 <w:rStyle w:val="Hipervnculo"/>
@@ -2779,7 +2779,7 @@
                 <w:noProof/>
                 <w:webHidden/>
               </w:rPr>
-              <w:instrText xml:space="preserve"> PAGEREF _Toc231320815 \h </w:instrText>
+              <w:instrText xml:space="preserve"> PAGEREF _Toc231392578 \h </w:instrText>
             </w:r>
             <w:r>
               <w:rPr>
@@ -2822,7 +2822,7 @@
               <w:lang w:eastAsia="es-ES"/>
             </w:rPr>
           </w:pPr>
-          <w:hyperlink w:anchor="_Toc231320816" w:history="1">
+          <w:hyperlink w:anchor="_Toc231392579" w:history="1">
             <w:r>
               <w:rPr>
                 <w:rStyle w:val="Hipervnculo"/>
@@ -2849,7 +2849,7 @@
                 <w:noProof/>
                 <w:webHidden/>
               </w:rPr>
-              <w:instrText xml:space="preserve"> PAGEREF _Toc231320816 \h </w:instrText>
+              <w:instrText xml:space="preserve"> PAGEREF _Toc231392579 \h </w:instrText>
             </w:r>
             <w:r>
               <w:rPr>
@@ -2892,7 +2892,7 @@
               <w:lang w:eastAsia="es-ES"/>
             </w:rPr>
           </w:pPr>
-          <w:hyperlink w:anchor="_Toc231320817" w:history="1">
+          <w:hyperlink w:anchor="_Toc231392580" w:history="1">
             <w:r>
               <w:rPr>
                 <w:rStyle w:val="Hipervnculo"/>
@@ -2919,7 +2919,7 @@
                 <w:noProof/>
                 <w:webHidden/>
               </w:rPr>
-              <w:instrText xml:space="preserve"> PAGEREF _Toc231320817 \h </w:instrText>
+              <w:instrText xml:space="preserve"> PAGEREF _Toc231392580 \h </w:instrText>
             </w:r>
             <w:r>
               <w:rPr>
@@ -2962,7 +2962,7 @@
               <w:lang w:eastAsia="es-ES"/>
             </w:rPr>
           </w:pPr>
-          <w:hyperlink w:anchor="_Toc231320818" w:history="1">
+          <w:hyperlink w:anchor="_Toc231392581" w:history="1">
             <w:r>
               <w:rPr>
                 <w:rStyle w:val="Hipervnculo"/>
@@ -2989,7 +2989,7 @@
                 <w:noProof/>
                 <w:webHidden/>
               </w:rPr>
-              <w:instrText xml:space="preserve"> PAGEREF _Toc231320818 \h </w:instrText>
+              <w:instrText xml:space="preserve"> PAGEREF _Toc231392581 \h </w:instrText>
             </w:r>
             <w:r>
               <w:rPr>
@@ -3032,7 +3032,7 @@
               <w:lang w:eastAsia="es-ES"/>
             </w:rPr>
           </w:pPr>
-          <w:hyperlink w:anchor="_Toc231320819" w:history="1">
+          <w:hyperlink w:anchor="_Toc231392582" w:history="1">
             <w:r>
               <w:rPr>
                 <w:rStyle w:val="Hipervnculo"/>
@@ -3059,7 +3059,7 @@
                 <w:noProof/>
                 <w:webHidden/>
               </w:rPr>
-              <w:instrText xml:space="preserve"> PAGEREF _Toc231320819 \h </w:instrText>
+              <w:instrText xml:space="preserve"> PAGEREF _Toc231392582 \h </w:instrText>
             </w:r>
             <w:r>
               <w:rPr>
@@ -3102,7 +3102,7 @@
               <w:lang w:eastAsia="es-ES"/>
             </w:rPr>
           </w:pPr>
-          <w:hyperlink w:anchor="_Toc231320820" w:history="1">
+          <w:hyperlink w:anchor="_Toc231392583" w:history="1">
             <w:r>
               <w:rPr>
                 <w:rStyle w:val="Hipervnculo"/>
@@ -3129,7 +3129,7 @@
                 <w:noProof/>
                 <w:webHidden/>
               </w:rPr>
-              <w:instrText xml:space="preserve"> PAGEREF _Toc231320820 \h </w:instrText>
+              <w:instrText xml:space="preserve"> PAGEREF _Toc231392583 \h </w:instrText>
             </w:r>
             <w:r>
               <w:rPr>
@@ -3172,7 +3172,7 @@
               <w:lang w:eastAsia="es-ES"/>
             </w:rPr>
           </w:pPr>
-          <w:hyperlink w:anchor="_Toc231320821" w:history="1">
+          <w:hyperlink w:anchor="_Toc231392584" w:history="1">
             <w:r>
               <w:rPr>
                 <w:rStyle w:val="Hipervnculo"/>
@@ -3199,7 +3199,7 @@
                 <w:noProof/>
                 <w:webHidden/>
               </w:rPr>
-              <w:instrText xml:space="preserve"> PAGEREF _Toc231320821 \h </w:instrText>
+              <w:instrText xml:space="preserve"> PAGEREF _Toc231392584 \h </w:instrText>
             </w:r>
             <w:r>
               <w:rPr>
@@ -3242,7 +3242,7 @@
               <w:lang w:eastAsia="es-ES"/>
             </w:rPr>
           </w:pPr>
-          <w:hyperlink w:anchor="_Toc231320822" w:history="1">
+          <w:hyperlink w:anchor="_Toc231392585" w:history="1">
             <w:r>
               <w:rPr>
                 <w:rStyle w:val="Hipervnculo"/>
@@ -3269,7 +3269,7 @@
                 <w:noProof/>
                 <w:webHidden/>
               </w:rPr>
-              <w:instrText xml:space="preserve"> PAGEREF _Toc231320822 \h </w:instrText>
+              <w:instrText xml:space="preserve"> PAGEREF _Toc231392585 \h </w:instrText>
             </w:r>
             <w:r>
               <w:rPr>
@@ -3312,7 +3312,7 @@
               <w:lang w:eastAsia="es-ES"/>
             </w:rPr>
           </w:pPr>
-          <w:hyperlink w:anchor="_Toc231320823" w:history="1">
+          <w:hyperlink w:anchor="_Toc231392586" w:history="1">
             <w:r>
               <w:rPr>
                 <w:rStyle w:val="Hipervnculo"/>
@@ -3339,7 +3339,7 @@
                 <w:noProof/>
                 <w:webHidden/>
               </w:rPr>
-              <w:instrText xml:space="preserve"> PAGEREF _Toc231320823 \h </w:instrText>
+              <w:instrText xml:space="preserve"> PAGEREF _Toc231392586 \h </w:instrText>
             </w:r>
             <w:r>
               <w:rPr>
@@ -3382,7 +3382,7 @@
               <w:lang w:eastAsia="es-ES"/>
             </w:rPr>
           </w:pPr>
-          <w:hyperlink w:anchor="_Toc231320824" w:history="1">
+          <w:hyperlink w:anchor="_Toc231392587" w:history="1">
             <w:r>
               <w:rPr>
                 <w:rStyle w:val="Hipervnculo"/>
@@ -3409,7 +3409,7 @@
                 <w:noProof/>
                 <w:webHidden/>
               </w:rPr>
-              <w:instrText xml:space="preserve"> PAGEREF _Toc231320824 \h </w:instrText>
+              <w:instrText xml:space="preserve"> PAGEREF _Toc231392587 \h </w:instrText>
             </w:r>
             <w:r>
               <w:rPr>
@@ -3452,7 +3452,7 @@
               <w:lang w:eastAsia="es-ES"/>
             </w:rPr>
           </w:pPr>
-          <w:hyperlink w:anchor="_Toc231320825" w:history="1">
+          <w:hyperlink w:anchor="_Toc231392588" w:history="1">
             <w:r>
               <w:rPr>
                 <w:rStyle w:val="Hipervnculo"/>
@@ -3479,7 +3479,7 @@
                 <w:noProof/>
                 <w:webHidden/>
               </w:rPr>
-              <w:instrText xml:space="preserve"> PAGEREF _Toc231320825 \h </w:instrText>
+              <w:instrText xml:space="preserve"> PAGEREF _Toc231392588 \h </w:instrText>
             </w:r>
             <w:r>
               <w:rPr>
@@ -3522,13 +3522,27 @@
               <w:lang w:eastAsia="es-ES"/>
             </w:rPr>
           </w:pPr>
-          <w:hyperlink w:anchor="_Toc231320826" w:history="1">
+          <w:hyperlink w:anchor="_Toc231392589" w:history="1">
             <w:r>
               <w:rPr>
                 <w:rStyle w:val="Hipervnculo"/>
                 <w:noProof/>
               </w:rPr>
-              <w:t>14. Manual de incorporación de canciones al sistema de karaoke</w:t>
+              <w:t>14. Manual d</w:t>
+            </w:r>
+            <w:r>
+              <w:rPr>
+                <w:rStyle w:val="Hipervnculo"/>
+                <w:noProof/>
+              </w:rPr>
+              <w:t>e</w:t>
+            </w:r>
+            <w:r>
+              <w:rPr>
+                <w:rStyle w:val="Hipervnculo"/>
+                <w:noProof/>
+              </w:rPr>
+              <w:t xml:space="preserve"> incorporación de canciones al sistema de karaoke</w:t>
             </w:r>
             <w:r>
               <w:rPr>
@@ -3549,7 +3563,7 @@
                 <w:noProof/>
                 <w:webHidden/>
               </w:rPr>
-              <w:instrText xml:space="preserve"> PAGEREF _Toc231320826 \h </w:instrText>
+              <w:instrText xml:space="preserve"> PAGEREF _Toc231392589 \h </w:instrText>
             </w:r>
             <w:r>
               <w:rPr>
@@ -3592,7 +3606,7 @@
               <w:lang w:eastAsia="es-ES"/>
             </w:rPr>
           </w:pPr>
-          <w:hyperlink w:anchor="_Toc231320827" w:history="1">
+          <w:hyperlink w:anchor="_Toc231392590" w:history="1">
             <w:r>
               <w:rPr>
                 <w:rStyle w:val="Hipervnculo"/>
@@ -3619,7 +3633,7 @@
                 <w:noProof/>
                 <w:webHidden/>
               </w:rPr>
-              <w:instrText xml:space="preserve"> PAGEREF _Toc231320827 \h </w:instrText>
+              <w:instrText xml:space="preserve"> PAGEREF _Toc231392590 \h </w:instrText>
             </w:r>
             <w:r>
               <w:rPr>
@@ -3662,7 +3676,7 @@
               <w:lang w:eastAsia="es-ES"/>
             </w:rPr>
           </w:pPr>
-          <w:hyperlink w:anchor="_Toc231320828" w:history="1">
+          <w:hyperlink w:anchor="_Toc231392591" w:history="1">
             <w:r>
               <w:rPr>
                 <w:rStyle w:val="Hipervnculo"/>
@@ -3689,7 +3703,7 @@
                 <w:noProof/>
                 <w:webHidden/>
               </w:rPr>
-              <w:instrText xml:space="preserve"> PAGEREF _Toc231320828 \h </w:instrText>
+              <w:instrText xml:space="preserve"> PAGEREF _Toc231392591 \h </w:instrText>
             </w:r>
             <w:r>
               <w:rPr>
@@ -3732,7 +3746,7 @@
               <w:lang w:eastAsia="es-ES"/>
             </w:rPr>
           </w:pPr>
-          <w:hyperlink w:anchor="_Toc231320829" w:history="1">
+          <w:hyperlink w:anchor="_Toc231392592" w:history="1">
             <w:r>
               <w:rPr>
                 <w:rStyle w:val="Hipervnculo"/>
@@ -3759,7 +3773,7 @@
                 <w:noProof/>
                 <w:webHidden/>
               </w:rPr>
-              <w:instrText xml:space="preserve"> PAGEREF _Toc231320829 \h </w:instrText>
+              <w:instrText xml:space="preserve"> PAGEREF _Toc231392592 \h </w:instrText>
             </w:r>
             <w:r>
               <w:rPr>
@@ -3802,7 +3816,7 @@
               <w:lang w:eastAsia="es-ES"/>
             </w:rPr>
           </w:pPr>
-          <w:hyperlink w:anchor="_Toc231320830" w:history="1">
+          <w:hyperlink w:anchor="_Toc231392593" w:history="1">
             <w:r>
               <w:rPr>
                 <w:rStyle w:val="Hipervnculo"/>
@@ -3829,7 +3843,7 @@
                 <w:noProof/>
                 <w:webHidden/>
               </w:rPr>
-              <w:instrText xml:space="preserve"> PAGEREF _Toc231320830 \h </w:instrText>
+              <w:instrText xml:space="preserve"> PAGEREF _Toc231392593 \h </w:instrText>
             </w:r>
             <w:r>
               <w:rPr>
@@ -3872,7 +3886,7 @@
               <w:lang w:eastAsia="es-ES"/>
             </w:rPr>
           </w:pPr>
-          <w:hyperlink w:anchor="_Toc231320831" w:history="1">
+          <w:hyperlink w:anchor="_Toc231392594" w:history="1">
             <w:r>
               <w:rPr>
                 <w:rStyle w:val="Hipervnculo"/>
@@ -3899,7 +3913,77 @@
                 <w:noProof/>
                 <w:webHidden/>
               </w:rPr>
-              <w:instrText xml:space="preserve"> PAGEREF _Toc231320831 \h </w:instrText>
+              <w:instrText xml:space="preserve"> PAGEREF _Toc231392594 \h </w:instrText>
+            </w:r>
+            <w:r>
+              <w:rPr>
+                <w:noProof/>
+                <w:webHidden/>
+              </w:rPr>
+            </w:r>
+            <w:r>
+              <w:rPr>
+                <w:noProof/>
+                <w:webHidden/>
+              </w:rPr>
+              <w:fldChar w:fldCharType="separate"/>
+            </w:r>
+            <w:r>
+              <w:rPr>
+                <w:noProof/>
+                <w:webHidden/>
+              </w:rPr>
+              <w:t>22</w:t>
+            </w:r>
+            <w:r>
+              <w:rPr>
+                <w:noProof/>
+                <w:webHidden/>
+              </w:rPr>
+              <w:fldChar w:fldCharType="end"/>
+            </w:r>
+          </w:hyperlink>
+        </w:p>
+        <w:p>
+          <w:pPr>
+            <w:pStyle w:val="TDC1"/>
+            <w:tabs>
+              <w:tab w:val="right" w:leader="dot" w:pos="8494"/>
+            </w:tabs>
+            <w:rPr>
+              <w:rFonts w:asciiTheme="minorHAnsi" w:eastAsiaTheme="minorEastAsia" w:hAnsiTheme="minorHAnsi"/>
+              <w:noProof/>
+              <w:lang w:eastAsia="es-ES"/>
+            </w:rPr>
+          </w:pPr>
+          <w:hyperlink w:anchor="_Toc231392595" w:history="1">
+            <w:r>
+              <w:rPr>
+                <w:rStyle w:val="Hipervnculo"/>
+                <w:noProof/>
+              </w:rPr>
+              <w:t>15. Alternativa de pago para generación automática de karaoke: Youka</w:t>
+            </w:r>
+            <w:r>
+              <w:rPr>
+                <w:noProof/>
+                <w:webHidden/>
+              </w:rPr>
+              <w:tab/>
+            </w:r>
+            <w:r>
+              <w:rPr>
+                <w:noProof/>
+                <w:webHidden/>
+              </w:rPr>
+              <w:fldChar w:fldCharType="begin"/>
+            </w:r>
+            <w:r>
+              <w:rPr>
+                <w:noProof/>
+                <w:webHidden/>
+              </w:rPr>
+              <w:instrText xml:space="preserve"> PAGEREF _Toc231392595 \h </w:instrText>
             </w:r>
             <w:r>
               <w:rPr>
@@ -3950,7 +4034,7 @@
       <w:pPr>
         <w:pStyle w:val="Ttulo1"/>
       </w:pPr>
-      <w:bookmarkStart w:id="0" w:name="_Toc231320793"/>
+      <w:bookmarkStart w:id="0" w:name="_Toc231392556"/>
       <w:r>
         <w:lastRenderedPageBreak/>
         <w:t>1. Introducción</w:t>
@@ -4089,7 +4173,7 @@
       <w:pPr>
         <w:pStyle w:val="Ttulo1"/>
       </w:pPr>
-      <w:bookmarkStart w:id="1" w:name="_Toc231320794"/>
+      <w:bookmarkStart w:id="1" w:name="_Toc231392557"/>
       <w:r>
         <w:t>2. Descripción del proyecto</w:t>
       </w:r>
@@ -4126,7 +4210,7 @@
       <w:pPr>
         <w:pStyle w:val="Ttulo2"/>
       </w:pPr>
-      <w:bookmarkStart w:id="2" w:name="_Toc231320795"/>
+      <w:bookmarkStart w:id="2" w:name="_Toc231392558"/>
       <w:r>
         <w:t>2.1 Usuarios del sistema</w:t>
       </w:r>
@@ -4213,7 +4297,7 @@
       <w:pPr>
         <w:pStyle w:val="Ttulo2"/>
       </w:pPr>
-      <w:bookmarkStart w:id="3" w:name="_Toc231320796"/>
+      <w:bookmarkStart w:id="3" w:name="_Toc231392559"/>
       <w:r>
         <w:t>2.2 Funcionalidades para usuarios</w:t>
       </w:r>
@@ -4281,7 +4365,7 @@
       <w:pPr>
         <w:pStyle w:val="Ttulo2"/>
       </w:pPr>
-      <w:bookmarkStart w:id="4" w:name="_Toc231320797"/>
+      <w:bookmarkStart w:id="4" w:name="_Toc231392560"/>
       <w:r>
         <w:t>2.3 Funcionalidades para administradores</w:t>
       </w:r>
@@ -4338,7 +4422,7 @@
       <w:pPr>
         <w:pStyle w:val="Ttulo1"/>
       </w:pPr>
-      <w:bookmarkStart w:id="5" w:name="_Toc231320798"/>
+      <w:bookmarkStart w:id="5" w:name="_Toc231392561"/>
       <w:r>
         <w:t>3. Objetivos del proyecto</w:t>
       </w:r>
@@ -4410,7 +4494,7 @@
       <w:pPr>
         <w:pStyle w:val="Ttulo1"/>
       </w:pPr>
-      <w:bookmarkStart w:id="6" w:name="_Toc231320799"/>
+      <w:bookmarkStart w:id="6" w:name="_Toc231392562"/>
       <w:r>
         <w:t>4. Tecnologías utilizadas</w:t>
       </w:r>
@@ -4598,7 +4682,7 @@
       <w:pPr>
         <w:pStyle w:val="Ttulo1"/>
       </w:pPr>
-      <w:bookmarkStart w:id="7" w:name="_Toc231320800"/>
+      <w:bookmarkStart w:id="7" w:name="_Toc231392563"/>
       <w:r>
         <w:t>5. Organización del equipo</w:t>
       </w:r>
@@ -4629,7 +4713,7 @@
       <w:pPr>
         <w:pStyle w:val="Ttulo1"/>
       </w:pPr>
-      <w:bookmarkStart w:id="8" w:name="_Toc231320801"/>
+      <w:bookmarkStart w:id="8" w:name="_Toc231392564"/>
       <w:r>
         <w:t>6. Planificación inicial</w:t>
       </w:r>
@@ -4740,7 +4824,7 @@
       <w:pPr>
         <w:pStyle w:val="Ttulo1"/>
       </w:pPr>
-      <w:bookmarkStart w:id="9" w:name="_Toc231320802"/>
+      <w:bookmarkStart w:id="9" w:name="_Toc231392565"/>
       <w:r>
         <w:t>7. Arquitectura del sistema</w:t>
       </w:r>
@@ -4785,7 +4869,7 @@
       <w:pPr>
         <w:pStyle w:val="Ttulo1"/>
       </w:pPr>
-      <w:bookmarkStart w:id="10" w:name="_Toc231320803"/>
+      <w:bookmarkStart w:id="10" w:name="_Toc231392566"/>
       <w:r>
         <w:t>8. Estado actual y viabilidad</w:t>
       </w:r>
@@ -4829,7 +4913,7 @@
       <w:pPr>
         <w:pStyle w:val="Ttulo1"/>
       </w:pPr>
-      <w:bookmarkStart w:id="11" w:name="_Toc231320804"/>
+      <w:bookmarkStart w:id="11" w:name="_Toc231392567"/>
       <w:r>
         <w:t>9</w:t>
       </w:r>
@@ -4983,7 +5067,7 @@
       <w:pPr>
         <w:pStyle w:val="Ttulo2"/>
       </w:pPr>
-      <w:bookmarkStart w:id="12" w:name="_Toc231320805"/>
+      <w:bookmarkStart w:id="12" w:name="_Toc231392568"/>
       <w:r>
         <w:t>8.1 Integridad y Persistencia</w:t>
       </w:r>
@@ -5018,7 +5102,7 @@
       <w:pPr>
         <w:pStyle w:val="Ttulo2"/>
       </w:pPr>
-      <w:bookmarkStart w:id="13" w:name="_Toc231320806"/>
+      <w:bookmarkStart w:id="13" w:name="_Toc231392569"/>
       <w:r>
         <w:t>8.2 Relaciones y esquema E/R</w:t>
       </w:r>
@@ -5198,7 +5282,7 @@
           <w:lang w:eastAsia="es-ES"/>
         </w:rPr>
       </w:pPr>
-      <w:bookmarkStart w:id="14" w:name="_Toc231320807"/>
+      <w:bookmarkStart w:id="14" w:name="_Toc231392570"/>
       <w:r>
         <w:rPr>
           <w:lang w:eastAsia="es-ES"/>
@@ -5239,7 +5323,7 @@
       <w:pPr>
         <w:pStyle w:val="Ttulo2"/>
       </w:pPr>
-      <w:bookmarkStart w:id="15" w:name="_Toc231320808"/>
+      <w:bookmarkStart w:id="15" w:name="_Toc231392571"/>
       <w:r>
         <w:t>10.1. Algoritmo de Organización y Normalización</w:t>
       </w:r>
@@ -5317,7 +5401,7 @@
       <w:pPr>
         <w:pStyle w:val="Ttulo2"/>
       </w:pPr>
-      <w:bookmarkStart w:id="16" w:name="_Toc231320809"/>
+      <w:bookmarkStart w:id="16" w:name="_Toc231392572"/>
       <w:r>
         <w:t>10.2. Estructura de Directorios Dinámica</w:t>
       </w:r>
@@ -5391,7 +5475,7 @@
       <w:pPr>
         <w:pStyle w:val="Ttulo2"/>
       </w:pPr>
-      <w:bookmarkStart w:id="17" w:name="_Toc231320810"/>
+      <w:bookmarkStart w:id="17" w:name="_Toc231392573"/>
       <w:r>
         <w:t>10.3. Gestión de la Integridad (CRUD de Archivos)</w:t>
       </w:r>
@@ -5438,18 +5522,12 @@
         <w:t xml:space="preserve"> Si el contador de archivos es cero, el sistema interpreta que el artista ya no tiene canciones en el catálogo y procede a eliminar la carpeta física con rmdir(). Esto evita la acumulación de carpetas vacías (directorios huérfanos) que degradarían el rendimiento del sistema de archivos a largo plazo.</w:t>
       </w:r>
     </w:p>
-    <w:p>
-      <w:r>
-        <w:pict w14:anchorId="56F4B9E3">
-          <v:rect id="_x0000_i1025" style="width:0;height:1.5pt" o:hralign="center" o:hrstd="t" o:hr="t" fillcolor="#a0a0a0" stroked="f"/>
-        </w:pict>
-      </w:r>
-    </w:p>
+    <w:p/>
     <w:p>
       <w:pPr>
         <w:pStyle w:val="Ttulo2"/>
       </w:pPr>
-      <w:bookmarkStart w:id="18" w:name="_Toc231320811"/>
+      <w:bookmarkStart w:id="18" w:name="_Toc231392574"/>
       <w:r>
         <w:t>10.4. Explicación Técnica de Funcionamiento (Workflow)</w:t>
       </w:r>
@@ -5573,7 +5651,7 @@
       <w:pPr>
         <w:pStyle w:val="Ttulo2"/>
       </w:pPr>
-      <w:bookmarkStart w:id="19" w:name="_Toc231320812"/>
+      <w:bookmarkStart w:id="19" w:name="_Toc231392575"/>
       <w:r>
         <w:t>10.5. Ejemplo del Flujo de Nombres</w:t>
       </w:r>
@@ -5920,23 +5998,7 @@
           <w:b/>
           <w:bCs/>
         </w:rPr>
-        <w:t xml:space="preserve">Ejemplo de </w:t>
-      </w:r>
-      <w:proofErr w:type="spellStart"/>
-      <w:r>
-        <w:rPr>
-          <w:b/>
-          <w:bCs/>
-        </w:rPr>
-        <w:t>como</w:t>
-      </w:r>
-      <w:proofErr w:type="spellEnd"/>
-      <w:r>
-        <w:rPr>
-          <w:b/>
-          <w:bCs/>
-        </w:rPr>
-        <w:t xml:space="preserve"> se </w:t>
+        <w:t xml:space="preserve">Ejemplo de como se </w:t>
       </w:r>
       <w:r>
         <w:rPr>
@@ -6125,7 +6187,7 @@
       <w:pPr>
         <w:pStyle w:val="Ttulo1"/>
       </w:pPr>
-      <w:bookmarkStart w:id="20" w:name="_Toc231320813"/>
+      <w:bookmarkStart w:id="20" w:name="_Toc231392576"/>
       <w:r>
         <w:t>11. Motor de Ejecución y Gestión de Sesión</w:t>
       </w:r>
@@ -6141,7 +6203,7 @@
       <w:pPr>
         <w:pStyle w:val="Ttulo2"/>
       </w:pPr>
-      <w:bookmarkStart w:id="21" w:name="_Toc231320814"/>
+      <w:bookmarkStart w:id="21" w:name="_Toc231392577"/>
       <w:r>
         <w:t>11.1. Gestión Dinámica de Colas Privadas</w:t>
       </w:r>
@@ -6203,7 +6265,7 @@
       <w:pPr>
         <w:pStyle w:val="Ttulo2"/>
       </w:pPr>
-      <w:bookmarkStart w:id="22" w:name="_Toc231320815"/>
+      <w:bookmarkStart w:id="22" w:name="_Toc231392578"/>
       <w:r>
         <w:t>11.2. Arquitectura del Reproductor Dual</w:t>
       </w:r>
@@ -6255,7 +6317,7 @@
       <w:pPr>
         <w:pStyle w:val="Ttulo2"/>
       </w:pPr>
-      <w:bookmarkStart w:id="23" w:name="_Toc231320816"/>
+      <w:bookmarkStart w:id="23" w:name="_Toc231392579"/>
       <w:r>
         <w:t>11.3. Motor de Sincronización Avanzada</w:t>
       </w:r>
@@ -6320,7 +6382,7 @@
       <w:pPr>
         <w:pStyle w:val="Ttulo2"/>
       </w:pPr>
-      <w:bookmarkStart w:id="24" w:name="_Toc231320817"/>
+      <w:bookmarkStart w:id="24" w:name="_Toc231392580"/>
       <w:r>
         <w:t>11.4. Interfaz de Escenario</w:t>
       </w:r>
@@ -6353,7 +6415,7 @@
       <w:pPr>
         <w:pStyle w:val="Ttulo1"/>
       </w:pPr>
-      <w:bookmarkStart w:id="25" w:name="_Toc231320818"/>
+      <w:bookmarkStart w:id="25" w:name="_Toc231392581"/>
       <w:r>
         <w:t>12</w:t>
       </w:r>
@@ -6372,7 +6434,7 @@
       <w:pPr>
         <w:pStyle w:val="Ttulo2"/>
       </w:pPr>
-      <w:bookmarkStart w:id="26" w:name="_Toc231320819"/>
+      <w:bookmarkStart w:id="26" w:name="_Toc231392582"/>
       <w:r>
         <w:t>12</w:t>
       </w:r>
@@ -6441,7 +6503,7 @@
       <w:pPr>
         <w:pStyle w:val="Ttulo2"/>
       </w:pPr>
-      <w:bookmarkStart w:id="27" w:name="_Toc231320820"/>
+      <w:bookmarkStart w:id="27" w:name="_Toc231392583"/>
       <w:r>
         <w:t>12</w:t>
       </w:r>
@@ -6592,7 +6654,7 @@
       <w:pPr>
         <w:pStyle w:val="Ttulo2"/>
       </w:pPr>
-      <w:bookmarkStart w:id="28" w:name="_Toc231320821"/>
+      <w:bookmarkStart w:id="28" w:name="_Toc231392584"/>
       <w:r>
         <w:t>12</w:t>
       </w:r>
@@ -6943,7 +7005,7 @@
       <w:pPr>
         <w:pStyle w:val="Ttulo1"/>
       </w:pPr>
-      <w:bookmarkStart w:id="29" w:name="_Toc231320822"/>
+      <w:bookmarkStart w:id="29" w:name="_Toc231392585"/>
       <w:r>
         <w:t>13. Conectividad e Infraestructura de Comunicación</w:t>
       </w:r>
@@ -6959,7 +7021,7 @@
       <w:pPr>
         <w:pStyle w:val="Ttulo2"/>
       </w:pPr>
-      <w:bookmarkStart w:id="30" w:name="_Toc231320823"/>
+      <w:bookmarkStart w:id="30" w:name="_Toc231392586"/>
       <w:r>
         <w:rPr>
           <w:rStyle w:val="Ttulo2Car"/>
@@ -6977,6 +7039,7 @@
       </w:r>
       <w:bookmarkEnd w:id="30"/>
     </w:p>
+    <w:p/>
     <w:p>
       <w:r>
         <w:t>La interacción entre el front-end (navegador) y el back-end (PHP) se basa en el protocolo HTTP. Se han utilizado peticiones asíncronas para las siguientes tareas:</w:t>
@@ -7022,7 +7085,7 @@
       <w:pPr>
         <w:pStyle w:val="Ttulo2"/>
       </w:pPr>
-      <w:bookmarkStart w:id="31" w:name="_Toc231320824"/>
+      <w:bookmarkStart w:id="31" w:name="_Toc231392587"/>
       <w:r>
         <w:t>13</w:t>
       </w:r>
@@ -7085,7 +7148,7 @@
       <w:pPr>
         <w:pStyle w:val="Ttulo2"/>
       </w:pPr>
-      <w:bookmarkStart w:id="32" w:name="_Toc231320825"/>
+      <w:bookmarkStart w:id="32" w:name="_Toc231392588"/>
       <w:r>
         <w:t>13</w:t>
       </w:r>
@@ -7129,12 +7192,9 @@
       <w:pPr>
         <w:pStyle w:val="Ttulo1"/>
       </w:pPr>
-      <w:bookmarkStart w:id="33" w:name="_Toc231320826"/>
-      <w:r>
-        <w:t xml:space="preserve">14. </w:t>
-      </w:r>
-      <w:r>
-        <w:t>Manual de incorporación de canciones al sistema de karaoke</w:t>
+      <w:bookmarkStart w:id="33" w:name="_Toc231392589"/>
+      <w:r>
+        <w:t>14. Manual de incorporación de canciones al sistema de karaoke</w:t>
       </w:r>
       <w:bookmarkEnd w:id="33"/>
     </w:p>
@@ -7146,6 +7206,7 @@
     </w:p>
     <w:p>
       <w:r>
+        <w:lastRenderedPageBreak/>
         <w:t>Es importante seguir cada uno de los pasos descritos para garantizar que la canción se reproduzca correctamente y que la letra aparezca sincronizada durante la interpretación.</w:t>
       </w:r>
     </w:p>
@@ -7153,13 +7214,9 @@
       <w:pPr>
         <w:pStyle w:val="Ttulo2"/>
       </w:pPr>
-      <w:bookmarkStart w:id="34" w:name="_Toc231320827"/>
-      <w:r>
-        <w:lastRenderedPageBreak/>
-        <w:t xml:space="preserve">14.1. </w:t>
-      </w:r>
-      <w:r>
-        <w:t>Paso 1. Obtención de la canción</w:t>
+      <w:bookmarkStart w:id="34" w:name="_Toc231392590"/>
+      <w:r>
+        <w:t>14.1. Paso 1. Obtención de la canción</w:t>
       </w:r>
       <w:bookmarkEnd w:id="34"/>
     </w:p>
@@ -7220,6 +7277,7 @@
         <w:t>Se recomienda utilizar un archivo con una tasa de bits adecuada para garantizar una correcta reproducción.</w:t>
       </w:r>
     </w:p>
+    <w:p/>
     <w:p>
       <w:pPr>
         <w:rPr>
@@ -7281,39 +7339,28 @@
         <w:t>Una vez validado el archivo MP3, se puede proceder al procesamiento de audio.</w:t>
       </w:r>
     </w:p>
+    <w:p>
+      <w:pPr>
+        <w:pStyle w:val="Ttulo2"/>
+      </w:pPr>
+      <w:bookmarkStart w:id="35" w:name="_Toc231392591"/>
+      <w:r>
+        <w:t>14.2. Paso 2. Procesamiento de audio con Moises</w:t>
+      </w:r>
+      <w:bookmarkEnd w:id="35"/>
+    </w:p>
     <w:p/>
     <w:p>
-      <w:pPr>
-        <w:pStyle w:val="Ttulo2"/>
-      </w:pPr>
-      <w:bookmarkStart w:id="35" w:name="_Toc231320828"/>
-      <w:r>
-        <w:t xml:space="preserve">14.2. </w:t>
-      </w:r>
-      <w:r>
-        <w:t xml:space="preserve">Paso 2. Procesamiento de audio con </w:t>
-      </w:r>
-      <w:proofErr w:type="spellStart"/>
-      <w:r>
+      <w:r>
+        <w:t xml:space="preserve">Una vez obtenida la canción original, se utiliza la plataforma </w:t>
+      </w:r>
+      <w:r>
+        <w:rPr>
+          <w:b/>
+          <w:bCs/>
+        </w:rPr>
         <w:t>Moises</w:t>
       </w:r>
-      <w:bookmarkEnd w:id="35"/>
-      <w:proofErr w:type="spellEnd"/>
-    </w:p>
-    <w:p/>
-    <w:p>
-      <w:r>
-        <w:t xml:space="preserve">Una vez obtenida la canción original, se utiliza la plataforma </w:t>
-      </w:r>
-      <w:proofErr w:type="spellStart"/>
-      <w:r>
-        <w:rPr>
-          <w:b/>
-          <w:bCs/>
-        </w:rPr>
-        <w:t>Moises</w:t>
-      </w:r>
-      <w:proofErr w:type="spellEnd"/>
       <w:r>
         <w:t xml:space="preserve"> para separar las distintas pistas de audio necesarias para el funcionamiento del karaoke.</w:t>
       </w:r>
@@ -7374,6 +7421,7 @@
         <w:t>Canción completa.</w:t>
       </w:r>
     </w:p>
+    <w:p/>
     <w:p>
       <w:r>
         <w:rPr>
@@ -7394,7 +7442,6 @@
       <w:r>
         <w:t xml:space="preserve">Acceder a la plataforma </w:t>
       </w:r>
-      <w:proofErr w:type="spellStart"/>
       <w:r>
         <w:rPr>
           <w:b/>
@@ -7402,7 +7449,6 @@
         </w:rPr>
         <w:t>Moises</w:t>
       </w:r>
-      <w:proofErr w:type="spellEnd"/>
       <w:r>
         <w:t>.</w:t>
       </w:r>
@@ -7454,7 +7500,6 @@
       <w:r>
         <w:t xml:space="preserve">Esperar a que </w:t>
       </w:r>
-      <w:proofErr w:type="spellStart"/>
       <w:r>
         <w:rPr>
           <w:b/>
@@ -7462,11 +7507,11 @@
         </w:rPr>
         <w:t>Moises</w:t>
       </w:r>
-      <w:proofErr w:type="spellEnd"/>
       <w:r>
         <w:t xml:space="preserve"> complete el análisis y la separación de pistas.</w:t>
       </w:r>
     </w:p>
+    <w:p/>
     <w:p>
       <w:pPr>
         <w:rPr>
@@ -7486,7 +7531,6 @@
       <w:r>
         <w:t xml:space="preserve">Una vez finalizado el procesamiento, </w:t>
       </w:r>
-      <w:proofErr w:type="spellStart"/>
       <w:r>
         <w:rPr>
           <w:b/>
@@ -7494,13 +7538,13 @@
         </w:rPr>
         <w:t>Moises</w:t>
       </w:r>
-      <w:proofErr w:type="spellEnd"/>
       <w:r>
         <w:t xml:space="preserve"> generará varios archivos.</w:t>
       </w:r>
     </w:p>
     <w:p>
       <w:r>
+        <w:lastRenderedPageBreak/>
         <w:t>Se deben descargar los archivos generados utilizando siempre el formato estándar configurado en la plataforma.</w:t>
       </w:r>
     </w:p>
@@ -7508,13 +7552,9 @@
       <w:pPr>
         <w:jc w:val="left"/>
       </w:pPr>
-      <w:r>
-        <w:br w:type="page"/>
-      </w:r>
-    </w:p>
-    <w:p>
-      <w:r>
-        <w:lastRenderedPageBreak/>
+    </w:p>
+    <w:p>
+      <w:r>
         <w:t>Los archivos que se utilizarán posteriormente son:</w:t>
       </w:r>
     </w:p>
@@ -7556,15 +7596,179 @@
     </w:p>
     <w:p/>
     <w:p>
+      <w:r>
+        <w:drawing>
+          <wp:inline distT="0" distB="0" distL="0" distR="0" wp14:anchorId="7616793C" wp14:editId="20632559">
+            <wp:extent cx="5399985" cy="2830665"/>
+            <wp:effectExtent l="0" t="0" r="0" b="8255"/>
+            <wp:docPr id="6" name="Imagen 6"/>
+            <wp:cNvGraphicFramePr>
+              <a:graphicFrameLocks xmlns:a="http://schemas.openxmlformats.org/drawingml/2006/main" noChangeAspect="1"/>
+            </wp:cNvGraphicFramePr>
+            <a:graphic xmlns:a="http://schemas.openxmlformats.org/drawingml/2006/main">
+              <a:graphicData uri="http://schemas.openxmlformats.org/drawingml/2006/picture">
+                <pic:pic xmlns:pic="http://schemas.openxmlformats.org/drawingml/2006/picture">
+                  <pic:nvPicPr>
+                    <pic:cNvPr id="1" name=""/>
+                    <pic:cNvPicPr/>
+                  </pic:nvPicPr>
+                  <pic:blipFill>
+                    <a:blip r:embed="rId19"/>
+                    <a:stretch>
+                      <a:fillRect/>
+                    </a:stretch>
+                  </pic:blipFill>
+                  <pic:spPr>
+                    <a:xfrm>
+                      <a:off x="0" y="0"/>
+                      <a:ext cx="5405822" cy="2833725"/>
+                    </a:xfrm>
+                    <a:prstGeom prst="rect">
+                      <a:avLst/>
+                    </a:prstGeom>
+                  </pic:spPr>
+                </pic:pic>
+              </a:graphicData>
+            </a:graphic>
+          </wp:inline>
+        </w:drawing>
+      </w:r>
+    </w:p>
+    <w:p>
+      <w:r>
+        <w:drawing>
+          <wp:inline distT="0" distB="0" distL="0" distR="0" wp14:anchorId="35BB4041" wp14:editId="218A6CBC">
+            <wp:extent cx="5399484" cy="2194560"/>
+            <wp:effectExtent l="0" t="0" r="0" b="0"/>
+            <wp:docPr id="21" name="Imagen 21"/>
+            <wp:cNvGraphicFramePr>
+              <a:graphicFrameLocks xmlns:a="http://schemas.openxmlformats.org/drawingml/2006/main" noChangeAspect="1"/>
+            </wp:cNvGraphicFramePr>
+            <a:graphic xmlns:a="http://schemas.openxmlformats.org/drawingml/2006/main">
+              <a:graphicData uri="http://schemas.openxmlformats.org/drawingml/2006/picture">
+                <pic:pic xmlns:pic="http://schemas.openxmlformats.org/drawingml/2006/picture">
+                  <pic:nvPicPr>
+                    <pic:cNvPr id="1" name=""/>
+                    <pic:cNvPicPr/>
+                  </pic:nvPicPr>
+                  <pic:blipFill>
+                    <a:blip r:embed="rId20"/>
+                    <a:stretch>
+                      <a:fillRect/>
+                    </a:stretch>
+                  </pic:blipFill>
+                  <pic:spPr>
+                    <a:xfrm>
+                      <a:off x="0" y="0"/>
+                      <a:ext cx="5400753" cy="2195076"/>
+                    </a:xfrm>
+                    <a:prstGeom prst="rect">
+                      <a:avLst/>
+                    </a:prstGeom>
+                  </pic:spPr>
+                </pic:pic>
+              </a:graphicData>
+            </a:graphic>
+          </wp:inline>
+        </w:drawing>
+      </w:r>
+    </w:p>
+    <w:p/>
+    <w:p>
+      <w:r>
+        <w:t xml:space="preserve">         </w:t>
+      </w:r>
+    </w:p>
+    <w:p>
+      <w:r>
+        <w:lastRenderedPageBreak/>
+        <w:t xml:space="preserve"> </w:t>
+      </w:r>
+      <w:r>
+        <w:drawing>
+          <wp:inline distT="0" distB="0" distL="0" distR="0" wp14:anchorId="799A08F3" wp14:editId="6FC6ACEF">
+            <wp:extent cx="5398962" cy="2767054"/>
+            <wp:effectExtent l="0" t="0" r="0" b="0"/>
+            <wp:docPr id="11" name="Imagen 11"/>
+            <wp:cNvGraphicFramePr>
+              <a:graphicFrameLocks xmlns:a="http://schemas.openxmlformats.org/drawingml/2006/main" noChangeAspect="1"/>
+            </wp:cNvGraphicFramePr>
+            <a:graphic xmlns:a="http://schemas.openxmlformats.org/drawingml/2006/main">
+              <a:graphicData uri="http://schemas.openxmlformats.org/drawingml/2006/picture">
+                <pic:pic xmlns:pic="http://schemas.openxmlformats.org/drawingml/2006/picture">
+                  <pic:nvPicPr>
+                    <pic:cNvPr id="1" name=""/>
+                    <pic:cNvPicPr/>
+                  </pic:nvPicPr>
+                  <pic:blipFill>
+                    <a:blip r:embed="rId21"/>
+                    <a:stretch>
+                      <a:fillRect/>
+                    </a:stretch>
+                  </pic:blipFill>
+                  <pic:spPr>
+                    <a:xfrm>
+                      <a:off x="0" y="0"/>
+                      <a:ext cx="5409260" cy="2772332"/>
+                    </a:xfrm>
+                    <a:prstGeom prst="rect">
+                      <a:avLst/>
+                    </a:prstGeom>
+                  </pic:spPr>
+                </pic:pic>
+              </a:graphicData>
+            </a:graphic>
+          </wp:inline>
+        </w:drawing>
+      </w:r>
+    </w:p>
+    <w:p>
+      <w:r>
+        <w:drawing>
+          <wp:inline distT="0" distB="0" distL="0" distR="0" wp14:anchorId="185BD099" wp14:editId="79BC2A3D">
+            <wp:extent cx="5398770" cy="3614207"/>
+            <wp:effectExtent l="0" t="0" r="0" b="5715"/>
+            <wp:docPr id="19" name="Imagen 19"/>
+            <wp:cNvGraphicFramePr>
+              <a:graphicFrameLocks xmlns:a="http://schemas.openxmlformats.org/drawingml/2006/main" noChangeAspect="1"/>
+            </wp:cNvGraphicFramePr>
+            <a:graphic xmlns:a="http://schemas.openxmlformats.org/drawingml/2006/main">
+              <a:graphicData uri="http://schemas.openxmlformats.org/drawingml/2006/picture">
+                <pic:pic xmlns:pic="http://schemas.openxmlformats.org/drawingml/2006/picture">
+                  <pic:nvPicPr>
+                    <pic:cNvPr id="1" name=""/>
+                    <pic:cNvPicPr/>
+                  </pic:nvPicPr>
+                  <pic:blipFill>
+                    <a:blip r:embed="rId22"/>
+                    <a:stretch>
+                      <a:fillRect/>
+                    </a:stretch>
+                  </pic:blipFill>
+                  <pic:spPr>
+                    <a:xfrm>
+                      <a:off x="0" y="0"/>
+                      <a:ext cx="5476084" cy="3665965"/>
+                    </a:xfrm>
+                    <a:prstGeom prst="rect">
+                      <a:avLst/>
+                    </a:prstGeom>
+                  </pic:spPr>
+                </pic:pic>
+              </a:graphicData>
+            </a:graphic>
+          </wp:inline>
+        </w:drawing>
+      </w:r>
+    </w:p>
+    <w:p/>
+    <w:p>
       <w:pPr>
         <w:pStyle w:val="Ttulo2"/>
       </w:pPr>
-      <w:bookmarkStart w:id="36" w:name="_Toc231320829"/>
-      <w:r>
-        <w:t xml:space="preserve">14.3. </w:t>
-      </w:r>
-      <w:r>
-        <w:t>Paso 3. Generación y sincronización de la letra</w:t>
+      <w:bookmarkStart w:id="36" w:name="_Toc231392592"/>
+      <w:r>
+        <w:t>14.3. Paso 3. Generación y sincronización de la letra</w:t>
       </w:r>
       <w:bookmarkEnd w:id="36"/>
     </w:p>
@@ -7578,7 +7782,6 @@
       <w:r>
         <w:t xml:space="preserve">Para ello se utiliza la herramienta web </w:t>
       </w:r>
-      <w:proofErr w:type="spellStart"/>
       <w:r>
         <w:rPr>
           <w:b/>
@@ -7586,23 +7789,32 @@
         </w:rPr>
         <w:t>QuickLRC</w:t>
       </w:r>
-      <w:proofErr w:type="spellEnd"/>
       <w:r>
         <w:t>.</w:t>
       </w:r>
     </w:p>
-    <w:p>
-      <w:pPr>
-        <w:rPr>
-          <w:b/>
-          <w:bCs/>
-        </w:rPr>
-      </w:pPr>
-      <w:r>
-        <w:rPr>
-          <w:b/>
-          <w:bCs/>
-        </w:rPr>
+    <w:p/>
+    <w:p>
+      <w:pPr>
+        <w:rPr>
+          <w:b/>
+          <w:bCs/>
+        </w:rPr>
+      </w:pPr>
+    </w:p>
+    <w:p>
+      <w:pPr>
+        <w:rPr>
+          <w:b/>
+          <w:bCs/>
+        </w:rPr>
+      </w:pPr>
+      <w:r>
+        <w:rPr>
+          <w:b/>
+          <w:bCs/>
+        </w:rPr>
+        <w:lastRenderedPageBreak/>
         <w:t>Material necesario</w:t>
       </w:r>
     </w:p>
@@ -7622,7 +7834,6 @@
       <w:r>
         <w:t xml:space="preserve">El archivo de canción completa generado por </w:t>
       </w:r>
-      <w:proofErr w:type="spellStart"/>
       <w:r>
         <w:rPr>
           <w:b/>
@@ -7630,7 +7841,6 @@
         </w:rPr>
         <w:t>Moises</w:t>
       </w:r>
-      <w:proofErr w:type="spellEnd"/>
       <w:r>
         <w:t>.</w:t>
       </w:r>
@@ -7667,7 +7877,6 @@
       <w:r>
         <w:t xml:space="preserve">Acceder a la herramienta </w:t>
       </w:r>
-      <w:proofErr w:type="spellStart"/>
       <w:r>
         <w:rPr>
           <w:b/>
@@ -7675,7 +7884,6 @@
         </w:rPr>
         <w:t>QuickLRC</w:t>
       </w:r>
-      <w:proofErr w:type="spellEnd"/>
       <w:r>
         <w:t>.</w:t>
       </w:r>
@@ -7738,7 +7946,19 @@
     </w:p>
     <w:p>
       <w:r>
-        <w:t>Durante la reproducción de la canción, se debe marcar el momento exacto en el que aparece cada línea de la letra.</w:t>
+        <w:t xml:space="preserve">Durante la reproducción de la canción, se debe marcar el momento exacto en el que aparece cada </w:t>
+      </w:r>
+      <w:r>
+        <w:t>palabra</w:t>
+      </w:r>
+      <w:r>
+        <w:t xml:space="preserve"> de la letra</w:t>
+      </w:r>
+      <w:r>
+        <w:t xml:space="preserve"> utilizando la letra “t” del teclado o haciendo clic en el botón “Time Next Word”</w:t>
+      </w:r>
+      <w:r>
+        <w:t>.</w:t>
       </w:r>
     </w:p>
     <w:p>
@@ -7746,6 +7966,7 @@
         <w:t>El objetivo es conseguir que el texto aparezca en pantalla de forma perfectamente sincronizada con la música.</w:t>
       </w:r>
     </w:p>
+    <w:p/>
     <w:p>
       <w:r>
         <w:rPr>
@@ -7856,20 +8077,18 @@
         <w:t>Este archivo contendrá todas las marcas de tiempo necesarias para mostrar la letra sincronizada durante la reproducción de la canción.</w:t>
       </w:r>
     </w:p>
-    <w:p/>
-    <w:p>
-      <w:pPr>
-        <w:rPr>
-          <w:b/>
-          <w:bCs/>
-        </w:rPr>
-      </w:pPr>
-      <w:r>
-        <w:rPr>
-          <w:b/>
-          <w:bCs/>
-        </w:rPr>
-        <w:lastRenderedPageBreak/>
+    <w:p>
+      <w:pPr>
+        <w:rPr>
+          <w:b/>
+          <w:bCs/>
+        </w:rPr>
+      </w:pPr>
+      <w:r>
+        <w:rPr>
+          <w:b/>
+          <w:bCs/>
+        </w:rPr>
         <w:t>Resultado esperado</w:t>
       </w:r>
     </w:p>
@@ -7928,15 +8147,250 @@
     </w:p>
     <w:p/>
     <w:p>
+      <w:r>
+        <w:lastRenderedPageBreak/>
+        <w:drawing>
+          <wp:inline distT="0" distB="0" distL="0" distR="0" wp14:anchorId="5E5A1753" wp14:editId="0B68846E">
+            <wp:extent cx="5399925" cy="2647784"/>
+            <wp:effectExtent l="0" t="0" r="0" b="635"/>
+            <wp:docPr id="22" name="Imagen 22"/>
+            <wp:cNvGraphicFramePr>
+              <a:graphicFrameLocks xmlns:a="http://schemas.openxmlformats.org/drawingml/2006/main" noChangeAspect="1"/>
+            </wp:cNvGraphicFramePr>
+            <a:graphic xmlns:a="http://schemas.openxmlformats.org/drawingml/2006/main">
+              <a:graphicData uri="http://schemas.openxmlformats.org/drawingml/2006/picture">
+                <pic:pic xmlns:pic="http://schemas.openxmlformats.org/drawingml/2006/picture">
+                  <pic:nvPicPr>
+                    <pic:cNvPr id="1" name=""/>
+                    <pic:cNvPicPr/>
+                  </pic:nvPicPr>
+                  <pic:blipFill>
+                    <a:blip r:embed="rId23"/>
+                    <a:stretch>
+                      <a:fillRect/>
+                    </a:stretch>
+                  </pic:blipFill>
+                  <pic:spPr>
+                    <a:xfrm>
+                      <a:off x="0" y="0"/>
+                      <a:ext cx="5412588" cy="2653993"/>
+                    </a:xfrm>
+                    <a:prstGeom prst="rect">
+                      <a:avLst/>
+                    </a:prstGeom>
+                  </pic:spPr>
+                </pic:pic>
+              </a:graphicData>
+            </a:graphic>
+          </wp:inline>
+        </w:drawing>
+      </w:r>
+    </w:p>
+    <w:p>
+      <w:r>
+        <w:drawing>
+          <wp:inline distT="0" distB="0" distL="0" distR="0" wp14:anchorId="60A8D35C" wp14:editId="05A7D30A">
+            <wp:extent cx="5400040" cy="1804946"/>
+            <wp:effectExtent l="0" t="0" r="0" b="5080"/>
+            <wp:docPr id="26" name="Imagen 26"/>
+            <wp:cNvGraphicFramePr>
+              <a:graphicFrameLocks xmlns:a="http://schemas.openxmlformats.org/drawingml/2006/main" noChangeAspect="1"/>
+            </wp:cNvGraphicFramePr>
+            <a:graphic xmlns:a="http://schemas.openxmlformats.org/drawingml/2006/main">
+              <a:graphicData uri="http://schemas.openxmlformats.org/drawingml/2006/picture">
+                <pic:pic xmlns:pic="http://schemas.openxmlformats.org/drawingml/2006/picture">
+                  <pic:nvPicPr>
+                    <pic:cNvPr id="1" name=""/>
+                    <pic:cNvPicPr/>
+                  </pic:nvPicPr>
+                  <pic:blipFill>
+                    <a:blip r:embed="rId24"/>
+                    <a:stretch>
+                      <a:fillRect/>
+                    </a:stretch>
+                  </pic:blipFill>
+                  <pic:spPr>
+                    <a:xfrm>
+                      <a:off x="0" y="0"/>
+                      <a:ext cx="5400866" cy="1805222"/>
+                    </a:xfrm>
+                    <a:prstGeom prst="rect">
+                      <a:avLst/>
+                    </a:prstGeom>
+                  </pic:spPr>
+                </pic:pic>
+              </a:graphicData>
+            </a:graphic>
+          </wp:inline>
+        </w:drawing>
+      </w:r>
+    </w:p>
+    <w:p>
+      <w:r>
+        <w:drawing>
+          <wp:inline distT="0" distB="0" distL="0" distR="0" wp14:anchorId="71FE1FF5" wp14:editId="587613F2">
+            <wp:extent cx="5400040" cy="2705735"/>
+            <wp:effectExtent l="0" t="0" r="0" b="0"/>
+            <wp:docPr id="29" name="Imagen 29"/>
+            <wp:cNvGraphicFramePr>
+              <a:graphicFrameLocks xmlns:a="http://schemas.openxmlformats.org/drawingml/2006/main" noChangeAspect="1"/>
+            </wp:cNvGraphicFramePr>
+            <a:graphic xmlns:a="http://schemas.openxmlformats.org/drawingml/2006/main">
+              <a:graphicData uri="http://schemas.openxmlformats.org/drawingml/2006/picture">
+                <pic:pic xmlns:pic="http://schemas.openxmlformats.org/drawingml/2006/picture">
+                  <pic:nvPicPr>
+                    <pic:cNvPr id="1" name=""/>
+                    <pic:cNvPicPr/>
+                  </pic:nvPicPr>
+                  <pic:blipFill>
+                    <a:blip r:embed="rId25"/>
+                    <a:stretch>
+                      <a:fillRect/>
+                    </a:stretch>
+                  </pic:blipFill>
+                  <pic:spPr>
+                    <a:xfrm>
+                      <a:off x="0" y="0"/>
+                      <a:ext cx="5400040" cy="2705735"/>
+                    </a:xfrm>
+                    <a:prstGeom prst="rect">
+                      <a:avLst/>
+                    </a:prstGeom>
+                  </pic:spPr>
+                </pic:pic>
+              </a:graphicData>
+            </a:graphic>
+          </wp:inline>
+        </w:drawing>
+      </w:r>
+    </w:p>
+    <w:p>
+      <w:r>
+        <w:lastRenderedPageBreak/>
+        <w:drawing>
+          <wp:inline distT="0" distB="0" distL="0" distR="0" wp14:anchorId="2A770340" wp14:editId="585EB91E">
+            <wp:extent cx="5400040" cy="2830195"/>
+            <wp:effectExtent l="0" t="0" r="0" b="8255"/>
+            <wp:docPr id="28" name="Imagen 28"/>
+            <wp:cNvGraphicFramePr>
+              <a:graphicFrameLocks xmlns:a="http://schemas.openxmlformats.org/drawingml/2006/main" noChangeAspect="1"/>
+            </wp:cNvGraphicFramePr>
+            <a:graphic xmlns:a="http://schemas.openxmlformats.org/drawingml/2006/main">
+              <a:graphicData uri="http://schemas.openxmlformats.org/drawingml/2006/picture">
+                <pic:pic xmlns:pic="http://schemas.openxmlformats.org/drawingml/2006/picture">
+                  <pic:nvPicPr>
+                    <pic:cNvPr id="1" name=""/>
+                    <pic:cNvPicPr/>
+                  </pic:nvPicPr>
+                  <pic:blipFill>
+                    <a:blip r:embed="rId26"/>
+                    <a:stretch>
+                      <a:fillRect/>
+                    </a:stretch>
+                  </pic:blipFill>
+                  <pic:spPr>
+                    <a:xfrm>
+                      <a:off x="0" y="0"/>
+                      <a:ext cx="5400040" cy="2830195"/>
+                    </a:xfrm>
+                    <a:prstGeom prst="rect">
+                      <a:avLst/>
+                    </a:prstGeom>
+                  </pic:spPr>
+                </pic:pic>
+              </a:graphicData>
+            </a:graphic>
+          </wp:inline>
+        </w:drawing>
+      </w:r>
+    </w:p>
+    <w:p>
+      <w:r>
+        <w:drawing>
+          <wp:inline distT="0" distB="0" distL="0" distR="0" wp14:anchorId="2FDAF0F8" wp14:editId="01CE1F33">
+            <wp:extent cx="5400040" cy="2663190"/>
+            <wp:effectExtent l="0" t="0" r="0" b="3810"/>
+            <wp:docPr id="31" name="Imagen 31"/>
+            <wp:cNvGraphicFramePr>
+              <a:graphicFrameLocks xmlns:a="http://schemas.openxmlformats.org/drawingml/2006/main" noChangeAspect="1"/>
+            </wp:cNvGraphicFramePr>
+            <a:graphic xmlns:a="http://schemas.openxmlformats.org/drawingml/2006/main">
+              <a:graphicData uri="http://schemas.openxmlformats.org/drawingml/2006/picture">
+                <pic:pic xmlns:pic="http://schemas.openxmlformats.org/drawingml/2006/picture">
+                  <pic:nvPicPr>
+                    <pic:cNvPr id="1" name=""/>
+                    <pic:cNvPicPr/>
+                  </pic:nvPicPr>
+                  <pic:blipFill>
+                    <a:blip r:embed="rId27"/>
+                    <a:stretch>
+                      <a:fillRect/>
+                    </a:stretch>
+                  </pic:blipFill>
+                  <pic:spPr>
+                    <a:xfrm>
+                      <a:off x="0" y="0"/>
+                      <a:ext cx="5400040" cy="2663190"/>
+                    </a:xfrm>
+                    <a:prstGeom prst="rect">
+                      <a:avLst/>
+                    </a:prstGeom>
+                  </pic:spPr>
+                </pic:pic>
+              </a:graphicData>
+            </a:graphic>
+          </wp:inline>
+        </w:drawing>
+      </w:r>
+    </w:p>
+    <w:p/>
+    <w:p>
+      <w:r>
+        <w:drawing>
+          <wp:inline distT="0" distB="0" distL="0" distR="0" wp14:anchorId="6D127BA2" wp14:editId="5EFCEF8C">
+            <wp:extent cx="5400040" cy="2582545"/>
+            <wp:effectExtent l="0" t="0" r="0" b="8255"/>
+            <wp:docPr id="34" name="Imagen 34"/>
+            <wp:cNvGraphicFramePr>
+              <a:graphicFrameLocks xmlns:a="http://schemas.openxmlformats.org/drawingml/2006/main" noChangeAspect="1"/>
+            </wp:cNvGraphicFramePr>
+            <a:graphic xmlns:a="http://schemas.openxmlformats.org/drawingml/2006/main">
+              <a:graphicData uri="http://schemas.openxmlformats.org/drawingml/2006/picture">
+                <pic:pic xmlns:pic="http://schemas.openxmlformats.org/drawingml/2006/picture">
+                  <pic:nvPicPr>
+                    <pic:cNvPr id="1" name=""/>
+                    <pic:cNvPicPr/>
+                  </pic:nvPicPr>
+                  <pic:blipFill>
+                    <a:blip r:embed="rId28"/>
+                    <a:stretch>
+                      <a:fillRect/>
+                    </a:stretch>
+                  </pic:blipFill>
+                  <pic:spPr>
+                    <a:xfrm>
+                      <a:off x="0" y="0"/>
+                      <a:ext cx="5400040" cy="2582545"/>
+                    </a:xfrm>
+                    <a:prstGeom prst="rect">
+                      <a:avLst/>
+                    </a:prstGeom>
+                  </pic:spPr>
+                </pic:pic>
+              </a:graphicData>
+            </a:graphic>
+          </wp:inline>
+        </w:drawing>
+      </w:r>
+    </w:p>
+    <w:p/>
+    <w:p>
       <w:pPr>
         <w:pStyle w:val="Ttulo2"/>
       </w:pPr>
-      <w:bookmarkStart w:id="37" w:name="_Toc231320830"/>
-      <w:r>
-        <w:t xml:space="preserve">14.4. </w:t>
-      </w:r>
-      <w:r>
-        <w:t>Paso 4. Alta de la canción en el sistema de administración</w:t>
+      <w:bookmarkStart w:id="37" w:name="_Toc231392593"/>
+      <w:r>
+        <w:t>14.4. Paso 4. Alta de la canción en el sistema de administración</w:t>
       </w:r>
       <w:bookmarkEnd w:id="37"/>
     </w:p>
@@ -8115,19 +8569,9 @@
           <w:numId w:val="14"/>
         </w:numPr>
       </w:pPr>
-      <w:proofErr w:type="spellStart"/>
-      <w:r>
-        <w:t>Bohemian</w:t>
-      </w:r>
-      <w:proofErr w:type="spellEnd"/>
-      <w:r>
-        <w:t xml:space="preserve"> </w:t>
-      </w:r>
-      <w:proofErr w:type="spellStart"/>
-      <w:r>
-        <w:t>Rhapsody</w:t>
-      </w:r>
-      <w:proofErr w:type="spellEnd"/>
+      <w:r>
+        <w:t>Bohemian Rhapsody</w:t>
+      </w:r>
     </w:p>
     <w:p>
       <w:pPr>
@@ -8138,13 +8582,8 @@
         </w:numPr>
       </w:pPr>
       <w:r>
-        <w:t xml:space="preserve">Corazón </w:t>
-      </w:r>
-      <w:proofErr w:type="spellStart"/>
-      <w:r>
-        <w:t>Partío</w:t>
-      </w:r>
-      <w:proofErr w:type="spellEnd"/>
+        <w:t>Corazón Partío</w:t>
+      </w:r>
     </w:p>
     <w:p>
       <w:pPr>
@@ -8197,15 +8636,77 @@
       <w:r>
         <w:t xml:space="preserve">Archivo obtenido desde </w:t>
       </w:r>
-      <w:proofErr w:type="spellStart"/>
-      <w:r>
+      <w:r>
+        <w:rPr>
+          <w:b/>
+          <w:bCs/>
+        </w:rPr>
         <w:t>Moises</w:t>
       </w:r>
-      <w:proofErr w:type="spellEnd"/>
       <w:r>
         <w:t xml:space="preserve"> que contiene únicamente la voz de la canción.</w:t>
       </w:r>
     </w:p>
+    <w:p>
+      <w:pPr>
+        <w:rPr>
+          <w:b/>
+          <w:bCs/>
+        </w:rPr>
+      </w:pPr>
+      <w:r>
+        <w:rPr>
+          <w:b/>
+          <w:bCs/>
+        </w:rPr>
+        <w:t>Archivo instrumental</w:t>
+      </w:r>
+    </w:p>
+    <w:p>
+      <w:r>
+        <w:t xml:space="preserve">Archivo instrumental generado por </w:t>
+      </w:r>
+      <w:r>
+        <w:rPr>
+          <w:b/>
+          <w:bCs/>
+        </w:rPr>
+        <w:t>Moises</w:t>
+      </w:r>
+      <w:r>
+        <w:t xml:space="preserve"> que será utilizado como base musical para el karaoke.</w:t>
+      </w:r>
+    </w:p>
+    <w:p>
+      <w:pPr>
+        <w:rPr>
+          <w:b/>
+          <w:bCs/>
+        </w:rPr>
+      </w:pPr>
+      <w:r>
+        <w:rPr>
+          <w:b/>
+          <w:bCs/>
+        </w:rPr>
+        <w:t>Archivo LRC</w:t>
+      </w:r>
+    </w:p>
+    <w:p>
+      <w:r>
+        <w:t xml:space="preserve">Archivo de letra sincronizada generado mediante </w:t>
+      </w:r>
+      <w:r>
+        <w:rPr>
+          <w:b/>
+          <w:bCs/>
+        </w:rPr>
+        <w:t>QuickLRC</w:t>
+      </w:r>
+      <w:r>
+        <w:t>.</w:t>
+      </w:r>
+    </w:p>
     <w:p/>
     <w:p>
       <w:pPr>
@@ -8220,62 +8721,6 @@
           <w:bCs/>
         </w:rPr>
         <w:lastRenderedPageBreak/>
-        <w:t>Archivo instrumental</w:t>
-      </w:r>
-    </w:p>
-    <w:p>
-      <w:r>
-        <w:t xml:space="preserve">Archivo instrumental generado por </w:t>
-      </w:r>
-      <w:proofErr w:type="spellStart"/>
-      <w:r>
-        <w:t>Moises</w:t>
-      </w:r>
-      <w:proofErr w:type="spellEnd"/>
-      <w:r>
-        <w:t xml:space="preserve"> que será utilizado como base musical para el karaoke.</w:t>
-      </w:r>
-    </w:p>
-    <w:p>
-      <w:pPr>
-        <w:rPr>
-          <w:b/>
-          <w:bCs/>
-        </w:rPr>
-      </w:pPr>
-      <w:r>
-        <w:rPr>
-          <w:b/>
-          <w:bCs/>
-        </w:rPr>
-        <w:t>Archivo LRC</w:t>
-      </w:r>
-    </w:p>
-    <w:p>
-      <w:r>
-        <w:t xml:space="preserve">Archivo de letra sincronizada generado mediante </w:t>
-      </w:r>
-      <w:proofErr w:type="spellStart"/>
-      <w:r>
-        <w:t>QuickLRC</w:t>
-      </w:r>
-      <w:proofErr w:type="spellEnd"/>
-      <w:r>
-        <w:t>.</w:t>
-      </w:r>
-    </w:p>
-    <w:p>
-      <w:pPr>
-        <w:rPr>
-          <w:b/>
-          <w:bCs/>
-        </w:rPr>
-      </w:pPr>
-      <w:r>
-        <w:rPr>
-          <w:b/>
-          <w:bCs/>
-        </w:rPr>
         <w:t>Verificación</w:t>
       </w:r>
     </w:p>
@@ -8384,15 +8829,56 @@
     </w:p>
     <w:p/>
     <w:p>
+      <w:r>
+        <w:drawing>
+          <wp:inline distT="0" distB="0" distL="0" distR="0" wp14:anchorId="1D815C63" wp14:editId="71601EFD">
+            <wp:extent cx="5400040" cy="2522855"/>
+            <wp:effectExtent l="0" t="0" r="0" b="0"/>
+            <wp:docPr id="33" name="Imagen 33"/>
+            <wp:cNvGraphicFramePr>
+              <a:graphicFrameLocks xmlns:a="http://schemas.openxmlformats.org/drawingml/2006/main" noChangeAspect="1"/>
+            </wp:cNvGraphicFramePr>
+            <a:graphic xmlns:a="http://schemas.openxmlformats.org/drawingml/2006/main">
+              <a:graphicData uri="http://schemas.openxmlformats.org/drawingml/2006/picture">
+                <pic:pic xmlns:pic="http://schemas.openxmlformats.org/drawingml/2006/picture">
+                  <pic:nvPicPr>
+                    <pic:cNvPr id="1" name=""/>
+                    <pic:cNvPicPr/>
+                  </pic:nvPicPr>
+                  <pic:blipFill>
+                    <a:blip r:embed="rId29"/>
+                    <a:stretch>
+                      <a:fillRect/>
+                    </a:stretch>
+                  </pic:blipFill>
+                  <pic:spPr>
+                    <a:xfrm>
+                      <a:off x="0" y="0"/>
+                      <a:ext cx="5400040" cy="2522855"/>
+                    </a:xfrm>
+                    <a:prstGeom prst="rect">
+                      <a:avLst/>
+                    </a:prstGeom>
+                  </pic:spPr>
+                </pic:pic>
+              </a:graphicData>
+            </a:graphic>
+          </wp:inline>
+        </w:drawing>
+      </w:r>
+    </w:p>
+    <w:p>
+      <w:pPr>
+        <w:jc w:val="left"/>
+      </w:pPr>
+    </w:p>
+    <w:p>
       <w:pPr>
         <w:pStyle w:val="Ttulo2"/>
       </w:pPr>
-      <w:bookmarkStart w:id="38" w:name="_Toc231320831"/>
-      <w:r>
-        <w:t xml:space="preserve">14.5. </w:t>
-      </w:r>
-      <w:r>
-        <w:t>Paso 5. Comprobación final</w:t>
+      <w:bookmarkStart w:id="38" w:name="_Toc231392594"/>
+      <w:r>
+        <w:t>14.5. Paso 5. Comprobación final</w:t>
       </w:r>
       <w:bookmarkEnd w:id="38"/>
     </w:p>
@@ -8481,27 +8967,54 @@
       <w:r>
         <w:t>Una vez superadas estas comprobaciones, la canción quedará disponible para todos los usuarios del sistema.</w:t>
       </w:r>
+      <w:r>
+        <w:t xml:space="preserve"> </w:t>
+      </w:r>
     </w:p>
     <w:p/>
     <w:p>
       <w:pPr>
         <w:pStyle w:val="Ttulo1"/>
       </w:pPr>
-      <w:r>
-        <w:t xml:space="preserve">15. </w:t>
-      </w:r>
-      <w:r>
-        <w:t xml:space="preserve">Alternativa de pago para generación automática de karaoke: </w:t>
-      </w:r>
-      <w:proofErr w:type="spellStart"/>
-      <w:r>
+      <w:bookmarkStart w:id="39" w:name="_Toc231392595"/>
+      <w:r>
+        <w:lastRenderedPageBreak/>
+        <w:t>15. Alternativa de pago para generación automática de karaoke: Youka</w:t>
+      </w:r>
+      <w:bookmarkEnd w:id="39"/>
+    </w:p>
+    <w:p/>
+    <w:p>
+      <w:r>
+        <w:rPr>
+          <w:b/>
+          <w:bCs/>
+        </w:rPr>
         <w:t>Youka</w:t>
       </w:r>
-      <w:proofErr w:type="spellEnd"/>
-    </w:p>
-    <w:p/>
-    <w:p>
-      <w:proofErr w:type="spellStart"/>
+      <w:r>
+        <w:t xml:space="preserve"> es una herramienta web diseñada para crear vídeos de karaoke de forma casi automática a partir de un archivo de audio MP3. Su objetivo es simplificar todo el flujo de trabajo habitual (separación de pistas, obtención de letra, sincronización y creación de vídeo final) en un único proceso.</w:t>
+      </w:r>
+    </w:p>
+    <w:p>
+      <w:pPr>
+        <w:rPr>
+          <w:b/>
+          <w:bCs/>
+        </w:rPr>
+      </w:pPr>
+      <w:r>
+        <w:rPr>
+          <w:b/>
+          <w:bCs/>
+        </w:rPr>
+        <w:t>¿Cómo funciona?</w:t>
+      </w:r>
+    </w:p>
+    <w:p>
+      <w:r>
+        <w:t xml:space="preserve">El funcionamiento de </w:t>
+      </w:r>
       <w:r>
         <w:rPr>
           <w:b/>
@@ -8509,40 +9022,6 @@
         </w:rPr>
         <w:t>Youka</w:t>
       </w:r>
-      <w:proofErr w:type="spellEnd"/>
-      <w:r>
-        <w:t xml:space="preserve"> es una herramienta web diseñada para crear vídeos de karaoke de forma casi automática a partir de un archivo de audio MP3. Su objetivo es simplificar todo el flujo de trabajo habitual (separación de pistas, obtención de letra, sincronización y creación de vídeo final) en un único proceso.</w:t>
-      </w:r>
-    </w:p>
-    <w:p>
-      <w:pPr>
-        <w:rPr>
-          <w:b/>
-          <w:bCs/>
-        </w:rPr>
-      </w:pPr>
-      <w:r>
-        <w:rPr>
-          <w:b/>
-          <w:bCs/>
-        </w:rPr>
-        <w:lastRenderedPageBreak/>
-        <w:t>¿Cómo funciona?</w:t>
-      </w:r>
-    </w:p>
-    <w:p>
-      <w:r>
-        <w:t xml:space="preserve">El funcionamiento de </w:t>
-      </w:r>
-      <w:proofErr w:type="spellStart"/>
-      <w:r>
-        <w:rPr>
-          <w:b/>
-          <w:bCs/>
-        </w:rPr>
-        <w:t>Youka</w:t>
-      </w:r>
-      <w:proofErr w:type="spellEnd"/>
       <w:r>
         <w:t xml:space="preserve"> se basa en un sistema automatizado de análisis de audio y sincronización de texto mediante inteligencia artificial.</w:t>
       </w:r>
@@ -8653,7 +9132,6 @@
       <w:r>
         <w:t xml:space="preserve">Este proceso sustituye herramientas externas como </w:t>
       </w:r>
-      <w:proofErr w:type="spellStart"/>
       <w:r>
         <w:rPr>
           <w:b/>
@@ -8661,7 +9139,6 @@
         </w:rPr>
         <w:t>Moises</w:t>
       </w:r>
-      <w:proofErr w:type="spellEnd"/>
       <w:r>
         <w:t>, ya que todo se realiza dentro de la misma plataforma.</w:t>
       </w:r>
@@ -8733,7 +9210,6 @@
       </w:r>
     </w:p>
     <w:p>
-      <w:proofErr w:type="spellStart"/>
       <w:r>
         <w:rPr>
           <w:b/>
@@ -8741,7 +9217,6 @@
         </w:rPr>
         <w:t>Youka</w:t>
       </w:r>
-      <w:proofErr w:type="spellEnd"/>
       <w:r>
         <w:t xml:space="preserve"> genera una sincronización automática entre la música y la letra.</w:t>
       </w:r>
@@ -8797,7 +9272,6 @@
       <w:r>
         <w:t xml:space="preserve">Esto elimina la necesidad de herramientas externas como </w:t>
       </w:r>
-      <w:proofErr w:type="spellStart"/>
       <w:r>
         <w:rPr>
           <w:b/>
@@ -8805,7 +9279,6 @@
         </w:rPr>
         <w:t>QuickLRC</w:t>
       </w:r>
-      <w:proofErr w:type="spellEnd"/>
       <w:r>
         <w:t>.</w:t>
       </w:r>
@@ -8857,7 +9330,6 @@
         </w:numPr>
       </w:pPr>
       <w:r>
-        <w:lastRenderedPageBreak/>
         <w:t xml:space="preserve">Letra sincronizada en pantalla. </w:t>
       </w:r>
     </w:p>
@@ -8870,15 +9342,7 @@
         </w:numPr>
       </w:pPr>
       <w:r>
-        <w:t>Efectos visuales de resaltado típicos de karaoke (tipo “</w:t>
-      </w:r>
-      <w:proofErr w:type="spellStart"/>
-      <w:r>
-        <w:t>bounce</w:t>
-      </w:r>
-      <w:proofErr w:type="spellEnd"/>
-      <w:r>
-        <w:t xml:space="preserve">” o coloreado de palabras). </w:t>
+        <w:t xml:space="preserve">Efectos visuales de resaltado típicos de karaoke (tipo “bounce” o coloreado de palabras). </w:t>
       </w:r>
     </w:p>
     <w:p>
@@ -9019,7 +9483,6 @@
       </w:r>
     </w:p>
     <w:p>
-      <w:proofErr w:type="spellStart"/>
       <w:r>
         <w:rPr>
           <w:b/>
@@ -9027,22 +9490,97 @@
         </w:rPr>
         <w:t>Youka</w:t>
       </w:r>
-      <w:proofErr w:type="spellEnd"/>
       <w:r>
         <w:t xml:space="preserve"> es una solución adecuada como alternativa de pago cuando se busca automatizar la creación de contenido karaoke, reduciendo significativamente el tiempo de producción y eliminando pasos intermedios como la sincronización manual de letras o la separación de pistas en herramientas externas.</w:t>
       </w:r>
+    </w:p>
+    <w:p/>
+    <w:p>
+      <w:pPr>
+        <w:pStyle w:val="Ttulo1"/>
+      </w:pPr>
+      <w:r>
+        <w:t>17. Conclusión</w:t>
+      </w:r>
+    </w:p>
+    <w:p/>
+    <w:p>
+      <w:pPr>
+        <w:ind w:left="360"/>
+      </w:pPr>
+      <w:r>
+        <w:t>En conclusión, este proyecto ha consistido en el desarrollo de una aplicación web de karaoke responsive, pensada para poder utilizarse tanto en ordenador como en móvil, con la idea de que cualquier persona pueda disfrutar de karaoke en cualquier momento y lugar.</w:t>
+      </w:r>
+    </w:p>
+    <w:p>
+      <w:pPr>
+        <w:ind w:left="360"/>
+      </w:pPr>
+      <w:r>
+        <w:t xml:space="preserve">Durante el desarrollo hemos conseguido prácticamente todos los objetivos que nos propusimos al inicio. La aplicación funciona de forma estable y permite reproducir canciones con la letra sincronizada en vídeo, que era una de las partes más importantes del proyecto. Aunque nos habría gustado ir un paso más allá e </w:t>
+      </w:r>
+      <w:r>
+        <w:lastRenderedPageBreak/>
+        <w:t>implementar la posibilidad de añadir cualquier canción de forma directa, esta funcionalidad no ha sido posible por la complejidad técnica que conlleva.</w:t>
+      </w:r>
+    </w:p>
+    <w:p>
+      <w:pPr>
+        <w:ind w:left="360"/>
+      </w:pPr>
+      <w:r>
+        <w:t>Uno de los mayores retos ha sido la gestión de las canciones y todo el proceso necesario para prepararlas (instrumental, voz, etc.), ya que requiere bastante trabajo previo y no es algo sencillo de automatizar. También ha sido complicado conseguir una buena integración de las letras con el vídeo, ya que es una parte delicada del sistema y ha requerido bastante prueba y error.</w:t>
+      </w:r>
+    </w:p>
+    <w:p>
+      <w:pPr>
+        <w:ind w:left="360"/>
+      </w:pPr>
+      <w:r>
+        <w:t xml:space="preserve">Además, el desarrollo del proyecto se ha ido realizando a lo largo del curso, lo que ha hecho que no siempre se pudiera avanzar de forma totalmente continua. La alternancia con otros proyectos, exámenes y posteriormente las prácticas ha provocado que en algunos momentos fuera necesario retomar el trabajo tras periodos sin dedicarle </w:t>
+      </w:r>
+      <w:r>
+        <w:t>tiempo, y e</w:t>
+      </w:r>
+      <w:r>
+        <w:t>sta falta de continuidad ha afectado en ciertos momentos, ya que a veces costaba retomar el proyecto después de varios días sin trabajarlo</w:t>
+      </w:r>
+      <w:r>
+        <w:t>.</w:t>
+      </w:r>
+    </w:p>
+    <w:p>
+      <w:pPr>
+        <w:ind w:left="360"/>
+      </w:pPr>
+      <w:r>
+        <w:t>Aun así, estamos bastante satisfechos con el resultado final. El proyecto funciona correctamente y cumple su objetivo principal, aunque evidentemente siempre hay cosas que se podrían seguir mejorando.</w:t>
+      </w:r>
+    </w:p>
+    <w:p>
+      <w:pPr>
+        <w:ind w:left="360"/>
+      </w:pPr>
+      <w:r>
+        <w:t>En general, ha sido una experiencia muy positiva, tanto a nivel técnico como de trabajo en equipo, ya que lo hemos desarrollado entre dos personas y hemos tenido que organizarnos y tomar decisiones juntos. Como posible mejora futura, nos gustaría ampliar el proyecto incorporando algún tipo de inteligencia artificial, por ejemplo para ayudar a generar o sincronizar letras de forma automática, o para facilitar la incorporación de nuevas canciones al sistema.</w:t>
+      </w:r>
+    </w:p>
+    <w:p>
+      <w:pPr>
+        <w:ind w:left="360"/>
+      </w:pPr>
     </w:p>
     <w:p/>
     <w:p/>
     <w:p/>
     <w:p/>
     <w:sectPr>
-      <w:headerReference w:type="even" r:id="rId19"/>
-      <w:headerReference w:type="default" r:id="rId20"/>
-      <w:footerReference w:type="even" r:id="rId21"/>
-      <w:footerReference w:type="default" r:id="rId22"/>
-      <w:headerReference w:type="first" r:id="rId23"/>
-      <w:footerReference w:type="first" r:id="rId24"/>
+      <w:headerReference w:type="even" r:id="rId30"/>
+      <w:headerReference w:type="default" r:id="rId31"/>
+      <w:footerReference w:type="even" r:id="rId32"/>
+      <w:footerReference w:type="default" r:id="rId33"/>
+      <w:headerReference w:type="first" r:id="rId34"/>
+      <w:footerReference w:type="first" r:id="rId35"/>
       <w:pgSz w:w="11906" w:h="16838"/>
       <w:pgMar w:top="1417" w:right="1701" w:bottom="1417" w:left="1701" w:header="708" w:footer="708" w:gutter="0"/>
       <w:cols w:space="708"/>
@@ -12732,7 +13270,6 @@
   <w:style w:type="character" w:default="1" w:styleId="Fuentedeprrafopredeter">
     <w:name w:val="Default Paragraph Font"/>
     <w:uiPriority w:val="1"/>
-    <w:semiHidden/>
     <w:unhideWhenUsed/>
   </w:style>
   <w:style w:type="table" w:default="1" w:styleId="Tablanormal">

--- a/Adrian_Eduardo.docx
+++ b/Adrian_Eduardo.docx
@@ -3528,21 +3528,7 @@
                 <w:rStyle w:val="Hipervnculo"/>
                 <w:noProof/>
               </w:rPr>
-              <w:t>14. Manual d</w:t>
-            </w:r>
-            <w:r>
-              <w:rPr>
-                <w:rStyle w:val="Hipervnculo"/>
-                <w:noProof/>
-              </w:rPr>
-              <w:t>e</w:t>
-            </w:r>
-            <w:r>
-              <w:rPr>
-                <w:rStyle w:val="Hipervnculo"/>
-                <w:noProof/>
-              </w:rPr>
-              <w:t xml:space="preserve"> incorporación de canciones al sistema de karaoke</w:t>
+              <w:t>14. Manual de incorporación de canciones al sistema de karaoke</w:t>
             </w:r>
             <w:r>
               <w:rPr>
@@ -3793,7 +3779,7 @@
                 <w:noProof/>
                 <w:webHidden/>
               </w:rPr>
-              <w:t>20</w:t>
+              <w:t>21</w:t>
             </w:r>
             <w:r>
               <w:rPr>
@@ -3863,7 +3849,7 @@
                 <w:noProof/>
                 <w:webHidden/>
               </w:rPr>
-              <w:t>21</w:t>
+              <w:t>25</w:t>
             </w:r>
             <w:r>
               <w:rPr>
@@ -3933,7 +3919,7 @@
                 <w:noProof/>
                 <w:webHidden/>
               </w:rPr>
-              <w:t>22</w:t>
+              <w:t>26</w:t>
             </w:r>
             <w:r>
               <w:rPr>
@@ -4003,7 +3989,7 @@
                 <w:noProof/>
                 <w:webHidden/>
               </w:rPr>
-              <w:t>22</w:t>
+              <w:t>27</w:t>
             </w:r>
             <w:r>
               <w:rPr>
@@ -7190,418 +7176,313 @@
     <w:p/>
     <w:p>
       <w:pPr>
-        <w:pStyle w:val="Ttulo1"/>
-      </w:pPr>
-      <w:bookmarkStart w:id="33" w:name="_Toc231392589"/>
-      <w:r>
-        <w:t>14. Manual de incorporación de canciones al sistema de karaoke</w:t>
-      </w:r>
-      <w:bookmarkEnd w:id="33"/>
+        <w:pStyle w:val="Ttulo2"/>
+      </w:pPr>
+      <w:r>
+        <w:t>13.4. Automatización de Infraestructura y Despliegue Continuo (CI/CD)</w:t>
+      </w:r>
     </w:p>
     <w:p/>
     <w:p>
-      <w:r>
-        <w:t>Este documento describe el procedimiento completo para añadir una nueva canción al catálogo del sistema de karaoke. El proceso incluye la obtención de la canción original, la generación de las pistas de audio necesarias, la sincronización de la letra y la carga final de todos los archivos en el panel de administración.</w:t>
-      </w:r>
-    </w:p>
-    <w:p>
-      <w:r>
+      <w:pPr>
+        <w:rPr>
+          <w:lang w:eastAsia="es-ES"/>
+        </w:rPr>
+      </w:pPr>
+      <w:r>
+        <w:rPr>
+          <w:lang w:eastAsia="es-ES"/>
+        </w:rPr>
+        <w:t>Una vez que la aplicación web funciona y las distintas pantallas se comunican entre sí, el siguiente reto ha sido garantizar que el sistema sea fácil de mantener, seguro y que esté siempre actualizado sin necesidad de hacer trabajos manuales repetitivos.</w:t>
+      </w:r>
+    </w:p>
+    <w:p>
+      <w:pPr>
+        <w:rPr>
+          <w:lang w:eastAsia="es-ES"/>
+        </w:rPr>
+      </w:pPr>
+      <w:r>
+        <w:rPr>
+          <w:lang w:eastAsia="es-ES"/>
+        </w:rPr>
+        <w:t xml:space="preserve">En los proyectos web tradicionales, cuando los desarrolladores hacen un cambio en el código, tienen que subir los archivos modificados uno a uno al servidor de internet utilizando programas de envío manual (como los clientes FTP). Este método antiguo </w:t>
+      </w:r>
+      <w:r>
+        <w:rPr>
+          <w:lang w:eastAsia="es-ES"/>
+        </w:rPr>
         <w:lastRenderedPageBreak/>
-        <w:t>Es importante seguir cada uno de los pasos descritos para garantizar que la canción se reproduzca correctamente y que la letra aparezca sincronizada durante la interpretación.</w:t>
-      </w:r>
-    </w:p>
-    <w:p>
-      <w:pPr>
-        <w:pStyle w:val="Ttulo2"/>
-      </w:pPr>
-      <w:bookmarkStart w:id="34" w:name="_Toc231392590"/>
-      <w:r>
-        <w:t>14.1. Paso 1. Obtención de la canción</w:t>
-      </w:r>
-      <w:bookmarkEnd w:id="34"/>
+        <w:t>tiene dos grandes problemas para cualquier organización: por un lado, es muy fácil cometer un error humano y olvidar subir un archivo, lo que rompería la página; y por otro lado, mientras se copian los archivos, la web puede dejar de funcionar temporalmente para los usuarios.</w:t>
+      </w:r>
+    </w:p>
+    <w:p>
+      <w:pPr>
+        <w:rPr>
+          <w:lang w:eastAsia="es-ES"/>
+        </w:rPr>
+      </w:pPr>
+      <w:r>
+        <w:rPr>
+          <w:lang w:eastAsia="es-ES"/>
+        </w:rPr>
+        <w:t xml:space="preserve">Para evitar estos fallos y trabajar como se hace actualmente en las empresas tecnológicas, hemos </w:t>
+      </w:r>
+      <w:r>
+        <w:rPr>
+          <w:lang w:eastAsia="es-ES"/>
+        </w:rPr>
+        <w:t xml:space="preserve">decidido </w:t>
+      </w:r>
+      <w:r>
+        <w:rPr>
+          <w:lang w:eastAsia="es-ES"/>
+        </w:rPr>
+        <w:t>crea</w:t>
+      </w:r>
+      <w:r>
+        <w:rPr>
+          <w:lang w:eastAsia="es-ES"/>
+        </w:rPr>
+        <w:t>r</w:t>
+      </w:r>
+      <w:r>
+        <w:rPr>
+          <w:lang w:eastAsia="es-ES"/>
+        </w:rPr>
+        <w:t xml:space="preserve"> un sistema de </w:t>
+      </w:r>
+      <w:r>
+        <w:rPr>
+          <w:b/>
+          <w:bCs/>
+          <w:lang w:eastAsia="es-ES"/>
+        </w:rPr>
+        <w:t>automatización del mantenimiento</w:t>
+      </w:r>
+      <w:r>
+        <w:rPr>
+          <w:lang w:eastAsia="es-ES"/>
+        </w:rPr>
+        <w:t>. Esto significa que el servidor se cuida y se actualiza de forma autónoma gracias a dos herramientas:</w:t>
+      </w:r>
+    </w:p>
+    <w:p>
+      <w:pPr>
+        <w:rPr>
+          <w:lang w:eastAsia="es-ES"/>
+        </w:rPr>
+      </w:pPr>
+      <w:r>
+        <w:rPr>
+          <w:lang w:eastAsia="es-ES"/>
+        </w:rPr>
+        <w:t xml:space="preserve">Un sistema de </w:t>
+      </w:r>
+      <w:r>
+        <w:rPr>
+          <w:b/>
+          <w:bCs/>
+          <w:lang w:eastAsia="es-ES"/>
+        </w:rPr>
+        <w:t>Actualización Continua (mediante GitHub Actions)</w:t>
+      </w:r>
+      <w:r>
+        <w:rPr>
+          <w:lang w:eastAsia="es-ES"/>
+        </w:rPr>
+        <w:t>: Cada vez que los programadores guardan una versión terminada en su repositorio de trabajo, el servidor de internet detecta el cambio, descarga las novedades de forma automática en pocos segundos y las aplica sin que la web deje de estar disponible.</w:t>
+      </w:r>
+    </w:p>
+    <w:p>
+      <w:pPr>
+        <w:rPr>
+          <w:lang w:eastAsia="es-ES"/>
+        </w:rPr>
+      </w:pPr>
+      <w:r>
+        <w:rPr>
+          <w:lang w:eastAsia="es-ES"/>
+        </w:rPr>
+        <w:t xml:space="preserve">Un sistema de </w:t>
+      </w:r>
+      <w:r>
+        <w:rPr>
+          <w:b/>
+          <w:bCs/>
+          <w:lang w:eastAsia="es-ES"/>
+        </w:rPr>
+        <w:t>Mantenimiento de Permisos (mediante Cron Jobs)</w:t>
+      </w:r>
+      <w:r>
+        <w:rPr>
+          <w:lang w:eastAsia="es-ES"/>
+        </w:rPr>
+        <w:t>: Una tarea invisible que se ejecuta sola en el servidor cada cierto tiempo para revisar que las carpetas de las canciones y los archivos multimedia tengan los permisos correctos. Esto evita que la aplicación falle cuando un usuario intenta subir música nueva.</w:t>
+      </w:r>
+    </w:p>
+    <w:p>
+      <w:r>
+        <w:t>Para lograr que el servidor se actualice solo cada vez que guardamos el trabajo, no hace falta instalar programas complejos en el servidor. Todo se gestiona creando un canal de comunicación seguro entre nuestro almacén de código (GitHub) y el ordenador donde está alojada la web (el servidor de producción).</w:t>
+      </w:r>
+    </w:p>
+    <w:p>
+      <w:pPr>
+        <w:rPr>
+          <w:lang w:eastAsia="es-ES"/>
+        </w:rPr>
+      </w:pPr>
+      <w:r>
+        <w:t>El proceso que hemos seguido para ponerlo en marcha se resume en tres pasos:</w:t>
+      </w:r>
+    </w:p>
+    <w:p>
+      <w:pPr>
+        <w:pStyle w:val="Ttulo3"/>
+      </w:pPr>
+    </w:p>
+    <w:p>
+      <w:pPr>
+        <w:pStyle w:val="Ttulo3"/>
+      </w:pPr>
+      <w:r>
+        <w:t>13.4.1</w:t>
+      </w:r>
+      <w:r>
+        <w:t xml:space="preserve"> Crear la "hoja de instrucciones" (</w:t>
+      </w:r>
+      <w:r>
+        <w:rPr>
+          <w:rStyle w:val="CdigoHTML"/>
+          <w:rFonts w:asciiTheme="majorHAnsi" w:eastAsiaTheme="majorEastAsia" w:hAnsiTheme="majorHAnsi" w:cstheme="majorBidi"/>
+          <w:sz w:val="24"/>
+          <w:szCs w:val="24"/>
+        </w:rPr>
+        <w:t>main.yml</w:t>
+      </w:r>
+      <w:r>
+        <w:t>)</w:t>
+      </w:r>
     </w:p>
     <w:p/>
     <w:p>
       <w:r>
-        <w:t>El primer paso consiste en obtener la canción que se desea incorporar al sistema.</w:t>
-      </w:r>
-    </w:p>
-    <w:p>
-      <w:pPr>
-        <w:rPr>
-          <w:b/>
-          <w:bCs/>
-        </w:rPr>
-      </w:pPr>
-      <w:r>
-        <w:rPr>
-          <w:b/>
-          <w:bCs/>
-        </w:rPr>
-        <w:t>Requisitos del archivo</w:t>
-      </w:r>
-    </w:p>
-    <w:p>
-      <w:pPr>
-        <w:pStyle w:val="Prrafodelista"/>
-        <w:numPr>
-          <w:ilvl w:val="0"/>
-          <w:numId w:val="2"/>
-        </w:numPr>
-      </w:pPr>
-      <w:r>
-        <w:t>La canción debe estar disponible en formato MP3.</w:t>
-      </w:r>
-    </w:p>
-    <w:p>
-      <w:pPr>
-        <w:pStyle w:val="Prrafodelista"/>
-        <w:numPr>
-          <w:ilvl w:val="0"/>
-          <w:numId w:val="2"/>
-        </w:numPr>
-      </w:pPr>
-      <w:r>
-        <w:t>Debe tratarse de una versión completa y de buena calidad.</w:t>
-      </w:r>
-    </w:p>
-    <w:p>
-      <w:pPr>
-        <w:pStyle w:val="Prrafodelista"/>
-        <w:numPr>
-          <w:ilvl w:val="0"/>
-          <w:numId w:val="2"/>
-        </w:numPr>
-      </w:pPr>
-      <w:r>
-        <w:t>Se recomienda utilizar un archivo con una tasa de bits adecuada para garantizar una correcta reproducción.</w:t>
-      </w:r>
-    </w:p>
-    <w:p/>
-    <w:p>
-      <w:pPr>
-        <w:rPr>
-          <w:b/>
-          <w:bCs/>
-        </w:rPr>
-      </w:pPr>
-      <w:r>
-        <w:rPr>
-          <w:b/>
-          <w:bCs/>
-        </w:rPr>
-        <w:t>Verificaciones previas</w:t>
-      </w:r>
-    </w:p>
-    <w:p>
-      <w:r>
-        <w:t>Antes de continuar con el proceso:</w:t>
-      </w:r>
-    </w:p>
-    <w:p>
-      <w:pPr>
-        <w:pStyle w:val="Prrafodelista"/>
-        <w:numPr>
-          <w:ilvl w:val="0"/>
-          <w:numId w:val="3"/>
-        </w:numPr>
-      </w:pPr>
-      <w:r>
-        <w:t>Comprobar que el archivo se reproduce correctamente.</w:t>
-      </w:r>
-    </w:p>
-    <w:p>
-      <w:pPr>
-        <w:pStyle w:val="Prrafodelista"/>
-        <w:numPr>
-          <w:ilvl w:val="0"/>
-          <w:numId w:val="3"/>
-        </w:numPr>
-      </w:pPr>
-      <w:r>
-        <w:t>Verificar que la canción corresponde exactamente a la versión que se desea publicar.</w:t>
-      </w:r>
-    </w:p>
-    <w:p>
-      <w:pPr>
-        <w:pStyle w:val="Prrafodelista"/>
-        <w:numPr>
-          <w:ilvl w:val="0"/>
-          <w:numId w:val="3"/>
-        </w:numPr>
-      </w:pPr>
-      <w:r>
-        <w:t>Confirmar que el título y el artista son correctos.</w:t>
-      </w:r>
-    </w:p>
-    <w:p>
-      <w:r>
-        <w:t>Una vez validado el archivo MP3, se puede proceder al procesamiento de audio.</w:t>
-      </w:r>
-    </w:p>
-    <w:p>
-      <w:pPr>
-        <w:pStyle w:val="Ttulo2"/>
-      </w:pPr>
-      <w:bookmarkStart w:id="35" w:name="_Toc231392591"/>
-      <w:r>
-        <w:t>14.2. Paso 2. Procesamiento de audio con Moises</w:t>
-      </w:r>
-      <w:bookmarkEnd w:id="35"/>
-    </w:p>
-    <w:p/>
-    <w:p>
-      <w:r>
-        <w:t xml:space="preserve">Una vez obtenida la canción original, se utiliza la plataforma </w:t>
-      </w:r>
-      <w:r>
-        <w:rPr>
-          <w:b/>
-          <w:bCs/>
-        </w:rPr>
-        <w:t>Moises</w:t>
-      </w:r>
-      <w:r>
-        <w:t xml:space="preserve"> para separar las distintas pistas de audio necesarias para el funcionamiento del karaoke.</w:t>
-      </w:r>
-    </w:p>
-    <w:p>
-      <w:pPr>
-        <w:rPr>
-          <w:b/>
-          <w:bCs/>
-        </w:rPr>
-      </w:pPr>
-      <w:r>
-        <w:rPr>
-          <w:b/>
-          <w:bCs/>
-        </w:rPr>
-        <w:t>Objetivo</w:t>
-      </w:r>
-    </w:p>
-    <w:p>
-      <w:r>
-        <w:t>El objetivo de este paso es generar las pistas que utilizará posteriormente el sistema:</w:t>
-      </w:r>
-    </w:p>
-    <w:p>
-      <w:pPr>
-        <w:pStyle w:val="Prrafodelista"/>
-        <w:numPr>
-          <w:ilvl w:val="0"/>
-          <w:numId w:val="4"/>
-        </w:numPr>
-      </w:pPr>
-      <w:r>
-        <w:t>Pista instrumental.</w:t>
-      </w:r>
-    </w:p>
-    <w:p>
-      <w:pPr>
-        <w:pStyle w:val="Prrafodelista"/>
-        <w:numPr>
-          <w:ilvl w:val="0"/>
-          <w:numId w:val="4"/>
-        </w:numPr>
-      </w:pPr>
-      <w:r>
-        <w:t>Pista de voz.</w:t>
-      </w:r>
-    </w:p>
-    <w:p>
-      <w:pPr>
-        <w:pStyle w:val="Prrafodelista"/>
-        <w:numPr>
-          <w:ilvl w:val="0"/>
-          <w:numId w:val="4"/>
-        </w:numPr>
-      </w:pPr>
-      <w:r>
-        <w:t>Canción completa.</w:t>
-      </w:r>
-    </w:p>
-    <w:p/>
-    <w:p>
-      <w:r>
-        <w:rPr>
-          <w:b/>
-          <w:bCs/>
-        </w:rPr>
-        <w:t>Procedimiento</w:t>
-      </w:r>
-    </w:p>
-    <w:p>
-      <w:pPr>
-        <w:pStyle w:val="Prrafodelista"/>
-        <w:numPr>
-          <w:ilvl w:val="0"/>
-          <w:numId w:val="5"/>
-        </w:numPr>
-      </w:pPr>
-      <w:r>
-        <w:t xml:space="preserve">Acceder a la plataforma </w:t>
-      </w:r>
-      <w:r>
-        <w:rPr>
-          <w:b/>
-          <w:bCs/>
-        </w:rPr>
-        <w:t>Moises</w:t>
-      </w:r>
-      <w:r>
+        <w:t xml:space="preserve">Lo primero que se hace es crear una carpeta especial en la raíz de nuestro proyecto llamada </w:t>
+      </w:r>
+      <w:r>
+        <w:rPr>
+          <w:rStyle w:val="CdigoHTML"/>
+          <w:rFonts w:eastAsiaTheme="minorHAnsi"/>
+        </w:rPr>
         <w:t>.</w:t>
       </w:r>
-    </w:p>
-    <w:p>
-      <w:pPr>
-        <w:pStyle w:val="Prrafodelista"/>
-        <w:numPr>
-          <w:ilvl w:val="0"/>
-          <w:numId w:val="5"/>
-        </w:numPr>
-      </w:pPr>
-      <w:r>
-        <w:t>Iniciar sesión con la cuenta correspondiente.</w:t>
-      </w:r>
-    </w:p>
-    <w:p>
-      <w:pPr>
-        <w:pStyle w:val="Prrafodelista"/>
-        <w:numPr>
-          <w:ilvl w:val="0"/>
-          <w:numId w:val="5"/>
-        </w:numPr>
-      </w:pPr>
-      <w:r>
-        <w:t>Crear un nuevo proyecto o carga de audio.</w:t>
-      </w:r>
-    </w:p>
-    <w:p>
-      <w:pPr>
-        <w:pStyle w:val="Prrafodelista"/>
-        <w:numPr>
-          <w:ilvl w:val="0"/>
-          <w:numId w:val="5"/>
-        </w:numPr>
-      </w:pPr>
-      <w:r>
-        <w:t>Subir el archivo MP3 de la canción.</w:t>
-      </w:r>
-    </w:p>
-    <w:p>
-      <w:pPr>
-        <w:pStyle w:val="Prrafodelista"/>
-        <w:numPr>
-          <w:ilvl w:val="0"/>
-          <w:numId w:val="5"/>
-        </w:numPr>
-      </w:pPr>
-      <w:r>
-        <w:t xml:space="preserve">Esperar a que </w:t>
-      </w:r>
-      <w:r>
-        <w:rPr>
-          <w:b/>
-          <w:bCs/>
-        </w:rPr>
-        <w:t>Moises</w:t>
-      </w:r>
-      <w:r>
-        <w:t xml:space="preserve"> complete el análisis y la separación de pistas.</w:t>
-      </w:r>
-    </w:p>
-    <w:p/>
-    <w:p>
-      <w:pPr>
-        <w:rPr>
-          <w:b/>
-          <w:bCs/>
-        </w:rPr>
-      </w:pPr>
-      <w:r>
-        <w:rPr>
-          <w:b/>
-          <w:bCs/>
-        </w:rPr>
-        <w:t>Descarga de archivos</w:t>
-      </w:r>
-    </w:p>
-    <w:p>
-      <w:r>
-        <w:t xml:space="preserve">Una vez finalizado el procesamiento, </w:t>
-      </w:r>
-      <w:r>
-        <w:rPr>
-          <w:b/>
-          <w:bCs/>
-        </w:rPr>
-        <w:t>Moises</w:t>
-      </w:r>
-      <w:r>
-        <w:t xml:space="preserve"> generará varios archivos.</w:t>
-      </w:r>
-    </w:p>
-    <w:p>
-      <w:r>
-        <w:lastRenderedPageBreak/>
-        <w:t>Se deben descargar los archivos generados utilizando siempre el formato estándar configurado en la plataforma.</w:t>
-      </w:r>
-    </w:p>
-    <w:p>
-      <w:pPr>
-        <w:jc w:val="left"/>
-      </w:pPr>
-    </w:p>
-    <w:p>
-      <w:r>
-        <w:t>Los archivos que se utilizarán posteriormente son:</w:t>
-      </w:r>
-    </w:p>
-    <w:p>
-      <w:pPr>
-        <w:pStyle w:val="Prrafodelista"/>
-        <w:numPr>
-          <w:ilvl w:val="0"/>
-          <w:numId w:val="6"/>
-        </w:numPr>
-      </w:pPr>
-      <w:r>
-        <w:t>Archivo de voz.</w:t>
-      </w:r>
-    </w:p>
-    <w:p>
-      <w:pPr>
-        <w:pStyle w:val="Prrafodelista"/>
-        <w:numPr>
-          <w:ilvl w:val="0"/>
-          <w:numId w:val="6"/>
-        </w:numPr>
-      </w:pPr>
-      <w:r>
-        <w:t>Archivo instrumental.</w:t>
-      </w:r>
-    </w:p>
-    <w:p>
-      <w:pPr>
-        <w:pStyle w:val="Prrafodelista"/>
-        <w:numPr>
-          <w:ilvl w:val="0"/>
-          <w:numId w:val="6"/>
-        </w:numPr>
-      </w:pPr>
-      <w:r>
-        <w:t>Archivo de canción completa.</w:t>
-      </w:r>
-    </w:p>
-    <w:p/>
-    <w:p>
+      <w:r>
+        <w:t>github</w:t>
+      </w:r>
+      <w:r>
+        <w:t xml:space="preserve"> y, dentro de ella, otra llamada </w:t>
+      </w:r>
+      <w:r>
+        <w:t xml:space="preserve">workflows. </w:t>
+      </w:r>
+      <w:r>
+        <w:t xml:space="preserve">Ahí dentro es donde guardamos un archivo de texto con extensión </w:t>
+      </w:r>
+      <w:r>
+        <w:rPr>
+          <w:rStyle w:val="CdigoHTML"/>
+          <w:rFonts w:eastAsiaTheme="minorHAnsi"/>
+        </w:rPr>
+        <w:t>.</w:t>
+      </w:r>
+      <w:r>
+        <w:t xml:space="preserve">yml </w:t>
+      </w:r>
+      <w:r>
+        <w:t>(normalmente llamado</w:t>
+      </w:r>
+      <w:r>
+        <w:t xml:space="preserve"> main.yml</w:t>
+      </w:r>
+      <w:r>
+        <w:t>).</w:t>
+      </w:r>
+    </w:p>
+    <w:p>
+      <w:r>
+        <w:t xml:space="preserve">Este archivo no contiene código de la página web (no es PHP ni JavaScript), sino que es una </w:t>
+      </w:r>
+      <w:r>
+        <w:rPr>
+          <w:b/>
+          <w:bCs/>
+        </w:rPr>
+        <w:t>lista de tareas ordenadas</w:t>
+      </w:r>
+      <w:r>
+        <w:t xml:space="preserve"> escritas en un formato muy limpio que GitHub sabe leer. Es, literalmente, el manual de instrucciones que seguirá GitHub de forma automática.</w:t>
+      </w:r>
+    </w:p>
+    <w:p>
+      <w:pPr>
+        <w:jc w:val="center"/>
+      </w:pPr>
+    </w:p>
+    <w:p>
+      <w:pPr>
+        <w:jc w:val="center"/>
+      </w:pPr>
+    </w:p>
+    <w:p>
+      <w:pPr>
+        <w:jc w:val="center"/>
+      </w:pPr>
+    </w:p>
+    <w:p>
+      <w:pPr>
+        <w:jc w:val="center"/>
+      </w:pPr>
+    </w:p>
+    <w:p>
+      <w:pPr>
+        <w:jc w:val="center"/>
+      </w:pPr>
+    </w:p>
+    <w:p>
+      <w:pPr>
+        <w:jc w:val="center"/>
+      </w:pPr>
+    </w:p>
+    <w:p>
+      <w:pPr>
+        <w:jc w:val="center"/>
+      </w:pPr>
+    </w:p>
+    <w:p>
+      <w:pPr>
+        <w:jc w:val="center"/>
+      </w:pPr>
+    </w:p>
+    <w:p>
+      <w:pPr>
+        <w:jc w:val="center"/>
+      </w:pPr>
+    </w:p>
+    <w:p>
+      <w:pPr>
+        <w:jc w:val="center"/>
+      </w:pPr>
+    </w:p>
+    <w:p>
+      <w:pPr>
+        <w:jc w:val="center"/>
+      </w:pPr>
       <w:r>
         <w:drawing>
-          <wp:inline distT="0" distB="0" distL="0" distR="0" wp14:anchorId="7616793C" wp14:editId="20632559">
-            <wp:extent cx="5399985" cy="2830665"/>
-            <wp:effectExtent l="0" t="0" r="0" b="8255"/>
-            <wp:docPr id="6" name="Imagen 6"/>
+          <wp:inline distT="0" distB="0" distL="0" distR="0" wp14:anchorId="3A38C1B2" wp14:editId="6BFA00B1">
+            <wp:extent cx="2949337" cy="4058932"/>
+            <wp:effectExtent l="0" t="0" r="3810" b="0"/>
+            <wp:docPr id="18" name="Imagen 18"/>
             <wp:cNvGraphicFramePr>
               <a:graphicFrameLocks xmlns:a="http://schemas.openxmlformats.org/drawingml/2006/main" noChangeAspect="1"/>
             </wp:cNvGraphicFramePr>
@@ -7621,7 +7502,7 @@
                   <pic:spPr>
                     <a:xfrm>
                       <a:off x="0" y="0"/>
-                      <a:ext cx="5405822" cy="2833725"/>
+                      <a:ext cx="2949337" cy="4058932"/>
                     </a:xfrm>
                     <a:prstGeom prst="rect">
                       <a:avLst/>
@@ -7635,12 +7516,72 @@
       </w:r>
     </w:p>
     <w:p>
-      <w:r>
+      <w:pPr>
+        <w:jc w:val="center"/>
+      </w:pPr>
+    </w:p>
+    <w:p>
+      <w:pPr>
+        <w:jc w:val="center"/>
+      </w:pPr>
+    </w:p>
+    <w:p>
+      <w:pPr>
+        <w:jc w:val="center"/>
+      </w:pPr>
+    </w:p>
+    <w:p>
+      <w:pPr>
+        <w:pStyle w:val="Ttulo3"/>
+      </w:pPr>
+      <w:r>
+        <w:t xml:space="preserve">13.4.2 </w:t>
+      </w:r>
+      <w:r>
+        <w:t>Guardar las contraseñas en secreto (Repository Secrets)</w:t>
+      </w:r>
+    </w:p>
+    <w:p/>
+    <w:p>
+      <w:r>
+        <w:t xml:space="preserve">Como el servidor requiere una contraseña o una llave de seguridad para dejar entrar a alguien a modificar los archivos, no podemos escribir esa contraseña directamente en el archivo </w:t>
+      </w:r>
+      <w:r>
+        <w:t>main.yml</w:t>
+      </w:r>
+      <w:r>
+        <w:t xml:space="preserve"> (porque cualquiera que mirase nuestro código podría verla).</w:t>
+      </w:r>
+    </w:p>
+    <w:p>
+      <w:r>
+        <w:t xml:space="preserve">Para solucionar esto, hemos usado una opción de GitHub llamada </w:t>
+      </w:r>
+      <w:r>
+        <w:t>Secrets</w:t>
+      </w:r>
+      <w:r>
+        <w:t xml:space="preserve"> (Secretos). Hemos guardado de forma oculta los datos de conexión de nuestro servidor (como la dirección IP, el usuario y la contraseña o llave SSH). El archivo </w:t>
+      </w:r>
+      <w:r>
+        <w:t>main.yml</w:t>
+      </w:r>
+      <w:r>
+        <w:t xml:space="preserve"> sabe que tiene que usar esos datos secretos, pero nadie los puede leer desde fuera.</w:t>
+      </w:r>
+    </w:p>
+    <w:p/>
+    <w:p>
+      <w:pPr>
+        <w:jc w:val="center"/>
+      </w:pPr>
+      <w:r>
+        <w:lastRenderedPageBreak/>
         <w:drawing>
-          <wp:inline distT="0" distB="0" distL="0" distR="0" wp14:anchorId="35BB4041" wp14:editId="218A6CBC">
-            <wp:extent cx="5399484" cy="2194560"/>
+          <wp:inline distT="0" distB="0" distL="0" distR="0" wp14:anchorId="0A1A5ECA" wp14:editId="271DE013">
+            <wp:extent cx="5400040" cy="2441575"/>
             <wp:effectExtent l="0" t="0" r="0" b="0"/>
-            <wp:docPr id="21" name="Imagen 21"/>
+            <wp:docPr id="20" name="Imagen 20"/>
             <wp:cNvGraphicFramePr>
               <a:graphicFrameLocks xmlns:a="http://schemas.openxmlformats.org/drawingml/2006/main" noChangeAspect="1"/>
             </wp:cNvGraphicFramePr>
@@ -7660,7 +7601,7 @@
                   <pic:spPr>
                     <a:xfrm>
                       <a:off x="0" y="0"/>
-                      <a:ext cx="5400753" cy="2195076"/>
+                      <a:ext cx="5400040" cy="2441575"/>
                     </a:xfrm>
                     <a:prstGeom prst="rect">
                       <a:avLst/>
@@ -7675,21 +7616,173 @@
     </w:p>
     <w:p/>
     <w:p>
-      <w:r>
-        <w:t xml:space="preserve">         </w:t>
-      </w:r>
-    </w:p>
-    <w:p>
-      <w:r>
-        <w:lastRenderedPageBreak/>
-        <w:t xml:space="preserve"> </w:t>
-      </w:r>
+      <w:pPr>
+        <w:rPr>
+          <w:lang w:eastAsia="es-ES"/>
+        </w:rPr>
+      </w:pPr>
+      <w:r>
+        <w:rPr>
+          <w:lang w:eastAsia="es-ES"/>
+        </w:rPr>
+        <w:t xml:space="preserve">Como se puede observar en la captura de pantalla </w:t>
+      </w:r>
+      <w:r>
+        <w:rPr>
+          <w:lang w:eastAsia="es-ES"/>
+        </w:rPr>
+        <w:t>posterior</w:t>
+      </w:r>
+      <w:r>
+        <w:rPr>
+          <w:lang w:eastAsia="es-ES"/>
+        </w:rPr>
+        <w:t xml:space="preserve">, la pestaña </w:t>
+      </w:r>
+      <w:r>
+        <w:rPr>
+          <w:b/>
+          <w:bCs/>
+          <w:lang w:eastAsia="es-ES"/>
+        </w:rPr>
+        <w:t>"Actions"</w:t>
+      </w:r>
+      <w:r>
+        <w:rPr>
+          <w:lang w:eastAsia="es-ES"/>
+        </w:rPr>
+        <w:t xml:space="preserve"> de nuestro repositorio de GitHub actúa como un diario de abordo del mantenimiento del servidor. Cada fila representa un momento en el que hemos guardado y subido cambios de nuestro código.</w:t>
+      </w:r>
+    </w:p>
+    <w:p>
+      <w:pPr>
+        <w:rPr>
+          <w:lang w:eastAsia="es-ES"/>
+        </w:rPr>
+      </w:pPr>
+      <w:r>
+        <w:rPr>
+          <w:lang w:eastAsia="es-ES"/>
+        </w:rPr>
+        <w:t xml:space="preserve">El símbolo del </w:t>
+      </w:r>
+      <w:r>
+        <w:rPr>
+          <w:b/>
+          <w:bCs/>
+          <w:lang w:eastAsia="es-ES"/>
+        </w:rPr>
+        <w:t>círculo verde con el 'tick'</w:t>
+      </w:r>
+      <w:r>
+        <w:rPr>
+          <w:lang w:eastAsia="es-ES"/>
+        </w:rPr>
+        <w:t xml:space="preserve"> es la confirmación visual de que todo el proceso automático ha funcionado correctamente. Al ver ese indicador</w:t>
+      </w:r>
+      <w:r>
+        <w:rPr>
+          <w:lang w:eastAsia="es-ES"/>
+        </w:rPr>
+        <w:t>, podemos comprobar que:</w:t>
+      </w:r>
+    </w:p>
+    <w:p>
+      <w:pPr>
+        <w:pStyle w:val="Prrafodelista"/>
+        <w:numPr>
+          <w:ilvl w:val="0"/>
+          <w:numId w:val="29"/>
+        </w:numPr>
+        <w:rPr>
+          <w:lang w:eastAsia="es-ES"/>
+        </w:rPr>
+      </w:pPr>
+      <w:r>
+        <w:rPr>
+          <w:lang w:eastAsia="es-ES"/>
+        </w:rPr>
+        <w:t>GitHub detectó nuestro cambio en la rama principal (</w:t>
+      </w:r>
+      <w:r>
+        <w:t>main</w:t>
+      </w:r>
+      <w:r>
+        <w:rPr>
+          <w:lang w:eastAsia="es-ES"/>
+        </w:rPr>
+        <w:t>).</w:t>
+      </w:r>
+    </w:p>
+    <w:p>
+      <w:pPr>
+        <w:pStyle w:val="Prrafodelista"/>
+        <w:numPr>
+          <w:ilvl w:val="0"/>
+          <w:numId w:val="29"/>
+        </w:numPr>
+        <w:rPr>
+          <w:lang w:eastAsia="es-ES"/>
+        </w:rPr>
+      </w:pPr>
+      <w:r>
+        <w:rPr>
+          <w:lang w:eastAsia="es-ES"/>
+        </w:rPr>
+        <w:t>Se conectó de forma segura con el servidor de producción de</w:t>
+      </w:r>
+      <w:r>
+        <w:rPr>
+          <w:lang w:eastAsia="es-ES"/>
+        </w:rPr>
+        <w:t>l proyecto</w:t>
+      </w:r>
+      <w:r>
+        <w:rPr>
+          <w:lang w:eastAsia="es-ES"/>
+        </w:rPr>
+        <w:t>.</w:t>
+      </w:r>
+    </w:p>
+    <w:p>
+      <w:pPr>
+        <w:pStyle w:val="Prrafodelista"/>
+        <w:numPr>
+          <w:ilvl w:val="0"/>
+          <w:numId w:val="29"/>
+        </w:numPr>
+        <w:rPr>
+          <w:lang w:eastAsia="es-ES"/>
+        </w:rPr>
+      </w:pPr>
+      <w:r>
+        <w:rPr>
+          <w:lang w:eastAsia="es-ES"/>
+        </w:rPr>
+        <w:t>Se descargaron las actualizaciones con éxito en el servidor y la web se refrescó en milisegundos.</w:t>
+      </w:r>
+    </w:p>
+    <w:p>
+      <w:pPr>
+        <w:rPr>
+          <w:lang w:eastAsia="es-ES"/>
+        </w:rPr>
+      </w:pPr>
+      <w:r>
+        <w:rPr>
+          <w:lang w:eastAsia="es-ES"/>
+        </w:rPr>
+        <w:t>Si en algún momento hubiéramos cometido un error de sintaxis o de conexión, el círculo se volvería de color rojo, avisándonos de inmediato y deteniendo el proceso para proteger la página web y evitar que se rompa de cara al público.</w:t>
+      </w:r>
+    </w:p>
+    <w:p/>
+    <w:p>
       <w:r>
         <w:drawing>
-          <wp:inline distT="0" distB="0" distL="0" distR="0" wp14:anchorId="799A08F3" wp14:editId="6FC6ACEF">
-            <wp:extent cx="5398962" cy="2767054"/>
-            <wp:effectExtent l="0" t="0" r="0" b="0"/>
-            <wp:docPr id="11" name="Imagen 11"/>
+          <wp:inline distT="0" distB="0" distL="0" distR="0" wp14:anchorId="53BBC25C" wp14:editId="4180B144">
+            <wp:extent cx="5400040" cy="2683510"/>
+            <wp:effectExtent l="0" t="0" r="0" b="2540"/>
+            <wp:docPr id="27" name="Imagen 27"/>
             <wp:cNvGraphicFramePr>
               <a:graphicFrameLocks xmlns:a="http://schemas.openxmlformats.org/drawingml/2006/main" noChangeAspect="1"/>
             </wp:cNvGraphicFramePr>
@@ -7709,7 +7802,7 @@
                   <pic:spPr>
                     <a:xfrm>
                       <a:off x="0" y="0"/>
-                      <a:ext cx="5409260" cy="2772332"/>
+                      <a:ext cx="5400040" cy="2683510"/>
                     </a:xfrm>
                     <a:prstGeom prst="rect">
                       <a:avLst/>
@@ -7723,12 +7816,165 @@
       </w:r>
     </w:p>
     <w:p>
-      <w:r>
+      <w:pPr>
+        <w:pStyle w:val="Ttulo3"/>
+        <w:rPr>
+          <w:u w:val="single"/>
+        </w:rPr>
+      </w:pPr>
+      <w:r>
+        <w:lastRenderedPageBreak/>
+        <w:t>13.4.3</w:t>
+      </w:r>
+      <w:r>
+        <w:t xml:space="preserve"> </w:t>
+      </w:r>
+      <w:r>
+        <w:t>Funcionamiento y programación del archivo main</w:t>
+      </w:r>
+      <w:r>
+        <w:t>.yml</w:t>
+      </w:r>
+    </w:p>
+    <w:p/>
+    <w:p>
+      <w:r>
+        <w:t xml:space="preserve">Dentro de ese archivo </w:t>
+      </w:r>
+      <w:r>
+        <w:t>main.yml</w:t>
+      </w:r>
+      <w:r>
+        <w:t xml:space="preserve"> hemos programado las siguientes tres órdenes básicas en un lenguaje muy sencillo:</w:t>
+      </w:r>
+    </w:p>
+    <w:p>
+      <w:pPr>
+        <w:pStyle w:val="Prrafodelista"/>
+      </w:pPr>
+    </w:p>
+    <w:p>
+      <w:pPr>
+        <w:pStyle w:val="Prrafodelista"/>
+      </w:pPr>
+    </w:p>
+    <w:p>
+      <w:pPr>
+        <w:pStyle w:val="Prrafodelista"/>
+        <w:numPr>
+          <w:ilvl w:val="0"/>
+          <w:numId w:val="27"/>
+        </w:numPr>
+      </w:pPr>
+      <w:r>
+        <w:rPr>
+          <w:b/>
+          <w:bCs/>
+        </w:rPr>
+        <w:t>El disparador ("on: push"):</w:t>
+      </w:r>
+      <w:r>
+        <w:t xml:space="preserve"> Le decimos que se active </w:t>
+      </w:r>
+      <w:r>
+        <w:rPr>
+          <w:b/>
+          <w:bCs/>
+        </w:rPr>
+        <w:t>únicamente</w:t>
+      </w:r>
+      <w:r>
+        <w:t xml:space="preserve"> cuando hagamos un </w:t>
+      </w:r>
+      <w:r>
+        <w:rPr>
+          <w:i/>
+          <w:iCs/>
+        </w:rPr>
+        <w:t>push</w:t>
+      </w:r>
+      <w:r>
+        <w:t xml:space="preserve"> (es decir, cuando subamos cambios terminados) a la rama principal (</w:t>
+      </w:r>
+      <w:r>
+        <w:t>main</w:t>
+      </w:r>
+      <w:r>
+        <w:t>). Si trabajamos en otras ramas de prueba, el servidor no se actualiza para evitar fallos.</w:t>
+      </w:r>
+    </w:p>
+    <w:p>
+      <w:pPr>
+        <w:pStyle w:val="Prrafodelista"/>
+        <w:numPr>
+          <w:ilvl w:val="0"/>
+          <w:numId w:val="27"/>
+        </w:numPr>
+      </w:pPr>
+      <w:r>
+        <w:rPr>
+          <w:b/>
+          <w:bCs/>
+        </w:rPr>
+        <w:t>El entorno de trabajo:</w:t>
+      </w:r>
+      <w:r>
+        <w:t xml:space="preserve"> Le pedimos a GitHub que nos "preste" un ordenador virtual durante unos segundos para procesar el envío.</w:t>
+      </w:r>
+    </w:p>
+    <w:p>
+      <w:pPr>
+        <w:pStyle w:val="Prrafodelista"/>
+        <w:numPr>
+          <w:ilvl w:val="0"/>
+          <w:numId w:val="27"/>
+        </w:numPr>
+      </w:pPr>
+      <w:r>
+        <w:rPr>
+          <w:b/>
+          <w:bCs/>
+        </w:rPr>
+        <w:t>La conexión y copia:</w:t>
+      </w:r>
+      <w:r>
+        <w:t xml:space="preserve"> Le ordenamos a ese ordenador virtual que se conecte de forma segura a nuestro servidor real usando las contraseñas secretas del Paso 2, y que ejecute el comando </w:t>
+      </w:r>
+      <w:r>
+        <w:t>git</w:t>
+      </w:r>
+      <w:r>
+        <w:rPr>
+          <w:rStyle w:val="CdigoHTML"/>
+          <w:rFonts w:eastAsiaTheme="minorHAnsi"/>
+        </w:rPr>
+        <w:t xml:space="preserve"> </w:t>
+      </w:r>
+      <w:r>
+        <w:t>pull</w:t>
+      </w:r>
+      <w:r>
+        <w:t>. Este comando lo que hace es mirar qué archivos han cambiado en GitHub y descargarlos en el servidor a la velocidad de la luz.</w:t>
+      </w:r>
+    </w:p>
+    <w:p/>
+    <w:p/>
+    <w:p/>
+    <w:p/>
+    <w:p/>
+    <w:p/>
+    <w:p/>
+    <w:p/>
+    <w:p/>
+    <w:p/>
+    <w:p>
+      <w:r>
+        <w:lastRenderedPageBreak/>
         <w:drawing>
-          <wp:inline distT="0" distB="0" distL="0" distR="0" wp14:anchorId="185BD099" wp14:editId="79BC2A3D">
-            <wp:extent cx="5398770" cy="3614207"/>
-            <wp:effectExtent l="0" t="0" r="0" b="5715"/>
-            <wp:docPr id="19" name="Imagen 19"/>
+          <wp:inline distT="0" distB="0" distL="0" distR="0" wp14:anchorId="3DD0F430" wp14:editId="443E71C6">
+            <wp:extent cx="5400040" cy="3711575"/>
+            <wp:effectExtent l="0" t="0" r="0" b="3175"/>
+            <wp:docPr id="24" name="Imagen 24"/>
             <wp:cNvGraphicFramePr>
               <a:graphicFrameLocks xmlns:a="http://schemas.openxmlformats.org/drawingml/2006/main" noChangeAspect="1"/>
             </wp:cNvGraphicFramePr>
@@ -7748,7 +7994,7 @@
                   <pic:spPr>
                     <a:xfrm>
                       <a:off x="0" y="0"/>
-                      <a:ext cx="5476084" cy="3665965"/>
+                      <a:ext cx="5400040" cy="3711575"/>
                     </a:xfrm>
                     <a:prstGeom prst="rect">
                       <a:avLst/>
@@ -7762,65 +8008,57 @@
       </w:r>
     </w:p>
     <w:p/>
+    <w:p/>
+    <w:p>
+      <w:pPr>
+        <w:pStyle w:val="Ttulo1"/>
+      </w:pPr>
+      <w:bookmarkStart w:id="33" w:name="_Toc231392589"/>
+      <w:r>
+        <w:t>14. Manual de incorporación de canciones al sistema de karaoke</w:t>
+      </w:r>
+      <w:bookmarkEnd w:id="33"/>
+    </w:p>
+    <w:p/>
+    <w:p>
+      <w:r>
+        <w:t>Este documento describe el procedimiento completo para añadir una nueva canción al catálogo del sistema de karaoke. El proceso incluye la obtención de la canción original, la generación de las pistas de audio necesarias, la sincronización de la letra y la carga final de todos los archivos en el panel de administración.</w:t>
+      </w:r>
+    </w:p>
+    <w:p>
+      <w:r>
+        <w:t>Es importante seguir cada uno de los pasos descritos para garantizar que la canción se reproduzca correctamente y que la letra aparezca sincronizada durante la interpretación.</w:t>
+      </w:r>
+    </w:p>
     <w:p>
       <w:pPr>
         <w:pStyle w:val="Ttulo2"/>
       </w:pPr>
-      <w:bookmarkStart w:id="36" w:name="_Toc231392592"/>
-      <w:r>
-        <w:t>14.3. Paso 3. Generación y sincronización de la letra</w:t>
-      </w:r>
-      <w:bookmarkEnd w:id="36"/>
+      <w:bookmarkStart w:id="34" w:name="_Toc231392590"/>
+      <w:r>
+        <w:t>14.1. Obtención de la canción</w:t>
+      </w:r>
+      <w:bookmarkEnd w:id="34"/>
     </w:p>
     <w:p/>
     <w:p>
       <w:r>
-        <w:t>Una vez obtenida la canción completa, es necesario crear el archivo de sincronización de letra que utilizará el reproductor de karaoke.</w:t>
-      </w:r>
-    </w:p>
-    <w:p>
-      <w:r>
-        <w:t xml:space="preserve">Para ello se utiliza la herramienta web </w:t>
-      </w:r>
-      <w:r>
-        <w:rPr>
-          <w:b/>
-          <w:bCs/>
-        </w:rPr>
-        <w:t>QuickLRC</w:t>
-      </w:r>
-      <w:r>
-        <w:t>.</w:t>
-      </w:r>
-    </w:p>
-    <w:p/>
-    <w:p>
-      <w:pPr>
-        <w:rPr>
-          <w:b/>
-          <w:bCs/>
-        </w:rPr>
-      </w:pPr>
-    </w:p>
-    <w:p>
-      <w:pPr>
-        <w:rPr>
-          <w:b/>
-          <w:bCs/>
-        </w:rPr>
-      </w:pPr>
-      <w:r>
-        <w:rPr>
-          <w:b/>
-          <w:bCs/>
-        </w:rPr>
-        <w:lastRenderedPageBreak/>
-        <w:t>Material necesario</w:t>
-      </w:r>
-    </w:p>
-    <w:p>
-      <w:r>
-        <w:t>Antes de comenzar, deben estar disponibles:</w:t>
+        <w:t>El primer paso consiste en obtener la canción que se desea incorporar al sistema.</w:t>
+      </w:r>
+    </w:p>
+    <w:p>
+      <w:pPr>
+        <w:rPr>
+          <w:b/>
+          <w:bCs/>
+        </w:rPr>
+      </w:pPr>
+      <w:r>
+        <w:rPr>
+          <w:b/>
+          <w:bCs/>
+        </w:rPr>
+        <w:t>Requisitos del archivo</w:t>
       </w:r>
     </w:p>
     <w:p>
@@ -7828,21 +8066,11 @@
         <w:pStyle w:val="Prrafodelista"/>
         <w:numPr>
           <w:ilvl w:val="0"/>
-          <w:numId w:val="7"/>
+          <w:numId w:val="2"/>
         </w:numPr>
       </w:pPr>
       <w:r>
-        <w:t xml:space="preserve">El archivo de canción completa generado por </w:t>
-      </w:r>
-      <w:r>
-        <w:rPr>
-          <w:b/>
-          <w:bCs/>
-        </w:rPr>
-        <w:t>Moises</w:t>
-      </w:r>
-      <w:r>
-        <w:t>.</w:t>
+        <w:t>La canción debe estar disponible en formato MP3.</w:t>
       </w:r>
     </w:p>
     <w:p>
@@ -7850,20 +8078,11 @@
         <w:pStyle w:val="Prrafodelista"/>
         <w:numPr>
           <w:ilvl w:val="0"/>
-          <w:numId w:val="7"/>
+          <w:numId w:val="2"/>
         </w:numPr>
       </w:pPr>
       <w:r>
-        <w:t>La letra completa de la canción.</w:t>
-      </w:r>
-    </w:p>
-    <w:p>
-      <w:r>
-        <w:rPr>
-          <w:b/>
-          <w:bCs/>
-        </w:rPr>
-        <w:t>Procedimiento</w:t>
+        <w:t>Debe tratarse de una versión completa y de buena calidad.</w:t>
       </w:r>
     </w:p>
     <w:p>
@@ -7871,21 +8090,32 @@
         <w:pStyle w:val="Prrafodelista"/>
         <w:numPr>
           <w:ilvl w:val="0"/>
-          <w:numId w:val="8"/>
+          <w:numId w:val="2"/>
         </w:numPr>
       </w:pPr>
       <w:r>
-        <w:t xml:space="preserve">Acceder a la herramienta </w:t>
-      </w:r>
-      <w:r>
-        <w:rPr>
-          <w:b/>
-          <w:bCs/>
-        </w:rPr>
-        <w:t>QuickLRC</w:t>
-      </w:r>
-      <w:r>
-        <w:t>.</w:t>
+        <w:t>Se recomienda utilizar un archivo con una tasa de bits adecuada para garantizar una correcta reproducción.</w:t>
+      </w:r>
+    </w:p>
+    <w:p/>
+    <w:p>
+      <w:pPr>
+        <w:rPr>
+          <w:b/>
+          <w:bCs/>
+        </w:rPr>
+      </w:pPr>
+      <w:r>
+        <w:rPr>
+          <w:b/>
+          <w:bCs/>
+        </w:rPr>
+        <w:t>Verificaciones previas</w:t>
+      </w:r>
+    </w:p>
+    <w:p>
+      <w:r>
+        <w:t>Antes de continuar con el proceso:</w:t>
       </w:r>
     </w:p>
     <w:p>
@@ -7893,11 +8123,12 @@
         <w:pStyle w:val="Prrafodelista"/>
         <w:numPr>
           <w:ilvl w:val="0"/>
-          <w:numId w:val="8"/>
+          <w:numId w:val="3"/>
         </w:numPr>
       </w:pPr>
       <w:r>
-        <w:t>Cargar el archivo de audio correspondiente a la canción completa.</w:t>
+        <w:lastRenderedPageBreak/>
+        <w:t>Comprobar que el archivo se reproduce correctamente.</w:t>
       </w:r>
     </w:p>
     <w:p>
@@ -7905,11 +8136,11 @@
         <w:pStyle w:val="Prrafodelista"/>
         <w:numPr>
           <w:ilvl w:val="0"/>
-          <w:numId w:val="8"/>
+          <w:numId w:val="3"/>
         </w:numPr>
       </w:pPr>
       <w:r>
-        <w:t>Copiar y pegar la letra completa de la canción.</w:t>
+        <w:t>Verificar que la canción corresponde exactamente a la versión que se desea publicar.</w:t>
       </w:r>
     </w:p>
     <w:p>
@@ -7917,63 +8148,62 @@
         <w:pStyle w:val="Prrafodelista"/>
         <w:numPr>
           <w:ilvl w:val="0"/>
-          <w:numId w:val="8"/>
+          <w:numId w:val="3"/>
         </w:numPr>
       </w:pPr>
       <w:r>
-        <w:t>Iniciar el proceso de sincronización.</w:t>
-      </w:r>
-    </w:p>
-    <w:p>
-      <w:pPr>
-        <w:rPr>
-          <w:b/>
-          <w:bCs/>
-        </w:rPr>
-      </w:pPr>
-      <w:r>
-        <w:rPr>
-          <w:b/>
-          <w:bCs/>
-        </w:rPr>
-        <w:t>Sincronización manual</w:t>
-      </w:r>
-    </w:p>
-    <w:p>
-      <w:r>
-        <w:t>La sincronización se realiza manualmente.</w:t>
-      </w:r>
-    </w:p>
-    <w:p>
-      <w:r>
-        <w:t xml:space="preserve">Durante la reproducción de la canción, se debe marcar el momento exacto en el que aparece cada </w:t>
-      </w:r>
-      <w:r>
-        <w:t>palabra</w:t>
-      </w:r>
-      <w:r>
-        <w:t xml:space="preserve"> de la letra</w:t>
-      </w:r>
-      <w:r>
-        <w:t xml:space="preserve"> utilizando la letra “t” del teclado o haciendo clic en el botón “Time Next Word”</w:t>
-      </w:r>
-      <w:r>
-        <w:t>.</w:t>
-      </w:r>
-    </w:p>
-    <w:p>
-      <w:r>
-        <w:t>El objetivo es conseguir que el texto aparezca en pantalla de forma perfectamente sincronizada con la música.</w:t>
-      </w:r>
+        <w:t>Confirmar que el título y el artista son correctos.</w:t>
+      </w:r>
+    </w:p>
+    <w:p>
+      <w:r>
+        <w:t>Una vez validado el archivo MP3, se puede proceder al procesamiento de audio.</w:t>
+      </w:r>
+    </w:p>
+    <w:p>
+      <w:pPr>
+        <w:pStyle w:val="Ttulo2"/>
+      </w:pPr>
+      <w:bookmarkStart w:id="35" w:name="_Toc231392591"/>
+      <w:r>
+        <w:t>14.2. Procesamiento de audio con Moises</w:t>
+      </w:r>
+      <w:bookmarkEnd w:id="35"/>
     </w:p>
     <w:p/>
     <w:p>
       <w:r>
-        <w:rPr>
-          <w:b/>
-          <w:bCs/>
-        </w:rPr>
-        <w:t>Recomendaciones</w:t>
+        <w:t xml:space="preserve">Una vez obtenida la canción original, se utiliza la plataforma </w:t>
+      </w:r>
+      <w:r>
+        <w:rPr>
+          <w:b/>
+          <w:bCs/>
+        </w:rPr>
+        <w:t>Moises</w:t>
+      </w:r>
+      <w:r>
+        <w:t xml:space="preserve"> para separar las distintas pistas de audio necesarias para el funcionamiento del karaoke.</w:t>
+      </w:r>
+    </w:p>
+    <w:p>
+      <w:pPr>
+        <w:rPr>
+          <w:b/>
+          <w:bCs/>
+        </w:rPr>
+      </w:pPr>
+      <w:r>
+        <w:rPr>
+          <w:b/>
+          <w:bCs/>
+        </w:rPr>
+        <w:t>Objetivo</w:t>
+      </w:r>
+    </w:p>
+    <w:p>
+      <w:r>
+        <w:t>El objetivo de este paso es generar las pistas que utilizará posteriormente el sistema:</w:t>
       </w:r>
     </w:p>
     <w:p>
@@ -7981,11 +8211,11 @@
         <w:pStyle w:val="Prrafodelista"/>
         <w:numPr>
           <w:ilvl w:val="0"/>
-          <w:numId w:val="9"/>
+          <w:numId w:val="4"/>
         </w:numPr>
       </w:pPr>
       <w:r>
-        <w:t>Escuchar atentamente el inicio de cada frase.</w:t>
+        <w:t>Pista instrumental.</w:t>
       </w:r>
     </w:p>
     <w:p>
@@ -7993,11 +8223,11 @@
         <w:pStyle w:val="Prrafodelista"/>
         <w:numPr>
           <w:ilvl w:val="0"/>
-          <w:numId w:val="9"/>
+          <w:numId w:val="4"/>
         </w:numPr>
       </w:pPr>
       <w:r>
-        <w:t>Corregir posibles desfases durante la revisión.</w:t>
+        <w:t>Pista de voz.</w:t>
       </w:r>
     </w:p>
     <w:p>
@@ -8005,11 +8235,21 @@
         <w:pStyle w:val="Prrafodelista"/>
         <w:numPr>
           <w:ilvl w:val="0"/>
-          <w:numId w:val="9"/>
+          <w:numId w:val="4"/>
         </w:numPr>
       </w:pPr>
       <w:r>
-        <w:t>Verificar especialmente las transiciones rápidas entre versos.</w:t>
+        <w:t>Canción completa.</w:t>
+      </w:r>
+    </w:p>
+    <w:p/>
+    <w:p>
+      <w:r>
+        <w:rPr>
+          <w:b/>
+          <w:bCs/>
+        </w:rPr>
+        <w:t>Procedimiento</w:t>
       </w:r>
     </w:p>
     <w:p>
@@ -8017,25 +8257,21 @@
         <w:pStyle w:val="Prrafodelista"/>
         <w:numPr>
           <w:ilvl w:val="0"/>
-          <w:numId w:val="9"/>
+          <w:numId w:val="5"/>
         </w:numPr>
       </w:pPr>
       <w:r>
-        <w:t>Revisar el resultado completo antes de exportar el archivo.</w:t>
-      </w:r>
-    </w:p>
-    <w:p>
-      <w:r>
-        <w:rPr>
-          <w:b/>
-          <w:bCs/>
-        </w:rPr>
-        <w:t>Exportación</w:t>
-      </w:r>
-    </w:p>
-    <w:p>
-      <w:r>
-        <w:t>Una vez finalizada la sincronización:</w:t>
+        <w:t xml:space="preserve">Acceder a la plataforma </w:t>
+      </w:r>
+      <w:r>
+        <w:rPr>
+          <w:b/>
+          <w:bCs/>
+        </w:rPr>
+        <w:t>Moises</w:t>
+      </w:r>
+      <w:r>
+        <w:t>.</w:t>
       </w:r>
     </w:p>
     <w:p>
@@ -8043,11 +8279,11 @@
         <w:pStyle w:val="Prrafodelista"/>
         <w:numPr>
           <w:ilvl w:val="0"/>
-          <w:numId w:val="10"/>
+          <w:numId w:val="5"/>
         </w:numPr>
       </w:pPr>
       <w:r>
-        <w:t>Guardar el proyecto.</w:t>
+        <w:t>Iniciar sesión con la cuenta correspondiente.</w:t>
       </w:r>
     </w:p>
     <w:p>
@@ -8055,46 +8291,11 @@
         <w:pStyle w:val="Prrafodelista"/>
         <w:numPr>
           <w:ilvl w:val="0"/>
-          <w:numId w:val="10"/>
+          <w:numId w:val="5"/>
         </w:numPr>
       </w:pPr>
       <w:r>
-        <w:t xml:space="preserve">Exportar el resultado en formato </w:t>
-      </w:r>
-      <w:r>
-        <w:rPr>
-          <w:b/>
-          <w:bCs/>
-        </w:rPr>
-        <w:t>.LRC</w:t>
-      </w:r>
-      <w:r>
-        <w:t>.</w:t>
-      </w:r>
-    </w:p>
-    <w:p>
-      <w:r>
-        <w:t>Este archivo contendrá todas las marcas de tiempo necesarias para mostrar la letra sincronizada durante la reproducción de la canción.</w:t>
-      </w:r>
-    </w:p>
-    <w:p>
-      <w:pPr>
-        <w:rPr>
-          <w:b/>
-          <w:bCs/>
-        </w:rPr>
-      </w:pPr>
-      <w:r>
-        <w:rPr>
-          <w:b/>
-          <w:bCs/>
-        </w:rPr>
-        <w:t>Resultado esperado</w:t>
-      </w:r>
-    </w:p>
-    <w:p>
-      <w:r>
-        <w:t>Al finalizar este paso se dispondrá de:</w:t>
+        <w:t>Crear un nuevo proyecto o carga de audio.</w:t>
       </w:r>
     </w:p>
     <w:p>
@@ -8102,11 +8303,11 @@
         <w:pStyle w:val="Prrafodelista"/>
         <w:numPr>
           <w:ilvl w:val="0"/>
-          <w:numId w:val="11"/>
+          <w:numId w:val="5"/>
         </w:numPr>
       </w:pPr>
       <w:r>
-        <w:t>Archivo de voz.</w:t>
+        <w:t>Subir el archivo MP3 de la canción.</w:t>
       </w:r>
     </w:p>
     <w:p>
@@ -8114,11 +8315,67 @@
         <w:pStyle w:val="Prrafodelista"/>
         <w:numPr>
           <w:ilvl w:val="0"/>
-          <w:numId w:val="11"/>
+          <w:numId w:val="5"/>
         </w:numPr>
       </w:pPr>
       <w:r>
-        <w:t>Archivo instrumental.</w:t>
+        <w:t xml:space="preserve">Esperar a que </w:t>
+      </w:r>
+      <w:r>
+        <w:rPr>
+          <w:b/>
+          <w:bCs/>
+        </w:rPr>
+        <w:t>Moises</w:t>
+      </w:r>
+      <w:r>
+        <w:t xml:space="preserve"> complete el análisis y la separación de pistas.</w:t>
+      </w:r>
+    </w:p>
+    <w:p/>
+    <w:p>
+      <w:pPr>
+        <w:rPr>
+          <w:b/>
+          <w:bCs/>
+        </w:rPr>
+      </w:pPr>
+      <w:r>
+        <w:rPr>
+          <w:b/>
+          <w:bCs/>
+        </w:rPr>
+        <w:t>Descarga de archivos</w:t>
+      </w:r>
+    </w:p>
+    <w:p>
+      <w:r>
+        <w:t xml:space="preserve">Una vez finalizado el procesamiento, </w:t>
+      </w:r>
+      <w:r>
+        <w:rPr>
+          <w:b/>
+          <w:bCs/>
+        </w:rPr>
+        <w:t>Moises</w:t>
+      </w:r>
+      <w:r>
+        <w:t xml:space="preserve"> generará varios archivos.</w:t>
+      </w:r>
+    </w:p>
+    <w:p>
+      <w:r>
+        <w:t>Se deben descargar los archivos generados utilizando siempre el formato estándar configurado en la plataforma.</w:t>
+      </w:r>
+    </w:p>
+    <w:p>
+      <w:pPr>
+        <w:jc w:val="left"/>
+      </w:pPr>
+    </w:p>
+    <w:p>
+      <w:r>
+        <w:t>Los archivos que se utilizarán posteriormente son:</w:t>
       </w:r>
     </w:p>
     <w:p>
@@ -8126,11 +8383,11 @@
         <w:pStyle w:val="Prrafodelista"/>
         <w:numPr>
           <w:ilvl w:val="0"/>
-          <w:numId w:val="11"/>
+          <w:numId w:val="6"/>
         </w:numPr>
       </w:pPr>
       <w:r>
-        <w:t>Archivo de canción completa.</w:t>
+        <w:t>Archivo de voz.</w:t>
       </w:r>
     </w:p>
     <w:p>
@@ -8138,22 +8395,37 @@
         <w:pStyle w:val="Prrafodelista"/>
         <w:numPr>
           <w:ilvl w:val="0"/>
-          <w:numId w:val="11"/>
+          <w:numId w:val="6"/>
         </w:numPr>
       </w:pPr>
       <w:r>
-        <w:t>Archivo de letra sincronizada (.LRC).</w:t>
+        <w:t>Archivo instrumental.</w:t>
+      </w:r>
+    </w:p>
+    <w:p>
+      <w:pPr>
+        <w:pStyle w:val="Prrafodelista"/>
+        <w:numPr>
+          <w:ilvl w:val="0"/>
+          <w:numId w:val="6"/>
+        </w:numPr>
+      </w:pPr>
+      <w:r>
+        <w:t>Archivo de canción completa.</w:t>
       </w:r>
     </w:p>
     <w:p/>
     <w:p>
       <w:r>
+        <w:rPr>
+          <w:noProof/>
+        </w:rPr>
         <w:lastRenderedPageBreak/>
         <w:drawing>
-          <wp:inline distT="0" distB="0" distL="0" distR="0" wp14:anchorId="5E5A1753" wp14:editId="0B68846E">
-            <wp:extent cx="5399925" cy="2647784"/>
-            <wp:effectExtent l="0" t="0" r="0" b="635"/>
-            <wp:docPr id="22" name="Imagen 22"/>
+          <wp:inline distT="0" distB="0" distL="0" distR="0" wp14:anchorId="7616793C" wp14:editId="20632559">
+            <wp:extent cx="5399985" cy="2830665"/>
+            <wp:effectExtent l="0" t="0" r="0" b="8255"/>
+            <wp:docPr id="6" name="Imagen 6"/>
             <wp:cNvGraphicFramePr>
               <a:graphicFrameLocks xmlns:a="http://schemas.openxmlformats.org/drawingml/2006/main" noChangeAspect="1"/>
             </wp:cNvGraphicFramePr>
@@ -8173,7 +8445,7 @@
                   <pic:spPr>
                     <a:xfrm>
                       <a:off x="0" y="0"/>
-                      <a:ext cx="5412588" cy="2653993"/>
+                      <a:ext cx="5405822" cy="2833725"/>
                     </a:xfrm>
                     <a:prstGeom prst="rect">
                       <a:avLst/>
@@ -8188,11 +8460,14 @@
     </w:p>
     <w:p>
       <w:r>
+        <w:rPr>
+          <w:noProof/>
+        </w:rPr>
         <w:drawing>
-          <wp:inline distT="0" distB="0" distL="0" distR="0" wp14:anchorId="60A8D35C" wp14:editId="05A7D30A">
-            <wp:extent cx="5400040" cy="1804946"/>
-            <wp:effectExtent l="0" t="0" r="0" b="5080"/>
-            <wp:docPr id="26" name="Imagen 26"/>
+          <wp:inline distT="0" distB="0" distL="0" distR="0" wp14:anchorId="35BB4041" wp14:editId="218A6CBC">
+            <wp:extent cx="5399484" cy="2194560"/>
+            <wp:effectExtent l="0" t="0" r="0" b="0"/>
+            <wp:docPr id="21" name="Imagen 21"/>
             <wp:cNvGraphicFramePr>
               <a:graphicFrameLocks xmlns:a="http://schemas.openxmlformats.org/drawingml/2006/main" noChangeAspect="1"/>
             </wp:cNvGraphicFramePr>
@@ -8212,7 +8487,7 @@
                   <pic:spPr>
                     <a:xfrm>
                       <a:off x="0" y="0"/>
-                      <a:ext cx="5400866" cy="1805222"/>
+                      <a:ext cx="5400753" cy="2195076"/>
                     </a:xfrm>
                     <a:prstGeom prst="rect">
                       <a:avLst/>
@@ -8225,13 +8500,25 @@
         </w:drawing>
       </w:r>
     </w:p>
-    <w:p>
-      <w:r>
+    <w:p/>
+    <w:p>
+      <w:r>
+        <w:t xml:space="preserve">         </w:t>
+      </w:r>
+    </w:p>
+    <w:p>
+      <w:r>
+        <w:t xml:space="preserve"> </w:t>
+      </w:r>
+      <w:r>
+        <w:rPr>
+          <w:noProof/>
+        </w:rPr>
         <w:drawing>
-          <wp:inline distT="0" distB="0" distL="0" distR="0" wp14:anchorId="71FE1FF5" wp14:editId="587613F2">
-            <wp:extent cx="5400040" cy="2705735"/>
+          <wp:inline distT="0" distB="0" distL="0" distR="0" wp14:anchorId="799A08F3" wp14:editId="6FC6ACEF">
+            <wp:extent cx="5398962" cy="2767054"/>
             <wp:effectExtent l="0" t="0" r="0" b="0"/>
-            <wp:docPr id="29" name="Imagen 29"/>
+            <wp:docPr id="11" name="Imagen 11"/>
             <wp:cNvGraphicFramePr>
               <a:graphicFrameLocks xmlns:a="http://schemas.openxmlformats.org/drawingml/2006/main" noChangeAspect="1"/>
             </wp:cNvGraphicFramePr>
@@ -8251,7 +8538,7 @@
                   <pic:spPr>
                     <a:xfrm>
                       <a:off x="0" y="0"/>
-                      <a:ext cx="5400040" cy="2705735"/>
+                      <a:ext cx="5409260" cy="2772332"/>
                     </a:xfrm>
                     <a:prstGeom prst="rect">
                       <a:avLst/>
@@ -8266,12 +8553,15 @@
     </w:p>
     <w:p>
       <w:r>
+        <w:rPr>
+          <w:noProof/>
+        </w:rPr>
         <w:lastRenderedPageBreak/>
         <w:drawing>
-          <wp:inline distT="0" distB="0" distL="0" distR="0" wp14:anchorId="2A770340" wp14:editId="585EB91E">
-            <wp:extent cx="5400040" cy="2830195"/>
-            <wp:effectExtent l="0" t="0" r="0" b="8255"/>
-            <wp:docPr id="28" name="Imagen 28"/>
+          <wp:inline distT="0" distB="0" distL="0" distR="0" wp14:anchorId="185BD099" wp14:editId="79BC2A3D">
+            <wp:extent cx="5398770" cy="3614207"/>
+            <wp:effectExtent l="0" t="0" r="0" b="5715"/>
+            <wp:docPr id="19" name="Imagen 19"/>
             <wp:cNvGraphicFramePr>
               <a:graphicFrameLocks xmlns:a="http://schemas.openxmlformats.org/drawingml/2006/main" noChangeAspect="1"/>
             </wp:cNvGraphicFramePr>
@@ -8291,7 +8581,7 @@
                   <pic:spPr>
                     <a:xfrm>
                       <a:off x="0" y="0"/>
-                      <a:ext cx="5400040" cy="2830195"/>
+                      <a:ext cx="5476084" cy="3665965"/>
                     </a:xfrm>
                     <a:prstGeom prst="rect">
                       <a:avLst/>
@@ -8304,13 +8594,401 @@
         </w:drawing>
       </w:r>
     </w:p>
-    <w:p>
-      <w:r>
+    <w:p/>
+    <w:p>
+      <w:pPr>
+        <w:pStyle w:val="Ttulo2"/>
+      </w:pPr>
+      <w:bookmarkStart w:id="36" w:name="_Toc231392592"/>
+      <w:r>
+        <w:t>14.3. Generación y sincronización de la letra</w:t>
+      </w:r>
+      <w:bookmarkEnd w:id="36"/>
+    </w:p>
+    <w:p/>
+    <w:p>
+      <w:r>
+        <w:t>Una vez obtenida la canción completa, es necesario crear el archivo de sincronización de letra que utilizará el reproductor de karaoke.</w:t>
+      </w:r>
+    </w:p>
+    <w:p>
+      <w:r>
+        <w:t xml:space="preserve">Para ello se utiliza la herramienta web </w:t>
+      </w:r>
+      <w:r>
+        <w:rPr>
+          <w:b/>
+          <w:bCs/>
+        </w:rPr>
+        <w:t>QuickLRC</w:t>
+      </w:r>
+      <w:r>
+        <w:t>.</w:t>
+      </w:r>
+    </w:p>
+    <w:p/>
+    <w:p>
+      <w:pPr>
+        <w:rPr>
+          <w:b/>
+          <w:bCs/>
+        </w:rPr>
+      </w:pPr>
+    </w:p>
+    <w:p>
+      <w:pPr>
+        <w:rPr>
+          <w:b/>
+          <w:bCs/>
+        </w:rPr>
+      </w:pPr>
+      <w:r>
+        <w:rPr>
+          <w:b/>
+          <w:bCs/>
+        </w:rPr>
+        <w:t>Material necesario</w:t>
+      </w:r>
+    </w:p>
+    <w:p>
+      <w:r>
+        <w:t>Antes de comenzar, deben estar disponibles:</w:t>
+      </w:r>
+    </w:p>
+    <w:p>
+      <w:pPr>
+        <w:pStyle w:val="Prrafodelista"/>
+        <w:numPr>
+          <w:ilvl w:val="0"/>
+          <w:numId w:val="7"/>
+        </w:numPr>
+      </w:pPr>
+      <w:r>
+        <w:t xml:space="preserve">El archivo de canción completa generado por </w:t>
+      </w:r>
+      <w:r>
+        <w:rPr>
+          <w:b/>
+          <w:bCs/>
+        </w:rPr>
+        <w:t>Moises</w:t>
+      </w:r>
+      <w:r>
+        <w:t>.</w:t>
+      </w:r>
+    </w:p>
+    <w:p>
+      <w:pPr>
+        <w:pStyle w:val="Prrafodelista"/>
+        <w:numPr>
+          <w:ilvl w:val="0"/>
+          <w:numId w:val="7"/>
+        </w:numPr>
+      </w:pPr>
+      <w:r>
+        <w:t>La letra completa de la canción.</w:t>
+      </w:r>
+    </w:p>
+    <w:p>
+      <w:r>
+        <w:rPr>
+          <w:b/>
+          <w:bCs/>
+        </w:rPr>
+        <w:t>Procedimiento</w:t>
+      </w:r>
+    </w:p>
+    <w:p>
+      <w:pPr>
+        <w:pStyle w:val="Prrafodelista"/>
+        <w:numPr>
+          <w:ilvl w:val="0"/>
+          <w:numId w:val="8"/>
+        </w:numPr>
+      </w:pPr>
+      <w:r>
+        <w:t xml:space="preserve">Acceder a la herramienta </w:t>
+      </w:r>
+      <w:r>
+        <w:rPr>
+          <w:b/>
+          <w:bCs/>
+        </w:rPr>
+        <w:t>QuickLRC</w:t>
+      </w:r>
+      <w:r>
+        <w:t>.</w:t>
+      </w:r>
+    </w:p>
+    <w:p>
+      <w:pPr>
+        <w:pStyle w:val="Prrafodelista"/>
+        <w:numPr>
+          <w:ilvl w:val="0"/>
+          <w:numId w:val="8"/>
+        </w:numPr>
+      </w:pPr>
+      <w:r>
+        <w:t>Cargar el archivo de audio correspondiente a la canción completa.</w:t>
+      </w:r>
+    </w:p>
+    <w:p>
+      <w:pPr>
+        <w:pStyle w:val="Prrafodelista"/>
+        <w:numPr>
+          <w:ilvl w:val="0"/>
+          <w:numId w:val="8"/>
+        </w:numPr>
+      </w:pPr>
+      <w:r>
+        <w:t>Copiar y pegar la letra completa de la canción.</w:t>
+      </w:r>
+    </w:p>
+    <w:p>
+      <w:pPr>
+        <w:pStyle w:val="Prrafodelista"/>
+        <w:numPr>
+          <w:ilvl w:val="0"/>
+          <w:numId w:val="8"/>
+        </w:numPr>
+      </w:pPr>
+      <w:r>
+        <w:t>Iniciar el proceso de sincronización.</w:t>
+      </w:r>
+    </w:p>
+    <w:p>
+      <w:pPr>
+        <w:rPr>
+          <w:b/>
+          <w:bCs/>
+        </w:rPr>
+      </w:pPr>
+      <w:r>
+        <w:rPr>
+          <w:b/>
+          <w:bCs/>
+        </w:rPr>
+        <w:t>Sincronización manual</w:t>
+      </w:r>
+    </w:p>
+    <w:p>
+      <w:r>
+        <w:t>La sincronización se realiza manualmente.</w:t>
+      </w:r>
+    </w:p>
+    <w:p>
+      <w:r>
+        <w:lastRenderedPageBreak/>
+        <w:t xml:space="preserve">Durante la reproducción de la canción, se debe marcar el momento exacto en el que aparece cada </w:t>
+      </w:r>
+      <w:r>
+        <w:t>palabra</w:t>
+      </w:r>
+      <w:r>
+        <w:t xml:space="preserve"> de la letra</w:t>
+      </w:r>
+      <w:r>
+        <w:t xml:space="preserve"> utilizando la letra “t” del teclado o haciendo clic en el botón “Time Next Word”</w:t>
+      </w:r>
+      <w:r>
+        <w:t>.</w:t>
+      </w:r>
+    </w:p>
+    <w:p>
+      <w:r>
+        <w:t>El objetivo es conseguir que el texto aparezca en pantalla de forma perfectamente sincronizada con la música.</w:t>
+      </w:r>
+    </w:p>
+    <w:p/>
+    <w:p>
+      <w:r>
+        <w:rPr>
+          <w:b/>
+          <w:bCs/>
+        </w:rPr>
+        <w:t>Recomendaciones</w:t>
+      </w:r>
+    </w:p>
+    <w:p>
+      <w:pPr>
+        <w:pStyle w:val="Prrafodelista"/>
+        <w:numPr>
+          <w:ilvl w:val="0"/>
+          <w:numId w:val="9"/>
+        </w:numPr>
+      </w:pPr>
+      <w:r>
+        <w:t>Escuchar atentamente el inicio de cada frase.</w:t>
+      </w:r>
+    </w:p>
+    <w:p>
+      <w:pPr>
+        <w:pStyle w:val="Prrafodelista"/>
+        <w:numPr>
+          <w:ilvl w:val="0"/>
+          <w:numId w:val="9"/>
+        </w:numPr>
+      </w:pPr>
+      <w:r>
+        <w:t>Corregir posibles desfases durante la revisión.</w:t>
+      </w:r>
+    </w:p>
+    <w:p>
+      <w:pPr>
+        <w:pStyle w:val="Prrafodelista"/>
+        <w:numPr>
+          <w:ilvl w:val="0"/>
+          <w:numId w:val="9"/>
+        </w:numPr>
+      </w:pPr>
+      <w:r>
+        <w:t>Verificar especialmente las transiciones rápidas entre versos.</w:t>
+      </w:r>
+    </w:p>
+    <w:p>
+      <w:pPr>
+        <w:pStyle w:val="Prrafodelista"/>
+        <w:numPr>
+          <w:ilvl w:val="0"/>
+          <w:numId w:val="9"/>
+        </w:numPr>
+      </w:pPr>
+      <w:r>
+        <w:t>Revisar el resultado completo antes de exportar el archivo.</w:t>
+      </w:r>
+    </w:p>
+    <w:p>
+      <w:r>
+        <w:rPr>
+          <w:b/>
+          <w:bCs/>
+        </w:rPr>
+        <w:t>Exportación</w:t>
+      </w:r>
+    </w:p>
+    <w:p>
+      <w:r>
+        <w:t>Una vez finalizada la sincronización:</w:t>
+      </w:r>
+    </w:p>
+    <w:p>
+      <w:pPr>
+        <w:pStyle w:val="Prrafodelista"/>
+        <w:numPr>
+          <w:ilvl w:val="0"/>
+          <w:numId w:val="10"/>
+        </w:numPr>
+      </w:pPr>
+      <w:r>
+        <w:t>Guardar el proyecto.</w:t>
+      </w:r>
+    </w:p>
+    <w:p>
+      <w:pPr>
+        <w:pStyle w:val="Prrafodelista"/>
+        <w:numPr>
+          <w:ilvl w:val="0"/>
+          <w:numId w:val="10"/>
+        </w:numPr>
+      </w:pPr>
+      <w:r>
+        <w:t xml:space="preserve">Exportar el resultado en formato </w:t>
+      </w:r>
+      <w:r>
+        <w:rPr>
+          <w:b/>
+          <w:bCs/>
+        </w:rPr>
+        <w:t>.LRC</w:t>
+      </w:r>
+      <w:r>
+        <w:t>.</w:t>
+      </w:r>
+    </w:p>
+    <w:p>
+      <w:r>
+        <w:t>Este archivo contendrá todas las marcas de tiempo necesarias para mostrar la letra sincronizada durante la reproducción de la canción.</w:t>
+      </w:r>
+    </w:p>
+    <w:p>
+      <w:pPr>
+        <w:rPr>
+          <w:b/>
+          <w:bCs/>
+        </w:rPr>
+      </w:pPr>
+      <w:r>
+        <w:rPr>
+          <w:b/>
+          <w:bCs/>
+        </w:rPr>
+        <w:t>Resultado esperado</w:t>
+      </w:r>
+    </w:p>
+    <w:p>
+      <w:r>
+        <w:t>Al finalizar este paso se dispondrá de:</w:t>
+      </w:r>
+    </w:p>
+    <w:p>
+      <w:pPr>
+        <w:pStyle w:val="Prrafodelista"/>
+        <w:numPr>
+          <w:ilvl w:val="0"/>
+          <w:numId w:val="11"/>
+        </w:numPr>
+      </w:pPr>
+      <w:r>
+        <w:t>Archivo de voz.</w:t>
+      </w:r>
+    </w:p>
+    <w:p>
+      <w:pPr>
+        <w:pStyle w:val="Prrafodelista"/>
+        <w:numPr>
+          <w:ilvl w:val="0"/>
+          <w:numId w:val="11"/>
+        </w:numPr>
+      </w:pPr>
+      <w:r>
+        <w:t>Archivo instrumental.</w:t>
+      </w:r>
+    </w:p>
+    <w:p>
+      <w:pPr>
+        <w:pStyle w:val="Prrafodelista"/>
+        <w:numPr>
+          <w:ilvl w:val="0"/>
+          <w:numId w:val="11"/>
+        </w:numPr>
+      </w:pPr>
+      <w:r>
+        <w:t>Archivo de canción completa.</w:t>
+      </w:r>
+    </w:p>
+    <w:p>
+      <w:pPr>
+        <w:pStyle w:val="Prrafodelista"/>
+        <w:numPr>
+          <w:ilvl w:val="0"/>
+          <w:numId w:val="11"/>
+        </w:numPr>
+      </w:pPr>
+      <w:r>
+        <w:t>Archivo de letra sincronizada (.LRC).</w:t>
+      </w:r>
+    </w:p>
+    <w:p/>
+    <w:p>
+      <w:r>
+        <w:rPr>
+          <w:noProof/>
+        </w:rPr>
         <w:drawing>
-          <wp:inline distT="0" distB="0" distL="0" distR="0" wp14:anchorId="2FDAF0F8" wp14:editId="01CE1F33">
-            <wp:extent cx="5400040" cy="2663190"/>
-            <wp:effectExtent l="0" t="0" r="0" b="3810"/>
-            <wp:docPr id="31" name="Imagen 31"/>
+          <wp:inline distT="0" distB="0" distL="0" distR="0" wp14:anchorId="5E5A1753" wp14:editId="0B68846E">
+            <wp:extent cx="5399925" cy="2647784"/>
+            <wp:effectExtent l="0" t="0" r="0" b="635"/>
+            <wp:docPr id="22" name="Imagen 22"/>
             <wp:cNvGraphicFramePr>
               <a:graphicFrameLocks xmlns:a="http://schemas.openxmlformats.org/drawingml/2006/main" noChangeAspect="1"/>
             </wp:cNvGraphicFramePr>
@@ -8330,7 +9008,7 @@
                   <pic:spPr>
                     <a:xfrm>
                       <a:off x="0" y="0"/>
-                      <a:ext cx="5400040" cy="2663190"/>
+                      <a:ext cx="5412588" cy="2653993"/>
                     </a:xfrm>
                     <a:prstGeom prst="rect">
                       <a:avLst/>
@@ -8343,14 +9021,17 @@
         </w:drawing>
       </w:r>
     </w:p>
-    <w:p/>
-    <w:p>
-      <w:r>
+    <w:p>
+      <w:r>
+        <w:rPr>
+          <w:noProof/>
+        </w:rPr>
+        <w:lastRenderedPageBreak/>
         <w:drawing>
-          <wp:inline distT="0" distB="0" distL="0" distR="0" wp14:anchorId="6D127BA2" wp14:editId="5EFCEF8C">
-            <wp:extent cx="5400040" cy="2582545"/>
-            <wp:effectExtent l="0" t="0" r="0" b="8255"/>
-            <wp:docPr id="34" name="Imagen 34"/>
+          <wp:inline distT="0" distB="0" distL="0" distR="0" wp14:anchorId="60A8D35C" wp14:editId="05A7D30A">
+            <wp:extent cx="5400040" cy="1804946"/>
+            <wp:effectExtent l="0" t="0" r="0" b="5080"/>
+            <wp:docPr id="26" name="Imagen 26"/>
             <wp:cNvGraphicFramePr>
               <a:graphicFrameLocks xmlns:a="http://schemas.openxmlformats.org/drawingml/2006/main" noChangeAspect="1"/>
             </wp:cNvGraphicFramePr>
@@ -8370,7 +9051,7 @@
                   <pic:spPr>
                     <a:xfrm>
                       <a:off x="0" y="0"/>
-                      <a:ext cx="5400040" cy="2582545"/>
+                      <a:ext cx="5400866" cy="1805222"/>
                     </a:xfrm>
                     <a:prstGeom prst="rect">
                       <a:avLst/>
@@ -8383,458 +9064,16 @@
         </w:drawing>
       </w:r>
     </w:p>
-    <w:p/>
-    <w:p>
-      <w:pPr>
-        <w:pStyle w:val="Ttulo2"/>
-      </w:pPr>
-      <w:bookmarkStart w:id="37" w:name="_Toc231392593"/>
-      <w:r>
-        <w:t>14.4. Paso 4. Alta de la canción en el sistema de administración</w:t>
-      </w:r>
-      <w:bookmarkEnd w:id="37"/>
-    </w:p>
-    <w:p/>
-    <w:p>
-      <w:r>
-        <w:t>Con todos los archivos preparados, se procede a dar de alta la canción en la plataforma de gestión del karaoke.</w:t>
-      </w:r>
-    </w:p>
-    <w:p>
-      <w:r>
-        <w:rPr>
-          <w:b/>
-          <w:bCs/>
-        </w:rPr>
-        <w:t>Acceso</w:t>
-      </w:r>
-    </w:p>
-    <w:p>
-      <w:pPr>
-        <w:pStyle w:val="Prrafodelista"/>
-        <w:numPr>
-          <w:ilvl w:val="0"/>
-          <w:numId w:val="12"/>
-        </w:numPr>
-      </w:pPr>
-      <w:r>
-        <w:t>Acceder al panel de administración.</w:t>
-      </w:r>
-    </w:p>
-    <w:p>
-      <w:pPr>
-        <w:pStyle w:val="Prrafodelista"/>
-        <w:numPr>
-          <w:ilvl w:val="0"/>
-          <w:numId w:val="12"/>
-        </w:numPr>
-      </w:pPr>
-      <w:r>
-        <w:t>Iniciar sesión con un usuario autorizado.</w:t>
-      </w:r>
-    </w:p>
-    <w:p>
-      <w:pPr>
-        <w:pStyle w:val="Prrafodelista"/>
-        <w:numPr>
-          <w:ilvl w:val="0"/>
-          <w:numId w:val="12"/>
-        </w:numPr>
-      </w:pPr>
-      <w:r>
-        <w:t>Entrar en la sección de gestión de canciones.</w:t>
-      </w:r>
-    </w:p>
-    <w:p>
-      <w:pPr>
-        <w:rPr>
-          <w:b/>
-          <w:bCs/>
-        </w:rPr>
-      </w:pPr>
-      <w:r>
-        <w:rPr>
-          <w:b/>
-          <w:bCs/>
-        </w:rPr>
-        <w:t>Creación de una nueva canción</w:t>
-      </w:r>
-    </w:p>
-    <w:p>
-      <w:r>
-        <w:t>Seleccionar la opción correspondiente para añadir una nueva canción al catálogo.</w:t>
-      </w:r>
-    </w:p>
-    <w:p>
-      <w:pPr>
-        <w:rPr>
-          <w:b/>
-          <w:bCs/>
-        </w:rPr>
-      </w:pPr>
-      <w:r>
-        <w:rPr>
-          <w:b/>
-          <w:bCs/>
-        </w:rPr>
-        <w:t>Información obligatoria</w:t>
-      </w:r>
-    </w:p>
-    <w:p>
-      <w:r>
-        <w:t>Introducir los siguientes datos:</w:t>
-      </w:r>
-    </w:p>
-    <w:p>
-      <w:pPr>
-        <w:rPr>
-          <w:b/>
-          <w:bCs/>
-        </w:rPr>
-      </w:pPr>
-      <w:r>
-        <w:rPr>
-          <w:b/>
-          <w:bCs/>
-        </w:rPr>
-        <w:t>Artista</w:t>
-      </w:r>
-    </w:p>
-    <w:p>
-      <w:r>
-        <w:t>Nombre del artista o grupo musical.</w:t>
-      </w:r>
-    </w:p>
-    <w:p>
-      <w:r>
-        <w:t>Ejemplos:</w:t>
-      </w:r>
-    </w:p>
-    <w:p>
-      <w:pPr>
-        <w:pStyle w:val="Prrafodelista"/>
-        <w:numPr>
-          <w:ilvl w:val="0"/>
-          <w:numId w:val="13"/>
-        </w:numPr>
-      </w:pPr>
-      <w:r>
-        <w:t>Queen</w:t>
-      </w:r>
-    </w:p>
-    <w:p>
-      <w:pPr>
-        <w:pStyle w:val="Prrafodelista"/>
-        <w:numPr>
-          <w:ilvl w:val="0"/>
-          <w:numId w:val="13"/>
-        </w:numPr>
-      </w:pPr>
-      <w:r>
-        <w:t>Alejandro Sanz</w:t>
-      </w:r>
-    </w:p>
-    <w:p>
-      <w:pPr>
-        <w:pStyle w:val="Prrafodelista"/>
-        <w:numPr>
-          <w:ilvl w:val="0"/>
-          <w:numId w:val="13"/>
-        </w:numPr>
-      </w:pPr>
-      <w:r>
-        <w:t>Mecano</w:t>
-      </w:r>
-    </w:p>
-    <w:p>
-      <w:r>
-        <w:t>Título</w:t>
-      </w:r>
-    </w:p>
-    <w:p>
-      <w:r>
-        <w:t>Nombre completo de la canción.</w:t>
-      </w:r>
-    </w:p>
-    <w:p>
-      <w:r>
-        <w:t>Ejemplos:</w:t>
-      </w:r>
-    </w:p>
-    <w:p>
-      <w:pPr>
-        <w:pStyle w:val="Prrafodelista"/>
-        <w:numPr>
-          <w:ilvl w:val="0"/>
-          <w:numId w:val="14"/>
-        </w:numPr>
-      </w:pPr>
-      <w:r>
-        <w:t>Bohemian Rhapsody</w:t>
-      </w:r>
-    </w:p>
-    <w:p>
-      <w:pPr>
-        <w:pStyle w:val="Prrafodelista"/>
-        <w:numPr>
-          <w:ilvl w:val="0"/>
-          <w:numId w:val="14"/>
-        </w:numPr>
-      </w:pPr>
-      <w:r>
-        <w:t>Corazón Partío</w:t>
-      </w:r>
-    </w:p>
-    <w:p>
-      <w:pPr>
-        <w:pStyle w:val="Prrafodelista"/>
-        <w:numPr>
-          <w:ilvl w:val="0"/>
-          <w:numId w:val="14"/>
-        </w:numPr>
-      </w:pPr>
-      <w:r>
-        <w:t>Hijo de la Luna</w:t>
-      </w:r>
-    </w:p>
-    <w:p>
-      <w:pPr>
-        <w:rPr>
-          <w:b/>
-          <w:bCs/>
-        </w:rPr>
-      </w:pPr>
-      <w:r>
-        <w:rPr>
-          <w:b/>
-          <w:bCs/>
-        </w:rPr>
-        <w:t>Carga de archivos</w:t>
-      </w:r>
-    </w:p>
-    <w:p>
-      <w:r>
-        <w:t>Adjuntar los archivos generados durante los pasos anteriores:</w:t>
-      </w:r>
-    </w:p>
-    <w:p>
-      <w:pPr>
-        <w:rPr>
-          <w:b/>
-          <w:bCs/>
-        </w:rPr>
-      </w:pPr>
-      <w:r>
-        <w:rPr>
-          <w:b/>
-          <w:bCs/>
-        </w:rPr>
-        <w:t>Archivo de voz</w:t>
-      </w:r>
-    </w:p>
-    <w:p>
-      <w:r>
-        <w:t xml:space="preserve">Archivo obtenido desde </w:t>
-      </w:r>
-      <w:r>
-        <w:rPr>
-          <w:b/>
-          <w:bCs/>
-        </w:rPr>
-        <w:t>Moises</w:t>
-      </w:r>
-      <w:r>
-        <w:t xml:space="preserve"> que contiene únicamente la voz de la canción.</w:t>
-      </w:r>
-    </w:p>
-    <w:p>
-      <w:pPr>
-        <w:rPr>
-          <w:b/>
-          <w:bCs/>
-        </w:rPr>
-      </w:pPr>
-      <w:r>
-        <w:rPr>
-          <w:b/>
-          <w:bCs/>
-        </w:rPr>
-        <w:t>Archivo instrumental</w:t>
-      </w:r>
-    </w:p>
-    <w:p>
-      <w:r>
-        <w:t xml:space="preserve">Archivo instrumental generado por </w:t>
-      </w:r>
-      <w:r>
-        <w:rPr>
-          <w:b/>
-          <w:bCs/>
-        </w:rPr>
-        <w:t>Moises</w:t>
-      </w:r>
-      <w:r>
-        <w:t xml:space="preserve"> que será utilizado como base musical para el karaoke.</w:t>
-      </w:r>
-    </w:p>
-    <w:p>
-      <w:pPr>
-        <w:rPr>
-          <w:b/>
-          <w:bCs/>
-        </w:rPr>
-      </w:pPr>
-      <w:r>
-        <w:rPr>
-          <w:b/>
-          <w:bCs/>
-        </w:rPr>
-        <w:t>Archivo LRC</w:t>
-      </w:r>
-    </w:p>
-    <w:p>
-      <w:r>
-        <w:t xml:space="preserve">Archivo de letra sincronizada generado mediante </w:t>
-      </w:r>
-      <w:r>
-        <w:rPr>
-          <w:b/>
-          <w:bCs/>
-        </w:rPr>
-        <w:t>QuickLRC</w:t>
-      </w:r>
-      <w:r>
-        <w:t>.</w:t>
-      </w:r>
-    </w:p>
-    <w:p/>
-    <w:p>
-      <w:pPr>
-        <w:rPr>
-          <w:b/>
-          <w:bCs/>
-        </w:rPr>
-      </w:pPr>
-      <w:r>
-        <w:rPr>
-          <w:b/>
-          <w:bCs/>
-        </w:rPr>
-        <w:lastRenderedPageBreak/>
-        <w:t>Verificación</w:t>
-      </w:r>
-    </w:p>
-    <w:p>
-      <w:r>
-        <w:t>Antes de guardar la canción:</w:t>
-      </w:r>
-    </w:p>
-    <w:p>
-      <w:pPr>
-        <w:pStyle w:val="Prrafodelista"/>
-        <w:numPr>
-          <w:ilvl w:val="0"/>
-          <w:numId w:val="15"/>
-        </w:numPr>
-      </w:pPr>
-      <w:r>
-        <w:t>Comprobar que los archivos correctos han sido seleccionados.</w:t>
-      </w:r>
-    </w:p>
-    <w:p>
-      <w:pPr>
-        <w:pStyle w:val="Prrafodelista"/>
-        <w:numPr>
-          <w:ilvl w:val="0"/>
-          <w:numId w:val="15"/>
-        </w:numPr>
-      </w:pPr>
-      <w:r>
-        <w:t>Revisar el nombre del artista.</w:t>
-      </w:r>
-    </w:p>
-    <w:p>
-      <w:pPr>
-        <w:pStyle w:val="Prrafodelista"/>
-        <w:numPr>
-          <w:ilvl w:val="0"/>
-          <w:numId w:val="15"/>
-        </w:numPr>
-      </w:pPr>
-      <w:r>
-        <w:t>Revisar el título de la canción.</w:t>
-      </w:r>
-    </w:p>
-    <w:p>
-      <w:pPr>
-        <w:pStyle w:val="Prrafodelista"/>
-        <w:numPr>
-          <w:ilvl w:val="0"/>
-          <w:numId w:val="15"/>
-        </w:numPr>
-      </w:pPr>
-      <w:r>
-        <w:t>Verificar que el archivo LRC corresponde a la misma versión de la canción.</w:t>
-      </w:r>
-    </w:p>
-    <w:p>
-      <w:r>
-        <w:rPr>
-          <w:b/>
-          <w:bCs/>
-        </w:rPr>
-        <w:t>Guardado</w:t>
-      </w:r>
-    </w:p>
-    <w:p>
-      <w:r>
-        <w:t>Una vez comprobados todos los datos:</w:t>
-      </w:r>
-    </w:p>
-    <w:p>
-      <w:pPr>
-        <w:pStyle w:val="Prrafodelista"/>
-        <w:numPr>
-          <w:ilvl w:val="0"/>
-          <w:numId w:val="16"/>
-        </w:numPr>
-      </w:pPr>
-      <w:r>
-        <w:t>Pulsar el botón de guardar canción.</w:t>
-      </w:r>
-    </w:p>
-    <w:p>
-      <w:pPr>
-        <w:pStyle w:val="Prrafodelista"/>
-        <w:numPr>
-          <w:ilvl w:val="0"/>
-          <w:numId w:val="16"/>
-        </w:numPr>
-      </w:pPr>
-      <w:r>
-        <w:t>Esperar a que finalice la carga de archivos.</w:t>
-      </w:r>
-    </w:p>
-    <w:p>
-      <w:pPr>
-        <w:pStyle w:val="Prrafodelista"/>
-        <w:numPr>
-          <w:ilvl w:val="0"/>
-          <w:numId w:val="16"/>
-        </w:numPr>
-      </w:pPr>
-      <w:r>
-        <w:t>Confirmar que la canción aparece en el listado de canciones disponibles.</w:t>
-      </w:r>
-    </w:p>
-    <w:p/>
-    <w:p>
-      <w:r>
+    <w:p>
+      <w:r>
+        <w:rPr>
+          <w:noProof/>
+        </w:rPr>
         <w:drawing>
-          <wp:inline distT="0" distB="0" distL="0" distR="0" wp14:anchorId="1D815C63" wp14:editId="71601EFD">
-            <wp:extent cx="5400040" cy="2522855"/>
+          <wp:inline distT="0" distB="0" distL="0" distR="0" wp14:anchorId="71FE1FF5" wp14:editId="587613F2">
+            <wp:extent cx="5400040" cy="2705735"/>
             <wp:effectExtent l="0" t="0" r="0" b="0"/>
-            <wp:docPr id="33" name="Imagen 33"/>
+            <wp:docPr id="29" name="Imagen 29"/>
             <wp:cNvGraphicFramePr>
               <a:graphicFrameLocks xmlns:a="http://schemas.openxmlformats.org/drawingml/2006/main" noChangeAspect="1"/>
             </wp:cNvGraphicFramePr>
@@ -8854,6 +9093,632 @@
                   <pic:spPr>
                     <a:xfrm>
                       <a:off x="0" y="0"/>
+                      <a:ext cx="5400040" cy="2705735"/>
+                    </a:xfrm>
+                    <a:prstGeom prst="rect">
+                      <a:avLst/>
+                    </a:prstGeom>
+                  </pic:spPr>
+                </pic:pic>
+              </a:graphicData>
+            </a:graphic>
+          </wp:inline>
+        </w:drawing>
+      </w:r>
+    </w:p>
+    <w:p>
+      <w:r>
+        <w:rPr>
+          <w:noProof/>
+        </w:rPr>
+        <w:drawing>
+          <wp:inline distT="0" distB="0" distL="0" distR="0" wp14:anchorId="2A770340" wp14:editId="585EB91E">
+            <wp:extent cx="5400040" cy="2830195"/>
+            <wp:effectExtent l="0" t="0" r="0" b="8255"/>
+            <wp:docPr id="28" name="Imagen 28"/>
+            <wp:cNvGraphicFramePr>
+              <a:graphicFrameLocks xmlns:a="http://schemas.openxmlformats.org/drawingml/2006/main" noChangeAspect="1"/>
+            </wp:cNvGraphicFramePr>
+            <a:graphic xmlns:a="http://schemas.openxmlformats.org/drawingml/2006/main">
+              <a:graphicData uri="http://schemas.openxmlformats.org/drawingml/2006/picture">
+                <pic:pic xmlns:pic="http://schemas.openxmlformats.org/drawingml/2006/picture">
+                  <pic:nvPicPr>
+                    <pic:cNvPr id="1" name=""/>
+                    <pic:cNvPicPr/>
+                  </pic:nvPicPr>
+                  <pic:blipFill>
+                    <a:blip r:embed="rId30"/>
+                    <a:stretch>
+                      <a:fillRect/>
+                    </a:stretch>
+                  </pic:blipFill>
+                  <pic:spPr>
+                    <a:xfrm>
+                      <a:off x="0" y="0"/>
+                      <a:ext cx="5400040" cy="2830195"/>
+                    </a:xfrm>
+                    <a:prstGeom prst="rect">
+                      <a:avLst/>
+                    </a:prstGeom>
+                  </pic:spPr>
+                </pic:pic>
+              </a:graphicData>
+            </a:graphic>
+          </wp:inline>
+        </w:drawing>
+      </w:r>
+    </w:p>
+    <w:p>
+      <w:r>
+        <w:rPr>
+          <w:noProof/>
+        </w:rPr>
+        <w:lastRenderedPageBreak/>
+        <w:drawing>
+          <wp:inline distT="0" distB="0" distL="0" distR="0" wp14:anchorId="2FDAF0F8" wp14:editId="01CE1F33">
+            <wp:extent cx="5400040" cy="2663190"/>
+            <wp:effectExtent l="0" t="0" r="0" b="3810"/>
+            <wp:docPr id="31" name="Imagen 31"/>
+            <wp:cNvGraphicFramePr>
+              <a:graphicFrameLocks xmlns:a="http://schemas.openxmlformats.org/drawingml/2006/main" noChangeAspect="1"/>
+            </wp:cNvGraphicFramePr>
+            <a:graphic xmlns:a="http://schemas.openxmlformats.org/drawingml/2006/main">
+              <a:graphicData uri="http://schemas.openxmlformats.org/drawingml/2006/picture">
+                <pic:pic xmlns:pic="http://schemas.openxmlformats.org/drawingml/2006/picture">
+                  <pic:nvPicPr>
+                    <pic:cNvPr id="1" name=""/>
+                    <pic:cNvPicPr/>
+                  </pic:nvPicPr>
+                  <pic:blipFill>
+                    <a:blip r:embed="rId31"/>
+                    <a:stretch>
+                      <a:fillRect/>
+                    </a:stretch>
+                  </pic:blipFill>
+                  <pic:spPr>
+                    <a:xfrm>
+                      <a:off x="0" y="0"/>
+                      <a:ext cx="5400040" cy="2663190"/>
+                    </a:xfrm>
+                    <a:prstGeom prst="rect">
+                      <a:avLst/>
+                    </a:prstGeom>
+                  </pic:spPr>
+                </pic:pic>
+              </a:graphicData>
+            </a:graphic>
+          </wp:inline>
+        </w:drawing>
+      </w:r>
+    </w:p>
+    <w:p/>
+    <w:p>
+      <w:r>
+        <w:rPr>
+          <w:noProof/>
+        </w:rPr>
+        <w:drawing>
+          <wp:inline distT="0" distB="0" distL="0" distR="0" wp14:anchorId="6D127BA2" wp14:editId="5EFCEF8C">
+            <wp:extent cx="5400040" cy="2582545"/>
+            <wp:effectExtent l="0" t="0" r="0" b="8255"/>
+            <wp:docPr id="34" name="Imagen 34"/>
+            <wp:cNvGraphicFramePr>
+              <a:graphicFrameLocks xmlns:a="http://schemas.openxmlformats.org/drawingml/2006/main" noChangeAspect="1"/>
+            </wp:cNvGraphicFramePr>
+            <a:graphic xmlns:a="http://schemas.openxmlformats.org/drawingml/2006/main">
+              <a:graphicData uri="http://schemas.openxmlformats.org/drawingml/2006/picture">
+                <pic:pic xmlns:pic="http://schemas.openxmlformats.org/drawingml/2006/picture">
+                  <pic:nvPicPr>
+                    <pic:cNvPr id="1" name=""/>
+                    <pic:cNvPicPr/>
+                  </pic:nvPicPr>
+                  <pic:blipFill>
+                    <a:blip r:embed="rId32"/>
+                    <a:stretch>
+                      <a:fillRect/>
+                    </a:stretch>
+                  </pic:blipFill>
+                  <pic:spPr>
+                    <a:xfrm>
+                      <a:off x="0" y="0"/>
+                      <a:ext cx="5400040" cy="2582545"/>
+                    </a:xfrm>
+                    <a:prstGeom prst="rect">
+                      <a:avLst/>
+                    </a:prstGeom>
+                  </pic:spPr>
+                </pic:pic>
+              </a:graphicData>
+            </a:graphic>
+          </wp:inline>
+        </w:drawing>
+      </w:r>
+    </w:p>
+    <w:p/>
+    <w:p>
+      <w:pPr>
+        <w:pStyle w:val="Ttulo2"/>
+      </w:pPr>
+      <w:bookmarkStart w:id="37" w:name="_Toc231392593"/>
+      <w:r>
+        <w:t>14.4. Alta de la canción en el sistema de administración</w:t>
+      </w:r>
+      <w:bookmarkEnd w:id="37"/>
+    </w:p>
+    <w:p/>
+    <w:p>
+      <w:r>
+        <w:t>Con todos los archivos preparados, se procede a dar de alta la canción en la plataforma de gestión del karaoke.</w:t>
+      </w:r>
+    </w:p>
+    <w:p>
+      <w:r>
+        <w:rPr>
+          <w:b/>
+          <w:bCs/>
+        </w:rPr>
+        <w:t>Acceso</w:t>
+      </w:r>
+    </w:p>
+    <w:p>
+      <w:pPr>
+        <w:pStyle w:val="Prrafodelista"/>
+        <w:numPr>
+          <w:ilvl w:val="0"/>
+          <w:numId w:val="12"/>
+        </w:numPr>
+      </w:pPr>
+      <w:r>
+        <w:t>Acceder al panel de administración.</w:t>
+      </w:r>
+    </w:p>
+    <w:p>
+      <w:pPr>
+        <w:pStyle w:val="Prrafodelista"/>
+        <w:numPr>
+          <w:ilvl w:val="0"/>
+          <w:numId w:val="12"/>
+        </w:numPr>
+      </w:pPr>
+      <w:r>
+        <w:t>Iniciar sesión con un usuario autorizado.</w:t>
+      </w:r>
+    </w:p>
+    <w:p>
+      <w:pPr>
+        <w:pStyle w:val="Prrafodelista"/>
+        <w:numPr>
+          <w:ilvl w:val="0"/>
+          <w:numId w:val="12"/>
+        </w:numPr>
+      </w:pPr>
+      <w:r>
+        <w:t>Entrar en la sección de gestión de canciones.</w:t>
+      </w:r>
+    </w:p>
+    <w:p>
+      <w:pPr>
+        <w:rPr>
+          <w:b/>
+          <w:bCs/>
+        </w:rPr>
+      </w:pPr>
+      <w:r>
+        <w:rPr>
+          <w:b/>
+          <w:bCs/>
+        </w:rPr>
+        <w:t>Creación de una nueva canción</w:t>
+      </w:r>
+    </w:p>
+    <w:p>
+      <w:r>
+        <w:t>Seleccionar la opción correspondiente para añadir una nueva canción al catálogo.</w:t>
+      </w:r>
+    </w:p>
+    <w:p>
+      <w:pPr>
+        <w:rPr>
+          <w:b/>
+          <w:bCs/>
+        </w:rPr>
+      </w:pPr>
+      <w:r>
+        <w:rPr>
+          <w:b/>
+          <w:bCs/>
+        </w:rPr>
+        <w:t>Información obligatoria</w:t>
+      </w:r>
+    </w:p>
+    <w:p>
+      <w:r>
+        <w:lastRenderedPageBreak/>
+        <w:t>Introducir los siguientes datos:</w:t>
+      </w:r>
+    </w:p>
+    <w:p>
+      <w:pPr>
+        <w:rPr>
+          <w:b/>
+          <w:bCs/>
+        </w:rPr>
+      </w:pPr>
+      <w:r>
+        <w:rPr>
+          <w:b/>
+          <w:bCs/>
+        </w:rPr>
+        <w:t>Artista</w:t>
+      </w:r>
+    </w:p>
+    <w:p>
+      <w:r>
+        <w:t>Nombre del artista o grupo musical.</w:t>
+      </w:r>
+    </w:p>
+    <w:p>
+      <w:r>
+        <w:t>Ejemplos:</w:t>
+      </w:r>
+    </w:p>
+    <w:p>
+      <w:pPr>
+        <w:pStyle w:val="Prrafodelista"/>
+        <w:numPr>
+          <w:ilvl w:val="0"/>
+          <w:numId w:val="13"/>
+        </w:numPr>
+      </w:pPr>
+      <w:r>
+        <w:t>Queen</w:t>
+      </w:r>
+    </w:p>
+    <w:p>
+      <w:pPr>
+        <w:pStyle w:val="Prrafodelista"/>
+        <w:numPr>
+          <w:ilvl w:val="0"/>
+          <w:numId w:val="13"/>
+        </w:numPr>
+      </w:pPr>
+      <w:r>
+        <w:t>Alejandro Sanz</w:t>
+      </w:r>
+    </w:p>
+    <w:p>
+      <w:pPr>
+        <w:pStyle w:val="Prrafodelista"/>
+        <w:numPr>
+          <w:ilvl w:val="0"/>
+          <w:numId w:val="13"/>
+        </w:numPr>
+      </w:pPr>
+      <w:r>
+        <w:t>Mecano</w:t>
+      </w:r>
+    </w:p>
+    <w:p>
+      <w:pPr>
+        <w:rPr>
+          <w:b/>
+          <w:bCs/>
+        </w:rPr>
+      </w:pPr>
+      <w:r>
+        <w:rPr>
+          <w:b/>
+          <w:bCs/>
+        </w:rPr>
+        <w:t>Título</w:t>
+      </w:r>
+    </w:p>
+    <w:p>
+      <w:r>
+        <w:t>Nombre completo de la canción.</w:t>
+      </w:r>
+    </w:p>
+    <w:p>
+      <w:r>
+        <w:t>Ejemplos:</w:t>
+      </w:r>
+    </w:p>
+    <w:p>
+      <w:pPr>
+        <w:pStyle w:val="Prrafodelista"/>
+        <w:numPr>
+          <w:ilvl w:val="0"/>
+          <w:numId w:val="14"/>
+        </w:numPr>
+      </w:pPr>
+      <w:r>
+        <w:t>Bohemian Rhapsody</w:t>
+      </w:r>
+    </w:p>
+    <w:p>
+      <w:pPr>
+        <w:pStyle w:val="Prrafodelista"/>
+        <w:numPr>
+          <w:ilvl w:val="0"/>
+          <w:numId w:val="14"/>
+        </w:numPr>
+      </w:pPr>
+      <w:r>
+        <w:t>Corazón Partío</w:t>
+      </w:r>
+    </w:p>
+    <w:p>
+      <w:pPr>
+        <w:pStyle w:val="Prrafodelista"/>
+        <w:numPr>
+          <w:ilvl w:val="0"/>
+          <w:numId w:val="14"/>
+        </w:numPr>
+      </w:pPr>
+      <w:r>
+        <w:t>Hijo de la Luna</w:t>
+      </w:r>
+    </w:p>
+    <w:p>
+      <w:pPr>
+        <w:rPr>
+          <w:b/>
+          <w:bCs/>
+        </w:rPr>
+      </w:pPr>
+      <w:r>
+        <w:rPr>
+          <w:b/>
+          <w:bCs/>
+        </w:rPr>
+        <w:t>Carga de archivos</w:t>
+      </w:r>
+    </w:p>
+    <w:p>
+      <w:r>
+        <w:t>Adjuntar los archivos generados durante los pasos anteriores:</w:t>
+      </w:r>
+    </w:p>
+    <w:p>
+      <w:pPr>
+        <w:rPr>
+          <w:b/>
+          <w:bCs/>
+        </w:rPr>
+      </w:pPr>
+      <w:r>
+        <w:rPr>
+          <w:b/>
+          <w:bCs/>
+        </w:rPr>
+        <w:t>Archivo de voz</w:t>
+      </w:r>
+    </w:p>
+    <w:p>
+      <w:r>
+        <w:t xml:space="preserve">Archivo obtenido desde </w:t>
+      </w:r>
+      <w:r>
+        <w:rPr>
+          <w:b/>
+          <w:bCs/>
+        </w:rPr>
+        <w:t>Moises</w:t>
+      </w:r>
+      <w:r>
+        <w:t xml:space="preserve"> que contiene únicamente la voz de la canción.</w:t>
+      </w:r>
+    </w:p>
+    <w:p>
+      <w:pPr>
+        <w:rPr>
+          <w:b/>
+          <w:bCs/>
+        </w:rPr>
+      </w:pPr>
+      <w:r>
+        <w:rPr>
+          <w:b/>
+          <w:bCs/>
+        </w:rPr>
+        <w:t>Archivo instrumental</w:t>
+      </w:r>
+    </w:p>
+    <w:p>
+      <w:r>
+        <w:t xml:space="preserve">Archivo instrumental generado por </w:t>
+      </w:r>
+      <w:r>
+        <w:rPr>
+          <w:b/>
+          <w:bCs/>
+        </w:rPr>
+        <w:t>Moises</w:t>
+      </w:r>
+      <w:r>
+        <w:t xml:space="preserve"> que será utilizado como base musical para el karaoke.</w:t>
+      </w:r>
+    </w:p>
+    <w:p>
+      <w:pPr>
+        <w:rPr>
+          <w:b/>
+          <w:bCs/>
+        </w:rPr>
+      </w:pPr>
+      <w:r>
+        <w:rPr>
+          <w:b/>
+          <w:bCs/>
+        </w:rPr>
+        <w:t>Archivo LRC</w:t>
+      </w:r>
+    </w:p>
+    <w:p>
+      <w:r>
+        <w:t xml:space="preserve">Archivo de letra sincronizada generado mediante </w:t>
+      </w:r>
+      <w:r>
+        <w:rPr>
+          <w:b/>
+          <w:bCs/>
+        </w:rPr>
+        <w:t>QuickLRC</w:t>
+      </w:r>
+      <w:r>
+        <w:t>.</w:t>
+      </w:r>
+    </w:p>
+    <w:p/>
+    <w:p>
+      <w:pPr>
+        <w:rPr>
+          <w:b/>
+          <w:bCs/>
+        </w:rPr>
+      </w:pPr>
+      <w:r>
+        <w:rPr>
+          <w:b/>
+          <w:bCs/>
+        </w:rPr>
+        <w:t>Verificación</w:t>
+      </w:r>
+    </w:p>
+    <w:p>
+      <w:r>
+        <w:t>Antes de guardar la canción:</w:t>
+      </w:r>
+    </w:p>
+    <w:p>
+      <w:pPr>
+        <w:pStyle w:val="Prrafodelista"/>
+        <w:numPr>
+          <w:ilvl w:val="0"/>
+          <w:numId w:val="15"/>
+        </w:numPr>
+      </w:pPr>
+      <w:r>
+        <w:t>Comprobar que los archivos correctos han sido seleccionados.</w:t>
+      </w:r>
+    </w:p>
+    <w:p>
+      <w:pPr>
+        <w:pStyle w:val="Prrafodelista"/>
+        <w:numPr>
+          <w:ilvl w:val="0"/>
+          <w:numId w:val="15"/>
+        </w:numPr>
+      </w:pPr>
+      <w:r>
+        <w:t>Revisar el nombre del artista.</w:t>
+      </w:r>
+    </w:p>
+    <w:p>
+      <w:pPr>
+        <w:pStyle w:val="Prrafodelista"/>
+        <w:numPr>
+          <w:ilvl w:val="0"/>
+          <w:numId w:val="15"/>
+        </w:numPr>
+      </w:pPr>
+      <w:r>
+        <w:t>Revisar el título de la canción.</w:t>
+      </w:r>
+    </w:p>
+    <w:p>
+      <w:pPr>
+        <w:pStyle w:val="Prrafodelista"/>
+        <w:numPr>
+          <w:ilvl w:val="0"/>
+          <w:numId w:val="15"/>
+        </w:numPr>
+      </w:pPr>
+      <w:r>
+        <w:t>Verificar que el archivo LRC corresponde a la misma versión de la canción.</w:t>
+      </w:r>
+    </w:p>
+    <w:p>
+      <w:r>
+        <w:rPr>
+          <w:b/>
+          <w:bCs/>
+        </w:rPr>
+        <w:t>Guardado</w:t>
+      </w:r>
+    </w:p>
+    <w:p>
+      <w:r>
+        <w:t>Una vez comprobados todos los datos:</w:t>
+      </w:r>
+    </w:p>
+    <w:p>
+      <w:pPr>
+        <w:pStyle w:val="Prrafodelista"/>
+        <w:numPr>
+          <w:ilvl w:val="0"/>
+          <w:numId w:val="16"/>
+        </w:numPr>
+      </w:pPr>
+      <w:r>
+        <w:t>Pulsar el botón de guardar canción.</w:t>
+      </w:r>
+    </w:p>
+    <w:p>
+      <w:pPr>
+        <w:pStyle w:val="Prrafodelista"/>
+        <w:numPr>
+          <w:ilvl w:val="0"/>
+          <w:numId w:val="16"/>
+        </w:numPr>
+      </w:pPr>
+      <w:r>
+        <w:t>Esperar a que finalice la carga de archivos.</w:t>
+      </w:r>
+    </w:p>
+    <w:p>
+      <w:pPr>
+        <w:pStyle w:val="Prrafodelista"/>
+        <w:numPr>
+          <w:ilvl w:val="0"/>
+          <w:numId w:val="16"/>
+        </w:numPr>
+      </w:pPr>
+      <w:r>
+        <w:t>Confirmar que la canción aparece en el listado de canciones disponibles.</w:t>
+      </w:r>
+    </w:p>
+    <w:p/>
+    <w:p>
+      <w:r>
+        <w:rPr>
+          <w:noProof/>
+        </w:rPr>
+        <w:lastRenderedPageBreak/>
+        <w:drawing>
+          <wp:inline distT="0" distB="0" distL="0" distR="0" wp14:anchorId="1D815C63" wp14:editId="71601EFD">
+            <wp:extent cx="5400040" cy="2522855"/>
+            <wp:effectExtent l="0" t="0" r="0" b="0"/>
+            <wp:docPr id="33" name="Imagen 33"/>
+            <wp:cNvGraphicFramePr>
+              <a:graphicFrameLocks xmlns:a="http://schemas.openxmlformats.org/drawingml/2006/main" noChangeAspect="1"/>
+            </wp:cNvGraphicFramePr>
+            <a:graphic xmlns:a="http://schemas.openxmlformats.org/drawingml/2006/main">
+              <a:graphicData uri="http://schemas.openxmlformats.org/drawingml/2006/picture">
+                <pic:pic xmlns:pic="http://schemas.openxmlformats.org/drawingml/2006/picture">
+                  <pic:nvPicPr>
+                    <pic:cNvPr id="1" name=""/>
+                    <pic:cNvPicPr/>
+                  </pic:nvPicPr>
+                  <pic:blipFill>
+                    <a:blip r:embed="rId33"/>
+                    <a:stretch>
+                      <a:fillRect/>
+                    </a:stretch>
+                  </pic:blipFill>
+                  <pic:spPr>
+                    <a:xfrm>
+                      <a:off x="0" y="0"/>
                       <a:ext cx="5400040" cy="2522855"/>
                     </a:xfrm>
                     <a:prstGeom prst="rect">
@@ -8878,7 +9743,7 @@
       </w:pPr>
       <w:bookmarkStart w:id="38" w:name="_Toc231392594"/>
       <w:r>
-        <w:t>14.5. Paso 5. Comprobación final</w:t>
+        <w:t>14.5. Comprobación final</w:t>
       </w:r>
       <w:bookmarkEnd w:id="38"/>
     </w:p>
@@ -8978,72 +9843,72 @@
       </w:pPr>
       <w:bookmarkStart w:id="39" w:name="_Toc231392595"/>
       <w:r>
+        <w:t>15. Alternativa de pago para generación automática de karaoke: Youka</w:t>
+      </w:r>
+      <w:bookmarkEnd w:id="39"/>
+    </w:p>
+    <w:p/>
+    <w:p>
+      <w:r>
+        <w:rPr>
+          <w:b/>
+          <w:bCs/>
+        </w:rPr>
+        <w:t>Youka</w:t>
+      </w:r>
+      <w:r>
+        <w:t xml:space="preserve"> es una herramienta web diseñada para crear vídeos de karaoke de forma casi automática a partir de un archivo de audio MP3. Su objetivo es simplificar todo el flujo de trabajo habitual (separación de pistas, obtención de letra, sincronización y creación de vídeo final) en un único proceso.</w:t>
+      </w:r>
+    </w:p>
+    <w:p>
+      <w:pPr>
+        <w:rPr>
+          <w:b/>
+          <w:bCs/>
+        </w:rPr>
+      </w:pPr>
+      <w:r>
+        <w:rPr>
+          <w:b/>
+          <w:bCs/>
+        </w:rPr>
+        <w:t>¿Cómo funciona?</w:t>
+      </w:r>
+    </w:p>
+    <w:p>
+      <w:r>
+        <w:t xml:space="preserve">El funcionamiento de </w:t>
+      </w:r>
+      <w:r>
+        <w:rPr>
+          <w:b/>
+          <w:bCs/>
+        </w:rPr>
+        <w:t>Youka</w:t>
+      </w:r>
+      <w:r>
+        <w:t xml:space="preserve"> se basa en un sistema automatizado de análisis de audio y sincronización de texto mediante inteligencia artificial.</w:t>
+      </w:r>
+    </w:p>
+    <w:p/>
+    <w:p>
+      <w:pPr>
+        <w:rPr>
+          <w:b/>
+          <w:bCs/>
+        </w:rPr>
+      </w:pPr>
+      <w:r>
+        <w:rPr>
+          <w:b/>
+          <w:bCs/>
+        </w:rPr>
+        <w:t>1. Carga del archivo de audio</w:t>
+      </w:r>
+    </w:p>
+    <w:p>
+      <w:r>
         <w:lastRenderedPageBreak/>
-        <w:t>15. Alternativa de pago para generación automática de karaoke: Youka</w:t>
-      </w:r>
-      <w:bookmarkEnd w:id="39"/>
-    </w:p>
-    <w:p/>
-    <w:p>
-      <w:r>
-        <w:rPr>
-          <w:b/>
-          <w:bCs/>
-        </w:rPr>
-        <w:t>Youka</w:t>
-      </w:r>
-      <w:r>
-        <w:t xml:space="preserve"> es una herramienta web diseñada para crear vídeos de karaoke de forma casi automática a partir de un archivo de audio MP3. Su objetivo es simplificar todo el flujo de trabajo habitual (separación de pistas, obtención de letra, sincronización y creación de vídeo final) en un único proceso.</w:t>
-      </w:r>
-    </w:p>
-    <w:p>
-      <w:pPr>
-        <w:rPr>
-          <w:b/>
-          <w:bCs/>
-        </w:rPr>
-      </w:pPr>
-      <w:r>
-        <w:rPr>
-          <w:b/>
-          <w:bCs/>
-        </w:rPr>
-        <w:t>¿Cómo funciona?</w:t>
-      </w:r>
-    </w:p>
-    <w:p>
-      <w:r>
-        <w:t xml:space="preserve">El funcionamiento de </w:t>
-      </w:r>
-      <w:r>
-        <w:rPr>
-          <w:b/>
-          <w:bCs/>
-        </w:rPr>
-        <w:t>Youka</w:t>
-      </w:r>
-      <w:r>
-        <w:t xml:space="preserve"> se basa en un sistema automatizado de análisis de audio y sincronización de texto mediante inteligencia artificial.</w:t>
-      </w:r>
-    </w:p>
-    <w:p/>
-    <w:p>
-      <w:pPr>
-        <w:rPr>
-          <w:b/>
-          <w:bCs/>
-        </w:rPr>
-      </w:pPr>
-      <w:r>
-        <w:rPr>
-          <w:b/>
-          <w:bCs/>
-        </w:rPr>
-        <w:t>1. Carga del archivo de audio</w:t>
-      </w:r>
-    </w:p>
-    <w:p>
-      <w:r>
         <w:t>El usuario sube un archivo en formato MP3 que contiene la canción original completa.</w:t>
       </w:r>
     </w:p>
@@ -9375,6 +10240,7 @@
     </w:p>
     <w:p>
       <w:r>
+        <w:lastRenderedPageBreak/>
         <w:t>El usuario puede exportar el resultado final en distintos formatos, normalmente:</w:t>
       </w:r>
     </w:p>
@@ -9500,7 +10366,10 @@
         <w:pStyle w:val="Ttulo1"/>
       </w:pPr>
       <w:r>
-        <w:t>17. Conclusión</w:t>
+        <w:t>16</w:t>
+      </w:r>
+      <w:r>
+        <w:t>. Conclusión</w:t>
       </w:r>
     </w:p>
     <w:p/>
@@ -9517,43 +10386,37 @@
         <w:ind w:left="360"/>
       </w:pPr>
       <w:r>
-        <w:t xml:space="preserve">Durante el desarrollo hemos conseguido prácticamente todos los objetivos que nos propusimos al inicio. La aplicación funciona de forma estable y permite reproducir canciones con la letra sincronizada en vídeo, que era una de las partes más importantes del proyecto. Aunque nos habría gustado ir un paso más allá e </w:t>
-      </w:r>
+        <w:t>Durante el desarrollo hemos conseguido prácticamente todos los objetivos que nos propusimos al inicio. La aplicación funciona de forma estable y permite reproducir canciones con la letra sincronizada en vídeo, que era una de las partes más importantes del proyecto. Aunque nos habría gustado ir un paso más allá e implementar la posibilidad de añadir cualquier canción de forma directa, esta funcionalidad no ha sido posible por la complejidad técnica que conlleva.</w:t>
+      </w:r>
+    </w:p>
+    <w:p>
+      <w:pPr>
+        <w:ind w:left="360"/>
+      </w:pPr>
+      <w:r>
+        <w:t>Uno de los mayores retos ha sido la gestión de las canciones y todo el proceso necesario para prepararlas (instrumental, voz, etc.), ya que requiere bastante trabajo previo y no es algo sencillo de automatizar. También ha sido complicado conseguir una buena integración de las letras con el vídeo, ya que es una parte delicada del sistema y ha requerido bastante prueba y error.</w:t>
+      </w:r>
+    </w:p>
+    <w:p>
+      <w:pPr>
+        <w:ind w:left="360"/>
+      </w:pPr>
+      <w:r>
+        <w:t xml:space="preserve">Además, el desarrollo del proyecto se ha ido realizando a lo largo del curso, lo que ha hecho que no siempre se pudiera avanzar de forma totalmente continua. La alternancia con otros proyectos, exámenes y posteriormente las prácticas ha provocado que en algunos momentos fuera necesario retomar el trabajo tras periodos sin dedicarle </w:t>
+      </w:r>
+      <w:r>
+        <w:t>tiempo, y esta falta de continuidad ha afectado en ciertos momentos, ya que a veces costaba retomar el proyecto después de varios días sin trabajarlo</w:t>
+      </w:r>
+      <w:r>
+        <w:t>.</w:t>
+      </w:r>
+    </w:p>
+    <w:p>
+      <w:pPr>
+        <w:ind w:left="360"/>
+      </w:pPr>
       <w:r>
         <w:lastRenderedPageBreak/>
-        <w:t>implementar la posibilidad de añadir cualquier canción de forma directa, esta funcionalidad no ha sido posible por la complejidad técnica que conlleva.</w:t>
-      </w:r>
-    </w:p>
-    <w:p>
-      <w:pPr>
-        <w:ind w:left="360"/>
-      </w:pPr>
-      <w:r>
-        <w:t>Uno de los mayores retos ha sido la gestión de las canciones y todo el proceso necesario para prepararlas (instrumental, voz, etc.), ya que requiere bastante trabajo previo y no es algo sencillo de automatizar. También ha sido complicado conseguir una buena integración de las letras con el vídeo, ya que es una parte delicada del sistema y ha requerido bastante prueba y error.</w:t>
-      </w:r>
-    </w:p>
-    <w:p>
-      <w:pPr>
-        <w:ind w:left="360"/>
-      </w:pPr>
-      <w:r>
-        <w:t xml:space="preserve">Además, el desarrollo del proyecto se ha ido realizando a lo largo del curso, lo que ha hecho que no siempre se pudiera avanzar de forma totalmente continua. La alternancia con otros proyectos, exámenes y posteriormente las prácticas ha provocado que en algunos momentos fuera necesario retomar el trabajo tras periodos sin dedicarle </w:t>
-      </w:r>
-      <w:r>
-        <w:t>tiempo, y e</w:t>
-      </w:r>
-      <w:r>
-        <w:t>sta falta de continuidad ha afectado en ciertos momentos, ya que a veces costaba retomar el proyecto después de varios días sin trabajarlo</w:t>
-      </w:r>
-      <w:r>
-        <w:t>.</w:t>
-      </w:r>
-    </w:p>
-    <w:p>
-      <w:pPr>
-        <w:ind w:left="360"/>
-      </w:pPr>
-      <w:r>
         <w:t>Aun así, estamos bastante satisfechos con el resultado final. El proyecto funciona correctamente y cumple su objetivo principal, aunque evidentemente siempre hay cosas que se podrían seguir mejorando.</w:t>
       </w:r>
     </w:p>
@@ -9575,12 +10438,12 @@
     <w:p/>
     <w:p/>
     <w:sectPr>
-      <w:headerReference w:type="even" r:id="rId30"/>
-      <w:headerReference w:type="default" r:id="rId31"/>
-      <w:footerReference w:type="even" r:id="rId32"/>
-      <w:footerReference w:type="default" r:id="rId33"/>
-      <w:headerReference w:type="first" r:id="rId34"/>
-      <w:footerReference w:type="first" r:id="rId35"/>
+      <w:headerReference w:type="even" r:id="rId34"/>
+      <w:headerReference w:type="default" r:id="rId35"/>
+      <w:footerReference w:type="even" r:id="rId36"/>
+      <w:footerReference w:type="default" r:id="rId37"/>
+      <w:headerReference w:type="first" r:id="rId38"/>
+      <w:footerReference w:type="first" r:id="rId39"/>
       <w:pgSz w:w="11906" w:h="16838"/>
       <w:pgMar w:top="1417" w:right="1701" w:bottom="1417" w:left="1701" w:header="708" w:footer="708" w:gutter="0"/>
       <w:cols w:space="708"/>
@@ -10718,6 +11581,119 @@
     </w:lvl>
   </w:abstractNum>
   <w:abstractNum w:abstractNumId="5" w15:restartNumberingAfterBreak="0">
+    <w:nsid w:val="24DA0A09"/>
+    <w:multiLevelType w:val="multilevel"/>
+    <w:tmpl w:val="3F5E4B3E"/>
+    <w:lvl w:ilvl="0">
+      <w:start w:val="1"/>
+      <w:numFmt w:val="decimal"/>
+      <w:lvlText w:val="%1."/>
+      <w:lvlJc w:val="left"/>
+      <w:pPr>
+        <w:tabs>
+          <w:tab w:val="num" w:pos="720"/>
+        </w:tabs>
+        <w:ind w:left="720" w:hanging="360"/>
+      </w:pPr>
+    </w:lvl>
+    <w:lvl w:ilvl="1" w:tentative="1">
+      <w:start w:val="1"/>
+      <w:numFmt w:val="decimal"/>
+      <w:lvlText w:val="%2."/>
+      <w:lvlJc w:val="left"/>
+      <w:pPr>
+        <w:tabs>
+          <w:tab w:val="num" w:pos="1440"/>
+        </w:tabs>
+        <w:ind w:left="1440" w:hanging="360"/>
+      </w:pPr>
+    </w:lvl>
+    <w:lvl w:ilvl="2" w:tentative="1">
+      <w:start w:val="1"/>
+      <w:numFmt w:val="decimal"/>
+      <w:lvlText w:val="%3."/>
+      <w:lvlJc w:val="left"/>
+      <w:pPr>
+        <w:tabs>
+          <w:tab w:val="num" w:pos="2160"/>
+        </w:tabs>
+        <w:ind w:left="2160" w:hanging="360"/>
+      </w:pPr>
+    </w:lvl>
+    <w:lvl w:ilvl="3" w:tentative="1">
+      <w:start w:val="1"/>
+      <w:numFmt w:val="decimal"/>
+      <w:lvlText w:val="%4."/>
+      <w:lvlJc w:val="left"/>
+      <w:pPr>
+        <w:tabs>
+          <w:tab w:val="num" w:pos="2880"/>
+        </w:tabs>
+        <w:ind w:left="2880" w:hanging="360"/>
+      </w:pPr>
+    </w:lvl>
+    <w:lvl w:ilvl="4" w:tentative="1">
+      <w:start w:val="1"/>
+      <w:numFmt w:val="decimal"/>
+      <w:lvlText w:val="%5."/>
+      <w:lvlJc w:val="left"/>
+      <w:pPr>
+        <w:tabs>
+          <w:tab w:val="num" w:pos="3600"/>
+        </w:tabs>
+        <w:ind w:left="3600" w:hanging="360"/>
+      </w:pPr>
+    </w:lvl>
+    <w:lvl w:ilvl="5" w:tentative="1">
+      <w:start w:val="1"/>
+      <w:numFmt w:val="decimal"/>
+      <w:lvlText w:val="%6."/>
+      <w:lvlJc w:val="left"/>
+      <w:pPr>
+        <w:tabs>
+          <w:tab w:val="num" w:pos="4320"/>
+        </w:tabs>
+        <w:ind w:left="4320" w:hanging="360"/>
+      </w:pPr>
+    </w:lvl>
+    <w:lvl w:ilvl="6" w:tentative="1">
+      <w:start w:val="1"/>
+      <w:numFmt w:val="decimal"/>
+      <w:lvlText w:val="%7."/>
+      <w:lvlJc w:val="left"/>
+      <w:pPr>
+        <w:tabs>
+          <w:tab w:val="num" w:pos="5040"/>
+        </w:tabs>
+        <w:ind w:left="5040" w:hanging="360"/>
+      </w:pPr>
+    </w:lvl>
+    <w:lvl w:ilvl="7" w:tentative="1">
+      <w:start w:val="1"/>
+      <w:numFmt w:val="decimal"/>
+      <w:lvlText w:val="%8."/>
+      <w:lvlJc w:val="left"/>
+      <w:pPr>
+        <w:tabs>
+          <w:tab w:val="num" w:pos="5760"/>
+        </w:tabs>
+        <w:ind w:left="5760" w:hanging="360"/>
+      </w:pPr>
+    </w:lvl>
+    <w:lvl w:ilvl="8" w:tentative="1">
+      <w:start w:val="1"/>
+      <w:numFmt w:val="decimal"/>
+      <w:lvlText w:val="%9."/>
+      <w:lvlJc w:val="left"/>
+      <w:pPr>
+        <w:tabs>
+          <w:tab w:val="num" w:pos="6480"/>
+        </w:tabs>
+        <w:ind w:left="6480" w:hanging="360"/>
+      </w:pPr>
+    </w:lvl>
+  </w:abstractNum>
+  <w:abstractNum w:abstractNumId="6" w15:restartNumberingAfterBreak="0">
     <w:nsid w:val="2869109A"/>
     <w:multiLevelType w:val="hybridMultilevel"/>
     <w:tmpl w:val="1914964A"/>
@@ -10803,7 +11779,7 @@
       </w:pPr>
     </w:lvl>
   </w:abstractNum>
-  <w:abstractNum w:abstractNumId="6" w15:restartNumberingAfterBreak="0">
+  <w:abstractNum w:abstractNumId="7" w15:restartNumberingAfterBreak="0">
     <w:nsid w:val="288E164D"/>
     <w:multiLevelType w:val="hybridMultilevel"/>
     <w:tmpl w:val="9A5894BE"/>
@@ -10916,7 +11892,7 @@
       </w:rPr>
     </w:lvl>
   </w:abstractNum>
-  <w:abstractNum w:abstractNumId="7" w15:restartNumberingAfterBreak="0">
+  <w:abstractNum w:abstractNumId="8" w15:restartNumberingAfterBreak="0">
     <w:nsid w:val="2F422D7A"/>
     <w:multiLevelType w:val="hybridMultilevel"/>
     <w:tmpl w:val="BCC8B54C"/>
@@ -11002,7 +11978,7 @@
       </w:pPr>
     </w:lvl>
   </w:abstractNum>
-  <w:abstractNum w:abstractNumId="8" w15:restartNumberingAfterBreak="0">
+  <w:abstractNum w:abstractNumId="9" w15:restartNumberingAfterBreak="0">
     <w:nsid w:val="321A5B17"/>
     <w:multiLevelType w:val="hybridMultilevel"/>
     <w:tmpl w:val="99CEF0D4"/>
@@ -11115,7 +12091,7 @@
       </w:rPr>
     </w:lvl>
   </w:abstractNum>
-  <w:abstractNum w:abstractNumId="9" w15:restartNumberingAfterBreak="0">
+  <w:abstractNum w:abstractNumId="10" w15:restartNumberingAfterBreak="0">
     <w:nsid w:val="32FC1C84"/>
     <w:multiLevelType w:val="hybridMultilevel"/>
     <w:tmpl w:val="400EE53E"/>
@@ -11228,7 +12204,7 @@
       </w:rPr>
     </w:lvl>
   </w:abstractNum>
-  <w:abstractNum w:abstractNumId="10" w15:restartNumberingAfterBreak="0">
+  <w:abstractNum w:abstractNumId="11" w15:restartNumberingAfterBreak="0">
     <w:nsid w:val="437348AB"/>
     <w:multiLevelType w:val="hybridMultilevel"/>
     <w:tmpl w:val="F856A834"/>
@@ -11341,7 +12317,7 @@
       </w:rPr>
     </w:lvl>
   </w:abstractNum>
-  <w:abstractNum w:abstractNumId="11" w15:restartNumberingAfterBreak="0">
+  <w:abstractNum w:abstractNumId="12" w15:restartNumberingAfterBreak="0">
     <w:nsid w:val="46027AE1"/>
     <w:multiLevelType w:val="hybridMultilevel"/>
     <w:tmpl w:val="CE201B0E"/>
@@ -11427,7 +12403,7 @@
       </w:pPr>
     </w:lvl>
   </w:abstractNum>
-  <w:abstractNum w:abstractNumId="12" w15:restartNumberingAfterBreak="0">
+  <w:abstractNum w:abstractNumId="13" w15:restartNumberingAfterBreak="0">
     <w:nsid w:val="476B132C"/>
     <w:multiLevelType w:val="hybridMultilevel"/>
     <w:tmpl w:val="80500C3E"/>
@@ -11513,7 +12489,7 @@
       </w:pPr>
     </w:lvl>
   </w:abstractNum>
-  <w:abstractNum w:abstractNumId="13" w15:restartNumberingAfterBreak="0">
+  <w:abstractNum w:abstractNumId="14" w15:restartNumberingAfterBreak="0">
     <w:nsid w:val="49B619C0"/>
     <w:multiLevelType w:val="hybridMultilevel"/>
     <w:tmpl w:val="3EAA80BE"/>
@@ -11626,7 +12602,7 @@
       </w:rPr>
     </w:lvl>
   </w:abstractNum>
-  <w:abstractNum w:abstractNumId="14" w15:restartNumberingAfterBreak="0">
+  <w:abstractNum w:abstractNumId="15" w15:restartNumberingAfterBreak="0">
     <w:nsid w:val="4C8C5DF6"/>
     <w:multiLevelType w:val="hybridMultilevel"/>
     <w:tmpl w:val="E1DA154C"/>
@@ -11739,7 +12715,233 @@
       </w:rPr>
     </w:lvl>
   </w:abstractNum>
-  <w:abstractNum w:abstractNumId="15" w15:restartNumberingAfterBreak="0">
+  <w:abstractNum w:abstractNumId="16" w15:restartNumberingAfterBreak="0">
+    <w:nsid w:val="4E740F86"/>
+    <w:multiLevelType w:val="hybridMultilevel"/>
+    <w:tmpl w:val="78306706"/>
+    <w:lvl w:ilvl="0" w:tplc="0C0A000D">
+      <w:start w:val="1"/>
+      <w:numFmt w:val="bullet"/>
+      <w:lvlText w:val=""/>
+      <w:lvlJc w:val="left"/>
+      <w:pPr>
+        <w:ind w:left="720" w:hanging="360"/>
+      </w:pPr>
+      <w:rPr>
+        <w:rFonts w:ascii="Wingdings" w:hAnsi="Wingdings" w:hint="default"/>
+      </w:rPr>
+    </w:lvl>
+    <w:lvl w:ilvl="1" w:tplc="0C0A0003" w:tentative="1">
+      <w:start w:val="1"/>
+      <w:numFmt w:val="bullet"/>
+      <w:lvlText w:val="o"/>
+      <w:lvlJc w:val="left"/>
+      <w:pPr>
+        <w:ind w:left="1440" w:hanging="360"/>
+      </w:pPr>
+      <w:rPr>
+        <w:rFonts w:ascii="Courier New" w:hAnsi="Courier New" w:cs="Courier New" w:hint="default"/>
+      </w:rPr>
+    </w:lvl>
+    <w:lvl w:ilvl="2" w:tplc="0C0A0005" w:tentative="1">
+      <w:start w:val="1"/>
+      <w:numFmt w:val="bullet"/>
+      <w:lvlText w:val=""/>
+      <w:lvlJc w:val="left"/>
+      <w:pPr>
+        <w:ind w:left="2160" w:hanging="360"/>
+      </w:pPr>
+      <w:rPr>
+        <w:rFonts w:ascii="Wingdings" w:hAnsi="Wingdings" w:hint="default"/>
+      </w:rPr>
+    </w:lvl>
+    <w:lvl w:ilvl="3" w:tplc="0C0A0001" w:tentative="1">
+      <w:start w:val="1"/>
+      <w:numFmt w:val="bullet"/>
+      <w:lvlText w:val=""/>
+      <w:lvlJc w:val="left"/>
+      <w:pPr>
+        <w:ind w:left="2880" w:hanging="360"/>
+      </w:pPr>
+      <w:rPr>
+        <w:rFonts w:ascii="Symbol" w:hAnsi="Symbol" w:hint="default"/>
+      </w:rPr>
+    </w:lvl>
+    <w:lvl w:ilvl="4" w:tplc="0C0A0003" w:tentative="1">
+      <w:start w:val="1"/>
+      <w:numFmt w:val="bullet"/>
+      <w:lvlText w:val="o"/>
+      <w:lvlJc w:val="left"/>
+      <w:pPr>
+        <w:ind w:left="3600" w:hanging="360"/>
+      </w:pPr>
+      <w:rPr>
+        <w:rFonts w:ascii="Courier New" w:hAnsi="Courier New" w:cs="Courier New" w:hint="default"/>
+      </w:rPr>
+    </w:lvl>
+    <w:lvl w:ilvl="5" w:tplc="0C0A0005" w:tentative="1">
+      <w:start w:val="1"/>
+      <w:numFmt w:val="bullet"/>
+      <w:lvlText w:val=""/>
+      <w:lvlJc w:val="left"/>
+      <w:pPr>
+        <w:ind w:left="4320" w:hanging="360"/>
+      </w:pPr>
+      <w:rPr>
+        <w:rFonts w:ascii="Wingdings" w:hAnsi="Wingdings" w:hint="default"/>
+      </w:rPr>
+    </w:lvl>
+    <w:lvl w:ilvl="6" w:tplc="0C0A0001" w:tentative="1">
+      <w:start w:val="1"/>
+      <w:numFmt w:val="bullet"/>
+      <w:lvlText w:val=""/>
+      <w:lvlJc w:val="left"/>
+      <w:pPr>
+        <w:ind w:left="5040" w:hanging="360"/>
+      </w:pPr>
+      <w:rPr>
+        <w:rFonts w:ascii="Symbol" w:hAnsi="Symbol" w:hint="default"/>
+      </w:rPr>
+    </w:lvl>
+    <w:lvl w:ilvl="7" w:tplc="0C0A0003" w:tentative="1">
+      <w:start w:val="1"/>
+      <w:numFmt w:val="bullet"/>
+      <w:lvlText w:val="o"/>
+      <w:lvlJc w:val="left"/>
+      <w:pPr>
+        <w:ind w:left="5760" w:hanging="360"/>
+      </w:pPr>
+      <w:rPr>
+        <w:rFonts w:ascii="Courier New" w:hAnsi="Courier New" w:cs="Courier New" w:hint="default"/>
+      </w:rPr>
+    </w:lvl>
+    <w:lvl w:ilvl="8" w:tplc="0C0A0005" w:tentative="1">
+      <w:start w:val="1"/>
+      <w:numFmt w:val="bullet"/>
+      <w:lvlText w:val=""/>
+      <w:lvlJc w:val="left"/>
+      <w:pPr>
+        <w:ind w:left="6480" w:hanging="360"/>
+      </w:pPr>
+      <w:rPr>
+        <w:rFonts w:ascii="Wingdings" w:hAnsi="Wingdings" w:hint="default"/>
+      </w:rPr>
+    </w:lvl>
+  </w:abstractNum>
+  <w:abstractNum w:abstractNumId="17" w15:restartNumberingAfterBreak="0">
+    <w:nsid w:val="4FA07024"/>
+    <w:multiLevelType w:val="multilevel"/>
+    <w:tmpl w:val="DEE48BBA"/>
+    <w:lvl w:ilvl="0">
+      <w:start w:val="1"/>
+      <w:numFmt w:val="decimal"/>
+      <w:lvlText w:val="%1."/>
+      <w:lvlJc w:val="left"/>
+      <w:pPr>
+        <w:tabs>
+          <w:tab w:val="num" w:pos="720"/>
+        </w:tabs>
+        <w:ind w:left="720" w:hanging="360"/>
+      </w:pPr>
+    </w:lvl>
+    <w:lvl w:ilvl="1" w:tentative="1">
+      <w:start w:val="1"/>
+      <w:numFmt w:val="decimal"/>
+      <w:lvlText w:val="%2."/>
+      <w:lvlJc w:val="left"/>
+      <w:pPr>
+        <w:tabs>
+          <w:tab w:val="num" w:pos="1440"/>
+        </w:tabs>
+        <w:ind w:left="1440" w:hanging="360"/>
+      </w:pPr>
+    </w:lvl>
+    <w:lvl w:ilvl="2" w:tentative="1">
+      <w:start w:val="1"/>
+      <w:numFmt w:val="decimal"/>
+      <w:lvlText w:val="%3."/>
+      <w:lvlJc w:val="left"/>
+      <w:pPr>
+        <w:tabs>
+          <w:tab w:val="num" w:pos="2160"/>
+        </w:tabs>
+        <w:ind w:left="2160" w:hanging="360"/>
+      </w:pPr>
+    </w:lvl>
+    <w:lvl w:ilvl="3" w:tentative="1">
+      <w:start w:val="1"/>
+      <w:numFmt w:val="decimal"/>
+      <w:lvlText w:val="%4."/>
+      <w:lvlJc w:val="left"/>
+      <w:pPr>
+        <w:tabs>
+          <w:tab w:val="num" w:pos="2880"/>
+        </w:tabs>
+        <w:ind w:left="2880" w:hanging="360"/>
+      </w:pPr>
+    </w:lvl>
+    <w:lvl w:ilvl="4" w:tentative="1">
+      <w:start w:val="1"/>
+      <w:numFmt w:val="decimal"/>
+      <w:lvlText w:val="%5."/>
+      <w:lvlJc w:val="left"/>
+      <w:pPr>
+        <w:tabs>
+          <w:tab w:val="num" w:pos="3600"/>
+        </w:tabs>
+        <w:ind w:left="3600" w:hanging="360"/>
+      </w:pPr>
+    </w:lvl>
+    <w:lvl w:ilvl="5" w:tentative="1">
+      <w:start w:val="1"/>
+      <w:numFmt w:val="decimal"/>
+      <w:lvlText w:val="%6."/>
+      <w:lvlJc w:val="left"/>
+      <w:pPr>
+        <w:tabs>
+          <w:tab w:val="num" w:pos="4320"/>
+        </w:tabs>
+        <w:ind w:left="4320" w:hanging="360"/>
+      </w:pPr>
+    </w:lvl>
+    <w:lvl w:ilvl="6" w:tentative="1">
+      <w:start w:val="1"/>
+      <w:numFmt w:val="decimal"/>
+      <w:lvlText w:val="%7."/>
+      <w:lvlJc w:val="left"/>
+      <w:pPr>
+        <w:tabs>
+          <w:tab w:val="num" w:pos="5040"/>
+        </w:tabs>
+        <w:ind w:left="5040" w:hanging="360"/>
+      </w:pPr>
+    </w:lvl>
+    <w:lvl w:ilvl="7" w:tentative="1">
+      <w:start w:val="1"/>
+      <w:numFmt w:val="decimal"/>
+      <w:lvlText w:val="%8."/>
+      <w:lvlJc w:val="left"/>
+      <w:pPr>
+        <w:tabs>
+          <w:tab w:val="num" w:pos="5760"/>
+        </w:tabs>
+        <w:ind w:left="5760" w:hanging="360"/>
+      </w:pPr>
+    </w:lvl>
+    <w:lvl w:ilvl="8" w:tentative="1">
+      <w:start w:val="1"/>
+      <w:numFmt w:val="decimal"/>
+      <w:lvlText w:val="%9."/>
+      <w:lvlJc w:val="left"/>
+      <w:pPr>
+        <w:tabs>
+          <w:tab w:val="num" w:pos="6480"/>
+        </w:tabs>
+        <w:ind w:left="6480" w:hanging="360"/>
+      </w:pPr>
+    </w:lvl>
+  </w:abstractNum>
+  <w:abstractNum w:abstractNumId="18" w15:restartNumberingAfterBreak="0">
     <w:nsid w:val="57575F3A"/>
     <w:multiLevelType w:val="hybridMultilevel"/>
     <w:tmpl w:val="DEECA648"/>
@@ -11852,7 +13054,120 @@
       </w:rPr>
     </w:lvl>
   </w:abstractNum>
-  <w:abstractNum w:abstractNumId="16" w15:restartNumberingAfterBreak="0">
+  <w:abstractNum w:abstractNumId="19" w15:restartNumberingAfterBreak="0">
+    <w:nsid w:val="575F19DA"/>
+    <w:multiLevelType w:val="multilevel"/>
+    <w:tmpl w:val="003EC51E"/>
+    <w:lvl w:ilvl="0">
+      <w:start w:val="1"/>
+      <w:numFmt w:val="decimal"/>
+      <w:lvlText w:val="%1."/>
+      <w:lvlJc w:val="left"/>
+      <w:pPr>
+        <w:tabs>
+          <w:tab w:val="num" w:pos="720"/>
+        </w:tabs>
+        <w:ind w:left="720" w:hanging="360"/>
+      </w:pPr>
+    </w:lvl>
+    <w:lvl w:ilvl="1" w:tentative="1">
+      <w:start w:val="1"/>
+      <w:numFmt w:val="decimal"/>
+      <w:lvlText w:val="%2."/>
+      <w:lvlJc w:val="left"/>
+      <w:pPr>
+        <w:tabs>
+          <w:tab w:val="num" w:pos="1440"/>
+        </w:tabs>
+        <w:ind w:left="1440" w:hanging="360"/>
+      </w:pPr>
+    </w:lvl>
+    <w:lvl w:ilvl="2" w:tentative="1">
+      <w:start w:val="1"/>
+      <w:numFmt w:val="decimal"/>
+      <w:lvlText w:val="%3."/>
+      <w:lvlJc w:val="left"/>
+      <w:pPr>
+        <w:tabs>
+          <w:tab w:val="num" w:pos="2160"/>
+        </w:tabs>
+        <w:ind w:left="2160" w:hanging="360"/>
+      </w:pPr>
+    </w:lvl>
+    <w:lvl w:ilvl="3" w:tentative="1">
+      <w:start w:val="1"/>
+      <w:numFmt w:val="decimal"/>
+      <w:lvlText w:val="%4."/>
+      <w:lvlJc w:val="left"/>
+      <w:pPr>
+        <w:tabs>
+          <w:tab w:val="num" w:pos="2880"/>
+        </w:tabs>
+        <w:ind w:left="2880" w:hanging="360"/>
+      </w:pPr>
+    </w:lvl>
+    <w:lvl w:ilvl="4" w:tentative="1">
+      <w:start w:val="1"/>
+      <w:numFmt w:val="decimal"/>
+      <w:lvlText w:val="%5."/>
+      <w:lvlJc w:val="left"/>
+      <w:pPr>
+        <w:tabs>
+          <w:tab w:val="num" w:pos="3600"/>
+        </w:tabs>
+        <w:ind w:left="3600" w:hanging="360"/>
+      </w:pPr>
+    </w:lvl>
+    <w:lvl w:ilvl="5" w:tentative="1">
+      <w:start w:val="1"/>
+      <w:numFmt w:val="decimal"/>
+      <w:lvlText w:val="%6."/>
+      <w:lvlJc w:val="left"/>
+      <w:pPr>
+        <w:tabs>
+          <w:tab w:val="num" w:pos="4320"/>
+        </w:tabs>
+        <w:ind w:left="4320" w:hanging="360"/>
+      </w:pPr>
+    </w:lvl>
+    <w:lvl w:ilvl="6" w:tentative="1">
+      <w:start w:val="1"/>
+      <w:numFmt w:val="decimal"/>
+      <w:lvlText w:val="%7."/>
+      <w:lvlJc w:val="left"/>
+      <w:pPr>
+        <w:tabs>
+          <w:tab w:val="num" w:pos="5040"/>
+        </w:tabs>
+        <w:ind w:left="5040" w:hanging="360"/>
+      </w:pPr>
+    </w:lvl>
+    <w:lvl w:ilvl="7" w:tentative="1">
+      <w:start w:val="1"/>
+      <w:numFmt w:val="decimal"/>
+      <w:lvlText w:val="%8."/>
+      <w:lvlJc w:val="left"/>
+      <w:pPr>
+        <w:tabs>
+          <w:tab w:val="num" w:pos="5760"/>
+        </w:tabs>
+        <w:ind w:left="5760" w:hanging="360"/>
+      </w:pPr>
+    </w:lvl>
+    <w:lvl w:ilvl="8" w:tentative="1">
+      <w:start w:val="1"/>
+      <w:numFmt w:val="decimal"/>
+      <w:lvlText w:val="%9."/>
+      <w:lvlJc w:val="left"/>
+      <w:pPr>
+        <w:tabs>
+          <w:tab w:val="num" w:pos="6480"/>
+        </w:tabs>
+        <w:ind w:left="6480" w:hanging="360"/>
+      </w:pPr>
+    </w:lvl>
+  </w:abstractNum>
+  <w:abstractNum w:abstractNumId="20" w15:restartNumberingAfterBreak="0">
     <w:nsid w:val="5A0D6277"/>
     <w:multiLevelType w:val="hybridMultilevel"/>
     <w:tmpl w:val="99BEBB38"/>
@@ -11938,7 +13253,7 @@
       </w:pPr>
     </w:lvl>
   </w:abstractNum>
-  <w:abstractNum w:abstractNumId="17" w15:restartNumberingAfterBreak="0">
+  <w:abstractNum w:abstractNumId="21" w15:restartNumberingAfterBreak="0">
     <w:nsid w:val="5E482BD9"/>
     <w:multiLevelType w:val="hybridMultilevel"/>
     <w:tmpl w:val="B2B699AA"/>
@@ -12051,7 +13366,7 @@
       </w:rPr>
     </w:lvl>
   </w:abstractNum>
-  <w:abstractNum w:abstractNumId="18" w15:restartNumberingAfterBreak="0">
+  <w:abstractNum w:abstractNumId="22" w15:restartNumberingAfterBreak="0">
     <w:nsid w:val="666C7E07"/>
     <w:multiLevelType w:val="hybridMultilevel"/>
     <w:tmpl w:val="5BF40790"/>
@@ -12137,7 +13452,120 @@
       </w:pPr>
     </w:lvl>
   </w:abstractNum>
-  <w:abstractNum w:abstractNumId="19" w15:restartNumberingAfterBreak="0">
+  <w:abstractNum w:abstractNumId="23" w15:restartNumberingAfterBreak="0">
+    <w:nsid w:val="69E54B23"/>
+    <w:multiLevelType w:val="hybridMultilevel"/>
+    <w:tmpl w:val="71D6B9B2"/>
+    <w:lvl w:ilvl="0" w:tplc="0C0A000D">
+      <w:start w:val="1"/>
+      <w:numFmt w:val="bullet"/>
+      <w:lvlText w:val=""/>
+      <w:lvlJc w:val="left"/>
+      <w:pPr>
+        <w:ind w:left="720" w:hanging="360"/>
+      </w:pPr>
+      <w:rPr>
+        <w:rFonts w:ascii="Wingdings" w:hAnsi="Wingdings" w:hint="default"/>
+      </w:rPr>
+    </w:lvl>
+    <w:lvl w:ilvl="1" w:tplc="0C0A0003" w:tentative="1">
+      <w:start w:val="1"/>
+      <w:numFmt w:val="bullet"/>
+      <w:lvlText w:val="o"/>
+      <w:lvlJc w:val="left"/>
+      <w:pPr>
+        <w:ind w:left="1440" w:hanging="360"/>
+      </w:pPr>
+      <w:rPr>
+        <w:rFonts w:ascii="Courier New" w:hAnsi="Courier New" w:cs="Courier New" w:hint="default"/>
+      </w:rPr>
+    </w:lvl>
+    <w:lvl w:ilvl="2" w:tplc="0C0A0005" w:tentative="1">
+      <w:start w:val="1"/>
+      <w:numFmt w:val="bullet"/>
+      <w:lvlText w:val=""/>
+      <w:lvlJc w:val="left"/>
+      <w:pPr>
+        <w:ind w:left="2160" w:hanging="360"/>
+      </w:pPr>
+      <w:rPr>
+        <w:rFonts w:ascii="Wingdings" w:hAnsi="Wingdings" w:hint="default"/>
+      </w:rPr>
+    </w:lvl>
+    <w:lvl w:ilvl="3" w:tplc="0C0A0001" w:tentative="1">
+      <w:start w:val="1"/>
+      <w:numFmt w:val="bullet"/>
+      <w:lvlText w:val=""/>
+      <w:lvlJc w:val="left"/>
+      <w:pPr>
+        <w:ind w:left="2880" w:hanging="360"/>
+      </w:pPr>
+      <w:rPr>
+        <w:rFonts w:ascii="Symbol" w:hAnsi="Symbol" w:hint="default"/>
+      </w:rPr>
+    </w:lvl>
+    <w:lvl w:ilvl="4" w:tplc="0C0A0003" w:tentative="1">
+      <w:start w:val="1"/>
+      <w:numFmt w:val="bullet"/>
+      <w:lvlText w:val="o"/>
+      <w:lvlJc w:val="left"/>
+      <w:pPr>
+        <w:ind w:left="3600" w:hanging="360"/>
+      </w:pPr>
+      <w:rPr>
+        <w:rFonts w:ascii="Courier New" w:hAnsi="Courier New" w:cs="Courier New" w:hint="default"/>
+      </w:rPr>
+    </w:lvl>
+    <w:lvl w:ilvl="5" w:tplc="0C0A0005" w:tentative="1">
+      <w:start w:val="1"/>
+      <w:numFmt w:val="bullet"/>
+      <w:lvlText w:val=""/>
+      <w:lvlJc w:val="left"/>
+      <w:pPr>
+        <w:ind w:left="4320" w:hanging="360"/>
+      </w:pPr>
+      <w:rPr>
+        <w:rFonts w:ascii="Wingdings" w:hAnsi="Wingdings" w:hint="default"/>
+      </w:rPr>
+    </w:lvl>
+    <w:lvl w:ilvl="6" w:tplc="0C0A0001" w:tentative="1">
+      <w:start w:val="1"/>
+      <w:numFmt w:val="bullet"/>
+      <w:lvlText w:val=""/>
+      <w:lvlJc w:val="left"/>
+      <w:pPr>
+        <w:ind w:left="5040" w:hanging="360"/>
+      </w:pPr>
+      <w:rPr>
+        <w:rFonts w:ascii="Symbol" w:hAnsi="Symbol" w:hint="default"/>
+      </w:rPr>
+    </w:lvl>
+    <w:lvl w:ilvl="7" w:tplc="0C0A0003" w:tentative="1">
+      <w:start w:val="1"/>
+      <w:numFmt w:val="bullet"/>
+      <w:lvlText w:val="o"/>
+      <w:lvlJc w:val="left"/>
+      <w:pPr>
+        <w:ind w:left="5760" w:hanging="360"/>
+      </w:pPr>
+      <w:rPr>
+        <w:rFonts w:ascii="Courier New" w:hAnsi="Courier New" w:cs="Courier New" w:hint="default"/>
+      </w:rPr>
+    </w:lvl>
+    <w:lvl w:ilvl="8" w:tplc="0C0A0005" w:tentative="1">
+      <w:start w:val="1"/>
+      <w:numFmt w:val="bullet"/>
+      <w:lvlText w:val=""/>
+      <w:lvlJc w:val="left"/>
+      <w:pPr>
+        <w:ind w:left="6480" w:hanging="360"/>
+      </w:pPr>
+      <w:rPr>
+        <w:rFonts w:ascii="Wingdings" w:hAnsi="Wingdings" w:hint="default"/>
+      </w:rPr>
+    </w:lvl>
+  </w:abstractNum>
+  <w:abstractNum w:abstractNumId="24" w15:restartNumberingAfterBreak="0">
     <w:nsid w:val="6AA51BC4"/>
     <w:multiLevelType w:val="hybridMultilevel"/>
     <w:tmpl w:val="ADD42A66"/>
@@ -12250,7 +13678,7 @@
       </w:rPr>
     </w:lvl>
   </w:abstractNum>
-  <w:abstractNum w:abstractNumId="20" w15:restartNumberingAfterBreak="0">
+  <w:abstractNum w:abstractNumId="25" w15:restartNumberingAfterBreak="0">
     <w:nsid w:val="6FFB48AB"/>
     <w:multiLevelType w:val="hybridMultilevel"/>
     <w:tmpl w:val="25048416"/>
@@ -12363,7 +13791,7 @@
       </w:rPr>
     </w:lvl>
   </w:abstractNum>
-  <w:abstractNum w:abstractNumId="21" w15:restartNumberingAfterBreak="0">
+  <w:abstractNum w:abstractNumId="26" w15:restartNumberingAfterBreak="0">
     <w:nsid w:val="71691456"/>
     <w:multiLevelType w:val="hybridMultilevel"/>
     <w:tmpl w:val="D5E8A2BC"/>
@@ -12449,7 +13877,7 @@
       </w:pPr>
     </w:lvl>
   </w:abstractNum>
-  <w:abstractNum w:abstractNumId="22" w15:restartNumberingAfterBreak="0">
+  <w:abstractNum w:abstractNumId="27" w15:restartNumberingAfterBreak="0">
     <w:nsid w:val="7B176A34"/>
     <w:multiLevelType w:val="hybridMultilevel"/>
     <w:tmpl w:val="30105910"/>
@@ -12562,7 +13990,7 @@
       </w:rPr>
     </w:lvl>
   </w:abstractNum>
-  <w:abstractNum w:abstractNumId="23" w15:restartNumberingAfterBreak="0">
+  <w:abstractNum w:abstractNumId="28" w15:restartNumberingAfterBreak="0">
     <w:nsid w:val="7D5C76C7"/>
     <w:multiLevelType w:val="hybridMultilevel"/>
     <w:tmpl w:val="EA1848AC"/>
@@ -12676,19 +14104,19 @@
     </w:lvl>
   </w:abstractNum>
   <w:num w:numId="1">
-    <w:abstractNumId w:val="17"/>
+    <w:abstractNumId w:val="21"/>
   </w:num>
   <w:num w:numId="2">
-    <w:abstractNumId w:val="19"/>
+    <w:abstractNumId w:val="24"/>
   </w:num>
   <w:num w:numId="3">
-    <w:abstractNumId w:val="18"/>
+    <w:abstractNumId w:val="22"/>
   </w:num>
   <w:num w:numId="4">
     <w:abstractNumId w:val="0"/>
   </w:num>
   <w:num w:numId="5">
-    <w:abstractNumId w:val="11"/>
+    <w:abstractNumId w:val="12"/>
   </w:num>
   <w:num w:numId="6">
     <w:abstractNumId w:val="4"/>
@@ -12697,55 +14125,70 @@
     <w:abstractNumId w:val="3"/>
   </w:num>
   <w:num w:numId="8">
-    <w:abstractNumId w:val="12"/>
+    <w:abstractNumId w:val="13"/>
   </w:num>
   <w:num w:numId="9">
-    <w:abstractNumId w:val="10"/>
+    <w:abstractNumId w:val="11"/>
   </w:num>
   <w:num w:numId="10">
-    <w:abstractNumId w:val="5"/>
+    <w:abstractNumId w:val="6"/>
   </w:num>
   <w:num w:numId="11">
+    <w:abstractNumId w:val="25"/>
+  </w:num>
+  <w:num w:numId="12">
+    <w:abstractNumId w:val="8"/>
+  </w:num>
+  <w:num w:numId="13">
+    <w:abstractNumId w:val="9"/>
+  </w:num>
+  <w:num w:numId="14">
+    <w:abstractNumId w:val="18"/>
+  </w:num>
+  <w:num w:numId="15">
     <w:abstractNumId w:val="20"/>
   </w:num>
-  <w:num w:numId="12">
-    <w:abstractNumId w:val="7"/>
+  <w:num w:numId="16">
+    <w:abstractNumId w:val="26"/>
   </w:num>
-  <w:num w:numId="13">
-    <w:abstractNumId w:val="8"/>
+  <w:num w:numId="17">
+    <w:abstractNumId w:val="14"/>
   </w:num>
-  <w:num w:numId="14">
+  <w:num w:numId="18">
     <w:abstractNumId w:val="15"/>
   </w:num>
-  <w:num w:numId="15">
-    <w:abstractNumId w:val="16"/>
-  </w:num>
-  <w:num w:numId="16">
-    <w:abstractNumId w:val="21"/>
-  </w:num>
-  <w:num w:numId="17">
-    <w:abstractNumId w:val="13"/>
-  </w:num>
-  <w:num w:numId="18">
-    <w:abstractNumId w:val="14"/>
-  </w:num>
   <w:num w:numId="19">
-    <w:abstractNumId w:val="6"/>
+    <w:abstractNumId w:val="7"/>
   </w:num>
   <w:num w:numId="20">
     <w:abstractNumId w:val="2"/>
   </w:num>
   <w:num w:numId="21">
-    <w:abstractNumId w:val="23"/>
+    <w:abstractNumId w:val="28"/>
   </w:num>
   <w:num w:numId="22">
-    <w:abstractNumId w:val="9"/>
+    <w:abstractNumId w:val="10"/>
   </w:num>
   <w:num w:numId="23">
     <w:abstractNumId w:val="1"/>
   </w:num>
   <w:num w:numId="24">
-    <w:abstractNumId w:val="22"/>
+    <w:abstractNumId w:val="27"/>
+  </w:num>
+  <w:num w:numId="25">
+    <w:abstractNumId w:val="5"/>
+  </w:num>
+  <w:num w:numId="26">
+    <w:abstractNumId w:val="19"/>
+  </w:num>
+  <w:num w:numId="27">
+    <w:abstractNumId w:val="23"/>
+  </w:num>
+  <w:num w:numId="28">
+    <w:abstractNumId w:val="17"/>
+  </w:num>
+  <w:num w:numId="29">
+    <w:abstractNumId w:val="16"/>
   </w:num>
   <w:numIdMacAtCleanup w:val="24"/>
 </w:numbering>
@@ -13207,7 +14650,6 @@
     <w:next w:val="Normal"/>
     <w:link w:val="Ttulo3Car"/>
     <w:uiPriority w:val="9"/>
-    <w:semiHidden/>
     <w:unhideWhenUsed/>
     <w:qFormat/>
     <w:rsid w:val="005A7781"/>
@@ -13433,7 +14875,6 @@
     <w:basedOn w:val="Fuentedeprrafopredeter"/>
     <w:link w:val="Ttulo3"/>
     <w:uiPriority w:val="9"/>
-    <w:semiHidden/>
     <w:rsid w:val="005A7781"/>
     <w:rPr>
       <w:rFonts w:asciiTheme="majorHAnsi" w:eastAsiaTheme="majorEastAsia" w:hAnsiTheme="majorHAnsi" w:cstheme="majorBidi"/>

--- a/Adrian_Eduardo.docx
+++ b/Adrian_Eduardo.docx
@@ -1211,7 +1211,7 @@
           <w:r>
             <w:fldChar w:fldCharType="separate"/>
           </w:r>
-          <w:hyperlink w:anchor="_Toc231472127" w:history="1">
+          <w:hyperlink w:anchor="_Toc231484960" w:history="1">
             <w:r>
               <w:rPr>
                 <w:rStyle w:val="Hipervnculo"/>
@@ -1238,7 +1238,7 @@
                 <w:noProof/>
                 <w:webHidden/>
               </w:rPr>
-              <w:instrText xml:space="preserve"> PAGEREF _Toc231472127 \h </w:instrText>
+              <w:instrText xml:space="preserve"> PAGEREF _Toc231484960 \h </w:instrText>
             </w:r>
             <w:r>
               <w:rPr>
@@ -1281,7 +1281,7 @@
               <w:lang w:eastAsia="es-ES"/>
             </w:rPr>
           </w:pPr>
-          <w:hyperlink w:anchor="_Toc231472128" w:history="1">
+          <w:hyperlink w:anchor="_Toc231484961" w:history="1">
             <w:r>
               <w:rPr>
                 <w:rStyle w:val="Hipervnculo"/>
@@ -1308,7 +1308,7 @@
                 <w:noProof/>
                 <w:webHidden/>
               </w:rPr>
-              <w:instrText xml:space="preserve"> PAGEREF _Toc231472128 \h </w:instrText>
+              <w:instrText xml:space="preserve"> PAGEREF _Toc231484961 \h </w:instrText>
             </w:r>
             <w:r>
               <w:rPr>
@@ -1351,7 +1351,7 @@
               <w:lang w:eastAsia="es-ES"/>
             </w:rPr>
           </w:pPr>
-          <w:hyperlink w:anchor="_Toc231472129" w:history="1">
+          <w:hyperlink w:anchor="_Toc231484962" w:history="1">
             <w:r>
               <w:rPr>
                 <w:rStyle w:val="Hipervnculo"/>
@@ -1378,7 +1378,7 @@
                 <w:noProof/>
                 <w:webHidden/>
               </w:rPr>
-              <w:instrText xml:space="preserve"> PAGEREF _Toc231472129 \h </w:instrText>
+              <w:instrText xml:space="preserve"> PAGEREF _Toc231484962 \h </w:instrText>
             </w:r>
             <w:r>
               <w:rPr>
@@ -1421,7 +1421,7 @@
               <w:lang w:eastAsia="es-ES"/>
             </w:rPr>
           </w:pPr>
-          <w:hyperlink w:anchor="_Toc231472130" w:history="1">
+          <w:hyperlink w:anchor="_Toc231484963" w:history="1">
             <w:r>
               <w:rPr>
                 <w:rStyle w:val="Hipervnculo"/>
@@ -1448,7 +1448,7 @@
                 <w:noProof/>
                 <w:webHidden/>
               </w:rPr>
-              <w:instrText xml:space="preserve"> PAGEREF _Toc231472130 \h </w:instrText>
+              <w:instrText xml:space="preserve"> PAGEREF _Toc231484963 \h </w:instrText>
             </w:r>
             <w:r>
               <w:rPr>
@@ -1491,7 +1491,7 @@
               <w:lang w:eastAsia="es-ES"/>
             </w:rPr>
           </w:pPr>
-          <w:hyperlink w:anchor="_Toc231472131" w:history="1">
+          <w:hyperlink w:anchor="_Toc231484964" w:history="1">
             <w:r>
               <w:rPr>
                 <w:rStyle w:val="Hipervnculo"/>
@@ -1518,7 +1518,7 @@
                 <w:noProof/>
                 <w:webHidden/>
               </w:rPr>
-              <w:instrText xml:space="preserve"> PAGEREF _Toc231472131 \h </w:instrText>
+              <w:instrText xml:space="preserve"> PAGEREF _Toc231484964 \h </w:instrText>
             </w:r>
             <w:r>
               <w:rPr>
@@ -1561,7 +1561,7 @@
               <w:lang w:eastAsia="es-ES"/>
             </w:rPr>
           </w:pPr>
-          <w:hyperlink w:anchor="_Toc231472132" w:history="1">
+          <w:hyperlink w:anchor="_Toc231484965" w:history="1">
             <w:r>
               <w:rPr>
                 <w:rStyle w:val="Hipervnculo"/>
@@ -1588,7 +1588,7 @@
                 <w:noProof/>
                 <w:webHidden/>
               </w:rPr>
-              <w:instrText xml:space="preserve"> PAGEREF _Toc231472132 \h </w:instrText>
+              <w:instrText xml:space="preserve"> PAGEREF _Toc231484965 \h </w:instrText>
             </w:r>
             <w:r>
               <w:rPr>
@@ -1631,7 +1631,7 @@
               <w:lang w:eastAsia="es-ES"/>
             </w:rPr>
           </w:pPr>
-          <w:hyperlink w:anchor="_Toc231472133" w:history="1">
+          <w:hyperlink w:anchor="_Toc231484966" w:history="1">
             <w:r>
               <w:rPr>
                 <w:rStyle w:val="Hipervnculo"/>
@@ -1658,7 +1658,7 @@
                 <w:noProof/>
                 <w:webHidden/>
               </w:rPr>
-              <w:instrText xml:space="preserve"> PAGEREF _Toc231472133 \h </w:instrText>
+              <w:instrText xml:space="preserve"> PAGEREF _Toc231484966 \h </w:instrText>
             </w:r>
             <w:r>
               <w:rPr>
@@ -1701,7 +1701,7 @@
               <w:lang w:eastAsia="es-ES"/>
             </w:rPr>
           </w:pPr>
-          <w:hyperlink w:anchor="_Toc231472134" w:history="1">
+          <w:hyperlink w:anchor="_Toc231484967" w:history="1">
             <w:r>
               <w:rPr>
                 <w:rStyle w:val="Hipervnculo"/>
@@ -1728,7 +1728,7 @@
                 <w:noProof/>
                 <w:webHidden/>
               </w:rPr>
-              <w:instrText xml:space="preserve"> PAGEREF _Toc231472134 \h </w:instrText>
+              <w:instrText xml:space="preserve"> PAGEREF _Toc231484967 \h </w:instrText>
             </w:r>
             <w:r>
               <w:rPr>
@@ -1771,7 +1771,7 @@
               <w:lang w:eastAsia="es-ES"/>
             </w:rPr>
           </w:pPr>
-          <w:hyperlink w:anchor="_Toc231472135" w:history="1">
+          <w:hyperlink w:anchor="_Toc231484968" w:history="1">
             <w:r>
               <w:rPr>
                 <w:rStyle w:val="Hipervnculo"/>
@@ -1798,7 +1798,7 @@
                 <w:noProof/>
                 <w:webHidden/>
               </w:rPr>
-              <w:instrText xml:space="preserve"> PAGEREF _Toc231472135 \h </w:instrText>
+              <w:instrText xml:space="preserve"> PAGEREF _Toc231484968 \h </w:instrText>
             </w:r>
             <w:r>
               <w:rPr>
@@ -1841,7 +1841,7 @@
               <w:lang w:eastAsia="es-ES"/>
             </w:rPr>
           </w:pPr>
-          <w:hyperlink w:anchor="_Toc231472136" w:history="1">
+          <w:hyperlink w:anchor="_Toc231484969" w:history="1">
             <w:r>
               <w:rPr>
                 <w:rStyle w:val="Hipervnculo"/>
@@ -1868,7 +1868,7 @@
                 <w:noProof/>
                 <w:webHidden/>
               </w:rPr>
-              <w:instrText xml:space="preserve"> PAGEREF _Toc231472136 \h </w:instrText>
+              <w:instrText xml:space="preserve"> PAGEREF _Toc231484969 \h </w:instrText>
             </w:r>
             <w:r>
               <w:rPr>
@@ -1911,7 +1911,7 @@
               <w:lang w:eastAsia="es-ES"/>
             </w:rPr>
           </w:pPr>
-          <w:hyperlink w:anchor="_Toc231472137" w:history="1">
+          <w:hyperlink w:anchor="_Toc231484970" w:history="1">
             <w:r>
               <w:rPr>
                 <w:rStyle w:val="Hipervnculo"/>
@@ -1938,7 +1938,7 @@
                 <w:noProof/>
                 <w:webHidden/>
               </w:rPr>
-              <w:instrText xml:space="preserve"> PAGEREF _Toc231472137 \h </w:instrText>
+              <w:instrText xml:space="preserve"> PAGEREF _Toc231484970 \h </w:instrText>
             </w:r>
             <w:r>
               <w:rPr>
@@ -1981,7 +1981,7 @@
               <w:lang w:eastAsia="es-ES"/>
             </w:rPr>
           </w:pPr>
-          <w:hyperlink w:anchor="_Toc231472138" w:history="1">
+          <w:hyperlink w:anchor="_Toc231484971" w:history="1">
             <w:r>
               <w:rPr>
                 <w:rStyle w:val="Hipervnculo"/>
@@ -2008,7 +2008,7 @@
                 <w:noProof/>
                 <w:webHidden/>
               </w:rPr>
-              <w:instrText xml:space="preserve"> PAGEREF _Toc231472138 \h </w:instrText>
+              <w:instrText xml:space="preserve"> PAGEREF _Toc231484971 \h </w:instrText>
             </w:r>
             <w:r>
               <w:rPr>
@@ -2051,7 +2051,7 @@
               <w:lang w:eastAsia="es-ES"/>
             </w:rPr>
           </w:pPr>
-          <w:hyperlink w:anchor="_Toc231472139" w:history="1">
+          <w:hyperlink w:anchor="_Toc231484972" w:history="1">
             <w:r>
               <w:rPr>
                 <w:rStyle w:val="Hipervnculo"/>
@@ -2078,7 +2078,7 @@
                 <w:noProof/>
                 <w:webHidden/>
               </w:rPr>
-              <w:instrText xml:space="preserve"> PAGEREF _Toc231472139 \h </w:instrText>
+              <w:instrText xml:space="preserve"> PAGEREF _Toc231484972 \h </w:instrText>
             </w:r>
             <w:r>
               <w:rPr>
@@ -2121,7 +2121,7 @@
               <w:lang w:eastAsia="es-ES"/>
             </w:rPr>
           </w:pPr>
-          <w:hyperlink w:anchor="_Toc231472140" w:history="1">
+          <w:hyperlink w:anchor="_Toc231484973" w:history="1">
             <w:r>
               <w:rPr>
                 <w:rStyle w:val="Hipervnculo"/>
@@ -2148,7 +2148,7 @@
                 <w:noProof/>
                 <w:webHidden/>
               </w:rPr>
-              <w:instrText xml:space="preserve"> PAGEREF _Toc231472140 \h </w:instrText>
+              <w:instrText xml:space="preserve"> PAGEREF _Toc231484973 \h </w:instrText>
             </w:r>
             <w:r>
               <w:rPr>
@@ -2191,7 +2191,7 @@
               <w:lang w:eastAsia="es-ES"/>
             </w:rPr>
           </w:pPr>
-          <w:hyperlink w:anchor="_Toc231472141" w:history="1">
+          <w:hyperlink w:anchor="_Toc231484974" w:history="1">
             <w:r>
               <w:rPr>
                 <w:rStyle w:val="Hipervnculo"/>
@@ -2219,7 +2219,7 @@
                 <w:noProof/>
                 <w:webHidden/>
               </w:rPr>
-              <w:instrText xml:space="preserve"> PAGEREF _Toc231472141 \h </w:instrText>
+              <w:instrText xml:space="preserve"> PAGEREF _Toc231484974 \h </w:instrText>
             </w:r>
             <w:r>
               <w:rPr>
@@ -2262,7 +2262,7 @@
               <w:lang w:eastAsia="es-ES"/>
             </w:rPr>
           </w:pPr>
-          <w:hyperlink w:anchor="_Toc231472142" w:history="1">
+          <w:hyperlink w:anchor="_Toc231484975" w:history="1">
             <w:r>
               <w:rPr>
                 <w:rStyle w:val="Hipervnculo"/>
@@ -2289,7 +2289,7 @@
                 <w:noProof/>
                 <w:webHidden/>
               </w:rPr>
-              <w:instrText xml:space="preserve"> PAGEREF _Toc231472142 \h </w:instrText>
+              <w:instrText xml:space="preserve"> PAGEREF _Toc231484975 \h </w:instrText>
             </w:r>
             <w:r>
               <w:rPr>
@@ -2332,7 +2332,7 @@
               <w:lang w:eastAsia="es-ES"/>
             </w:rPr>
           </w:pPr>
-          <w:hyperlink w:anchor="_Toc231472143" w:history="1">
+          <w:hyperlink w:anchor="_Toc231484976" w:history="1">
             <w:r>
               <w:rPr>
                 <w:rStyle w:val="Hipervnculo"/>
@@ -2359,7 +2359,7 @@
                 <w:noProof/>
                 <w:webHidden/>
               </w:rPr>
-              <w:instrText xml:space="preserve"> PAGEREF _Toc231472143 \h </w:instrText>
+              <w:instrText xml:space="preserve"> PAGEREF _Toc231484976 \h </w:instrText>
             </w:r>
             <w:r>
               <w:rPr>
@@ -2402,7 +2402,7 @@
               <w:lang w:eastAsia="es-ES"/>
             </w:rPr>
           </w:pPr>
-          <w:hyperlink w:anchor="_Toc231472144" w:history="1">
+          <w:hyperlink w:anchor="_Toc231484977" w:history="1">
             <w:r>
               <w:rPr>
                 <w:rStyle w:val="Hipervnculo"/>
@@ -2429,7 +2429,7 @@
                 <w:noProof/>
                 <w:webHidden/>
               </w:rPr>
-              <w:instrText xml:space="preserve"> PAGEREF _Toc231472144 \h </w:instrText>
+              <w:instrText xml:space="preserve"> PAGEREF _Toc231484977 \h </w:instrText>
             </w:r>
             <w:r>
               <w:rPr>
@@ -2472,7 +2472,7 @@
               <w:lang w:eastAsia="es-ES"/>
             </w:rPr>
           </w:pPr>
-          <w:hyperlink w:anchor="_Toc231472145" w:history="1">
+          <w:hyperlink w:anchor="_Toc231484978" w:history="1">
             <w:r>
               <w:rPr>
                 <w:rStyle w:val="Hipervnculo"/>
@@ -2499,7 +2499,7 @@
                 <w:noProof/>
                 <w:webHidden/>
               </w:rPr>
-              <w:instrText xml:space="preserve"> PAGEREF _Toc231472145 \h </w:instrText>
+              <w:instrText xml:space="preserve"> PAGEREF _Toc231484978 \h </w:instrText>
             </w:r>
             <w:r>
               <w:rPr>
@@ -2542,7 +2542,7 @@
               <w:lang w:eastAsia="es-ES"/>
             </w:rPr>
           </w:pPr>
-          <w:hyperlink w:anchor="_Toc231472146" w:history="1">
+          <w:hyperlink w:anchor="_Toc231484979" w:history="1">
             <w:r>
               <w:rPr>
                 <w:rStyle w:val="Hipervnculo"/>
@@ -2569,7 +2569,7 @@
                 <w:noProof/>
                 <w:webHidden/>
               </w:rPr>
-              <w:instrText xml:space="preserve"> PAGEREF _Toc231472146 \h </w:instrText>
+              <w:instrText xml:space="preserve"> PAGEREF _Toc231484979 \h </w:instrText>
             </w:r>
             <w:r>
               <w:rPr>
@@ -2612,7 +2612,7 @@
               <w:lang w:eastAsia="es-ES"/>
             </w:rPr>
           </w:pPr>
-          <w:hyperlink w:anchor="_Toc231472147" w:history="1">
+          <w:hyperlink w:anchor="_Toc231484980" w:history="1">
             <w:r>
               <w:rPr>
                 <w:rStyle w:val="Hipervnculo"/>
@@ -2639,7 +2639,7 @@
                 <w:noProof/>
                 <w:webHidden/>
               </w:rPr>
-              <w:instrText xml:space="preserve"> PAGEREF _Toc231472147 \h </w:instrText>
+              <w:instrText xml:space="preserve"> PAGEREF _Toc231484980 \h </w:instrText>
             </w:r>
             <w:r>
               <w:rPr>
@@ -2682,7 +2682,7 @@
               <w:lang w:eastAsia="es-ES"/>
             </w:rPr>
           </w:pPr>
-          <w:hyperlink w:anchor="_Toc231472148" w:history="1">
+          <w:hyperlink w:anchor="_Toc231484981" w:history="1">
             <w:r>
               <w:rPr>
                 <w:rStyle w:val="Hipervnculo"/>
@@ -2709,7 +2709,7 @@
                 <w:noProof/>
                 <w:webHidden/>
               </w:rPr>
-              <w:instrText xml:space="preserve"> PAGEREF _Toc231472148 \h </w:instrText>
+              <w:instrText xml:space="preserve"> PAGEREF _Toc231484981 \h </w:instrText>
             </w:r>
             <w:r>
               <w:rPr>
@@ -2752,7 +2752,7 @@
               <w:lang w:eastAsia="es-ES"/>
             </w:rPr>
           </w:pPr>
-          <w:hyperlink w:anchor="_Toc231472149" w:history="1">
+          <w:hyperlink w:anchor="_Toc231484982" w:history="1">
             <w:r>
               <w:rPr>
                 <w:rStyle w:val="Hipervnculo"/>
@@ -2779,7 +2779,7 @@
                 <w:noProof/>
                 <w:webHidden/>
               </w:rPr>
-              <w:instrText xml:space="preserve"> PAGEREF _Toc231472149 \h </w:instrText>
+              <w:instrText xml:space="preserve"> PAGEREF _Toc231484982 \h </w:instrText>
             </w:r>
             <w:r>
               <w:rPr>
@@ -2822,7 +2822,7 @@
               <w:lang w:eastAsia="es-ES"/>
             </w:rPr>
           </w:pPr>
-          <w:hyperlink w:anchor="_Toc231472150" w:history="1">
+          <w:hyperlink w:anchor="_Toc231484983" w:history="1">
             <w:r>
               <w:rPr>
                 <w:rStyle w:val="Hipervnculo"/>
@@ -2849,7 +2849,7 @@
                 <w:noProof/>
                 <w:webHidden/>
               </w:rPr>
-              <w:instrText xml:space="preserve"> PAGEREF _Toc231472150 \h </w:instrText>
+              <w:instrText xml:space="preserve"> PAGEREF _Toc231484983 \h </w:instrText>
             </w:r>
             <w:r>
               <w:rPr>
@@ -2892,7 +2892,7 @@
               <w:lang w:eastAsia="es-ES"/>
             </w:rPr>
           </w:pPr>
-          <w:hyperlink w:anchor="_Toc231472151" w:history="1">
+          <w:hyperlink w:anchor="_Toc231484984" w:history="1">
             <w:r>
               <w:rPr>
                 <w:rStyle w:val="Hipervnculo"/>
@@ -2919,7 +2919,7 @@
                 <w:noProof/>
                 <w:webHidden/>
               </w:rPr>
-              <w:instrText xml:space="preserve"> PAGEREF _Toc231472151 \h </w:instrText>
+              <w:instrText xml:space="preserve"> PAGEREF _Toc231484984 \h </w:instrText>
             </w:r>
             <w:r>
               <w:rPr>
@@ -2962,7 +2962,7 @@
               <w:lang w:eastAsia="es-ES"/>
             </w:rPr>
           </w:pPr>
-          <w:hyperlink w:anchor="_Toc231472152" w:history="1">
+          <w:hyperlink w:anchor="_Toc231484985" w:history="1">
             <w:r>
               <w:rPr>
                 <w:rStyle w:val="Hipervnculo"/>
@@ -2989,7 +2989,7 @@
                 <w:noProof/>
                 <w:webHidden/>
               </w:rPr>
-              <w:instrText xml:space="preserve"> PAGEREF _Toc231472152 \h </w:instrText>
+              <w:instrText xml:space="preserve"> PAGEREF _Toc231484985 \h </w:instrText>
             </w:r>
             <w:r>
               <w:rPr>
@@ -3032,7 +3032,7 @@
               <w:lang w:eastAsia="es-ES"/>
             </w:rPr>
           </w:pPr>
-          <w:hyperlink w:anchor="_Toc231472153" w:history="1">
+          <w:hyperlink w:anchor="_Toc231484986" w:history="1">
             <w:r>
               <w:rPr>
                 <w:rStyle w:val="Hipervnculo"/>
@@ -3059,7 +3059,7 @@
                 <w:noProof/>
                 <w:webHidden/>
               </w:rPr>
-              <w:instrText xml:space="preserve"> PAGEREF _Toc231472153 \h </w:instrText>
+              <w:instrText xml:space="preserve"> PAGEREF _Toc231484986 \h </w:instrText>
             </w:r>
             <w:r>
               <w:rPr>
@@ -3102,7 +3102,7 @@
               <w:lang w:eastAsia="es-ES"/>
             </w:rPr>
           </w:pPr>
-          <w:hyperlink w:anchor="_Toc231472154" w:history="1">
+          <w:hyperlink w:anchor="_Toc231484987" w:history="1">
             <w:r>
               <w:rPr>
                 <w:rStyle w:val="Hipervnculo"/>
@@ -3129,7 +3129,7 @@
                 <w:noProof/>
                 <w:webHidden/>
               </w:rPr>
-              <w:instrText xml:space="preserve"> PAGEREF _Toc231472154 \h </w:instrText>
+              <w:instrText xml:space="preserve"> PAGEREF _Toc231484987 \h </w:instrText>
             </w:r>
             <w:r>
               <w:rPr>
@@ -3172,7 +3172,7 @@
               <w:lang w:eastAsia="es-ES"/>
             </w:rPr>
           </w:pPr>
-          <w:hyperlink w:anchor="_Toc231472155" w:history="1">
+          <w:hyperlink w:anchor="_Toc231484988" w:history="1">
             <w:r>
               <w:rPr>
                 <w:rStyle w:val="Hipervnculo"/>
@@ -3199,7 +3199,7 @@
                 <w:noProof/>
                 <w:webHidden/>
               </w:rPr>
-              <w:instrText xml:space="preserve"> PAGEREF _Toc231472155 \h </w:instrText>
+              <w:instrText xml:space="preserve"> PAGEREF _Toc231484988 \h </w:instrText>
             </w:r>
             <w:r>
               <w:rPr>
@@ -3242,7 +3242,7 @@
               <w:lang w:eastAsia="es-ES"/>
             </w:rPr>
           </w:pPr>
-          <w:hyperlink w:anchor="_Toc231472156" w:history="1">
+          <w:hyperlink w:anchor="_Toc231484989" w:history="1">
             <w:r>
               <w:rPr>
                 <w:rStyle w:val="Hipervnculo"/>
@@ -3269,7 +3269,7 @@
                 <w:noProof/>
                 <w:webHidden/>
               </w:rPr>
-              <w:instrText xml:space="preserve"> PAGEREF _Toc231472156 \h </w:instrText>
+              <w:instrText xml:space="preserve"> PAGEREF _Toc231484989 \h </w:instrText>
             </w:r>
             <w:r>
               <w:rPr>
@@ -3312,7 +3312,7 @@
               <w:lang w:eastAsia="es-ES"/>
             </w:rPr>
           </w:pPr>
-          <w:hyperlink w:anchor="_Toc231472157" w:history="1">
+          <w:hyperlink w:anchor="_Toc231484990" w:history="1">
             <w:r>
               <w:rPr>
                 <w:rStyle w:val="Hipervnculo"/>
@@ -3339,7 +3339,7 @@
                 <w:noProof/>
                 <w:webHidden/>
               </w:rPr>
-              <w:instrText xml:space="preserve"> PAGEREF _Toc231472157 \h </w:instrText>
+              <w:instrText xml:space="preserve"> PAGEREF _Toc231484990 \h </w:instrText>
             </w:r>
             <w:r>
               <w:rPr>
@@ -3382,7 +3382,7 @@
               <w:lang w:eastAsia="es-ES"/>
             </w:rPr>
           </w:pPr>
-          <w:hyperlink w:anchor="_Toc231472158" w:history="1">
+          <w:hyperlink w:anchor="_Toc231484991" w:history="1">
             <w:r>
               <w:rPr>
                 <w:rStyle w:val="Hipervnculo"/>
@@ -3409,7 +3409,7 @@
                 <w:noProof/>
                 <w:webHidden/>
               </w:rPr>
-              <w:instrText xml:space="preserve"> PAGEREF _Toc231472158 \h </w:instrText>
+              <w:instrText xml:space="preserve"> PAGEREF _Toc231484991 \h </w:instrText>
             </w:r>
             <w:r>
               <w:rPr>
@@ -3452,7 +3452,7 @@
               <w:lang w:eastAsia="es-ES"/>
             </w:rPr>
           </w:pPr>
-          <w:hyperlink w:anchor="_Toc231472159" w:history="1">
+          <w:hyperlink w:anchor="_Toc231484992" w:history="1">
             <w:r>
               <w:rPr>
                 <w:rStyle w:val="Hipervnculo"/>
@@ -3479,7 +3479,7 @@
                 <w:noProof/>
                 <w:webHidden/>
               </w:rPr>
-              <w:instrText xml:space="preserve"> PAGEREF _Toc231472159 \h </w:instrText>
+              <w:instrText xml:space="preserve"> PAGEREF _Toc231484992 \h </w:instrText>
             </w:r>
             <w:r>
               <w:rPr>
@@ -3522,7 +3522,7 @@
               <w:lang w:eastAsia="es-ES"/>
             </w:rPr>
           </w:pPr>
-          <w:hyperlink w:anchor="_Toc231472160" w:history="1">
+          <w:hyperlink w:anchor="_Toc231484993" w:history="1">
             <w:r>
               <w:rPr>
                 <w:rStyle w:val="Hipervnculo"/>
@@ -3549,7 +3549,7 @@
                 <w:noProof/>
                 <w:webHidden/>
               </w:rPr>
-              <w:instrText xml:space="preserve"> PAGEREF _Toc231472160 \h </w:instrText>
+              <w:instrText xml:space="preserve"> PAGEREF _Toc231484993 \h </w:instrText>
             </w:r>
             <w:r>
               <w:rPr>
@@ -3591,7 +3591,7 @@
               <w:noProof/>
             </w:rPr>
           </w:pPr>
-          <w:hyperlink w:anchor="_Toc231472161" w:history="1">
+          <w:hyperlink w:anchor="_Toc231484994" w:history="1">
             <w:r>
               <w:rPr>
                 <w:rStyle w:val="Hipervnculo"/>
@@ -3618,7 +3618,7 @@
                 <w:noProof/>
                 <w:webHidden/>
               </w:rPr>
-              <w:instrText xml:space="preserve"> PAGEREF _Toc231472161 \h </w:instrText>
+              <w:instrText xml:space="preserve"> PAGEREF _Toc231484994 \h </w:instrText>
             </w:r>
             <w:r>
               <w:rPr>
@@ -3660,7 +3660,7 @@
               <w:noProof/>
             </w:rPr>
           </w:pPr>
-          <w:hyperlink w:anchor="_Toc231472162" w:history="1">
+          <w:hyperlink w:anchor="_Toc231484995" w:history="1">
             <w:r>
               <w:rPr>
                 <w:rStyle w:val="Hipervnculo"/>
@@ -3687,7 +3687,7 @@
                 <w:noProof/>
                 <w:webHidden/>
               </w:rPr>
-              <w:instrText xml:space="preserve"> PAGEREF _Toc231472162 \h </w:instrText>
+              <w:instrText xml:space="preserve"> PAGEREF _Toc231484995 \h </w:instrText>
             </w:r>
             <w:r>
               <w:rPr>
@@ -3729,7 +3729,7 @@
               <w:noProof/>
             </w:rPr>
           </w:pPr>
-          <w:hyperlink w:anchor="_Toc231472163" w:history="1">
+          <w:hyperlink w:anchor="_Toc231484996" w:history="1">
             <w:r>
               <w:rPr>
                 <w:rStyle w:val="Hipervnculo"/>
@@ -3756,7 +3756,7 @@
                 <w:noProof/>
                 <w:webHidden/>
               </w:rPr>
-              <w:instrText xml:space="preserve"> PAGEREF _Toc231472163 \h </w:instrText>
+              <w:instrText xml:space="preserve"> PAGEREF _Toc231484996 \h </w:instrText>
             </w:r>
             <w:r>
               <w:rPr>
@@ -3799,7 +3799,7 @@
               <w:lang w:eastAsia="es-ES"/>
             </w:rPr>
           </w:pPr>
-          <w:hyperlink w:anchor="_Toc231472164" w:history="1">
+          <w:hyperlink w:anchor="_Toc231484997" w:history="1">
             <w:r>
               <w:rPr>
                 <w:rStyle w:val="Hipervnculo"/>
@@ -3826,7 +3826,7 @@
                 <w:noProof/>
                 <w:webHidden/>
               </w:rPr>
-              <w:instrText xml:space="preserve"> PAGEREF _Toc231472164 \h </w:instrText>
+              <w:instrText xml:space="preserve"> PAGEREF _Toc231484997 \h </w:instrText>
             </w:r>
             <w:r>
               <w:rPr>
@@ -3868,7 +3868,7 @@
               <w:noProof/>
             </w:rPr>
           </w:pPr>
-          <w:hyperlink w:anchor="_Toc231472165" w:history="1">
+          <w:hyperlink w:anchor="_Toc231484998" w:history="1">
             <w:r>
               <w:rPr>
                 <w:rStyle w:val="Hipervnculo"/>
@@ -3895,7 +3895,7 @@
                 <w:noProof/>
                 <w:webHidden/>
               </w:rPr>
-              <w:instrText xml:space="preserve"> PAGEREF _Toc231472165 \h </w:instrText>
+              <w:instrText xml:space="preserve"> PAGEREF _Toc231484998 \h </w:instrText>
             </w:r>
             <w:r>
               <w:rPr>
@@ -3937,7 +3937,7 @@
               <w:noProof/>
             </w:rPr>
           </w:pPr>
-          <w:hyperlink w:anchor="_Toc231472166" w:history="1">
+          <w:hyperlink w:anchor="_Toc231484999" w:history="1">
             <w:r>
               <w:rPr>
                 <w:rStyle w:val="Hipervnculo"/>
@@ -3964,7 +3964,7 @@
                 <w:noProof/>
                 <w:webHidden/>
               </w:rPr>
-              <w:instrText xml:space="preserve"> PAGEREF _Toc231472166 \h </w:instrText>
+              <w:instrText xml:space="preserve"> PAGEREF _Toc231484999 \h </w:instrText>
             </w:r>
             <w:r>
               <w:rPr>
@@ -4007,7 +4007,7 @@
               <w:lang w:eastAsia="es-ES"/>
             </w:rPr>
           </w:pPr>
-          <w:hyperlink w:anchor="_Toc231472167" w:history="1">
+          <w:hyperlink w:anchor="_Toc231485000" w:history="1">
             <w:r>
               <w:rPr>
                 <w:rStyle w:val="Hipervnculo"/>
@@ -4034,7 +4034,7 @@
                 <w:noProof/>
                 <w:webHidden/>
               </w:rPr>
-              <w:instrText xml:space="preserve"> PAGEREF _Toc231472167 \h </w:instrText>
+              <w:instrText xml:space="preserve"> PAGEREF _Toc231485000 \h </w:instrText>
             </w:r>
             <w:r>
               <w:rPr>
@@ -4077,7 +4077,7 @@
               <w:lang w:eastAsia="es-ES"/>
             </w:rPr>
           </w:pPr>
-          <w:hyperlink w:anchor="_Toc231472168" w:history="1">
+          <w:hyperlink w:anchor="_Toc231485001" w:history="1">
             <w:r>
               <w:rPr>
                 <w:rStyle w:val="Hipervnculo"/>
@@ -4104,7 +4104,7 @@
                 <w:noProof/>
                 <w:webHidden/>
               </w:rPr>
-              <w:instrText xml:space="preserve"> PAGEREF _Toc231472168 \h </w:instrText>
+              <w:instrText xml:space="preserve"> PAGEREF _Toc231485001 \h </w:instrText>
             </w:r>
             <w:r>
               <w:rPr>
@@ -4147,7 +4147,7 @@
               <w:lang w:eastAsia="es-ES"/>
             </w:rPr>
           </w:pPr>
-          <w:hyperlink w:anchor="_Toc231472169" w:history="1">
+          <w:hyperlink w:anchor="_Toc231485002" w:history="1">
             <w:r>
               <w:rPr>
                 <w:rStyle w:val="Hipervnculo"/>
@@ -4174,7 +4174,7 @@
                 <w:noProof/>
                 <w:webHidden/>
               </w:rPr>
-              <w:instrText xml:space="preserve"> PAGEREF _Toc231472169 \h </w:instrText>
+              <w:instrText xml:space="preserve"> PAGEREF _Toc231485002 \h </w:instrText>
             </w:r>
             <w:r>
               <w:rPr>
@@ -4217,7 +4217,7 @@
               <w:lang w:eastAsia="es-ES"/>
             </w:rPr>
           </w:pPr>
-          <w:hyperlink w:anchor="_Toc231472170" w:history="1">
+          <w:hyperlink w:anchor="_Toc231485003" w:history="1">
             <w:r>
               <w:rPr>
                 <w:rStyle w:val="Hipervnculo"/>
@@ -4244,7 +4244,7 @@
                 <w:noProof/>
                 <w:webHidden/>
               </w:rPr>
-              <w:instrText xml:space="preserve"> PAGEREF _Toc231472170 \h </w:instrText>
+              <w:instrText xml:space="preserve"> PAGEREF _Toc231485003 \h </w:instrText>
             </w:r>
             <w:r>
               <w:rPr>
@@ -4287,7 +4287,7 @@
               <w:lang w:eastAsia="es-ES"/>
             </w:rPr>
           </w:pPr>
-          <w:hyperlink w:anchor="_Toc231472171" w:history="1">
+          <w:hyperlink w:anchor="_Toc231485004" w:history="1">
             <w:r>
               <w:rPr>
                 <w:rStyle w:val="Hipervnculo"/>
@@ -4314,7 +4314,7 @@
                 <w:noProof/>
                 <w:webHidden/>
               </w:rPr>
-              <w:instrText xml:space="preserve"> PAGEREF _Toc231472171 \h </w:instrText>
+              <w:instrText xml:space="preserve"> PAGEREF _Toc231485004 \h </w:instrText>
             </w:r>
             <w:r>
               <w:rPr>
@@ -4357,7 +4357,7 @@
               <w:lang w:eastAsia="es-ES"/>
             </w:rPr>
           </w:pPr>
-          <w:hyperlink w:anchor="_Toc231472172" w:history="1">
+          <w:hyperlink w:anchor="_Toc231485005" w:history="1">
             <w:r>
               <w:rPr>
                 <w:rStyle w:val="Hipervnculo"/>
@@ -4384,7 +4384,7 @@
                 <w:noProof/>
                 <w:webHidden/>
               </w:rPr>
-              <w:instrText xml:space="preserve"> PAGEREF _Toc231472172 \h </w:instrText>
+              <w:instrText xml:space="preserve"> PAGEREF _Toc231485005 \h </w:instrText>
             </w:r>
             <w:r>
               <w:rPr>
@@ -4427,7 +4427,7 @@
               <w:lang w:eastAsia="es-ES"/>
             </w:rPr>
           </w:pPr>
-          <w:hyperlink w:anchor="_Toc231472173" w:history="1">
+          <w:hyperlink w:anchor="_Toc231485006" w:history="1">
             <w:r>
               <w:rPr>
                 <w:rStyle w:val="Hipervnculo"/>
@@ -4454,7 +4454,7 @@
                 <w:noProof/>
                 <w:webHidden/>
               </w:rPr>
-              <w:instrText xml:space="preserve"> PAGEREF _Toc231472173 \h </w:instrText>
+              <w:instrText xml:space="preserve"> PAGEREF _Toc231485006 \h </w:instrText>
             </w:r>
             <w:r>
               <w:rPr>
@@ -4497,13 +4497,13 @@
               <w:lang w:eastAsia="es-ES"/>
             </w:rPr>
           </w:pPr>
-          <w:hyperlink w:anchor="_Toc231472174" w:history="1">
+          <w:hyperlink w:anchor="_Toc231485007" w:history="1">
             <w:r>
               <w:rPr>
                 <w:rStyle w:val="Hipervnculo"/>
                 <w:noProof/>
               </w:rPr>
-              <w:t>16. Usuarios de prueba</w:t>
+              <w:t>16. Problemas y retos surgidos durante el desarrollo</w:t>
             </w:r>
             <w:r>
               <w:rPr>
@@ -4524,7 +4524,7 @@
                 <w:noProof/>
                 <w:webHidden/>
               </w:rPr>
-              <w:instrText xml:space="preserve"> PAGEREF _Toc231472174 \h </w:instrText>
+              <w:instrText xml:space="preserve"> PAGEREF _Toc231485007 \h </w:instrText>
             </w:r>
             <w:r>
               <w:rPr>
@@ -4567,12 +4567,82 @@
               <w:lang w:eastAsia="es-ES"/>
             </w:rPr>
           </w:pPr>
-          <w:hyperlink w:anchor="_Toc231472175" w:history="1">
+          <w:hyperlink w:anchor="_Toc231485008" w:history="1">
             <w:r>
               <w:rPr>
                 <w:rStyle w:val="Hipervnculo"/>
                 <w:noProof/>
               </w:rPr>
+              <w:t>16. Usuarios de prueba</w:t>
+            </w:r>
+            <w:r>
+              <w:rPr>
+                <w:noProof/>
+                <w:webHidden/>
+              </w:rPr>
+              <w:tab/>
+            </w:r>
+            <w:r>
+              <w:rPr>
+                <w:noProof/>
+                <w:webHidden/>
+              </w:rPr>
+              <w:fldChar w:fldCharType="begin"/>
+            </w:r>
+            <w:r>
+              <w:rPr>
+                <w:noProof/>
+                <w:webHidden/>
+              </w:rPr>
+              <w:instrText xml:space="preserve"> PAGEREF _Toc231485008 \h </w:instrText>
+            </w:r>
+            <w:r>
+              <w:rPr>
+                <w:noProof/>
+                <w:webHidden/>
+              </w:rPr>
+            </w:r>
+            <w:r>
+              <w:rPr>
+                <w:noProof/>
+                <w:webHidden/>
+              </w:rPr>
+              <w:fldChar w:fldCharType="separate"/>
+            </w:r>
+            <w:r>
+              <w:rPr>
+                <w:noProof/>
+                <w:webHidden/>
+              </w:rPr>
+              <w:t>37</w:t>
+            </w:r>
+            <w:r>
+              <w:rPr>
+                <w:noProof/>
+                <w:webHidden/>
+              </w:rPr>
+              <w:fldChar w:fldCharType="end"/>
+            </w:r>
+          </w:hyperlink>
+        </w:p>
+        <w:p>
+          <w:pPr>
+            <w:pStyle w:val="TDC1"/>
+            <w:tabs>
+              <w:tab w:val="right" w:leader="dot" w:pos="8494"/>
+            </w:tabs>
+            <w:rPr>
+              <w:rFonts w:asciiTheme="minorHAnsi" w:eastAsiaTheme="minorEastAsia" w:hAnsiTheme="minorHAnsi"/>
+              <w:noProof/>
+              <w:lang w:eastAsia="es-ES"/>
+            </w:rPr>
+          </w:pPr>
+          <w:hyperlink w:anchor="_Toc231485009" w:history="1">
+            <w:r>
+              <w:rPr>
+                <w:rStyle w:val="Hipervnculo"/>
+                <w:noProof/>
+              </w:rPr>
               <w:t>17. Reflexión final</w:t>
             </w:r>
             <w:r>
@@ -4594,7 +4664,7 @@
                 <w:noProof/>
                 <w:webHidden/>
               </w:rPr>
-              <w:instrText xml:space="preserve"> PAGEREF _Toc231472175 \h </w:instrText>
+              <w:instrText xml:space="preserve"> PAGEREF _Toc231485009 \h </w:instrText>
             </w:r>
             <w:r>
               <w:rPr>
@@ -4614,7 +4684,7 @@
                 <w:noProof/>
                 <w:webHidden/>
               </w:rPr>
-              <w:t>36</w:t>
+              <w:t>37</w:t>
             </w:r>
             <w:r>
               <w:rPr>
@@ -4645,7 +4715,7 @@
       <w:pPr>
         <w:pStyle w:val="Ttulo1"/>
       </w:pPr>
-      <w:bookmarkStart w:id="0" w:name="_Toc231472127"/>
+      <w:bookmarkStart w:id="0" w:name="_Toc231484960"/>
       <w:r>
         <w:lastRenderedPageBreak/>
         <w:t>1. Introducción</w:t>
@@ -4797,28 +4867,7 @@
             <w:rStyle w:val="Hipervnculo"/>
             <w:lang w:eastAsia="es-ES"/>
           </w:rPr>
-          <w:t>enl</w:t>
-        </w:r>
-        <w:r>
-          <w:rPr>
-            <w:rStyle w:val="Hipervnculo"/>
-            <w:lang w:eastAsia="es-ES"/>
-          </w:rPr>
-          <w:t>a</w:t>
-        </w:r>
-        <w:r>
-          <w:rPr>
-            <w:rStyle w:val="Hipervnculo"/>
-            <w:lang w:eastAsia="es-ES"/>
-          </w:rPr>
-          <w:t>c</w:t>
-        </w:r>
-        <w:r>
-          <w:rPr>
-            <w:rStyle w:val="Hipervnculo"/>
-            <w:lang w:eastAsia="es-ES"/>
-          </w:rPr>
-          <w:t>e</w:t>
+          <w:t>enlace</w:t>
         </w:r>
       </w:hyperlink>
       <w:r>
@@ -4839,7 +4888,7 @@
       <w:pPr>
         <w:pStyle w:val="Ttulo1"/>
       </w:pPr>
-      <w:bookmarkStart w:id="1" w:name="_Toc231472128"/>
+      <w:bookmarkStart w:id="1" w:name="_Toc231484961"/>
       <w:r>
         <w:t>2. Descripción del proyecto</w:t>
       </w:r>
@@ -4890,7 +4939,7 @@
       <w:pPr>
         <w:pStyle w:val="Ttulo2"/>
       </w:pPr>
-      <w:bookmarkStart w:id="2" w:name="_Toc231472129"/>
+      <w:bookmarkStart w:id="2" w:name="_Toc231484962"/>
       <w:r>
         <w:lastRenderedPageBreak/>
         <w:t>2.1 Usuarios del sistema</w:t>
@@ -4985,7 +5034,7 @@
       <w:pPr>
         <w:pStyle w:val="Ttulo2"/>
       </w:pPr>
-      <w:bookmarkStart w:id="3" w:name="_Toc231472130"/>
+      <w:bookmarkStart w:id="3" w:name="_Toc231484963"/>
       <w:r>
         <w:t>2.2 Funcionalidades para usuarios</w:t>
       </w:r>
@@ -5067,7 +5116,7 @@
       <w:pPr>
         <w:pStyle w:val="Ttulo2"/>
       </w:pPr>
-      <w:bookmarkStart w:id="4" w:name="_Toc231472131"/>
+      <w:bookmarkStart w:id="4" w:name="_Toc231484964"/>
       <w:r>
         <w:lastRenderedPageBreak/>
         <w:t>2.3 Funcionalidades para administradores</w:t>
@@ -5124,7 +5173,7 @@
       <w:pPr>
         <w:pStyle w:val="Ttulo1"/>
       </w:pPr>
-      <w:bookmarkStart w:id="5" w:name="_Toc231472132"/>
+      <w:bookmarkStart w:id="5" w:name="_Toc231484965"/>
       <w:r>
         <w:t>3. Objetivos del proyecto</w:t>
       </w:r>
@@ -5231,7 +5280,7 @@
       <w:pPr>
         <w:pStyle w:val="Ttulo1"/>
       </w:pPr>
-      <w:bookmarkStart w:id="6" w:name="_Toc231472133"/>
+      <w:bookmarkStart w:id="6" w:name="_Toc231484966"/>
       <w:r>
         <w:t>4. Tecnologías utilizadas</w:t>
       </w:r>
@@ -5498,7 +5547,7 @@
       <w:pPr>
         <w:pStyle w:val="Ttulo1"/>
       </w:pPr>
-      <w:bookmarkStart w:id="7" w:name="_Toc231472134"/>
+      <w:bookmarkStart w:id="7" w:name="_Toc231484967"/>
       <w:r>
         <w:t>5. Organización del equipo</w:t>
       </w:r>
@@ -5531,7 +5580,7 @@
       <w:pPr>
         <w:pStyle w:val="Ttulo1"/>
       </w:pPr>
-      <w:bookmarkStart w:id="8" w:name="_Toc231472135"/>
+      <w:bookmarkStart w:id="8" w:name="_Toc231484968"/>
       <w:r>
         <w:t>6. Planificación inicial</w:t>
       </w:r>
@@ -5694,7 +5743,7 @@
       <w:pPr>
         <w:pStyle w:val="Ttulo1"/>
       </w:pPr>
-      <w:bookmarkStart w:id="9" w:name="_Toc231472136"/>
+      <w:bookmarkStart w:id="9" w:name="_Toc231484969"/>
       <w:r>
         <w:t>7. Arquitectura del sistema</w:t>
       </w:r>
@@ -5749,7 +5798,7 @@
       <w:pPr>
         <w:pStyle w:val="Ttulo1"/>
       </w:pPr>
-      <w:bookmarkStart w:id="10" w:name="_Toc231472137"/>
+      <w:bookmarkStart w:id="10" w:name="_Toc231484970"/>
       <w:r>
         <w:t>8. Estado final y viabilidad</w:t>
       </w:r>
@@ -5808,7 +5857,7 @@
       <w:pPr>
         <w:pStyle w:val="Ttulo1"/>
       </w:pPr>
-      <w:bookmarkStart w:id="11" w:name="_Toc231472138"/>
+      <w:bookmarkStart w:id="11" w:name="_Toc231484971"/>
       <w:r>
         <w:t>9</w:t>
       </w:r>
@@ -5994,7 +6043,7 @@
       <w:pPr>
         <w:pStyle w:val="Ttulo2"/>
       </w:pPr>
-      <w:bookmarkStart w:id="12" w:name="_Toc231472139"/>
+      <w:bookmarkStart w:id="12" w:name="_Toc231484972"/>
       <w:r>
         <w:lastRenderedPageBreak/>
         <w:t>8.1 Integridad y Persistencia</w:t>
@@ -6030,7 +6079,7 @@
       <w:pPr>
         <w:pStyle w:val="Ttulo2"/>
       </w:pPr>
-      <w:bookmarkStart w:id="13" w:name="_Toc231472140"/>
+      <w:bookmarkStart w:id="13" w:name="_Toc231484973"/>
       <w:r>
         <w:t>8.2 Relaciones y esquema E/R</w:t>
       </w:r>
@@ -6259,7 +6308,7 @@
           <w:lang w:eastAsia="es-ES"/>
         </w:rPr>
       </w:pPr>
-      <w:bookmarkStart w:id="14" w:name="_Toc231472141"/>
+      <w:bookmarkStart w:id="14" w:name="_Toc231484974"/>
       <w:r>
         <w:rPr>
           <w:lang w:eastAsia="es-ES"/>
@@ -6308,7 +6357,7 @@
       <w:pPr>
         <w:pStyle w:val="Ttulo2"/>
       </w:pPr>
-      <w:bookmarkStart w:id="15" w:name="_Toc231472142"/>
+      <w:bookmarkStart w:id="15" w:name="_Toc231484975"/>
       <w:r>
         <w:lastRenderedPageBreak/>
         <w:t>10.1. Algoritmo de Organización y Normalización</w:t>
@@ -6365,7 +6414,15 @@
         <w:t xml:space="preserve">) </w:t>
       </w:r>
       <w:r>
-        <w:t>para sanear los nombres. Esta técnica es fundamental para eliminar caracteres que el sistema de archivos podría interpretar como comandos o rutas (como ../ o símbolos de sistema), garantizando la portabilidad entre servidores Linux y Windows.</w:t>
+        <w:t>para sanear los nombres. Esta técnica es fundamental para eliminar caracteres que el sistema de archivos podría interpretar como comandos o rutas (como</w:t>
+      </w:r>
+      <w:proofErr w:type="gramStart"/>
+      <w:r>
+        <w:t xml:space="preserve"> ..</w:t>
+      </w:r>
+      <w:proofErr w:type="gramEnd"/>
+      <w:r>
+        <w:t>/ o símbolos de sistema), garantizando la portabilidad entre servidores Linux y Windows.</w:t>
       </w:r>
     </w:p>
     <w:p>
@@ -6458,7 +6515,7 @@
       <w:pPr>
         <w:pStyle w:val="Ttulo2"/>
       </w:pPr>
-      <w:bookmarkStart w:id="16" w:name="_Toc231472143"/>
+      <w:bookmarkStart w:id="16" w:name="_Toc231484976"/>
       <w:r>
         <w:t>10.2. Estructura de Directorios Dinámica</w:t>
       </w:r>
@@ -6598,7 +6655,7 @@
       <w:pPr>
         <w:pStyle w:val="Ttulo2"/>
       </w:pPr>
-      <w:bookmarkStart w:id="17" w:name="_Toc231472144"/>
+      <w:bookmarkStart w:id="17" w:name="_Toc231484977"/>
       <w:r>
         <w:t>10.3. Gestión de la Integridad</w:t>
       </w:r>
@@ -6680,7 +6737,15 @@
       </w:r>
       <w:proofErr w:type="spellEnd"/>
       <w:r>
-        <w:t>(), ignorando los punteros de navegación de sistema (. y ..).</w:t>
+        <w:t>(), ignorando los punteros de navegación de sistema (. y</w:t>
+      </w:r>
+      <w:proofErr w:type="gramStart"/>
+      <w:r>
+        <w:t xml:space="preserve"> ..</w:t>
+      </w:r>
+      <w:proofErr w:type="gramEnd"/>
+      <w:r>
+        <w:t>).</w:t>
       </w:r>
     </w:p>
     <w:p>
@@ -6734,7 +6799,7 @@
       <w:pPr>
         <w:pStyle w:val="Ttulo2"/>
       </w:pPr>
-      <w:bookmarkStart w:id="18" w:name="_Toc231472145"/>
+      <w:bookmarkStart w:id="18" w:name="_Toc231484978"/>
       <w:r>
         <w:t>10.4. Explicación Técnica de Funcionamiento</w:t>
       </w:r>
@@ -6918,7 +6983,7 @@
       <w:pPr>
         <w:pStyle w:val="Ttulo2"/>
       </w:pPr>
-      <w:bookmarkStart w:id="19" w:name="_Toc231472146"/>
+      <w:bookmarkStart w:id="19" w:name="_Toc231484979"/>
       <w:r>
         <w:t>10.5. Ejemplo del Flujo de Nombres</w:t>
       </w:r>
@@ -7506,7 +7571,7 @@
       <w:pPr>
         <w:pStyle w:val="Ttulo1"/>
       </w:pPr>
-      <w:bookmarkStart w:id="20" w:name="_Toc231472147"/>
+      <w:bookmarkStart w:id="20" w:name="_Toc231484980"/>
       <w:r>
         <w:t>11. Motor de Ejecución y Gestión de Sesión</w:t>
       </w:r>
@@ -7531,7 +7596,7 @@
       <w:pPr>
         <w:pStyle w:val="Ttulo2"/>
       </w:pPr>
-      <w:bookmarkStart w:id="21" w:name="_Toc231472148"/>
+      <w:bookmarkStart w:id="21" w:name="_Toc231484981"/>
       <w:r>
         <w:t>11.1. Gestión Dinámica de Colas Privadas</w:t>
       </w:r>
@@ -7682,7 +7747,7 @@
       <w:pPr>
         <w:pStyle w:val="Ttulo2"/>
       </w:pPr>
-      <w:bookmarkStart w:id="22" w:name="_Toc231472149"/>
+      <w:bookmarkStart w:id="22" w:name="_Toc231484982"/>
       <w:r>
         <w:t>11.2. Arquitectura del Reproductor Dual</w:t>
       </w:r>
@@ -7793,7 +7858,7 @@
       <w:pPr>
         <w:pStyle w:val="Ttulo2"/>
       </w:pPr>
-      <w:bookmarkStart w:id="23" w:name="_Toc231472150"/>
+      <w:bookmarkStart w:id="23" w:name="_Toc231484983"/>
       <w:r>
         <w:t>11.3. Motor de Sincronización Avanzada</w:t>
       </w:r>
@@ -7945,7 +8010,7 @@
       <w:pPr>
         <w:pStyle w:val="Ttulo2"/>
       </w:pPr>
-      <w:bookmarkStart w:id="24" w:name="_Toc231472151"/>
+      <w:bookmarkStart w:id="24" w:name="_Toc231484984"/>
       <w:r>
         <w:t>11.4. Interfaz de Escenario</w:t>
       </w:r>
@@ -7985,7 +8050,7 @@
       <w:pPr>
         <w:pStyle w:val="Ttulo1"/>
       </w:pPr>
-      <w:bookmarkStart w:id="25" w:name="_Toc231472152"/>
+      <w:bookmarkStart w:id="25" w:name="_Toc231484985"/>
       <w:r>
         <w:t>12</w:t>
       </w:r>
@@ -8014,7 +8079,7 @@
       <w:pPr>
         <w:pStyle w:val="Ttulo2"/>
       </w:pPr>
-      <w:bookmarkStart w:id="26" w:name="_Toc231472153"/>
+      <w:bookmarkStart w:id="26" w:name="_Toc231484986"/>
       <w:r>
         <w:t>12</w:t>
       </w:r>
@@ -8147,7 +8212,7 @@
       <w:pPr>
         <w:pStyle w:val="Ttulo2"/>
       </w:pPr>
-      <w:bookmarkStart w:id="27" w:name="_Toc231472154"/>
+      <w:bookmarkStart w:id="27" w:name="_Toc231484987"/>
       <w:r>
         <w:t>12</w:t>
       </w:r>
@@ -8368,7 +8433,7 @@
       <w:pPr>
         <w:pStyle w:val="Ttulo2"/>
       </w:pPr>
-      <w:bookmarkStart w:id="28" w:name="_Toc231472155"/>
+      <w:bookmarkStart w:id="28" w:name="_Toc231484988"/>
       <w:r>
         <w:t>12</w:t>
       </w:r>
@@ -8755,7 +8820,7 @@
       <w:pPr>
         <w:pStyle w:val="Ttulo1"/>
       </w:pPr>
-      <w:bookmarkStart w:id="29" w:name="_Toc231472156"/>
+      <w:bookmarkStart w:id="29" w:name="_Toc231484989"/>
       <w:r>
         <w:t>13. Conectividad e Infraestructura de Comunicación</w:t>
       </w:r>
@@ -8782,7 +8847,7 @@
           <w:u w:val="single"/>
         </w:rPr>
       </w:pPr>
-      <w:bookmarkStart w:id="30" w:name="_Toc231472157"/>
+      <w:bookmarkStart w:id="30" w:name="_Toc231484990"/>
       <w:r>
         <w:rPr>
           <w:rStyle w:val="Ttulo2Car"/>
@@ -8859,7 +8924,7 @@
       <w:pPr>
         <w:pStyle w:val="Ttulo2"/>
       </w:pPr>
-      <w:bookmarkStart w:id="31" w:name="_Toc231472158"/>
+      <w:bookmarkStart w:id="31" w:name="_Toc231484991"/>
       <w:r>
         <w:t>13</w:t>
       </w:r>
@@ -8922,7 +8987,7 @@
       <w:pPr>
         <w:pStyle w:val="Ttulo2"/>
       </w:pPr>
-      <w:bookmarkStart w:id="32" w:name="_Toc231472159"/>
+      <w:bookmarkStart w:id="32" w:name="_Toc231484992"/>
       <w:r>
         <w:t>13</w:t>
       </w:r>
@@ -8974,7 +9039,7 @@
       <w:pPr>
         <w:pStyle w:val="Ttulo2"/>
       </w:pPr>
-      <w:bookmarkStart w:id="33" w:name="_Toc231472160"/>
+      <w:bookmarkStart w:id="33" w:name="_Toc231484993"/>
       <w:r>
         <w:t>13.4. Automatización de Infraestructura y Despliegue Continuo</w:t>
       </w:r>
@@ -9188,7 +9253,7 @@
       <w:pPr>
         <w:pStyle w:val="Ttulo3"/>
       </w:pPr>
-      <w:bookmarkStart w:id="34" w:name="_Toc231472161"/>
+      <w:bookmarkStart w:id="34" w:name="_Toc231484994"/>
       <w:r>
         <w:t xml:space="preserve">13.4.1 Crear </w:t>
       </w:r>
@@ -9324,7 +9389,7 @@
       <w:pPr>
         <w:pStyle w:val="Ttulo3"/>
       </w:pPr>
-      <w:bookmarkStart w:id="35" w:name="_Toc231472162"/>
+      <w:bookmarkStart w:id="35" w:name="_Toc231484995"/>
       <w:r>
         <w:t xml:space="preserve">13.4.2 </w:t>
       </w:r>
@@ -9673,7 +9738,7 @@
           <w:u w:val="single"/>
         </w:rPr>
       </w:pPr>
-      <w:bookmarkStart w:id="36" w:name="_Toc231472163"/>
+      <w:bookmarkStart w:id="36" w:name="_Toc231484996"/>
       <w:r>
         <w:t>13.4.3</w:t>
       </w:r>
@@ -10056,7 +10121,7 @@
       <w:pPr>
         <w:pStyle w:val="Ttulo2"/>
       </w:pPr>
-      <w:bookmarkStart w:id="37" w:name="_Toc231472164"/>
+      <w:bookmarkStart w:id="37" w:name="_Toc231484997"/>
       <w:r>
         <w:t>13.5. Tareas Programadas y Automatización de Permisos en el Servidor</w:t>
       </w:r>
@@ -10122,7 +10187,7 @@
       <w:pPr>
         <w:pStyle w:val="Ttulo3"/>
       </w:pPr>
-      <w:bookmarkStart w:id="38" w:name="_Toc231472165"/>
+      <w:bookmarkStart w:id="38" w:name="_Toc231484998"/>
       <w:r>
         <w:t>13.5.1. El problema de los permisos en un proyecto vivo</w:t>
       </w:r>
@@ -10230,7 +10295,7 @@
       <w:pPr>
         <w:pStyle w:val="Ttulo3"/>
       </w:pPr>
-      <w:bookmarkStart w:id="39" w:name="_Toc231472166"/>
+      <w:bookmarkStart w:id="39" w:name="_Toc231484999"/>
       <w:r>
         <w:t>13.5.2. La solución: Un revisor automático paso a paso</w:t>
       </w:r>
@@ -10757,7 +10822,7 @@
       <w:pPr>
         <w:pStyle w:val="Ttulo1"/>
       </w:pPr>
-      <w:bookmarkStart w:id="40" w:name="_Toc231472167"/>
+      <w:bookmarkStart w:id="40" w:name="_Toc231485000"/>
       <w:r>
         <w:t>14. Manual de incorporación de canciones al sistema de karaoke</w:t>
       </w:r>
@@ -10778,7 +10843,7 @@
       <w:pPr>
         <w:pStyle w:val="Ttulo2"/>
       </w:pPr>
-      <w:bookmarkStart w:id="41" w:name="_Toc231472168"/>
+      <w:bookmarkStart w:id="41" w:name="_Toc231485001"/>
       <w:r>
         <w:t>14.1. Obtención de la canción</w:t>
       </w:r>
@@ -10919,7 +10984,7 @@
       <w:pPr>
         <w:pStyle w:val="Ttulo2"/>
       </w:pPr>
-      <w:bookmarkStart w:id="42" w:name="_Toc231472169"/>
+      <w:bookmarkStart w:id="42" w:name="_Toc231485002"/>
       <w:r>
         <w:t xml:space="preserve">14.2. Procesamiento de audio con </w:t>
       </w:r>
@@ -11373,7 +11438,7 @@
       <w:pPr>
         <w:pStyle w:val="Ttulo2"/>
       </w:pPr>
-      <w:bookmarkStart w:id="43" w:name="_Toc231472170"/>
+      <w:bookmarkStart w:id="43" w:name="_Toc231485003"/>
       <w:r>
         <w:t>14.3. Generación y sincronización de la letra</w:t>
       </w:r>
@@ -12042,7 +12107,7 @@
       <w:pPr>
         <w:pStyle w:val="Ttulo2"/>
       </w:pPr>
-      <w:bookmarkStart w:id="44" w:name="_Toc231472171"/>
+      <w:bookmarkStart w:id="44" w:name="_Toc231485004"/>
       <w:r>
         <w:t>14.4. Alta de la canción en el sistema de administración</w:t>
       </w:r>
@@ -12652,7 +12717,7 @@
       <w:pPr>
         <w:pStyle w:val="Ttulo2"/>
       </w:pPr>
-      <w:bookmarkStart w:id="45" w:name="_Toc231472172"/>
+      <w:bookmarkStart w:id="45" w:name="_Toc231485005"/>
       <w:r>
         <w:lastRenderedPageBreak/>
         <w:t>14.5. Comprobación final</w:t>
@@ -12753,7 +12818,7 @@
       <w:pPr>
         <w:pStyle w:val="Ttulo1"/>
       </w:pPr>
-      <w:bookmarkStart w:id="46" w:name="_Toc231472173"/>
+      <w:bookmarkStart w:id="46" w:name="_Toc231485006"/>
       <w:r>
         <w:t xml:space="preserve">15. Alternativa de pago para generación automática de karaoke: </w:t>
       </w:r>
@@ -13309,9 +13374,11 @@
       <w:pPr>
         <w:pStyle w:val="Ttulo1"/>
       </w:pPr>
+      <w:bookmarkStart w:id="47" w:name="_Toc231485007"/>
       <w:r>
         <w:t>16. Problemas y retos surgidos durante el desarrollo</w:t>
       </w:r>
+      <w:bookmarkEnd w:id="47"/>
     </w:p>
     <w:p/>
     <w:p>
@@ -13466,11 +13533,11 @@
       <w:pPr>
         <w:pStyle w:val="Ttulo1"/>
       </w:pPr>
-      <w:bookmarkStart w:id="47" w:name="_Toc231472174"/>
+      <w:bookmarkStart w:id="48" w:name="_Toc231485008"/>
       <w:r>
         <w:t>16. Usuarios de prueba</w:t>
       </w:r>
-      <w:bookmarkEnd w:id="47"/>
+      <w:bookmarkEnd w:id="48"/>
     </w:p>
     <w:p/>
     <w:p>
@@ -13634,7 +13701,7 @@
       <w:pPr>
         <w:pStyle w:val="Ttulo1"/>
       </w:pPr>
-      <w:bookmarkStart w:id="48" w:name="_Toc231472175"/>
+      <w:bookmarkStart w:id="49" w:name="_Toc231485009"/>
       <w:r>
         <w:t>1</w:t>
       </w:r>
@@ -13647,7 +13714,7 @@
       <w:r>
         <w:t>Reflexión final</w:t>
       </w:r>
-      <w:bookmarkEnd w:id="48"/>
+      <w:bookmarkEnd w:id="49"/>
     </w:p>
     <w:p/>
     <w:p>
